--- a/c++ library.docx
+++ b/c++ library.docx
@@ -12,7 +12,7 @@
         <w:rPr>
           <w:lang w:val="en-US"/>
         </w:rPr>
-        <w:t>Input Output Stream:</w:t>
+        <w:t>Math:</w:t>
       </w:r>
     </w:p>
     <w:p>
@@ -20,7 +20,7 @@
         <w:pStyle w:val="ListParagraph"/>
         <w:numPr>
           <w:ilvl w:val="0"/>
-          <w:numId w:val="3"/>
+          <w:numId w:val="5"/>
         </w:numPr>
         <w:rPr>
           <w:lang w:val="en-US"/>
@@ -30,13 +30,7 @@
         <w:rPr>
           <w:lang w:val="en-US"/>
         </w:rPr>
-        <w:t xml:space="preserve">Cách </w:t>
-      </w:r>
-      <w:r>
-        <w:rPr>
-          <w:lang w:val="en-US"/>
-        </w:rPr>
-        <w:t>Import?</w:t>
+        <w:t>Cách Import?</w:t>
       </w:r>
     </w:p>
     <w:p>
@@ -57,7 +51,7 @@
         <w:rPr>
           <w:lang w:val="en-US"/>
         </w:rPr>
-        <w:t>#include &lt;iostream&gt;</w:t>
+        <w:t>#include &lt;cmath&gt;</w:t>
       </w:r>
     </w:p>
     <w:p>
@@ -65,7 +59,7 @@
         <w:pStyle w:val="ListParagraph"/>
         <w:numPr>
           <w:ilvl w:val="0"/>
-          <w:numId w:val="3"/>
+          <w:numId w:val="5"/>
         </w:numPr>
         <w:rPr>
           <w:lang w:val="en-US"/>
@@ -75,13 +69,7 @@
         <w:rPr>
           <w:lang w:val="en-US"/>
         </w:rPr>
-        <w:t xml:space="preserve">Cách </w:t>
-      </w:r>
-      <w:r>
-        <w:rPr>
-          <w:lang w:val="en-US"/>
-        </w:rPr>
-        <w:t>In Ra Màn Hình?</w:t>
+        <w:t>Tính Lũy thừa?</w:t>
       </w:r>
     </w:p>
     <w:p>
@@ -102,7 +90,7 @@
         <w:rPr>
           <w:lang w:val="en-US"/>
         </w:rPr>
-        <w:t>std::cout &lt;&lt; &lt;Dòng Chữ&gt;;</w:t>
+        <w:t>pow(&lt;Cơ Số&gt;, &lt;Số Mũ&gt;);</w:t>
       </w:r>
     </w:p>
     <w:p>
@@ -110,61 +98,7 @@
         <w:pStyle w:val="ListParagraph"/>
         <w:numPr>
           <w:ilvl w:val="0"/>
-          <w:numId w:val="4"/>
-        </w:numPr>
-        <w:rPr>
-          <w:lang w:val="en-US"/>
-        </w:rPr>
-      </w:pPr>
-      <w:r>
-        <w:rPr>
-          <w:lang w:val="en-US"/>
-        </w:rPr>
-        <w:t>Câu lệnh này hoạt động đéo khác gì Print trong Python</w:t>
-      </w:r>
-      <w:r>
-        <w:rPr>
-          <w:lang w:val="en-US"/>
-        </w:rPr>
-        <w:t xml:space="preserve"> nhưng không xuống dòng</w:t>
-      </w:r>
-    </w:p>
-    <w:p>
-      <w:pPr>
-        <w:pStyle w:val="ListParagraph"/>
-        <w:numPr>
-          <w:ilvl w:val="0"/>
-          <w:numId w:val="4"/>
-        </w:numPr>
-        <w:rPr>
-          <w:lang w:val="en-US"/>
-        </w:rPr>
-      </w:pPr>
-      <w:r>
-        <w:rPr>
-          <w:lang w:val="en-US"/>
-        </w:rPr>
-        <w:t>Lưu ý “&lt;&lt;” là toán tử dịch Bit</w:t>
-      </w:r>
-      <w:r>
-        <w:rPr>
-          <w:lang w:val="en-US"/>
-        </w:rPr>
-        <w:t xml:space="preserve"> sang trái</w:t>
-      </w:r>
-      <w:r>
-        <w:rPr>
-          <w:lang w:val="en-US"/>
-        </w:rPr>
-        <w:t xml:space="preserve"> nhưng đã bị viết đè lên</w:t>
-      </w:r>
-    </w:p>
-    <w:p>
-      <w:pPr>
-        <w:pStyle w:val="ListParagraph"/>
-        <w:numPr>
-          <w:ilvl w:val="0"/>
-          <w:numId w:val="4"/>
+          <w:numId w:val="7"/>
         </w:numPr>
         <w:rPr>
           <w:lang w:val="en-US"/>
@@ -195,19 +129,7 @@
         <w:rPr>
           <w:lang w:val="en-US"/>
         </w:rPr>
-        <w:t xml:space="preserve">std::cout &lt;&lt; </w:t>
-      </w:r>
-      <w:r>
-        <w:rPr>
-          <w:lang w:val="en-US"/>
-        </w:rPr>
-        <w:t>"Hello"</w:t>
-      </w:r>
-      <w:r>
-        <w:rPr>
-          <w:lang w:val="en-US"/>
-        </w:rPr>
-        <w:t>;</w:t>
+        <w:t>foo = pow(2.5, 3.5);</w:t>
       </w:r>
     </w:p>
     <w:p>
@@ -215,7 +137,7 @@
         <w:pStyle w:val="ListParagraph"/>
         <w:numPr>
           <w:ilvl w:val="0"/>
-          <w:numId w:val="4"/>
+          <w:numId w:val="7"/>
         </w:numPr>
         <w:rPr>
           <w:lang w:val="en-US"/>
@@ -225,7 +147,109 @@
         <w:rPr>
           <w:lang w:val="en-US"/>
         </w:rPr>
-        <w:t>Để khi in xong thì xuống dòng</w:t>
+        <w:t>Ta có</w:t>
+      </w:r>
+    </w:p>
+    <w:tbl>
+      <w:tblPr>
+        <w:tblStyle w:val="TableGrid"/>
+        <w:tblW w:w="0" w:type="auto"/>
+        <w:tblInd w:w="1080" w:type="dxa"/>
+        <w:tblLook w:val="04A0" w:firstRow="1" w:lastRow="0" w:firstColumn="1" w:lastColumn="0" w:noHBand="0" w:noVBand="1"/>
+      </w:tblPr>
+      <w:tblGrid>
+        <w:gridCol w:w="4047"/>
+        <w:gridCol w:w="4115"/>
+      </w:tblGrid>
+      <w:tr>
+        <w:tc>
+          <w:tcPr>
+            <w:tcW w:w="4621" w:type="dxa"/>
+          </w:tcPr>
+          <w:p>
+            <w:pPr>
+              <w:pStyle w:val="ListParagraph"/>
+              <w:ind w:left="0"/>
+              <w:jc w:val="center"/>
+              <w:rPr>
+                <w:lang w:val="en-US"/>
+              </w:rPr>
+            </w:pPr>
+            <w:r>
+              <w:rPr>
+                <w:lang w:val="en-US"/>
+              </w:rPr>
+              <w:t>foo</w:t>
+            </w:r>
+          </w:p>
+        </w:tc>
+        <w:tc>
+          <w:tcPr>
+            <w:tcW w:w="4621" w:type="dxa"/>
+          </w:tcPr>
+          <w:p>
+            <w:pPr>
+              <w:pStyle w:val="ListParagraph"/>
+              <w:ind w:left="0"/>
+              <w:jc w:val="center"/>
+              <w:rPr>
+                <w:lang w:val="en-US"/>
+              </w:rPr>
+            </w:pPr>
+            <w:r>
+              <w:rPr>
+                <w:lang w:val="en-US"/>
+              </w:rPr>
+              <w:t>24.7053</w:t>
+            </w:r>
+          </w:p>
+        </w:tc>
+      </w:tr>
+    </w:tbl>
+    <w:p>
+      <w:pPr>
+        <w:rPr>
+          <w:lang w:val="en-US"/>
+        </w:rPr>
+      </w:pPr>
+      <w:bookmarkStart w:id="0" w:name="_GoBack"/>
+      <w:bookmarkEnd w:id="0"/>
+    </w:p>
+    <w:p>
+      <w:pPr>
+        <w:rPr>
+          <w:lang w:val="en-US"/>
+        </w:rPr>
+      </w:pPr>
+      <w:r>
+        <w:rPr>
+          <w:lang w:val="en-US"/>
+        </w:rPr>
+        <w:t>Input Output Stream:</w:t>
+      </w:r>
+    </w:p>
+    <w:p>
+      <w:pPr>
+        <w:pStyle w:val="ListParagraph"/>
+        <w:numPr>
+          <w:ilvl w:val="0"/>
+          <w:numId w:val="3"/>
+        </w:numPr>
+        <w:rPr>
+          <w:lang w:val="en-US"/>
+        </w:rPr>
+      </w:pPr>
+      <w:r>
+        <w:rPr>
+          <w:lang w:val="en-US"/>
+        </w:rPr>
+        <w:t xml:space="preserve">Cách </w:t>
+      </w:r>
+      <w:r>
+        <w:rPr>
+          <w:lang w:val="en-US"/>
+        </w:rPr>
+        <w:t>Import?</w:t>
       </w:r>
     </w:p>
     <w:p>
@@ -246,7 +270,7 @@
         <w:rPr>
           <w:lang w:val="en-US"/>
         </w:rPr>
-        <w:t>std::cout &lt;&lt; &lt;Dòng Chữ&gt; &lt;&lt; std::endl;</w:t>
+        <w:t>#include &lt;iostream&gt;</w:t>
       </w:r>
     </w:p>
     <w:p>
@@ -264,7 +288,13 @@
         <w:rPr>
           <w:lang w:val="en-US"/>
         </w:rPr>
-        <w:t>Cách Tạo User Input?</w:t>
+        <w:t xml:space="preserve">Cách </w:t>
+      </w:r>
+      <w:r>
+        <w:rPr>
+          <w:lang w:val="en-US"/>
+        </w:rPr>
+        <w:t>In Ra Màn Hình?</w:t>
       </w:r>
     </w:p>
     <w:p>
@@ -285,7 +315,7 @@
         <w:rPr>
           <w:lang w:val="en-US"/>
         </w:rPr>
-        <w:t>std::cin &gt;&gt; &lt;Biến&gt;;</w:t>
+        <w:t>std::cout &lt;&lt; &lt;Dòng Chữ&gt;;</w:t>
       </w:r>
     </w:p>
     <w:p>
@@ -303,7 +333,13 @@
         <w:rPr>
           <w:lang w:val="en-US"/>
         </w:rPr>
-        <w:t>Chương trình sẽ tạm dừng cho đến khi người dùng nhập &lt;Input&gt; và nhấn “Enter”, khi đó giá trị &lt;Input&gt; sẽ được lưu vào &lt;Biến&gt;</w:t>
+        <w:t>Câu lệnh này hoạt động đéo khác gì Print trong Python</w:t>
+      </w:r>
+      <w:r>
+        <w:rPr>
+          <w:lang w:val="en-US"/>
+        </w:rPr>
+        <w:t xml:space="preserve"> nhưng không xuống dòng</w:t>
       </w:r>
     </w:p>
     <w:p>
@@ -321,25 +357,13 @@
         <w:rPr>
           <w:lang w:val="en-US"/>
         </w:rPr>
-        <w:t>Lưu ý “</w:t>
-      </w:r>
-      <w:r>
-        <w:rPr>
-          <w:lang w:val="en-US"/>
-        </w:rPr>
-        <w:t>&gt;&gt;</w:t>
-      </w:r>
-      <w:r>
-        <w:rPr>
-          <w:lang w:val="en-US"/>
-        </w:rPr>
-        <w:t>” là toán tử dịch Bit</w:t>
-      </w:r>
-      <w:r>
-        <w:rPr>
-          <w:lang w:val="en-US"/>
-        </w:rPr>
-        <w:t xml:space="preserve"> sang phải</w:t>
+        <w:t>Lưu ý “&lt;&lt;” là toán tử dịch Bit</w:t>
+      </w:r>
+      <w:r>
+        <w:rPr>
+          <w:lang w:val="en-US"/>
+        </w:rPr>
+        <w:t xml:space="preserve"> sang trái</w:t>
       </w:r>
       <w:r>
         <w:rPr>
@@ -365,8 +389,171 @@
         </w:rPr>
         <w:t>Ví dụ</w:t>
       </w:r>
-      <w:bookmarkStart w:id="0" w:name="_GoBack"/>
-      <w:bookmarkEnd w:id="0"/>
+    </w:p>
+    <w:p>
+      <w:pPr>
+        <w:pStyle w:val="ListParagraph"/>
+        <w:pBdr>
+          <w:top w:val="single" w:sz="4" w:space="1" w:color="auto"/>
+          <w:left w:val="single" w:sz="4" w:space="4" w:color="auto"/>
+          <w:bottom w:val="single" w:sz="4" w:space="1" w:color="auto"/>
+          <w:right w:val="single" w:sz="4" w:space="4" w:color="auto"/>
+        </w:pBdr>
+        <w:ind w:left="1080"/>
+        <w:rPr>
+          <w:lang w:val="en-US"/>
+        </w:rPr>
+      </w:pPr>
+      <w:r>
+        <w:rPr>
+          <w:lang w:val="en-US"/>
+        </w:rPr>
+        <w:t xml:space="preserve">std::cout &lt;&lt; </w:t>
+      </w:r>
+      <w:r>
+        <w:rPr>
+          <w:lang w:val="en-US"/>
+        </w:rPr>
+        <w:t>"Hello"</w:t>
+      </w:r>
+      <w:r>
+        <w:rPr>
+          <w:lang w:val="en-US"/>
+        </w:rPr>
+        <w:t>;</w:t>
+      </w:r>
+    </w:p>
+    <w:p>
+      <w:pPr>
+        <w:pStyle w:val="ListParagraph"/>
+        <w:numPr>
+          <w:ilvl w:val="0"/>
+          <w:numId w:val="4"/>
+        </w:numPr>
+        <w:rPr>
+          <w:lang w:val="en-US"/>
+        </w:rPr>
+      </w:pPr>
+      <w:r>
+        <w:rPr>
+          <w:lang w:val="en-US"/>
+        </w:rPr>
+        <w:t>Để khi in xong thì xuống dòng</w:t>
+      </w:r>
+    </w:p>
+    <w:p>
+      <w:pPr>
+        <w:pStyle w:val="ListParagraph"/>
+        <w:pBdr>
+          <w:top w:val="single" w:sz="4" w:space="1" w:color="auto"/>
+          <w:left w:val="single" w:sz="4" w:space="4" w:color="auto"/>
+          <w:bottom w:val="single" w:sz="4" w:space="1" w:color="auto"/>
+          <w:right w:val="single" w:sz="4" w:space="4" w:color="auto"/>
+        </w:pBdr>
+        <w:ind w:left="1080"/>
+        <w:rPr>
+          <w:lang w:val="en-US"/>
+        </w:rPr>
+      </w:pPr>
+      <w:r>
+        <w:rPr>
+          <w:lang w:val="en-US"/>
+        </w:rPr>
+        <w:t>std::cout &lt;&lt; &lt;Dòng Chữ&gt; &lt;&lt; std::endl;</w:t>
+      </w:r>
+    </w:p>
+    <w:p>
+      <w:pPr>
+        <w:pStyle w:val="ListParagraph"/>
+        <w:numPr>
+          <w:ilvl w:val="0"/>
+          <w:numId w:val="3"/>
+        </w:numPr>
+        <w:rPr>
+          <w:lang w:val="en-US"/>
+        </w:rPr>
+      </w:pPr>
+      <w:r>
+        <w:rPr>
+          <w:lang w:val="en-US"/>
+        </w:rPr>
+        <w:t>Cách Tạo User Input?</w:t>
+      </w:r>
+    </w:p>
+    <w:p>
+      <w:pPr>
+        <w:pStyle w:val="ListParagraph"/>
+        <w:pBdr>
+          <w:top w:val="single" w:sz="4" w:space="1" w:color="auto"/>
+          <w:left w:val="single" w:sz="4" w:space="4" w:color="auto"/>
+          <w:bottom w:val="single" w:sz="4" w:space="1" w:color="auto"/>
+          <w:right w:val="single" w:sz="4" w:space="4" w:color="auto"/>
+        </w:pBdr>
+        <w:ind w:left="1080"/>
+        <w:rPr>
+          <w:lang w:val="en-US"/>
+        </w:rPr>
+      </w:pPr>
+      <w:r>
+        <w:rPr>
+          <w:lang w:val="en-US"/>
+        </w:rPr>
+        <w:t>std::cin &gt;&gt; &lt;Biến&gt;;</w:t>
+      </w:r>
+    </w:p>
+    <w:p>
+      <w:pPr>
+        <w:pStyle w:val="ListParagraph"/>
+        <w:numPr>
+          <w:ilvl w:val="0"/>
+          <w:numId w:val="4"/>
+        </w:numPr>
+        <w:rPr>
+          <w:lang w:val="en-US"/>
+        </w:rPr>
+      </w:pPr>
+      <w:r>
+        <w:rPr>
+          <w:lang w:val="en-US"/>
+        </w:rPr>
+        <w:t>Chương trình sẽ tạm dừng cho đến khi người dùng nhập &lt;Input&gt; và nhấn “Enter”, khi đó giá trị &lt;Input&gt; sẽ được lưu vào &lt;Biến&gt;</w:t>
+      </w:r>
+    </w:p>
+    <w:p>
+      <w:pPr>
+        <w:pStyle w:val="ListParagraph"/>
+        <w:numPr>
+          <w:ilvl w:val="0"/>
+          <w:numId w:val="4"/>
+        </w:numPr>
+        <w:rPr>
+          <w:lang w:val="en-US"/>
+        </w:rPr>
+      </w:pPr>
+      <w:r>
+        <w:rPr>
+          <w:lang w:val="en-US"/>
+        </w:rPr>
+        <w:t>Lưu ý “&gt;&gt;” là toán tử dịch Bit sang phải nhưng đã bị viết đè lên</w:t>
+      </w:r>
+    </w:p>
+    <w:p>
+      <w:pPr>
+        <w:pStyle w:val="ListParagraph"/>
+        <w:numPr>
+          <w:ilvl w:val="0"/>
+          <w:numId w:val="4"/>
+        </w:numPr>
+        <w:rPr>
+          <w:lang w:val="en-US"/>
+        </w:rPr>
+      </w:pPr>
+      <w:r>
+        <w:rPr>
+          <w:lang w:val="en-US"/>
+        </w:rPr>
+        <w:t>Ví dụ</w:t>
+      </w:r>
     </w:p>
     <w:p>
       <w:pPr>
@@ -579,13 +766,7 @@
         <w:rPr>
           <w:lang w:val="en-US"/>
         </w:rPr>
-        <w:t>"pause</w:t>
-      </w:r>
-      <w:r>
-        <w:rPr>
-          <w:lang w:val="en-US"/>
-        </w:rPr>
-        <w:t>"</w:t>
+        <w:t>"pause"</w:t>
       </w:r>
       <w:r>
         <w:rPr>
@@ -607,6 +788,119 @@
 <file path=word/numbering.xml><?xml version="1.0" encoding="utf-8"?>
 <w:numbering xmlns:wpc="http://schemas.microsoft.com/office/word/2010/wordprocessingCanvas" xmlns:mc="http://schemas.openxmlformats.org/markup-compatibility/2006" xmlns:o="urn:schemas-microsoft-com:office:office" xmlns:r="http://schemas.openxmlformats.org/officeDocument/2006/relationships" xmlns:m="http://schemas.openxmlformats.org/officeDocument/2006/math" xmlns:v="urn:schemas-microsoft-com:vml" xmlns:wp14="http://schemas.microsoft.com/office/word/2010/wordprocessingDrawing" xmlns:wp="http://schemas.openxmlformats.org/drawingml/2006/wordprocessingDrawing" xmlns:w10="urn:schemas-microsoft-com:office:word" xmlns:w="http://schemas.openxmlformats.org/wordprocessingml/2006/main" xmlns:w14="http://schemas.microsoft.com/office/word/2010/wordml" xmlns:wpg="http://schemas.microsoft.com/office/word/2010/wordprocessingGroup" xmlns:wpi="http://schemas.microsoft.com/office/word/2010/wordprocessingInk" xmlns:wne="http://schemas.microsoft.com/office/word/2006/wordml" xmlns:wps="http://schemas.microsoft.com/office/word/2010/wordprocessingShape" mc:Ignorable="w14 wp14">
   <w:abstractNum w:abstractNumId="0">
+    <w:nsid w:val="1FDE43B4"/>
+    <w:multiLevelType w:val="hybridMultilevel"/>
+    <w:tmpl w:val="2A021468"/>
+    <w:lvl w:ilvl="0" w:tplc="BE763922">
+      <w:start w:val="1"/>
+      <w:numFmt w:val="bullet"/>
+      <w:lvlText w:val=""/>
+      <w:lvlJc w:val="left"/>
+      <w:pPr>
+        <w:ind w:left="1080" w:hanging="360"/>
+      </w:pPr>
+      <w:rPr>
+        <w:rFonts w:ascii="Wingdings" w:eastAsiaTheme="minorHAnsi" w:hAnsi="Wingdings" w:cstheme="minorBidi" w:hint="default"/>
+      </w:rPr>
+    </w:lvl>
+    <w:lvl w:ilvl="1" w:tplc="042A0003" w:tentative="1">
+      <w:start w:val="1"/>
+      <w:numFmt w:val="bullet"/>
+      <w:lvlText w:val="o"/>
+      <w:lvlJc w:val="left"/>
+      <w:pPr>
+        <w:ind w:left="1800" w:hanging="360"/>
+      </w:pPr>
+      <w:rPr>
+        <w:rFonts w:ascii="Courier New" w:hAnsi="Courier New" w:cs="Courier New" w:hint="default"/>
+      </w:rPr>
+    </w:lvl>
+    <w:lvl w:ilvl="2" w:tplc="042A0005" w:tentative="1">
+      <w:start w:val="1"/>
+      <w:numFmt w:val="bullet"/>
+      <w:lvlText w:val=""/>
+      <w:lvlJc w:val="left"/>
+      <w:pPr>
+        <w:ind w:left="2520" w:hanging="360"/>
+      </w:pPr>
+      <w:rPr>
+        <w:rFonts w:ascii="Wingdings" w:hAnsi="Wingdings" w:hint="default"/>
+      </w:rPr>
+    </w:lvl>
+    <w:lvl w:ilvl="3" w:tplc="042A0001" w:tentative="1">
+      <w:start w:val="1"/>
+      <w:numFmt w:val="bullet"/>
+      <w:lvlText w:val=""/>
+      <w:lvlJc w:val="left"/>
+      <w:pPr>
+        <w:ind w:left="3240" w:hanging="360"/>
+      </w:pPr>
+      <w:rPr>
+        <w:rFonts w:ascii="Symbol" w:hAnsi="Symbol" w:hint="default"/>
+      </w:rPr>
+    </w:lvl>
+    <w:lvl w:ilvl="4" w:tplc="042A0003" w:tentative="1">
+      <w:start w:val="1"/>
+      <w:numFmt w:val="bullet"/>
+      <w:lvlText w:val="o"/>
+      <w:lvlJc w:val="left"/>
+      <w:pPr>
+        <w:ind w:left="3960" w:hanging="360"/>
+      </w:pPr>
+      <w:rPr>
+        <w:rFonts w:ascii="Courier New" w:hAnsi="Courier New" w:cs="Courier New" w:hint="default"/>
+      </w:rPr>
+    </w:lvl>
+    <w:lvl w:ilvl="5" w:tplc="042A0005" w:tentative="1">
+      <w:start w:val="1"/>
+      <w:numFmt w:val="bullet"/>
+      <w:lvlText w:val=""/>
+      <w:lvlJc w:val="left"/>
+      <w:pPr>
+        <w:ind w:left="4680" w:hanging="360"/>
+      </w:pPr>
+      <w:rPr>
+        <w:rFonts w:ascii="Wingdings" w:hAnsi="Wingdings" w:hint="default"/>
+      </w:rPr>
+    </w:lvl>
+    <w:lvl w:ilvl="6" w:tplc="042A0001" w:tentative="1">
+      <w:start w:val="1"/>
+      <w:numFmt w:val="bullet"/>
+      <w:lvlText w:val=""/>
+      <w:lvlJc w:val="left"/>
+      <w:pPr>
+        <w:ind w:left="5400" w:hanging="360"/>
+      </w:pPr>
+      <w:rPr>
+        <w:rFonts w:ascii="Symbol" w:hAnsi="Symbol" w:hint="default"/>
+      </w:rPr>
+    </w:lvl>
+    <w:lvl w:ilvl="7" w:tplc="042A0003" w:tentative="1">
+      <w:start w:val="1"/>
+      <w:numFmt w:val="bullet"/>
+      <w:lvlText w:val="o"/>
+      <w:lvlJc w:val="left"/>
+      <w:pPr>
+        <w:ind w:left="6120" w:hanging="360"/>
+      </w:pPr>
+      <w:rPr>
+        <w:rFonts w:ascii="Courier New" w:hAnsi="Courier New" w:cs="Courier New" w:hint="default"/>
+      </w:rPr>
+    </w:lvl>
+    <w:lvl w:ilvl="8" w:tplc="042A0005" w:tentative="1">
+      <w:start w:val="1"/>
+      <w:numFmt w:val="bullet"/>
+      <w:lvlText w:val=""/>
+      <w:lvlJc w:val="left"/>
+      <w:pPr>
+        <w:ind w:left="6840" w:hanging="360"/>
+      </w:pPr>
+      <w:rPr>
+        <w:rFonts w:ascii="Wingdings" w:hAnsi="Wingdings" w:hint="default"/>
+      </w:rPr>
+    </w:lvl>
+  </w:abstractNum>
+  <w:abstractNum w:abstractNumId="1">
     <w:nsid w:val="2C7A06C4"/>
     <w:multiLevelType w:val="hybridMultilevel"/>
     <w:tmpl w:val="3152920E"/>
@@ -719,7 +1013,7 @@
       </w:rPr>
     </w:lvl>
   </w:abstractNum>
-  <w:abstractNum w:abstractNumId="1">
+  <w:abstractNum w:abstractNumId="2">
     <w:nsid w:val="39D00E08"/>
     <w:multiLevelType w:val="hybridMultilevel"/>
     <w:tmpl w:val="9E304298"/>
@@ -808,7 +1102,96 @@
       </w:pPr>
     </w:lvl>
   </w:abstractNum>
-  <w:abstractNum w:abstractNumId="2">
+  <w:abstractNum w:abstractNumId="3">
+    <w:nsid w:val="5C027852"/>
+    <w:multiLevelType w:val="hybridMultilevel"/>
+    <w:tmpl w:val="6F86C1A8"/>
+    <w:lvl w:ilvl="0" w:tplc="C4C67F7E">
+      <w:start w:val="1"/>
+      <w:numFmt w:val="decimal"/>
+      <w:lvlText w:val="%1."/>
+      <w:lvlJc w:val="left"/>
+      <w:pPr>
+        <w:ind w:left="1080" w:hanging="360"/>
+      </w:pPr>
+      <w:rPr>
+        <w:rFonts w:hint="default"/>
+      </w:rPr>
+    </w:lvl>
+    <w:lvl w:ilvl="1" w:tplc="042A0019" w:tentative="1">
+      <w:start w:val="1"/>
+      <w:numFmt w:val="lowerLetter"/>
+      <w:lvlText w:val="%2."/>
+      <w:lvlJc w:val="left"/>
+      <w:pPr>
+        <w:ind w:left="1800" w:hanging="360"/>
+      </w:pPr>
+    </w:lvl>
+    <w:lvl w:ilvl="2" w:tplc="042A001B" w:tentative="1">
+      <w:start w:val="1"/>
+      <w:numFmt w:val="lowerRoman"/>
+      <w:lvlText w:val="%3."/>
+      <w:lvlJc w:val="right"/>
+      <w:pPr>
+        <w:ind w:left="2520" w:hanging="180"/>
+      </w:pPr>
+    </w:lvl>
+    <w:lvl w:ilvl="3" w:tplc="042A000F" w:tentative="1">
+      <w:start w:val="1"/>
+      <w:numFmt w:val="decimal"/>
+      <w:lvlText w:val="%4."/>
+      <w:lvlJc w:val="left"/>
+      <w:pPr>
+        <w:ind w:left="3240" w:hanging="360"/>
+      </w:pPr>
+    </w:lvl>
+    <w:lvl w:ilvl="4" w:tplc="042A0019" w:tentative="1">
+      <w:start w:val="1"/>
+      <w:numFmt w:val="lowerLetter"/>
+      <w:lvlText w:val="%5."/>
+      <w:lvlJc w:val="left"/>
+      <w:pPr>
+        <w:ind w:left="3960" w:hanging="360"/>
+      </w:pPr>
+    </w:lvl>
+    <w:lvl w:ilvl="5" w:tplc="042A001B" w:tentative="1">
+      <w:start w:val="1"/>
+      <w:numFmt w:val="lowerRoman"/>
+      <w:lvlText w:val="%6."/>
+      <w:lvlJc w:val="right"/>
+      <w:pPr>
+        <w:ind w:left="4680" w:hanging="180"/>
+      </w:pPr>
+    </w:lvl>
+    <w:lvl w:ilvl="6" w:tplc="042A000F" w:tentative="1">
+      <w:start w:val="1"/>
+      <w:numFmt w:val="decimal"/>
+      <w:lvlText w:val="%7."/>
+      <w:lvlJc w:val="left"/>
+      <w:pPr>
+        <w:ind w:left="5400" w:hanging="360"/>
+      </w:pPr>
+    </w:lvl>
+    <w:lvl w:ilvl="7" w:tplc="042A0019" w:tentative="1">
+      <w:start w:val="1"/>
+      <w:numFmt w:val="lowerLetter"/>
+      <w:lvlText w:val="%8."/>
+      <w:lvlJc w:val="left"/>
+      <w:pPr>
+        <w:ind w:left="6120" w:hanging="360"/>
+      </w:pPr>
+    </w:lvl>
+    <w:lvl w:ilvl="8" w:tplc="042A001B" w:tentative="1">
+      <w:start w:val="1"/>
+      <w:numFmt w:val="lowerRoman"/>
+      <w:lvlText w:val="%9."/>
+      <w:lvlJc w:val="right"/>
+      <w:pPr>
+        <w:ind w:left="6840" w:hanging="180"/>
+      </w:pPr>
+    </w:lvl>
+  </w:abstractNum>
+  <w:abstractNum w:abstractNumId="4">
     <w:nsid w:val="5EA818A3"/>
     <w:multiLevelType w:val="hybridMultilevel"/>
     <w:tmpl w:val="3E9671B8"/>
@@ -897,7 +1280,7 @@
       </w:pPr>
     </w:lvl>
   </w:abstractNum>
-  <w:abstractNum w:abstractNumId="3">
+  <w:abstractNum w:abstractNumId="5">
     <w:nsid w:val="7A8045EA"/>
     <w:multiLevelType w:val="hybridMultilevel"/>
     <w:tmpl w:val="5E428394"/>
@@ -1010,17 +1393,139 @@
       </w:rPr>
     </w:lvl>
   </w:abstractNum>
+  <w:abstractNum w:abstractNumId="6">
+    <w:nsid w:val="7F0A7CB8"/>
+    <w:multiLevelType w:val="hybridMultilevel"/>
+    <w:tmpl w:val="89BA0D6E"/>
+    <w:lvl w:ilvl="0" w:tplc="8792625A">
+      <w:start w:val="2"/>
+      <w:numFmt w:val="bullet"/>
+      <w:lvlText w:val=""/>
+      <w:lvlJc w:val="left"/>
+      <w:pPr>
+        <w:ind w:left="1080" w:hanging="360"/>
+      </w:pPr>
+      <w:rPr>
+        <w:rFonts w:ascii="Wingdings" w:eastAsiaTheme="minorHAnsi" w:hAnsi="Wingdings" w:cstheme="minorBidi" w:hint="default"/>
+      </w:rPr>
+    </w:lvl>
+    <w:lvl w:ilvl="1" w:tplc="042A0003" w:tentative="1">
+      <w:start w:val="1"/>
+      <w:numFmt w:val="bullet"/>
+      <w:lvlText w:val="o"/>
+      <w:lvlJc w:val="left"/>
+      <w:pPr>
+        <w:ind w:left="1800" w:hanging="360"/>
+      </w:pPr>
+      <w:rPr>
+        <w:rFonts w:ascii="Courier New" w:hAnsi="Courier New" w:cs="Courier New" w:hint="default"/>
+      </w:rPr>
+    </w:lvl>
+    <w:lvl w:ilvl="2" w:tplc="042A0005" w:tentative="1">
+      <w:start w:val="1"/>
+      <w:numFmt w:val="bullet"/>
+      <w:lvlText w:val=""/>
+      <w:lvlJc w:val="left"/>
+      <w:pPr>
+        <w:ind w:left="2520" w:hanging="360"/>
+      </w:pPr>
+      <w:rPr>
+        <w:rFonts w:ascii="Wingdings" w:hAnsi="Wingdings" w:hint="default"/>
+      </w:rPr>
+    </w:lvl>
+    <w:lvl w:ilvl="3" w:tplc="042A0001" w:tentative="1">
+      <w:start w:val="1"/>
+      <w:numFmt w:val="bullet"/>
+      <w:lvlText w:val=""/>
+      <w:lvlJc w:val="left"/>
+      <w:pPr>
+        <w:ind w:left="3240" w:hanging="360"/>
+      </w:pPr>
+      <w:rPr>
+        <w:rFonts w:ascii="Symbol" w:hAnsi="Symbol" w:hint="default"/>
+      </w:rPr>
+    </w:lvl>
+    <w:lvl w:ilvl="4" w:tplc="042A0003" w:tentative="1">
+      <w:start w:val="1"/>
+      <w:numFmt w:val="bullet"/>
+      <w:lvlText w:val="o"/>
+      <w:lvlJc w:val="left"/>
+      <w:pPr>
+        <w:ind w:left="3960" w:hanging="360"/>
+      </w:pPr>
+      <w:rPr>
+        <w:rFonts w:ascii="Courier New" w:hAnsi="Courier New" w:cs="Courier New" w:hint="default"/>
+      </w:rPr>
+    </w:lvl>
+    <w:lvl w:ilvl="5" w:tplc="042A0005" w:tentative="1">
+      <w:start w:val="1"/>
+      <w:numFmt w:val="bullet"/>
+      <w:lvlText w:val=""/>
+      <w:lvlJc w:val="left"/>
+      <w:pPr>
+        <w:ind w:left="4680" w:hanging="360"/>
+      </w:pPr>
+      <w:rPr>
+        <w:rFonts w:ascii="Wingdings" w:hAnsi="Wingdings" w:hint="default"/>
+      </w:rPr>
+    </w:lvl>
+    <w:lvl w:ilvl="6" w:tplc="042A0001" w:tentative="1">
+      <w:start w:val="1"/>
+      <w:numFmt w:val="bullet"/>
+      <w:lvlText w:val=""/>
+      <w:lvlJc w:val="left"/>
+      <w:pPr>
+        <w:ind w:left="5400" w:hanging="360"/>
+      </w:pPr>
+      <w:rPr>
+        <w:rFonts w:ascii="Symbol" w:hAnsi="Symbol" w:hint="default"/>
+      </w:rPr>
+    </w:lvl>
+    <w:lvl w:ilvl="7" w:tplc="042A0003" w:tentative="1">
+      <w:start w:val="1"/>
+      <w:numFmt w:val="bullet"/>
+      <w:lvlText w:val="o"/>
+      <w:lvlJc w:val="left"/>
+      <w:pPr>
+        <w:ind w:left="6120" w:hanging="360"/>
+      </w:pPr>
+      <w:rPr>
+        <w:rFonts w:ascii="Courier New" w:hAnsi="Courier New" w:cs="Courier New" w:hint="default"/>
+      </w:rPr>
+    </w:lvl>
+    <w:lvl w:ilvl="8" w:tplc="042A0005" w:tentative="1">
+      <w:start w:val="1"/>
+      <w:numFmt w:val="bullet"/>
+      <w:lvlText w:val=""/>
+      <w:lvlJc w:val="left"/>
+      <w:pPr>
+        <w:ind w:left="6840" w:hanging="360"/>
+      </w:pPr>
+      <w:rPr>
+        <w:rFonts w:ascii="Wingdings" w:hAnsi="Wingdings" w:hint="default"/>
+      </w:rPr>
+    </w:lvl>
+  </w:abstractNum>
   <w:num w:numId="1">
+    <w:abstractNumId w:val="4"/>
+  </w:num>
+  <w:num w:numId="2">
+    <w:abstractNumId w:val="5"/>
+  </w:num>
+  <w:num w:numId="3">
     <w:abstractNumId w:val="2"/>
   </w:num>
-  <w:num w:numId="2">
+  <w:num w:numId="4">
+    <w:abstractNumId w:val="1"/>
+  </w:num>
+  <w:num w:numId="5">
     <w:abstractNumId w:val="3"/>
   </w:num>
-  <w:num w:numId="3">
-    <w:abstractNumId w:val="1"/>
+  <w:num w:numId="6">
+    <w:abstractNumId w:val="0"/>
   </w:num>
-  <w:num w:numId="4">
-    <w:abstractNumId w:val="0"/>
+  <w:num w:numId="7">
+    <w:abstractNumId w:val="6"/>
   </w:num>
 </w:numbering>
 </file>

--- a/c++ library.docx
+++ b/c++ library.docx
@@ -1,6 +1,6 @@
 
 <file path=word/document.xml><?xml version="1.0" encoding="utf-8"?>
-<w:document xmlns:wpc="http://schemas.microsoft.com/office/word/2010/wordprocessingCanvas" xmlns:mc="http://schemas.openxmlformats.org/markup-compatibility/2006" xmlns:o="urn:schemas-microsoft-com:office:office" xmlns:r="http://schemas.openxmlformats.org/officeDocument/2006/relationships" xmlns:m="http://schemas.openxmlformats.org/officeDocument/2006/math" xmlns:v="urn:schemas-microsoft-com:vml" xmlns:wp14="http://schemas.microsoft.com/office/word/2010/wordprocessingDrawing" xmlns:wp="http://schemas.openxmlformats.org/drawingml/2006/wordprocessingDrawing" xmlns:w10="urn:schemas-microsoft-com:office:word" xmlns:w="http://schemas.openxmlformats.org/wordprocessingml/2006/main" xmlns:w14="http://schemas.microsoft.com/office/word/2010/wordml" xmlns:wpg="http://schemas.microsoft.com/office/word/2010/wordprocessingGroup" xmlns:wpi="http://schemas.microsoft.com/office/word/2010/wordprocessingInk" xmlns:wne="http://schemas.microsoft.com/office/word/2006/wordml" xmlns:wps="http://schemas.microsoft.com/office/word/2010/wordprocessingShape" mc:Ignorable="w14 wp14">
+<w:document xmlns:wpc="http://schemas.microsoft.com/office/word/2010/wordprocessingCanvas" xmlns:cx="http://schemas.microsoft.com/office/drawing/2014/chartex" xmlns:cx1="http://schemas.microsoft.com/office/drawing/2015/9/8/chartex" xmlns:cx2="http://schemas.microsoft.com/office/drawing/2015/10/21/chartex" xmlns:cx3="http://schemas.microsoft.com/office/drawing/2016/5/9/chartex" xmlns:cx4="http://schemas.microsoft.com/office/drawing/2016/5/10/chartex" xmlns:cx5="http://schemas.microsoft.com/office/drawing/2016/5/11/chartex" xmlns:cx6="http://schemas.microsoft.com/office/drawing/2016/5/12/chartex" xmlns:cx7="http://schemas.microsoft.com/office/drawing/2016/5/13/chartex" xmlns:cx8="http://schemas.microsoft.com/office/drawing/2016/5/14/chartex" xmlns:mc="http://schemas.openxmlformats.org/markup-compatibility/2006" xmlns:aink="http://schemas.microsoft.com/office/drawing/2016/ink" xmlns:am3d="http://schemas.microsoft.com/office/drawing/2017/model3d" xmlns:o="urn:schemas-microsoft-com:office:office" xmlns:oel="http://schemas.microsoft.com/office/2019/extlst" xmlns:r="http://schemas.openxmlformats.org/officeDocument/2006/relationships" xmlns:m="http://schemas.openxmlformats.org/officeDocument/2006/math" xmlns:v="urn:schemas-microsoft-com:vml" xmlns:wp14="http://schemas.microsoft.com/office/word/2010/wordprocessingDrawing" xmlns:wp="http://schemas.openxmlformats.org/drawingml/2006/wordprocessingDrawing" xmlns:w10="urn:schemas-microsoft-com:office:word" xmlns:w="http://schemas.openxmlformats.org/wordprocessingml/2006/main" xmlns:w14="http://schemas.microsoft.com/office/word/2010/wordml" xmlns:w15="http://schemas.microsoft.com/office/word/2012/wordml" xmlns:w16cex="http://schemas.microsoft.com/office/word/2018/wordml/cex" xmlns:w16cid="http://schemas.microsoft.com/office/word/2016/wordml/cid" xmlns:w16="http://schemas.microsoft.com/office/word/2018/wordml" xmlns:w16sdtdh="http://schemas.microsoft.com/office/word/2020/wordml/sdtdatahash" xmlns:w16se="http://schemas.microsoft.com/office/word/2015/wordml/symex" xmlns:wpg="http://schemas.microsoft.com/office/word/2010/wordprocessingGroup" xmlns:wpi="http://schemas.microsoft.com/office/word/2010/wordprocessingInk" xmlns:wne="http://schemas.microsoft.com/office/word/2006/wordml" xmlns:wps="http://schemas.microsoft.com/office/word/2010/wordprocessingShape" mc:Ignorable="w14 w15 w16se w16cid w16 w16cex w16sdtdh wp14">
   <w:body>
     <w:p>
       <w:pPr>
@@ -212,8 +212,6 @@
           <w:lang w:val="en-US"/>
         </w:rPr>
       </w:pPr>
-      <w:bookmarkStart w:id="0" w:name="_GoBack"/>
-      <w:bookmarkEnd w:id="0"/>
     </w:p>
     <w:p>
       <w:pPr>
@@ -676,13 +674,10 @@
         </w:rPr>
       </w:pPr>
       <w:r>
-        <w:t>C Standard General Utilities</w:t>
-      </w:r>
-      <w:r>
-        <w:rPr>
-          <w:lang w:val="en-US"/>
-        </w:rPr>
-        <w:t>:</w:t>
+        <w:rPr>
+          <w:lang w:val="en-US"/>
+        </w:rPr>
+        <w:t>Type Information – Thông Tin Kiểu:</w:t>
       </w:r>
     </w:p>
     <w:p>
@@ -690,7 +685,7 @@
         <w:pStyle w:val="ListParagraph"/>
         <w:numPr>
           <w:ilvl w:val="0"/>
-          <w:numId w:val="1"/>
+          <w:numId w:val="8"/>
         </w:numPr>
         <w:rPr>
           <w:lang w:val="en-US"/>
@@ -700,7 +695,13 @@
         <w:rPr>
           <w:lang w:val="en-US"/>
         </w:rPr>
-        <w:t>Cách Import?</w:t>
+        <w:t xml:space="preserve">Cách </w:t>
+      </w:r>
+      <w:r>
+        <w:rPr>
+          <w:lang w:val="en-US"/>
+        </w:rPr>
+        <w:t>Import?</w:t>
       </w:r>
     </w:p>
     <w:p>
@@ -721,25 +722,7 @@
         <w:rPr>
           <w:lang w:val="en-US"/>
         </w:rPr>
-        <w:t>#include &lt;cstdlib&gt;</w:t>
-      </w:r>
-    </w:p>
-    <w:p>
-      <w:pPr>
-        <w:pStyle w:val="ListParagraph"/>
-        <w:numPr>
-          <w:ilvl w:val="0"/>
-          <w:numId w:val="1"/>
-        </w:numPr>
-        <w:rPr>
-          <w:lang w:val="en-US"/>
-        </w:rPr>
-      </w:pPr>
-      <w:r>
-        <w:rPr>
-          <w:lang w:val="en-US"/>
-        </w:rPr>
-        <w:t>Cách Tạm Dừng Chương Trình Cho Đến Khi Ấn 1 Phím Bất Kì?</w:t>
+        <w:t>#include &lt;typeinfo&gt;</w:t>
       </w:r>
     </w:p>
     <w:p>
@@ -760,19 +743,1146 @@
         <w:rPr>
           <w:lang w:val="en-US"/>
         </w:rPr>
-        <w:t>system(</w:t>
-      </w:r>
-      <w:r>
-        <w:rPr>
-          <w:lang w:val="en-US"/>
-        </w:rPr>
-        <w:t>"pause"</w:t>
-      </w:r>
+        <w:t>#include &lt;iostream&gt;</w:t>
+      </w:r>
+    </w:p>
+    <w:p>
+      <w:pPr>
+        <w:pStyle w:val="ListParagraph"/>
+        <w:numPr>
+          <w:ilvl w:val="0"/>
+          <w:numId w:val="8"/>
+        </w:numPr>
+        <w:rPr>
+          <w:lang w:val="en-US"/>
+        </w:rPr>
+      </w:pPr>
+      <w:r>
+        <w:rPr>
+          <w:lang w:val="en-US"/>
+        </w:rPr>
+        <w:t xml:space="preserve">Xem </w:t>
+      </w:r>
+      <w:r>
+        <w:rPr>
+          <w:lang w:val="en-US"/>
+        </w:rPr>
+        <w:t>Kiểu Dữ Liệu Của 1 Biến?</w:t>
+      </w:r>
+    </w:p>
+    <w:p>
+      <w:pPr>
+        <w:pStyle w:val="ListParagraph"/>
+        <w:pBdr>
+          <w:top w:val="single" w:sz="4" w:space="1" w:color="auto"/>
+          <w:left w:val="single" w:sz="4" w:space="4" w:color="auto"/>
+          <w:bottom w:val="single" w:sz="4" w:space="1" w:color="auto"/>
+          <w:right w:val="single" w:sz="4" w:space="4" w:color="auto"/>
+        </w:pBdr>
+        <w:ind w:left="1080"/>
+        <w:rPr>
+          <w:lang w:val="en-US"/>
+        </w:rPr>
+      </w:pPr>
+      <w:r>
+        <w:rPr>
+          <w:lang w:val="en-US"/>
+        </w:rPr>
+        <w:t>const std::type_info &amp;</w:t>
+      </w:r>
+      <w:r>
+        <w:rPr>
+          <w:lang w:val="en-US"/>
+        </w:rPr>
+        <w:t>&lt;Thông Tin Kiểu&gt; = typeid(</w:t>
+      </w:r>
+    </w:p>
+    <w:p>
+      <w:pPr>
+        <w:pStyle w:val="ListParagraph"/>
+        <w:pBdr>
+          <w:top w:val="single" w:sz="4" w:space="1" w:color="auto"/>
+          <w:left w:val="single" w:sz="4" w:space="4" w:color="auto"/>
+          <w:bottom w:val="single" w:sz="4" w:space="1" w:color="auto"/>
+          <w:right w:val="single" w:sz="4" w:space="4" w:color="auto"/>
+        </w:pBdr>
+        <w:ind w:left="1080"/>
+        <w:rPr>
+          <w:lang w:val="en-US"/>
+        </w:rPr>
+      </w:pPr>
+      <w:r>
+        <w:rPr>
+          <w:lang w:val="en-US"/>
+        </w:rPr>
+        <w:t xml:space="preserve">    </w:t>
+      </w:r>
+      <w:r>
+        <w:rPr>
+          <w:lang w:val="en-US"/>
+        </w:rPr>
+        <w:t>&lt;Biến Hoặc Giá Trị</w:t>
+      </w:r>
+      <w:r>
+        <w:rPr>
+          <w:lang w:val="en-US"/>
+        </w:rPr>
+        <w:t xml:space="preserve"> Hoặc Kiểu Dữ Liệu</w:t>
+      </w:r>
+      <w:r>
+        <w:rPr>
+          <w:lang w:val="en-US"/>
+        </w:rPr>
+        <w:t>&gt;</w:t>
+      </w:r>
+    </w:p>
+    <w:p>
+      <w:pPr>
+        <w:pStyle w:val="ListParagraph"/>
+        <w:pBdr>
+          <w:top w:val="single" w:sz="4" w:space="1" w:color="auto"/>
+          <w:left w:val="single" w:sz="4" w:space="4" w:color="auto"/>
+          <w:bottom w:val="single" w:sz="4" w:space="1" w:color="auto"/>
+          <w:right w:val="single" w:sz="4" w:space="4" w:color="auto"/>
+        </w:pBdr>
+        <w:ind w:left="1080"/>
+        <w:rPr>
+          <w:lang w:val="en-US"/>
+        </w:rPr>
+      </w:pPr>
       <w:r>
         <w:rPr>
           <w:lang w:val="en-US"/>
         </w:rPr>
         <w:t>);</w:t>
+      </w:r>
+    </w:p>
+    <w:p>
+      <w:pPr>
+        <w:pStyle w:val="ListParagraph"/>
+        <w:numPr>
+          <w:ilvl w:val="0"/>
+          <w:numId w:val="4"/>
+        </w:numPr>
+        <w:rPr>
+          <w:lang w:val="en-US"/>
+        </w:rPr>
+      </w:pPr>
+      <w:r>
+        <w:rPr>
+          <w:lang w:val="en-US"/>
+        </w:rPr>
+        <w:t>Để xem tên kiểu dữ liệu</w:t>
+      </w:r>
+    </w:p>
+    <w:p>
+      <w:pPr>
+        <w:pStyle w:val="ListParagraph"/>
+        <w:pBdr>
+          <w:top w:val="single" w:sz="4" w:space="1" w:color="auto"/>
+          <w:left w:val="single" w:sz="4" w:space="4" w:color="auto"/>
+          <w:bottom w:val="single" w:sz="4" w:space="1" w:color="auto"/>
+          <w:right w:val="single" w:sz="4" w:space="4" w:color="auto"/>
+        </w:pBdr>
+        <w:ind w:left="1080"/>
+        <w:rPr>
+          <w:lang w:val="en-US"/>
+        </w:rPr>
+      </w:pPr>
+      <w:r>
+        <w:rPr>
+          <w:lang w:val="en-US"/>
+        </w:rPr>
+        <w:t>const char *</w:t>
+      </w:r>
+      <w:r>
+        <w:rPr>
+          <w:lang w:val="en-US"/>
+        </w:rPr>
+        <w:t>&lt;Kiểu Dữ Liệu&gt; = &lt;Thông Tin Kiểu&gt;.name();</w:t>
+      </w:r>
+    </w:p>
+    <w:p>
+      <w:pPr>
+        <w:pStyle w:val="ListParagraph"/>
+        <w:numPr>
+          <w:ilvl w:val="0"/>
+          <w:numId w:val="4"/>
+        </w:numPr>
+        <w:rPr>
+          <w:lang w:val="en-US"/>
+        </w:rPr>
+      </w:pPr>
+      <w:r>
+        <w:rPr>
+          <w:lang w:val="en-US"/>
+        </w:rPr>
+        <w:t>Các giá trị tương ứng</w:t>
+      </w:r>
+    </w:p>
+    <w:tbl>
+      <w:tblPr>
+        <w:tblStyle w:val="TableGrid"/>
+        <w:tblW w:w="0" w:type="auto"/>
+        <w:tblInd w:w="1080" w:type="dxa"/>
+        <w:tblLook w:val="04A0" w:firstRow="1" w:lastRow="0" w:firstColumn="1" w:lastColumn="0" w:noHBand="0" w:noVBand="1"/>
+      </w:tblPr>
+      <w:tblGrid>
+        <w:gridCol w:w="4052"/>
+        <w:gridCol w:w="4110"/>
+      </w:tblGrid>
+      <w:tr>
+        <w:tc>
+          <w:tcPr>
+            <w:tcW w:w="4621" w:type="dxa"/>
+          </w:tcPr>
+          <w:p>
+            <w:pPr>
+              <w:pStyle w:val="ListParagraph"/>
+              <w:ind w:left="0"/>
+              <w:jc w:val="center"/>
+              <w:rPr>
+                <w:lang w:val="en-US"/>
+              </w:rPr>
+            </w:pPr>
+            <w:r>
+              <w:rPr>
+                <w:lang w:val="en-US"/>
+              </w:rPr>
+              <w:lastRenderedPageBreak/>
+              <w:t>&lt;Kiểu Dữ Liệu&gt;</w:t>
+            </w:r>
+          </w:p>
+        </w:tc>
+        <w:tc>
+          <w:tcPr>
+            <w:tcW w:w="4621" w:type="dxa"/>
+          </w:tcPr>
+          <w:p>
+            <w:pPr>
+              <w:pStyle w:val="ListParagraph"/>
+              <w:ind w:left="0"/>
+              <w:jc w:val="center"/>
+              <w:rPr>
+                <w:lang w:val="en-US"/>
+              </w:rPr>
+            </w:pPr>
+            <w:r>
+              <w:rPr>
+                <w:lang w:val="en-US"/>
+              </w:rPr>
+              <w:t>Kiểu tương ứng</w:t>
+            </w:r>
+          </w:p>
+        </w:tc>
+      </w:tr>
+      <w:tr>
+        <w:tc>
+          <w:tcPr>
+            <w:tcW w:w="4621" w:type="dxa"/>
+          </w:tcPr>
+          <w:p>
+            <w:pPr>
+              <w:pStyle w:val="ListParagraph"/>
+              <w:ind w:left="0"/>
+              <w:jc w:val="center"/>
+              <w:rPr>
+                <w:lang w:val="en-US"/>
+              </w:rPr>
+            </w:pPr>
+            <w:r>
+              <w:rPr>
+                <w:lang w:val="en-US"/>
+              </w:rPr>
+              <w:t>"</w:t>
+            </w:r>
+            <w:r>
+              <w:rPr>
+                <w:lang w:val="en-US"/>
+              </w:rPr>
+              <w:t>i</w:t>
+            </w:r>
+            <w:r>
+              <w:rPr>
+                <w:lang w:val="en-US"/>
+              </w:rPr>
+              <w:t>"</w:t>
+            </w:r>
+          </w:p>
+        </w:tc>
+        <w:tc>
+          <w:tcPr>
+            <w:tcW w:w="4621" w:type="dxa"/>
+          </w:tcPr>
+          <w:p>
+            <w:pPr>
+              <w:pStyle w:val="ListParagraph"/>
+              <w:ind w:left="0"/>
+              <w:jc w:val="center"/>
+              <w:rPr>
+                <w:lang w:val="en-US"/>
+              </w:rPr>
+            </w:pPr>
+            <w:r>
+              <w:rPr>
+                <w:lang w:val="en-US"/>
+              </w:rPr>
+              <w:t>int</w:t>
+            </w:r>
+          </w:p>
+        </w:tc>
+      </w:tr>
+      <w:tr>
+        <w:tc>
+          <w:tcPr>
+            <w:tcW w:w="4621" w:type="dxa"/>
+          </w:tcPr>
+          <w:p>
+            <w:pPr>
+              <w:pStyle w:val="ListParagraph"/>
+              <w:ind w:left="0"/>
+              <w:jc w:val="center"/>
+              <w:rPr>
+                <w:lang w:val="en-US"/>
+              </w:rPr>
+            </w:pPr>
+            <w:r>
+              <w:rPr>
+                <w:lang w:val="en-US"/>
+              </w:rPr>
+              <w:t>"</w:t>
+            </w:r>
+            <w:r>
+              <w:rPr>
+                <w:lang w:val="en-US"/>
+              </w:rPr>
+              <w:t>j</w:t>
+            </w:r>
+            <w:r>
+              <w:rPr>
+                <w:lang w:val="en-US"/>
+              </w:rPr>
+              <w:t>"</w:t>
+            </w:r>
+          </w:p>
+        </w:tc>
+        <w:tc>
+          <w:tcPr>
+            <w:tcW w:w="4621" w:type="dxa"/>
+          </w:tcPr>
+          <w:p>
+            <w:pPr>
+              <w:pStyle w:val="ListParagraph"/>
+              <w:ind w:left="0"/>
+              <w:jc w:val="center"/>
+              <w:rPr>
+                <w:lang w:val="en-US"/>
+              </w:rPr>
+            </w:pPr>
+            <w:r>
+              <w:rPr>
+                <w:lang w:val="en-US"/>
+              </w:rPr>
+              <w:t>unsigned</w:t>
+            </w:r>
+          </w:p>
+        </w:tc>
+      </w:tr>
+      <w:tr>
+        <w:tc>
+          <w:tcPr>
+            <w:tcW w:w="4621" w:type="dxa"/>
+          </w:tcPr>
+          <w:p>
+            <w:pPr>
+              <w:pStyle w:val="ListParagraph"/>
+              <w:ind w:left="0"/>
+              <w:jc w:val="center"/>
+              <w:rPr>
+                <w:lang w:val="en-US"/>
+              </w:rPr>
+            </w:pPr>
+            <w:r>
+              <w:rPr>
+                <w:lang w:val="en-US"/>
+              </w:rPr>
+              <w:t>"</w:t>
+            </w:r>
+            <w:r>
+              <w:rPr>
+                <w:lang w:val="en-US"/>
+              </w:rPr>
+              <w:t>l</w:t>
+            </w:r>
+            <w:r>
+              <w:rPr>
+                <w:lang w:val="en-US"/>
+              </w:rPr>
+              <w:t>"</w:t>
+            </w:r>
+          </w:p>
+        </w:tc>
+        <w:tc>
+          <w:tcPr>
+            <w:tcW w:w="4621" w:type="dxa"/>
+          </w:tcPr>
+          <w:p>
+            <w:pPr>
+              <w:pStyle w:val="ListParagraph"/>
+              <w:ind w:left="0"/>
+              <w:jc w:val="center"/>
+              <w:rPr>
+                <w:lang w:val="en-US"/>
+              </w:rPr>
+            </w:pPr>
+            <w:r>
+              <w:rPr>
+                <w:lang w:val="en-US"/>
+              </w:rPr>
+              <w:t>long</w:t>
+            </w:r>
+          </w:p>
+        </w:tc>
+      </w:tr>
+      <w:tr>
+        <w:tc>
+          <w:tcPr>
+            <w:tcW w:w="4621" w:type="dxa"/>
+          </w:tcPr>
+          <w:p>
+            <w:pPr>
+              <w:pStyle w:val="ListParagraph"/>
+              <w:ind w:left="0"/>
+              <w:jc w:val="center"/>
+              <w:rPr>
+                <w:lang w:val="en-US"/>
+              </w:rPr>
+            </w:pPr>
+            <w:r>
+              <w:rPr>
+                <w:lang w:val="en-US"/>
+              </w:rPr>
+              <w:t>"</w:t>
+            </w:r>
+            <w:r>
+              <w:rPr>
+                <w:lang w:val="en-US"/>
+              </w:rPr>
+              <w:t>s</w:t>
+            </w:r>
+            <w:r>
+              <w:rPr>
+                <w:lang w:val="en-US"/>
+              </w:rPr>
+              <w:t>"</w:t>
+            </w:r>
+          </w:p>
+        </w:tc>
+        <w:tc>
+          <w:tcPr>
+            <w:tcW w:w="4621" w:type="dxa"/>
+          </w:tcPr>
+          <w:p>
+            <w:pPr>
+              <w:pStyle w:val="ListParagraph"/>
+              <w:ind w:left="0"/>
+              <w:jc w:val="center"/>
+              <w:rPr>
+                <w:lang w:val="en-US"/>
+              </w:rPr>
+            </w:pPr>
+            <w:r>
+              <w:rPr>
+                <w:lang w:val="en-US"/>
+              </w:rPr>
+              <w:t>short</w:t>
+            </w:r>
+          </w:p>
+        </w:tc>
+      </w:tr>
+      <w:tr>
+        <w:tc>
+          <w:tcPr>
+            <w:tcW w:w="4621" w:type="dxa"/>
+          </w:tcPr>
+          <w:p>
+            <w:pPr>
+              <w:pStyle w:val="ListParagraph"/>
+              <w:ind w:left="0"/>
+              <w:jc w:val="center"/>
+              <w:rPr>
+                <w:lang w:val="en-US"/>
+              </w:rPr>
+            </w:pPr>
+            <w:r>
+              <w:rPr>
+                <w:lang w:val="en-US"/>
+              </w:rPr>
+              <w:t>"</w:t>
+            </w:r>
+            <w:r>
+              <w:rPr>
+                <w:lang w:val="en-US"/>
+              </w:rPr>
+              <w:t>f</w:t>
+            </w:r>
+            <w:r>
+              <w:rPr>
+                <w:lang w:val="en-US"/>
+              </w:rPr>
+              <w:t>"</w:t>
+            </w:r>
+          </w:p>
+        </w:tc>
+        <w:tc>
+          <w:tcPr>
+            <w:tcW w:w="4621" w:type="dxa"/>
+          </w:tcPr>
+          <w:p>
+            <w:pPr>
+              <w:pStyle w:val="ListParagraph"/>
+              <w:ind w:left="0"/>
+              <w:jc w:val="center"/>
+              <w:rPr>
+                <w:lang w:val="en-US"/>
+              </w:rPr>
+            </w:pPr>
+            <w:r>
+              <w:rPr>
+                <w:lang w:val="en-US"/>
+              </w:rPr>
+              <w:t>float</w:t>
+            </w:r>
+          </w:p>
+        </w:tc>
+      </w:tr>
+      <w:tr>
+        <w:tc>
+          <w:tcPr>
+            <w:tcW w:w="4621" w:type="dxa"/>
+          </w:tcPr>
+          <w:p>
+            <w:pPr>
+              <w:pStyle w:val="ListParagraph"/>
+              <w:ind w:left="0"/>
+              <w:jc w:val="center"/>
+              <w:rPr>
+                <w:lang w:val="en-US"/>
+              </w:rPr>
+            </w:pPr>
+            <w:r>
+              <w:rPr>
+                <w:lang w:val="en-US"/>
+              </w:rPr>
+              <w:t>"</w:t>
+            </w:r>
+            <w:r>
+              <w:rPr>
+                <w:lang w:val="en-US"/>
+              </w:rPr>
+              <w:t>d</w:t>
+            </w:r>
+            <w:r>
+              <w:rPr>
+                <w:lang w:val="en-US"/>
+              </w:rPr>
+              <w:t>"</w:t>
+            </w:r>
+          </w:p>
+        </w:tc>
+        <w:tc>
+          <w:tcPr>
+            <w:tcW w:w="4621" w:type="dxa"/>
+          </w:tcPr>
+          <w:p>
+            <w:pPr>
+              <w:pStyle w:val="ListParagraph"/>
+              <w:ind w:left="0"/>
+              <w:jc w:val="center"/>
+              <w:rPr>
+                <w:lang w:val="en-US"/>
+              </w:rPr>
+            </w:pPr>
+            <w:r>
+              <w:rPr>
+                <w:lang w:val="en-US"/>
+              </w:rPr>
+              <w:t>double</w:t>
+            </w:r>
+          </w:p>
+        </w:tc>
+      </w:tr>
+      <w:tr>
+        <w:tc>
+          <w:tcPr>
+            <w:tcW w:w="4621" w:type="dxa"/>
+          </w:tcPr>
+          <w:p>
+            <w:pPr>
+              <w:pStyle w:val="ListParagraph"/>
+              <w:ind w:left="0"/>
+              <w:jc w:val="center"/>
+              <w:rPr>
+                <w:lang w:val="en-US"/>
+              </w:rPr>
+            </w:pPr>
+            <w:r>
+              <w:rPr>
+                <w:lang w:val="en-US"/>
+              </w:rPr>
+              <w:t>"</w:t>
+            </w:r>
+            <w:r>
+              <w:rPr>
+                <w:lang w:val="en-US"/>
+              </w:rPr>
+              <w:t>c</w:t>
+            </w:r>
+            <w:r>
+              <w:rPr>
+                <w:lang w:val="en-US"/>
+              </w:rPr>
+              <w:t>"</w:t>
+            </w:r>
+          </w:p>
+        </w:tc>
+        <w:tc>
+          <w:tcPr>
+            <w:tcW w:w="4621" w:type="dxa"/>
+          </w:tcPr>
+          <w:p>
+            <w:pPr>
+              <w:pStyle w:val="ListParagraph"/>
+              <w:ind w:left="0"/>
+              <w:jc w:val="center"/>
+              <w:rPr>
+                <w:lang w:val="en-US"/>
+              </w:rPr>
+            </w:pPr>
+            <w:r>
+              <w:rPr>
+                <w:lang w:val="en-US"/>
+              </w:rPr>
+              <w:t>char</w:t>
+            </w:r>
+          </w:p>
+        </w:tc>
+      </w:tr>
+      <w:tr>
+        <w:tc>
+          <w:tcPr>
+            <w:tcW w:w="4621" w:type="dxa"/>
+          </w:tcPr>
+          <w:p>
+            <w:pPr>
+              <w:pStyle w:val="ListParagraph"/>
+              <w:ind w:left="0"/>
+              <w:jc w:val="center"/>
+              <w:rPr>
+                <w:lang w:val="en-US"/>
+              </w:rPr>
+            </w:pPr>
+            <w:r>
+              <w:rPr>
+                <w:lang w:val="en-US"/>
+              </w:rPr>
+              <w:t>"</w:t>
+            </w:r>
+            <w:r>
+              <w:rPr>
+                <w:lang w:val="en-US"/>
+              </w:rPr>
+              <w:t>b</w:t>
+            </w:r>
+            <w:r>
+              <w:rPr>
+                <w:lang w:val="en-US"/>
+              </w:rPr>
+              <w:t>"</w:t>
+            </w:r>
+          </w:p>
+        </w:tc>
+        <w:tc>
+          <w:tcPr>
+            <w:tcW w:w="4621" w:type="dxa"/>
+          </w:tcPr>
+          <w:p>
+            <w:pPr>
+              <w:pStyle w:val="ListParagraph"/>
+              <w:ind w:left="0"/>
+              <w:jc w:val="center"/>
+              <w:rPr>
+                <w:lang w:val="en-US"/>
+              </w:rPr>
+            </w:pPr>
+            <w:r>
+              <w:rPr>
+                <w:lang w:val="en-US"/>
+              </w:rPr>
+              <w:t>bool</w:t>
+            </w:r>
+          </w:p>
+        </w:tc>
+      </w:tr>
+      <w:tr>
+        <w:tc>
+          <w:tcPr>
+            <w:tcW w:w="4621" w:type="dxa"/>
+          </w:tcPr>
+          <w:p>
+            <w:pPr>
+              <w:pStyle w:val="ListParagraph"/>
+              <w:ind w:left="0"/>
+              <w:jc w:val="center"/>
+              <w:rPr>
+                <w:lang w:val="en-US"/>
+              </w:rPr>
+            </w:pPr>
+            <w:r>
+              <w:rPr>
+                <w:lang w:val="en-US"/>
+              </w:rPr>
+              <w:t>"</w:t>
+            </w:r>
+            <w:r>
+              <w:rPr>
+                <w:lang w:val="en-US"/>
+              </w:rPr>
+              <w:t>Ss</w:t>
+            </w:r>
+            <w:r>
+              <w:rPr>
+                <w:lang w:val="en-US"/>
+              </w:rPr>
+              <w:t>"</w:t>
+            </w:r>
+          </w:p>
+        </w:tc>
+        <w:tc>
+          <w:tcPr>
+            <w:tcW w:w="4621" w:type="dxa"/>
+          </w:tcPr>
+          <w:p>
+            <w:pPr>
+              <w:pStyle w:val="ListParagraph"/>
+              <w:ind w:left="0"/>
+              <w:jc w:val="center"/>
+              <w:rPr>
+                <w:lang w:val="en-US"/>
+              </w:rPr>
+            </w:pPr>
+            <w:r>
+              <w:rPr>
+                <w:lang w:val="en-US"/>
+              </w:rPr>
+              <w:t>std::string</w:t>
+            </w:r>
+          </w:p>
+        </w:tc>
+      </w:tr>
+      <w:tr>
+        <w:tc>
+          <w:tcPr>
+            <w:tcW w:w="4621" w:type="dxa"/>
+          </w:tcPr>
+          <w:p>
+            <w:pPr>
+              <w:pStyle w:val="ListParagraph"/>
+              <w:ind w:left="0"/>
+              <w:jc w:val="center"/>
+              <w:rPr>
+                <w:lang w:val="en-US"/>
+              </w:rPr>
+            </w:pPr>
+            <w:r>
+              <w:rPr>
+                <w:lang w:val="en-US"/>
+              </w:rPr>
+              <w:t>"</w:t>
+            </w:r>
+            <w:r>
+              <w:rPr>
+                <w:lang w:val="en-US"/>
+              </w:rPr>
+              <w:t>y</w:t>
+            </w:r>
+            <w:r>
+              <w:rPr>
+                <w:lang w:val="en-US"/>
+              </w:rPr>
+              <w:t>"</w:t>
+            </w:r>
+          </w:p>
+        </w:tc>
+        <w:tc>
+          <w:tcPr>
+            <w:tcW w:w="4621" w:type="dxa"/>
+          </w:tcPr>
+          <w:p>
+            <w:pPr>
+              <w:pStyle w:val="ListParagraph"/>
+              <w:ind w:left="0"/>
+              <w:jc w:val="center"/>
+              <w:rPr>
+                <w:lang w:val="en-US"/>
+              </w:rPr>
+            </w:pPr>
+            <w:r>
+              <w:rPr>
+                <w:lang w:val="en-US"/>
+              </w:rPr>
+              <w:t>unsigned long long</w:t>
+            </w:r>
+          </w:p>
+        </w:tc>
+      </w:tr>
+      <w:tr>
+        <w:tc>
+          <w:tcPr>
+            <w:tcW w:w="4621" w:type="dxa"/>
+          </w:tcPr>
+          <w:p>
+            <w:pPr>
+              <w:pStyle w:val="ListParagraph"/>
+              <w:ind w:left="0"/>
+              <w:jc w:val="center"/>
+              <w:rPr>
+                <w:lang w:val="en-US"/>
+              </w:rPr>
+            </w:pPr>
+            <w:r>
+              <w:rPr>
+                <w:lang w:val="en-US"/>
+              </w:rPr>
+              <w:t>"</w:t>
+            </w:r>
+            <w:r>
+              <w:rPr>
+                <w:lang w:val="en-US"/>
+              </w:rPr>
+              <w:t>x</w:t>
+            </w:r>
+            <w:r>
+              <w:rPr>
+                <w:lang w:val="en-US"/>
+              </w:rPr>
+              <w:t>"</w:t>
+            </w:r>
+          </w:p>
+        </w:tc>
+        <w:tc>
+          <w:tcPr>
+            <w:tcW w:w="4621" w:type="dxa"/>
+          </w:tcPr>
+          <w:p>
+            <w:pPr>
+              <w:pStyle w:val="ListParagraph"/>
+              <w:ind w:left="0"/>
+              <w:jc w:val="center"/>
+              <w:rPr>
+                <w:lang w:val="en-US"/>
+              </w:rPr>
+            </w:pPr>
+            <w:r>
+              <w:rPr>
+                <w:lang w:val="en-US"/>
+              </w:rPr>
+              <w:t>long long</w:t>
+            </w:r>
+          </w:p>
+        </w:tc>
+      </w:tr>
+      <w:tr>
+        <w:tc>
+          <w:tcPr>
+            <w:tcW w:w="4621" w:type="dxa"/>
+          </w:tcPr>
+          <w:p>
+            <w:pPr>
+              <w:pStyle w:val="ListParagraph"/>
+              <w:ind w:left="0"/>
+              <w:jc w:val="center"/>
+              <w:rPr>
+                <w:lang w:val="en-US"/>
+              </w:rPr>
+            </w:pPr>
+            <w:r>
+              <w:rPr>
+                <w:lang w:val="en-US"/>
+              </w:rPr>
+              <w:t>"</w:t>
+            </w:r>
+            <w:r>
+              <w:rPr>
+                <w:lang w:val="en-US"/>
+              </w:rPr>
+              <w:t>m</w:t>
+            </w:r>
+            <w:r>
+              <w:rPr>
+                <w:lang w:val="en-US"/>
+              </w:rPr>
+              <w:t>"</w:t>
+            </w:r>
+          </w:p>
+        </w:tc>
+        <w:tc>
+          <w:tcPr>
+            <w:tcW w:w="4621" w:type="dxa"/>
+          </w:tcPr>
+          <w:p>
+            <w:pPr>
+              <w:pStyle w:val="ListParagraph"/>
+              <w:ind w:left="0"/>
+              <w:jc w:val="center"/>
+              <w:rPr>
+                <w:lang w:val="en-US"/>
+              </w:rPr>
+            </w:pPr>
+            <w:r>
+              <w:rPr>
+                <w:lang w:val="en-US"/>
+              </w:rPr>
+              <w:t>unsigned long</w:t>
+            </w:r>
+          </w:p>
+        </w:tc>
+      </w:tr>
+      <w:tr>
+        <w:tc>
+          <w:tcPr>
+            <w:tcW w:w="4621" w:type="dxa"/>
+          </w:tcPr>
+          <w:p>
+            <w:pPr>
+              <w:pStyle w:val="ListParagraph"/>
+              <w:ind w:left="0"/>
+              <w:jc w:val="center"/>
+              <w:rPr>
+                <w:lang w:val="en-US"/>
+              </w:rPr>
+            </w:pPr>
+            <w:r>
+              <w:rPr>
+                <w:lang w:val="en-US"/>
+              </w:rPr>
+              <w:t>"</w:t>
+            </w:r>
+            <w:r>
+              <w:rPr>
+                <w:lang w:val="en-US"/>
+              </w:rPr>
+              <w:t>t</w:t>
+            </w:r>
+            <w:r>
+              <w:rPr>
+                <w:lang w:val="en-US"/>
+              </w:rPr>
+              <w:t>"</w:t>
+            </w:r>
+          </w:p>
+        </w:tc>
+        <w:tc>
+          <w:tcPr>
+            <w:tcW w:w="4621" w:type="dxa"/>
+          </w:tcPr>
+          <w:p>
+            <w:pPr>
+              <w:pStyle w:val="ListParagraph"/>
+              <w:ind w:left="0"/>
+              <w:jc w:val="center"/>
+              <w:rPr>
+                <w:lang w:val="en-US"/>
+              </w:rPr>
+            </w:pPr>
+            <w:r>
+              <w:rPr>
+                <w:lang w:val="en-US"/>
+              </w:rPr>
+              <w:t xml:space="preserve">unsigned </w:t>
+            </w:r>
+            <w:r>
+              <w:rPr>
+                <w:lang w:val="en-US"/>
+              </w:rPr>
+              <w:t>short</w:t>
+            </w:r>
+          </w:p>
+        </w:tc>
+      </w:tr>
+      <w:tr>
+        <w:tc>
+          <w:tcPr>
+            <w:tcW w:w="4621" w:type="dxa"/>
+          </w:tcPr>
+          <w:p>
+            <w:pPr>
+              <w:pStyle w:val="ListParagraph"/>
+              <w:ind w:left="0"/>
+              <w:jc w:val="center"/>
+              <w:rPr>
+                <w:lang w:val="en-US"/>
+              </w:rPr>
+            </w:pPr>
+            <w:r>
+              <w:rPr>
+                <w:lang w:val="en-US"/>
+              </w:rPr>
+              <w:t>"</w:t>
+            </w:r>
+            <w:r>
+              <w:rPr>
+                <w:lang w:val="en-US"/>
+              </w:rPr>
+              <w:t>h</w:t>
+            </w:r>
+            <w:r>
+              <w:rPr>
+                <w:lang w:val="en-US"/>
+              </w:rPr>
+              <w:t>"</w:t>
+            </w:r>
+          </w:p>
+        </w:tc>
+        <w:tc>
+          <w:tcPr>
+            <w:tcW w:w="4621" w:type="dxa"/>
+          </w:tcPr>
+          <w:p>
+            <w:pPr>
+              <w:pStyle w:val="ListParagraph"/>
+              <w:ind w:left="0"/>
+              <w:jc w:val="center"/>
+              <w:rPr>
+                <w:lang w:val="en-US"/>
+              </w:rPr>
+            </w:pPr>
+            <w:r>
+              <w:rPr>
+                <w:lang w:val="en-US"/>
+              </w:rPr>
+              <w:t>unsigned char</w:t>
+            </w:r>
+          </w:p>
+        </w:tc>
+      </w:tr>
+      <w:tr>
+        <w:tc>
+          <w:tcPr>
+            <w:tcW w:w="4621" w:type="dxa"/>
+          </w:tcPr>
+          <w:p>
+            <w:pPr>
+              <w:pStyle w:val="ListParagraph"/>
+              <w:ind w:left="0"/>
+              <w:jc w:val="center"/>
+              <w:rPr>
+                <w:lang w:val="en-US"/>
+              </w:rPr>
+            </w:pPr>
+            <w:r>
+              <w:rPr>
+                <w:lang w:val="en-US"/>
+              </w:rPr>
+              <w:t>"</w:t>
+            </w:r>
+            <w:r>
+              <w:rPr>
+                <w:lang w:val="en-US"/>
+              </w:rPr>
+              <w:t>e</w:t>
+            </w:r>
+            <w:r>
+              <w:rPr>
+                <w:lang w:val="en-US"/>
+              </w:rPr>
+              <w:t>"</w:t>
+            </w:r>
+          </w:p>
+        </w:tc>
+        <w:tc>
+          <w:tcPr>
+            <w:tcW w:w="4621" w:type="dxa"/>
+          </w:tcPr>
+          <w:p>
+            <w:pPr>
+              <w:pStyle w:val="ListParagraph"/>
+              <w:ind w:left="0"/>
+              <w:jc w:val="center"/>
+              <w:rPr>
+                <w:lang w:val="en-US"/>
+              </w:rPr>
+            </w:pPr>
+            <w:r>
+              <w:rPr>
+                <w:lang w:val="en-US"/>
+              </w:rPr>
+              <w:t>long double</w:t>
+            </w:r>
+          </w:p>
+        </w:tc>
+      </w:tr>
+    </w:tbl>
+    <w:p>
+      <w:pPr>
+        <w:rPr>
+          <w:lang w:val="en-US"/>
+        </w:rPr>
+      </w:pPr>
+    </w:p>
+    <w:p>
+      <w:pPr>
+        <w:rPr>
+          <w:lang w:val="en-US"/>
+        </w:rPr>
+      </w:pPr>
+      <w:r>
+        <w:t>C Standard General Utilities</w:t>
+      </w:r>
+      <w:r>
+        <w:rPr>
+          <w:lang w:val="en-US"/>
+        </w:rPr>
+        <w:t>:</w:t>
+      </w:r>
+    </w:p>
+    <w:p>
+      <w:pPr>
+        <w:pStyle w:val="ListParagraph"/>
+        <w:numPr>
+          <w:ilvl w:val="0"/>
+          <w:numId w:val="1"/>
+        </w:numPr>
+        <w:rPr>
+          <w:lang w:val="en-US"/>
+        </w:rPr>
+      </w:pPr>
+      <w:r>
+        <w:rPr>
+          <w:lang w:val="en-US"/>
+        </w:rPr>
+        <w:t>Cách Import?</w:t>
+      </w:r>
+    </w:p>
+    <w:p>
+      <w:pPr>
+        <w:pStyle w:val="ListParagraph"/>
+        <w:pBdr>
+          <w:top w:val="single" w:sz="4" w:space="1" w:color="auto"/>
+          <w:left w:val="single" w:sz="4" w:space="4" w:color="auto"/>
+          <w:bottom w:val="single" w:sz="4" w:space="1" w:color="auto"/>
+          <w:right w:val="single" w:sz="4" w:space="4" w:color="auto"/>
+        </w:pBdr>
+        <w:ind w:left="1080"/>
+        <w:rPr>
+          <w:lang w:val="en-US"/>
+        </w:rPr>
+      </w:pPr>
+      <w:r>
+        <w:rPr>
+          <w:lang w:val="en-US"/>
+        </w:rPr>
+        <w:t>#include &lt;cstdlib&gt;</w:t>
       </w:r>
     </w:p>
     <w:sectPr>
@@ -786,8 +1896,8 @@
 </file>
 
 <file path=word/numbering.xml><?xml version="1.0" encoding="utf-8"?>
-<w:numbering xmlns:wpc="http://schemas.microsoft.com/office/word/2010/wordprocessingCanvas" xmlns:mc="http://schemas.openxmlformats.org/markup-compatibility/2006" xmlns:o="urn:schemas-microsoft-com:office:office" xmlns:r="http://schemas.openxmlformats.org/officeDocument/2006/relationships" xmlns:m="http://schemas.openxmlformats.org/officeDocument/2006/math" xmlns:v="urn:schemas-microsoft-com:vml" xmlns:wp14="http://schemas.microsoft.com/office/word/2010/wordprocessingDrawing" xmlns:wp="http://schemas.openxmlformats.org/drawingml/2006/wordprocessingDrawing" xmlns:w10="urn:schemas-microsoft-com:office:word" xmlns:w="http://schemas.openxmlformats.org/wordprocessingml/2006/main" xmlns:w14="http://schemas.microsoft.com/office/word/2010/wordml" xmlns:wpg="http://schemas.microsoft.com/office/word/2010/wordprocessingGroup" xmlns:wpi="http://schemas.microsoft.com/office/word/2010/wordprocessingInk" xmlns:wne="http://schemas.microsoft.com/office/word/2006/wordml" xmlns:wps="http://schemas.microsoft.com/office/word/2010/wordprocessingShape" mc:Ignorable="w14 wp14">
-  <w:abstractNum w:abstractNumId="0">
+<w:numbering xmlns:wpc="http://schemas.microsoft.com/office/word/2010/wordprocessingCanvas" xmlns:cx="http://schemas.microsoft.com/office/drawing/2014/chartex" xmlns:cx1="http://schemas.microsoft.com/office/drawing/2015/9/8/chartex" xmlns:cx2="http://schemas.microsoft.com/office/drawing/2015/10/21/chartex" xmlns:cx3="http://schemas.microsoft.com/office/drawing/2016/5/9/chartex" xmlns:cx4="http://schemas.microsoft.com/office/drawing/2016/5/10/chartex" xmlns:cx5="http://schemas.microsoft.com/office/drawing/2016/5/11/chartex" xmlns:cx6="http://schemas.microsoft.com/office/drawing/2016/5/12/chartex" xmlns:cx7="http://schemas.microsoft.com/office/drawing/2016/5/13/chartex" xmlns:cx8="http://schemas.microsoft.com/office/drawing/2016/5/14/chartex" xmlns:mc="http://schemas.openxmlformats.org/markup-compatibility/2006" xmlns:aink="http://schemas.microsoft.com/office/drawing/2016/ink" xmlns:am3d="http://schemas.microsoft.com/office/drawing/2017/model3d" xmlns:o="urn:schemas-microsoft-com:office:office" xmlns:oel="http://schemas.microsoft.com/office/2019/extlst" xmlns:r="http://schemas.openxmlformats.org/officeDocument/2006/relationships" xmlns:m="http://schemas.openxmlformats.org/officeDocument/2006/math" xmlns:v="urn:schemas-microsoft-com:vml" xmlns:wp14="http://schemas.microsoft.com/office/word/2010/wordprocessingDrawing" xmlns:wp="http://schemas.openxmlformats.org/drawingml/2006/wordprocessingDrawing" xmlns:w10="urn:schemas-microsoft-com:office:word" xmlns:w="http://schemas.openxmlformats.org/wordprocessingml/2006/main" xmlns:w14="http://schemas.microsoft.com/office/word/2010/wordml" xmlns:w15="http://schemas.microsoft.com/office/word/2012/wordml" xmlns:w16cex="http://schemas.microsoft.com/office/word/2018/wordml/cex" xmlns:w16cid="http://schemas.microsoft.com/office/word/2016/wordml/cid" xmlns:w16="http://schemas.microsoft.com/office/word/2018/wordml" xmlns:w16sdtdh="http://schemas.microsoft.com/office/word/2020/wordml/sdtdatahash" xmlns:w16se="http://schemas.microsoft.com/office/word/2015/wordml/symex" xmlns:wpg="http://schemas.microsoft.com/office/word/2010/wordprocessingGroup" xmlns:wpi="http://schemas.microsoft.com/office/word/2010/wordprocessingInk" xmlns:wne="http://schemas.microsoft.com/office/word/2006/wordml" xmlns:wps="http://schemas.microsoft.com/office/word/2010/wordprocessingShape" mc:Ignorable="w14 w15 w16se w16cid w16 w16cex w16sdtdh wp14">
+  <w:abstractNum w:abstractNumId="0" w15:restartNumberingAfterBreak="0">
     <w:nsid w:val="1FDE43B4"/>
     <w:multiLevelType w:val="hybridMultilevel"/>
     <w:tmpl w:val="2A021468"/>
@@ -900,7 +2010,7 @@
       </w:rPr>
     </w:lvl>
   </w:abstractNum>
-  <w:abstractNum w:abstractNumId="1">
+  <w:abstractNum w:abstractNumId="1" w15:restartNumberingAfterBreak="0">
     <w:nsid w:val="2C7A06C4"/>
     <w:multiLevelType w:val="hybridMultilevel"/>
     <w:tmpl w:val="3152920E"/>
@@ -1013,7 +2123,7 @@
       </w:rPr>
     </w:lvl>
   </w:abstractNum>
-  <w:abstractNum w:abstractNumId="2">
+  <w:abstractNum w:abstractNumId="2" w15:restartNumberingAfterBreak="0">
     <w:nsid w:val="39D00E08"/>
     <w:multiLevelType w:val="hybridMultilevel"/>
     <w:tmpl w:val="9E304298"/>
@@ -1102,7 +2212,7 @@
       </w:pPr>
     </w:lvl>
   </w:abstractNum>
-  <w:abstractNum w:abstractNumId="3">
+  <w:abstractNum w:abstractNumId="3" w15:restartNumberingAfterBreak="0">
     <w:nsid w:val="5C027852"/>
     <w:multiLevelType w:val="hybridMultilevel"/>
     <w:tmpl w:val="6F86C1A8"/>
@@ -1191,7 +2301,7 @@
       </w:pPr>
     </w:lvl>
   </w:abstractNum>
-  <w:abstractNum w:abstractNumId="4">
+  <w:abstractNum w:abstractNumId="4" w15:restartNumberingAfterBreak="0">
     <w:nsid w:val="5EA818A3"/>
     <w:multiLevelType w:val="hybridMultilevel"/>
     <w:tmpl w:val="3E9671B8"/>
@@ -1280,7 +2390,96 @@
       </w:pPr>
     </w:lvl>
   </w:abstractNum>
-  <w:abstractNum w:abstractNumId="5">
+  <w:abstractNum w:abstractNumId="5" w15:restartNumberingAfterBreak="0">
+    <w:nsid w:val="62F636E2"/>
+    <w:multiLevelType w:val="hybridMultilevel"/>
+    <w:tmpl w:val="2F92516E"/>
+    <w:lvl w:ilvl="0" w:tplc="499E95A4">
+      <w:start w:val="1"/>
+      <w:numFmt w:val="decimal"/>
+      <w:lvlText w:val="%1."/>
+      <w:lvlJc w:val="left"/>
+      <w:pPr>
+        <w:ind w:left="1080" w:hanging="360"/>
+      </w:pPr>
+      <w:rPr>
+        <w:rFonts w:hint="default"/>
+      </w:rPr>
+    </w:lvl>
+    <w:lvl w:ilvl="1" w:tplc="04090019" w:tentative="1">
+      <w:start w:val="1"/>
+      <w:numFmt w:val="lowerLetter"/>
+      <w:lvlText w:val="%2."/>
+      <w:lvlJc w:val="left"/>
+      <w:pPr>
+        <w:ind w:left="1800" w:hanging="360"/>
+      </w:pPr>
+    </w:lvl>
+    <w:lvl w:ilvl="2" w:tplc="0409001B" w:tentative="1">
+      <w:start w:val="1"/>
+      <w:numFmt w:val="lowerRoman"/>
+      <w:lvlText w:val="%3."/>
+      <w:lvlJc w:val="right"/>
+      <w:pPr>
+        <w:ind w:left="2520" w:hanging="180"/>
+      </w:pPr>
+    </w:lvl>
+    <w:lvl w:ilvl="3" w:tplc="0409000F" w:tentative="1">
+      <w:start w:val="1"/>
+      <w:numFmt w:val="decimal"/>
+      <w:lvlText w:val="%4."/>
+      <w:lvlJc w:val="left"/>
+      <w:pPr>
+        <w:ind w:left="3240" w:hanging="360"/>
+      </w:pPr>
+    </w:lvl>
+    <w:lvl w:ilvl="4" w:tplc="04090019" w:tentative="1">
+      <w:start w:val="1"/>
+      <w:numFmt w:val="lowerLetter"/>
+      <w:lvlText w:val="%5."/>
+      <w:lvlJc w:val="left"/>
+      <w:pPr>
+        <w:ind w:left="3960" w:hanging="360"/>
+      </w:pPr>
+    </w:lvl>
+    <w:lvl w:ilvl="5" w:tplc="0409001B" w:tentative="1">
+      <w:start w:val="1"/>
+      <w:numFmt w:val="lowerRoman"/>
+      <w:lvlText w:val="%6."/>
+      <w:lvlJc w:val="right"/>
+      <w:pPr>
+        <w:ind w:left="4680" w:hanging="180"/>
+      </w:pPr>
+    </w:lvl>
+    <w:lvl w:ilvl="6" w:tplc="0409000F" w:tentative="1">
+      <w:start w:val="1"/>
+      <w:numFmt w:val="decimal"/>
+      <w:lvlText w:val="%7."/>
+      <w:lvlJc w:val="left"/>
+      <w:pPr>
+        <w:ind w:left="5400" w:hanging="360"/>
+      </w:pPr>
+    </w:lvl>
+    <w:lvl w:ilvl="7" w:tplc="04090019" w:tentative="1">
+      <w:start w:val="1"/>
+      <w:numFmt w:val="lowerLetter"/>
+      <w:lvlText w:val="%8."/>
+      <w:lvlJc w:val="left"/>
+      <w:pPr>
+        <w:ind w:left="6120" w:hanging="360"/>
+      </w:pPr>
+    </w:lvl>
+    <w:lvl w:ilvl="8" w:tplc="0409001B" w:tentative="1">
+      <w:start w:val="1"/>
+      <w:numFmt w:val="lowerRoman"/>
+      <w:lvlText w:val="%9."/>
+      <w:lvlJc w:val="right"/>
+      <w:pPr>
+        <w:ind w:left="6840" w:hanging="180"/>
+      </w:pPr>
+    </w:lvl>
+  </w:abstractNum>
+  <w:abstractNum w:abstractNumId="6" w15:restartNumberingAfterBreak="0">
     <w:nsid w:val="7A8045EA"/>
     <w:multiLevelType w:val="hybridMultilevel"/>
     <w:tmpl w:val="5E428394"/>
@@ -1393,7 +2592,7 @@
       </w:rPr>
     </w:lvl>
   </w:abstractNum>
-  <w:abstractNum w:abstractNumId="6">
+  <w:abstractNum w:abstractNumId="7" w15:restartNumberingAfterBreak="0">
     <w:nsid w:val="7F0A7CB8"/>
     <w:multiLevelType w:val="hybridMultilevel"/>
     <w:tmpl w:val="89BA0D6E"/>
@@ -1506,32 +2705,35 @@
       </w:rPr>
     </w:lvl>
   </w:abstractNum>
-  <w:num w:numId="1">
+  <w:num w:numId="1" w16cid:durableId="627467736">
     <w:abstractNumId w:val="4"/>
   </w:num>
-  <w:num w:numId="2">
-    <w:abstractNumId w:val="5"/>
+  <w:num w:numId="2" w16cid:durableId="73481840">
+    <w:abstractNumId w:val="6"/>
   </w:num>
-  <w:num w:numId="3">
+  <w:num w:numId="3" w16cid:durableId="645353059">
     <w:abstractNumId w:val="2"/>
   </w:num>
-  <w:num w:numId="4">
+  <w:num w:numId="4" w16cid:durableId="2145729938">
     <w:abstractNumId w:val="1"/>
   </w:num>
-  <w:num w:numId="5">
+  <w:num w:numId="5" w16cid:durableId="1021660885">
     <w:abstractNumId w:val="3"/>
   </w:num>
-  <w:num w:numId="6">
+  <w:num w:numId="6" w16cid:durableId="361513436">
     <w:abstractNumId w:val="0"/>
   </w:num>
-  <w:num w:numId="7">
-    <w:abstractNumId w:val="6"/>
+  <w:num w:numId="7" w16cid:durableId="524288934">
+    <w:abstractNumId w:val="7"/>
+  </w:num>
+  <w:num w:numId="8" w16cid:durableId="1393502788">
+    <w:abstractNumId w:val="5"/>
   </w:num>
 </w:numbering>
 </file>
 
 <file path=word/styles.xml><?xml version="1.0" encoding="utf-8"?>
-<w:styles xmlns:mc="http://schemas.openxmlformats.org/markup-compatibility/2006" xmlns:r="http://schemas.openxmlformats.org/officeDocument/2006/relationships" xmlns:w="http://schemas.openxmlformats.org/wordprocessingml/2006/main" xmlns:w14="http://schemas.microsoft.com/office/word/2010/wordml" mc:Ignorable="w14">
+<w:styles xmlns:mc="http://schemas.openxmlformats.org/markup-compatibility/2006" xmlns:r="http://schemas.openxmlformats.org/officeDocument/2006/relationships" xmlns:w="http://schemas.openxmlformats.org/wordprocessingml/2006/main" xmlns:w14="http://schemas.microsoft.com/office/word/2010/wordml" xmlns:w15="http://schemas.microsoft.com/office/word/2012/wordml" xmlns:w16cex="http://schemas.microsoft.com/office/word/2018/wordml/cex" xmlns:w16cid="http://schemas.microsoft.com/office/word/2016/wordml/cid" xmlns:w16="http://schemas.microsoft.com/office/word/2018/wordml" xmlns:w16sdtdh="http://schemas.microsoft.com/office/word/2020/wordml/sdtdatahash" xmlns:w16se="http://schemas.microsoft.com/office/word/2015/wordml/symex" mc:Ignorable="w14 w15 w16se w16cid w16 w16cex w16sdtdh">
   <w:docDefaults>
     <w:rPrDefault>
       <w:rPr>
@@ -1547,144 +2749,383 @@
       </w:pPr>
     </w:pPrDefault>
   </w:docDefaults>
-  <w:latentStyles w:defLockedState="0" w:defUIPriority="99" w:defSemiHidden="1" w:defUnhideWhenUsed="1" w:defQFormat="0" w:count="267">
-    <w:lsdException w:name="Normal" w:semiHidden="0" w:uiPriority="0" w:unhideWhenUsed="0" w:qFormat="1"/>
-    <w:lsdException w:name="heading 1" w:semiHidden="0" w:uiPriority="9" w:unhideWhenUsed="0" w:qFormat="1"/>
-    <w:lsdException w:name="heading 2" w:uiPriority="9" w:qFormat="1"/>
-    <w:lsdException w:name="heading 3" w:uiPriority="9" w:qFormat="1"/>
-    <w:lsdException w:name="heading 4" w:uiPriority="9" w:qFormat="1"/>
-    <w:lsdException w:name="heading 5" w:uiPriority="9" w:qFormat="1"/>
-    <w:lsdException w:name="heading 6" w:uiPriority="9" w:qFormat="1"/>
-    <w:lsdException w:name="heading 7" w:uiPriority="9" w:qFormat="1"/>
-    <w:lsdException w:name="heading 8" w:uiPriority="9" w:qFormat="1"/>
-    <w:lsdException w:name="heading 9" w:uiPriority="9" w:qFormat="1"/>
-    <w:lsdException w:name="toc 1" w:uiPriority="39"/>
-    <w:lsdException w:name="toc 2" w:uiPriority="39"/>
-    <w:lsdException w:name="toc 3" w:uiPriority="39"/>
-    <w:lsdException w:name="toc 4" w:uiPriority="39"/>
-    <w:lsdException w:name="toc 5" w:uiPriority="39"/>
-    <w:lsdException w:name="toc 6" w:uiPriority="39"/>
-    <w:lsdException w:name="toc 7" w:uiPriority="39"/>
-    <w:lsdException w:name="toc 8" w:uiPriority="39"/>
-    <w:lsdException w:name="toc 9" w:uiPriority="39"/>
-    <w:lsdException w:name="caption" w:uiPriority="35" w:qFormat="1"/>
-    <w:lsdException w:name="Title" w:semiHidden="0" w:uiPriority="10" w:unhideWhenUsed="0" w:qFormat="1"/>
-    <w:lsdException w:name="Default Paragraph Font" w:uiPriority="1"/>
-    <w:lsdException w:name="Subtitle" w:semiHidden="0" w:uiPriority="11" w:unhideWhenUsed="0" w:qFormat="1"/>
-    <w:lsdException w:name="Strong" w:semiHidden="0" w:uiPriority="22" w:unhideWhenUsed="0" w:qFormat="1"/>
-    <w:lsdException w:name="Emphasis" w:semiHidden="0" w:uiPriority="20" w:unhideWhenUsed="0" w:qFormat="1"/>
-    <w:lsdException w:name="Table Grid" w:semiHidden="0" w:uiPriority="59" w:unhideWhenUsed="0"/>
-    <w:lsdException w:name="Placeholder Text" w:unhideWhenUsed="0"/>
-    <w:lsdException w:name="No Spacing" w:semiHidden="0" w:uiPriority="1" w:unhideWhenUsed="0" w:qFormat="1"/>
-    <w:lsdException w:name="Light Shading" w:semiHidden="0" w:uiPriority="60" w:unhideWhenUsed="0"/>
-    <w:lsdException w:name="Light List" w:semiHidden="0" w:uiPriority="61" w:unhideWhenUsed="0"/>
-    <w:lsdException w:name="Light Grid" w:semiHidden="0" w:uiPriority="62" w:unhideWhenUsed="0"/>
-    <w:lsdException w:name="Medium Shading 1" w:semiHidden="0" w:uiPriority="63" w:unhideWhenUsed="0"/>
-    <w:lsdException w:name="Medium Shading 2" w:semiHidden="0" w:uiPriority="64" w:unhideWhenUsed="0"/>
-    <w:lsdException w:name="Medium List 1" w:semiHidden="0" w:uiPriority="65" w:unhideWhenUsed="0"/>
-    <w:lsdException w:name="Medium List 2" w:semiHidden="0" w:uiPriority="66" w:unhideWhenUsed="0"/>
-    <w:lsdException w:name="Medium Grid 1" w:semiHidden="0" w:uiPriority="67" w:unhideWhenUsed="0"/>
-    <w:lsdException w:name="Medium Grid 2" w:semiHidden="0" w:uiPriority="68" w:unhideWhenUsed="0"/>
-    <w:lsdException w:name="Medium Grid 3" w:semiHidden="0" w:uiPriority="69" w:unhideWhenUsed="0"/>
-    <w:lsdException w:name="Dark List" w:semiHidden="0" w:uiPriority="70" w:unhideWhenUsed="0"/>
-    <w:lsdException w:name="Colorful Shading" w:semiHidden="0" w:uiPriority="71" w:unhideWhenUsed="0"/>
-    <w:lsdException w:name="Colorful List" w:semiHidden="0" w:uiPriority="72" w:unhideWhenUsed="0"/>
-    <w:lsdException w:name="Colorful Grid" w:semiHidden="0" w:uiPriority="73" w:unhideWhenUsed="0"/>
-    <w:lsdException w:name="Light Shading Accent 1" w:semiHidden="0" w:uiPriority="60" w:unhideWhenUsed="0"/>
-    <w:lsdException w:name="Light List Accent 1" w:semiHidden="0" w:uiPriority="61" w:unhideWhenUsed="0"/>
-    <w:lsdException w:name="Light Grid Accent 1" w:semiHidden="0" w:uiPriority="62" w:unhideWhenUsed="0"/>
-    <w:lsdException w:name="Medium Shading 1 Accent 1" w:semiHidden="0" w:uiPriority="63" w:unhideWhenUsed="0"/>
-    <w:lsdException w:name="Medium Shading 2 Accent 1" w:semiHidden="0" w:uiPriority="64" w:unhideWhenUsed="0"/>
-    <w:lsdException w:name="Medium List 1 Accent 1" w:semiHidden="0" w:uiPriority="65" w:unhideWhenUsed="0"/>
-    <w:lsdException w:name="Revision" w:unhideWhenUsed="0"/>
-    <w:lsdException w:name="List Paragraph" w:semiHidden="0" w:uiPriority="34" w:unhideWhenUsed="0" w:qFormat="1"/>
-    <w:lsdException w:name="Quote" w:semiHidden="0" w:uiPriority="29" w:unhideWhenUsed="0" w:qFormat="1"/>
-    <w:lsdException w:name="Intense Quote" w:semiHidden="0" w:uiPriority="30" w:unhideWhenUsed="0" w:qFormat="1"/>
-    <w:lsdException w:name="Medium List 2 Accent 1" w:semiHidden="0" w:uiPriority="66" w:unhideWhenUsed="0"/>
-    <w:lsdException w:name="Medium Grid 1 Accent 1" w:semiHidden="0" w:uiPriority="67" w:unhideWhenUsed="0"/>
-    <w:lsdException w:name="Medium Grid 2 Accent 1" w:semiHidden="0" w:uiPriority="68" w:unhideWhenUsed="0"/>
-    <w:lsdException w:name="Medium Grid 3 Accent 1" w:semiHidden="0" w:uiPriority="69" w:unhideWhenUsed="0"/>
-    <w:lsdException w:name="Dark List Accent 1" w:semiHidden="0" w:uiPriority="70" w:unhideWhenUsed="0"/>
-    <w:lsdException w:name="Colorful Shading Accent 1" w:semiHidden="0" w:uiPriority="71" w:unhideWhenUsed="0"/>
-    <w:lsdException w:name="Colorful List Accent 1" w:semiHidden="0" w:uiPriority="72" w:unhideWhenUsed="0"/>
-    <w:lsdException w:name="Colorful Grid Accent 1" w:semiHidden="0" w:uiPriority="73" w:unhideWhenUsed="0"/>
-    <w:lsdException w:name="Light Shading Accent 2" w:semiHidden="0" w:uiPriority="60" w:unhideWhenUsed="0"/>
-    <w:lsdException w:name="Light List Accent 2" w:semiHidden="0" w:uiPriority="61" w:unhideWhenUsed="0"/>
-    <w:lsdException w:name="Light Grid Accent 2" w:semiHidden="0" w:uiPriority="62" w:unhideWhenUsed="0"/>
-    <w:lsdException w:name="Medium Shading 1 Accent 2" w:semiHidden="0" w:uiPriority="63" w:unhideWhenUsed="0"/>
-    <w:lsdException w:name="Medium Shading 2 Accent 2" w:semiHidden="0" w:uiPriority="64" w:unhideWhenUsed="0"/>
-    <w:lsdException w:name="Medium List 1 Accent 2" w:semiHidden="0" w:uiPriority="65" w:unhideWhenUsed="0"/>
-    <w:lsdException w:name="Medium List 2 Accent 2" w:semiHidden="0" w:uiPriority="66" w:unhideWhenUsed="0"/>
-    <w:lsdException w:name="Medium Grid 1 Accent 2" w:semiHidden="0" w:uiPriority="67" w:unhideWhenUsed="0"/>
-    <w:lsdException w:name="Medium Grid 2 Accent 2" w:semiHidden="0" w:uiPriority="68" w:unhideWhenUsed="0"/>
-    <w:lsdException w:name="Medium Grid 3 Accent 2" w:semiHidden="0" w:uiPriority="69" w:unhideWhenUsed="0"/>
-    <w:lsdException w:name="Dark List Accent 2" w:semiHidden="0" w:uiPriority="70" w:unhideWhenUsed="0"/>
-    <w:lsdException w:name="Colorful Shading Accent 2" w:semiHidden="0" w:uiPriority="71" w:unhideWhenUsed="0"/>
-    <w:lsdException w:name="Colorful List Accent 2" w:semiHidden="0" w:uiPriority="72" w:unhideWhenUsed="0"/>
-    <w:lsdException w:name="Colorful Grid Accent 2" w:semiHidden="0" w:uiPriority="73" w:unhideWhenUsed="0"/>
-    <w:lsdException w:name="Light Shading Accent 3" w:semiHidden="0" w:uiPriority="60" w:unhideWhenUsed="0"/>
-    <w:lsdException w:name="Light List Accent 3" w:semiHidden="0" w:uiPriority="61" w:unhideWhenUsed="0"/>
-    <w:lsdException w:name="Light Grid Accent 3" w:semiHidden="0" w:uiPriority="62" w:unhideWhenUsed="0"/>
-    <w:lsdException w:name="Medium Shading 1 Accent 3" w:semiHidden="0" w:uiPriority="63" w:unhideWhenUsed="0"/>
-    <w:lsdException w:name="Medium Shading 2 Accent 3" w:semiHidden="0" w:uiPriority="64" w:unhideWhenUsed="0"/>
-    <w:lsdException w:name="Medium List 1 Accent 3" w:semiHidden="0" w:uiPriority="65" w:unhideWhenUsed="0"/>
-    <w:lsdException w:name="Medium List 2 Accent 3" w:semiHidden="0" w:uiPriority="66" w:unhideWhenUsed="0"/>
-    <w:lsdException w:name="Medium Grid 1 Accent 3" w:semiHidden="0" w:uiPriority="67" w:unhideWhenUsed="0"/>
-    <w:lsdException w:name="Medium Grid 2 Accent 3" w:semiHidden="0" w:uiPriority="68" w:unhideWhenUsed="0"/>
-    <w:lsdException w:name="Medium Grid 3 Accent 3" w:semiHidden="0" w:uiPriority="69" w:unhideWhenUsed="0"/>
-    <w:lsdException w:name="Dark List Accent 3" w:semiHidden="0" w:uiPriority="70" w:unhideWhenUsed="0"/>
-    <w:lsdException w:name="Colorful Shading Accent 3" w:semiHidden="0" w:uiPriority="71" w:unhideWhenUsed="0"/>
-    <w:lsdException w:name="Colorful List Accent 3" w:semiHidden="0" w:uiPriority="72" w:unhideWhenUsed="0"/>
-    <w:lsdException w:name="Colorful Grid Accent 3" w:semiHidden="0" w:uiPriority="73" w:unhideWhenUsed="0"/>
-    <w:lsdException w:name="Light Shading Accent 4" w:semiHidden="0" w:uiPriority="60" w:unhideWhenUsed="0"/>
-    <w:lsdException w:name="Light List Accent 4" w:semiHidden="0" w:uiPriority="61" w:unhideWhenUsed="0"/>
-    <w:lsdException w:name="Light Grid Accent 4" w:semiHidden="0" w:uiPriority="62" w:unhideWhenUsed="0"/>
-    <w:lsdException w:name="Medium Shading 1 Accent 4" w:semiHidden="0" w:uiPriority="63" w:unhideWhenUsed="0"/>
-    <w:lsdException w:name="Medium Shading 2 Accent 4" w:semiHidden="0" w:uiPriority="64" w:unhideWhenUsed="0"/>
-    <w:lsdException w:name="Medium List 1 Accent 4" w:semiHidden="0" w:uiPriority="65" w:unhideWhenUsed="0"/>
-    <w:lsdException w:name="Medium List 2 Accent 4" w:semiHidden="0" w:uiPriority="66" w:unhideWhenUsed="0"/>
-    <w:lsdException w:name="Medium Grid 1 Accent 4" w:semiHidden="0" w:uiPriority="67" w:unhideWhenUsed="0"/>
-    <w:lsdException w:name="Medium Grid 2 Accent 4" w:semiHidden="0" w:uiPriority="68" w:unhideWhenUsed="0"/>
-    <w:lsdException w:name="Medium Grid 3 Accent 4" w:semiHidden="0" w:uiPriority="69" w:unhideWhenUsed="0"/>
-    <w:lsdException w:name="Dark List Accent 4" w:semiHidden="0" w:uiPriority="70" w:unhideWhenUsed="0"/>
-    <w:lsdException w:name="Colorful Shading Accent 4" w:semiHidden="0" w:uiPriority="71" w:unhideWhenUsed="0"/>
-    <w:lsdException w:name="Colorful List Accent 4" w:semiHidden="0" w:uiPriority="72" w:unhideWhenUsed="0"/>
-    <w:lsdException w:name="Colorful Grid Accent 4" w:semiHidden="0" w:uiPriority="73" w:unhideWhenUsed="0"/>
-    <w:lsdException w:name="Light Shading Accent 5" w:semiHidden="0" w:uiPriority="60" w:unhideWhenUsed="0"/>
-    <w:lsdException w:name="Light List Accent 5" w:semiHidden="0" w:uiPriority="61" w:unhideWhenUsed="0"/>
-    <w:lsdException w:name="Light Grid Accent 5" w:semiHidden="0" w:uiPriority="62" w:unhideWhenUsed="0"/>
-    <w:lsdException w:name="Medium Shading 1 Accent 5" w:semiHidden="0" w:uiPriority="63" w:unhideWhenUsed="0"/>
-    <w:lsdException w:name="Medium Shading 2 Accent 5" w:semiHidden="0" w:uiPriority="64" w:unhideWhenUsed="0"/>
-    <w:lsdException w:name="Medium List 1 Accent 5" w:semiHidden="0" w:uiPriority="65" w:unhideWhenUsed="0"/>
-    <w:lsdException w:name="Medium List 2 Accent 5" w:semiHidden="0" w:uiPriority="66" w:unhideWhenUsed="0"/>
-    <w:lsdException w:name="Medium Grid 1 Accent 5" w:semiHidden="0" w:uiPriority="67" w:unhideWhenUsed="0"/>
-    <w:lsdException w:name="Medium Grid 2 Accent 5" w:semiHidden="0" w:uiPriority="68" w:unhideWhenUsed="0"/>
-    <w:lsdException w:name="Medium Grid 3 Accent 5" w:semiHidden="0" w:uiPriority="69" w:unhideWhenUsed="0"/>
-    <w:lsdException w:name="Dark List Accent 5" w:semiHidden="0" w:uiPriority="70" w:unhideWhenUsed="0"/>
-    <w:lsdException w:name="Colorful Shading Accent 5" w:semiHidden="0" w:uiPriority="71" w:unhideWhenUsed="0"/>
-    <w:lsdException w:name="Colorful List Accent 5" w:semiHidden="0" w:uiPriority="72" w:unhideWhenUsed="0"/>
-    <w:lsdException w:name="Colorful Grid Accent 5" w:semiHidden="0" w:uiPriority="73" w:unhideWhenUsed="0"/>
-    <w:lsdException w:name="Light Shading Accent 6" w:semiHidden="0" w:uiPriority="60" w:unhideWhenUsed="0"/>
-    <w:lsdException w:name="Light List Accent 6" w:semiHidden="0" w:uiPriority="61" w:unhideWhenUsed="0"/>
-    <w:lsdException w:name="Light Grid Accent 6" w:semiHidden="0" w:uiPriority="62" w:unhideWhenUsed="0"/>
-    <w:lsdException w:name="Medium Shading 1 Accent 6" w:semiHidden="0" w:uiPriority="63" w:unhideWhenUsed="0"/>
-    <w:lsdException w:name="Medium Shading 2 Accent 6" w:semiHidden="0" w:uiPriority="64" w:unhideWhenUsed="0"/>
-    <w:lsdException w:name="Medium List 1 Accent 6" w:semiHidden="0" w:uiPriority="65" w:unhideWhenUsed="0"/>
-    <w:lsdException w:name="Medium List 2 Accent 6" w:semiHidden="0" w:uiPriority="66" w:unhideWhenUsed="0"/>
-    <w:lsdException w:name="Medium Grid 1 Accent 6" w:semiHidden="0" w:uiPriority="67" w:unhideWhenUsed="0"/>
-    <w:lsdException w:name="Medium Grid 2 Accent 6" w:semiHidden="0" w:uiPriority="68" w:unhideWhenUsed="0"/>
-    <w:lsdException w:name="Medium Grid 3 Accent 6" w:semiHidden="0" w:uiPriority="69" w:unhideWhenUsed="0"/>
-    <w:lsdException w:name="Dark List Accent 6" w:semiHidden="0" w:uiPriority="70" w:unhideWhenUsed="0"/>
-    <w:lsdException w:name="Colorful Shading Accent 6" w:semiHidden="0" w:uiPriority="71" w:unhideWhenUsed="0"/>
-    <w:lsdException w:name="Colorful List Accent 6" w:semiHidden="0" w:uiPriority="72" w:unhideWhenUsed="0"/>
-    <w:lsdException w:name="Colorful Grid Accent 6" w:semiHidden="0" w:uiPriority="73" w:unhideWhenUsed="0"/>
-    <w:lsdException w:name="Subtle Emphasis" w:semiHidden="0" w:uiPriority="19" w:unhideWhenUsed="0" w:qFormat="1"/>
-    <w:lsdException w:name="Intense Emphasis" w:semiHidden="0" w:uiPriority="21" w:unhideWhenUsed="0" w:qFormat="1"/>
-    <w:lsdException w:name="Subtle Reference" w:semiHidden="0" w:uiPriority="31" w:unhideWhenUsed="0" w:qFormat="1"/>
-    <w:lsdException w:name="Intense Reference" w:semiHidden="0" w:uiPriority="32" w:unhideWhenUsed="0" w:qFormat="1"/>
-    <w:lsdException w:name="Book Title" w:semiHidden="0" w:uiPriority="33" w:unhideWhenUsed="0" w:qFormat="1"/>
-    <w:lsdException w:name="Bibliography" w:uiPriority="37"/>
-    <w:lsdException w:name="TOC Heading" w:uiPriority="39" w:qFormat="1"/>
+  <w:latentStyles w:defLockedState="0" w:defUIPriority="99" w:defSemiHidden="0" w:defUnhideWhenUsed="0" w:defQFormat="0" w:count="376">
+    <w:lsdException w:name="Normal" w:uiPriority="0" w:qFormat="1"/>
+    <w:lsdException w:name="heading 1" w:uiPriority="9" w:qFormat="1"/>
+    <w:lsdException w:name="heading 2" w:semiHidden="1" w:uiPriority="9" w:unhideWhenUsed="1" w:qFormat="1"/>
+    <w:lsdException w:name="heading 3" w:semiHidden="1" w:uiPriority="9" w:unhideWhenUsed="1" w:qFormat="1"/>
+    <w:lsdException w:name="heading 4" w:semiHidden="1" w:uiPriority="9" w:unhideWhenUsed="1" w:qFormat="1"/>
+    <w:lsdException w:name="heading 5" w:semiHidden="1" w:uiPriority="9" w:unhideWhenUsed="1" w:qFormat="1"/>
+    <w:lsdException w:name="heading 6" w:semiHidden="1" w:uiPriority="9" w:unhideWhenUsed="1" w:qFormat="1"/>
+    <w:lsdException w:name="heading 7" w:semiHidden="1" w:uiPriority="9" w:unhideWhenUsed="1" w:qFormat="1"/>
+    <w:lsdException w:name="heading 8" w:semiHidden="1" w:uiPriority="9" w:unhideWhenUsed="1" w:qFormat="1"/>
+    <w:lsdException w:name="heading 9" w:semiHidden="1" w:uiPriority="9" w:unhideWhenUsed="1" w:qFormat="1"/>
+    <w:lsdException w:name="index 1" w:semiHidden="1" w:unhideWhenUsed="1"/>
+    <w:lsdException w:name="index 2" w:semiHidden="1" w:unhideWhenUsed="1"/>
+    <w:lsdException w:name="index 3" w:semiHidden="1" w:unhideWhenUsed="1"/>
+    <w:lsdException w:name="index 4" w:semiHidden="1" w:unhideWhenUsed="1"/>
+    <w:lsdException w:name="index 5" w:semiHidden="1" w:unhideWhenUsed="1"/>
+    <w:lsdException w:name="index 6" w:semiHidden="1" w:unhideWhenUsed="1"/>
+    <w:lsdException w:name="index 7" w:semiHidden="1" w:unhideWhenUsed="1"/>
+    <w:lsdException w:name="index 8" w:semiHidden="1" w:unhideWhenUsed="1"/>
+    <w:lsdException w:name="index 9" w:semiHidden="1" w:unhideWhenUsed="1"/>
+    <w:lsdException w:name="toc 1" w:semiHidden="1" w:uiPriority="39" w:unhideWhenUsed="1"/>
+    <w:lsdException w:name="toc 2" w:semiHidden="1" w:uiPriority="39" w:unhideWhenUsed="1"/>
+    <w:lsdException w:name="toc 3" w:semiHidden="1" w:uiPriority="39" w:unhideWhenUsed="1"/>
+    <w:lsdException w:name="toc 4" w:semiHidden="1" w:uiPriority="39" w:unhideWhenUsed="1"/>
+    <w:lsdException w:name="toc 5" w:semiHidden="1" w:uiPriority="39" w:unhideWhenUsed="1"/>
+    <w:lsdException w:name="toc 6" w:semiHidden="1" w:uiPriority="39" w:unhideWhenUsed="1"/>
+    <w:lsdException w:name="toc 7" w:semiHidden="1" w:uiPriority="39" w:unhideWhenUsed="1"/>
+    <w:lsdException w:name="toc 8" w:semiHidden="1" w:uiPriority="39" w:unhideWhenUsed="1"/>
+    <w:lsdException w:name="toc 9" w:semiHidden="1" w:uiPriority="39" w:unhideWhenUsed="1"/>
+    <w:lsdException w:name="Normal Indent" w:semiHidden="1" w:unhideWhenUsed="1"/>
+    <w:lsdException w:name="footnote text" w:semiHidden="1" w:unhideWhenUsed="1"/>
+    <w:lsdException w:name="annotation text" w:semiHidden="1" w:unhideWhenUsed="1"/>
+    <w:lsdException w:name="header" w:semiHidden="1" w:unhideWhenUsed="1"/>
+    <w:lsdException w:name="footer" w:semiHidden="1" w:unhideWhenUsed="1"/>
+    <w:lsdException w:name="index heading" w:semiHidden="1" w:unhideWhenUsed="1"/>
+    <w:lsdException w:name="caption" w:semiHidden="1" w:uiPriority="35" w:unhideWhenUsed="1" w:qFormat="1"/>
+    <w:lsdException w:name="table of figures" w:semiHidden="1" w:unhideWhenUsed="1"/>
+    <w:lsdException w:name="envelope address" w:semiHidden="1" w:unhideWhenUsed="1"/>
+    <w:lsdException w:name="envelope return" w:semiHidden="1" w:unhideWhenUsed="1"/>
+    <w:lsdException w:name="footnote reference" w:semiHidden="1" w:unhideWhenUsed="1"/>
+    <w:lsdException w:name="annotation reference" w:semiHidden="1" w:unhideWhenUsed="1"/>
+    <w:lsdException w:name="line number" w:semiHidden="1" w:unhideWhenUsed="1"/>
+    <w:lsdException w:name="page number" w:semiHidden="1" w:unhideWhenUsed="1"/>
+    <w:lsdException w:name="endnote reference" w:semiHidden="1" w:unhideWhenUsed="1"/>
+    <w:lsdException w:name="endnote text" w:semiHidden="1" w:unhideWhenUsed="1"/>
+    <w:lsdException w:name="table of authorities" w:semiHidden="1" w:unhideWhenUsed="1"/>
+    <w:lsdException w:name="macro" w:semiHidden="1" w:unhideWhenUsed="1"/>
+    <w:lsdException w:name="toa heading" w:semiHidden="1" w:unhideWhenUsed="1"/>
+    <w:lsdException w:name="List" w:semiHidden="1" w:unhideWhenUsed="1"/>
+    <w:lsdException w:name="List Bullet" w:semiHidden="1" w:unhideWhenUsed="1"/>
+    <w:lsdException w:name="List Number" w:semiHidden="1" w:unhideWhenUsed="1"/>
+    <w:lsdException w:name="List 2" w:semiHidden="1" w:unhideWhenUsed="1"/>
+    <w:lsdException w:name="List 3" w:semiHidden="1" w:unhideWhenUsed="1"/>
+    <w:lsdException w:name="List 4" w:semiHidden="1" w:unhideWhenUsed="1"/>
+    <w:lsdException w:name="List 5" w:semiHidden="1" w:unhideWhenUsed="1"/>
+    <w:lsdException w:name="List Bullet 2" w:semiHidden="1" w:unhideWhenUsed="1"/>
+    <w:lsdException w:name="List Bullet 3" w:semiHidden="1" w:unhideWhenUsed="1"/>
+    <w:lsdException w:name="List Bullet 4" w:semiHidden="1" w:unhideWhenUsed="1"/>
+    <w:lsdException w:name="List Bullet 5" w:semiHidden="1" w:unhideWhenUsed="1"/>
+    <w:lsdException w:name="List Number 2" w:semiHidden="1" w:unhideWhenUsed="1"/>
+    <w:lsdException w:name="List Number 3" w:semiHidden="1" w:unhideWhenUsed="1"/>
+    <w:lsdException w:name="List Number 4" w:semiHidden="1" w:unhideWhenUsed="1"/>
+    <w:lsdException w:name="List Number 5" w:semiHidden="1" w:unhideWhenUsed="1"/>
+    <w:lsdException w:name="Title" w:uiPriority="10" w:qFormat="1"/>
+    <w:lsdException w:name="Closing" w:semiHidden="1" w:unhideWhenUsed="1"/>
+    <w:lsdException w:name="Signature" w:semiHidden="1" w:unhideWhenUsed="1"/>
+    <w:lsdException w:name="Default Paragraph Font" w:semiHidden="1" w:uiPriority="1" w:unhideWhenUsed="1"/>
+    <w:lsdException w:name="Body Text" w:semiHidden="1" w:unhideWhenUsed="1"/>
+    <w:lsdException w:name="Body Text Indent" w:semiHidden="1" w:unhideWhenUsed="1"/>
+    <w:lsdException w:name="List Continue" w:semiHidden="1" w:unhideWhenUsed="1"/>
+    <w:lsdException w:name="List Continue 2" w:semiHidden="1" w:unhideWhenUsed="1"/>
+    <w:lsdException w:name="List Continue 3" w:semiHidden="1" w:unhideWhenUsed="1"/>
+    <w:lsdException w:name="List Continue 4" w:semiHidden="1" w:unhideWhenUsed="1"/>
+    <w:lsdException w:name="List Continue 5" w:semiHidden="1" w:unhideWhenUsed="1"/>
+    <w:lsdException w:name="Message Header" w:semiHidden="1" w:unhideWhenUsed="1"/>
+    <w:lsdException w:name="Subtitle" w:uiPriority="11" w:qFormat="1"/>
+    <w:lsdException w:name="Salutation" w:semiHidden="1" w:unhideWhenUsed="1"/>
+    <w:lsdException w:name="Date" w:semiHidden="1" w:unhideWhenUsed="1"/>
+    <w:lsdException w:name="Body Text First Indent" w:semiHidden="1" w:unhideWhenUsed="1"/>
+    <w:lsdException w:name="Body Text First Indent 2" w:semiHidden="1" w:unhideWhenUsed="1"/>
+    <w:lsdException w:name="Note Heading" w:semiHidden="1" w:unhideWhenUsed="1"/>
+    <w:lsdException w:name="Body Text 2" w:semiHidden="1" w:unhideWhenUsed="1"/>
+    <w:lsdException w:name="Body Text 3" w:semiHidden="1" w:unhideWhenUsed="1"/>
+    <w:lsdException w:name="Body Text Indent 2" w:semiHidden="1" w:unhideWhenUsed="1"/>
+    <w:lsdException w:name="Body Text Indent 3" w:semiHidden="1" w:unhideWhenUsed="1"/>
+    <w:lsdException w:name="Block Text" w:semiHidden="1" w:unhideWhenUsed="1"/>
+    <w:lsdException w:name="Hyperlink" w:semiHidden="1" w:unhideWhenUsed="1"/>
+    <w:lsdException w:name="FollowedHyperlink" w:semiHidden="1" w:unhideWhenUsed="1"/>
+    <w:lsdException w:name="Strong" w:uiPriority="22" w:qFormat="1"/>
+    <w:lsdException w:name="Emphasis" w:uiPriority="20" w:qFormat="1"/>
+    <w:lsdException w:name="Document Map" w:semiHidden="1" w:unhideWhenUsed="1"/>
+    <w:lsdException w:name="Plain Text" w:semiHidden="1" w:unhideWhenUsed="1"/>
+    <w:lsdException w:name="E-mail Signature" w:semiHidden="1" w:unhideWhenUsed="1"/>
+    <w:lsdException w:name="HTML Top of Form" w:semiHidden="1" w:unhideWhenUsed="1"/>
+    <w:lsdException w:name="HTML Bottom of Form" w:semiHidden="1" w:unhideWhenUsed="1"/>
+    <w:lsdException w:name="Normal (Web)" w:semiHidden="1" w:unhideWhenUsed="1"/>
+    <w:lsdException w:name="HTML Acronym" w:semiHidden="1" w:unhideWhenUsed="1"/>
+    <w:lsdException w:name="HTML Address" w:semiHidden="1" w:unhideWhenUsed="1"/>
+    <w:lsdException w:name="HTML Cite" w:semiHidden="1" w:unhideWhenUsed="1"/>
+    <w:lsdException w:name="HTML Code" w:semiHidden="1" w:unhideWhenUsed="1"/>
+    <w:lsdException w:name="HTML Definition" w:semiHidden="1" w:unhideWhenUsed="1"/>
+    <w:lsdException w:name="HTML Keyboard" w:semiHidden="1" w:unhideWhenUsed="1"/>
+    <w:lsdException w:name="HTML Preformatted" w:semiHidden="1" w:unhideWhenUsed="1"/>
+    <w:lsdException w:name="HTML Sample" w:semiHidden="1" w:unhideWhenUsed="1"/>
+    <w:lsdException w:name="HTML Typewriter" w:semiHidden="1" w:unhideWhenUsed="1"/>
+    <w:lsdException w:name="HTML Variable" w:semiHidden="1" w:unhideWhenUsed="1"/>
+    <w:lsdException w:name="Normal Table" w:semiHidden="1" w:unhideWhenUsed="1"/>
+    <w:lsdException w:name="annotation subject" w:semiHidden="1" w:unhideWhenUsed="1"/>
+    <w:lsdException w:name="No List" w:semiHidden="1" w:unhideWhenUsed="1"/>
+    <w:lsdException w:name="Outline List 1" w:semiHidden="1" w:unhideWhenUsed="1"/>
+    <w:lsdException w:name="Outline List 2" w:semiHidden="1" w:unhideWhenUsed="1"/>
+    <w:lsdException w:name="Outline List 3" w:semiHidden="1" w:unhideWhenUsed="1"/>
+    <w:lsdException w:name="Table Simple 1" w:semiHidden="1" w:unhideWhenUsed="1"/>
+    <w:lsdException w:name="Table Simple 2" w:semiHidden="1" w:unhideWhenUsed="1"/>
+    <w:lsdException w:name="Table Simple 3" w:semiHidden="1" w:unhideWhenUsed="1"/>
+    <w:lsdException w:name="Table Classic 1" w:semiHidden="1" w:unhideWhenUsed="1"/>
+    <w:lsdException w:name="Table Classic 2" w:semiHidden="1" w:unhideWhenUsed="1"/>
+    <w:lsdException w:name="Table Classic 3" w:semiHidden="1" w:unhideWhenUsed="1"/>
+    <w:lsdException w:name="Table Classic 4" w:semiHidden="1" w:unhideWhenUsed="1"/>
+    <w:lsdException w:name="Table Colorful 1" w:semiHidden="1" w:unhideWhenUsed="1"/>
+    <w:lsdException w:name="Table Colorful 2" w:semiHidden="1" w:unhideWhenUsed="1"/>
+    <w:lsdException w:name="Table Colorful 3" w:semiHidden="1" w:unhideWhenUsed="1"/>
+    <w:lsdException w:name="Table Columns 1" w:semiHidden="1" w:unhideWhenUsed="1"/>
+    <w:lsdException w:name="Table Columns 2" w:semiHidden="1" w:unhideWhenUsed="1"/>
+    <w:lsdException w:name="Table Columns 3" w:semiHidden="1" w:unhideWhenUsed="1"/>
+    <w:lsdException w:name="Table Columns 4" w:semiHidden="1" w:unhideWhenUsed="1"/>
+    <w:lsdException w:name="Table Columns 5" w:semiHidden="1" w:unhideWhenUsed="1"/>
+    <w:lsdException w:name="Table Grid 1" w:semiHidden="1" w:unhideWhenUsed="1"/>
+    <w:lsdException w:name="Table Grid 2" w:semiHidden="1" w:unhideWhenUsed="1"/>
+    <w:lsdException w:name="Table Grid 3" w:semiHidden="1" w:unhideWhenUsed="1"/>
+    <w:lsdException w:name="Table Grid 4" w:semiHidden="1" w:unhideWhenUsed="1"/>
+    <w:lsdException w:name="Table Grid 5" w:semiHidden="1" w:unhideWhenUsed="1"/>
+    <w:lsdException w:name="Table Grid 6" w:semiHidden="1" w:unhideWhenUsed="1"/>
+    <w:lsdException w:name="Table Grid 7" w:semiHidden="1" w:unhideWhenUsed="1"/>
+    <w:lsdException w:name="Table Grid 8" w:semiHidden="1" w:unhideWhenUsed="1"/>
+    <w:lsdException w:name="Table List 1" w:semiHidden="1" w:unhideWhenUsed="1"/>
+    <w:lsdException w:name="Table List 2" w:semiHidden="1" w:unhideWhenUsed="1"/>
+    <w:lsdException w:name="Table List 3" w:semiHidden="1" w:unhideWhenUsed="1"/>
+    <w:lsdException w:name="Table List 4" w:semiHidden="1" w:unhideWhenUsed="1"/>
+    <w:lsdException w:name="Table List 5" w:semiHidden="1" w:unhideWhenUsed="1"/>
+    <w:lsdException w:name="Table List 6" w:semiHidden="1" w:unhideWhenUsed="1"/>
+    <w:lsdException w:name="Table List 7" w:semiHidden="1" w:unhideWhenUsed="1"/>
+    <w:lsdException w:name="Table List 8" w:semiHidden="1" w:unhideWhenUsed="1"/>
+    <w:lsdException w:name="Table 3D effects 1" w:semiHidden="1" w:unhideWhenUsed="1"/>
+    <w:lsdException w:name="Table 3D effects 2" w:semiHidden="1" w:unhideWhenUsed="1"/>
+    <w:lsdException w:name="Table 3D effects 3" w:semiHidden="1" w:unhideWhenUsed="1"/>
+    <w:lsdException w:name="Table Contemporary" w:semiHidden="1" w:unhideWhenUsed="1"/>
+    <w:lsdException w:name="Table Elegant" w:semiHidden="1" w:unhideWhenUsed="1"/>
+    <w:lsdException w:name="Table Professional" w:semiHidden="1" w:unhideWhenUsed="1"/>
+    <w:lsdException w:name="Table Subtle 1" w:semiHidden="1" w:unhideWhenUsed="1"/>
+    <w:lsdException w:name="Table Subtle 2" w:semiHidden="1" w:unhideWhenUsed="1"/>
+    <w:lsdException w:name="Table Web 1" w:semiHidden="1" w:unhideWhenUsed="1"/>
+    <w:lsdException w:name="Table Web 2" w:semiHidden="1" w:unhideWhenUsed="1"/>
+    <w:lsdException w:name="Table Web 3" w:semiHidden="1" w:unhideWhenUsed="1"/>
+    <w:lsdException w:name="Balloon Text" w:semiHidden="1" w:unhideWhenUsed="1"/>
+    <w:lsdException w:name="Table Grid" w:uiPriority="59"/>
+    <w:lsdException w:name="Table Theme" w:semiHidden="1" w:unhideWhenUsed="1"/>
+    <w:lsdException w:name="Placeholder Text" w:semiHidden="1"/>
+    <w:lsdException w:name="No Spacing" w:uiPriority="1" w:qFormat="1"/>
+    <w:lsdException w:name="Light Shading" w:uiPriority="60"/>
+    <w:lsdException w:name="Light List" w:uiPriority="61"/>
+    <w:lsdException w:name="Light Grid" w:uiPriority="62"/>
+    <w:lsdException w:name="Medium Shading 1" w:uiPriority="63"/>
+    <w:lsdException w:name="Medium Shading 2" w:uiPriority="64"/>
+    <w:lsdException w:name="Medium List 1" w:uiPriority="65"/>
+    <w:lsdException w:name="Medium List 2" w:uiPriority="66"/>
+    <w:lsdException w:name="Medium Grid 1" w:uiPriority="67"/>
+    <w:lsdException w:name="Medium Grid 2" w:uiPriority="68"/>
+    <w:lsdException w:name="Medium Grid 3" w:uiPriority="69"/>
+    <w:lsdException w:name="Dark List" w:uiPriority="70"/>
+    <w:lsdException w:name="Colorful Shading" w:uiPriority="71"/>
+    <w:lsdException w:name="Colorful List" w:uiPriority="72"/>
+    <w:lsdException w:name="Colorful Grid" w:uiPriority="73"/>
+    <w:lsdException w:name="Light Shading Accent 1" w:uiPriority="60"/>
+    <w:lsdException w:name="Light List Accent 1" w:uiPriority="61"/>
+    <w:lsdException w:name="Light Grid Accent 1" w:uiPriority="62"/>
+    <w:lsdException w:name="Medium Shading 1 Accent 1" w:uiPriority="63"/>
+    <w:lsdException w:name="Medium Shading 2 Accent 1" w:uiPriority="64"/>
+    <w:lsdException w:name="Medium List 1 Accent 1" w:uiPriority="65"/>
+    <w:lsdException w:name="Revision" w:semiHidden="1"/>
+    <w:lsdException w:name="List Paragraph" w:uiPriority="34" w:qFormat="1"/>
+    <w:lsdException w:name="Quote" w:uiPriority="29" w:qFormat="1"/>
+    <w:lsdException w:name="Intense Quote" w:uiPriority="30" w:qFormat="1"/>
+    <w:lsdException w:name="Medium List 2 Accent 1" w:uiPriority="66"/>
+    <w:lsdException w:name="Medium Grid 1 Accent 1" w:uiPriority="67"/>
+    <w:lsdException w:name="Medium Grid 2 Accent 1" w:uiPriority="68"/>
+    <w:lsdException w:name="Medium Grid 3 Accent 1" w:uiPriority="69"/>
+    <w:lsdException w:name="Dark List Accent 1" w:uiPriority="70"/>
+    <w:lsdException w:name="Colorful Shading Accent 1" w:uiPriority="71"/>
+    <w:lsdException w:name="Colorful List Accent 1" w:uiPriority="72"/>
+    <w:lsdException w:name="Colorful Grid Accent 1" w:uiPriority="73"/>
+    <w:lsdException w:name="Light Shading Accent 2" w:uiPriority="60"/>
+    <w:lsdException w:name="Light List Accent 2" w:uiPriority="61"/>
+    <w:lsdException w:name="Light Grid Accent 2" w:uiPriority="62"/>
+    <w:lsdException w:name="Medium Shading 1 Accent 2" w:uiPriority="63"/>
+    <w:lsdException w:name="Medium Shading 2 Accent 2" w:uiPriority="64"/>
+    <w:lsdException w:name="Medium List 1 Accent 2" w:uiPriority="65"/>
+    <w:lsdException w:name="Medium List 2 Accent 2" w:uiPriority="66"/>
+    <w:lsdException w:name="Medium Grid 1 Accent 2" w:uiPriority="67"/>
+    <w:lsdException w:name="Medium Grid 2 Accent 2" w:uiPriority="68"/>
+    <w:lsdException w:name="Medium Grid 3 Accent 2" w:uiPriority="69"/>
+    <w:lsdException w:name="Dark List Accent 2" w:uiPriority="70"/>
+    <w:lsdException w:name="Colorful Shading Accent 2" w:uiPriority="71"/>
+    <w:lsdException w:name="Colorful List Accent 2" w:uiPriority="72"/>
+    <w:lsdException w:name="Colorful Grid Accent 2" w:uiPriority="73"/>
+    <w:lsdException w:name="Light Shading Accent 3" w:uiPriority="60"/>
+    <w:lsdException w:name="Light List Accent 3" w:uiPriority="61"/>
+    <w:lsdException w:name="Light Grid Accent 3" w:uiPriority="62"/>
+    <w:lsdException w:name="Medium Shading 1 Accent 3" w:uiPriority="63"/>
+    <w:lsdException w:name="Medium Shading 2 Accent 3" w:uiPriority="64"/>
+    <w:lsdException w:name="Medium List 1 Accent 3" w:uiPriority="65"/>
+    <w:lsdException w:name="Medium List 2 Accent 3" w:uiPriority="66"/>
+    <w:lsdException w:name="Medium Grid 1 Accent 3" w:uiPriority="67"/>
+    <w:lsdException w:name="Medium Grid 2 Accent 3" w:uiPriority="68"/>
+    <w:lsdException w:name="Medium Grid 3 Accent 3" w:uiPriority="69"/>
+    <w:lsdException w:name="Dark List Accent 3" w:uiPriority="70"/>
+    <w:lsdException w:name="Colorful Shading Accent 3" w:uiPriority="71"/>
+    <w:lsdException w:name="Colorful List Accent 3" w:uiPriority="72"/>
+    <w:lsdException w:name="Colorful Grid Accent 3" w:uiPriority="73"/>
+    <w:lsdException w:name="Light Shading Accent 4" w:uiPriority="60"/>
+    <w:lsdException w:name="Light List Accent 4" w:uiPriority="61"/>
+    <w:lsdException w:name="Light Grid Accent 4" w:uiPriority="62"/>
+    <w:lsdException w:name="Medium Shading 1 Accent 4" w:uiPriority="63"/>
+    <w:lsdException w:name="Medium Shading 2 Accent 4" w:uiPriority="64"/>
+    <w:lsdException w:name="Medium List 1 Accent 4" w:uiPriority="65"/>
+    <w:lsdException w:name="Medium List 2 Accent 4" w:uiPriority="66"/>
+    <w:lsdException w:name="Medium Grid 1 Accent 4" w:uiPriority="67"/>
+    <w:lsdException w:name="Medium Grid 2 Accent 4" w:uiPriority="68"/>
+    <w:lsdException w:name="Medium Grid 3 Accent 4" w:uiPriority="69"/>
+    <w:lsdException w:name="Dark List Accent 4" w:uiPriority="70"/>
+    <w:lsdException w:name="Colorful Shading Accent 4" w:uiPriority="71"/>
+    <w:lsdException w:name="Colorful List Accent 4" w:uiPriority="72"/>
+    <w:lsdException w:name="Colorful Grid Accent 4" w:uiPriority="73"/>
+    <w:lsdException w:name="Light Shading Accent 5" w:uiPriority="60"/>
+    <w:lsdException w:name="Light List Accent 5" w:uiPriority="61"/>
+    <w:lsdException w:name="Light Grid Accent 5" w:uiPriority="62"/>
+    <w:lsdException w:name="Medium Shading 1 Accent 5" w:uiPriority="63"/>
+    <w:lsdException w:name="Medium Shading 2 Accent 5" w:uiPriority="64"/>
+    <w:lsdException w:name="Medium List 1 Accent 5" w:uiPriority="65"/>
+    <w:lsdException w:name="Medium List 2 Accent 5" w:uiPriority="66"/>
+    <w:lsdException w:name="Medium Grid 1 Accent 5" w:uiPriority="67"/>
+    <w:lsdException w:name="Medium Grid 2 Accent 5" w:uiPriority="68"/>
+    <w:lsdException w:name="Medium Grid 3 Accent 5" w:uiPriority="69"/>
+    <w:lsdException w:name="Dark List Accent 5" w:uiPriority="70"/>
+    <w:lsdException w:name="Colorful Shading Accent 5" w:uiPriority="71"/>
+    <w:lsdException w:name="Colorful List Accent 5" w:uiPriority="72"/>
+    <w:lsdException w:name="Colorful Grid Accent 5" w:uiPriority="73"/>
+    <w:lsdException w:name="Light Shading Accent 6" w:uiPriority="60"/>
+    <w:lsdException w:name="Light List Accent 6" w:uiPriority="61"/>
+    <w:lsdException w:name="Light Grid Accent 6" w:uiPriority="62"/>
+    <w:lsdException w:name="Medium Shading 1 Accent 6" w:uiPriority="63"/>
+    <w:lsdException w:name="Medium Shading 2 Accent 6" w:uiPriority="64"/>
+    <w:lsdException w:name="Medium List 1 Accent 6" w:uiPriority="65"/>
+    <w:lsdException w:name="Medium List 2 Accent 6" w:uiPriority="66"/>
+    <w:lsdException w:name="Medium Grid 1 Accent 6" w:uiPriority="67"/>
+    <w:lsdException w:name="Medium Grid 2 Accent 6" w:uiPriority="68"/>
+    <w:lsdException w:name="Medium Grid 3 Accent 6" w:uiPriority="69"/>
+    <w:lsdException w:name="Dark List Accent 6" w:uiPriority="70"/>
+    <w:lsdException w:name="Colorful Shading Accent 6" w:uiPriority="71"/>
+    <w:lsdException w:name="Colorful List Accent 6" w:uiPriority="72"/>
+    <w:lsdException w:name="Colorful Grid Accent 6" w:uiPriority="73"/>
+    <w:lsdException w:name="Subtle Emphasis" w:uiPriority="19" w:qFormat="1"/>
+    <w:lsdException w:name="Intense Emphasis" w:uiPriority="21" w:qFormat="1"/>
+    <w:lsdException w:name="Subtle Reference" w:uiPriority="31" w:qFormat="1"/>
+    <w:lsdException w:name="Intense Reference" w:uiPriority="32" w:qFormat="1"/>
+    <w:lsdException w:name="Book Title" w:uiPriority="33" w:qFormat="1"/>
+    <w:lsdException w:name="Bibliography" w:semiHidden="1" w:uiPriority="37" w:unhideWhenUsed="1"/>
+    <w:lsdException w:name="TOC Heading" w:semiHidden="1" w:uiPriority="39" w:unhideWhenUsed="1" w:qFormat="1"/>
+    <w:lsdException w:name="Plain Table 1" w:uiPriority="41"/>
+    <w:lsdException w:name="Plain Table 2" w:uiPriority="42"/>
+    <w:lsdException w:name="Plain Table 3" w:uiPriority="43"/>
+    <w:lsdException w:name="Plain Table 4" w:uiPriority="44"/>
+    <w:lsdException w:name="Plain Table 5" w:uiPriority="45"/>
+    <w:lsdException w:name="Grid Table Light" w:uiPriority="40"/>
+    <w:lsdException w:name="Grid Table 1 Light" w:uiPriority="46"/>
+    <w:lsdException w:name="Grid Table 2" w:uiPriority="47"/>
+    <w:lsdException w:name="Grid Table 3" w:uiPriority="48"/>
+    <w:lsdException w:name="Grid Table 4" w:uiPriority="49"/>
+    <w:lsdException w:name="Grid Table 5 Dark" w:uiPriority="50"/>
+    <w:lsdException w:name="Grid Table 6 Colorful" w:uiPriority="51"/>
+    <w:lsdException w:name="Grid Table 7 Colorful" w:uiPriority="52"/>
+    <w:lsdException w:name="Grid Table 1 Light Accent 1" w:uiPriority="46"/>
+    <w:lsdException w:name="Grid Table 2 Accent 1" w:uiPriority="47"/>
+    <w:lsdException w:name="Grid Table 3 Accent 1" w:uiPriority="48"/>
+    <w:lsdException w:name="Grid Table 4 Accent 1" w:uiPriority="49"/>
+    <w:lsdException w:name="Grid Table 5 Dark Accent 1" w:uiPriority="50"/>
+    <w:lsdException w:name="Grid Table 6 Colorful Accent 1" w:uiPriority="51"/>
+    <w:lsdException w:name="Grid Table 7 Colorful Accent 1" w:uiPriority="52"/>
+    <w:lsdException w:name="Grid Table 1 Light Accent 2" w:uiPriority="46"/>
+    <w:lsdException w:name="Grid Table 2 Accent 2" w:uiPriority="47"/>
+    <w:lsdException w:name="Grid Table 3 Accent 2" w:uiPriority="48"/>
+    <w:lsdException w:name="Grid Table 4 Accent 2" w:uiPriority="49"/>
+    <w:lsdException w:name="Grid Table 5 Dark Accent 2" w:uiPriority="50"/>
+    <w:lsdException w:name="Grid Table 6 Colorful Accent 2" w:uiPriority="51"/>
+    <w:lsdException w:name="Grid Table 7 Colorful Accent 2" w:uiPriority="52"/>
+    <w:lsdException w:name="Grid Table 1 Light Accent 3" w:uiPriority="46"/>
+    <w:lsdException w:name="Grid Table 2 Accent 3" w:uiPriority="47"/>
+    <w:lsdException w:name="Grid Table 3 Accent 3" w:uiPriority="48"/>
+    <w:lsdException w:name="Grid Table 4 Accent 3" w:uiPriority="49"/>
+    <w:lsdException w:name="Grid Table 5 Dark Accent 3" w:uiPriority="50"/>
+    <w:lsdException w:name="Grid Table 6 Colorful Accent 3" w:uiPriority="51"/>
+    <w:lsdException w:name="Grid Table 7 Colorful Accent 3" w:uiPriority="52"/>
+    <w:lsdException w:name="Grid Table 1 Light Accent 4" w:uiPriority="46"/>
+    <w:lsdException w:name="Grid Table 2 Accent 4" w:uiPriority="47"/>
+    <w:lsdException w:name="Grid Table 3 Accent 4" w:uiPriority="48"/>
+    <w:lsdException w:name="Grid Table 4 Accent 4" w:uiPriority="49"/>
+    <w:lsdException w:name="Grid Table 5 Dark Accent 4" w:uiPriority="50"/>
+    <w:lsdException w:name="Grid Table 6 Colorful Accent 4" w:uiPriority="51"/>
+    <w:lsdException w:name="Grid Table 7 Colorful Accent 4" w:uiPriority="52"/>
+    <w:lsdException w:name="Grid Table 1 Light Accent 5" w:uiPriority="46"/>
+    <w:lsdException w:name="Grid Table 2 Accent 5" w:uiPriority="47"/>
+    <w:lsdException w:name="Grid Table 3 Accent 5" w:uiPriority="48"/>
+    <w:lsdException w:name="Grid Table 4 Accent 5" w:uiPriority="49"/>
+    <w:lsdException w:name="Grid Table 5 Dark Accent 5" w:uiPriority="50"/>
+    <w:lsdException w:name="Grid Table 6 Colorful Accent 5" w:uiPriority="51"/>
+    <w:lsdException w:name="Grid Table 7 Colorful Accent 5" w:uiPriority="52"/>
+    <w:lsdException w:name="Grid Table 1 Light Accent 6" w:uiPriority="46"/>
+    <w:lsdException w:name="Grid Table 2 Accent 6" w:uiPriority="47"/>
+    <w:lsdException w:name="Grid Table 3 Accent 6" w:uiPriority="48"/>
+    <w:lsdException w:name="Grid Table 4 Accent 6" w:uiPriority="49"/>
+    <w:lsdException w:name="Grid Table 5 Dark Accent 6" w:uiPriority="50"/>
+    <w:lsdException w:name="Grid Table 6 Colorful Accent 6" w:uiPriority="51"/>
+    <w:lsdException w:name="Grid Table 7 Colorful Accent 6" w:uiPriority="52"/>
+    <w:lsdException w:name="List Table 1 Light" w:uiPriority="46"/>
+    <w:lsdException w:name="List Table 2" w:uiPriority="47"/>
+    <w:lsdException w:name="List Table 3" w:uiPriority="48"/>
+    <w:lsdException w:name="List Table 4" w:uiPriority="49"/>
+    <w:lsdException w:name="List Table 5 Dark" w:uiPriority="50"/>
+    <w:lsdException w:name="List Table 6 Colorful" w:uiPriority="51"/>
+    <w:lsdException w:name="List Table 7 Colorful" w:uiPriority="52"/>
+    <w:lsdException w:name="List Table 1 Light Accent 1" w:uiPriority="46"/>
+    <w:lsdException w:name="List Table 2 Accent 1" w:uiPriority="47"/>
+    <w:lsdException w:name="List Table 3 Accent 1" w:uiPriority="48"/>
+    <w:lsdException w:name="List Table 4 Accent 1" w:uiPriority="49"/>
+    <w:lsdException w:name="List Table 5 Dark Accent 1" w:uiPriority="50"/>
+    <w:lsdException w:name="List Table 6 Colorful Accent 1" w:uiPriority="51"/>
+    <w:lsdException w:name="List Table 7 Colorful Accent 1" w:uiPriority="52"/>
+    <w:lsdException w:name="List Table 1 Light Accent 2" w:uiPriority="46"/>
+    <w:lsdException w:name="List Table 2 Accent 2" w:uiPriority="47"/>
+    <w:lsdException w:name="List Table 3 Accent 2" w:uiPriority="48"/>
+    <w:lsdException w:name="List Table 4 Accent 2" w:uiPriority="49"/>
+    <w:lsdException w:name="List Table 5 Dark Accent 2" w:uiPriority="50"/>
+    <w:lsdException w:name="List Table 6 Colorful Accent 2" w:uiPriority="51"/>
+    <w:lsdException w:name="List Table 7 Colorful Accent 2" w:uiPriority="52"/>
+    <w:lsdException w:name="List Table 1 Light Accent 3" w:uiPriority="46"/>
+    <w:lsdException w:name="List Table 2 Accent 3" w:uiPriority="47"/>
+    <w:lsdException w:name="List Table 3 Accent 3" w:uiPriority="48"/>
+    <w:lsdException w:name="List Table 4 Accent 3" w:uiPriority="49"/>
+    <w:lsdException w:name="List Table 5 Dark Accent 3" w:uiPriority="50"/>
+    <w:lsdException w:name="List Table 6 Colorful Accent 3" w:uiPriority="51"/>
+    <w:lsdException w:name="List Table 7 Colorful Accent 3" w:uiPriority="52"/>
+    <w:lsdException w:name="List Table 1 Light Accent 4" w:uiPriority="46"/>
+    <w:lsdException w:name="List Table 2 Accent 4" w:uiPriority="47"/>
+    <w:lsdException w:name="List Table 3 Accent 4" w:uiPriority="48"/>
+    <w:lsdException w:name="List Table 4 Accent 4" w:uiPriority="49"/>
+    <w:lsdException w:name="List Table 5 Dark Accent 4" w:uiPriority="50"/>
+    <w:lsdException w:name="List Table 6 Colorful Accent 4" w:uiPriority="51"/>
+    <w:lsdException w:name="List Table 7 Colorful Accent 4" w:uiPriority="52"/>
+    <w:lsdException w:name="List Table 1 Light Accent 5" w:uiPriority="46"/>
+    <w:lsdException w:name="List Table 2 Accent 5" w:uiPriority="47"/>
+    <w:lsdException w:name="List Table 3 Accent 5" w:uiPriority="48"/>
+    <w:lsdException w:name="List Table 4 Accent 5" w:uiPriority="49"/>
+    <w:lsdException w:name="List Table 5 Dark Accent 5" w:uiPriority="50"/>
+    <w:lsdException w:name="List Table 6 Colorful Accent 5" w:uiPriority="51"/>
+    <w:lsdException w:name="List Table 7 Colorful Accent 5" w:uiPriority="52"/>
+    <w:lsdException w:name="List Table 1 Light Accent 6" w:uiPriority="46"/>
+    <w:lsdException w:name="List Table 2 Accent 6" w:uiPriority="47"/>
+    <w:lsdException w:name="List Table 3 Accent 6" w:uiPriority="48"/>
+    <w:lsdException w:name="List Table 4 Accent 6" w:uiPriority="49"/>
+    <w:lsdException w:name="List Table 5 Dark Accent 6" w:uiPriority="50"/>
+    <w:lsdException w:name="List Table 6 Colorful Accent 6" w:uiPriority="51"/>
+    <w:lsdException w:name="List Table 7 Colorful Accent 6" w:uiPriority="52"/>
+    <w:lsdException w:name="Mention" w:semiHidden="1" w:unhideWhenUsed="1"/>
+    <w:lsdException w:name="Smart Hyperlink" w:semiHidden="1" w:unhideWhenUsed="1"/>
+    <w:lsdException w:name="Hashtag" w:semiHidden="1" w:unhideWhenUsed="1"/>
+    <w:lsdException w:name="Unresolved Mention" w:semiHidden="1" w:unhideWhenUsed="1"/>
+    <w:lsdException w:name="Smart Link" w:semiHidden="1" w:unhideWhenUsed="1"/>
   </w:latentStyles>
   <w:style w:type="paragraph" w:default="1" w:styleId="Normal">
     <w:name w:val="Normal"/>
@@ -1737,7 +3178,6 @@
       <w:spacing w:after="0" w:line="240" w:lineRule="auto"/>
     </w:pPr>
     <w:tblPr>
-      <w:tblInd w:w="0" w:type="dxa"/>
       <w:tblBorders>
         <w:top w:val="single" w:sz="4" w:space="0" w:color="auto"/>
         <w:left w:val="single" w:sz="4" w:space="0" w:color="auto"/>
@@ -1746,239 +3186,6 @@
         <w:insideH w:val="single" w:sz="4" w:space="0" w:color="auto"/>
         <w:insideV w:val="single" w:sz="4" w:space="0" w:color="auto"/>
       </w:tblBorders>
-      <w:tblCellMar>
-        <w:top w:w="0" w:type="dxa"/>
-        <w:left w:w="108" w:type="dxa"/>
-        <w:bottom w:w="0" w:type="dxa"/>
-        <w:right w:w="108" w:type="dxa"/>
-      </w:tblCellMar>
-    </w:tblPr>
-  </w:style>
-</w:styles>
-</file>
-
-<file path=word/stylesWithEffects.xml><?xml version="1.0" encoding="utf-8"?>
-<w:styles xmlns:wpc="http://schemas.microsoft.com/office/word/2010/wordprocessingCanvas" xmlns:mc="http://schemas.openxmlformats.org/markup-compatibility/2006" xmlns:o="urn:schemas-microsoft-com:office:office" xmlns:r="http://schemas.openxmlformats.org/officeDocument/2006/relationships" xmlns:m="http://schemas.openxmlformats.org/officeDocument/2006/math" xmlns:v="urn:schemas-microsoft-com:vml" xmlns:wp14="http://schemas.microsoft.com/office/word/2010/wordprocessingDrawing" xmlns:wp="http://schemas.openxmlformats.org/drawingml/2006/wordprocessingDrawing" xmlns:w10="urn:schemas-microsoft-com:office:word" xmlns:w="http://schemas.openxmlformats.org/wordprocessingml/2006/main" xmlns:w14="http://schemas.microsoft.com/office/word/2010/wordml" xmlns:wpg="http://schemas.microsoft.com/office/word/2010/wordprocessingGroup" xmlns:wpi="http://schemas.microsoft.com/office/word/2010/wordprocessingInk" xmlns:wne="http://schemas.microsoft.com/office/word/2006/wordml" xmlns:wps="http://schemas.microsoft.com/office/word/2010/wordprocessingShape" mc:Ignorable="w14 wp14">
-  <w:docDefaults>
-    <w:rPrDefault>
-      <w:rPr>
-        <w:rFonts w:asciiTheme="minorHAnsi" w:eastAsiaTheme="minorHAnsi" w:hAnsiTheme="minorHAnsi" w:cstheme="minorBidi"/>
-        <w:sz w:val="22"/>
-        <w:szCs w:val="22"/>
-        <w:lang w:val="vi-VN" w:eastAsia="en-US" w:bidi="ar-SA"/>
-      </w:rPr>
-    </w:rPrDefault>
-    <w:pPrDefault>
-      <w:pPr>
-        <w:spacing w:after="200" w:line="276" w:lineRule="auto"/>
-      </w:pPr>
-    </w:pPrDefault>
-  </w:docDefaults>
-  <w:latentStyles w:defLockedState="0" w:defUIPriority="99" w:defSemiHidden="1" w:defUnhideWhenUsed="1" w:defQFormat="0" w:count="267">
-    <w:lsdException w:name="Normal" w:semiHidden="0" w:uiPriority="0" w:unhideWhenUsed="0" w:qFormat="1"/>
-    <w:lsdException w:name="heading 1" w:semiHidden="0" w:uiPriority="9" w:unhideWhenUsed="0" w:qFormat="1"/>
-    <w:lsdException w:name="heading 2" w:uiPriority="9" w:qFormat="1"/>
-    <w:lsdException w:name="heading 3" w:uiPriority="9" w:qFormat="1"/>
-    <w:lsdException w:name="heading 4" w:uiPriority="9" w:qFormat="1"/>
-    <w:lsdException w:name="heading 5" w:uiPriority="9" w:qFormat="1"/>
-    <w:lsdException w:name="heading 6" w:uiPriority="9" w:qFormat="1"/>
-    <w:lsdException w:name="heading 7" w:uiPriority="9" w:qFormat="1"/>
-    <w:lsdException w:name="heading 8" w:uiPriority="9" w:qFormat="1"/>
-    <w:lsdException w:name="heading 9" w:uiPriority="9" w:qFormat="1"/>
-    <w:lsdException w:name="toc 1" w:uiPriority="39"/>
-    <w:lsdException w:name="toc 2" w:uiPriority="39"/>
-    <w:lsdException w:name="toc 3" w:uiPriority="39"/>
-    <w:lsdException w:name="toc 4" w:uiPriority="39"/>
-    <w:lsdException w:name="toc 5" w:uiPriority="39"/>
-    <w:lsdException w:name="toc 6" w:uiPriority="39"/>
-    <w:lsdException w:name="toc 7" w:uiPriority="39"/>
-    <w:lsdException w:name="toc 8" w:uiPriority="39"/>
-    <w:lsdException w:name="toc 9" w:uiPriority="39"/>
-    <w:lsdException w:name="caption" w:uiPriority="35" w:qFormat="1"/>
-    <w:lsdException w:name="Title" w:semiHidden="0" w:uiPriority="10" w:unhideWhenUsed="0" w:qFormat="1"/>
-    <w:lsdException w:name="Default Paragraph Font" w:uiPriority="1"/>
-    <w:lsdException w:name="Subtitle" w:semiHidden="0" w:uiPriority="11" w:unhideWhenUsed="0" w:qFormat="1"/>
-    <w:lsdException w:name="Strong" w:semiHidden="0" w:uiPriority="22" w:unhideWhenUsed="0" w:qFormat="1"/>
-    <w:lsdException w:name="Emphasis" w:semiHidden="0" w:uiPriority="20" w:unhideWhenUsed="0" w:qFormat="1"/>
-    <w:lsdException w:name="Table Grid" w:semiHidden="0" w:uiPriority="59" w:unhideWhenUsed="0"/>
-    <w:lsdException w:name="Placeholder Text" w:unhideWhenUsed="0"/>
-    <w:lsdException w:name="No Spacing" w:semiHidden="0" w:uiPriority="1" w:unhideWhenUsed="0" w:qFormat="1"/>
-    <w:lsdException w:name="Light Shading" w:semiHidden="0" w:uiPriority="60" w:unhideWhenUsed="0"/>
-    <w:lsdException w:name="Light List" w:semiHidden="0" w:uiPriority="61" w:unhideWhenUsed="0"/>
-    <w:lsdException w:name="Light Grid" w:semiHidden="0" w:uiPriority="62" w:unhideWhenUsed="0"/>
-    <w:lsdException w:name="Medium Shading 1" w:semiHidden="0" w:uiPriority="63" w:unhideWhenUsed="0"/>
-    <w:lsdException w:name="Medium Shading 2" w:semiHidden="0" w:uiPriority="64" w:unhideWhenUsed="0"/>
-    <w:lsdException w:name="Medium List 1" w:semiHidden="0" w:uiPriority="65" w:unhideWhenUsed="0"/>
-    <w:lsdException w:name="Medium List 2" w:semiHidden="0" w:uiPriority="66" w:unhideWhenUsed="0"/>
-    <w:lsdException w:name="Medium Grid 1" w:semiHidden="0" w:uiPriority="67" w:unhideWhenUsed="0"/>
-    <w:lsdException w:name="Medium Grid 2" w:semiHidden="0" w:uiPriority="68" w:unhideWhenUsed="0"/>
-    <w:lsdException w:name="Medium Grid 3" w:semiHidden="0" w:uiPriority="69" w:unhideWhenUsed="0"/>
-    <w:lsdException w:name="Dark List" w:semiHidden="0" w:uiPriority="70" w:unhideWhenUsed="0"/>
-    <w:lsdException w:name="Colorful Shading" w:semiHidden="0" w:uiPriority="71" w:unhideWhenUsed="0"/>
-    <w:lsdException w:name="Colorful List" w:semiHidden="0" w:uiPriority="72" w:unhideWhenUsed="0"/>
-    <w:lsdException w:name="Colorful Grid" w:semiHidden="0" w:uiPriority="73" w:unhideWhenUsed="0"/>
-    <w:lsdException w:name="Light Shading Accent 1" w:semiHidden="0" w:uiPriority="60" w:unhideWhenUsed="0"/>
-    <w:lsdException w:name="Light List Accent 1" w:semiHidden="0" w:uiPriority="61" w:unhideWhenUsed="0"/>
-    <w:lsdException w:name="Light Grid Accent 1" w:semiHidden="0" w:uiPriority="62" w:unhideWhenUsed="0"/>
-    <w:lsdException w:name="Medium Shading 1 Accent 1" w:semiHidden="0" w:uiPriority="63" w:unhideWhenUsed="0"/>
-    <w:lsdException w:name="Medium Shading 2 Accent 1" w:semiHidden="0" w:uiPriority="64" w:unhideWhenUsed="0"/>
-    <w:lsdException w:name="Medium List 1 Accent 1" w:semiHidden="0" w:uiPriority="65" w:unhideWhenUsed="0"/>
-    <w:lsdException w:name="Revision" w:unhideWhenUsed="0"/>
-    <w:lsdException w:name="List Paragraph" w:semiHidden="0" w:uiPriority="34" w:unhideWhenUsed="0" w:qFormat="1"/>
-    <w:lsdException w:name="Quote" w:semiHidden="0" w:uiPriority="29" w:unhideWhenUsed="0" w:qFormat="1"/>
-    <w:lsdException w:name="Intense Quote" w:semiHidden="0" w:uiPriority="30" w:unhideWhenUsed="0" w:qFormat="1"/>
-    <w:lsdException w:name="Medium List 2 Accent 1" w:semiHidden="0" w:uiPriority="66" w:unhideWhenUsed="0"/>
-    <w:lsdException w:name="Medium Grid 1 Accent 1" w:semiHidden="0" w:uiPriority="67" w:unhideWhenUsed="0"/>
-    <w:lsdException w:name="Medium Grid 2 Accent 1" w:semiHidden="0" w:uiPriority="68" w:unhideWhenUsed="0"/>
-    <w:lsdException w:name="Medium Grid 3 Accent 1" w:semiHidden="0" w:uiPriority="69" w:unhideWhenUsed="0"/>
-    <w:lsdException w:name="Dark List Accent 1" w:semiHidden="0" w:uiPriority="70" w:unhideWhenUsed="0"/>
-    <w:lsdException w:name="Colorful Shading Accent 1" w:semiHidden="0" w:uiPriority="71" w:unhideWhenUsed="0"/>
-    <w:lsdException w:name="Colorful List Accent 1" w:semiHidden="0" w:uiPriority="72" w:unhideWhenUsed="0"/>
-    <w:lsdException w:name="Colorful Grid Accent 1" w:semiHidden="0" w:uiPriority="73" w:unhideWhenUsed="0"/>
-    <w:lsdException w:name="Light Shading Accent 2" w:semiHidden="0" w:uiPriority="60" w:unhideWhenUsed="0"/>
-    <w:lsdException w:name="Light List Accent 2" w:semiHidden="0" w:uiPriority="61" w:unhideWhenUsed="0"/>
-    <w:lsdException w:name="Light Grid Accent 2" w:semiHidden="0" w:uiPriority="62" w:unhideWhenUsed="0"/>
-    <w:lsdException w:name="Medium Shading 1 Accent 2" w:semiHidden="0" w:uiPriority="63" w:unhideWhenUsed="0"/>
-    <w:lsdException w:name="Medium Shading 2 Accent 2" w:semiHidden="0" w:uiPriority="64" w:unhideWhenUsed="0"/>
-    <w:lsdException w:name="Medium List 1 Accent 2" w:semiHidden="0" w:uiPriority="65" w:unhideWhenUsed="0"/>
-    <w:lsdException w:name="Medium List 2 Accent 2" w:semiHidden="0" w:uiPriority="66" w:unhideWhenUsed="0"/>
-    <w:lsdException w:name="Medium Grid 1 Accent 2" w:semiHidden="0" w:uiPriority="67" w:unhideWhenUsed="0"/>
-    <w:lsdException w:name="Medium Grid 2 Accent 2" w:semiHidden="0" w:uiPriority="68" w:unhideWhenUsed="0"/>
-    <w:lsdException w:name="Medium Grid 3 Accent 2" w:semiHidden="0" w:uiPriority="69" w:unhideWhenUsed="0"/>
-    <w:lsdException w:name="Dark List Accent 2" w:semiHidden="0" w:uiPriority="70" w:unhideWhenUsed="0"/>
-    <w:lsdException w:name="Colorful Shading Accent 2" w:semiHidden="0" w:uiPriority="71" w:unhideWhenUsed="0"/>
-    <w:lsdException w:name="Colorful List Accent 2" w:semiHidden="0" w:uiPriority="72" w:unhideWhenUsed="0"/>
-    <w:lsdException w:name="Colorful Grid Accent 2" w:semiHidden="0" w:uiPriority="73" w:unhideWhenUsed="0"/>
-    <w:lsdException w:name="Light Shading Accent 3" w:semiHidden="0" w:uiPriority="60" w:unhideWhenUsed="0"/>
-    <w:lsdException w:name="Light List Accent 3" w:semiHidden="0" w:uiPriority="61" w:unhideWhenUsed="0"/>
-    <w:lsdException w:name="Light Grid Accent 3" w:semiHidden="0" w:uiPriority="62" w:unhideWhenUsed="0"/>
-    <w:lsdException w:name="Medium Shading 1 Accent 3" w:semiHidden="0" w:uiPriority="63" w:unhideWhenUsed="0"/>
-    <w:lsdException w:name="Medium Shading 2 Accent 3" w:semiHidden="0" w:uiPriority="64" w:unhideWhenUsed="0"/>
-    <w:lsdException w:name="Medium List 1 Accent 3" w:semiHidden="0" w:uiPriority="65" w:unhideWhenUsed="0"/>
-    <w:lsdException w:name="Medium List 2 Accent 3" w:semiHidden="0" w:uiPriority="66" w:unhideWhenUsed="0"/>
-    <w:lsdException w:name="Medium Grid 1 Accent 3" w:semiHidden="0" w:uiPriority="67" w:unhideWhenUsed="0"/>
-    <w:lsdException w:name="Medium Grid 2 Accent 3" w:semiHidden="0" w:uiPriority="68" w:unhideWhenUsed="0"/>
-    <w:lsdException w:name="Medium Grid 3 Accent 3" w:semiHidden="0" w:uiPriority="69" w:unhideWhenUsed="0"/>
-    <w:lsdException w:name="Dark List Accent 3" w:semiHidden="0" w:uiPriority="70" w:unhideWhenUsed="0"/>
-    <w:lsdException w:name="Colorful Shading Accent 3" w:semiHidden="0" w:uiPriority="71" w:unhideWhenUsed="0"/>
-    <w:lsdException w:name="Colorful List Accent 3" w:semiHidden="0" w:uiPriority="72" w:unhideWhenUsed="0"/>
-    <w:lsdException w:name="Colorful Grid Accent 3" w:semiHidden="0" w:uiPriority="73" w:unhideWhenUsed="0"/>
-    <w:lsdException w:name="Light Shading Accent 4" w:semiHidden="0" w:uiPriority="60" w:unhideWhenUsed="0"/>
-    <w:lsdException w:name="Light List Accent 4" w:semiHidden="0" w:uiPriority="61" w:unhideWhenUsed="0"/>
-    <w:lsdException w:name="Light Grid Accent 4" w:semiHidden="0" w:uiPriority="62" w:unhideWhenUsed="0"/>
-    <w:lsdException w:name="Medium Shading 1 Accent 4" w:semiHidden="0" w:uiPriority="63" w:unhideWhenUsed="0"/>
-    <w:lsdException w:name="Medium Shading 2 Accent 4" w:semiHidden="0" w:uiPriority="64" w:unhideWhenUsed="0"/>
-    <w:lsdException w:name="Medium List 1 Accent 4" w:semiHidden="0" w:uiPriority="65" w:unhideWhenUsed="0"/>
-    <w:lsdException w:name="Medium List 2 Accent 4" w:semiHidden="0" w:uiPriority="66" w:unhideWhenUsed="0"/>
-    <w:lsdException w:name="Medium Grid 1 Accent 4" w:semiHidden="0" w:uiPriority="67" w:unhideWhenUsed="0"/>
-    <w:lsdException w:name="Medium Grid 2 Accent 4" w:semiHidden="0" w:uiPriority="68" w:unhideWhenUsed="0"/>
-    <w:lsdException w:name="Medium Grid 3 Accent 4" w:semiHidden="0" w:uiPriority="69" w:unhideWhenUsed="0"/>
-    <w:lsdException w:name="Dark List Accent 4" w:semiHidden="0" w:uiPriority="70" w:unhideWhenUsed="0"/>
-    <w:lsdException w:name="Colorful Shading Accent 4" w:semiHidden="0" w:uiPriority="71" w:unhideWhenUsed="0"/>
-    <w:lsdException w:name="Colorful List Accent 4" w:semiHidden="0" w:uiPriority="72" w:unhideWhenUsed="0"/>
-    <w:lsdException w:name="Colorful Grid Accent 4" w:semiHidden="0" w:uiPriority="73" w:unhideWhenUsed="0"/>
-    <w:lsdException w:name="Light Shading Accent 5" w:semiHidden="0" w:uiPriority="60" w:unhideWhenUsed="0"/>
-    <w:lsdException w:name="Light List Accent 5" w:semiHidden="0" w:uiPriority="61" w:unhideWhenUsed="0"/>
-    <w:lsdException w:name="Light Grid Accent 5" w:semiHidden="0" w:uiPriority="62" w:unhideWhenUsed="0"/>
-    <w:lsdException w:name="Medium Shading 1 Accent 5" w:semiHidden="0" w:uiPriority="63" w:unhideWhenUsed="0"/>
-    <w:lsdException w:name="Medium Shading 2 Accent 5" w:semiHidden="0" w:uiPriority="64" w:unhideWhenUsed="0"/>
-    <w:lsdException w:name="Medium List 1 Accent 5" w:semiHidden="0" w:uiPriority="65" w:unhideWhenUsed="0"/>
-    <w:lsdException w:name="Medium List 2 Accent 5" w:semiHidden="0" w:uiPriority="66" w:unhideWhenUsed="0"/>
-    <w:lsdException w:name="Medium Grid 1 Accent 5" w:semiHidden="0" w:uiPriority="67" w:unhideWhenUsed="0"/>
-    <w:lsdException w:name="Medium Grid 2 Accent 5" w:semiHidden="0" w:uiPriority="68" w:unhideWhenUsed="0"/>
-    <w:lsdException w:name="Medium Grid 3 Accent 5" w:semiHidden="0" w:uiPriority="69" w:unhideWhenUsed="0"/>
-    <w:lsdException w:name="Dark List Accent 5" w:semiHidden="0" w:uiPriority="70" w:unhideWhenUsed="0"/>
-    <w:lsdException w:name="Colorful Shading Accent 5" w:semiHidden="0" w:uiPriority="71" w:unhideWhenUsed="0"/>
-    <w:lsdException w:name="Colorful List Accent 5" w:semiHidden="0" w:uiPriority="72" w:unhideWhenUsed="0"/>
-    <w:lsdException w:name="Colorful Grid Accent 5" w:semiHidden="0" w:uiPriority="73" w:unhideWhenUsed="0"/>
-    <w:lsdException w:name="Light Shading Accent 6" w:semiHidden="0" w:uiPriority="60" w:unhideWhenUsed="0"/>
-    <w:lsdException w:name="Light List Accent 6" w:semiHidden="0" w:uiPriority="61" w:unhideWhenUsed="0"/>
-    <w:lsdException w:name="Light Grid Accent 6" w:semiHidden="0" w:uiPriority="62" w:unhideWhenUsed="0"/>
-    <w:lsdException w:name="Medium Shading 1 Accent 6" w:semiHidden="0" w:uiPriority="63" w:unhideWhenUsed="0"/>
-    <w:lsdException w:name="Medium Shading 2 Accent 6" w:semiHidden="0" w:uiPriority="64" w:unhideWhenUsed="0"/>
-    <w:lsdException w:name="Medium List 1 Accent 6" w:semiHidden="0" w:uiPriority="65" w:unhideWhenUsed="0"/>
-    <w:lsdException w:name="Medium List 2 Accent 6" w:semiHidden="0" w:uiPriority="66" w:unhideWhenUsed="0"/>
-    <w:lsdException w:name="Medium Grid 1 Accent 6" w:semiHidden="0" w:uiPriority="67" w:unhideWhenUsed="0"/>
-    <w:lsdException w:name="Medium Grid 2 Accent 6" w:semiHidden="0" w:uiPriority="68" w:unhideWhenUsed="0"/>
-    <w:lsdException w:name="Medium Grid 3 Accent 6" w:semiHidden="0" w:uiPriority="69" w:unhideWhenUsed="0"/>
-    <w:lsdException w:name="Dark List Accent 6" w:semiHidden="0" w:uiPriority="70" w:unhideWhenUsed="0"/>
-    <w:lsdException w:name="Colorful Shading Accent 6" w:semiHidden="0" w:uiPriority="71" w:unhideWhenUsed="0"/>
-    <w:lsdException w:name="Colorful List Accent 6" w:semiHidden="0" w:uiPriority="72" w:unhideWhenUsed="0"/>
-    <w:lsdException w:name="Colorful Grid Accent 6" w:semiHidden="0" w:uiPriority="73" w:unhideWhenUsed="0"/>
-    <w:lsdException w:name="Subtle Emphasis" w:semiHidden="0" w:uiPriority="19" w:unhideWhenUsed="0" w:qFormat="1"/>
-    <w:lsdException w:name="Intense Emphasis" w:semiHidden="0" w:uiPriority="21" w:unhideWhenUsed="0" w:qFormat="1"/>
-    <w:lsdException w:name="Subtle Reference" w:semiHidden="0" w:uiPriority="31" w:unhideWhenUsed="0" w:qFormat="1"/>
-    <w:lsdException w:name="Intense Reference" w:semiHidden="0" w:uiPriority="32" w:unhideWhenUsed="0" w:qFormat="1"/>
-    <w:lsdException w:name="Book Title" w:semiHidden="0" w:uiPriority="33" w:unhideWhenUsed="0" w:qFormat="1"/>
-    <w:lsdException w:name="Bibliography" w:uiPriority="37"/>
-    <w:lsdException w:name="TOC Heading" w:uiPriority="39" w:qFormat="1"/>
-  </w:latentStyles>
-  <w:style w:type="paragraph" w:default="1" w:styleId="Normal">
-    <w:name w:val="Normal"/>
-    <w:qFormat/>
-  </w:style>
-  <w:style w:type="character" w:default="1" w:styleId="DefaultParagraphFont">
-    <w:name w:val="Default Paragraph Font"/>
-    <w:uiPriority w:val="1"/>
-    <w:semiHidden/>
-    <w:unhideWhenUsed/>
-  </w:style>
-  <w:style w:type="table" w:default="1" w:styleId="TableNormal">
-    <w:name w:val="Normal Table"/>
-    <w:uiPriority w:val="99"/>
-    <w:semiHidden/>
-    <w:unhideWhenUsed/>
-    <w:tblPr>
-      <w:tblInd w:w="0" w:type="dxa"/>
-      <w:tblCellMar>
-        <w:top w:w="0" w:type="dxa"/>
-        <w:left w:w="108" w:type="dxa"/>
-        <w:bottom w:w="0" w:type="dxa"/>
-        <w:right w:w="108" w:type="dxa"/>
-      </w:tblCellMar>
-    </w:tblPr>
-  </w:style>
-  <w:style w:type="numbering" w:default="1" w:styleId="NoList">
-    <w:name w:val="No List"/>
-    <w:uiPriority w:val="99"/>
-    <w:semiHidden/>
-    <w:unhideWhenUsed/>
-  </w:style>
-  <w:style w:type="paragraph" w:styleId="ListParagraph">
-    <w:name w:val="List Paragraph"/>
-    <w:basedOn w:val="Normal"/>
-    <w:uiPriority w:val="34"/>
-    <w:qFormat/>
-    <w:rsid w:val="005B4D4A"/>
-    <w:pPr>
-      <w:ind w:left="720"/>
-      <w:contextualSpacing/>
-    </w:pPr>
-  </w:style>
-  <w:style w:type="table" w:styleId="TableGrid">
-    <w:name w:val="Table Grid"/>
-    <w:basedOn w:val="TableNormal"/>
-    <w:uiPriority w:val="59"/>
-    <w:rsid w:val="007F34A6"/>
-    <w:pPr>
-      <w:spacing w:after="0" w:line="240" w:lineRule="auto"/>
-    </w:pPr>
-    <w:tblPr>
-      <w:tblInd w:w="0" w:type="dxa"/>
-      <w:tblBorders>
-        <w:top w:val="single" w:sz="4" w:space="0" w:color="auto"/>
-        <w:left w:val="single" w:sz="4" w:space="0" w:color="auto"/>
-        <w:bottom w:val="single" w:sz="4" w:space="0" w:color="auto"/>
-        <w:right w:val="single" w:sz="4" w:space="0" w:color="auto"/>
-        <w:insideH w:val="single" w:sz="4" w:space="0" w:color="auto"/>
-        <w:insideV w:val="single" w:sz="4" w:space="0" w:color="auto"/>
-      </w:tblBorders>
-      <w:tblCellMar>
-        <w:top w:w="0" w:type="dxa"/>
-        <w:left w:w="108" w:type="dxa"/>
-        <w:bottom w:w="0" w:type="dxa"/>
-        <w:right w:w="108" w:type="dxa"/>
-      </w:tblCellMar>
     </w:tblPr>
   </w:style>
 </w:styles>

--- a/c++ library.docx
+++ b/c++ library.docx
@@ -928,13 +928,15 @@
         <w:tblLook w:val="04A0" w:firstRow="1" w:lastRow="0" w:firstColumn="1" w:lastColumn="0" w:noHBand="0" w:noVBand="1"/>
       </w:tblPr>
       <w:tblGrid>
-        <w:gridCol w:w="4052"/>
-        <w:gridCol w:w="4110"/>
+        <w:gridCol w:w="1787"/>
+        <w:gridCol w:w="2211"/>
+        <w:gridCol w:w="2109"/>
+        <w:gridCol w:w="2055"/>
       </w:tblGrid>
       <w:tr>
         <w:tc>
           <w:tcPr>
-            <w:tcW w:w="4621" w:type="dxa"/>
+            <w:tcW w:w="1787" w:type="dxa"/>
           </w:tcPr>
           <w:p>
             <w:pPr>
@@ -956,7 +958,7 @@
         </w:tc>
         <w:tc>
           <w:tcPr>
-            <w:tcW w:w="4621" w:type="dxa"/>
+            <w:tcW w:w="2211" w:type="dxa"/>
           </w:tcPr>
           <w:p>
             <w:pPr>
@@ -972,6 +974,48 @@
                 <w:lang w:val="en-US"/>
               </w:rPr>
               <w:t>Kiểu tương ứng</w:t>
+            </w:r>
+          </w:p>
+        </w:tc>
+        <w:tc>
+          <w:tcPr>
+            <w:tcW w:w="2109" w:type="dxa"/>
+          </w:tcPr>
+          <w:p>
+            <w:pPr>
+              <w:pStyle w:val="ListParagraph"/>
+              <w:ind w:left="0"/>
+              <w:jc w:val="center"/>
+              <w:rPr>
+                <w:lang w:val="en-US"/>
+              </w:rPr>
+            </w:pPr>
+            <w:r>
+              <w:rPr>
+                <w:lang w:val="en-US"/>
+              </w:rPr>
+              <w:t>Số Bit</w:t>
+            </w:r>
+          </w:p>
+        </w:tc>
+        <w:tc>
+          <w:tcPr>
+            <w:tcW w:w="2055" w:type="dxa"/>
+          </w:tcPr>
+          <w:p>
+            <w:pPr>
+              <w:pStyle w:val="ListParagraph"/>
+              <w:ind w:left="0"/>
+              <w:jc w:val="center"/>
+              <w:rPr>
+                <w:lang w:val="en-US"/>
+              </w:rPr>
+            </w:pPr>
+            <w:r>
+              <w:rPr>
+                <w:lang w:val="en-US"/>
+              </w:rPr>
+              <w:t>Khoảng giá trị</w:t>
             </w:r>
           </w:p>
         </w:tc>
@@ -979,7 +1023,7 @@
       <w:tr>
         <w:tc>
           <w:tcPr>
-            <w:tcW w:w="4621" w:type="dxa"/>
+            <w:tcW w:w="1787" w:type="dxa"/>
           </w:tcPr>
           <w:p>
             <w:pPr>
@@ -1012,7 +1056,7 @@
         </w:tc>
         <w:tc>
           <w:tcPr>
-            <w:tcW w:w="4621" w:type="dxa"/>
+            <w:tcW w:w="2211" w:type="dxa"/>
           </w:tcPr>
           <w:p>
             <w:pPr>
@@ -1029,13 +1073,49 @@
               </w:rPr>
               <w:t>int</w:t>
             </w:r>
+          </w:p>
+        </w:tc>
+        <w:tc>
+          <w:tcPr>
+            <w:tcW w:w="2109" w:type="dxa"/>
+          </w:tcPr>
+          <w:p>
+            <w:pPr>
+              <w:pStyle w:val="ListParagraph"/>
+              <w:ind w:left="0"/>
+              <w:jc w:val="center"/>
+              <w:rPr>
+                <w:lang w:val="en-US"/>
+              </w:rPr>
+            </w:pPr>
+            <w:r>
+              <w:rPr>
+                <w:lang w:val="en-US"/>
+              </w:rPr>
+              <w:t>32</w:t>
+            </w:r>
+          </w:p>
+        </w:tc>
+        <w:tc>
+          <w:tcPr>
+            <w:tcW w:w="2055" w:type="dxa"/>
+          </w:tcPr>
+          <w:p>
+            <w:pPr>
+              <w:pStyle w:val="ListParagraph"/>
+              <w:ind w:left="0"/>
+              <w:jc w:val="center"/>
+              <w:rPr>
+                <w:lang w:val="en-US"/>
+              </w:rPr>
+            </w:pPr>
           </w:p>
         </w:tc>
       </w:tr>
       <w:tr>
         <w:tc>
           <w:tcPr>
-            <w:tcW w:w="4621" w:type="dxa"/>
+            <w:tcW w:w="1787" w:type="dxa"/>
           </w:tcPr>
           <w:p>
             <w:pPr>
@@ -1068,7 +1148,7 @@
         </w:tc>
         <w:tc>
           <w:tcPr>
-            <w:tcW w:w="4621" w:type="dxa"/>
+            <w:tcW w:w="2211" w:type="dxa"/>
           </w:tcPr>
           <w:p>
             <w:pPr>
@@ -1085,13 +1165,49 @@
               </w:rPr>
               <w:t>unsigned</w:t>
             </w:r>
+          </w:p>
+        </w:tc>
+        <w:tc>
+          <w:tcPr>
+            <w:tcW w:w="2109" w:type="dxa"/>
+          </w:tcPr>
+          <w:p>
+            <w:pPr>
+              <w:pStyle w:val="ListParagraph"/>
+              <w:ind w:left="0"/>
+              <w:jc w:val="center"/>
+              <w:rPr>
+                <w:lang w:val="en-US"/>
+              </w:rPr>
+            </w:pPr>
+            <w:r>
+              <w:rPr>
+                <w:lang w:val="en-US"/>
+              </w:rPr>
+              <w:t>32</w:t>
+            </w:r>
+          </w:p>
+        </w:tc>
+        <w:tc>
+          <w:tcPr>
+            <w:tcW w:w="2055" w:type="dxa"/>
+          </w:tcPr>
+          <w:p>
+            <w:pPr>
+              <w:pStyle w:val="ListParagraph"/>
+              <w:ind w:left="0"/>
+              <w:jc w:val="center"/>
+              <w:rPr>
+                <w:lang w:val="en-US"/>
+              </w:rPr>
+            </w:pPr>
           </w:p>
         </w:tc>
       </w:tr>
       <w:tr>
         <w:tc>
           <w:tcPr>
-            <w:tcW w:w="4621" w:type="dxa"/>
+            <w:tcW w:w="1787" w:type="dxa"/>
           </w:tcPr>
           <w:p>
             <w:pPr>
@@ -1124,7 +1240,7 @@
         </w:tc>
         <w:tc>
           <w:tcPr>
-            <w:tcW w:w="4621" w:type="dxa"/>
+            <w:tcW w:w="2211" w:type="dxa"/>
           </w:tcPr>
           <w:p>
             <w:pPr>
@@ -1141,13 +1257,49 @@
               </w:rPr>
               <w:t>long</w:t>
             </w:r>
+          </w:p>
+        </w:tc>
+        <w:tc>
+          <w:tcPr>
+            <w:tcW w:w="2109" w:type="dxa"/>
+          </w:tcPr>
+          <w:p>
+            <w:pPr>
+              <w:pStyle w:val="ListParagraph"/>
+              <w:ind w:left="0"/>
+              <w:jc w:val="center"/>
+              <w:rPr>
+                <w:lang w:val="en-US"/>
+              </w:rPr>
+            </w:pPr>
+            <w:r>
+              <w:rPr>
+                <w:lang w:val="en-US"/>
+              </w:rPr>
+              <w:t>32</w:t>
+            </w:r>
+          </w:p>
+        </w:tc>
+        <w:tc>
+          <w:tcPr>
+            <w:tcW w:w="2055" w:type="dxa"/>
+          </w:tcPr>
+          <w:p>
+            <w:pPr>
+              <w:pStyle w:val="ListParagraph"/>
+              <w:ind w:left="0"/>
+              <w:jc w:val="center"/>
+              <w:rPr>
+                <w:lang w:val="en-US"/>
+              </w:rPr>
+            </w:pPr>
           </w:p>
         </w:tc>
       </w:tr>
       <w:tr>
         <w:tc>
           <w:tcPr>
-            <w:tcW w:w="4621" w:type="dxa"/>
+            <w:tcW w:w="1787" w:type="dxa"/>
           </w:tcPr>
           <w:p>
             <w:pPr>
@@ -1180,7 +1332,7 @@
         </w:tc>
         <w:tc>
           <w:tcPr>
-            <w:tcW w:w="4621" w:type="dxa"/>
+            <w:tcW w:w="2211" w:type="dxa"/>
           </w:tcPr>
           <w:p>
             <w:pPr>
@@ -1197,13 +1349,49 @@
               </w:rPr>
               <w:t>short</w:t>
             </w:r>
+          </w:p>
+        </w:tc>
+        <w:tc>
+          <w:tcPr>
+            <w:tcW w:w="2109" w:type="dxa"/>
+          </w:tcPr>
+          <w:p>
+            <w:pPr>
+              <w:pStyle w:val="ListParagraph"/>
+              <w:ind w:left="0"/>
+              <w:jc w:val="center"/>
+              <w:rPr>
+                <w:lang w:val="en-US"/>
+              </w:rPr>
+            </w:pPr>
+            <w:r>
+              <w:rPr>
+                <w:lang w:val="en-US"/>
+              </w:rPr>
+              <w:t>16</w:t>
+            </w:r>
+          </w:p>
+        </w:tc>
+        <w:tc>
+          <w:tcPr>
+            <w:tcW w:w="2055" w:type="dxa"/>
+          </w:tcPr>
+          <w:p>
+            <w:pPr>
+              <w:pStyle w:val="ListParagraph"/>
+              <w:ind w:left="0"/>
+              <w:jc w:val="center"/>
+              <w:rPr>
+                <w:lang w:val="en-US"/>
+              </w:rPr>
+            </w:pPr>
           </w:p>
         </w:tc>
       </w:tr>
       <w:tr>
         <w:tc>
           <w:tcPr>
-            <w:tcW w:w="4621" w:type="dxa"/>
+            <w:tcW w:w="1787" w:type="dxa"/>
           </w:tcPr>
           <w:p>
             <w:pPr>
@@ -1236,7 +1424,7 @@
         </w:tc>
         <w:tc>
           <w:tcPr>
-            <w:tcW w:w="4621" w:type="dxa"/>
+            <w:tcW w:w="2211" w:type="dxa"/>
           </w:tcPr>
           <w:p>
             <w:pPr>
@@ -1253,13 +1441,49 @@
               </w:rPr>
               <w:t>float</w:t>
             </w:r>
+          </w:p>
+        </w:tc>
+        <w:tc>
+          <w:tcPr>
+            <w:tcW w:w="2109" w:type="dxa"/>
+          </w:tcPr>
+          <w:p>
+            <w:pPr>
+              <w:pStyle w:val="ListParagraph"/>
+              <w:ind w:left="0"/>
+              <w:jc w:val="center"/>
+              <w:rPr>
+                <w:lang w:val="en-US"/>
+              </w:rPr>
+            </w:pPr>
+            <w:r>
+              <w:rPr>
+                <w:lang w:val="en-US"/>
+              </w:rPr>
+              <w:t>32</w:t>
+            </w:r>
+          </w:p>
+        </w:tc>
+        <w:tc>
+          <w:tcPr>
+            <w:tcW w:w="2055" w:type="dxa"/>
+          </w:tcPr>
+          <w:p>
+            <w:pPr>
+              <w:pStyle w:val="ListParagraph"/>
+              <w:ind w:left="0"/>
+              <w:jc w:val="center"/>
+              <w:rPr>
+                <w:lang w:val="en-US"/>
+              </w:rPr>
+            </w:pPr>
           </w:p>
         </w:tc>
       </w:tr>
       <w:tr>
         <w:tc>
           <w:tcPr>
-            <w:tcW w:w="4621" w:type="dxa"/>
+            <w:tcW w:w="1787" w:type="dxa"/>
           </w:tcPr>
           <w:p>
             <w:pPr>
@@ -1292,7 +1516,7 @@
         </w:tc>
         <w:tc>
           <w:tcPr>
-            <w:tcW w:w="4621" w:type="dxa"/>
+            <w:tcW w:w="2211" w:type="dxa"/>
           </w:tcPr>
           <w:p>
             <w:pPr>
@@ -1309,13 +1533,49 @@
               </w:rPr>
               <w:t>double</w:t>
             </w:r>
+          </w:p>
+        </w:tc>
+        <w:tc>
+          <w:tcPr>
+            <w:tcW w:w="2109" w:type="dxa"/>
+          </w:tcPr>
+          <w:p>
+            <w:pPr>
+              <w:pStyle w:val="ListParagraph"/>
+              <w:ind w:left="0"/>
+              <w:jc w:val="center"/>
+              <w:rPr>
+                <w:lang w:val="en-US"/>
+              </w:rPr>
+            </w:pPr>
+            <w:r>
+              <w:rPr>
+                <w:lang w:val="en-US"/>
+              </w:rPr>
+              <w:t>64</w:t>
+            </w:r>
+          </w:p>
+        </w:tc>
+        <w:tc>
+          <w:tcPr>
+            <w:tcW w:w="2055" w:type="dxa"/>
+          </w:tcPr>
+          <w:p>
+            <w:pPr>
+              <w:pStyle w:val="ListParagraph"/>
+              <w:ind w:left="0"/>
+              <w:jc w:val="center"/>
+              <w:rPr>
+                <w:lang w:val="en-US"/>
+              </w:rPr>
+            </w:pPr>
           </w:p>
         </w:tc>
       </w:tr>
       <w:tr>
         <w:tc>
           <w:tcPr>
-            <w:tcW w:w="4621" w:type="dxa"/>
+            <w:tcW w:w="1787" w:type="dxa"/>
           </w:tcPr>
           <w:p>
             <w:pPr>
@@ -1348,7 +1608,7 @@
         </w:tc>
         <w:tc>
           <w:tcPr>
-            <w:tcW w:w="4621" w:type="dxa"/>
+            <w:tcW w:w="2211" w:type="dxa"/>
           </w:tcPr>
           <w:p>
             <w:pPr>
@@ -1365,13 +1625,49 @@
               </w:rPr>
               <w:t>char</w:t>
             </w:r>
+          </w:p>
+        </w:tc>
+        <w:tc>
+          <w:tcPr>
+            <w:tcW w:w="2109" w:type="dxa"/>
+          </w:tcPr>
+          <w:p>
+            <w:pPr>
+              <w:pStyle w:val="ListParagraph"/>
+              <w:ind w:left="0"/>
+              <w:jc w:val="center"/>
+              <w:rPr>
+                <w:lang w:val="en-US"/>
+              </w:rPr>
+            </w:pPr>
+            <w:r>
+              <w:rPr>
+                <w:lang w:val="en-US"/>
+              </w:rPr>
+              <w:t>8</w:t>
+            </w:r>
+          </w:p>
+        </w:tc>
+        <w:tc>
+          <w:tcPr>
+            <w:tcW w:w="2055" w:type="dxa"/>
+          </w:tcPr>
+          <w:p>
+            <w:pPr>
+              <w:pStyle w:val="ListParagraph"/>
+              <w:ind w:left="0"/>
+              <w:jc w:val="center"/>
+              <w:rPr>
+                <w:lang w:val="en-US"/>
+              </w:rPr>
+            </w:pPr>
           </w:p>
         </w:tc>
       </w:tr>
       <w:tr>
         <w:tc>
           <w:tcPr>
-            <w:tcW w:w="4621" w:type="dxa"/>
+            <w:tcW w:w="1787" w:type="dxa"/>
           </w:tcPr>
           <w:p>
             <w:pPr>
@@ -1404,7 +1700,7 @@
         </w:tc>
         <w:tc>
           <w:tcPr>
-            <w:tcW w:w="4621" w:type="dxa"/>
+            <w:tcW w:w="2211" w:type="dxa"/>
           </w:tcPr>
           <w:p>
             <w:pPr>
@@ -1421,13 +1717,49 @@
               </w:rPr>
               <w:t>bool</w:t>
             </w:r>
+          </w:p>
+        </w:tc>
+        <w:tc>
+          <w:tcPr>
+            <w:tcW w:w="2109" w:type="dxa"/>
+          </w:tcPr>
+          <w:p>
+            <w:pPr>
+              <w:pStyle w:val="ListParagraph"/>
+              <w:ind w:left="0"/>
+              <w:jc w:val="center"/>
+              <w:rPr>
+                <w:lang w:val="en-US"/>
+              </w:rPr>
+            </w:pPr>
+            <w:r>
+              <w:rPr>
+                <w:lang w:val="en-US"/>
+              </w:rPr>
+              <w:t>8</w:t>
+            </w:r>
+          </w:p>
+        </w:tc>
+        <w:tc>
+          <w:tcPr>
+            <w:tcW w:w="2055" w:type="dxa"/>
+          </w:tcPr>
+          <w:p>
+            <w:pPr>
+              <w:pStyle w:val="ListParagraph"/>
+              <w:ind w:left="0"/>
+              <w:jc w:val="center"/>
+              <w:rPr>
+                <w:lang w:val="en-US"/>
+              </w:rPr>
+            </w:pPr>
           </w:p>
         </w:tc>
       </w:tr>
       <w:tr>
         <w:tc>
           <w:tcPr>
-            <w:tcW w:w="4621" w:type="dxa"/>
+            <w:tcW w:w="1787" w:type="dxa"/>
           </w:tcPr>
           <w:p>
             <w:pPr>
@@ -1460,7 +1792,7 @@
         </w:tc>
         <w:tc>
           <w:tcPr>
-            <w:tcW w:w="4621" w:type="dxa"/>
+            <w:tcW w:w="2211" w:type="dxa"/>
           </w:tcPr>
           <w:p>
             <w:pPr>
@@ -1477,13 +1809,49 @@
               </w:rPr>
               <w:t>std::string</w:t>
             </w:r>
+          </w:p>
+        </w:tc>
+        <w:tc>
+          <w:tcPr>
+            <w:tcW w:w="2109" w:type="dxa"/>
+          </w:tcPr>
+          <w:p>
+            <w:pPr>
+              <w:pStyle w:val="ListParagraph"/>
+              <w:ind w:left="0"/>
+              <w:jc w:val="center"/>
+              <w:rPr>
+                <w:lang w:val="en-US"/>
+              </w:rPr>
+            </w:pPr>
+            <w:r>
+              <w:rPr>
+                <w:lang w:val="en-US"/>
+              </w:rPr>
+              <w:t>64</w:t>
+            </w:r>
+          </w:p>
+        </w:tc>
+        <w:tc>
+          <w:tcPr>
+            <w:tcW w:w="2055" w:type="dxa"/>
+          </w:tcPr>
+          <w:p>
+            <w:pPr>
+              <w:pStyle w:val="ListParagraph"/>
+              <w:ind w:left="0"/>
+              <w:jc w:val="center"/>
+              <w:rPr>
+                <w:lang w:val="en-US"/>
+              </w:rPr>
+            </w:pPr>
           </w:p>
         </w:tc>
       </w:tr>
       <w:tr>
         <w:tc>
           <w:tcPr>
-            <w:tcW w:w="4621" w:type="dxa"/>
+            <w:tcW w:w="1787" w:type="dxa"/>
           </w:tcPr>
           <w:p>
             <w:pPr>
@@ -1516,7 +1884,7 @@
         </w:tc>
         <w:tc>
           <w:tcPr>
-            <w:tcW w:w="4621" w:type="dxa"/>
+            <w:tcW w:w="2211" w:type="dxa"/>
           </w:tcPr>
           <w:p>
             <w:pPr>
@@ -1533,13 +1901,49 @@
               </w:rPr>
               <w:t>unsigned long long</w:t>
             </w:r>
+          </w:p>
+        </w:tc>
+        <w:tc>
+          <w:tcPr>
+            <w:tcW w:w="2109" w:type="dxa"/>
+          </w:tcPr>
+          <w:p>
+            <w:pPr>
+              <w:pStyle w:val="ListParagraph"/>
+              <w:ind w:left="0"/>
+              <w:jc w:val="center"/>
+              <w:rPr>
+                <w:lang w:val="en-US"/>
+              </w:rPr>
+            </w:pPr>
+            <w:r>
+              <w:rPr>
+                <w:lang w:val="en-US"/>
+              </w:rPr>
+              <w:t>64</w:t>
+            </w:r>
+          </w:p>
+        </w:tc>
+        <w:tc>
+          <w:tcPr>
+            <w:tcW w:w="2055" w:type="dxa"/>
+          </w:tcPr>
+          <w:p>
+            <w:pPr>
+              <w:pStyle w:val="ListParagraph"/>
+              <w:ind w:left="0"/>
+              <w:jc w:val="center"/>
+              <w:rPr>
+                <w:lang w:val="en-US"/>
+              </w:rPr>
+            </w:pPr>
           </w:p>
         </w:tc>
       </w:tr>
       <w:tr>
         <w:tc>
           <w:tcPr>
-            <w:tcW w:w="4621" w:type="dxa"/>
+            <w:tcW w:w="1787" w:type="dxa"/>
           </w:tcPr>
           <w:p>
             <w:pPr>
@@ -1572,7 +1976,7 @@
         </w:tc>
         <w:tc>
           <w:tcPr>
-            <w:tcW w:w="4621" w:type="dxa"/>
+            <w:tcW w:w="2211" w:type="dxa"/>
           </w:tcPr>
           <w:p>
             <w:pPr>
@@ -1589,13 +1993,49 @@
               </w:rPr>
               <w:t>long long</w:t>
             </w:r>
+          </w:p>
+        </w:tc>
+        <w:tc>
+          <w:tcPr>
+            <w:tcW w:w="2109" w:type="dxa"/>
+          </w:tcPr>
+          <w:p>
+            <w:pPr>
+              <w:pStyle w:val="ListParagraph"/>
+              <w:ind w:left="0"/>
+              <w:jc w:val="center"/>
+              <w:rPr>
+                <w:lang w:val="en-US"/>
+              </w:rPr>
+            </w:pPr>
+            <w:r>
+              <w:rPr>
+                <w:lang w:val="en-US"/>
+              </w:rPr>
+              <w:t>64</w:t>
+            </w:r>
+          </w:p>
+        </w:tc>
+        <w:tc>
+          <w:tcPr>
+            <w:tcW w:w="2055" w:type="dxa"/>
+          </w:tcPr>
+          <w:p>
+            <w:pPr>
+              <w:pStyle w:val="ListParagraph"/>
+              <w:ind w:left="0"/>
+              <w:jc w:val="center"/>
+              <w:rPr>
+                <w:lang w:val="en-US"/>
+              </w:rPr>
+            </w:pPr>
           </w:p>
         </w:tc>
       </w:tr>
       <w:tr>
         <w:tc>
           <w:tcPr>
-            <w:tcW w:w="4621" w:type="dxa"/>
+            <w:tcW w:w="1787" w:type="dxa"/>
           </w:tcPr>
           <w:p>
             <w:pPr>
@@ -1628,7 +2068,7 @@
         </w:tc>
         <w:tc>
           <w:tcPr>
-            <w:tcW w:w="4621" w:type="dxa"/>
+            <w:tcW w:w="2211" w:type="dxa"/>
           </w:tcPr>
           <w:p>
             <w:pPr>
@@ -1645,13 +2085,49 @@
               </w:rPr>
               <w:t>unsigned long</w:t>
             </w:r>
+          </w:p>
+        </w:tc>
+        <w:tc>
+          <w:tcPr>
+            <w:tcW w:w="2109" w:type="dxa"/>
+          </w:tcPr>
+          <w:p>
+            <w:pPr>
+              <w:pStyle w:val="ListParagraph"/>
+              <w:ind w:left="0"/>
+              <w:jc w:val="center"/>
+              <w:rPr>
+                <w:lang w:val="en-US"/>
+              </w:rPr>
+            </w:pPr>
+            <w:r>
+              <w:rPr>
+                <w:lang w:val="en-US"/>
+              </w:rPr>
+              <w:t>32</w:t>
+            </w:r>
+          </w:p>
+        </w:tc>
+        <w:tc>
+          <w:tcPr>
+            <w:tcW w:w="2055" w:type="dxa"/>
+          </w:tcPr>
+          <w:p>
+            <w:pPr>
+              <w:pStyle w:val="ListParagraph"/>
+              <w:ind w:left="0"/>
+              <w:jc w:val="center"/>
+              <w:rPr>
+                <w:lang w:val="en-US"/>
+              </w:rPr>
+            </w:pPr>
           </w:p>
         </w:tc>
       </w:tr>
       <w:tr>
         <w:tc>
           <w:tcPr>
-            <w:tcW w:w="4621" w:type="dxa"/>
+            <w:tcW w:w="1787" w:type="dxa"/>
           </w:tcPr>
           <w:p>
             <w:pPr>
@@ -1684,36 +2160,66 @@
         </w:tc>
         <w:tc>
           <w:tcPr>
-            <w:tcW w:w="4621" w:type="dxa"/>
-          </w:tcPr>
-          <w:p>
-            <w:pPr>
-              <w:pStyle w:val="ListParagraph"/>
-              <w:ind w:left="0"/>
-              <w:jc w:val="center"/>
-              <w:rPr>
-                <w:lang w:val="en-US"/>
-              </w:rPr>
-            </w:pPr>
-            <w:r>
-              <w:rPr>
-                <w:lang w:val="en-US"/>
-              </w:rPr>
-              <w:t xml:space="preserve">unsigned </w:t>
-            </w:r>
-            <w:r>
-              <w:rPr>
-                <w:lang w:val="en-US"/>
-              </w:rPr>
-              <w:t>short</w:t>
-            </w:r>
+            <w:tcW w:w="2211" w:type="dxa"/>
+          </w:tcPr>
+          <w:p>
+            <w:pPr>
+              <w:pStyle w:val="ListParagraph"/>
+              <w:ind w:left="0"/>
+              <w:jc w:val="center"/>
+              <w:rPr>
+                <w:lang w:val="en-US"/>
+              </w:rPr>
+            </w:pPr>
+            <w:r>
+              <w:rPr>
+                <w:lang w:val="en-US"/>
+              </w:rPr>
+              <w:t>unsigned short</w:t>
+            </w:r>
+          </w:p>
+        </w:tc>
+        <w:tc>
+          <w:tcPr>
+            <w:tcW w:w="2109" w:type="dxa"/>
+          </w:tcPr>
+          <w:p>
+            <w:pPr>
+              <w:pStyle w:val="ListParagraph"/>
+              <w:ind w:left="0"/>
+              <w:jc w:val="center"/>
+              <w:rPr>
+                <w:lang w:val="en-US"/>
+              </w:rPr>
+            </w:pPr>
+            <w:r>
+              <w:rPr>
+                <w:lang w:val="en-US"/>
+              </w:rPr>
+              <w:t>16</w:t>
+            </w:r>
+          </w:p>
+        </w:tc>
+        <w:tc>
+          <w:tcPr>
+            <w:tcW w:w="2055" w:type="dxa"/>
+          </w:tcPr>
+          <w:p>
+            <w:pPr>
+              <w:pStyle w:val="ListParagraph"/>
+              <w:ind w:left="0"/>
+              <w:jc w:val="center"/>
+              <w:rPr>
+                <w:lang w:val="en-US"/>
+              </w:rPr>
+            </w:pPr>
           </w:p>
         </w:tc>
       </w:tr>
       <w:tr>
         <w:tc>
           <w:tcPr>
-            <w:tcW w:w="4621" w:type="dxa"/>
+            <w:tcW w:w="1787" w:type="dxa"/>
           </w:tcPr>
           <w:p>
             <w:pPr>
@@ -1746,7 +2252,7 @@
         </w:tc>
         <w:tc>
           <w:tcPr>
-            <w:tcW w:w="4621" w:type="dxa"/>
+            <w:tcW w:w="2211" w:type="dxa"/>
           </w:tcPr>
           <w:p>
             <w:pPr>
@@ -1763,13 +2269,49 @@
               </w:rPr>
               <w:t>unsigned char</w:t>
             </w:r>
+          </w:p>
+        </w:tc>
+        <w:tc>
+          <w:tcPr>
+            <w:tcW w:w="2109" w:type="dxa"/>
+          </w:tcPr>
+          <w:p>
+            <w:pPr>
+              <w:pStyle w:val="ListParagraph"/>
+              <w:ind w:left="0"/>
+              <w:jc w:val="center"/>
+              <w:rPr>
+                <w:lang w:val="en-US"/>
+              </w:rPr>
+            </w:pPr>
+            <w:r>
+              <w:rPr>
+                <w:lang w:val="en-US"/>
+              </w:rPr>
+              <w:t>8</w:t>
+            </w:r>
+          </w:p>
+        </w:tc>
+        <w:tc>
+          <w:tcPr>
+            <w:tcW w:w="2055" w:type="dxa"/>
+          </w:tcPr>
+          <w:p>
+            <w:pPr>
+              <w:pStyle w:val="ListParagraph"/>
+              <w:ind w:left="0"/>
+              <w:jc w:val="center"/>
+              <w:rPr>
+                <w:lang w:val="en-US"/>
+              </w:rPr>
+            </w:pPr>
           </w:p>
         </w:tc>
       </w:tr>
       <w:tr>
         <w:tc>
           <w:tcPr>
-            <w:tcW w:w="4621" w:type="dxa"/>
+            <w:tcW w:w="1787" w:type="dxa"/>
           </w:tcPr>
           <w:p>
             <w:pPr>
@@ -1790,6 +2332,98 @@
               <w:rPr>
                 <w:lang w:val="en-US"/>
               </w:rPr>
+              <w:t>a</w:t>
+            </w:r>
+            <w:r>
+              <w:rPr>
+                <w:lang w:val="en-US"/>
+              </w:rPr>
+              <w:t>"</w:t>
+            </w:r>
+          </w:p>
+        </w:tc>
+        <w:tc>
+          <w:tcPr>
+            <w:tcW w:w="2211" w:type="dxa"/>
+          </w:tcPr>
+          <w:p>
+            <w:pPr>
+              <w:pStyle w:val="ListParagraph"/>
+              <w:ind w:left="0"/>
+              <w:jc w:val="center"/>
+              <w:rPr>
+                <w:lang w:val="en-US"/>
+              </w:rPr>
+            </w:pPr>
+            <w:r>
+              <w:rPr>
+                <w:lang w:val="en-US"/>
+              </w:rPr>
+              <w:t>signed char</w:t>
+            </w:r>
+          </w:p>
+        </w:tc>
+        <w:tc>
+          <w:tcPr>
+            <w:tcW w:w="2109" w:type="dxa"/>
+          </w:tcPr>
+          <w:p>
+            <w:pPr>
+              <w:pStyle w:val="ListParagraph"/>
+              <w:ind w:left="0"/>
+              <w:jc w:val="center"/>
+              <w:rPr>
+                <w:lang w:val="en-US"/>
+              </w:rPr>
+            </w:pPr>
+            <w:r>
+              <w:rPr>
+                <w:lang w:val="en-US"/>
+              </w:rPr>
+              <w:t>8</w:t>
+            </w:r>
+          </w:p>
+        </w:tc>
+        <w:tc>
+          <w:tcPr>
+            <w:tcW w:w="2055" w:type="dxa"/>
+          </w:tcPr>
+          <w:p>
+            <w:pPr>
+              <w:pStyle w:val="ListParagraph"/>
+              <w:ind w:left="0"/>
+              <w:jc w:val="center"/>
+              <w:rPr>
+                <w:lang w:val="en-US"/>
+              </w:rPr>
+            </w:pPr>
+          </w:p>
+        </w:tc>
+      </w:tr>
+      <w:tr>
+        <w:tc>
+          <w:tcPr>
+            <w:tcW w:w="1787" w:type="dxa"/>
+          </w:tcPr>
+          <w:p>
+            <w:pPr>
+              <w:pStyle w:val="ListParagraph"/>
+              <w:ind w:left="0"/>
+              <w:jc w:val="center"/>
+              <w:rPr>
+                <w:lang w:val="en-US"/>
+              </w:rPr>
+            </w:pPr>
+            <w:r>
+              <w:rPr>
+                <w:lang w:val="en-US"/>
+              </w:rPr>
+              <w:t>"</w:t>
+            </w:r>
+            <w:r>
+              <w:rPr>
+                <w:lang w:val="en-US"/>
+              </w:rPr>
               <w:t>e</w:t>
             </w:r>
             <w:r>
@@ -1802,7 +2436,7 @@
         </w:tc>
         <w:tc>
           <w:tcPr>
-            <w:tcW w:w="4621" w:type="dxa"/>
+            <w:tcW w:w="2211" w:type="dxa"/>
           </w:tcPr>
           <w:p>
             <w:pPr>
@@ -1819,10 +2453,258 @@
               </w:rPr>
               <w:t>long double</w:t>
             </w:r>
+          </w:p>
+        </w:tc>
+        <w:tc>
+          <w:tcPr>
+            <w:tcW w:w="2109" w:type="dxa"/>
+          </w:tcPr>
+          <w:p>
+            <w:pPr>
+              <w:pStyle w:val="ListParagraph"/>
+              <w:ind w:left="0"/>
+              <w:jc w:val="center"/>
+              <w:rPr>
+                <w:lang w:val="en-US"/>
+              </w:rPr>
+            </w:pPr>
+            <w:r>
+              <w:rPr>
+                <w:lang w:val="en-US"/>
+              </w:rPr>
+              <w:t>128</w:t>
+            </w:r>
+          </w:p>
+        </w:tc>
+        <w:tc>
+          <w:tcPr>
+            <w:tcW w:w="2055" w:type="dxa"/>
+          </w:tcPr>
+          <w:p>
+            <w:pPr>
+              <w:pStyle w:val="ListParagraph"/>
+              <w:ind w:left="0"/>
+              <w:jc w:val="center"/>
+              <w:rPr>
+                <w:lang w:val="en-US"/>
+              </w:rPr>
+            </w:pPr>
           </w:p>
         </w:tc>
       </w:tr>
     </w:tbl>
+    <w:p>
+      <w:pPr>
+        <w:pStyle w:val="ListParagraph"/>
+        <w:numPr>
+          <w:ilvl w:val="0"/>
+          <w:numId w:val="4"/>
+        </w:numPr>
+        <w:rPr>
+          <w:lang w:val="en-US"/>
+        </w:rPr>
+      </w:pPr>
+      <w:r>
+        <w:rPr>
+          <w:lang w:val="en-US"/>
+        </w:rPr>
+        <w:t>Chương trình</w:t>
+      </w:r>
+      <w:r>
+        <w:rPr>
+          <w:lang w:val="en-US"/>
+        </w:rPr>
+        <w:t xml:space="preserve"> nhanh</w:t>
+      </w:r>
+    </w:p>
+    <w:p>
+      <w:pPr>
+        <w:pStyle w:val="ListParagraph"/>
+        <w:pBdr>
+          <w:top w:val="single" w:sz="4" w:space="1" w:color="auto"/>
+          <w:left w:val="single" w:sz="4" w:space="4" w:color="auto"/>
+          <w:bottom w:val="single" w:sz="4" w:space="1" w:color="auto"/>
+          <w:right w:val="single" w:sz="4" w:space="4" w:color="auto"/>
+        </w:pBdr>
+        <w:ind w:left="1080"/>
+        <w:rPr>
+          <w:lang w:val="en-US"/>
+        </w:rPr>
+      </w:pPr>
+      <w:r>
+        <w:rPr>
+          <w:lang w:val="en-US"/>
+        </w:rPr>
+        <w:t>#include &lt;typeinfo&gt;</w:t>
+      </w:r>
+    </w:p>
+    <w:p>
+      <w:pPr>
+        <w:pStyle w:val="ListParagraph"/>
+        <w:pBdr>
+          <w:top w:val="single" w:sz="4" w:space="1" w:color="auto"/>
+          <w:left w:val="single" w:sz="4" w:space="4" w:color="auto"/>
+          <w:bottom w:val="single" w:sz="4" w:space="1" w:color="auto"/>
+          <w:right w:val="single" w:sz="4" w:space="4" w:color="auto"/>
+        </w:pBdr>
+        <w:ind w:left="1080"/>
+        <w:rPr>
+          <w:lang w:val="en-US"/>
+        </w:rPr>
+      </w:pPr>
+      <w:r>
+        <w:rPr>
+          <w:lang w:val="en-US"/>
+        </w:rPr>
+        <w:t>#include &lt;iostream&gt;</w:t>
+      </w:r>
+    </w:p>
+    <w:p>
+      <w:pPr>
+        <w:pStyle w:val="ListParagraph"/>
+        <w:pBdr>
+          <w:top w:val="single" w:sz="4" w:space="1" w:color="auto"/>
+          <w:left w:val="single" w:sz="4" w:space="4" w:color="auto"/>
+          <w:bottom w:val="single" w:sz="4" w:space="1" w:color="auto"/>
+          <w:right w:val="single" w:sz="4" w:space="4" w:color="auto"/>
+        </w:pBdr>
+        <w:ind w:left="1080"/>
+        <w:rPr>
+          <w:lang w:val="en-US"/>
+        </w:rPr>
+      </w:pPr>
+      <w:r>
+        <w:rPr>
+          <w:lang w:val="en-US"/>
+        </w:rPr>
+        <w:t>using namespace std;</w:t>
+      </w:r>
+    </w:p>
+    <w:p>
+      <w:pPr>
+        <w:pStyle w:val="ListParagraph"/>
+        <w:pBdr>
+          <w:top w:val="single" w:sz="4" w:space="1" w:color="auto"/>
+          <w:left w:val="single" w:sz="4" w:space="4" w:color="auto"/>
+          <w:bottom w:val="single" w:sz="4" w:space="1" w:color="auto"/>
+          <w:right w:val="single" w:sz="4" w:space="4" w:color="auto"/>
+        </w:pBdr>
+        <w:ind w:left="1080"/>
+        <w:rPr>
+          <w:lang w:val="en-US"/>
+        </w:rPr>
+      </w:pPr>
+    </w:p>
+    <w:p>
+      <w:pPr>
+        <w:pStyle w:val="ListParagraph"/>
+        <w:pBdr>
+          <w:top w:val="single" w:sz="4" w:space="1" w:color="auto"/>
+          <w:left w:val="single" w:sz="4" w:space="4" w:color="auto"/>
+          <w:bottom w:val="single" w:sz="4" w:space="1" w:color="auto"/>
+          <w:right w:val="single" w:sz="4" w:space="4" w:color="auto"/>
+        </w:pBdr>
+        <w:ind w:left="1080"/>
+        <w:rPr>
+          <w:lang w:val="en-US"/>
+        </w:rPr>
+      </w:pPr>
+      <w:r>
+        <w:rPr>
+          <w:lang w:val="en-US"/>
+        </w:rPr>
+        <w:t>int main(){</w:t>
+      </w:r>
+    </w:p>
+    <w:p>
+      <w:pPr>
+        <w:pStyle w:val="ListParagraph"/>
+        <w:pBdr>
+          <w:top w:val="single" w:sz="4" w:space="1" w:color="auto"/>
+          <w:left w:val="single" w:sz="4" w:space="4" w:color="auto"/>
+          <w:bottom w:val="single" w:sz="4" w:space="1" w:color="auto"/>
+          <w:right w:val="single" w:sz="4" w:space="4" w:color="auto"/>
+        </w:pBdr>
+        <w:ind w:left="1080"/>
+        <w:rPr>
+          <w:lang w:val="en-US"/>
+        </w:rPr>
+      </w:pPr>
+      <w:r>
+        <w:rPr>
+          <w:lang w:val="en-US"/>
+        </w:rPr>
+        <w:tab/>
+        <w:t>cout &lt;&lt; typeid(</w:t>
+      </w:r>
+      <w:r>
+        <w:rPr>
+          <w:lang w:val="en-US"/>
+        </w:rPr>
+        <w:t>&lt;</w:t>
+      </w:r>
+      <w:r>
+        <w:rPr>
+          <w:lang w:val="en-US"/>
+        </w:rPr>
+        <w:t>Biến Hoặc Giá Trị Hoặc Kiểu Dữ Liệu</w:t>
+      </w:r>
+      <w:r>
+        <w:rPr>
+          <w:lang w:val="en-US"/>
+        </w:rPr>
+        <w:t>&gt;</w:t>
+      </w:r>
+      <w:r>
+        <w:rPr>
+          <w:lang w:val="en-US"/>
+        </w:rPr>
+        <w:t>).name() &lt;&lt; endl;</w:t>
+      </w:r>
+    </w:p>
+    <w:p>
+      <w:pPr>
+        <w:pStyle w:val="ListParagraph"/>
+        <w:pBdr>
+          <w:top w:val="single" w:sz="4" w:space="1" w:color="auto"/>
+          <w:left w:val="single" w:sz="4" w:space="4" w:color="auto"/>
+          <w:bottom w:val="single" w:sz="4" w:space="1" w:color="auto"/>
+          <w:right w:val="single" w:sz="4" w:space="4" w:color="auto"/>
+        </w:pBdr>
+        <w:ind w:left="1080"/>
+        <w:rPr>
+          <w:lang w:val="en-US"/>
+        </w:rPr>
+      </w:pPr>
+      <w:r>
+        <w:rPr>
+          <w:lang w:val="en-US"/>
+        </w:rPr>
+        <w:tab/>
+        <w:t>system("pause");</w:t>
+      </w:r>
+    </w:p>
+    <w:p>
+      <w:pPr>
+        <w:pStyle w:val="ListParagraph"/>
+        <w:pBdr>
+          <w:top w:val="single" w:sz="4" w:space="1" w:color="auto"/>
+          <w:left w:val="single" w:sz="4" w:space="4" w:color="auto"/>
+          <w:bottom w:val="single" w:sz="4" w:space="1" w:color="auto"/>
+          <w:right w:val="single" w:sz="4" w:space="4" w:color="auto"/>
+        </w:pBdr>
+        <w:ind w:left="1080"/>
+        <w:rPr>
+          <w:lang w:val="en-US"/>
+        </w:rPr>
+      </w:pPr>
+      <w:r>
+        <w:rPr>
+          <w:lang w:val="en-US"/>
+        </w:rPr>
+        <w:t>}</w:t>
+      </w:r>
+    </w:p>
     <w:p>
       <w:pPr>
         <w:rPr>

--- a/c++ library.docx
+++ b/c++ library.docx
@@ -923,15 +923,15 @@
     <w:tbl>
       <w:tblPr>
         <w:tblStyle w:val="TableGrid"/>
-        <w:tblW w:w="0" w:type="auto"/>
+        <w:tblW w:w="8928" w:type="dxa"/>
         <w:tblInd w:w="1080" w:type="dxa"/>
         <w:tblLook w:val="04A0" w:firstRow="1" w:lastRow="0" w:firstColumn="1" w:lastColumn="0" w:noHBand="0" w:noVBand="1"/>
       </w:tblPr>
       <w:tblGrid>
         <w:gridCol w:w="1787"/>
         <w:gridCol w:w="2211"/>
-        <w:gridCol w:w="2109"/>
-        <w:gridCol w:w="2055"/>
+        <w:gridCol w:w="926"/>
+        <w:gridCol w:w="4004"/>
       </w:tblGrid>
       <w:tr>
         <w:tc>
@@ -979,7 +979,7 @@
         </w:tc>
         <w:tc>
           <w:tcPr>
-            <w:tcW w:w="2109" w:type="dxa"/>
+            <w:tcW w:w="926" w:type="dxa"/>
           </w:tcPr>
           <w:p>
             <w:pPr>
@@ -1000,22 +1000,22 @@
         </w:tc>
         <w:tc>
           <w:tcPr>
-            <w:tcW w:w="2055" w:type="dxa"/>
-          </w:tcPr>
-          <w:p>
-            <w:pPr>
-              <w:pStyle w:val="ListParagraph"/>
-              <w:ind w:left="0"/>
-              <w:jc w:val="center"/>
-              <w:rPr>
-                <w:lang w:val="en-US"/>
-              </w:rPr>
-            </w:pPr>
-            <w:r>
-              <w:rPr>
-                <w:lang w:val="en-US"/>
-              </w:rPr>
-              <w:t>Khoảng giá trị</w:t>
+            <w:tcW w:w="4004" w:type="dxa"/>
+          </w:tcPr>
+          <w:p>
+            <w:pPr>
+              <w:pStyle w:val="ListParagraph"/>
+              <w:ind w:left="0"/>
+              <w:jc w:val="center"/>
+              <w:rPr>
+                <w:lang w:val="en-US"/>
+              </w:rPr>
+            </w:pPr>
+            <w:r>
+              <w:rPr>
+                <w:lang w:val="en-US"/>
+              </w:rPr>
+              <w:t>Cách mã hóa</w:t>
             </w:r>
           </w:p>
         </w:tc>
@@ -1077,7 +1077,7 @@
         </w:tc>
         <w:tc>
           <w:tcPr>
-            <w:tcW w:w="2109" w:type="dxa"/>
+            <w:tcW w:w="926" w:type="dxa"/>
           </w:tcPr>
           <w:p>
             <w:pPr>
@@ -1098,17 +1098,23 @@
         </w:tc>
         <w:tc>
           <w:tcPr>
-            <w:tcW w:w="2055" w:type="dxa"/>
-          </w:tcPr>
-          <w:p>
-            <w:pPr>
-              <w:pStyle w:val="ListParagraph"/>
-              <w:ind w:left="0"/>
-              <w:jc w:val="center"/>
-              <w:rPr>
-                <w:lang w:val="en-US"/>
-              </w:rPr>
-            </w:pPr>
+            <w:tcW w:w="4004" w:type="dxa"/>
+          </w:tcPr>
+          <w:p>
+            <w:pPr>
+              <w:pStyle w:val="ListParagraph"/>
+              <w:ind w:left="0"/>
+              <w:jc w:val="center"/>
+              <w:rPr>
+                <w:lang w:val="en-US"/>
+              </w:rPr>
+            </w:pPr>
+            <w:r>
+              <w:rPr>
+                <w:lang w:val="en-US"/>
+              </w:rPr>
+              <w:t>Y chang số nguyên có dấu</w:t>
+            </w:r>
           </w:p>
         </w:tc>
       </w:tr>
@@ -1169,7 +1175,7 @@
         </w:tc>
         <w:tc>
           <w:tcPr>
-            <w:tcW w:w="2109" w:type="dxa"/>
+            <w:tcW w:w="926" w:type="dxa"/>
           </w:tcPr>
           <w:p>
             <w:pPr>
@@ -1190,17 +1196,23 @@
         </w:tc>
         <w:tc>
           <w:tcPr>
-            <w:tcW w:w="2055" w:type="dxa"/>
-          </w:tcPr>
-          <w:p>
-            <w:pPr>
-              <w:pStyle w:val="ListParagraph"/>
-              <w:ind w:left="0"/>
-              <w:jc w:val="center"/>
-              <w:rPr>
-                <w:lang w:val="en-US"/>
-              </w:rPr>
-            </w:pPr>
+            <w:tcW w:w="4004" w:type="dxa"/>
+          </w:tcPr>
+          <w:p>
+            <w:pPr>
+              <w:pStyle w:val="ListParagraph"/>
+              <w:ind w:left="0"/>
+              <w:jc w:val="center"/>
+              <w:rPr>
+                <w:lang w:val="en-US"/>
+              </w:rPr>
+            </w:pPr>
+            <w:r>
+              <w:rPr>
+                <w:lang w:val="en-US"/>
+              </w:rPr>
+              <w:t>Y chang số nguyên không dấu</w:t>
+            </w:r>
           </w:p>
         </w:tc>
       </w:tr>
@@ -1261,7 +1273,7 @@
         </w:tc>
         <w:tc>
           <w:tcPr>
-            <w:tcW w:w="2109" w:type="dxa"/>
+            <w:tcW w:w="926" w:type="dxa"/>
           </w:tcPr>
           <w:p>
             <w:pPr>
@@ -1282,17 +1294,23 @@
         </w:tc>
         <w:tc>
           <w:tcPr>
-            <w:tcW w:w="2055" w:type="dxa"/>
-          </w:tcPr>
-          <w:p>
-            <w:pPr>
-              <w:pStyle w:val="ListParagraph"/>
-              <w:ind w:left="0"/>
-              <w:jc w:val="center"/>
-              <w:rPr>
-                <w:lang w:val="en-US"/>
-              </w:rPr>
-            </w:pPr>
+            <w:tcW w:w="4004" w:type="dxa"/>
+          </w:tcPr>
+          <w:p>
+            <w:pPr>
+              <w:pStyle w:val="ListParagraph"/>
+              <w:ind w:left="0"/>
+              <w:jc w:val="center"/>
+              <w:rPr>
+                <w:lang w:val="en-US"/>
+              </w:rPr>
+            </w:pPr>
+            <w:r>
+              <w:rPr>
+                <w:lang w:val="en-US"/>
+              </w:rPr>
+              <w:t>Y chang số nguyên có dấu</w:t>
+            </w:r>
           </w:p>
         </w:tc>
       </w:tr>
@@ -1353,7 +1371,7 @@
         </w:tc>
         <w:tc>
           <w:tcPr>
-            <w:tcW w:w="2109" w:type="dxa"/>
+            <w:tcW w:w="926" w:type="dxa"/>
           </w:tcPr>
           <w:p>
             <w:pPr>
@@ -1374,17 +1392,23 @@
         </w:tc>
         <w:tc>
           <w:tcPr>
-            <w:tcW w:w="2055" w:type="dxa"/>
-          </w:tcPr>
-          <w:p>
-            <w:pPr>
-              <w:pStyle w:val="ListParagraph"/>
-              <w:ind w:left="0"/>
-              <w:jc w:val="center"/>
-              <w:rPr>
-                <w:lang w:val="en-US"/>
-              </w:rPr>
-            </w:pPr>
+            <w:tcW w:w="4004" w:type="dxa"/>
+          </w:tcPr>
+          <w:p>
+            <w:pPr>
+              <w:pStyle w:val="ListParagraph"/>
+              <w:ind w:left="0"/>
+              <w:jc w:val="center"/>
+              <w:rPr>
+                <w:lang w:val="en-US"/>
+              </w:rPr>
+            </w:pPr>
+            <w:r>
+              <w:rPr>
+                <w:lang w:val="en-US"/>
+              </w:rPr>
+              <w:t>Y chang số nguyên có dấu</w:t>
+            </w:r>
           </w:p>
         </w:tc>
       </w:tr>
@@ -1392,6 +1416,7 @@
         <w:tc>
           <w:tcPr>
             <w:tcW w:w="1787" w:type="dxa"/>
+            <w:vAlign w:val="center"/>
           </w:tcPr>
           <w:p>
             <w:pPr>
@@ -1425,6 +1450,7 @@
         <w:tc>
           <w:tcPr>
             <w:tcW w:w="2211" w:type="dxa"/>
+            <w:vAlign w:val="center"/>
           </w:tcPr>
           <w:p>
             <w:pPr>
@@ -1445,7 +1471,8 @@
         </w:tc>
         <w:tc>
           <w:tcPr>
-            <w:tcW w:w="2109" w:type="dxa"/>
+            <w:tcW w:w="926" w:type="dxa"/>
+            <w:vAlign w:val="center"/>
           </w:tcPr>
           <w:p>
             <w:pPr>
@@ -1466,17 +1493,30 @@
         </w:tc>
         <w:tc>
           <w:tcPr>
-            <w:tcW w:w="2055" w:type="dxa"/>
-          </w:tcPr>
-          <w:p>
-            <w:pPr>
-              <w:pStyle w:val="ListParagraph"/>
-              <w:ind w:left="0"/>
-              <w:jc w:val="center"/>
-              <w:rPr>
-                <w:lang w:val="en-US"/>
-              </w:rPr>
-            </w:pPr>
+            <w:tcW w:w="4004" w:type="dxa"/>
+            <w:vAlign w:val="center"/>
+          </w:tcPr>
+          <w:p>
+            <w:pPr>
+              <w:pStyle w:val="ListParagraph"/>
+              <w:ind w:left="0"/>
+              <w:jc w:val="center"/>
+              <w:rPr>
+                <w:lang w:val="en-US"/>
+              </w:rPr>
+            </w:pPr>
+            <w:r>
+              <w:rPr>
+                <w:lang w:val="en-US"/>
+              </w:rPr>
+              <w:t xml:space="preserve">Y chang </w:t>
+            </w:r>
+            <w:r>
+              <w:rPr>
+                <w:lang w:val="en-US"/>
+              </w:rPr>
+              <w:t>Floating Point, Bit đầu làm dấu, 8 Bit kế làm Exponent, 23 Bit cuối làm Mantissa</w:t>
+            </w:r>
           </w:p>
         </w:tc>
       </w:tr>
@@ -1484,6 +1524,7 @@
         <w:tc>
           <w:tcPr>
             <w:tcW w:w="1787" w:type="dxa"/>
+            <w:vAlign w:val="center"/>
           </w:tcPr>
           <w:p>
             <w:pPr>
@@ -1517,6 +1558,7 @@
         <w:tc>
           <w:tcPr>
             <w:tcW w:w="2211" w:type="dxa"/>
+            <w:vAlign w:val="center"/>
           </w:tcPr>
           <w:p>
             <w:pPr>
@@ -1537,7 +1579,8 @@
         </w:tc>
         <w:tc>
           <w:tcPr>
-            <w:tcW w:w="2109" w:type="dxa"/>
+            <w:tcW w:w="926" w:type="dxa"/>
+            <w:vAlign w:val="center"/>
           </w:tcPr>
           <w:p>
             <w:pPr>
@@ -1558,17 +1601,24 @@
         </w:tc>
         <w:tc>
           <w:tcPr>
-            <w:tcW w:w="2055" w:type="dxa"/>
-          </w:tcPr>
-          <w:p>
-            <w:pPr>
-              <w:pStyle w:val="ListParagraph"/>
-              <w:ind w:left="0"/>
-              <w:jc w:val="center"/>
-              <w:rPr>
-                <w:lang w:val="en-US"/>
-              </w:rPr>
-            </w:pPr>
+            <w:tcW w:w="4004" w:type="dxa"/>
+            <w:vAlign w:val="center"/>
+          </w:tcPr>
+          <w:p>
+            <w:pPr>
+              <w:pStyle w:val="ListParagraph"/>
+              <w:ind w:left="0"/>
+              <w:jc w:val="center"/>
+              <w:rPr>
+                <w:lang w:val="en-US"/>
+              </w:rPr>
+            </w:pPr>
+            <w:r>
+              <w:rPr>
+                <w:lang w:val="en-US"/>
+              </w:rPr>
+              <w:t>Y chang Floating Point, Bit đầu làm dấu, 11 Bit kế làm Exponent, 52 Bit cuối làm Mantissa</w:t>
+            </w:r>
           </w:p>
         </w:tc>
       </w:tr>
@@ -1576,6 +1626,7 @@
         <w:tc>
           <w:tcPr>
             <w:tcW w:w="1787" w:type="dxa"/>
+            <w:vAlign w:val="center"/>
           </w:tcPr>
           <w:p>
             <w:pPr>
@@ -1609,6 +1660,7 @@
         <w:tc>
           <w:tcPr>
             <w:tcW w:w="2211" w:type="dxa"/>
+            <w:vAlign w:val="center"/>
           </w:tcPr>
           <w:p>
             <w:pPr>
@@ -1629,7 +1681,8 @@
         </w:tc>
         <w:tc>
           <w:tcPr>
-            <w:tcW w:w="2109" w:type="dxa"/>
+            <w:tcW w:w="926" w:type="dxa"/>
+            <w:vAlign w:val="center"/>
           </w:tcPr>
           <w:p>
             <w:pPr>
@@ -1650,17 +1703,30 @@
         </w:tc>
         <w:tc>
           <w:tcPr>
-            <w:tcW w:w="2055" w:type="dxa"/>
-          </w:tcPr>
-          <w:p>
-            <w:pPr>
-              <w:pStyle w:val="ListParagraph"/>
-              <w:ind w:left="0"/>
-              <w:jc w:val="center"/>
-              <w:rPr>
-                <w:lang w:val="en-US"/>
-              </w:rPr>
-            </w:pPr>
+            <w:tcW w:w="4004" w:type="dxa"/>
+            <w:vAlign w:val="center"/>
+          </w:tcPr>
+          <w:p>
+            <w:pPr>
+              <w:pStyle w:val="ListParagraph"/>
+              <w:ind w:left="0"/>
+              <w:jc w:val="center"/>
+              <w:rPr>
+                <w:lang w:val="en-US"/>
+              </w:rPr>
+            </w:pPr>
+            <w:r>
+              <w:rPr>
+                <w:lang w:val="en-US"/>
+              </w:rPr>
+              <w:t>Y chang số nguyên có dấu</w:t>
+            </w:r>
+            <w:r>
+              <w:rPr>
+                <w:lang w:val="en-US"/>
+              </w:rPr>
+              <w:t>, nhưng khi in ra thì ra kí tự tương ứng trong ASCII</w:t>
+            </w:r>
           </w:p>
         </w:tc>
       </w:tr>
@@ -1721,7 +1787,7 @@
         </w:tc>
         <w:tc>
           <w:tcPr>
-            <w:tcW w:w="2109" w:type="dxa"/>
+            <w:tcW w:w="926" w:type="dxa"/>
           </w:tcPr>
           <w:p>
             <w:pPr>
@@ -1742,17 +1808,23 @@
         </w:tc>
         <w:tc>
           <w:tcPr>
-            <w:tcW w:w="2055" w:type="dxa"/>
-          </w:tcPr>
-          <w:p>
-            <w:pPr>
-              <w:pStyle w:val="ListParagraph"/>
-              <w:ind w:left="0"/>
-              <w:jc w:val="center"/>
-              <w:rPr>
-                <w:lang w:val="en-US"/>
-              </w:rPr>
-            </w:pPr>
+            <w:tcW w:w="4004" w:type="dxa"/>
+          </w:tcPr>
+          <w:p>
+            <w:pPr>
+              <w:pStyle w:val="ListParagraph"/>
+              <w:ind w:left="0"/>
+              <w:jc w:val="center"/>
+              <w:rPr>
+                <w:lang w:val="en-US"/>
+              </w:rPr>
+            </w:pPr>
+            <w:r>
+              <w:rPr>
+                <w:lang w:val="en-US"/>
+              </w:rPr>
+              <w:t>True là 00000001, False là 00000000</w:t>
+            </w:r>
           </w:p>
         </w:tc>
       </w:tr>
@@ -1813,7 +1885,7 @@
         </w:tc>
         <w:tc>
           <w:tcPr>
-            <w:tcW w:w="2109" w:type="dxa"/>
+            <w:tcW w:w="926" w:type="dxa"/>
           </w:tcPr>
           <w:p>
             <w:pPr>
@@ -1834,7 +1906,7 @@
         </w:tc>
         <w:tc>
           <w:tcPr>
-            <w:tcW w:w="2055" w:type="dxa"/>
+            <w:tcW w:w="4004" w:type="dxa"/>
           </w:tcPr>
           <w:p>
             <w:pPr>
@@ -1905,7 +1977,7 @@
         </w:tc>
         <w:tc>
           <w:tcPr>
-            <w:tcW w:w="2109" w:type="dxa"/>
+            <w:tcW w:w="926" w:type="dxa"/>
           </w:tcPr>
           <w:p>
             <w:pPr>
@@ -1926,17 +1998,35 @@
         </w:tc>
         <w:tc>
           <w:tcPr>
-            <w:tcW w:w="2055" w:type="dxa"/>
-          </w:tcPr>
-          <w:p>
-            <w:pPr>
-              <w:pStyle w:val="ListParagraph"/>
-              <w:ind w:left="0"/>
-              <w:jc w:val="center"/>
-              <w:rPr>
-                <w:lang w:val="en-US"/>
-              </w:rPr>
-            </w:pPr>
+            <w:tcW w:w="4004" w:type="dxa"/>
+          </w:tcPr>
+          <w:p>
+            <w:pPr>
+              <w:pStyle w:val="ListParagraph"/>
+              <w:ind w:left="0"/>
+              <w:jc w:val="center"/>
+              <w:rPr>
+                <w:lang w:val="en-US"/>
+              </w:rPr>
+            </w:pPr>
+            <w:r>
+              <w:rPr>
+                <w:lang w:val="en-US"/>
+              </w:rPr>
+              <w:t xml:space="preserve">Y chang số nguyên </w:t>
+            </w:r>
+            <w:r>
+              <w:rPr>
+                <w:lang w:val="en-US"/>
+              </w:rPr>
+              <w:t>không</w:t>
+            </w:r>
+            <w:r>
+              <w:rPr>
+                <w:lang w:val="en-US"/>
+              </w:rPr>
+              <w:t xml:space="preserve"> dấu</w:t>
+            </w:r>
           </w:p>
         </w:tc>
       </w:tr>
@@ -1997,7 +2087,7 @@
         </w:tc>
         <w:tc>
           <w:tcPr>
-            <w:tcW w:w="2109" w:type="dxa"/>
+            <w:tcW w:w="926" w:type="dxa"/>
           </w:tcPr>
           <w:p>
             <w:pPr>
@@ -2018,17 +2108,23 @@
         </w:tc>
         <w:tc>
           <w:tcPr>
-            <w:tcW w:w="2055" w:type="dxa"/>
-          </w:tcPr>
-          <w:p>
-            <w:pPr>
-              <w:pStyle w:val="ListParagraph"/>
-              <w:ind w:left="0"/>
-              <w:jc w:val="center"/>
-              <w:rPr>
-                <w:lang w:val="en-US"/>
-              </w:rPr>
-            </w:pPr>
+            <w:tcW w:w="4004" w:type="dxa"/>
+          </w:tcPr>
+          <w:p>
+            <w:pPr>
+              <w:pStyle w:val="ListParagraph"/>
+              <w:ind w:left="0"/>
+              <w:jc w:val="center"/>
+              <w:rPr>
+                <w:lang w:val="en-US"/>
+              </w:rPr>
+            </w:pPr>
+            <w:r>
+              <w:rPr>
+                <w:lang w:val="en-US"/>
+              </w:rPr>
+              <w:t>Y chang số nguyên có dấu</w:t>
+            </w:r>
           </w:p>
         </w:tc>
       </w:tr>
@@ -2089,7 +2185,7 @@
         </w:tc>
         <w:tc>
           <w:tcPr>
-            <w:tcW w:w="2109" w:type="dxa"/>
+            <w:tcW w:w="926" w:type="dxa"/>
           </w:tcPr>
           <w:p>
             <w:pPr>
@@ -2110,17 +2206,23 @@
         </w:tc>
         <w:tc>
           <w:tcPr>
-            <w:tcW w:w="2055" w:type="dxa"/>
-          </w:tcPr>
-          <w:p>
-            <w:pPr>
-              <w:pStyle w:val="ListParagraph"/>
-              <w:ind w:left="0"/>
-              <w:jc w:val="center"/>
-              <w:rPr>
-                <w:lang w:val="en-US"/>
-              </w:rPr>
-            </w:pPr>
+            <w:tcW w:w="4004" w:type="dxa"/>
+          </w:tcPr>
+          <w:p>
+            <w:pPr>
+              <w:pStyle w:val="ListParagraph"/>
+              <w:ind w:left="0"/>
+              <w:jc w:val="center"/>
+              <w:rPr>
+                <w:lang w:val="en-US"/>
+              </w:rPr>
+            </w:pPr>
+            <w:r>
+              <w:rPr>
+                <w:lang w:val="en-US"/>
+              </w:rPr>
+              <w:t>Y chang số nguyên không dấu</w:t>
+            </w:r>
           </w:p>
         </w:tc>
       </w:tr>
@@ -2181,7 +2283,7 @@
         </w:tc>
         <w:tc>
           <w:tcPr>
-            <w:tcW w:w="2109" w:type="dxa"/>
+            <w:tcW w:w="926" w:type="dxa"/>
           </w:tcPr>
           <w:p>
             <w:pPr>
@@ -2202,17 +2304,23 @@
         </w:tc>
         <w:tc>
           <w:tcPr>
-            <w:tcW w:w="2055" w:type="dxa"/>
-          </w:tcPr>
-          <w:p>
-            <w:pPr>
-              <w:pStyle w:val="ListParagraph"/>
-              <w:ind w:left="0"/>
-              <w:jc w:val="center"/>
-              <w:rPr>
-                <w:lang w:val="en-US"/>
-              </w:rPr>
-            </w:pPr>
+            <w:tcW w:w="4004" w:type="dxa"/>
+          </w:tcPr>
+          <w:p>
+            <w:pPr>
+              <w:pStyle w:val="ListParagraph"/>
+              <w:ind w:left="0"/>
+              <w:jc w:val="center"/>
+              <w:rPr>
+                <w:lang w:val="en-US"/>
+              </w:rPr>
+            </w:pPr>
+            <w:r>
+              <w:rPr>
+                <w:lang w:val="en-US"/>
+              </w:rPr>
+              <w:t>Y chang số nguyên không dấu</w:t>
+            </w:r>
           </w:p>
         </w:tc>
       </w:tr>
@@ -2220,6 +2328,7 @@
         <w:tc>
           <w:tcPr>
             <w:tcW w:w="1787" w:type="dxa"/>
+            <w:vAlign w:val="center"/>
           </w:tcPr>
           <w:p>
             <w:pPr>
@@ -2253,6 +2362,7 @@
         <w:tc>
           <w:tcPr>
             <w:tcW w:w="2211" w:type="dxa"/>
+            <w:vAlign w:val="center"/>
           </w:tcPr>
           <w:p>
             <w:pPr>
@@ -2273,7 +2383,8 @@
         </w:tc>
         <w:tc>
           <w:tcPr>
-            <w:tcW w:w="2109" w:type="dxa"/>
+            <w:tcW w:w="926" w:type="dxa"/>
+            <w:vAlign w:val="center"/>
           </w:tcPr>
           <w:p>
             <w:pPr>
@@ -2294,17 +2405,30 @@
         </w:tc>
         <w:tc>
           <w:tcPr>
-            <w:tcW w:w="2055" w:type="dxa"/>
-          </w:tcPr>
-          <w:p>
-            <w:pPr>
-              <w:pStyle w:val="ListParagraph"/>
-              <w:ind w:left="0"/>
-              <w:jc w:val="center"/>
-              <w:rPr>
-                <w:lang w:val="en-US"/>
-              </w:rPr>
-            </w:pPr>
+            <w:tcW w:w="4004" w:type="dxa"/>
+            <w:vAlign w:val="center"/>
+          </w:tcPr>
+          <w:p>
+            <w:pPr>
+              <w:pStyle w:val="ListParagraph"/>
+              <w:ind w:left="0"/>
+              <w:jc w:val="center"/>
+              <w:rPr>
+                <w:lang w:val="en-US"/>
+              </w:rPr>
+            </w:pPr>
+            <w:r>
+              <w:rPr>
+                <w:lang w:val="en-US"/>
+              </w:rPr>
+              <w:t xml:space="preserve">Y chang số nguyên không dấu, </w:t>
+            </w:r>
+            <w:r>
+              <w:rPr>
+                <w:lang w:val="en-US"/>
+              </w:rPr>
+              <w:t>nhưng khi in ra thì ra kí tự tương ứng trong ASCII</w:t>
+            </w:r>
           </w:p>
         </w:tc>
       </w:tr>
@@ -2312,6 +2436,7 @@
         <w:tc>
           <w:tcPr>
             <w:tcW w:w="1787" w:type="dxa"/>
+            <w:vAlign w:val="center"/>
           </w:tcPr>
           <w:p>
             <w:pPr>
@@ -2345,6 +2470,7 @@
         <w:tc>
           <w:tcPr>
             <w:tcW w:w="2211" w:type="dxa"/>
+            <w:vAlign w:val="center"/>
           </w:tcPr>
           <w:p>
             <w:pPr>
@@ -2365,7 +2491,8 @@
         </w:tc>
         <w:tc>
           <w:tcPr>
-            <w:tcW w:w="2109" w:type="dxa"/>
+            <w:tcW w:w="926" w:type="dxa"/>
+            <w:vAlign w:val="center"/>
           </w:tcPr>
           <w:p>
             <w:pPr>
@@ -2386,17 +2513,30 @@
         </w:tc>
         <w:tc>
           <w:tcPr>
-            <w:tcW w:w="2055" w:type="dxa"/>
-          </w:tcPr>
-          <w:p>
-            <w:pPr>
-              <w:pStyle w:val="ListParagraph"/>
-              <w:ind w:left="0"/>
-              <w:jc w:val="center"/>
-              <w:rPr>
-                <w:lang w:val="en-US"/>
-              </w:rPr>
-            </w:pPr>
+            <w:tcW w:w="4004" w:type="dxa"/>
+            <w:vAlign w:val="center"/>
+          </w:tcPr>
+          <w:p>
+            <w:pPr>
+              <w:pStyle w:val="ListParagraph"/>
+              <w:ind w:left="0"/>
+              <w:jc w:val="center"/>
+              <w:rPr>
+                <w:lang w:val="en-US"/>
+              </w:rPr>
+            </w:pPr>
+            <w:r>
+              <w:rPr>
+                <w:lang w:val="en-US"/>
+              </w:rPr>
+              <w:t xml:space="preserve">Y chang số nguyên có dấu, </w:t>
+            </w:r>
+            <w:r>
+              <w:rPr>
+                <w:lang w:val="en-US"/>
+              </w:rPr>
+              <w:t>nhưng khi in ra thì ra kí tự tương ứng trong ASCII</w:t>
+            </w:r>
           </w:p>
         </w:tc>
       </w:tr>
@@ -2404,6 +2544,7 @@
         <w:tc>
           <w:tcPr>
             <w:tcW w:w="1787" w:type="dxa"/>
+            <w:vAlign w:val="center"/>
           </w:tcPr>
           <w:p>
             <w:pPr>
@@ -2437,6 +2578,7 @@
         <w:tc>
           <w:tcPr>
             <w:tcW w:w="2211" w:type="dxa"/>
+            <w:vAlign w:val="center"/>
           </w:tcPr>
           <w:p>
             <w:pPr>
@@ -2457,7 +2599,8 @@
         </w:tc>
         <w:tc>
           <w:tcPr>
-            <w:tcW w:w="2109" w:type="dxa"/>
+            <w:tcW w:w="926" w:type="dxa"/>
+            <w:vAlign w:val="center"/>
           </w:tcPr>
           <w:p>
             <w:pPr>
@@ -2478,7 +2621,116 @@
         </w:tc>
         <w:tc>
           <w:tcPr>
-            <w:tcW w:w="2055" w:type="dxa"/>
+            <w:tcW w:w="4004" w:type="dxa"/>
+            <w:vAlign w:val="center"/>
+          </w:tcPr>
+          <w:p>
+            <w:pPr>
+              <w:pStyle w:val="ListParagraph"/>
+              <w:ind w:left="0"/>
+              <w:jc w:val="center"/>
+              <w:rPr>
+                <w:lang w:val="en-US"/>
+              </w:rPr>
+            </w:pPr>
+            <w:r>
+              <w:rPr>
+                <w:lang w:val="en-US"/>
+              </w:rPr>
+              <w:t xml:space="preserve">Y chang Floating Point, nhưng dùng 80 Bit cuối thay vì Full, 48 Bit đầu đều = 0, trong 80 Bit cuối, Bit đầu làm dấu, </w:t>
+            </w:r>
+            <w:r>
+              <w:rPr>
+                <w:lang w:val="en-US"/>
+              </w:rPr>
+              <w:t>15 Bit kế làm Exponent, 64 Bit cuối làm Mantissa, lưu ý Mantissa này đã bao gồm cả 1. ở Bit đầu rồi</w:t>
+            </w:r>
+          </w:p>
+        </w:tc>
+      </w:tr>
+      <w:tr>
+        <w:tc>
+          <w:tcPr>
+            <w:tcW w:w="1787" w:type="dxa"/>
+            <w:vAlign w:val="center"/>
+          </w:tcPr>
+          <w:p>
+            <w:pPr>
+              <w:pStyle w:val="ListParagraph"/>
+              <w:ind w:left="0"/>
+              <w:jc w:val="center"/>
+              <w:rPr>
+                <w:lang w:val="en-US"/>
+              </w:rPr>
+            </w:pPr>
+            <w:r>
+              <w:rPr>
+                <w:lang w:val="en-US"/>
+              </w:rPr>
+              <w:t>"</w:t>
+            </w:r>
+            <w:r>
+              <w:rPr>
+                <w:lang w:val="en-US"/>
+              </w:rPr>
+              <w:t>Pi</w:t>
+            </w:r>
+            <w:r>
+              <w:rPr>
+                <w:lang w:val="en-US"/>
+              </w:rPr>
+              <w:t>"</w:t>
+            </w:r>
+          </w:p>
+        </w:tc>
+        <w:tc>
+          <w:tcPr>
+            <w:tcW w:w="2211" w:type="dxa"/>
+            <w:vAlign w:val="center"/>
+          </w:tcPr>
+          <w:p>
+            <w:pPr>
+              <w:pStyle w:val="ListParagraph"/>
+              <w:ind w:left="0"/>
+              <w:jc w:val="center"/>
+              <w:rPr>
+                <w:lang w:val="en-US"/>
+              </w:rPr>
+            </w:pPr>
+            <w:r>
+              <w:rPr>
+                <w:lang w:val="en-US"/>
+              </w:rPr>
+              <w:t>int pointer</w:t>
+            </w:r>
+          </w:p>
+        </w:tc>
+        <w:tc>
+          <w:tcPr>
+            <w:tcW w:w="926" w:type="dxa"/>
+            <w:vAlign w:val="center"/>
+          </w:tcPr>
+          <w:p>
+            <w:pPr>
+              <w:pStyle w:val="ListParagraph"/>
+              <w:ind w:left="0"/>
+              <w:jc w:val="center"/>
+              <w:rPr>
+                <w:lang w:val="en-US"/>
+              </w:rPr>
+            </w:pPr>
+            <w:r>
+              <w:rPr>
+                <w:lang w:val="en-US"/>
+              </w:rPr>
+              <w:t>64</w:t>
+            </w:r>
+          </w:p>
+        </w:tc>
+        <w:tc>
+          <w:tcPr>
+            <w:tcW w:w="4004" w:type="dxa"/>
+            <w:vAlign w:val="center"/>
           </w:tcPr>
           <w:p>
             <w:pPr>
@@ -2641,19 +2893,7 @@
         <w:rPr>
           <w:lang w:val="en-US"/>
         </w:rPr>
-        <w:t>&lt;</w:t>
-      </w:r>
-      <w:r>
-        <w:rPr>
-          <w:lang w:val="en-US"/>
-        </w:rPr>
-        <w:t>Biến Hoặc Giá Trị Hoặc Kiểu Dữ Liệu</w:t>
-      </w:r>
-      <w:r>
-        <w:rPr>
-          <w:lang w:val="en-US"/>
-        </w:rPr>
-        <w:t>&gt;</w:t>
+        <w:t>&lt;Biến Hoặc Giá Trị Hoặc Kiểu Dữ Liệu&gt;</w:t>
       </w:r>
       <w:r>
         <w:rPr>

--- a/c++ library.docx
+++ b/c++ library.docx
@@ -1509,13 +1509,7 @@
               <w:rPr>
                 <w:lang w:val="en-US"/>
               </w:rPr>
-              <w:t xml:space="preserve">Y chang </w:t>
-            </w:r>
-            <w:r>
-              <w:rPr>
-                <w:lang w:val="en-US"/>
-              </w:rPr>
-              <w:t>Floating Point, Bit đầu làm dấu, 8 Bit kế làm Exponent, 23 Bit cuối làm Mantissa</w:t>
+              <w:t>Y chang Floating Point, Bit đầu làm dấu, 8 Bit kế làm Exponent, 23 Bit cuối làm Mantissa</w:t>
             </w:r>
           </w:p>
         </w:tc>
@@ -2013,19 +2007,7 @@
               <w:rPr>
                 <w:lang w:val="en-US"/>
               </w:rPr>
-              <w:t xml:space="preserve">Y chang số nguyên </w:t>
-            </w:r>
-            <w:r>
-              <w:rPr>
-                <w:lang w:val="en-US"/>
-              </w:rPr>
-              <w:t>không</w:t>
-            </w:r>
-            <w:r>
-              <w:rPr>
-                <w:lang w:val="en-US"/>
-              </w:rPr>
-              <w:t xml:space="preserve"> dấu</w:t>
+              <w:t>Y chang số nguyên không dấu</w:t>
             </w:r>
           </w:p>
         </w:tc>
@@ -2421,13 +2403,7 @@
               <w:rPr>
                 <w:lang w:val="en-US"/>
               </w:rPr>
-              <w:t xml:space="preserve">Y chang số nguyên không dấu, </w:t>
-            </w:r>
-            <w:r>
-              <w:rPr>
-                <w:lang w:val="en-US"/>
-              </w:rPr>
-              <w:t>nhưng khi in ra thì ra kí tự tương ứng trong ASCII</w:t>
+              <w:t>Y chang số nguyên không dấu, nhưng khi in ra thì ra kí tự tương ứng trong ASCII</w:t>
             </w:r>
           </w:p>
         </w:tc>
@@ -2529,13 +2505,7 @@
               <w:rPr>
                 <w:lang w:val="en-US"/>
               </w:rPr>
-              <w:t xml:space="preserve">Y chang số nguyên có dấu, </w:t>
-            </w:r>
-            <w:r>
-              <w:rPr>
-                <w:lang w:val="en-US"/>
-              </w:rPr>
-              <w:t>nhưng khi in ra thì ra kí tự tương ứng trong ASCII</w:t>
+              <w:t>Y chang số nguyên có dấu, nhưng khi in ra thì ra kí tự tương ứng trong ASCII</w:t>
             </w:r>
           </w:p>
         </w:tc>
@@ -2701,7 +2671,19 @@
               <w:rPr>
                 <w:lang w:val="en-US"/>
               </w:rPr>
-              <w:t>int pointer</w:t>
+              <w:t>i</w:t>
+            </w:r>
+            <w:r>
+              <w:rPr>
+                <w:lang w:val="en-US"/>
+              </w:rPr>
+              <w:t>nt</w:t>
+            </w:r>
+            <w:r>
+              <w:rPr>
+                <w:lang w:val="en-US"/>
+              </w:rPr>
+              <w:t>*</w:t>
             </w:r>
           </w:p>
         </w:tc>
@@ -2741,10 +2723,395 @@
                 <w:lang w:val="en-US"/>
               </w:rPr>
             </w:pPr>
+            <w:r>
+              <w:rPr>
+                <w:lang w:val="en-US"/>
+              </w:rPr>
+              <w:t>Pointer vào biến có kiểu int</w:t>
+            </w:r>
           </w:p>
         </w:tc>
       </w:tr>
     </w:tbl>
+    <w:p>
+      <w:pPr>
+        <w:pStyle w:val="ListParagraph"/>
+        <w:numPr>
+          <w:ilvl w:val="0"/>
+          <w:numId w:val="4"/>
+        </w:numPr>
+        <w:rPr>
+          <w:lang w:val="en-US"/>
+        </w:rPr>
+      </w:pPr>
+      <w:r>
+        <w:rPr>
+          <w:lang w:val="en-US"/>
+        </w:rPr>
+        <w:t>Khi lấy 1 số có kiểu dữ liệu bé hơn tính toán với 1 số có kiểu dữ liệu lớn hơn thì số có kiểu dữ liệu bé sẽ được đổi sang kiểu dữ liệu lớn</w:t>
+      </w:r>
+      <w:r>
+        <w:rPr>
+          <w:lang w:val="en-US"/>
+        </w:rPr>
+        <w:t>, kết quả cũng sẽ có kiểu dữ liệu lớn</w:t>
+      </w:r>
+    </w:p>
+    <w:p>
+      <w:pPr>
+        <w:pStyle w:val="ListParagraph"/>
+        <w:numPr>
+          <w:ilvl w:val="0"/>
+          <w:numId w:val="4"/>
+        </w:numPr>
+        <w:rPr>
+          <w:lang w:val="en-US"/>
+        </w:rPr>
+      </w:pPr>
+      <w:r>
+        <w:rPr>
+          <w:lang w:val="en-US"/>
+        </w:rPr>
+        <w:t>Kiểu dữ liệu mặc định của giá trị</w:t>
+      </w:r>
+    </w:p>
+    <w:tbl>
+      <w:tblPr>
+        <w:tblStyle w:val="TableGrid"/>
+        <w:tblW w:w="0" w:type="auto"/>
+        <w:tblInd w:w="1080" w:type="dxa"/>
+        <w:tblLook w:val="04A0" w:firstRow="1" w:lastRow="0" w:firstColumn="1" w:lastColumn="0" w:noHBand="0" w:noVBand="1"/>
+      </w:tblPr>
+      <w:tblGrid>
+        <w:gridCol w:w="5238"/>
+        <w:gridCol w:w="2924"/>
+      </w:tblGrid>
+      <w:tr>
+        <w:tc>
+          <w:tcPr>
+            <w:tcW w:w="5238" w:type="dxa"/>
+          </w:tcPr>
+          <w:p>
+            <w:pPr>
+              <w:pStyle w:val="ListParagraph"/>
+              <w:ind w:left="0"/>
+              <w:jc w:val="center"/>
+              <w:rPr>
+                <w:lang w:val="en-US"/>
+              </w:rPr>
+            </w:pPr>
+            <w:r>
+              <w:rPr>
+                <w:lang w:val="en-US"/>
+              </w:rPr>
+              <w:t>Giá trị</w:t>
+            </w:r>
+          </w:p>
+        </w:tc>
+        <w:tc>
+          <w:tcPr>
+            <w:tcW w:w="2924" w:type="dxa"/>
+          </w:tcPr>
+          <w:p>
+            <w:pPr>
+              <w:pStyle w:val="ListParagraph"/>
+              <w:ind w:left="0"/>
+              <w:jc w:val="center"/>
+              <w:rPr>
+                <w:lang w:val="en-US"/>
+              </w:rPr>
+            </w:pPr>
+            <w:r>
+              <w:rPr>
+                <w:lang w:val="en-US"/>
+              </w:rPr>
+              <w:t>Kiểu dữ liệu mặc định</w:t>
+            </w:r>
+          </w:p>
+        </w:tc>
+      </w:tr>
+      <w:tr>
+        <w:tc>
+          <w:tcPr>
+            <w:tcW w:w="5238" w:type="dxa"/>
+            <w:vAlign w:val="center"/>
+          </w:tcPr>
+          <w:p>
+            <w:pPr>
+              <w:pStyle w:val="ListParagraph"/>
+              <w:ind w:left="0"/>
+              <w:jc w:val="center"/>
+              <w:rPr>
+                <w:vertAlign w:val="superscript"/>
+                <w:lang w:val="en-US"/>
+              </w:rPr>
+            </w:pPr>
+            <w:r>
+              <w:rPr>
+                <w:lang w:val="en-US"/>
+              </w:rPr>
+              <w:t>Số ghi theo kí hiệu khoa học</w:t>
+            </w:r>
+            <w:r>
+              <w:rPr>
+                <w:lang w:val="en-US"/>
+              </w:rPr>
+              <w:t xml:space="preserve"> hoặc số có dấu chấm</w:t>
+            </w:r>
+            <w:r>
+              <w:rPr>
+                <w:lang w:val="en-US"/>
+              </w:rPr>
+              <w:t xml:space="preserve"> có độ lớn không vượt quá khoảng 1.8 * 10</w:t>
+            </w:r>
+            <w:r>
+              <w:rPr>
+                <w:vertAlign w:val="superscript"/>
+                <w:lang w:val="en-US"/>
+              </w:rPr>
+              <w:t>308</w:t>
+            </w:r>
+          </w:p>
+        </w:tc>
+        <w:tc>
+          <w:tcPr>
+            <w:tcW w:w="2924" w:type="dxa"/>
+            <w:vAlign w:val="center"/>
+          </w:tcPr>
+          <w:p>
+            <w:pPr>
+              <w:pStyle w:val="ListParagraph"/>
+              <w:ind w:left="0"/>
+              <w:jc w:val="center"/>
+              <w:rPr>
+                <w:lang w:val="en-US"/>
+              </w:rPr>
+            </w:pPr>
+            <w:r>
+              <w:rPr>
+                <w:lang w:val="en-US"/>
+              </w:rPr>
+              <w:t>double</w:t>
+            </w:r>
+          </w:p>
+        </w:tc>
+      </w:tr>
+      <w:tr>
+        <w:tc>
+          <w:tcPr>
+            <w:tcW w:w="5238" w:type="dxa"/>
+            <w:vAlign w:val="center"/>
+          </w:tcPr>
+          <w:p>
+            <w:pPr>
+              <w:pStyle w:val="ListParagraph"/>
+              <w:ind w:left="0"/>
+              <w:jc w:val="center"/>
+              <w:rPr>
+                <w:lang w:val="en-US"/>
+              </w:rPr>
+            </w:pPr>
+            <w:r>
+              <w:rPr>
+                <w:lang w:val="en-US"/>
+              </w:rPr>
+              <w:t>|</w:t>
+            </w:r>
+            <w:r>
+              <w:rPr>
+                <w:lang w:val="en-US"/>
+              </w:rPr>
+              <w:t>Số nguyên</w:t>
+            </w:r>
+            <w:r>
+              <w:rPr>
+                <w:lang w:val="en-US"/>
+              </w:rPr>
+              <w:t>|</w:t>
+            </w:r>
+            <w:r>
+              <w:rPr>
+                <w:lang w:val="en-US"/>
+              </w:rPr>
+              <w:t xml:space="preserve"> </w:t>
+            </w:r>
+            <w:r>
+              <w:rPr>
+                <w:lang w:val="en-US"/>
+              </w:rPr>
+              <w:sym w:font="Symbol" w:char="F0CE"/>
+            </w:r>
+            <w:r>
+              <w:rPr>
+                <w:lang w:val="en-US"/>
+              </w:rPr>
+              <w:t xml:space="preserve"> </w:t>
+            </w:r>
+            <w:r>
+              <w:rPr>
+                <w:lang w:val="en-US"/>
+              </w:rPr>
+              <w:t>[0, 2</w:t>
+            </w:r>
+            <w:r>
+              <w:rPr>
+                <w:vertAlign w:val="superscript"/>
+                <w:lang w:val="en-US"/>
+              </w:rPr>
+              <w:t>31</w:t>
+            </w:r>
+            <w:r>
+              <w:rPr>
+                <w:lang w:val="en-US"/>
+              </w:rPr>
+              <w:t xml:space="preserve"> – 1]</w:t>
+            </w:r>
+          </w:p>
+        </w:tc>
+        <w:tc>
+          <w:tcPr>
+            <w:tcW w:w="2924" w:type="dxa"/>
+            <w:vAlign w:val="center"/>
+          </w:tcPr>
+          <w:p>
+            <w:pPr>
+              <w:pStyle w:val="ListParagraph"/>
+              <w:ind w:left="0"/>
+              <w:jc w:val="center"/>
+              <w:rPr>
+                <w:lang w:val="en-US"/>
+              </w:rPr>
+            </w:pPr>
+            <w:r>
+              <w:rPr>
+                <w:lang w:val="en-US"/>
+              </w:rPr>
+              <w:t>int</w:t>
+            </w:r>
+          </w:p>
+        </w:tc>
+      </w:tr>
+      <w:tr>
+        <w:tc>
+          <w:tcPr>
+            <w:tcW w:w="5238" w:type="dxa"/>
+            <w:vAlign w:val="center"/>
+          </w:tcPr>
+          <w:p>
+            <w:pPr>
+              <w:pStyle w:val="ListParagraph"/>
+              <w:ind w:left="0"/>
+              <w:jc w:val="center"/>
+              <w:rPr>
+                <w:lang w:val="en-US"/>
+              </w:rPr>
+            </w:pPr>
+            <w:r>
+              <w:rPr>
+                <w:lang w:val="en-US"/>
+              </w:rPr>
+              <w:t>|</w:t>
+            </w:r>
+            <w:r>
+              <w:rPr>
+                <w:lang w:val="en-US"/>
+              </w:rPr>
+              <w:t>Số nguyên</w:t>
+            </w:r>
+            <w:r>
+              <w:rPr>
+                <w:lang w:val="en-US"/>
+              </w:rPr>
+              <w:t>|</w:t>
+            </w:r>
+            <w:r>
+              <w:rPr>
+                <w:lang w:val="en-US"/>
+              </w:rPr>
+              <w:t xml:space="preserve"> </w:t>
+            </w:r>
+            <w:r>
+              <w:rPr>
+                <w:lang w:val="en-US"/>
+              </w:rPr>
+              <w:sym w:font="Symbol" w:char="F0CE"/>
+            </w:r>
+            <w:r>
+              <w:rPr>
+                <w:lang w:val="en-US"/>
+              </w:rPr>
+              <w:t xml:space="preserve"> [2</w:t>
+            </w:r>
+            <w:r>
+              <w:rPr>
+                <w:vertAlign w:val="superscript"/>
+                <w:lang w:val="en-US"/>
+              </w:rPr>
+              <w:t>31</w:t>
+            </w:r>
+            <w:r>
+              <w:rPr>
+                <w:lang w:val="en-US"/>
+              </w:rPr>
+              <w:t>, 2</w:t>
+            </w:r>
+            <w:r>
+              <w:rPr>
+                <w:vertAlign w:val="superscript"/>
+                <w:lang w:val="en-US"/>
+              </w:rPr>
+              <w:t>61</w:t>
+            </w:r>
+            <w:r>
+              <w:rPr>
+                <w:lang w:val="en-US"/>
+              </w:rPr>
+              <w:t xml:space="preserve"> – 1]</w:t>
+            </w:r>
+          </w:p>
+        </w:tc>
+        <w:tc>
+          <w:tcPr>
+            <w:tcW w:w="2924" w:type="dxa"/>
+            <w:vAlign w:val="center"/>
+          </w:tcPr>
+          <w:p>
+            <w:pPr>
+              <w:pStyle w:val="ListParagraph"/>
+              <w:ind w:left="0"/>
+              <w:jc w:val="center"/>
+              <w:rPr>
+                <w:lang w:val="en-US"/>
+              </w:rPr>
+            </w:pPr>
+            <w:r>
+              <w:rPr>
+                <w:lang w:val="en-US"/>
+              </w:rPr>
+              <w:t>long long</w:t>
+            </w:r>
+          </w:p>
+        </w:tc>
+      </w:tr>
+    </w:tbl>
+    <w:p>
+      <w:pPr>
+        <w:pStyle w:val="ListParagraph"/>
+        <w:numPr>
+          <w:ilvl w:val="0"/>
+          <w:numId w:val="4"/>
+        </w:numPr>
+        <w:rPr>
+          <w:lang w:val="en-US"/>
+        </w:rPr>
+      </w:pPr>
+      <w:r>
+        <w:rPr>
+          <w:lang w:val="en-US"/>
+        </w:rPr>
+        <w:t>Các số ngoài các khoảng này không được dùng độc lập mà phải gán vào 1 biến có kiểu dữ liệu đủ lớn để chứa nó</w:t>
+      </w:r>
+    </w:p>
     <w:p>
       <w:pPr>
         <w:pStyle w:val="ListParagraph"/>
@@ -2942,6 +3309,7 @@
         <w:rPr>
           <w:lang w:val="en-US"/>
         </w:rPr>
+        <w:lastRenderedPageBreak/>
         <w:t>}</w:t>
       </w:r>
     </w:p>
@@ -4310,6 +4678,16 @@
       </w:tblBorders>
     </w:tblPr>
   </w:style>
+  <w:style w:type="character" w:styleId="PlaceholderText">
+    <w:name w:val="Placeholder Text"/>
+    <w:basedOn w:val="DefaultParagraphFont"/>
+    <w:uiPriority w:val="99"/>
+    <w:semiHidden/>
+    <w:rsid w:val="00E724B1"/>
+    <w:rPr>
+      <w:color w:val="808080"/>
+    </w:rPr>
+  </w:style>
 </w:styles>
 </file>
 

--- a/c++ library.docx
+++ b/c++ library.docx
@@ -274,6 +274,27 @@
     <w:p>
       <w:pPr>
         <w:pStyle w:val="ListParagraph"/>
+        <w:pBdr>
+          <w:top w:val="single" w:sz="4" w:space="1" w:color="auto"/>
+          <w:left w:val="single" w:sz="4" w:space="4" w:color="auto"/>
+          <w:bottom w:val="single" w:sz="4" w:space="1" w:color="auto"/>
+          <w:right w:val="single" w:sz="4" w:space="4" w:color="auto"/>
+        </w:pBdr>
+        <w:ind w:left="1080"/>
+        <w:rPr>
+          <w:lang w:val="en-US"/>
+        </w:rPr>
+      </w:pPr>
+      <w:r>
+        <w:rPr>
+          <w:lang w:val="en-US"/>
+        </w:rPr>
+        <w:t>#include &lt;iomanip&gt;</w:t>
+      </w:r>
+    </w:p>
+    <w:p>
+      <w:pPr>
+        <w:pStyle w:val="ListParagraph"/>
         <w:numPr>
           <w:ilvl w:val="0"/>
           <w:numId w:val="3"/>
@@ -660,6 +681,454 @@
         </w:tc>
       </w:tr>
     </w:tbl>
+    <w:p>
+      <w:pPr>
+        <w:pStyle w:val="ListParagraph"/>
+        <w:numPr>
+          <w:ilvl w:val="0"/>
+          <w:numId w:val="3"/>
+        </w:numPr>
+        <w:rPr>
+          <w:lang w:val="en-US"/>
+        </w:rPr>
+      </w:pPr>
+      <w:r>
+        <w:rPr>
+          <w:lang w:val="en-US"/>
+        </w:rPr>
+        <w:t>Tạo Không Gian Cho Chữ In Ra?</w:t>
+      </w:r>
+    </w:p>
+    <w:p>
+      <w:pPr>
+        <w:pStyle w:val="ListParagraph"/>
+        <w:pBdr>
+          <w:top w:val="single" w:sz="4" w:space="1" w:color="auto"/>
+          <w:left w:val="single" w:sz="4" w:space="4" w:color="auto"/>
+          <w:bottom w:val="single" w:sz="4" w:space="1" w:color="auto"/>
+          <w:right w:val="single" w:sz="4" w:space="4" w:color="auto"/>
+        </w:pBdr>
+        <w:ind w:left="1080"/>
+        <w:rPr>
+          <w:lang w:val="en-US"/>
+        </w:rPr>
+      </w:pPr>
+      <w:r>
+        <w:rPr>
+          <w:lang w:val="en-US"/>
+        </w:rPr>
+        <w:t>std::cout &lt;&lt; std::setw(&lt;Độ Rộng&gt;);</w:t>
+      </w:r>
+    </w:p>
+    <w:p>
+      <w:pPr>
+        <w:pStyle w:val="ListParagraph"/>
+        <w:numPr>
+          <w:ilvl w:val="0"/>
+          <w:numId w:val="4"/>
+        </w:numPr>
+        <w:rPr>
+          <w:lang w:val="en-US"/>
+        </w:rPr>
+      </w:pPr>
+      <w:r>
+        <w:rPr>
+          <w:lang w:val="en-US"/>
+        </w:rPr>
+        <w:t xml:space="preserve">Lệnh trên sẽ làm cho thứ tiếp theo được in ra sẽ sở hữu phần không gian = </w:t>
+      </w:r>
+    </w:p>
+    <w:p>
+      <w:pPr>
+        <w:pStyle w:val="ListParagraph"/>
+        <w:ind w:left="1080"/>
+        <w:rPr>
+          <w:lang w:val="en-US"/>
+        </w:rPr>
+      </w:pPr>
+      <w:r>
+        <w:rPr>
+          <w:lang w:val="en-US"/>
+        </w:rPr>
+        <w:t>&lt;Độ Rộng&gt;, là 1 số nguyên chỉ định số kí tự</w:t>
+      </w:r>
+    </w:p>
+    <w:p>
+      <w:pPr>
+        <w:pStyle w:val="ListParagraph"/>
+        <w:numPr>
+          <w:ilvl w:val="0"/>
+          <w:numId w:val="4"/>
+        </w:numPr>
+        <w:rPr>
+          <w:lang w:val="en-US"/>
+        </w:rPr>
+      </w:pPr>
+      <w:r>
+        <w:rPr>
+          <w:lang w:val="en-US"/>
+        </w:rPr>
+        <w:t>Ví dụ</w:t>
+      </w:r>
+    </w:p>
+    <w:p>
+      <w:pPr>
+        <w:pStyle w:val="ListParagraph"/>
+        <w:pBdr>
+          <w:top w:val="single" w:sz="4" w:space="1" w:color="auto"/>
+          <w:left w:val="single" w:sz="4" w:space="4" w:color="auto"/>
+          <w:bottom w:val="single" w:sz="4" w:space="1" w:color="auto"/>
+          <w:right w:val="single" w:sz="4" w:space="4" w:color="auto"/>
+        </w:pBdr>
+        <w:ind w:left="1080"/>
+        <w:rPr>
+          <w:lang w:val="en-US"/>
+        </w:rPr>
+      </w:pPr>
+      <w:r>
+        <w:rPr>
+          <w:lang w:val="en-US"/>
+        </w:rPr>
+        <w:t>std::cout &lt;&lt; std::setw(12) &lt;&lt; “Dick” &lt;&lt; “Head”;</w:t>
+      </w:r>
+    </w:p>
+    <w:p>
+      <w:pPr>
+        <w:pStyle w:val="ListParagraph"/>
+        <w:numPr>
+          <w:ilvl w:val="0"/>
+          <w:numId w:val="4"/>
+        </w:numPr>
+        <w:rPr>
+          <w:lang w:val="en-US"/>
+        </w:rPr>
+      </w:pPr>
+      <w:r>
+        <w:rPr>
+          <w:lang w:val="en-US"/>
+        </w:rPr>
+        <w:t>Màn hình CMD</w:t>
+      </w:r>
+    </w:p>
+    <w:p>
+      <w:pPr>
+        <w:pStyle w:val="ListParagraph"/>
+        <w:pBdr>
+          <w:top w:val="single" w:sz="4" w:space="1" w:color="auto"/>
+          <w:left w:val="single" w:sz="4" w:space="4" w:color="auto"/>
+          <w:bottom w:val="single" w:sz="4" w:space="1" w:color="auto"/>
+          <w:right w:val="single" w:sz="4" w:space="4" w:color="auto"/>
+        </w:pBdr>
+        <w:ind w:left="1080"/>
+        <w:rPr>
+          <w:lang w:val="en-US"/>
+        </w:rPr>
+      </w:pPr>
+      <w:r>
+        <w:rPr>
+          <w:lang w:val="en-US"/>
+        </w:rPr>
+        <w:t xml:space="preserve">        DickHead</w:t>
+      </w:r>
+    </w:p>
+    <w:p>
+      <w:pPr>
+        <w:pStyle w:val="ListParagraph"/>
+        <w:numPr>
+          <w:ilvl w:val="0"/>
+          <w:numId w:val="4"/>
+        </w:numPr>
+        <w:rPr>
+          <w:lang w:val="en-US"/>
+        </w:rPr>
+      </w:pPr>
+      <w:r>
+        <w:rPr>
+          <w:lang w:val="en-US"/>
+        </w:rPr>
+        <w:t xml:space="preserve">&lt;Độ Rộng&gt; mà &lt; số kí tự tiếp theo được in ra thì </w:t>
+      </w:r>
+      <w:r>
+        <w:rPr>
+          <w:lang w:val="en-US"/>
+        </w:rPr>
+        <w:t>sẽ bị Clip = số kí tự tiếp theo được in ra</w:t>
+      </w:r>
+    </w:p>
+    <w:p>
+      <w:pPr>
+        <w:pStyle w:val="ListParagraph"/>
+        <w:numPr>
+          <w:ilvl w:val="0"/>
+          <w:numId w:val="3"/>
+        </w:numPr>
+        <w:rPr>
+          <w:lang w:val="en-US"/>
+        </w:rPr>
+      </w:pPr>
+      <w:r>
+        <w:rPr>
+          <w:lang w:val="en-US"/>
+        </w:rPr>
+        <w:t xml:space="preserve">Chỉ </w:t>
+      </w:r>
+      <w:r>
+        <w:rPr>
+          <w:lang w:val="en-US"/>
+        </w:rPr>
+        <w:t>Định Số Chữ Số Thập Phân Được In Ra?</w:t>
+      </w:r>
+    </w:p>
+    <w:p>
+      <w:pPr>
+        <w:pStyle w:val="ListParagraph"/>
+        <w:pBdr>
+          <w:top w:val="single" w:sz="4" w:space="1" w:color="auto"/>
+          <w:left w:val="single" w:sz="4" w:space="4" w:color="auto"/>
+          <w:bottom w:val="single" w:sz="4" w:space="1" w:color="auto"/>
+          <w:right w:val="single" w:sz="4" w:space="4" w:color="auto"/>
+        </w:pBdr>
+        <w:ind w:left="1080"/>
+        <w:rPr>
+          <w:lang w:val="en-US"/>
+        </w:rPr>
+      </w:pPr>
+      <w:r>
+        <w:rPr>
+          <w:lang w:val="en-US"/>
+        </w:rPr>
+        <w:t>s</w:t>
+      </w:r>
+      <w:r>
+        <w:rPr>
+          <w:lang w:val="en-US"/>
+        </w:rPr>
+        <w:t>td::cout &lt;&lt; std::setpre</w:t>
+      </w:r>
+      <w:r>
+        <w:rPr>
+          <w:lang w:val="en-US"/>
+        </w:rPr>
+        <w:t>cision(&lt;Số Chữ Số Thập Phân&gt;);</w:t>
+      </w:r>
+    </w:p>
+    <w:p>
+      <w:pPr>
+        <w:pStyle w:val="ListParagraph"/>
+        <w:numPr>
+          <w:ilvl w:val="0"/>
+          <w:numId w:val="4"/>
+        </w:numPr>
+        <w:rPr>
+          <w:lang w:val="en-US"/>
+        </w:rPr>
+      </w:pPr>
+      <w:r>
+        <w:rPr>
+          <w:lang w:val="en-US"/>
+        </w:rPr>
+        <w:lastRenderedPageBreak/>
+        <w:t>&lt;Số Chữ Số Thập Phân&gt;</w:t>
+      </w:r>
+      <w:r>
+        <w:rPr>
+          <w:lang w:val="en-US"/>
+        </w:rPr>
+        <w:t xml:space="preserve"> là số nguyên không âm</w:t>
+      </w:r>
+    </w:p>
+    <w:p>
+      <w:pPr>
+        <w:pStyle w:val="ListParagraph"/>
+        <w:numPr>
+          <w:ilvl w:val="0"/>
+          <w:numId w:val="4"/>
+        </w:numPr>
+        <w:rPr>
+          <w:lang w:val="en-US"/>
+        </w:rPr>
+      </w:pPr>
+      <w:r>
+        <w:rPr>
+          <w:lang w:val="en-US"/>
+        </w:rPr>
+        <w:t xml:space="preserve">Lệnh trên sẽ làm số Floating Point tiếp theo được in ra sẽ </w:t>
+      </w:r>
+      <w:r>
+        <w:rPr>
+          <w:lang w:val="en-US"/>
+        </w:rPr>
+        <w:t xml:space="preserve">có không quá </w:t>
+      </w:r>
+    </w:p>
+    <w:p>
+      <w:pPr>
+        <w:pStyle w:val="ListParagraph"/>
+        <w:ind w:left="1080"/>
+        <w:rPr>
+          <w:lang w:val="en-US"/>
+        </w:rPr>
+      </w:pPr>
+      <w:r>
+        <w:rPr>
+          <w:lang w:val="en-US"/>
+        </w:rPr>
+        <w:t>&lt;Số Chữ Số Thập Phân&gt; số sau dấu chấm, mấy số 0 bên phải bị loại bỏ</w:t>
+      </w:r>
+    </w:p>
+    <w:p>
+      <w:pPr>
+        <w:pStyle w:val="ListParagraph"/>
+        <w:numPr>
+          <w:ilvl w:val="0"/>
+          <w:numId w:val="4"/>
+        </w:numPr>
+        <w:rPr>
+          <w:lang w:val="en-US"/>
+        </w:rPr>
+      </w:pPr>
+      <w:r>
+        <w:rPr>
+          <w:lang w:val="en-US"/>
+        </w:rPr>
+        <w:t xml:space="preserve">Để hiển thị đúng </w:t>
+      </w:r>
+      <w:r>
+        <w:rPr>
+          <w:lang w:val="en-US"/>
+        </w:rPr>
+        <w:t>&lt;Số Chữ Số Thập Phân&gt;</w:t>
+      </w:r>
+      <w:r>
+        <w:rPr>
+          <w:lang w:val="en-US"/>
+        </w:rPr>
+        <w:t>, nghĩa là bù thêm mấy số 0 vào bên phải, trước câu lệnh trên dùng câu lệnh sau</w:t>
+      </w:r>
+    </w:p>
+    <w:p>
+      <w:pPr>
+        <w:pStyle w:val="ListParagraph"/>
+        <w:pBdr>
+          <w:top w:val="single" w:sz="4" w:space="1" w:color="auto"/>
+          <w:left w:val="single" w:sz="4" w:space="4" w:color="auto"/>
+          <w:bottom w:val="single" w:sz="4" w:space="1" w:color="auto"/>
+          <w:right w:val="single" w:sz="4" w:space="4" w:color="auto"/>
+        </w:pBdr>
+        <w:ind w:left="1080"/>
+        <w:rPr>
+          <w:lang w:val="en-US"/>
+        </w:rPr>
+      </w:pPr>
+      <w:r>
+        <w:rPr>
+          <w:lang w:val="en-US"/>
+        </w:rPr>
+        <w:t>s</w:t>
+      </w:r>
+      <w:r>
+        <w:rPr>
+          <w:lang w:val="en-US"/>
+        </w:rPr>
+        <w:t>td::cout &lt;&lt; std::</w:t>
+      </w:r>
+      <w:r>
+        <w:rPr>
+          <w:lang w:val="en-US"/>
+        </w:rPr>
+        <w:t>fixed;</w:t>
+      </w:r>
+    </w:p>
+    <w:p>
+      <w:pPr>
+        <w:pStyle w:val="ListParagraph"/>
+        <w:numPr>
+          <w:ilvl w:val="0"/>
+          <w:numId w:val="4"/>
+        </w:numPr>
+        <w:rPr>
+          <w:lang w:val="en-US"/>
+        </w:rPr>
+      </w:pPr>
+      <w:r>
+        <w:rPr>
+          <w:lang w:val="en-US"/>
+        </w:rPr>
+        <w:t>Ví dụ</w:t>
+      </w:r>
+    </w:p>
+    <w:p>
+      <w:pPr>
+        <w:pStyle w:val="ListParagraph"/>
+        <w:pBdr>
+          <w:top w:val="single" w:sz="4" w:space="1" w:color="auto"/>
+          <w:left w:val="single" w:sz="4" w:space="4" w:color="auto"/>
+          <w:bottom w:val="single" w:sz="4" w:space="1" w:color="auto"/>
+          <w:right w:val="single" w:sz="4" w:space="4" w:color="auto"/>
+        </w:pBdr>
+        <w:ind w:left="1080"/>
+        <w:rPr>
+          <w:lang w:val="en-US"/>
+        </w:rPr>
+      </w:pPr>
+      <w:r>
+        <w:rPr>
+          <w:lang w:val="en-US"/>
+        </w:rPr>
+        <w:t xml:space="preserve">std::cout &lt;&lt; std::fixed &lt;&lt; </w:t>
+      </w:r>
+      <w:r>
+        <w:rPr>
+          <w:lang w:val="en-US"/>
+        </w:rPr>
+        <w:t>std::setprecision</w:t>
+      </w:r>
+      <w:r>
+        <w:rPr>
+          <w:lang w:val="en-US"/>
+        </w:rPr>
+        <w:t>(3) &lt;&lt; 23.4;</w:t>
+      </w:r>
+    </w:p>
+    <w:p>
+      <w:pPr>
+        <w:pStyle w:val="ListParagraph"/>
+        <w:numPr>
+          <w:ilvl w:val="0"/>
+          <w:numId w:val="4"/>
+        </w:numPr>
+        <w:rPr>
+          <w:lang w:val="en-US"/>
+        </w:rPr>
+      </w:pPr>
+      <w:r>
+        <w:rPr>
+          <w:lang w:val="en-US"/>
+        </w:rPr>
+        <w:t>Màn hình CMD</w:t>
+      </w:r>
+    </w:p>
+    <w:p>
+      <w:pPr>
+        <w:pStyle w:val="ListParagraph"/>
+        <w:pBdr>
+          <w:top w:val="single" w:sz="4" w:space="1" w:color="auto"/>
+          <w:left w:val="single" w:sz="4" w:space="4" w:color="auto"/>
+          <w:bottom w:val="single" w:sz="4" w:space="1" w:color="auto"/>
+          <w:right w:val="single" w:sz="4" w:space="4" w:color="auto"/>
+        </w:pBdr>
+        <w:ind w:left="1080"/>
+        <w:rPr>
+          <w:lang w:val="en-US"/>
+        </w:rPr>
+      </w:pPr>
+      <w:r>
+        <w:rPr>
+          <w:lang w:val="en-US"/>
+        </w:rPr>
+        <w:t>23.400</w:t>
+      </w:r>
+    </w:p>
     <w:p>
       <w:pPr>
         <w:rPr>
@@ -951,7 +1420,6 @@
               <w:rPr>
                 <w:lang w:val="en-US"/>
               </w:rPr>
-              <w:lastRenderedPageBreak/>
               <w:t>&lt;Kiểu Dữ Liệu&gt;</w:t>
             </w:r>
           </w:p>
@@ -2505,7 +2973,14 @@
               <w:rPr>
                 <w:lang w:val="en-US"/>
               </w:rPr>
-              <w:t>Y chang số nguyên có dấu, nhưng khi in ra thì ra kí tự tương ứng trong ASCII</w:t>
+              <w:t xml:space="preserve">Y chang số nguyên có dấu, nhưng khi in ra thì ra kí tự tương ứng trong </w:t>
+            </w:r>
+            <w:r>
+              <w:rPr>
+                <w:lang w:val="en-US"/>
+              </w:rPr>
+              <w:lastRenderedPageBreak/>
+              <w:t>ASCII</w:t>
             </w:r>
           </w:p>
         </w:tc>
@@ -2529,6 +3004,7 @@
               <w:rPr>
                 <w:lang w:val="en-US"/>
               </w:rPr>
+              <w:lastRenderedPageBreak/>
               <w:t>"</w:t>
             </w:r>
             <w:r>
@@ -3309,7 +3785,6 @@
         <w:rPr>
           <w:lang w:val="en-US"/>
         </w:rPr>
-        <w:lastRenderedPageBreak/>
         <w:t>}</w:t>
       </w:r>
     </w:p>
@@ -3501,6 +3976,95 @@
     </w:lvl>
   </w:abstractNum>
   <w:abstractNum w:abstractNumId="1" w15:restartNumberingAfterBreak="0">
+    <w:nsid w:val="22177F64"/>
+    <w:multiLevelType w:val="hybridMultilevel"/>
+    <w:tmpl w:val="5F248142"/>
+    <w:lvl w:ilvl="0" w:tplc="5F3A9D70">
+      <w:start w:val="1"/>
+      <w:numFmt w:val="decimal"/>
+      <w:lvlText w:val="%1."/>
+      <w:lvlJc w:val="left"/>
+      <w:pPr>
+        <w:ind w:left="1080" w:hanging="360"/>
+      </w:pPr>
+      <w:rPr>
+        <w:rFonts w:hint="default"/>
+      </w:rPr>
+    </w:lvl>
+    <w:lvl w:ilvl="1" w:tplc="04090019" w:tentative="1">
+      <w:start w:val="1"/>
+      <w:numFmt w:val="lowerLetter"/>
+      <w:lvlText w:val="%2."/>
+      <w:lvlJc w:val="left"/>
+      <w:pPr>
+        <w:ind w:left="1800" w:hanging="360"/>
+      </w:pPr>
+    </w:lvl>
+    <w:lvl w:ilvl="2" w:tplc="0409001B" w:tentative="1">
+      <w:start w:val="1"/>
+      <w:numFmt w:val="lowerRoman"/>
+      <w:lvlText w:val="%3."/>
+      <w:lvlJc w:val="right"/>
+      <w:pPr>
+        <w:ind w:left="2520" w:hanging="180"/>
+      </w:pPr>
+    </w:lvl>
+    <w:lvl w:ilvl="3" w:tplc="0409000F" w:tentative="1">
+      <w:start w:val="1"/>
+      <w:numFmt w:val="decimal"/>
+      <w:lvlText w:val="%4."/>
+      <w:lvlJc w:val="left"/>
+      <w:pPr>
+        <w:ind w:left="3240" w:hanging="360"/>
+      </w:pPr>
+    </w:lvl>
+    <w:lvl w:ilvl="4" w:tplc="04090019" w:tentative="1">
+      <w:start w:val="1"/>
+      <w:numFmt w:val="lowerLetter"/>
+      <w:lvlText w:val="%5."/>
+      <w:lvlJc w:val="left"/>
+      <w:pPr>
+        <w:ind w:left="3960" w:hanging="360"/>
+      </w:pPr>
+    </w:lvl>
+    <w:lvl w:ilvl="5" w:tplc="0409001B" w:tentative="1">
+      <w:start w:val="1"/>
+      <w:numFmt w:val="lowerRoman"/>
+      <w:lvlText w:val="%6."/>
+      <w:lvlJc w:val="right"/>
+      <w:pPr>
+        <w:ind w:left="4680" w:hanging="180"/>
+      </w:pPr>
+    </w:lvl>
+    <w:lvl w:ilvl="6" w:tplc="0409000F" w:tentative="1">
+      <w:start w:val="1"/>
+      <w:numFmt w:val="decimal"/>
+      <w:lvlText w:val="%7."/>
+      <w:lvlJc w:val="left"/>
+      <w:pPr>
+        <w:ind w:left="5400" w:hanging="360"/>
+      </w:pPr>
+    </w:lvl>
+    <w:lvl w:ilvl="7" w:tplc="04090019" w:tentative="1">
+      <w:start w:val="1"/>
+      <w:numFmt w:val="lowerLetter"/>
+      <w:lvlText w:val="%8."/>
+      <w:lvlJc w:val="left"/>
+      <w:pPr>
+        <w:ind w:left="6120" w:hanging="360"/>
+      </w:pPr>
+    </w:lvl>
+    <w:lvl w:ilvl="8" w:tplc="0409001B" w:tentative="1">
+      <w:start w:val="1"/>
+      <w:numFmt w:val="lowerRoman"/>
+      <w:lvlText w:val="%9."/>
+      <w:lvlJc w:val="right"/>
+      <w:pPr>
+        <w:ind w:left="6840" w:hanging="180"/>
+      </w:pPr>
+    </w:lvl>
+  </w:abstractNum>
+  <w:abstractNum w:abstractNumId="2" w15:restartNumberingAfterBreak="0">
     <w:nsid w:val="2C7A06C4"/>
     <w:multiLevelType w:val="hybridMultilevel"/>
     <w:tmpl w:val="3152920E"/>
@@ -3613,7 +4177,7 @@
       </w:rPr>
     </w:lvl>
   </w:abstractNum>
-  <w:abstractNum w:abstractNumId="2" w15:restartNumberingAfterBreak="0">
+  <w:abstractNum w:abstractNumId="3" w15:restartNumberingAfterBreak="0">
     <w:nsid w:val="39D00E08"/>
     <w:multiLevelType w:val="hybridMultilevel"/>
     <w:tmpl w:val="9E304298"/>
@@ -3702,7 +4266,7 @@
       </w:pPr>
     </w:lvl>
   </w:abstractNum>
-  <w:abstractNum w:abstractNumId="3" w15:restartNumberingAfterBreak="0">
+  <w:abstractNum w:abstractNumId="4" w15:restartNumberingAfterBreak="0">
     <w:nsid w:val="5C027852"/>
     <w:multiLevelType w:val="hybridMultilevel"/>
     <w:tmpl w:val="6F86C1A8"/>
@@ -3791,7 +4355,7 @@
       </w:pPr>
     </w:lvl>
   </w:abstractNum>
-  <w:abstractNum w:abstractNumId="4" w15:restartNumberingAfterBreak="0">
+  <w:abstractNum w:abstractNumId="5" w15:restartNumberingAfterBreak="0">
     <w:nsid w:val="5EA818A3"/>
     <w:multiLevelType w:val="hybridMultilevel"/>
     <w:tmpl w:val="3E9671B8"/>
@@ -3880,7 +4444,7 @@
       </w:pPr>
     </w:lvl>
   </w:abstractNum>
-  <w:abstractNum w:abstractNumId="5" w15:restartNumberingAfterBreak="0">
+  <w:abstractNum w:abstractNumId="6" w15:restartNumberingAfterBreak="0">
     <w:nsid w:val="62F636E2"/>
     <w:multiLevelType w:val="hybridMultilevel"/>
     <w:tmpl w:val="2F92516E"/>
@@ -3969,7 +4533,7 @@
       </w:pPr>
     </w:lvl>
   </w:abstractNum>
-  <w:abstractNum w:abstractNumId="6" w15:restartNumberingAfterBreak="0">
+  <w:abstractNum w:abstractNumId="7" w15:restartNumberingAfterBreak="0">
     <w:nsid w:val="7A8045EA"/>
     <w:multiLevelType w:val="hybridMultilevel"/>
     <w:tmpl w:val="5E428394"/>
@@ -4082,7 +4646,7 @@
       </w:rPr>
     </w:lvl>
   </w:abstractNum>
-  <w:abstractNum w:abstractNumId="7" w15:restartNumberingAfterBreak="0">
+  <w:abstractNum w:abstractNumId="8" w15:restartNumberingAfterBreak="0">
     <w:nsid w:val="7F0A7CB8"/>
     <w:multiLevelType w:val="hybridMultilevel"/>
     <w:tmpl w:val="89BA0D6E"/>
@@ -4196,28 +4760,31 @@
     </w:lvl>
   </w:abstractNum>
   <w:num w:numId="1" w16cid:durableId="627467736">
-    <w:abstractNumId w:val="4"/>
+    <w:abstractNumId w:val="5"/>
   </w:num>
   <w:num w:numId="2" w16cid:durableId="73481840">
-    <w:abstractNumId w:val="6"/>
+    <w:abstractNumId w:val="7"/>
   </w:num>
   <w:num w:numId="3" w16cid:durableId="645353059">
+    <w:abstractNumId w:val="3"/>
+  </w:num>
+  <w:num w:numId="4" w16cid:durableId="2145729938">
     <w:abstractNumId w:val="2"/>
   </w:num>
-  <w:num w:numId="4" w16cid:durableId="2145729938">
-    <w:abstractNumId w:val="1"/>
-  </w:num>
   <w:num w:numId="5" w16cid:durableId="1021660885">
-    <w:abstractNumId w:val="3"/>
+    <w:abstractNumId w:val="4"/>
   </w:num>
   <w:num w:numId="6" w16cid:durableId="361513436">
     <w:abstractNumId w:val="0"/>
   </w:num>
   <w:num w:numId="7" w16cid:durableId="524288934">
-    <w:abstractNumId w:val="7"/>
+    <w:abstractNumId w:val="8"/>
   </w:num>
   <w:num w:numId="8" w16cid:durableId="1393502788">
-    <w:abstractNumId w:val="5"/>
+    <w:abstractNumId w:val="6"/>
+  </w:num>
+  <w:num w:numId="9" w16cid:durableId="54277698">
+    <w:abstractNumId w:val="1"/>
   </w:num>
 </w:numbering>
 </file>

--- a/c++ library.docx
+++ b/c++ library.docx
@@ -2,6 +2,792 @@
 <file path=word/document.xml><?xml version="1.0" encoding="utf-8"?>
 <w:document xmlns:wpc="http://schemas.microsoft.com/office/word/2010/wordprocessingCanvas" xmlns:cx="http://schemas.microsoft.com/office/drawing/2014/chartex" xmlns:cx1="http://schemas.microsoft.com/office/drawing/2015/9/8/chartex" xmlns:cx2="http://schemas.microsoft.com/office/drawing/2015/10/21/chartex" xmlns:cx3="http://schemas.microsoft.com/office/drawing/2016/5/9/chartex" xmlns:cx4="http://schemas.microsoft.com/office/drawing/2016/5/10/chartex" xmlns:cx5="http://schemas.microsoft.com/office/drawing/2016/5/11/chartex" xmlns:cx6="http://schemas.microsoft.com/office/drawing/2016/5/12/chartex" xmlns:cx7="http://schemas.microsoft.com/office/drawing/2016/5/13/chartex" xmlns:cx8="http://schemas.microsoft.com/office/drawing/2016/5/14/chartex" xmlns:mc="http://schemas.openxmlformats.org/markup-compatibility/2006" xmlns:aink="http://schemas.microsoft.com/office/drawing/2016/ink" xmlns:am3d="http://schemas.microsoft.com/office/drawing/2017/model3d" xmlns:o="urn:schemas-microsoft-com:office:office" xmlns:oel="http://schemas.microsoft.com/office/2019/extlst" xmlns:r="http://schemas.openxmlformats.org/officeDocument/2006/relationships" xmlns:m="http://schemas.openxmlformats.org/officeDocument/2006/math" xmlns:v="urn:schemas-microsoft-com:vml" xmlns:wp14="http://schemas.microsoft.com/office/word/2010/wordprocessingDrawing" xmlns:wp="http://schemas.openxmlformats.org/drawingml/2006/wordprocessingDrawing" xmlns:w10="urn:schemas-microsoft-com:office:word" xmlns:w="http://schemas.openxmlformats.org/wordprocessingml/2006/main" xmlns:w14="http://schemas.microsoft.com/office/word/2010/wordml" xmlns:w15="http://schemas.microsoft.com/office/word/2012/wordml" xmlns:w16cex="http://schemas.microsoft.com/office/word/2018/wordml/cex" xmlns:w16cid="http://schemas.microsoft.com/office/word/2016/wordml/cid" xmlns:w16="http://schemas.microsoft.com/office/word/2018/wordml" xmlns:w16sdtdh="http://schemas.microsoft.com/office/word/2020/wordml/sdtdatahash" xmlns:w16se="http://schemas.microsoft.com/office/word/2015/wordml/symex" xmlns:wpg="http://schemas.microsoft.com/office/word/2010/wordprocessingGroup" xmlns:wpi="http://schemas.microsoft.com/office/word/2010/wordprocessingInk" xmlns:wne="http://schemas.microsoft.com/office/word/2006/wordml" xmlns:wps="http://schemas.microsoft.com/office/word/2010/wordprocessingShape" mc:Ignorable="w14 w15 w16se w16cid w16 w16cex w16sdtdh wp14">
   <w:body>
+    <w:p>
+      <w:pPr>
+        <w:rPr>
+          <w:lang w:val="en-US"/>
+        </w:rPr>
+      </w:pPr>
+      <w:r>
+        <w:rPr>
+          <w:lang w:val="en-US"/>
+        </w:rPr>
+        <w:t>Bit Set:</w:t>
+      </w:r>
+    </w:p>
+    <w:p>
+      <w:pPr>
+        <w:pStyle w:val="ListParagraph"/>
+        <w:numPr>
+          <w:ilvl w:val="0"/>
+          <w:numId w:val="10"/>
+        </w:numPr>
+        <w:rPr>
+          <w:lang w:val="en-US"/>
+        </w:rPr>
+      </w:pPr>
+      <w:r>
+        <w:rPr>
+          <w:lang w:val="en-US"/>
+        </w:rPr>
+        <w:t>Cách Import?</w:t>
+      </w:r>
+    </w:p>
+    <w:p>
+      <w:pPr>
+        <w:pStyle w:val="ListParagraph"/>
+        <w:pBdr>
+          <w:top w:val="single" w:sz="4" w:space="1" w:color="auto"/>
+          <w:left w:val="single" w:sz="4" w:space="4" w:color="auto"/>
+          <w:bottom w:val="single" w:sz="4" w:space="1" w:color="auto"/>
+          <w:right w:val="single" w:sz="4" w:space="4" w:color="auto"/>
+        </w:pBdr>
+        <w:ind w:left="1080"/>
+        <w:rPr>
+          <w:lang w:val="en-US"/>
+        </w:rPr>
+      </w:pPr>
+      <w:r>
+        <w:rPr>
+          <w:lang w:val="en-US"/>
+        </w:rPr>
+        <w:t>#include &lt;bitset&gt;</w:t>
+      </w:r>
+    </w:p>
+    <w:p>
+      <w:pPr>
+        <w:pStyle w:val="ListParagraph"/>
+        <w:numPr>
+          <w:ilvl w:val="0"/>
+          <w:numId w:val="10"/>
+        </w:numPr>
+        <w:rPr>
+          <w:lang w:val="en-US"/>
+        </w:rPr>
+      </w:pPr>
+      <w:r>
+        <w:rPr>
+          <w:lang w:val="en-US"/>
+        </w:rPr>
+        <w:t>Đối Tượng Bit Set?</w:t>
+      </w:r>
+    </w:p>
+    <w:p>
+      <w:pPr>
+        <w:pStyle w:val="ListParagraph"/>
+        <w:numPr>
+          <w:ilvl w:val="0"/>
+          <w:numId w:val="11"/>
+        </w:numPr>
+        <w:rPr>
+          <w:lang w:val="en-US"/>
+        </w:rPr>
+      </w:pPr>
+      <w:r>
+        <w:rPr>
+          <w:lang w:val="en-US"/>
+        </w:rPr>
+        <w:t>Chọn 1 địa chỉ nào đó chưa có biến, và</w:t>
+      </w:r>
+      <w:r>
+        <w:rPr>
+          <w:lang w:val="en-US"/>
+        </w:rPr>
+        <w:t xml:space="preserve"> </w:t>
+      </w:r>
+      <w:r>
+        <w:rPr>
+          <w:lang w:val="en-US"/>
+        </w:rPr>
+        <w:t>t</w:t>
+      </w:r>
+      <w:r>
+        <w:rPr>
+          <w:lang w:val="en-US"/>
+        </w:rPr>
+        <w:t>ạo 1 Bit Set</w:t>
+      </w:r>
+      <w:r>
+        <w:rPr>
+          <w:lang w:val="en-US"/>
+        </w:rPr>
+        <w:t xml:space="preserve"> tại đó</w:t>
+      </w:r>
+    </w:p>
+    <w:p>
+      <w:pPr>
+        <w:pStyle w:val="ListParagraph"/>
+        <w:pBdr>
+          <w:top w:val="single" w:sz="4" w:space="1" w:color="auto"/>
+          <w:left w:val="single" w:sz="4" w:space="4" w:color="auto"/>
+          <w:bottom w:val="single" w:sz="4" w:space="1" w:color="auto"/>
+          <w:right w:val="single" w:sz="4" w:space="4" w:color="auto"/>
+        </w:pBdr>
+        <w:ind w:left="1080"/>
+        <w:rPr>
+          <w:lang w:val="en-US"/>
+        </w:rPr>
+      </w:pPr>
+      <w:r>
+        <w:rPr>
+          <w:lang w:val="en-US"/>
+        </w:rPr>
+        <w:t>std::bitset&lt;&lt;Số Bit&gt;&gt; &lt;Bit Set&gt;;</w:t>
+      </w:r>
+    </w:p>
+    <w:p>
+      <w:pPr>
+        <w:pStyle w:val="ListParagraph"/>
+        <w:numPr>
+          <w:ilvl w:val="0"/>
+          <w:numId w:val="11"/>
+        </w:numPr>
+        <w:rPr>
+          <w:lang w:val="en-US"/>
+        </w:rPr>
+      </w:pPr>
+      <w:r>
+        <w:rPr>
+          <w:lang w:val="en-US"/>
+        </w:rPr>
+        <w:t xml:space="preserve">Kích thước bộ nhớ cấp phát cho &lt;Bit Set&gt; là 4, 8, 16, … Byte tùy thuộc vào </w:t>
+      </w:r>
+    </w:p>
+    <w:p>
+      <w:pPr>
+        <w:pStyle w:val="ListParagraph"/>
+        <w:ind w:left="1080"/>
+        <w:rPr>
+          <w:lang w:val="en-US"/>
+        </w:rPr>
+      </w:pPr>
+      <w:r>
+        <w:rPr>
+          <w:lang w:val="en-US"/>
+        </w:rPr>
+        <w:t>&lt;Số Bit&gt;, nó sẽ chọn kích thước nhỏ nhất sao cho không nhỏ hơn &lt;Số Bit&gt;</w:t>
+      </w:r>
+    </w:p>
+    <w:p>
+      <w:pPr>
+        <w:pStyle w:val="ListParagraph"/>
+        <w:numPr>
+          <w:ilvl w:val="0"/>
+          <w:numId w:val="11"/>
+        </w:numPr>
+        <w:rPr>
+          <w:lang w:val="en-US"/>
+        </w:rPr>
+      </w:pPr>
+      <w:r>
+        <w:rPr>
+          <w:lang w:val="en-US"/>
+        </w:rPr>
+        <w:t>Ví dụ</w:t>
+      </w:r>
+    </w:p>
+    <w:p>
+      <w:pPr>
+        <w:pStyle w:val="ListParagraph"/>
+        <w:pBdr>
+          <w:top w:val="single" w:sz="4" w:space="1" w:color="auto"/>
+          <w:left w:val="single" w:sz="4" w:space="4" w:color="auto"/>
+          <w:bottom w:val="single" w:sz="4" w:space="1" w:color="auto"/>
+          <w:right w:val="single" w:sz="4" w:space="4" w:color="auto"/>
+        </w:pBdr>
+        <w:ind w:left="1080"/>
+        <w:rPr>
+          <w:lang w:val="en-US"/>
+        </w:rPr>
+      </w:pPr>
+      <w:r>
+        <w:rPr>
+          <w:lang w:val="en-US"/>
+        </w:rPr>
+        <w:t>std::bitset&lt;10&gt; foo;</w:t>
+      </w:r>
+    </w:p>
+    <w:p>
+      <w:pPr>
+        <w:pStyle w:val="ListParagraph"/>
+        <w:numPr>
+          <w:ilvl w:val="0"/>
+          <w:numId w:val="11"/>
+        </w:numPr>
+        <w:rPr>
+          <w:lang w:val="en-US"/>
+        </w:rPr>
+      </w:pPr>
+      <w:r>
+        <w:rPr>
+          <w:lang w:val="en-US"/>
+        </w:rPr>
+        <w:t>Giá trị mặc định của &lt;Bit Set&gt; là tất cả các Bit = 0</w:t>
+      </w:r>
+    </w:p>
+    <w:p>
+      <w:pPr>
+        <w:pStyle w:val="ListParagraph"/>
+        <w:numPr>
+          <w:ilvl w:val="0"/>
+          <w:numId w:val="11"/>
+        </w:numPr>
+        <w:rPr>
+          <w:lang w:val="en-US"/>
+        </w:rPr>
+      </w:pPr>
+      <w:r>
+        <w:rPr>
+          <w:lang w:val="en-US"/>
+        </w:rPr>
+        <w:t>Để tạo giá trị ban đầu</w:t>
+      </w:r>
+    </w:p>
+    <w:p>
+      <w:pPr>
+        <w:pStyle w:val="ListParagraph"/>
+        <w:pBdr>
+          <w:top w:val="single" w:sz="4" w:space="1" w:color="auto"/>
+          <w:left w:val="single" w:sz="4" w:space="4" w:color="auto"/>
+          <w:bottom w:val="single" w:sz="4" w:space="1" w:color="auto"/>
+          <w:right w:val="single" w:sz="4" w:space="4" w:color="auto"/>
+        </w:pBdr>
+        <w:ind w:left="1080"/>
+        <w:rPr>
+          <w:lang w:val="en-US"/>
+        </w:rPr>
+      </w:pPr>
+      <w:r>
+        <w:rPr>
+          <w:lang w:val="en-US"/>
+        </w:rPr>
+        <w:t xml:space="preserve">std::bitset&lt;&lt;Số Bit&gt;&gt; </w:t>
+      </w:r>
+      <w:r>
+        <w:rPr>
+          <w:lang w:val="en-US"/>
+        </w:rPr>
+        <w:t>&lt;Bit Set&gt;(&lt;String Nhị Phân&gt;)</w:t>
+      </w:r>
+      <w:r>
+        <w:rPr>
+          <w:lang w:val="en-US"/>
+        </w:rPr>
+        <w:t>;</w:t>
+      </w:r>
+    </w:p>
+    <w:p>
+      <w:pPr>
+        <w:pStyle w:val="ListParagraph"/>
+        <w:numPr>
+          <w:ilvl w:val="0"/>
+          <w:numId w:val="11"/>
+        </w:numPr>
+        <w:rPr>
+          <w:lang w:val="en-US"/>
+        </w:rPr>
+      </w:pPr>
+      <w:r>
+        <w:rPr>
+          <w:lang w:val="en-US"/>
+        </w:rPr>
+        <w:t>&lt;String Nhị Phân&gt; sẽ chỉ lấy &lt;Số Bit&gt; kí tự đầu tiên, mấy kí tự đằng sau không quan tâm, &lt;Số Bit&gt; kí tự đầu tiên phải là 0 hoặc 1</w:t>
+      </w:r>
+    </w:p>
+    <w:p>
+      <w:pPr>
+        <w:pStyle w:val="ListParagraph"/>
+        <w:numPr>
+          <w:ilvl w:val="0"/>
+          <w:numId w:val="11"/>
+        </w:numPr>
+        <w:rPr>
+          <w:lang w:val="en-US"/>
+        </w:rPr>
+      </w:pPr>
+      <w:r>
+        <w:rPr>
+          <w:lang w:val="en-US"/>
+        </w:rPr>
+        <w:t>Nếu &lt;String Nhị Phân&gt; có số kí tự nhỏ hơn &lt;Số Bit&gt;, thì nó sẽ bù vài số 0 vào bên trái</w:t>
+      </w:r>
+    </w:p>
+    <w:p>
+      <w:pPr>
+        <w:pStyle w:val="ListParagraph"/>
+        <w:numPr>
+          <w:ilvl w:val="0"/>
+          <w:numId w:val="11"/>
+        </w:numPr>
+        <w:rPr>
+          <w:lang w:val="en-US"/>
+        </w:rPr>
+      </w:pPr>
+      <w:r>
+        <w:rPr>
+          <w:lang w:val="en-US"/>
+        </w:rPr>
+        <w:t xml:space="preserve">&lt;String Nhị Phân&gt; cũng có thể </w:t>
+      </w:r>
+      <w:r>
+        <w:rPr>
+          <w:lang w:val="en-US"/>
+        </w:rPr>
+        <w:t xml:space="preserve">là số nguyên hoặc Floating Point, nếu Floating Point sẽ được chuyển về số nguyên, sau đó </w:t>
+      </w:r>
+      <w:r>
+        <w:rPr>
+          <w:lang w:val="en-US"/>
+        </w:rPr>
+        <w:t xml:space="preserve">sẽ </w:t>
+      </w:r>
+      <w:r>
+        <w:rPr>
+          <w:lang w:val="en-US"/>
+        </w:rPr>
+        <w:t>chuyển sang dạng nhị phân của chúng</w:t>
+      </w:r>
+    </w:p>
+    <w:p>
+      <w:pPr>
+        <w:pStyle w:val="ListParagraph"/>
+        <w:numPr>
+          <w:ilvl w:val="0"/>
+          <w:numId w:val="11"/>
+        </w:numPr>
+        <w:rPr>
+          <w:lang w:val="en-US"/>
+        </w:rPr>
+      </w:pPr>
+      <w:r>
+        <w:rPr>
+          <w:lang w:val="en-US"/>
+        </w:rPr>
+        <w:t>Ví dụ</w:t>
+      </w:r>
+    </w:p>
+    <w:p>
+      <w:pPr>
+        <w:pStyle w:val="ListParagraph"/>
+        <w:pBdr>
+          <w:top w:val="single" w:sz="4" w:space="1" w:color="auto"/>
+          <w:left w:val="single" w:sz="4" w:space="4" w:color="auto"/>
+          <w:bottom w:val="single" w:sz="4" w:space="1" w:color="auto"/>
+          <w:right w:val="single" w:sz="4" w:space="4" w:color="auto"/>
+        </w:pBdr>
+        <w:ind w:left="1080"/>
+        <w:rPr>
+          <w:lang w:val="en-US"/>
+        </w:rPr>
+      </w:pPr>
+      <w:r>
+        <w:rPr>
+          <w:lang w:val="en-US"/>
+        </w:rPr>
+        <w:t>std::bitset&lt;</w:t>
+      </w:r>
+      <w:r>
+        <w:rPr>
+          <w:lang w:val="en-US"/>
+        </w:rPr>
+        <w:t>8</w:t>
+      </w:r>
+      <w:r>
+        <w:rPr>
+          <w:lang w:val="en-US"/>
+        </w:rPr>
+        <w:t xml:space="preserve">&gt; </w:t>
+      </w:r>
+      <w:r>
+        <w:rPr>
+          <w:lang w:val="en-US"/>
+        </w:rPr>
+        <w:t>foo</w:t>
+      </w:r>
+      <w:r>
+        <w:rPr>
+          <w:lang w:val="en-US"/>
+        </w:rPr>
+        <w:t>(</w:t>
+      </w:r>
+      <w:r>
+        <w:rPr>
+          <w:lang w:val="en-US"/>
+        </w:rPr>
+        <w:t>"</w:t>
+      </w:r>
+      <w:r>
+        <w:rPr>
+          <w:lang w:val="en-US"/>
+        </w:rPr>
+        <w:t>10111010</w:t>
+      </w:r>
+      <w:r>
+        <w:rPr>
+          <w:lang w:val="en-US"/>
+        </w:rPr>
+        <w:t>"</w:t>
+      </w:r>
+      <w:r>
+        <w:rPr>
+          <w:lang w:val="en-US"/>
+        </w:rPr>
+        <w:t>);</w:t>
+      </w:r>
+    </w:p>
+    <w:p>
+      <w:pPr>
+        <w:pStyle w:val="ListParagraph"/>
+        <w:pBdr>
+          <w:top w:val="single" w:sz="4" w:space="1" w:color="auto"/>
+          <w:left w:val="single" w:sz="4" w:space="4" w:color="auto"/>
+          <w:bottom w:val="single" w:sz="4" w:space="1" w:color="auto"/>
+          <w:right w:val="single" w:sz="4" w:space="4" w:color="auto"/>
+        </w:pBdr>
+        <w:ind w:left="1080"/>
+        <w:rPr>
+          <w:lang w:val="en-US"/>
+        </w:rPr>
+      </w:pPr>
+      <w:r>
+        <w:rPr>
+          <w:lang w:val="en-US"/>
+        </w:rPr>
+        <w:t xml:space="preserve">std::bitset&lt;8&gt; </w:t>
+      </w:r>
+      <w:r>
+        <w:rPr>
+          <w:lang w:val="en-US"/>
+        </w:rPr>
+        <w:t>bar</w:t>
+      </w:r>
+      <w:r>
+        <w:rPr>
+          <w:lang w:val="en-US"/>
+        </w:rPr>
+        <w:t>(</w:t>
+      </w:r>
+      <w:r>
+        <w:rPr>
+          <w:lang w:val="en-US"/>
+        </w:rPr>
+        <w:t>'</w:t>
+      </w:r>
+      <w:r>
+        <w:rPr>
+          <w:lang w:val="en-US"/>
+        </w:rPr>
+        <w:t>g</w:t>
+      </w:r>
+      <w:r>
+        <w:rPr>
+          <w:lang w:val="en-US"/>
+        </w:rPr>
+        <w:t>'</w:t>
+      </w:r>
+      <w:r>
+        <w:rPr>
+          <w:lang w:val="en-US"/>
+        </w:rPr>
+        <w:t>);</w:t>
+      </w:r>
+    </w:p>
+    <w:p>
+      <w:pPr>
+        <w:pStyle w:val="ListParagraph"/>
+        <w:numPr>
+          <w:ilvl w:val="0"/>
+          <w:numId w:val="11"/>
+        </w:numPr>
+        <w:rPr>
+          <w:lang w:val="en-US"/>
+        </w:rPr>
+      </w:pPr>
+      <w:r>
+        <w:rPr>
+          <w:lang w:val="en-US"/>
+        </w:rPr>
+        <w:t>Thay đổi 1 Bit</w:t>
+      </w:r>
+    </w:p>
+    <w:p>
+      <w:pPr>
+        <w:pStyle w:val="ListParagraph"/>
+        <w:pBdr>
+          <w:top w:val="single" w:sz="4" w:space="1" w:color="auto"/>
+          <w:left w:val="single" w:sz="4" w:space="4" w:color="auto"/>
+          <w:bottom w:val="single" w:sz="4" w:space="1" w:color="auto"/>
+          <w:right w:val="single" w:sz="4" w:space="4" w:color="auto"/>
+        </w:pBdr>
+        <w:ind w:left="1080"/>
+        <w:rPr>
+          <w:lang w:val="en-US"/>
+        </w:rPr>
+      </w:pPr>
+      <w:r>
+        <w:rPr>
+          <w:lang w:val="en-US"/>
+        </w:rPr>
+        <w:t>&lt;Bit Set&gt;[&lt;Index&gt;] = &lt;0 Hoặc 1&gt;;</w:t>
+      </w:r>
+    </w:p>
+    <w:p>
+      <w:pPr>
+        <w:pStyle w:val="ListParagraph"/>
+        <w:numPr>
+          <w:ilvl w:val="0"/>
+          <w:numId w:val="11"/>
+        </w:numPr>
+        <w:rPr>
+          <w:lang w:val="en-US"/>
+        </w:rPr>
+      </w:pPr>
+      <w:r>
+        <w:rPr>
+          <w:lang w:val="en-US"/>
+        </w:rPr>
+        <w:t>&lt;Index&gt; được đánh từ phải qua trái, bắt đầu từ 0</w:t>
+      </w:r>
+    </w:p>
+    <w:p>
+      <w:pPr>
+        <w:pStyle w:val="ListParagraph"/>
+        <w:numPr>
+          <w:ilvl w:val="0"/>
+          <w:numId w:val="11"/>
+        </w:numPr>
+        <w:rPr>
+          <w:lang w:val="en-US"/>
+        </w:rPr>
+      </w:pPr>
+      <w:r>
+        <w:rPr>
+          <w:lang w:val="en-US"/>
+        </w:rPr>
+        <w:t>Ví dụ</w:t>
+      </w:r>
+    </w:p>
+    <w:p>
+      <w:pPr>
+        <w:pStyle w:val="ListParagraph"/>
+        <w:pBdr>
+          <w:top w:val="single" w:sz="4" w:space="1" w:color="auto"/>
+          <w:left w:val="single" w:sz="4" w:space="4" w:color="auto"/>
+          <w:bottom w:val="single" w:sz="4" w:space="1" w:color="auto"/>
+          <w:right w:val="single" w:sz="4" w:space="4" w:color="auto"/>
+        </w:pBdr>
+        <w:ind w:left="1080"/>
+        <w:rPr>
+          <w:lang w:val="en-US"/>
+        </w:rPr>
+      </w:pPr>
+      <w:r>
+        <w:rPr>
+          <w:lang w:val="en-US"/>
+        </w:rPr>
+        <w:t>foo[1] = 0;</w:t>
+      </w:r>
+    </w:p>
+    <w:p>
+      <w:pPr>
+        <w:pStyle w:val="ListParagraph"/>
+        <w:numPr>
+          <w:ilvl w:val="0"/>
+          <w:numId w:val="11"/>
+        </w:numPr>
+        <w:rPr>
+          <w:lang w:val="en-US"/>
+        </w:rPr>
+      </w:pPr>
+      <w:r>
+        <w:rPr>
+          <w:lang w:val="en-US"/>
+        </w:rPr>
+        <w:t>Ta có</w:t>
+      </w:r>
+    </w:p>
+    <w:tbl>
+      <w:tblPr>
+        <w:tblStyle w:val="TableGrid"/>
+        <w:tblW w:w="0" w:type="auto"/>
+        <w:tblInd w:w="1080" w:type="dxa"/>
+        <w:tblLook w:val="04A0" w:firstRow="1" w:lastRow="0" w:firstColumn="1" w:lastColumn="0" w:noHBand="0" w:noVBand="1"/>
+      </w:tblPr>
+      <w:tblGrid>
+        <w:gridCol w:w="4048"/>
+        <w:gridCol w:w="4114"/>
+      </w:tblGrid>
+      <w:tr>
+        <w:tc>
+          <w:tcPr>
+            <w:tcW w:w="4621" w:type="dxa"/>
+          </w:tcPr>
+          <w:p>
+            <w:pPr>
+              <w:pStyle w:val="ListParagraph"/>
+              <w:ind w:left="0"/>
+              <w:jc w:val="center"/>
+              <w:rPr>
+                <w:lang w:val="en-US"/>
+              </w:rPr>
+            </w:pPr>
+            <w:r>
+              <w:rPr>
+                <w:lang w:val="en-US"/>
+              </w:rPr>
+              <w:t>foo trước</w:t>
+            </w:r>
+          </w:p>
+        </w:tc>
+        <w:tc>
+          <w:tcPr>
+            <w:tcW w:w="4621" w:type="dxa"/>
+          </w:tcPr>
+          <w:p>
+            <w:pPr>
+              <w:pStyle w:val="ListParagraph"/>
+              <w:ind w:left="0"/>
+              <w:jc w:val="center"/>
+              <w:rPr>
+                <w:lang w:val="en-US"/>
+              </w:rPr>
+            </w:pPr>
+            <w:r>
+              <w:rPr>
+                <w:lang w:val="en-US"/>
+              </w:rPr>
+              <w:t>11111010</w:t>
+            </w:r>
+          </w:p>
+        </w:tc>
+      </w:tr>
+      <w:tr>
+        <w:tc>
+          <w:tcPr>
+            <w:tcW w:w="4621" w:type="dxa"/>
+          </w:tcPr>
+          <w:p>
+            <w:pPr>
+              <w:pStyle w:val="ListParagraph"/>
+              <w:ind w:left="0"/>
+              <w:jc w:val="center"/>
+              <w:rPr>
+                <w:lang w:val="en-US"/>
+              </w:rPr>
+            </w:pPr>
+            <w:r>
+              <w:rPr>
+                <w:lang w:val="en-US"/>
+              </w:rPr>
+              <w:t>foo sau</w:t>
+            </w:r>
+          </w:p>
+        </w:tc>
+        <w:tc>
+          <w:tcPr>
+            <w:tcW w:w="4621" w:type="dxa"/>
+          </w:tcPr>
+          <w:p>
+            <w:pPr>
+              <w:pStyle w:val="ListParagraph"/>
+              <w:ind w:left="0"/>
+              <w:jc w:val="center"/>
+              <w:rPr>
+                <w:lang w:val="en-US"/>
+              </w:rPr>
+            </w:pPr>
+            <w:r>
+              <w:rPr>
+                <w:lang w:val="en-US"/>
+              </w:rPr>
+              <w:t>1</w:t>
+            </w:r>
+            <w:r>
+              <w:rPr>
+                <w:lang w:val="en-US"/>
+              </w:rPr>
+              <w:t>1</w:t>
+            </w:r>
+            <w:r>
+              <w:rPr>
+                <w:lang w:val="en-US"/>
+              </w:rPr>
+              <w:t>1110</w:t>
+            </w:r>
+            <w:r>
+              <w:rPr>
+                <w:lang w:val="en-US"/>
+              </w:rPr>
+              <w:t>0</w:t>
+            </w:r>
+            <w:r>
+              <w:rPr>
+                <w:lang w:val="en-US"/>
+              </w:rPr>
+              <w:t>0</w:t>
+            </w:r>
+          </w:p>
+        </w:tc>
+      </w:tr>
+    </w:tbl>
+    <w:p>
+      <w:pPr>
+        <w:pStyle w:val="ListParagraph"/>
+        <w:numPr>
+          <w:ilvl w:val="0"/>
+          <w:numId w:val="11"/>
+        </w:numPr>
+        <w:rPr>
+          <w:lang w:val="en-US"/>
+        </w:rPr>
+      </w:pPr>
+      <w:r>
+        <w:rPr>
+          <w:lang w:val="en-US"/>
+        </w:rPr>
+        <w:t>Copy giá trị của 1 Bit Set cho 1 Bit Set</w:t>
+      </w:r>
+    </w:p>
+    <w:p>
+      <w:pPr>
+        <w:pStyle w:val="ListParagraph"/>
+        <w:pBdr>
+          <w:top w:val="single" w:sz="4" w:space="1" w:color="auto"/>
+          <w:left w:val="single" w:sz="4" w:space="4" w:color="auto"/>
+          <w:bottom w:val="single" w:sz="4" w:space="1" w:color="auto"/>
+          <w:right w:val="single" w:sz="4" w:space="4" w:color="auto"/>
+        </w:pBdr>
+        <w:ind w:left="1080"/>
+        <w:rPr>
+          <w:lang w:val="en-US"/>
+        </w:rPr>
+      </w:pPr>
+      <w:r>
+        <w:rPr>
+          <w:lang w:val="en-US"/>
+        </w:rPr>
+        <w:t>&lt;Bit Set Đích&gt; = &lt;Bit Set Mà Giá Trị Của Nó Bị Copy&gt;;</w:t>
+      </w:r>
+    </w:p>
+    <w:p>
+      <w:pPr>
+        <w:pStyle w:val="ListParagraph"/>
+        <w:numPr>
+          <w:ilvl w:val="0"/>
+          <w:numId w:val="11"/>
+        </w:numPr>
+        <w:rPr>
+          <w:lang w:val="en-US"/>
+        </w:rPr>
+      </w:pPr>
+    </w:p>
+    <w:p>
+      <w:pPr>
+        <w:rPr>
+          <w:lang w:val="en-US"/>
+        </w:rPr>
+      </w:pPr>
+    </w:p>
     <w:p>
       <w:pPr>
         <w:rPr>
@@ -179,6 +965,7 @@
               <w:rPr>
                 <w:lang w:val="en-US"/>
               </w:rPr>
+              <w:lastRenderedPageBreak/>
               <w:t>foo</w:t>
             </w:r>
           </w:p>
@@ -927,14 +1714,7 @@
         <w:rPr>
           <w:lang w:val="en-US"/>
         </w:rPr>
-        <w:lastRenderedPageBreak/>
-        <w:t>&lt;Số Chữ Số Thập Phân&gt;</w:t>
-      </w:r>
-      <w:r>
-        <w:rPr>
-          <w:lang w:val="en-US"/>
-        </w:rPr>
-        <w:t xml:space="preserve"> là số nguyên không âm</w:t>
+        <w:t>&lt;Số Chữ Số Thập Phân&gt; là số nguyên không âm</w:t>
       </w:r>
     </w:p>
     <w:p>
@@ -991,19 +1771,7 @@
         <w:rPr>
           <w:lang w:val="en-US"/>
         </w:rPr>
-        <w:t xml:space="preserve">Để hiển thị đúng </w:t>
-      </w:r>
-      <w:r>
-        <w:rPr>
-          <w:lang w:val="en-US"/>
-        </w:rPr>
-        <w:t>&lt;Số Chữ Số Thập Phân&gt;</w:t>
-      </w:r>
-      <w:r>
-        <w:rPr>
-          <w:lang w:val="en-US"/>
-        </w:rPr>
-        <w:t>, nghĩa là bù thêm mấy số 0 vào bên phải, trước câu lệnh trên dùng câu lệnh sau</w:t>
+        <w:t>Để hiển thị đúng &lt;Số Chữ Số Thập Phân&gt;, nghĩa là bù thêm mấy số 0 vào bên phải, trước câu lệnh trên dùng câu lệnh sau</w:t>
       </w:r>
     </w:p>
     <w:p>
@@ -1024,19 +1792,7 @@
         <w:rPr>
           <w:lang w:val="en-US"/>
         </w:rPr>
-        <w:t>s</w:t>
-      </w:r>
-      <w:r>
-        <w:rPr>
-          <w:lang w:val="en-US"/>
-        </w:rPr>
-        <w:t>td::cout &lt;&lt; std::</w:t>
-      </w:r>
-      <w:r>
-        <w:rPr>
-          <w:lang w:val="en-US"/>
-        </w:rPr>
-        <w:t>fixed;</w:t>
+        <w:t>std::cout &lt;&lt; std::fixed;</w:t>
       </w:r>
     </w:p>
     <w:p>
@@ -1075,19 +1831,7 @@
         <w:rPr>
           <w:lang w:val="en-US"/>
         </w:rPr>
-        <w:t xml:space="preserve">std::cout &lt;&lt; std::fixed &lt;&lt; </w:t>
-      </w:r>
-      <w:r>
-        <w:rPr>
-          <w:lang w:val="en-US"/>
-        </w:rPr>
-        <w:t>std::setprecision</w:t>
-      </w:r>
-      <w:r>
-        <w:rPr>
-          <w:lang w:val="en-US"/>
-        </w:rPr>
-        <w:t>(3) &lt;&lt; 23.4;</w:t>
+        <w:t>std::cout &lt;&lt; std::fixed &lt;&lt; std::setprecision(3) &lt;&lt; 23.4;</w:t>
       </w:r>
     </w:p>
     <w:p>
@@ -1126,6 +1870,7 @@
         <w:rPr>
           <w:lang w:val="en-US"/>
         </w:rPr>
+        <w:lastRenderedPageBreak/>
         <w:t>23.400</w:t>
       </w:r>
     </w:p>
@@ -2973,14 +3718,7 @@
               <w:rPr>
                 <w:lang w:val="en-US"/>
               </w:rPr>
-              <w:t xml:space="preserve">Y chang số nguyên có dấu, nhưng khi in ra thì ra kí tự tương ứng trong </w:t>
-            </w:r>
-            <w:r>
-              <w:rPr>
-                <w:lang w:val="en-US"/>
-              </w:rPr>
-              <w:lastRenderedPageBreak/>
-              <w:t>ASCII</w:t>
+              <w:t>Y chang số nguyên có dấu, nhưng khi in ra thì ra kí tự tương ứng trong ASCII</w:t>
             </w:r>
           </w:p>
         </w:tc>
@@ -3004,7 +3742,6 @@
               <w:rPr>
                 <w:lang w:val="en-US"/>
               </w:rPr>
-              <w:lastRenderedPageBreak/>
               <w:t>"</w:t>
             </w:r>
             <w:r>
@@ -3224,6 +3961,7 @@
         <w:rPr>
           <w:lang w:val="en-US"/>
         </w:rPr>
+        <w:lastRenderedPageBreak/>
         <w:t>Khi lấy 1 số có kiểu dữ liệu bé hơn tính toán với 1 số có kiểu dữ liệu lớn hơn thì số có kiểu dữ liệu bé sẽ được đổi sang kiểu dữ liệu lớn</w:t>
       </w:r>
       <w:r>
@@ -3787,6 +4525,188 @@
         </w:rPr>
         <w:t>}</w:t>
       </w:r>
+    </w:p>
+    <w:p>
+      <w:pPr>
+        <w:pStyle w:val="ListParagraph"/>
+        <w:numPr>
+          <w:ilvl w:val="0"/>
+          <w:numId w:val="8"/>
+        </w:numPr>
+        <w:rPr>
+          <w:lang w:val="en-US"/>
+        </w:rPr>
+      </w:pPr>
+      <w:r>
+        <w:rPr>
+          <w:lang w:val="en-US"/>
+        </w:rPr>
+        <w:t>Type Casting?</w:t>
+      </w:r>
+    </w:p>
+    <w:p>
+      <w:pPr>
+        <w:pStyle w:val="ListParagraph"/>
+        <w:numPr>
+          <w:ilvl w:val="0"/>
+          <w:numId w:val="4"/>
+        </w:numPr>
+        <w:rPr>
+          <w:lang w:val="en-US"/>
+        </w:rPr>
+      </w:pPr>
+      <w:r>
+        <w:rPr>
+          <w:lang w:val="en-US"/>
+        </w:rPr>
+        <w:t>Trả về giá trị ở kiểu dữ liệu khác</w:t>
+      </w:r>
+    </w:p>
+    <w:p>
+      <w:pPr>
+        <w:pStyle w:val="ListParagraph"/>
+        <w:pBdr>
+          <w:top w:val="single" w:sz="4" w:space="1" w:color="auto"/>
+          <w:left w:val="single" w:sz="4" w:space="4" w:color="auto"/>
+          <w:bottom w:val="single" w:sz="4" w:space="1" w:color="auto"/>
+          <w:right w:val="single" w:sz="4" w:space="4" w:color="auto"/>
+        </w:pBdr>
+        <w:ind w:left="1080"/>
+        <w:rPr>
+          <w:lang w:val="en-US"/>
+        </w:rPr>
+      </w:pPr>
+      <w:r>
+        <w:rPr>
+          <w:lang w:val="en-US"/>
+        </w:rPr>
+        <w:t>(&lt;Kiểu Dữ Liệu Mới&gt;) &lt;Giá Trị&gt;</w:t>
+      </w:r>
+    </w:p>
+    <w:p>
+      <w:pPr>
+        <w:pStyle w:val="ListParagraph"/>
+        <w:numPr>
+          <w:ilvl w:val="0"/>
+          <w:numId w:val="4"/>
+        </w:numPr>
+        <w:rPr>
+          <w:lang w:val="en-US"/>
+        </w:rPr>
+      </w:pPr>
+      <w:r>
+        <w:rPr>
+          <w:lang w:val="en-US"/>
+        </w:rPr>
+        <w:t>Ví dụ</w:t>
+      </w:r>
+    </w:p>
+    <w:p>
+      <w:pPr>
+        <w:pStyle w:val="ListParagraph"/>
+        <w:pBdr>
+          <w:top w:val="single" w:sz="4" w:space="1" w:color="auto"/>
+          <w:left w:val="single" w:sz="4" w:space="4" w:color="auto"/>
+          <w:bottom w:val="single" w:sz="4" w:space="1" w:color="auto"/>
+          <w:right w:val="single" w:sz="4" w:space="4" w:color="auto"/>
+        </w:pBdr>
+        <w:ind w:left="1080"/>
+        <w:rPr>
+          <w:lang w:val="en-US"/>
+        </w:rPr>
+      </w:pPr>
+      <w:r>
+        <w:rPr>
+          <w:lang w:val="en-US"/>
+        </w:rPr>
+        <w:t>foo = (int) 3.14;</w:t>
+      </w:r>
+    </w:p>
+    <w:p>
+      <w:pPr>
+        <w:pStyle w:val="ListParagraph"/>
+        <w:numPr>
+          <w:ilvl w:val="0"/>
+          <w:numId w:val="4"/>
+        </w:numPr>
+        <w:rPr>
+          <w:lang w:val="en-US"/>
+        </w:rPr>
+      </w:pPr>
+      <w:r>
+        <w:rPr>
+          <w:lang w:val="en-US"/>
+        </w:rPr>
+        <w:t>ta có</w:t>
+      </w:r>
+    </w:p>
+    <w:tbl>
+      <w:tblPr>
+        <w:tblStyle w:val="TableGrid"/>
+        <w:tblW w:w="0" w:type="auto"/>
+        <w:tblInd w:w="1080" w:type="dxa"/>
+        <w:tblLook w:val="04A0" w:firstRow="1" w:lastRow="0" w:firstColumn="1" w:lastColumn="0" w:noHBand="0" w:noVBand="1"/>
+      </w:tblPr>
+      <w:tblGrid>
+        <w:gridCol w:w="4093"/>
+        <w:gridCol w:w="4069"/>
+      </w:tblGrid>
+      <w:tr>
+        <w:tc>
+          <w:tcPr>
+            <w:tcW w:w="4621" w:type="dxa"/>
+          </w:tcPr>
+          <w:p>
+            <w:pPr>
+              <w:pStyle w:val="ListParagraph"/>
+              <w:ind w:left="0"/>
+              <w:jc w:val="center"/>
+              <w:rPr>
+                <w:lang w:val="en-US"/>
+              </w:rPr>
+            </w:pPr>
+            <w:r>
+              <w:rPr>
+                <w:lang w:val="en-US"/>
+              </w:rPr>
+              <w:t>foo</w:t>
+            </w:r>
+          </w:p>
+        </w:tc>
+        <w:tc>
+          <w:tcPr>
+            <w:tcW w:w="4621" w:type="dxa"/>
+          </w:tcPr>
+          <w:p>
+            <w:pPr>
+              <w:pStyle w:val="ListParagraph"/>
+              <w:ind w:left="0"/>
+              <w:jc w:val="center"/>
+              <w:rPr>
+                <w:lang w:val="en-US"/>
+              </w:rPr>
+            </w:pPr>
+            <w:r>
+              <w:rPr>
+                <w:lang w:val="en-US"/>
+              </w:rPr>
+              <w:t>3</w:t>
+            </w:r>
+          </w:p>
+        </w:tc>
+      </w:tr>
+    </w:tbl>
+    <w:p>
+      <w:pPr>
+        <w:pStyle w:val="ListParagraph"/>
+        <w:numPr>
+          <w:ilvl w:val="0"/>
+          <w:numId w:val="4"/>
+        </w:numPr>
+        <w:rPr>
+          <w:lang w:val="en-US"/>
+        </w:rPr>
+      </w:pPr>
     </w:p>
     <w:p>
       <w:pPr>
@@ -4065,6 +4985,208 @@
     </w:lvl>
   </w:abstractNum>
   <w:abstractNum w:abstractNumId="2" w15:restartNumberingAfterBreak="0">
+    <w:nsid w:val="24480922"/>
+    <w:multiLevelType w:val="hybridMultilevel"/>
+    <w:tmpl w:val="A6660E18"/>
+    <w:lvl w:ilvl="0" w:tplc="935CB656">
+      <w:start w:val="1"/>
+      <w:numFmt w:val="decimal"/>
+      <w:lvlText w:val="%1."/>
+      <w:lvlJc w:val="left"/>
+      <w:pPr>
+        <w:ind w:left="1080" w:hanging="360"/>
+      </w:pPr>
+      <w:rPr>
+        <w:rFonts w:hint="default"/>
+      </w:rPr>
+    </w:lvl>
+    <w:lvl w:ilvl="1" w:tplc="04090019" w:tentative="1">
+      <w:start w:val="1"/>
+      <w:numFmt w:val="lowerLetter"/>
+      <w:lvlText w:val="%2."/>
+      <w:lvlJc w:val="left"/>
+      <w:pPr>
+        <w:ind w:left="1800" w:hanging="360"/>
+      </w:pPr>
+    </w:lvl>
+    <w:lvl w:ilvl="2" w:tplc="0409001B" w:tentative="1">
+      <w:start w:val="1"/>
+      <w:numFmt w:val="lowerRoman"/>
+      <w:lvlText w:val="%3."/>
+      <w:lvlJc w:val="right"/>
+      <w:pPr>
+        <w:ind w:left="2520" w:hanging="180"/>
+      </w:pPr>
+    </w:lvl>
+    <w:lvl w:ilvl="3" w:tplc="0409000F" w:tentative="1">
+      <w:start w:val="1"/>
+      <w:numFmt w:val="decimal"/>
+      <w:lvlText w:val="%4."/>
+      <w:lvlJc w:val="left"/>
+      <w:pPr>
+        <w:ind w:left="3240" w:hanging="360"/>
+      </w:pPr>
+    </w:lvl>
+    <w:lvl w:ilvl="4" w:tplc="04090019" w:tentative="1">
+      <w:start w:val="1"/>
+      <w:numFmt w:val="lowerLetter"/>
+      <w:lvlText w:val="%5."/>
+      <w:lvlJc w:val="left"/>
+      <w:pPr>
+        <w:ind w:left="3960" w:hanging="360"/>
+      </w:pPr>
+    </w:lvl>
+    <w:lvl w:ilvl="5" w:tplc="0409001B" w:tentative="1">
+      <w:start w:val="1"/>
+      <w:numFmt w:val="lowerRoman"/>
+      <w:lvlText w:val="%6."/>
+      <w:lvlJc w:val="right"/>
+      <w:pPr>
+        <w:ind w:left="4680" w:hanging="180"/>
+      </w:pPr>
+    </w:lvl>
+    <w:lvl w:ilvl="6" w:tplc="0409000F" w:tentative="1">
+      <w:start w:val="1"/>
+      <w:numFmt w:val="decimal"/>
+      <w:lvlText w:val="%7."/>
+      <w:lvlJc w:val="left"/>
+      <w:pPr>
+        <w:ind w:left="5400" w:hanging="360"/>
+      </w:pPr>
+    </w:lvl>
+    <w:lvl w:ilvl="7" w:tplc="04090019" w:tentative="1">
+      <w:start w:val="1"/>
+      <w:numFmt w:val="lowerLetter"/>
+      <w:lvlText w:val="%8."/>
+      <w:lvlJc w:val="left"/>
+      <w:pPr>
+        <w:ind w:left="6120" w:hanging="360"/>
+      </w:pPr>
+    </w:lvl>
+    <w:lvl w:ilvl="8" w:tplc="0409001B" w:tentative="1">
+      <w:start w:val="1"/>
+      <w:numFmt w:val="lowerRoman"/>
+      <w:lvlText w:val="%9."/>
+      <w:lvlJc w:val="right"/>
+      <w:pPr>
+        <w:ind w:left="6840" w:hanging="180"/>
+      </w:pPr>
+    </w:lvl>
+  </w:abstractNum>
+  <w:abstractNum w:abstractNumId="3" w15:restartNumberingAfterBreak="0">
+    <w:nsid w:val="2C283712"/>
+    <w:multiLevelType w:val="hybridMultilevel"/>
+    <w:tmpl w:val="C7F6CF66"/>
+    <w:lvl w:ilvl="0" w:tplc="5AF61FFE">
+      <w:start w:val="1"/>
+      <w:numFmt w:val="bullet"/>
+      <w:lvlText w:val=""/>
+      <w:lvlJc w:val="left"/>
+      <w:pPr>
+        <w:ind w:left="1080" w:hanging="360"/>
+      </w:pPr>
+      <w:rPr>
+        <w:rFonts w:ascii="Wingdings" w:eastAsiaTheme="minorHAnsi" w:hAnsi="Wingdings" w:cstheme="minorBidi" w:hint="default"/>
+      </w:rPr>
+    </w:lvl>
+    <w:lvl w:ilvl="1" w:tplc="04090003" w:tentative="1">
+      <w:start w:val="1"/>
+      <w:numFmt w:val="bullet"/>
+      <w:lvlText w:val="o"/>
+      <w:lvlJc w:val="left"/>
+      <w:pPr>
+        <w:ind w:left="1800" w:hanging="360"/>
+      </w:pPr>
+      <w:rPr>
+        <w:rFonts w:ascii="Courier New" w:hAnsi="Courier New" w:cs="Courier New" w:hint="default"/>
+      </w:rPr>
+    </w:lvl>
+    <w:lvl w:ilvl="2" w:tplc="04090005" w:tentative="1">
+      <w:start w:val="1"/>
+      <w:numFmt w:val="bullet"/>
+      <w:lvlText w:val=""/>
+      <w:lvlJc w:val="left"/>
+      <w:pPr>
+        <w:ind w:left="2520" w:hanging="360"/>
+      </w:pPr>
+      <w:rPr>
+        <w:rFonts w:ascii="Wingdings" w:hAnsi="Wingdings" w:hint="default"/>
+      </w:rPr>
+    </w:lvl>
+    <w:lvl w:ilvl="3" w:tplc="04090001" w:tentative="1">
+      <w:start w:val="1"/>
+      <w:numFmt w:val="bullet"/>
+      <w:lvlText w:val=""/>
+      <w:lvlJc w:val="left"/>
+      <w:pPr>
+        <w:ind w:left="3240" w:hanging="360"/>
+      </w:pPr>
+      <w:rPr>
+        <w:rFonts w:ascii="Symbol" w:hAnsi="Symbol" w:hint="default"/>
+      </w:rPr>
+    </w:lvl>
+    <w:lvl w:ilvl="4" w:tplc="04090003" w:tentative="1">
+      <w:start w:val="1"/>
+      <w:numFmt w:val="bullet"/>
+      <w:lvlText w:val="o"/>
+      <w:lvlJc w:val="left"/>
+      <w:pPr>
+        <w:ind w:left="3960" w:hanging="360"/>
+      </w:pPr>
+      <w:rPr>
+        <w:rFonts w:ascii="Courier New" w:hAnsi="Courier New" w:cs="Courier New" w:hint="default"/>
+      </w:rPr>
+    </w:lvl>
+    <w:lvl w:ilvl="5" w:tplc="04090005" w:tentative="1">
+      <w:start w:val="1"/>
+      <w:numFmt w:val="bullet"/>
+      <w:lvlText w:val=""/>
+      <w:lvlJc w:val="left"/>
+      <w:pPr>
+        <w:ind w:left="4680" w:hanging="360"/>
+      </w:pPr>
+      <w:rPr>
+        <w:rFonts w:ascii="Wingdings" w:hAnsi="Wingdings" w:hint="default"/>
+      </w:rPr>
+    </w:lvl>
+    <w:lvl w:ilvl="6" w:tplc="04090001" w:tentative="1">
+      <w:start w:val="1"/>
+      <w:numFmt w:val="bullet"/>
+      <w:lvlText w:val=""/>
+      <w:lvlJc w:val="left"/>
+      <w:pPr>
+        <w:ind w:left="5400" w:hanging="360"/>
+      </w:pPr>
+      <w:rPr>
+        <w:rFonts w:ascii="Symbol" w:hAnsi="Symbol" w:hint="default"/>
+      </w:rPr>
+    </w:lvl>
+    <w:lvl w:ilvl="7" w:tplc="04090003" w:tentative="1">
+      <w:start w:val="1"/>
+      <w:numFmt w:val="bullet"/>
+      <w:lvlText w:val="o"/>
+      <w:lvlJc w:val="left"/>
+      <w:pPr>
+        <w:ind w:left="6120" w:hanging="360"/>
+      </w:pPr>
+      <w:rPr>
+        <w:rFonts w:ascii="Courier New" w:hAnsi="Courier New" w:cs="Courier New" w:hint="default"/>
+      </w:rPr>
+    </w:lvl>
+    <w:lvl w:ilvl="8" w:tplc="04090005" w:tentative="1">
+      <w:start w:val="1"/>
+      <w:numFmt w:val="bullet"/>
+      <w:lvlText w:val=""/>
+      <w:lvlJc w:val="left"/>
+      <w:pPr>
+        <w:ind w:left="6840" w:hanging="360"/>
+      </w:pPr>
+      <w:rPr>
+        <w:rFonts w:ascii="Wingdings" w:hAnsi="Wingdings" w:hint="default"/>
+      </w:rPr>
+    </w:lvl>
+  </w:abstractNum>
+  <w:abstractNum w:abstractNumId="4" w15:restartNumberingAfterBreak="0">
     <w:nsid w:val="2C7A06C4"/>
     <w:multiLevelType w:val="hybridMultilevel"/>
     <w:tmpl w:val="3152920E"/>
@@ -4177,7 +5299,7 @@
       </w:rPr>
     </w:lvl>
   </w:abstractNum>
-  <w:abstractNum w:abstractNumId="3" w15:restartNumberingAfterBreak="0">
+  <w:abstractNum w:abstractNumId="5" w15:restartNumberingAfterBreak="0">
     <w:nsid w:val="39D00E08"/>
     <w:multiLevelType w:val="hybridMultilevel"/>
     <w:tmpl w:val="9E304298"/>
@@ -4266,7 +5388,7 @@
       </w:pPr>
     </w:lvl>
   </w:abstractNum>
-  <w:abstractNum w:abstractNumId="4" w15:restartNumberingAfterBreak="0">
+  <w:abstractNum w:abstractNumId="6" w15:restartNumberingAfterBreak="0">
     <w:nsid w:val="5C027852"/>
     <w:multiLevelType w:val="hybridMultilevel"/>
     <w:tmpl w:val="6F86C1A8"/>
@@ -4355,7 +5477,7 @@
       </w:pPr>
     </w:lvl>
   </w:abstractNum>
-  <w:abstractNum w:abstractNumId="5" w15:restartNumberingAfterBreak="0">
+  <w:abstractNum w:abstractNumId="7" w15:restartNumberingAfterBreak="0">
     <w:nsid w:val="5EA818A3"/>
     <w:multiLevelType w:val="hybridMultilevel"/>
     <w:tmpl w:val="3E9671B8"/>
@@ -4444,7 +5566,7 @@
       </w:pPr>
     </w:lvl>
   </w:abstractNum>
-  <w:abstractNum w:abstractNumId="6" w15:restartNumberingAfterBreak="0">
+  <w:abstractNum w:abstractNumId="8" w15:restartNumberingAfterBreak="0">
     <w:nsid w:val="62F636E2"/>
     <w:multiLevelType w:val="hybridMultilevel"/>
     <w:tmpl w:val="2F92516E"/>
@@ -4533,7 +5655,7 @@
       </w:pPr>
     </w:lvl>
   </w:abstractNum>
-  <w:abstractNum w:abstractNumId="7" w15:restartNumberingAfterBreak="0">
+  <w:abstractNum w:abstractNumId="9" w15:restartNumberingAfterBreak="0">
     <w:nsid w:val="7A8045EA"/>
     <w:multiLevelType w:val="hybridMultilevel"/>
     <w:tmpl w:val="5E428394"/>
@@ -4646,7 +5768,7 @@
       </w:rPr>
     </w:lvl>
   </w:abstractNum>
-  <w:abstractNum w:abstractNumId="8" w15:restartNumberingAfterBreak="0">
+  <w:abstractNum w:abstractNumId="10" w15:restartNumberingAfterBreak="0">
     <w:nsid w:val="7F0A7CB8"/>
     <w:multiLevelType w:val="hybridMultilevel"/>
     <w:tmpl w:val="89BA0D6E"/>
@@ -4760,31 +5882,37 @@
     </w:lvl>
   </w:abstractNum>
   <w:num w:numId="1" w16cid:durableId="627467736">
+    <w:abstractNumId w:val="7"/>
+  </w:num>
+  <w:num w:numId="2" w16cid:durableId="73481840">
+    <w:abstractNumId w:val="9"/>
+  </w:num>
+  <w:num w:numId="3" w16cid:durableId="645353059">
     <w:abstractNumId w:val="5"/>
   </w:num>
-  <w:num w:numId="2" w16cid:durableId="73481840">
-    <w:abstractNumId w:val="7"/>
-  </w:num>
-  <w:num w:numId="3" w16cid:durableId="645353059">
-    <w:abstractNumId w:val="3"/>
-  </w:num>
   <w:num w:numId="4" w16cid:durableId="2145729938">
-    <w:abstractNumId w:val="2"/>
+    <w:abstractNumId w:val="4"/>
   </w:num>
   <w:num w:numId="5" w16cid:durableId="1021660885">
-    <w:abstractNumId w:val="4"/>
+    <w:abstractNumId w:val="6"/>
   </w:num>
   <w:num w:numId="6" w16cid:durableId="361513436">
     <w:abstractNumId w:val="0"/>
   </w:num>
   <w:num w:numId="7" w16cid:durableId="524288934">
-    <w:abstractNumId w:val="8"/>
+    <w:abstractNumId w:val="10"/>
   </w:num>
   <w:num w:numId="8" w16cid:durableId="1393502788">
-    <w:abstractNumId w:val="6"/>
+    <w:abstractNumId w:val="8"/>
   </w:num>
   <w:num w:numId="9" w16cid:durableId="54277698">
     <w:abstractNumId w:val="1"/>
+  </w:num>
+  <w:num w:numId="10" w16cid:durableId="793518377">
+    <w:abstractNumId w:val="2"/>
+  </w:num>
+  <w:num w:numId="11" w16cid:durableId="587811011">
+    <w:abstractNumId w:val="3"/>
   </w:num>
 </w:numbering>
 </file>

--- a/c++ library.docx
+++ b/c++ library.docx
@@ -87,31 +87,13 @@
         <w:rPr>
           <w:lang w:val="en-US"/>
         </w:rPr>
-        <w:t>Chọn 1 địa chỉ nào đó chưa có biến, và</w:t>
-      </w:r>
-      <w:r>
-        <w:rPr>
-          <w:lang w:val="en-US"/>
-        </w:rPr>
-        <w:t xml:space="preserve"> </w:t>
-      </w:r>
-      <w:r>
-        <w:rPr>
-          <w:lang w:val="en-US"/>
-        </w:rPr>
-        <w:t>t</w:t>
+        <w:t>T</w:t>
       </w:r>
       <w:r>
         <w:rPr>
           <w:lang w:val="en-US"/>
         </w:rPr>
         <w:t>ạo 1 Bit Set</w:t>
-      </w:r>
-      <w:r>
-        <w:rPr>
-          <w:lang w:val="en-US"/>
-        </w:rPr>
-        <w:t xml:space="preserve"> tại đó</w:t>
       </w:r>
     </w:p>
     <w:p>
@@ -261,19 +243,7 @@
         <w:rPr>
           <w:lang w:val="en-US"/>
         </w:rPr>
-        <w:t xml:space="preserve">std::bitset&lt;&lt;Số Bit&gt;&gt; </w:t>
-      </w:r>
-      <w:r>
-        <w:rPr>
-          <w:lang w:val="en-US"/>
-        </w:rPr>
-        <w:t>&lt;Bit Set&gt;(&lt;String Nhị Phân&gt;)</w:t>
-      </w:r>
-      <w:r>
-        <w:rPr>
-          <w:lang w:val="en-US"/>
-        </w:rPr>
-        <w:t>;</w:t>
+        <w:t>std::bitset&lt;&lt;Số Bit&gt;&gt; &lt;Bit Set&gt;(&lt;String Nhị Phân&gt;);</w:t>
       </w:r>
     </w:p>
     <w:p>
@@ -384,31 +354,7 @@
         <w:rPr>
           <w:lang w:val="en-US"/>
         </w:rPr>
-        <w:t>std::bitset&lt;</w:t>
-      </w:r>
-      <w:r>
-        <w:rPr>
-          <w:lang w:val="en-US"/>
-        </w:rPr>
-        <w:t>8</w:t>
-      </w:r>
-      <w:r>
-        <w:rPr>
-          <w:lang w:val="en-US"/>
-        </w:rPr>
-        <w:t xml:space="preserve">&gt; </w:t>
-      </w:r>
-      <w:r>
-        <w:rPr>
-          <w:lang w:val="en-US"/>
-        </w:rPr>
-        <w:t>foo</w:t>
-      </w:r>
-      <w:r>
-        <w:rPr>
-          <w:lang w:val="en-US"/>
-        </w:rPr>
-        <w:t>(</w:t>
+        <w:t>std::bitset&lt;8&gt; foo(</w:t>
       </w:r>
       <w:r>
         <w:rPr>
@@ -453,19 +399,7 @@
         <w:rPr>
           <w:lang w:val="en-US"/>
         </w:rPr>
-        <w:t xml:space="preserve">std::bitset&lt;8&gt; </w:t>
-      </w:r>
-      <w:r>
-        <w:rPr>
-          <w:lang w:val="en-US"/>
-        </w:rPr>
-        <w:t>bar</w:t>
-      </w:r>
-      <w:r>
-        <w:rPr>
-          <w:lang w:val="en-US"/>
-        </w:rPr>
-        <w:t>(</w:t>
+        <w:t>std::bitset&lt;8&gt; bar(</w:t>
       </w:r>
       <w:r>
         <w:rPr>
@@ -4619,6 +4553,12 @@
         <w:rPr>
           <w:lang w:val="en-US"/>
         </w:rPr>
+        <w:t xml:space="preserve">float </w:t>
+      </w:r>
+      <w:r>
+        <w:rPr>
+          <w:lang w:val="en-US"/>
+        </w:rPr>
         <w:t>foo = (int) 3.14;</w:t>
       </w:r>
     </w:p>
@@ -4707,6 +4647,69 @@
           <w:lang w:val="en-US"/>
         </w:rPr>
       </w:pPr>
+      <w:r>
+        <w:rPr>
+          <w:lang w:val="en-US"/>
+        </w:rPr>
+        <w:t>Nếu Type Casting Pointer, thì sẽ tạo ra 1 Pointer khác, cả 2 đều chĩa vào 1 địa chỉ, nhưng Pointer 1 sẽ coi các Bit ở địa chỉ là kiểu dữ liệu này, còn Pointer 2 sẽ coi là kiểu dữ liệu khác, từ đó khi truy xuất dữ liệu sẽ trả về kết quả khác nhau</w:t>
+      </w:r>
+    </w:p>
+    <w:p>
+      <w:pPr>
+        <w:pStyle w:val="ListParagraph"/>
+        <w:numPr>
+          <w:ilvl w:val="0"/>
+          <w:numId w:val="4"/>
+        </w:numPr>
+        <w:rPr>
+          <w:lang w:val="en-US"/>
+        </w:rPr>
+      </w:pPr>
+      <w:r>
+        <w:rPr>
+          <w:lang w:val="en-US"/>
+        </w:rPr>
+        <w:t>Ví dụ</w:t>
+      </w:r>
+    </w:p>
+    <w:p>
+      <w:pPr>
+        <w:pStyle w:val="ListParagraph"/>
+        <w:pBdr>
+          <w:top w:val="single" w:sz="4" w:space="1" w:color="auto"/>
+          <w:left w:val="single" w:sz="4" w:space="4" w:color="auto"/>
+          <w:bottom w:val="single" w:sz="4" w:space="1" w:color="auto"/>
+          <w:right w:val="single" w:sz="4" w:space="4" w:color="auto"/>
+        </w:pBdr>
+        <w:ind w:left="1080"/>
+        <w:rPr>
+          <w:lang w:val="en-US"/>
+        </w:rPr>
+      </w:pPr>
+      <w:r>
+        <w:rPr>
+          <w:lang w:val="en-US"/>
+        </w:rPr>
+        <w:t>float* foo = (float*) bar;</w:t>
+      </w:r>
+    </w:p>
+    <w:p>
+      <w:pPr>
+        <w:pStyle w:val="ListParagraph"/>
+        <w:numPr>
+          <w:ilvl w:val="0"/>
+          <w:numId w:val="4"/>
+        </w:numPr>
+        <w:rPr>
+          <w:lang w:val="en-US"/>
+        </w:rPr>
+      </w:pPr>
+      <w:r>
+        <w:rPr>
+          <w:lang w:val="en-US"/>
+        </w:rPr>
+        <w:t xml:space="preserve"> </w:t>
+      </w:r>
     </w:p>
     <w:p>
       <w:pPr>

--- a/c++ library.docx
+++ b/c++ library.docx
@@ -1806,6 +1806,186 @@
         </w:rPr>
         <w:lastRenderedPageBreak/>
         <w:t>23.400</w:t>
+      </w:r>
+    </w:p>
+    <w:p>
+      <w:pPr>
+        <w:pStyle w:val="ListParagraph"/>
+        <w:numPr>
+          <w:ilvl w:val="0"/>
+          <w:numId w:val="3"/>
+        </w:numPr>
+        <w:rPr>
+          <w:lang w:val="en-US"/>
+        </w:rPr>
+      </w:pPr>
+      <w:r>
+        <w:rPr>
+          <w:lang w:val="en-US"/>
+        </w:rPr>
+        <w:t>Đối Tượng String?</w:t>
+      </w:r>
+    </w:p>
+    <w:p>
+      <w:pPr>
+        <w:pStyle w:val="ListParagraph"/>
+        <w:numPr>
+          <w:ilvl w:val="0"/>
+          <w:numId w:val="4"/>
+        </w:numPr>
+        <w:rPr>
+          <w:lang w:val="en-US"/>
+        </w:rPr>
+      </w:pPr>
+      <w:r>
+        <w:rPr>
+          <w:lang w:val="en-US"/>
+        </w:rPr>
+        <w:t>Tạo 1 String và gán giá trị ban đầu</w:t>
+      </w:r>
+    </w:p>
+    <w:p>
+      <w:pPr>
+        <w:pStyle w:val="ListParagraph"/>
+        <w:pBdr>
+          <w:top w:val="single" w:sz="4" w:space="1" w:color="auto"/>
+          <w:left w:val="single" w:sz="4" w:space="4" w:color="auto"/>
+          <w:bottom w:val="single" w:sz="4" w:space="1" w:color="auto"/>
+          <w:right w:val="single" w:sz="4" w:space="4" w:color="auto"/>
+        </w:pBdr>
+        <w:ind w:left="1080"/>
+        <w:rPr>
+          <w:lang w:val="en-US"/>
+        </w:rPr>
+      </w:pPr>
+      <w:r>
+        <w:rPr>
+          <w:lang w:val="en-US"/>
+        </w:rPr>
+        <w:t xml:space="preserve">std::string </w:t>
+      </w:r>
+      <w:r>
+        <w:rPr>
+          <w:lang w:val="en-US"/>
+        </w:rPr>
+        <w:t>&lt;String&gt; = &lt;Chuỗi&gt;</w:t>
+      </w:r>
+      <w:r>
+        <w:rPr>
+          <w:lang w:val="en-US"/>
+        </w:rPr>
+        <w:t>;</w:t>
+      </w:r>
+    </w:p>
+    <w:p>
+      <w:pPr>
+        <w:pStyle w:val="ListParagraph"/>
+        <w:numPr>
+          <w:ilvl w:val="0"/>
+          <w:numId w:val="4"/>
+        </w:numPr>
+        <w:rPr>
+          <w:lang w:val="en-US"/>
+        </w:rPr>
+      </w:pPr>
+      <w:r>
+        <w:rPr>
+          <w:lang w:val="en-US"/>
+        </w:rPr>
+        <w:t>Ví dụ</w:t>
+      </w:r>
+    </w:p>
+    <w:p>
+      <w:pPr>
+        <w:pStyle w:val="ListParagraph"/>
+        <w:pBdr>
+          <w:top w:val="single" w:sz="4" w:space="1" w:color="auto"/>
+          <w:left w:val="single" w:sz="4" w:space="4" w:color="auto"/>
+          <w:bottom w:val="single" w:sz="4" w:space="1" w:color="auto"/>
+          <w:right w:val="single" w:sz="4" w:space="4" w:color="auto"/>
+        </w:pBdr>
+        <w:ind w:left="1080"/>
+        <w:rPr>
+          <w:lang w:val="en-US"/>
+        </w:rPr>
+      </w:pPr>
+      <w:r>
+        <w:rPr>
+          <w:lang w:val="en-US"/>
+        </w:rPr>
+        <w:t xml:space="preserve">std::string foo = </w:t>
+      </w:r>
+      <w:r>
+        <w:rPr>
+          <w:lang w:val="en-US"/>
+        </w:rPr>
+        <w:t>"DickHead"</w:t>
+      </w:r>
+      <w:r>
+        <w:rPr>
+          <w:lang w:val="en-US"/>
+        </w:rPr>
+        <w:t>;</w:t>
+      </w:r>
+    </w:p>
+    <w:p>
+      <w:pPr>
+        <w:pStyle w:val="ListParagraph"/>
+        <w:numPr>
+          <w:ilvl w:val="0"/>
+          <w:numId w:val="4"/>
+        </w:numPr>
+        <w:rPr>
+          <w:lang w:val="en-US"/>
+        </w:rPr>
+      </w:pPr>
+      <w:r>
+        <w:rPr>
+          <w:lang w:val="en-US"/>
+        </w:rPr>
+        <w:t>&lt;String&gt; hoạt động y chang 1 Pointer, bản chất nó là mảng Char</w:t>
+      </w:r>
+    </w:p>
+    <w:p>
+      <w:pPr>
+        <w:pStyle w:val="ListParagraph"/>
+        <w:numPr>
+          <w:ilvl w:val="0"/>
+          <w:numId w:val="4"/>
+        </w:numPr>
+        <w:rPr>
+          <w:lang w:val="en-US"/>
+        </w:rPr>
+      </w:pPr>
+      <w:r>
+        <w:rPr>
+          <w:lang w:val="en-US"/>
+        </w:rPr>
+        <w:t xml:space="preserve">Các kí tự trong &lt;Chuỗi&gt; chiếm các Byte liên tiếp nhau theo đúng thứ tự chiều tăng dần địa chỉ, các kí tự này nằm ngoài vùng bộ nhớ </w:t>
+      </w:r>
+      <w:r>
+        <w:rPr>
+          <w:lang w:val="en-US"/>
+        </w:rPr>
+        <w:t>5074b0</w:t>
+      </w:r>
+      <w:r>
+        <w:rPr>
+          <w:lang w:val="en-US"/>
+        </w:rPr>
+        <w:t xml:space="preserve"> đến </w:t>
+      </w:r>
+      <w:r>
+        <w:rPr>
+          <w:lang w:val="en-US"/>
+        </w:rPr>
+        <w:t>6fffff</w:t>
+      </w:r>
+      <w:r>
+        <w:rPr>
+          <w:lang w:val="en-US"/>
+        </w:rPr>
+        <w:t xml:space="preserve"> 1 cách ngẫu nhiên</w:t>
       </w:r>
     </w:p>
     <w:p>
@@ -3652,7 +3832,14 @@
               <w:rPr>
                 <w:lang w:val="en-US"/>
               </w:rPr>
-              <w:t>Y chang số nguyên có dấu, nhưng khi in ra thì ra kí tự tương ứng trong ASCII</w:t>
+              <w:t xml:space="preserve">Y chang số nguyên có dấu, nhưng khi in ra thì ra kí tự tương ứng trong </w:t>
+            </w:r>
+            <w:r>
+              <w:rPr>
+                <w:lang w:val="en-US"/>
+              </w:rPr>
+              <w:lastRenderedPageBreak/>
+              <w:t>ASCII</w:t>
             </w:r>
           </w:p>
         </w:tc>
@@ -3676,6 +3863,7 @@
               <w:rPr>
                 <w:lang w:val="en-US"/>
               </w:rPr>
+              <w:lastRenderedPageBreak/>
               <w:t>"</w:t>
             </w:r>
             <w:r>
@@ -3895,7 +4083,6 @@
         <w:rPr>
           <w:lang w:val="en-US"/>
         </w:rPr>
-        <w:lastRenderedPageBreak/>
         <w:t>Khi lấy 1 số có kiểu dữ liệu bé hơn tính toán với 1 số có kiểu dữ liệu lớn hơn thì số có kiểu dữ liệu bé sẽ được đổi sang kiểu dữ liệu lớn</w:t>
       </w:r>
       <w:r>

--- a/c++ library.docx
+++ b/c++ library.docx
@@ -1258,6 +1258,12 @@
         </w:rPr>
         <w:t>Chương trình sẽ tạm dừng cho đến khi người dùng nhập &lt;Input&gt; và nhấn “Enter”, khi đó giá trị &lt;Input&gt; sẽ được lưu vào &lt;Biến&gt;</w:t>
       </w:r>
+      <w:r>
+        <w:rPr>
+          <w:lang w:val="en-US"/>
+        </w:rPr>
+        <w:t>, chỉ lấy chuỗi trước dấu cách đầu tiên</w:t>
+      </w:r>
     </w:p>
     <w:p>
       <w:pPr>
@@ -1331,7 +1337,183 @@
         <w:rPr>
           <w:lang w:val="en-US"/>
         </w:rPr>
-        <w:t>Sau khi người dùng nhập thông tin, Ta có</w:t>
+        <w:t xml:space="preserve">Sau khi người dùng nhập </w:t>
+      </w:r>
+      <w:r>
+        <w:rPr>
+          <w:lang w:val="en-US"/>
+        </w:rPr>
+        <w:t>“Donald Trump” rồi “Enter”</w:t>
+      </w:r>
+      <w:r>
+        <w:rPr>
+          <w:lang w:val="en-US"/>
+        </w:rPr>
+        <w:t>, Ta có</w:t>
+      </w:r>
+    </w:p>
+    <w:tbl>
+      <w:tblPr>
+        <w:tblStyle w:val="TableGrid"/>
+        <w:tblW w:w="0" w:type="auto"/>
+        <w:tblInd w:w="1080" w:type="dxa"/>
+        <w:tblLook w:val="04A0" w:firstRow="1" w:lastRow="0" w:firstColumn="1" w:lastColumn="0" w:noHBand="0" w:noVBand="1"/>
+      </w:tblPr>
+      <w:tblGrid>
+        <w:gridCol w:w="4042"/>
+        <w:gridCol w:w="4120"/>
+      </w:tblGrid>
+      <w:tr>
+        <w:tc>
+          <w:tcPr>
+            <w:tcW w:w="4621" w:type="dxa"/>
+          </w:tcPr>
+          <w:p>
+            <w:pPr>
+              <w:pStyle w:val="ListParagraph"/>
+              <w:ind w:left="0"/>
+              <w:jc w:val="center"/>
+              <w:rPr>
+                <w:lang w:val="en-US"/>
+              </w:rPr>
+            </w:pPr>
+            <w:r>
+              <w:rPr>
+                <w:lang w:val="en-US"/>
+              </w:rPr>
+              <w:t>foo</w:t>
+            </w:r>
+          </w:p>
+        </w:tc>
+        <w:tc>
+          <w:tcPr>
+            <w:tcW w:w="4621" w:type="dxa"/>
+          </w:tcPr>
+          <w:p>
+            <w:pPr>
+              <w:pStyle w:val="ListParagraph"/>
+              <w:ind w:left="0"/>
+              <w:jc w:val="center"/>
+              <w:rPr>
+                <w:lang w:val="en-US"/>
+              </w:rPr>
+            </w:pPr>
+            <w:r>
+              <w:rPr>
+                <w:lang w:val="en-US"/>
+              </w:rPr>
+              <w:t>"</w:t>
+            </w:r>
+            <w:r>
+              <w:rPr>
+                <w:lang w:val="en-US"/>
+              </w:rPr>
+              <w:t>Donald</w:t>
+            </w:r>
+            <w:r>
+              <w:rPr>
+                <w:lang w:val="en-US"/>
+              </w:rPr>
+              <w:t>"</w:t>
+            </w:r>
+          </w:p>
+        </w:tc>
+      </w:tr>
+    </w:tbl>
+    <w:p>
+      <w:pPr>
+        <w:pStyle w:val="ListParagraph"/>
+        <w:numPr>
+          <w:ilvl w:val="0"/>
+          <w:numId w:val="4"/>
+        </w:numPr>
+        <w:rPr>
+          <w:lang w:val="en-US"/>
+        </w:rPr>
+      </w:pPr>
+      <w:r>
+        <w:rPr>
+          <w:lang w:val="en-US"/>
+        </w:rPr>
+        <w:t>Để lấy nguyên dòng</w:t>
+      </w:r>
+    </w:p>
+    <w:p>
+      <w:pPr>
+        <w:pStyle w:val="ListParagraph"/>
+        <w:pBdr>
+          <w:top w:val="single" w:sz="4" w:space="1" w:color="auto"/>
+          <w:left w:val="single" w:sz="4" w:space="4" w:color="auto"/>
+          <w:bottom w:val="single" w:sz="4" w:space="1" w:color="auto"/>
+          <w:right w:val="single" w:sz="4" w:space="4" w:color="auto"/>
+        </w:pBdr>
+        <w:ind w:left="1080"/>
+        <w:rPr>
+          <w:lang w:val="en-US"/>
+        </w:rPr>
+      </w:pPr>
+      <w:r>
+        <w:rPr>
+          <w:lang w:val="en-US"/>
+        </w:rPr>
+        <w:t>getline(cin, &lt;Biến&gt;);</w:t>
+      </w:r>
+    </w:p>
+    <w:p>
+      <w:pPr>
+        <w:pStyle w:val="ListParagraph"/>
+        <w:numPr>
+          <w:ilvl w:val="0"/>
+          <w:numId w:val="4"/>
+        </w:numPr>
+        <w:rPr>
+          <w:lang w:val="en-US"/>
+        </w:rPr>
+      </w:pPr>
+      <w:r>
+        <w:rPr>
+          <w:lang w:val="en-US"/>
+        </w:rPr>
+        <w:t>Ví dụ</w:t>
+      </w:r>
+    </w:p>
+    <w:p>
+      <w:pPr>
+        <w:pStyle w:val="ListParagraph"/>
+        <w:pBdr>
+          <w:top w:val="single" w:sz="4" w:space="1" w:color="auto"/>
+          <w:left w:val="single" w:sz="4" w:space="4" w:color="auto"/>
+          <w:bottom w:val="single" w:sz="4" w:space="1" w:color="auto"/>
+          <w:right w:val="single" w:sz="4" w:space="4" w:color="auto"/>
+        </w:pBdr>
+        <w:ind w:left="1080"/>
+        <w:rPr>
+          <w:lang w:val="en-US"/>
+        </w:rPr>
+      </w:pPr>
+      <w:r>
+        <w:rPr>
+          <w:lang w:val="en-US"/>
+        </w:rPr>
+        <w:t>getline(cin, foo);</w:t>
+      </w:r>
+    </w:p>
+    <w:p>
+      <w:pPr>
+        <w:pStyle w:val="ListParagraph"/>
+        <w:numPr>
+          <w:ilvl w:val="0"/>
+          <w:numId w:val="4"/>
+        </w:numPr>
+        <w:rPr>
+          <w:lang w:val="en-US"/>
+        </w:rPr>
+      </w:pPr>
+      <w:r>
+        <w:rPr>
+          <w:lang w:val="en-US"/>
+        </w:rPr>
+        <w:t>Ta có</w:t>
       </w:r>
     </w:p>
     <w:tbl>
@@ -1396,6 +1578,12 @@
               <w:rPr>
                 <w:lang w:val="en-US"/>
               </w:rPr>
+              <w:t xml:space="preserve"> </w:t>
+            </w:r>
+            <w:r>
+              <w:rPr>
+                <w:lang w:val="en-US"/>
+              </w:rPr>
               <w:t>"</w:t>
             </w:r>
           </w:p>
@@ -1687,6 +1875,7 @@
         <w:rPr>
           <w:lang w:val="en-US"/>
         </w:rPr>
+        <w:lastRenderedPageBreak/>
         <w:t>&lt;Số Chữ Số Thập Phân&gt; số sau dấu chấm, mấy số 0 bên phải bị loại bỏ</w:t>
       </w:r>
     </w:p>
@@ -1804,7 +1993,6 @@
         <w:rPr>
           <w:lang w:val="en-US"/>
         </w:rPr>
-        <w:lastRenderedPageBreak/>
         <w:t>23.400</w:t>
       </w:r>
     </w:p>
@@ -1961,33 +2149,293 @@
         <w:rPr>
           <w:lang w:val="en-US"/>
         </w:rPr>
-        <w:t xml:space="preserve">Các kí tự trong &lt;Chuỗi&gt; chiếm các Byte liên tiếp nhau theo đúng thứ tự chiều tăng dần địa chỉ, các kí tự này nằm ngoài vùng bộ nhớ </w:t>
-      </w:r>
-      <w:r>
-        <w:rPr>
-          <w:lang w:val="en-US"/>
-        </w:rPr>
-        <w:t>5074b0</w:t>
-      </w:r>
-      <w:r>
-        <w:rPr>
-          <w:lang w:val="en-US"/>
-        </w:rPr>
-        <w:t xml:space="preserve"> đến </w:t>
-      </w:r>
-      <w:r>
-        <w:rPr>
-          <w:lang w:val="en-US"/>
-        </w:rPr>
-        <w:t>6fffff</w:t>
-      </w:r>
-      <w:r>
-        <w:rPr>
-          <w:lang w:val="en-US"/>
-        </w:rPr>
-        <w:t xml:space="preserve"> 1 cách ngẫu nhiên</w:t>
-      </w:r>
-    </w:p>
+        <w:t>Các kí tự trong &lt;Chuỗi&gt; chiếm các Byte liên tiếp nhau theo đúng thứ tự chiều tăng dần địa chỉ, các kí tự này nằm ngoài vùng bộ nhớ 5074b0 đến 6fffff 1 cách ngẫu nhiên</w:t>
+      </w:r>
+    </w:p>
+    <w:p>
+      <w:pPr>
+        <w:pStyle w:val="ListParagraph"/>
+        <w:numPr>
+          <w:ilvl w:val="0"/>
+          <w:numId w:val="4"/>
+        </w:numPr>
+        <w:rPr>
+          <w:lang w:val="en-US"/>
+        </w:rPr>
+      </w:pPr>
+      <w:r>
+        <w:rPr>
+          <w:lang w:val="en-US"/>
+        </w:rPr>
+        <w:t>Để tạo 1 String khác giống như String ban đầu nhưng không dùng chung ô nhớ</w:t>
+      </w:r>
+    </w:p>
+    <w:p>
+      <w:pPr>
+        <w:pStyle w:val="ListParagraph"/>
+        <w:pBdr>
+          <w:top w:val="single" w:sz="4" w:space="1" w:color="auto"/>
+          <w:left w:val="single" w:sz="4" w:space="4" w:color="auto"/>
+          <w:bottom w:val="single" w:sz="4" w:space="1" w:color="auto"/>
+          <w:right w:val="single" w:sz="4" w:space="4" w:color="auto"/>
+        </w:pBdr>
+        <w:ind w:left="1080"/>
+        <w:rPr>
+          <w:lang w:val="en-US"/>
+        </w:rPr>
+      </w:pPr>
+      <w:r>
+        <w:rPr>
+          <w:lang w:val="en-US"/>
+        </w:rPr>
+        <w:t>&lt;String Copy&gt; = &lt;String Gốc&gt;;</w:t>
+      </w:r>
+    </w:p>
+    <w:p>
+      <w:pPr>
+        <w:pStyle w:val="ListParagraph"/>
+        <w:numPr>
+          <w:ilvl w:val="0"/>
+          <w:numId w:val="4"/>
+        </w:numPr>
+        <w:rPr>
+          <w:lang w:val="en-US"/>
+        </w:rPr>
+      </w:pPr>
+      <w:r>
+        <w:rPr>
+          <w:lang w:val="en-US"/>
+        </w:rPr>
+        <w:t>Cũng như trên, nhưng chỉ Copy 1 phần</w:t>
+      </w:r>
+    </w:p>
+    <w:p>
+      <w:pPr>
+        <w:pStyle w:val="ListParagraph"/>
+        <w:pBdr>
+          <w:top w:val="single" w:sz="4" w:space="1" w:color="auto"/>
+          <w:left w:val="single" w:sz="4" w:space="4" w:color="auto"/>
+          <w:bottom w:val="single" w:sz="4" w:space="1" w:color="auto"/>
+          <w:right w:val="single" w:sz="4" w:space="4" w:color="auto"/>
+        </w:pBdr>
+        <w:ind w:left="1080"/>
+        <w:rPr>
+          <w:lang w:val="en-US"/>
+        </w:rPr>
+      </w:pPr>
+      <w:r>
+        <w:rPr>
+          <w:lang w:val="en-US"/>
+        </w:rPr>
+        <w:t>&lt;String Con&gt; = &lt;String Gốc&gt;.substr(&lt;Index Bắt Đầu&gt;, &lt;Số Kí Tự&gt;);</w:t>
+      </w:r>
+    </w:p>
+    <w:p>
+      <w:pPr>
+        <w:pStyle w:val="ListParagraph"/>
+        <w:numPr>
+          <w:ilvl w:val="0"/>
+          <w:numId w:val="4"/>
+        </w:numPr>
+        <w:rPr>
+          <w:lang w:val="en-US"/>
+        </w:rPr>
+      </w:pPr>
+      <w:r>
+        <w:rPr>
+          <w:lang w:val="en-US"/>
+        </w:rPr>
+        <w:t>Hoặc</w:t>
+      </w:r>
+    </w:p>
+    <w:p>
+      <w:pPr>
+        <w:pStyle w:val="ListParagraph"/>
+        <w:pBdr>
+          <w:top w:val="single" w:sz="4" w:space="1" w:color="auto"/>
+          <w:left w:val="single" w:sz="4" w:space="4" w:color="auto"/>
+          <w:bottom w:val="single" w:sz="4" w:space="1" w:color="auto"/>
+          <w:right w:val="single" w:sz="4" w:space="4" w:color="auto"/>
+        </w:pBdr>
+        <w:ind w:left="1080"/>
+        <w:rPr>
+          <w:lang w:val="en-US"/>
+        </w:rPr>
+      </w:pPr>
+      <w:r>
+        <w:rPr>
+          <w:lang w:val="en-US"/>
+        </w:rPr>
+        <w:t xml:space="preserve">std::string </w:t>
+      </w:r>
+      <w:r>
+        <w:rPr>
+          <w:lang w:val="en-US"/>
+        </w:rPr>
+        <w:t>&lt;String Con&gt;</w:t>
+      </w:r>
+      <w:r>
+        <w:rPr>
+          <w:lang w:val="en-US"/>
+        </w:rPr>
+        <w:t>(&lt;String Gốc&gt;, &lt;</w:t>
+      </w:r>
+      <w:r>
+        <w:rPr>
+          <w:lang w:val="en-US"/>
+        </w:rPr>
+        <w:t>Index Bắt Đầu</w:t>
+      </w:r>
+      <w:r>
+        <w:rPr>
+          <w:lang w:val="en-US"/>
+        </w:rPr>
+        <w:t xml:space="preserve">&gt;, </w:t>
+      </w:r>
+      <w:r>
+        <w:rPr>
+          <w:lang w:val="en-US"/>
+        </w:rPr>
+        <w:t>&lt;Số Kí Tự&gt;</w:t>
+      </w:r>
+      <w:r>
+        <w:rPr>
+          <w:lang w:val="en-US"/>
+        </w:rPr>
+        <w:t>);</w:t>
+      </w:r>
+    </w:p>
+    <w:p>
+      <w:pPr>
+        <w:pStyle w:val="ListParagraph"/>
+        <w:numPr>
+          <w:ilvl w:val="0"/>
+          <w:numId w:val="4"/>
+        </w:numPr>
+        <w:rPr>
+          <w:lang w:val="en-US"/>
+        </w:rPr>
+      </w:pPr>
+      <w:r>
+        <w:rPr>
+          <w:lang w:val="en-US"/>
+        </w:rPr>
+        <w:t>Nếu không chỉ định &lt;Số Kí Tự&gt; thì lấy hết</w:t>
+      </w:r>
+    </w:p>
+    <w:p>
+      <w:pPr>
+        <w:pStyle w:val="ListParagraph"/>
+        <w:numPr>
+          <w:ilvl w:val="0"/>
+          <w:numId w:val="4"/>
+        </w:numPr>
+        <w:rPr>
+          <w:lang w:val="en-US"/>
+        </w:rPr>
+      </w:pPr>
+      <w:r>
+        <w:rPr>
+          <w:lang w:val="en-US"/>
+        </w:rPr>
+        <w:t>Ví dụ</w:t>
+      </w:r>
+    </w:p>
+    <w:p>
+      <w:pPr>
+        <w:pStyle w:val="ListParagraph"/>
+        <w:pBdr>
+          <w:top w:val="single" w:sz="4" w:space="1" w:color="auto"/>
+          <w:left w:val="single" w:sz="4" w:space="4" w:color="auto"/>
+          <w:bottom w:val="single" w:sz="4" w:space="1" w:color="auto"/>
+          <w:right w:val="single" w:sz="4" w:space="4" w:color="auto"/>
+        </w:pBdr>
+        <w:ind w:left="1080"/>
+        <w:rPr>
+          <w:lang w:val="en-US"/>
+        </w:rPr>
+      </w:pPr>
+      <w:r>
+        <w:rPr>
+          <w:lang w:val="en-US"/>
+        </w:rPr>
+        <w:t>std::string bar = foo.substr(2, 4);</w:t>
+      </w:r>
+    </w:p>
+    <w:p>
+      <w:pPr>
+        <w:pStyle w:val="ListParagraph"/>
+        <w:numPr>
+          <w:ilvl w:val="0"/>
+          <w:numId w:val="4"/>
+        </w:numPr>
+        <w:rPr>
+          <w:lang w:val="en-US"/>
+        </w:rPr>
+      </w:pPr>
+      <w:r>
+        <w:rPr>
+          <w:lang w:val="en-US"/>
+        </w:rPr>
+        <w:t>Ta có</w:t>
+      </w:r>
+    </w:p>
+    <w:tbl>
+      <w:tblPr>
+        <w:tblStyle w:val="TableGrid"/>
+        <w:tblW w:w="0" w:type="auto"/>
+        <w:tblInd w:w="1080" w:type="dxa"/>
+        <w:tblLook w:val="04A0" w:firstRow="1" w:lastRow="0" w:firstColumn="1" w:lastColumn="0" w:noHBand="0" w:noVBand="1"/>
+      </w:tblPr>
+      <w:tblGrid>
+        <w:gridCol w:w="4058"/>
+        <w:gridCol w:w="4104"/>
+      </w:tblGrid>
+      <w:tr>
+        <w:tc>
+          <w:tcPr>
+            <w:tcW w:w="4621" w:type="dxa"/>
+          </w:tcPr>
+          <w:p>
+            <w:pPr>
+              <w:pStyle w:val="ListParagraph"/>
+              <w:ind w:left="0"/>
+              <w:jc w:val="center"/>
+              <w:rPr>
+                <w:lang w:val="en-US"/>
+              </w:rPr>
+            </w:pPr>
+            <w:r>
+              <w:rPr>
+                <w:lang w:val="en-US"/>
+              </w:rPr>
+              <w:t>bar</w:t>
+            </w:r>
+          </w:p>
+        </w:tc>
+        <w:tc>
+          <w:tcPr>
+            <w:tcW w:w="4621" w:type="dxa"/>
+          </w:tcPr>
+          <w:p>
+            <w:pPr>
+              <w:pStyle w:val="ListParagraph"/>
+              <w:ind w:left="0"/>
+              <w:jc w:val="center"/>
+              <w:rPr>
+                <w:lang w:val="en-US"/>
+              </w:rPr>
+            </w:pPr>
+            <w:r>
+              <w:rPr>
+                <w:lang w:val="en-US"/>
+              </w:rPr>
+              <w:t>"ckHe"</w:t>
+            </w:r>
+          </w:p>
+        </w:tc>
+      </w:tr>
+    </w:tbl>
     <w:p>
       <w:pPr>
         <w:rPr>
@@ -2659,6 +3107,7 @@
               <w:rPr>
                 <w:lang w:val="en-US"/>
               </w:rPr>
+              <w:lastRenderedPageBreak/>
               <w:t>"</w:t>
             </w:r>
             <w:r>
@@ -3832,14 +4281,7 @@
               <w:rPr>
                 <w:lang w:val="en-US"/>
               </w:rPr>
-              <w:t xml:space="preserve">Y chang số nguyên có dấu, nhưng khi in ra thì ra kí tự tương ứng trong </w:t>
-            </w:r>
-            <w:r>
-              <w:rPr>
-                <w:lang w:val="en-US"/>
-              </w:rPr>
-              <w:lastRenderedPageBreak/>
-              <w:t>ASCII</w:t>
+              <w:t>Y chang số nguyên có dấu, nhưng khi in ra thì ra kí tự tương ứng trong ASCII</w:t>
             </w:r>
           </w:p>
         </w:tc>
@@ -3863,7 +4305,6 @@
               <w:rPr>
                 <w:lang w:val="en-US"/>
               </w:rPr>
-              <w:lastRenderedPageBreak/>
               <w:t>"</w:t>
             </w:r>
             <w:r>
@@ -4701,6 +5142,7 @@
         <w:rPr>
           <w:lang w:val="en-US"/>
         </w:rPr>
+        <w:lastRenderedPageBreak/>
         <w:t>(&lt;Kiểu Dữ Liệu Mới&gt;) &lt;Giá Trị&gt;</w:t>
       </w:r>
     </w:p>
@@ -4885,6 +5327,24 @@
         <w:pStyle w:val="ListParagraph"/>
         <w:numPr>
           <w:ilvl w:val="0"/>
+          <w:numId w:val="8"/>
+        </w:numPr>
+        <w:rPr>
+          <w:lang w:val="en-US"/>
+        </w:rPr>
+      </w:pPr>
+      <w:r>
+        <w:rPr>
+          <w:lang w:val="en-US"/>
+        </w:rPr>
+        <w:t>Rút Ngắn Tên Kiểu Dữ Liệu?</w:t>
+      </w:r>
+    </w:p>
+    <w:p>
+      <w:pPr>
+        <w:pStyle w:val="ListParagraph"/>
+        <w:numPr>
+          <w:ilvl w:val="0"/>
           <w:numId w:val="4"/>
         </w:numPr>
         <w:rPr>
@@ -4895,8 +5355,113 @@
         <w:rPr>
           <w:lang w:val="en-US"/>
         </w:rPr>
-        <w:t xml:space="preserve"> </w:t>
-      </w:r>
+        <w:t>Để dùng kiểu dữ liệu với tên mới</w:t>
+      </w:r>
+    </w:p>
+    <w:p>
+      <w:pPr>
+        <w:pStyle w:val="ListParagraph"/>
+        <w:pBdr>
+          <w:top w:val="single" w:sz="4" w:space="1" w:color="auto"/>
+          <w:left w:val="single" w:sz="4" w:space="4" w:color="auto"/>
+          <w:bottom w:val="single" w:sz="4" w:space="1" w:color="auto"/>
+          <w:right w:val="single" w:sz="4" w:space="4" w:color="auto"/>
+        </w:pBdr>
+        <w:ind w:left="1080"/>
+        <w:rPr>
+          <w:lang w:val="en-US"/>
+        </w:rPr>
+      </w:pPr>
+      <w:r>
+        <w:rPr>
+          <w:lang w:val="en-US"/>
+        </w:rPr>
+        <w:t>typedef &lt;Kiểu Dữ Liệu&gt; &lt;Tên Mới&gt;;</w:t>
+      </w:r>
+    </w:p>
+    <w:p>
+      <w:pPr>
+        <w:pStyle w:val="ListParagraph"/>
+        <w:numPr>
+          <w:ilvl w:val="0"/>
+          <w:numId w:val="4"/>
+        </w:numPr>
+        <w:rPr>
+          <w:lang w:val="en-US"/>
+        </w:rPr>
+      </w:pPr>
+      <w:r>
+        <w:rPr>
+          <w:lang w:val="en-US"/>
+        </w:rPr>
+        <w:t>Ví dụ</w:t>
+      </w:r>
+    </w:p>
+    <w:p>
+      <w:pPr>
+        <w:pStyle w:val="ListParagraph"/>
+        <w:pBdr>
+          <w:top w:val="single" w:sz="4" w:space="1" w:color="auto"/>
+          <w:left w:val="single" w:sz="4" w:space="4" w:color="auto"/>
+          <w:bottom w:val="single" w:sz="4" w:space="1" w:color="auto"/>
+          <w:right w:val="single" w:sz="4" w:space="4" w:color="auto"/>
+        </w:pBdr>
+        <w:ind w:left="1080"/>
+        <w:rPr>
+          <w:lang w:val="en-US"/>
+        </w:rPr>
+      </w:pPr>
+      <w:r>
+        <w:rPr>
+          <w:lang w:val="en-US"/>
+        </w:rPr>
+        <w:t>typedef unsigned char foo;</w:t>
+      </w:r>
+    </w:p>
+    <w:p>
+      <w:pPr>
+        <w:pStyle w:val="ListParagraph"/>
+        <w:pBdr>
+          <w:top w:val="single" w:sz="4" w:space="1" w:color="auto"/>
+          <w:left w:val="single" w:sz="4" w:space="4" w:color="auto"/>
+          <w:bottom w:val="single" w:sz="4" w:space="1" w:color="auto"/>
+          <w:right w:val="single" w:sz="4" w:space="4" w:color="auto"/>
+        </w:pBdr>
+        <w:ind w:left="1080"/>
+        <w:rPr>
+          <w:lang w:val="en-US"/>
+        </w:rPr>
+      </w:pPr>
+      <w:r>
+        <w:rPr>
+          <w:lang w:val="en-US"/>
+        </w:rPr>
+        <w:t xml:space="preserve">foo a = </w:t>
+      </w:r>
+      <w:r>
+        <w:rPr>
+          <w:lang w:val="en-US"/>
+        </w:rPr>
+        <w:t>'b'</w:t>
+      </w:r>
+      <w:r>
+        <w:rPr>
+          <w:lang w:val="en-US"/>
+        </w:rPr>
+        <w:t>;</w:t>
+      </w:r>
+    </w:p>
+    <w:p>
+      <w:pPr>
+        <w:pStyle w:val="ListParagraph"/>
+        <w:numPr>
+          <w:ilvl w:val="0"/>
+          <w:numId w:val="4"/>
+        </w:numPr>
+        <w:rPr>
+          <w:lang w:val="en-US"/>
+        </w:rPr>
+      </w:pPr>
     </w:p>
     <w:p>
       <w:pPr>

--- a/c++ library.docx
+++ b/c++ library.docx
@@ -1578,13 +1578,7 @@
               <w:rPr>
                 <w:lang w:val="en-US"/>
               </w:rPr>
-              <w:t xml:space="preserve"> </w:t>
-            </w:r>
-            <w:r>
-              <w:rPr>
-                <w:lang w:val="en-US"/>
-              </w:rPr>
-              <w:t>"</w:t>
+              <w:t xml:space="preserve"> "</w:t>
             </w:r>
           </w:p>
         </w:tc>
@@ -1595,17 +1589,35 @@
         <w:pStyle w:val="ListParagraph"/>
         <w:numPr>
           <w:ilvl w:val="0"/>
-          <w:numId w:val="3"/>
-        </w:numPr>
-        <w:rPr>
-          <w:lang w:val="en-US"/>
-        </w:rPr>
-      </w:pPr>
-      <w:r>
-        <w:rPr>
-          <w:lang w:val="en-US"/>
-        </w:rPr>
-        <w:t>Tạo Không Gian Cho Chữ In Ra?</w:t>
+          <w:numId w:val="4"/>
+        </w:numPr>
+        <w:rPr>
+          <w:lang w:val="en-US"/>
+        </w:rPr>
+      </w:pPr>
+      <w:r>
+        <w:rPr>
+          <w:lang w:val="en-US"/>
+        </w:rPr>
+        <w:t>Ta cùng có thể nhập 1 dòng nhiều biến với kiểu dữ liệu khác nhau, String thì phải có dấu cách ở sau để đánh dấu điểm dừng, nhấn “Enter” để hoàn thành nhập liệu</w:t>
+      </w:r>
+    </w:p>
+    <w:p>
+      <w:pPr>
+        <w:pStyle w:val="ListParagraph"/>
+        <w:numPr>
+          <w:ilvl w:val="0"/>
+          <w:numId w:val="4"/>
+        </w:numPr>
+        <w:rPr>
+          <w:lang w:val="en-US"/>
+        </w:rPr>
+      </w:pPr>
+      <w:r>
+        <w:rPr>
+          <w:lang w:val="en-US"/>
+        </w:rPr>
+        <w:t>Ví dụ</w:t>
       </w:r>
     </w:p>
     <w:p>
@@ -1626,7 +1638,7 @@
         <w:rPr>
           <w:lang w:val="en-US"/>
         </w:rPr>
-        <w:t>std::cout &lt;&lt; std::setw(&lt;Độ Rộng&gt;);</w:t>
+        <w:t>std::cin &gt;&gt; foo &gt;&gt; bar &gt;&gt; kitu &gt;&gt; far;</w:t>
       </w:r>
     </w:p>
     <w:p>
@@ -1644,22 +1656,7 @@
         <w:rPr>
           <w:lang w:val="en-US"/>
         </w:rPr>
-        <w:t xml:space="preserve">Lệnh trên sẽ làm cho thứ tiếp theo được in ra sẽ sở hữu phần không gian = </w:t>
-      </w:r>
-    </w:p>
-    <w:p>
-      <w:pPr>
-        <w:pStyle w:val="ListParagraph"/>
-        <w:ind w:left="1080"/>
-        <w:rPr>
-          <w:lang w:val="en-US"/>
-        </w:rPr>
-      </w:pPr>
-      <w:r>
-        <w:rPr>
-          <w:lang w:val="en-US"/>
-        </w:rPr>
-        <w:t>&lt;Độ Rộng&gt;, là 1 số nguyên chỉ định số kí tự</w:t>
+        <w:t>Khi nhập “donald123 456/789.697”</w:t>
       </w:r>
     </w:p>
     <w:p>
@@ -1677,7 +1674,223 @@
         <w:rPr>
           <w:lang w:val="en-US"/>
         </w:rPr>
-        <w:t>Ví dụ</w:t>
+        <w:t>Ta có</w:t>
+      </w:r>
+    </w:p>
+    <w:tbl>
+      <w:tblPr>
+        <w:tblStyle w:val="TableGrid"/>
+        <w:tblW w:w="0" w:type="auto"/>
+        <w:tblInd w:w="1080" w:type="dxa"/>
+        <w:tblLook w:val="04A0" w:firstRow="1" w:lastRow="0" w:firstColumn="1" w:lastColumn="0" w:noHBand="0" w:noVBand="1"/>
+      </w:tblPr>
+      <w:tblGrid>
+        <w:gridCol w:w="1981"/>
+        <w:gridCol w:w="2139"/>
+        <w:gridCol w:w="1976"/>
+        <w:gridCol w:w="2066"/>
+      </w:tblGrid>
+      <w:tr>
+        <w:tc>
+          <w:tcPr>
+            <w:tcW w:w="2310" w:type="dxa"/>
+          </w:tcPr>
+          <w:p>
+            <w:pPr>
+              <w:pStyle w:val="ListParagraph"/>
+              <w:ind w:left="0"/>
+              <w:jc w:val="center"/>
+              <w:rPr>
+                <w:lang w:val="en-US"/>
+              </w:rPr>
+            </w:pPr>
+            <w:r>
+              <w:rPr>
+                <w:lang w:val="en-US"/>
+              </w:rPr>
+              <w:t>foo</w:t>
+            </w:r>
+          </w:p>
+        </w:tc>
+        <w:tc>
+          <w:tcPr>
+            <w:tcW w:w="2310" w:type="dxa"/>
+          </w:tcPr>
+          <w:p>
+            <w:pPr>
+              <w:pStyle w:val="ListParagraph"/>
+              <w:ind w:left="0"/>
+              <w:jc w:val="center"/>
+              <w:rPr>
+                <w:lang w:val="en-US"/>
+              </w:rPr>
+            </w:pPr>
+            <w:r>
+              <w:rPr>
+                <w:lang w:val="en-US"/>
+              </w:rPr>
+              <w:t>"</w:t>
+            </w:r>
+            <w:r>
+              <w:rPr>
+                <w:lang w:val="en-US"/>
+              </w:rPr>
+              <w:t>donald123</w:t>
+            </w:r>
+            <w:r>
+              <w:rPr>
+                <w:lang w:val="en-US"/>
+              </w:rPr>
+              <w:t>"</w:t>
+            </w:r>
+          </w:p>
+        </w:tc>
+        <w:tc>
+          <w:tcPr>
+            <w:tcW w:w="2311" w:type="dxa"/>
+          </w:tcPr>
+          <w:p>
+            <w:pPr>
+              <w:pStyle w:val="ListParagraph"/>
+              <w:ind w:left="0"/>
+              <w:jc w:val="center"/>
+              <w:rPr>
+                <w:lang w:val="en-US"/>
+              </w:rPr>
+            </w:pPr>
+            <w:r>
+              <w:rPr>
+                <w:lang w:val="en-US"/>
+              </w:rPr>
+              <w:t>bar</w:t>
+            </w:r>
+          </w:p>
+        </w:tc>
+        <w:tc>
+          <w:tcPr>
+            <w:tcW w:w="2311" w:type="dxa"/>
+          </w:tcPr>
+          <w:p>
+            <w:pPr>
+              <w:pStyle w:val="ListParagraph"/>
+              <w:ind w:left="0"/>
+              <w:jc w:val="center"/>
+              <w:rPr>
+                <w:lang w:val="en-US"/>
+              </w:rPr>
+            </w:pPr>
+            <w:r>
+              <w:rPr>
+                <w:lang w:val="en-US"/>
+              </w:rPr>
+              <w:t>456</w:t>
+            </w:r>
+          </w:p>
+        </w:tc>
+      </w:tr>
+      <w:tr>
+        <w:tc>
+          <w:tcPr>
+            <w:tcW w:w="2310" w:type="dxa"/>
+          </w:tcPr>
+          <w:p>
+            <w:pPr>
+              <w:pStyle w:val="ListParagraph"/>
+              <w:ind w:left="0"/>
+              <w:jc w:val="center"/>
+              <w:rPr>
+                <w:lang w:val="en-US"/>
+              </w:rPr>
+            </w:pPr>
+            <w:r>
+              <w:rPr>
+                <w:lang w:val="en-US"/>
+              </w:rPr>
+              <w:t>kitu</w:t>
+            </w:r>
+          </w:p>
+        </w:tc>
+        <w:tc>
+          <w:tcPr>
+            <w:tcW w:w="2310" w:type="dxa"/>
+          </w:tcPr>
+          <w:p>
+            <w:pPr>
+              <w:pStyle w:val="ListParagraph"/>
+              <w:ind w:left="0"/>
+              <w:jc w:val="center"/>
+              <w:rPr>
+                <w:lang w:val="en-US"/>
+              </w:rPr>
+            </w:pPr>
+            <w:r>
+              <w:rPr>
+                <w:lang w:val="en-US"/>
+              </w:rPr>
+              <w:t>'/'</w:t>
+            </w:r>
+          </w:p>
+        </w:tc>
+        <w:tc>
+          <w:tcPr>
+            <w:tcW w:w="2311" w:type="dxa"/>
+          </w:tcPr>
+          <w:p>
+            <w:pPr>
+              <w:pStyle w:val="ListParagraph"/>
+              <w:ind w:left="0"/>
+              <w:jc w:val="center"/>
+              <w:rPr>
+                <w:lang w:val="en-US"/>
+              </w:rPr>
+            </w:pPr>
+            <w:r>
+              <w:rPr>
+                <w:lang w:val="en-US"/>
+              </w:rPr>
+              <w:t>far</w:t>
+            </w:r>
+          </w:p>
+        </w:tc>
+        <w:tc>
+          <w:tcPr>
+            <w:tcW w:w="2311" w:type="dxa"/>
+          </w:tcPr>
+          <w:p>
+            <w:pPr>
+              <w:pStyle w:val="ListParagraph"/>
+              <w:ind w:left="0"/>
+              <w:jc w:val="center"/>
+              <w:rPr>
+                <w:lang w:val="en-US"/>
+              </w:rPr>
+            </w:pPr>
+            <w:r>
+              <w:rPr>
+                <w:lang w:val="en-US"/>
+              </w:rPr>
+              <w:t>789.697</w:t>
+            </w:r>
+          </w:p>
+        </w:tc>
+      </w:tr>
+    </w:tbl>
+    <w:p>
+      <w:pPr>
+        <w:pStyle w:val="ListParagraph"/>
+        <w:numPr>
+          <w:ilvl w:val="0"/>
+          <w:numId w:val="3"/>
+        </w:numPr>
+        <w:rPr>
+          <w:lang w:val="en-US"/>
+        </w:rPr>
+      </w:pPr>
+      <w:r>
+        <w:rPr>
+          <w:lang w:val="en-US"/>
+        </w:rPr>
+        <w:t>Tạo Không Gian Cho Chữ In Ra?</w:t>
       </w:r>
     </w:p>
     <w:p>
@@ -1698,7 +1911,7 @@
         <w:rPr>
           <w:lang w:val="en-US"/>
         </w:rPr>
-        <w:t>std::cout &lt;&lt; std::setw(12) &lt;&lt; “Dick” &lt;&lt; “Head”;</w:t>
+        <w:t>std::cout &lt;&lt; std::setw(&lt;Độ Rộng&gt;);</w:t>
       </w:r>
     </w:p>
     <w:p>
@@ -1716,7 +1929,40 @@
         <w:rPr>
           <w:lang w:val="en-US"/>
         </w:rPr>
-        <w:t>Màn hình CMD</w:t>
+        <w:t xml:space="preserve">Lệnh trên sẽ làm cho thứ tiếp theo được in ra sẽ sở hữu phần không gian = </w:t>
+      </w:r>
+    </w:p>
+    <w:p>
+      <w:pPr>
+        <w:pStyle w:val="ListParagraph"/>
+        <w:ind w:left="1080"/>
+        <w:rPr>
+          <w:lang w:val="en-US"/>
+        </w:rPr>
+      </w:pPr>
+      <w:r>
+        <w:rPr>
+          <w:lang w:val="en-US"/>
+        </w:rPr>
+        <w:t>&lt;Độ Rộng&gt;, là 1 số nguyên chỉ định số kí tự</w:t>
+      </w:r>
+    </w:p>
+    <w:p>
+      <w:pPr>
+        <w:pStyle w:val="ListParagraph"/>
+        <w:numPr>
+          <w:ilvl w:val="0"/>
+          <w:numId w:val="4"/>
+        </w:numPr>
+        <w:rPr>
+          <w:lang w:val="en-US"/>
+        </w:rPr>
+      </w:pPr>
+      <w:r>
+        <w:rPr>
+          <w:lang w:val="en-US"/>
+        </w:rPr>
+        <w:t>Ví dụ</w:t>
       </w:r>
     </w:p>
     <w:p>
@@ -1737,7 +1983,8 @@
         <w:rPr>
           <w:lang w:val="en-US"/>
         </w:rPr>
-        <w:t xml:space="preserve">        DickHead</w:t>
+        <w:lastRenderedPageBreak/>
+        <w:t>std::cout &lt;&lt; std::setw(12) &lt;&lt; “Dick” &lt;&lt; “Head”;</w:t>
       </w:r>
     </w:p>
     <w:p>
@@ -1755,37 +2002,7 @@
         <w:rPr>
           <w:lang w:val="en-US"/>
         </w:rPr>
-        <w:t xml:space="preserve">&lt;Độ Rộng&gt; mà &lt; số kí tự tiếp theo được in ra thì </w:t>
-      </w:r>
-      <w:r>
-        <w:rPr>
-          <w:lang w:val="en-US"/>
-        </w:rPr>
-        <w:t>sẽ bị Clip = số kí tự tiếp theo được in ra</w:t>
-      </w:r>
-    </w:p>
-    <w:p>
-      <w:pPr>
-        <w:pStyle w:val="ListParagraph"/>
-        <w:numPr>
-          <w:ilvl w:val="0"/>
-          <w:numId w:val="3"/>
-        </w:numPr>
-        <w:rPr>
-          <w:lang w:val="en-US"/>
-        </w:rPr>
-      </w:pPr>
-      <w:r>
-        <w:rPr>
-          <w:lang w:val="en-US"/>
-        </w:rPr>
-        <w:t xml:space="preserve">Chỉ </w:t>
-      </w:r>
-      <w:r>
-        <w:rPr>
-          <w:lang w:val="en-US"/>
-        </w:rPr>
-        <w:t>Định Số Chữ Số Thập Phân Được In Ra?</w:t>
+        <w:t>Màn hình CMD</w:t>
       </w:r>
     </w:p>
     <w:p>
@@ -1806,19 +2023,7 @@
         <w:rPr>
           <w:lang w:val="en-US"/>
         </w:rPr>
-        <w:t>s</w:t>
-      </w:r>
-      <w:r>
-        <w:rPr>
-          <w:lang w:val="en-US"/>
-        </w:rPr>
-        <w:t>td::cout &lt;&lt; std::setpre</w:t>
-      </w:r>
-      <w:r>
-        <w:rPr>
-          <w:lang w:val="en-US"/>
-        </w:rPr>
-        <w:t>cision(&lt;Số Chữ Số Thập Phân&gt;);</w:t>
+        <w:t xml:space="preserve">        DickHead</w:t>
       </w:r>
     </w:p>
     <w:p>
@@ -1836,65 +2041,37 @@
         <w:rPr>
           <w:lang w:val="en-US"/>
         </w:rPr>
-        <w:t>&lt;Số Chữ Số Thập Phân&gt; là số nguyên không âm</w:t>
-      </w:r>
-    </w:p>
-    <w:p>
-      <w:pPr>
-        <w:pStyle w:val="ListParagraph"/>
-        <w:numPr>
-          <w:ilvl w:val="0"/>
-          <w:numId w:val="4"/>
-        </w:numPr>
-        <w:rPr>
-          <w:lang w:val="en-US"/>
-        </w:rPr>
-      </w:pPr>
-      <w:r>
-        <w:rPr>
-          <w:lang w:val="en-US"/>
-        </w:rPr>
-        <w:t xml:space="preserve">Lệnh trên sẽ làm số Floating Point tiếp theo được in ra sẽ </w:t>
-      </w:r>
-      <w:r>
-        <w:rPr>
-          <w:lang w:val="en-US"/>
-        </w:rPr>
-        <w:t xml:space="preserve">có không quá </w:t>
-      </w:r>
-    </w:p>
-    <w:p>
-      <w:pPr>
-        <w:pStyle w:val="ListParagraph"/>
-        <w:ind w:left="1080"/>
-        <w:rPr>
-          <w:lang w:val="en-US"/>
-        </w:rPr>
-      </w:pPr>
-      <w:r>
-        <w:rPr>
-          <w:lang w:val="en-US"/>
-        </w:rPr>
-        <w:lastRenderedPageBreak/>
-        <w:t>&lt;Số Chữ Số Thập Phân&gt; số sau dấu chấm, mấy số 0 bên phải bị loại bỏ</w:t>
-      </w:r>
-    </w:p>
-    <w:p>
-      <w:pPr>
-        <w:pStyle w:val="ListParagraph"/>
-        <w:numPr>
-          <w:ilvl w:val="0"/>
-          <w:numId w:val="4"/>
-        </w:numPr>
-        <w:rPr>
-          <w:lang w:val="en-US"/>
-        </w:rPr>
-      </w:pPr>
-      <w:r>
-        <w:rPr>
-          <w:lang w:val="en-US"/>
-        </w:rPr>
-        <w:t>Để hiển thị đúng &lt;Số Chữ Số Thập Phân&gt;, nghĩa là bù thêm mấy số 0 vào bên phải, trước câu lệnh trên dùng câu lệnh sau</w:t>
+        <w:t xml:space="preserve">&lt;Độ Rộng&gt; mà &lt; số kí tự tiếp theo được in ra thì </w:t>
+      </w:r>
+      <w:r>
+        <w:rPr>
+          <w:lang w:val="en-US"/>
+        </w:rPr>
+        <w:t>sẽ bị Clip = số kí tự tiếp theo được in ra</w:t>
+      </w:r>
+    </w:p>
+    <w:p>
+      <w:pPr>
+        <w:pStyle w:val="ListParagraph"/>
+        <w:numPr>
+          <w:ilvl w:val="0"/>
+          <w:numId w:val="3"/>
+        </w:numPr>
+        <w:rPr>
+          <w:lang w:val="en-US"/>
+        </w:rPr>
+      </w:pPr>
+      <w:r>
+        <w:rPr>
+          <w:lang w:val="en-US"/>
+        </w:rPr>
+        <w:t xml:space="preserve">Chỉ </w:t>
+      </w:r>
+      <w:r>
+        <w:rPr>
+          <w:lang w:val="en-US"/>
+        </w:rPr>
+        <w:t>Định Số Chữ Số Thập Phân Được In Ra?</w:t>
       </w:r>
     </w:p>
     <w:p>
@@ -1915,7 +2092,19 @@
         <w:rPr>
           <w:lang w:val="en-US"/>
         </w:rPr>
-        <w:t>std::cout &lt;&lt; std::fixed;</w:t>
+        <w:t>s</w:t>
+      </w:r>
+      <w:r>
+        <w:rPr>
+          <w:lang w:val="en-US"/>
+        </w:rPr>
+        <w:t>td::cout &lt;&lt; std::setpre</w:t>
+      </w:r>
+      <w:r>
+        <w:rPr>
+          <w:lang w:val="en-US"/>
+        </w:rPr>
+        <w:t>cision(&lt;Số Chữ Số Thập Phân&gt;);</w:t>
       </w:r>
     </w:p>
     <w:p>
@@ -1933,7 +2122,64 @@
         <w:rPr>
           <w:lang w:val="en-US"/>
         </w:rPr>
-        <w:t>Ví dụ</w:t>
+        <w:t>&lt;Số Chữ Số Thập Phân&gt; là số nguyên không âm</w:t>
+      </w:r>
+    </w:p>
+    <w:p>
+      <w:pPr>
+        <w:pStyle w:val="ListParagraph"/>
+        <w:numPr>
+          <w:ilvl w:val="0"/>
+          <w:numId w:val="4"/>
+        </w:numPr>
+        <w:rPr>
+          <w:lang w:val="en-US"/>
+        </w:rPr>
+      </w:pPr>
+      <w:r>
+        <w:rPr>
+          <w:lang w:val="en-US"/>
+        </w:rPr>
+        <w:t xml:space="preserve">Lệnh trên sẽ làm số Floating Point tiếp theo được in ra sẽ </w:t>
+      </w:r>
+      <w:r>
+        <w:rPr>
+          <w:lang w:val="en-US"/>
+        </w:rPr>
+        <w:t xml:space="preserve">có không quá </w:t>
+      </w:r>
+    </w:p>
+    <w:p>
+      <w:pPr>
+        <w:pStyle w:val="ListParagraph"/>
+        <w:ind w:left="1080"/>
+        <w:rPr>
+          <w:lang w:val="en-US"/>
+        </w:rPr>
+      </w:pPr>
+      <w:r>
+        <w:rPr>
+          <w:lang w:val="en-US"/>
+        </w:rPr>
+        <w:t>&lt;Số Chữ Số Thập Phân&gt; số sau dấu chấm, mấy số 0 bên phải bị loại bỏ</w:t>
+      </w:r>
+    </w:p>
+    <w:p>
+      <w:pPr>
+        <w:pStyle w:val="ListParagraph"/>
+        <w:numPr>
+          <w:ilvl w:val="0"/>
+          <w:numId w:val="4"/>
+        </w:numPr>
+        <w:rPr>
+          <w:lang w:val="en-US"/>
+        </w:rPr>
+      </w:pPr>
+      <w:r>
+        <w:rPr>
+          <w:lang w:val="en-US"/>
+        </w:rPr>
+        <w:t>Để hiển thị đúng &lt;Số Chữ Số Thập Phân&gt;, nghĩa là bù thêm mấy số 0 vào bên phải, trước câu lệnh trên dùng câu lệnh sau</w:t>
       </w:r>
     </w:p>
     <w:p>
@@ -1954,7 +2200,7 @@
         <w:rPr>
           <w:lang w:val="en-US"/>
         </w:rPr>
-        <w:t>std::cout &lt;&lt; std::fixed &lt;&lt; std::setprecision(3) &lt;&lt; 23.4;</w:t>
+        <w:t>std::cout &lt;&lt; std::fixed;</w:t>
       </w:r>
     </w:p>
     <w:p>
@@ -1972,7 +2218,7 @@
         <w:rPr>
           <w:lang w:val="en-US"/>
         </w:rPr>
-        <w:t>Màn hình CMD</w:t>
+        <w:t>Ví dụ</w:t>
       </w:r>
     </w:p>
     <w:p>
@@ -1993,25 +2239,7 @@
         <w:rPr>
           <w:lang w:val="en-US"/>
         </w:rPr>
-        <w:t>23.400</w:t>
-      </w:r>
-    </w:p>
-    <w:p>
-      <w:pPr>
-        <w:pStyle w:val="ListParagraph"/>
-        <w:numPr>
-          <w:ilvl w:val="0"/>
-          <w:numId w:val="3"/>
-        </w:numPr>
-        <w:rPr>
-          <w:lang w:val="en-US"/>
-        </w:rPr>
-      </w:pPr>
-      <w:r>
-        <w:rPr>
-          <w:lang w:val="en-US"/>
-        </w:rPr>
-        <w:t>Đối Tượng String?</w:t>
+        <w:t>std::cout &lt;&lt; std::fixed &lt;&lt; std::setprecision(3) &lt;&lt; 23.4;</w:t>
       </w:r>
     </w:p>
     <w:p>
@@ -2029,7 +2257,7 @@
         <w:rPr>
           <w:lang w:val="en-US"/>
         </w:rPr>
-        <w:t>Tạo 1 String và gán giá trị ban đầu</w:t>
+        <w:t>Màn hình CMD</w:t>
       </w:r>
     </w:p>
     <w:p>
@@ -2050,19 +2278,25 @@
         <w:rPr>
           <w:lang w:val="en-US"/>
         </w:rPr>
-        <w:t xml:space="preserve">std::string </w:t>
-      </w:r>
-      <w:r>
-        <w:rPr>
-          <w:lang w:val="en-US"/>
-        </w:rPr>
-        <w:t>&lt;String&gt; = &lt;Chuỗi&gt;</w:t>
-      </w:r>
-      <w:r>
-        <w:rPr>
-          <w:lang w:val="en-US"/>
-        </w:rPr>
-        <w:t>;</w:t>
+        <w:t>23.400</w:t>
+      </w:r>
+    </w:p>
+    <w:p>
+      <w:pPr>
+        <w:pStyle w:val="ListParagraph"/>
+        <w:numPr>
+          <w:ilvl w:val="0"/>
+          <w:numId w:val="3"/>
+        </w:numPr>
+        <w:rPr>
+          <w:lang w:val="en-US"/>
+        </w:rPr>
+      </w:pPr>
+      <w:r>
+        <w:rPr>
+          <w:lang w:val="en-US"/>
+        </w:rPr>
+        <w:t>Đối Tượng String?</w:t>
       </w:r>
     </w:p>
     <w:p>
@@ -2080,7 +2314,7 @@
         <w:rPr>
           <w:lang w:val="en-US"/>
         </w:rPr>
-        <w:t>Ví dụ</w:t>
+        <w:t>Tạo 1 String và gán giá trị ban đầu</w:t>
       </w:r>
     </w:p>
     <w:p>
@@ -2101,13 +2335,13 @@
         <w:rPr>
           <w:lang w:val="en-US"/>
         </w:rPr>
-        <w:t xml:space="preserve">std::string foo = </w:t>
-      </w:r>
-      <w:r>
-        <w:rPr>
-          <w:lang w:val="en-US"/>
-        </w:rPr>
-        <w:t>"DickHead"</w:t>
+        <w:t xml:space="preserve">std::string </w:t>
+      </w:r>
+      <w:r>
+        <w:rPr>
+          <w:lang w:val="en-US"/>
+        </w:rPr>
+        <w:t>&lt;String&gt; = &lt;Chuỗi&gt;</w:t>
       </w:r>
       <w:r>
         <w:rPr>
@@ -2131,43 +2365,7 @@
         <w:rPr>
           <w:lang w:val="en-US"/>
         </w:rPr>
-        <w:t>&lt;String&gt; hoạt động y chang 1 Pointer, bản chất nó là mảng Char</w:t>
-      </w:r>
-    </w:p>
-    <w:p>
-      <w:pPr>
-        <w:pStyle w:val="ListParagraph"/>
-        <w:numPr>
-          <w:ilvl w:val="0"/>
-          <w:numId w:val="4"/>
-        </w:numPr>
-        <w:rPr>
-          <w:lang w:val="en-US"/>
-        </w:rPr>
-      </w:pPr>
-      <w:r>
-        <w:rPr>
-          <w:lang w:val="en-US"/>
-        </w:rPr>
-        <w:t>Các kí tự trong &lt;Chuỗi&gt; chiếm các Byte liên tiếp nhau theo đúng thứ tự chiều tăng dần địa chỉ, các kí tự này nằm ngoài vùng bộ nhớ 5074b0 đến 6fffff 1 cách ngẫu nhiên</w:t>
-      </w:r>
-    </w:p>
-    <w:p>
-      <w:pPr>
-        <w:pStyle w:val="ListParagraph"/>
-        <w:numPr>
-          <w:ilvl w:val="0"/>
-          <w:numId w:val="4"/>
-        </w:numPr>
-        <w:rPr>
-          <w:lang w:val="en-US"/>
-        </w:rPr>
-      </w:pPr>
-      <w:r>
-        <w:rPr>
-          <w:lang w:val="en-US"/>
-        </w:rPr>
-        <w:t>Để tạo 1 String khác giống như String ban đầu nhưng không dùng chung ô nhớ</w:t>
+        <w:t>Ví dụ</w:t>
       </w:r>
     </w:p>
     <w:p>
@@ -2188,7 +2386,19 @@
         <w:rPr>
           <w:lang w:val="en-US"/>
         </w:rPr>
-        <w:t>&lt;String Copy&gt; = &lt;String Gốc&gt;;</w:t>
+        <w:t xml:space="preserve">std::string foo = </w:t>
+      </w:r>
+      <w:r>
+        <w:rPr>
+          <w:lang w:val="en-US"/>
+        </w:rPr>
+        <w:t>"DickHead"</w:t>
+      </w:r>
+      <w:r>
+        <w:rPr>
+          <w:lang w:val="en-US"/>
+        </w:rPr>
+        <w:t>;</w:t>
       </w:r>
     </w:p>
     <w:p>
@@ -2206,7 +2416,43 @@
         <w:rPr>
           <w:lang w:val="en-US"/>
         </w:rPr>
-        <w:t>Cũng như trên, nhưng chỉ Copy 1 phần</w:t>
+        <w:t>&lt;String&gt; hoạt động y chang 1 Pointer, bản chất nó là mảng Char</w:t>
+      </w:r>
+    </w:p>
+    <w:p>
+      <w:pPr>
+        <w:pStyle w:val="ListParagraph"/>
+        <w:numPr>
+          <w:ilvl w:val="0"/>
+          <w:numId w:val="4"/>
+        </w:numPr>
+        <w:rPr>
+          <w:lang w:val="en-US"/>
+        </w:rPr>
+      </w:pPr>
+      <w:r>
+        <w:rPr>
+          <w:lang w:val="en-US"/>
+        </w:rPr>
+        <w:t>Các kí tự trong &lt;Chuỗi&gt; chiếm các Byte liên tiếp nhau theo đúng thứ tự chiều tăng dần địa chỉ, các kí tự này nằm ngoài vùng bộ nhớ 5074b0 đến 6fffff 1 cách ngẫu nhiên</w:t>
+      </w:r>
+    </w:p>
+    <w:p>
+      <w:pPr>
+        <w:pStyle w:val="ListParagraph"/>
+        <w:numPr>
+          <w:ilvl w:val="0"/>
+          <w:numId w:val="4"/>
+        </w:numPr>
+        <w:rPr>
+          <w:lang w:val="en-US"/>
+        </w:rPr>
+      </w:pPr>
+      <w:r>
+        <w:rPr>
+          <w:lang w:val="en-US"/>
+        </w:rPr>
+        <w:t>Để tạo 1 String khác giống như String ban đầu nhưng không dùng chung ô nhớ</w:t>
       </w:r>
     </w:p>
     <w:p>
@@ -2227,7 +2473,7 @@
         <w:rPr>
           <w:lang w:val="en-US"/>
         </w:rPr>
-        <w:t>&lt;String Con&gt; = &lt;String Gốc&gt;.substr(&lt;Index Bắt Đầu&gt;, &lt;Số Kí Tự&gt;);</w:t>
+        <w:t>&lt;String Copy&gt; = &lt;String Gốc&gt;;</w:t>
       </w:r>
     </w:p>
     <w:p>
@@ -2245,7 +2491,7 @@
         <w:rPr>
           <w:lang w:val="en-US"/>
         </w:rPr>
-        <w:t>Hoặc</w:t>
+        <w:t>Cũng như trên, nhưng chỉ Copy 1 phần</w:t>
       </w:r>
     </w:p>
     <w:p>
@@ -2266,43 +2512,46 @@
         <w:rPr>
           <w:lang w:val="en-US"/>
         </w:rPr>
-        <w:t xml:space="preserve">std::string </w:t>
-      </w:r>
-      <w:r>
-        <w:rPr>
-          <w:lang w:val="en-US"/>
-        </w:rPr>
-        <w:t>&lt;String Con&gt;</w:t>
-      </w:r>
-      <w:r>
-        <w:rPr>
-          <w:lang w:val="en-US"/>
-        </w:rPr>
-        <w:t>(&lt;String Gốc&gt;, &lt;</w:t>
-      </w:r>
-      <w:r>
-        <w:rPr>
-          <w:lang w:val="en-US"/>
-        </w:rPr>
-        <w:t>Index Bắt Đầu</w:t>
-      </w:r>
-      <w:r>
-        <w:rPr>
-          <w:lang w:val="en-US"/>
-        </w:rPr>
-        <w:t xml:space="preserve">&gt;, </w:t>
-      </w:r>
-      <w:r>
-        <w:rPr>
-          <w:lang w:val="en-US"/>
-        </w:rPr>
-        <w:t>&lt;Số Kí Tự&gt;</w:t>
-      </w:r>
-      <w:r>
-        <w:rPr>
-          <w:lang w:val="en-US"/>
-        </w:rPr>
-        <w:t>);</w:t>
+        <w:t>&lt;String Con&gt; = &lt;String Gốc&gt;.substr(&lt;Index Bắt Đầu&gt;, &lt;Số Kí Tự&gt;);</w:t>
+      </w:r>
+    </w:p>
+    <w:p>
+      <w:pPr>
+        <w:pStyle w:val="ListParagraph"/>
+        <w:numPr>
+          <w:ilvl w:val="0"/>
+          <w:numId w:val="4"/>
+        </w:numPr>
+        <w:rPr>
+          <w:lang w:val="en-US"/>
+        </w:rPr>
+      </w:pPr>
+      <w:r>
+        <w:rPr>
+          <w:lang w:val="en-US"/>
+        </w:rPr>
+        <w:t>Hoặc</w:t>
+      </w:r>
+    </w:p>
+    <w:p>
+      <w:pPr>
+        <w:pStyle w:val="ListParagraph"/>
+        <w:pBdr>
+          <w:top w:val="single" w:sz="4" w:space="1" w:color="auto"/>
+          <w:left w:val="single" w:sz="4" w:space="4" w:color="auto"/>
+          <w:bottom w:val="single" w:sz="4" w:space="1" w:color="auto"/>
+          <w:right w:val="single" w:sz="4" w:space="4" w:color="auto"/>
+        </w:pBdr>
+        <w:ind w:left="1080"/>
+        <w:rPr>
+          <w:lang w:val="en-US"/>
+        </w:rPr>
+      </w:pPr>
+      <w:r>
+        <w:rPr>
+          <w:lang w:val="en-US"/>
+        </w:rPr>
+        <w:t>std::string &lt;String Con&gt;(&lt;String Gốc&gt;, &lt;Index Bắt Đầu&gt;, &lt;Số Kí Tự&gt;);</w:t>
       </w:r>
     </w:p>
     <w:p>
@@ -2591,6 +2840,7 @@
         <w:rPr>
           <w:lang w:val="en-US"/>
         </w:rPr>
+        <w:lastRenderedPageBreak/>
         <w:t xml:space="preserve">    </w:t>
       </w:r>
       <w:r>
@@ -3107,7 +3357,6 @@
               <w:rPr>
                 <w:lang w:val="en-US"/>
               </w:rPr>
-              <w:lastRenderedPageBreak/>
               <w:t>"</w:t>
             </w:r>
             <w:r>
@@ -4951,6 +5200,7 @@
         <w:rPr>
           <w:lang w:val="en-US"/>
         </w:rPr>
+        <w:lastRenderedPageBreak/>
         <w:t>#include &lt;iostream&gt;</w:t>
       </w:r>
     </w:p>
@@ -5142,7 +5392,6 @@
         <w:rPr>
           <w:lang w:val="en-US"/>
         </w:rPr>
-        <w:lastRenderedPageBreak/>
         <w:t>(&lt;Kiểu Dữ Liệu Mới&gt;) &lt;Giá Trị&gt;</w:t>
       </w:r>
     </w:p>

--- a/c++ library.docx
+++ b/c++ library.docx
@@ -2314,7 +2314,37 @@
         <w:rPr>
           <w:lang w:val="en-US"/>
         </w:rPr>
-        <w:t>Tạo 1 String và gán giá trị ban đầu</w:t>
+        <w:t xml:space="preserve">Có 2 cách để tạo String, 1 là dùng mảng Char 2 là dùng </w:t>
+      </w:r>
+      <w:r>
+        <w:rPr>
+          <w:lang w:val="en-US"/>
+        </w:rPr>
+        <w:t>std::string</w:t>
+      </w:r>
+      <w:r>
+        <w:rPr>
+          <w:lang w:val="en-US"/>
+        </w:rPr>
+        <w:t>, dùng mảng Char sẽ không sử dụng được các phương thức String</w:t>
+      </w:r>
+    </w:p>
+    <w:p>
+      <w:pPr>
+        <w:pStyle w:val="ListParagraph"/>
+        <w:numPr>
+          <w:ilvl w:val="0"/>
+          <w:numId w:val="4"/>
+        </w:numPr>
+        <w:rPr>
+          <w:lang w:val="en-US"/>
+        </w:rPr>
+      </w:pPr>
+      <w:r>
+        <w:rPr>
+          <w:lang w:val="en-US"/>
+        </w:rPr>
+        <w:t>Dùng mảng Char</w:t>
       </w:r>
     </w:p>
     <w:p>
@@ -2335,6 +2365,120 @@
         <w:rPr>
           <w:lang w:val="en-US"/>
         </w:rPr>
+        <w:t>char &lt;String&gt;[&lt;Số Kí Tự&gt;] = &lt;Chuỗi&gt;;</w:t>
+      </w:r>
+    </w:p>
+    <w:p>
+      <w:pPr>
+        <w:pStyle w:val="ListParagraph"/>
+        <w:numPr>
+          <w:ilvl w:val="0"/>
+          <w:numId w:val="4"/>
+        </w:numPr>
+        <w:rPr>
+          <w:lang w:val="en-US"/>
+        </w:rPr>
+      </w:pPr>
+      <w:r>
+        <w:rPr>
+          <w:lang w:val="en-US"/>
+        </w:rPr>
+        <w:t>&lt;Chuỗi&gt; phải có số kí tự &lt; &lt;Số Kí Tự&gt;, do kí tự “/0” sẽ được tự động chèn vào cuối &lt;Chuỗi&gt; như báo hiệu kết thúc String</w:t>
+      </w:r>
+    </w:p>
+    <w:p>
+      <w:pPr>
+        <w:pStyle w:val="ListParagraph"/>
+        <w:numPr>
+          <w:ilvl w:val="0"/>
+          <w:numId w:val="4"/>
+        </w:numPr>
+        <w:rPr>
+          <w:lang w:val="en-US"/>
+        </w:rPr>
+      </w:pPr>
+      <w:r>
+        <w:rPr>
+          <w:lang w:val="en-US"/>
+        </w:rPr>
+        <w:t>Ví dụ</w:t>
+      </w:r>
+    </w:p>
+    <w:p>
+      <w:pPr>
+        <w:pStyle w:val="ListParagraph"/>
+        <w:pBdr>
+          <w:top w:val="single" w:sz="4" w:space="1" w:color="auto"/>
+          <w:left w:val="single" w:sz="4" w:space="4" w:color="auto"/>
+          <w:bottom w:val="single" w:sz="4" w:space="1" w:color="auto"/>
+          <w:right w:val="single" w:sz="4" w:space="4" w:color="auto"/>
+        </w:pBdr>
+        <w:ind w:left="1080"/>
+        <w:rPr>
+          <w:lang w:val="en-US"/>
+        </w:rPr>
+      </w:pPr>
+      <w:r>
+        <w:rPr>
+          <w:lang w:val="en-US"/>
+        </w:rPr>
+        <w:t xml:space="preserve">char foo[4] = </w:t>
+      </w:r>
+      <w:r>
+        <w:rPr>
+          <w:lang w:val="en-US"/>
+        </w:rPr>
+        <w:t>"abc"</w:t>
+      </w:r>
+      <w:r>
+        <w:rPr>
+          <w:lang w:val="en-US"/>
+        </w:rPr>
+        <w:t>;</w:t>
+      </w:r>
+    </w:p>
+    <w:p>
+      <w:pPr>
+        <w:pStyle w:val="ListParagraph"/>
+        <w:numPr>
+          <w:ilvl w:val="0"/>
+          <w:numId w:val="4"/>
+        </w:numPr>
+        <w:rPr>
+          <w:lang w:val="en-US"/>
+        </w:rPr>
+      </w:pPr>
+      <w:r>
+        <w:rPr>
+          <w:lang w:val="en-US"/>
+        </w:rPr>
+        <w:t>Dùng std::string để t</w:t>
+      </w:r>
+      <w:r>
+        <w:rPr>
+          <w:lang w:val="en-US"/>
+        </w:rPr>
+        <w:t>ạo 1 String và gán giá trị ban đầu</w:t>
+      </w:r>
+    </w:p>
+    <w:p>
+      <w:pPr>
+        <w:pStyle w:val="ListParagraph"/>
+        <w:pBdr>
+          <w:top w:val="single" w:sz="4" w:space="1" w:color="auto"/>
+          <w:left w:val="single" w:sz="4" w:space="4" w:color="auto"/>
+          <w:bottom w:val="single" w:sz="4" w:space="1" w:color="auto"/>
+          <w:right w:val="single" w:sz="4" w:space="4" w:color="auto"/>
+        </w:pBdr>
+        <w:ind w:left="1080"/>
+        <w:rPr>
+          <w:lang w:val="en-US"/>
+        </w:rPr>
+      </w:pPr>
+      <w:r>
+        <w:rPr>
+          <w:lang w:val="en-US"/>
+        </w:rPr>
         <w:t xml:space="preserve">std::string </w:t>
       </w:r>
       <w:r>
@@ -2348,6 +2492,24 @@
           <w:lang w:val="en-US"/>
         </w:rPr>
         <w:t>;</w:t>
+      </w:r>
+    </w:p>
+    <w:p>
+      <w:pPr>
+        <w:pStyle w:val="ListParagraph"/>
+        <w:numPr>
+          <w:ilvl w:val="0"/>
+          <w:numId w:val="4"/>
+        </w:numPr>
+        <w:rPr>
+          <w:lang w:val="en-US"/>
+        </w:rPr>
+      </w:pPr>
+      <w:r>
+        <w:rPr>
+          <w:lang w:val="en-US"/>
+        </w:rPr>
+        <w:t>&lt;Chuỗi&gt; không được là Char</w:t>
       </w:r>
     </w:p>
     <w:p>
@@ -2658,6 +2820,7 @@
               <w:rPr>
                 <w:lang w:val="en-US"/>
               </w:rPr>
+              <w:lastRenderedPageBreak/>
               <w:t>bar</w:t>
             </w:r>
           </w:p>
@@ -2840,7 +3003,6 @@
         <w:rPr>
           <w:lang w:val="en-US"/>
         </w:rPr>
-        <w:lastRenderedPageBreak/>
         <w:t xml:space="preserve">    </w:t>
       </w:r>
       <w:r>
@@ -4797,6 +4959,7 @@
         <w:rPr>
           <w:lang w:val="en-US"/>
         </w:rPr>
+        <w:lastRenderedPageBreak/>
         <w:t>Kiểu dữ liệu mặc định của giá trị</w:t>
       </w:r>
     </w:p>
@@ -5200,7 +5363,6 @@
         <w:rPr>
           <w:lang w:val="en-US"/>
         </w:rPr>
-        <w:lastRenderedPageBreak/>
         <w:t>#include &lt;iostream&gt;</w:t>
       </w:r>
     </w:p>

--- a/c++ library.docx
+++ b/c++ library.docx
@@ -2850,6 +2850,60 @@
     </w:tbl>
     <w:p>
       <w:pPr>
+        <w:pStyle w:val="ListParagraph"/>
+        <w:numPr>
+          <w:ilvl w:val="0"/>
+          <w:numId w:val="3"/>
+        </w:numPr>
+        <w:rPr>
+          <w:lang w:val="en-US"/>
+        </w:rPr>
+      </w:pPr>
+      <w:r>
+        <w:rPr>
+          <w:lang w:val="en-US"/>
+        </w:rPr>
+        <w:t>1 Số Kí Tự Đặc Biệt?</w:t>
+      </w:r>
+    </w:p>
+    <w:p>
+      <w:pPr>
+        <w:pStyle w:val="ListParagraph"/>
+        <w:numPr>
+          <w:ilvl w:val="0"/>
+          <w:numId w:val="4"/>
+        </w:numPr>
+        <w:rPr>
+          <w:lang w:val="en-US"/>
+        </w:rPr>
+      </w:pPr>
+      <w:r>
+        <w:rPr>
+          <w:lang w:val="en-US"/>
+        </w:rPr>
+        <w:t>'\0'</w:t>
+      </w:r>
+      <w:r>
+        <w:rPr>
+          <w:lang w:val="en-US"/>
+        </w:rPr>
+        <w:t xml:space="preserve"> = </w:t>
+      </w:r>
+      <w:r>
+        <w:rPr>
+          <w:lang w:val="en-US"/>
+        </w:rPr>
+        <w:t>''</w:t>
+      </w:r>
+      <w:r>
+        <w:rPr>
+          <w:lang w:val="en-US"/>
+        </w:rPr>
+        <w:t xml:space="preserve"> = 0000000 = False</w:t>
+      </w:r>
+    </w:p>
+    <w:p>
+      <w:pPr>
         <w:rPr>
           <w:lang w:val="en-US"/>
         </w:rPr>
@@ -4935,6 +4989,7 @@
         <w:rPr>
           <w:lang w:val="en-US"/>
         </w:rPr>
+        <w:lastRenderedPageBreak/>
         <w:t>Khi lấy 1 số có kiểu dữ liệu bé hơn tính toán với 1 số có kiểu dữ liệu lớn hơn thì số có kiểu dữ liệu bé sẽ được đổi sang kiểu dữ liệu lớn</w:t>
       </w:r>
       <w:r>
@@ -4943,6 +4998,18 @@
         </w:rPr>
         <w:t>, kết quả cũng sẽ có kiểu dữ liệu lớn</w:t>
       </w:r>
+      <w:r>
+        <w:rPr>
+          <w:lang w:val="en-US"/>
+        </w:rPr>
+        <w:t>, nếu cùng kiểu mà 1 cái không dấu thì c</w:t>
+      </w:r>
+      <w:r>
+        <w:rPr>
+          <w:lang w:val="en-US"/>
+        </w:rPr>
+        <w:t>oi không dấu to hơn</w:t>
+      </w:r>
     </w:p>
     <w:p>
       <w:pPr>
@@ -4959,7 +5026,6 @@
         <w:rPr>
           <w:lang w:val="en-US"/>
         </w:rPr>
-        <w:lastRenderedPageBreak/>
         <w:t>Kiểu dữ liệu mặc định của giá trị</w:t>
       </w:r>
     </w:p>
@@ -5298,6 +5364,120 @@
           <w:lang w:val="en-US"/>
         </w:rPr>
         <w:t>Các số ngoài các khoảng này không được dùng độc lập mà phải gán vào 1 biến có kiểu dữ liệu đủ lớn để chứa nó</w:t>
+      </w:r>
+    </w:p>
+    <w:p>
+      <w:pPr>
+        <w:pStyle w:val="ListParagraph"/>
+        <w:numPr>
+          <w:ilvl w:val="0"/>
+          <w:numId w:val="4"/>
+        </w:numPr>
+        <w:rPr>
+          <w:lang w:val="en-US"/>
+        </w:rPr>
+      </w:pPr>
+      <w:r>
+        <w:rPr>
+          <w:lang w:val="en-US"/>
+        </w:rPr>
+        <w:t>Để số thực mặc định không phải double thì ta thêm “f” vào sau, ví dụ 1234.5f</w:t>
+      </w:r>
+    </w:p>
+    <w:p>
+      <w:pPr>
+        <w:pStyle w:val="ListParagraph"/>
+        <w:numPr>
+          <w:ilvl w:val="0"/>
+          <w:numId w:val="4"/>
+        </w:numPr>
+        <w:rPr>
+          <w:lang w:val="en-US"/>
+        </w:rPr>
+      </w:pPr>
+      <w:r>
+        <w:rPr>
+          <w:lang w:val="en-US"/>
+        </w:rPr>
+        <w:t>Khi khởi tạo giá trị cho 1 biến mà ta muốn kiểu dữ liệu mặc định của giá trị đó làm kiểu dữ liệu của biến luôn, khỏi cần xác định thủ công, thì viết như sau</w:t>
+      </w:r>
+    </w:p>
+    <w:p>
+      <w:pPr>
+        <w:pStyle w:val="ListParagraph"/>
+        <w:pBdr>
+          <w:top w:val="single" w:sz="4" w:space="1" w:color="auto"/>
+          <w:left w:val="single" w:sz="4" w:space="4" w:color="auto"/>
+          <w:bottom w:val="single" w:sz="4" w:space="1" w:color="auto"/>
+          <w:right w:val="single" w:sz="4" w:space="4" w:color="auto"/>
+        </w:pBdr>
+        <w:ind w:left="1080"/>
+        <w:rPr>
+          <w:lang w:val="en-US"/>
+        </w:rPr>
+      </w:pPr>
+      <w:r>
+        <w:rPr>
+          <w:lang w:val="en-US"/>
+        </w:rPr>
+        <w:t>auto &lt;Biến&gt; = &lt;Giá Trị&gt;;</w:t>
+      </w:r>
+    </w:p>
+    <w:p>
+      <w:pPr>
+        <w:pStyle w:val="ListParagraph"/>
+        <w:numPr>
+          <w:ilvl w:val="0"/>
+          <w:numId w:val="4"/>
+        </w:numPr>
+        <w:rPr>
+          <w:lang w:val="en-US"/>
+        </w:rPr>
+      </w:pPr>
+      <w:r>
+        <w:rPr>
+          <w:lang w:val="en-US"/>
+        </w:rPr>
+        <w:t>Ví dụ</w:t>
+      </w:r>
+    </w:p>
+    <w:p>
+      <w:pPr>
+        <w:pStyle w:val="ListParagraph"/>
+        <w:pBdr>
+          <w:top w:val="single" w:sz="4" w:space="1" w:color="auto"/>
+          <w:left w:val="single" w:sz="4" w:space="4" w:color="auto"/>
+          <w:bottom w:val="single" w:sz="4" w:space="1" w:color="auto"/>
+          <w:right w:val="single" w:sz="4" w:space="4" w:color="auto"/>
+        </w:pBdr>
+        <w:ind w:left="1080"/>
+        <w:rPr>
+          <w:lang w:val="en-US"/>
+        </w:rPr>
+      </w:pPr>
+      <w:r>
+        <w:rPr>
+          <w:lang w:val="en-US"/>
+        </w:rPr>
+        <w:t>auto foo = 2.f;</w:t>
+      </w:r>
+    </w:p>
+    <w:p>
+      <w:pPr>
+        <w:pStyle w:val="ListParagraph"/>
+        <w:numPr>
+          <w:ilvl w:val="0"/>
+          <w:numId w:val="4"/>
+        </w:numPr>
+        <w:rPr>
+          <w:lang w:val="en-US"/>
+        </w:rPr>
+      </w:pPr>
+      <w:r>
+        <w:rPr>
+          <w:lang w:val="en-US"/>
+        </w:rPr>
+        <w:t>Biến foo tự động có kiểu float</w:t>
       </w:r>
     </w:p>
     <w:p>

--- a/c++ library.docx
+++ b/c++ library.docx
@@ -2296,7 +2296,7 @@
         <w:rPr>
           <w:lang w:val="en-US"/>
         </w:rPr>
-        <w:t>Đối Tượng String?</w:t>
+        <w:t>Chỉ Định Tất Cả Số Nguyên Từ Bây Giờ In Ra Dưới Dạng Bát Phân, Thập Lục Phân?</w:t>
       </w:r>
     </w:p>
     <w:p>
@@ -2314,37 +2314,7 @@
         <w:rPr>
           <w:lang w:val="en-US"/>
         </w:rPr>
-        <w:t xml:space="preserve">Có 2 cách để tạo String, 1 là dùng mảng Char 2 là dùng </w:t>
-      </w:r>
-      <w:r>
-        <w:rPr>
-          <w:lang w:val="en-US"/>
-        </w:rPr>
-        <w:t>std::string</w:t>
-      </w:r>
-      <w:r>
-        <w:rPr>
-          <w:lang w:val="en-US"/>
-        </w:rPr>
-        <w:t>, dùng mảng Char sẽ không sử dụng được các phương thức String</w:t>
-      </w:r>
-    </w:p>
-    <w:p>
-      <w:pPr>
-        <w:pStyle w:val="ListParagraph"/>
-        <w:numPr>
-          <w:ilvl w:val="0"/>
-          <w:numId w:val="4"/>
-        </w:numPr>
-        <w:rPr>
-          <w:lang w:val="en-US"/>
-        </w:rPr>
-      </w:pPr>
-      <w:r>
-        <w:rPr>
-          <w:lang w:val="en-US"/>
-        </w:rPr>
-        <w:t>Dùng mảng Char</w:t>
+        <w:t>Bát phân</w:t>
       </w:r>
     </w:p>
     <w:p>
@@ -2365,7 +2335,7 @@
         <w:rPr>
           <w:lang w:val="en-US"/>
         </w:rPr>
-        <w:t>char &lt;String&gt;[&lt;Số Kí Tự&gt;] = &lt;Chuỗi&gt;;</w:t>
+        <w:t>std::cout &lt;&lt; std::oct;</w:t>
       </w:r>
     </w:p>
     <w:p>
@@ -2383,25 +2353,7 @@
         <w:rPr>
           <w:lang w:val="en-US"/>
         </w:rPr>
-        <w:t>&lt;Chuỗi&gt; phải có số kí tự &lt; &lt;Số Kí Tự&gt;, do kí tự “/0” sẽ được tự động chèn vào cuối &lt;Chuỗi&gt; như báo hiệu kết thúc String</w:t>
-      </w:r>
-    </w:p>
-    <w:p>
-      <w:pPr>
-        <w:pStyle w:val="ListParagraph"/>
-        <w:numPr>
-          <w:ilvl w:val="0"/>
-          <w:numId w:val="4"/>
-        </w:numPr>
-        <w:rPr>
-          <w:lang w:val="en-US"/>
-        </w:rPr>
-      </w:pPr>
-      <w:r>
-        <w:rPr>
-          <w:lang w:val="en-US"/>
-        </w:rPr>
-        <w:t>Ví dụ</w:t>
+        <w:t>Thập lục phân</w:t>
       </w:r>
     </w:p>
     <w:p>
@@ -2422,19 +2374,7 @@
         <w:rPr>
           <w:lang w:val="en-US"/>
         </w:rPr>
-        <w:t xml:space="preserve">char foo[4] = </w:t>
-      </w:r>
-      <w:r>
-        <w:rPr>
-          <w:lang w:val="en-US"/>
-        </w:rPr>
-        <w:t>"abc"</w:t>
-      </w:r>
-      <w:r>
-        <w:rPr>
-          <w:lang w:val="en-US"/>
-        </w:rPr>
-        <w:t>;</w:t>
+        <w:t>std::cout &lt;&lt; std::hex;</w:t>
       </w:r>
     </w:p>
     <w:p>
@@ -2452,13 +2392,7 @@
         <w:rPr>
           <w:lang w:val="en-US"/>
         </w:rPr>
-        <w:t>Dùng std::string để t</w:t>
-      </w:r>
-      <w:r>
-        <w:rPr>
-          <w:lang w:val="en-US"/>
-        </w:rPr>
-        <w:t>ạo 1 String và gán giá trị ban đầu</w:t>
+        <w:t>Trở về thập phân</w:t>
       </w:r>
     </w:p>
     <w:p>
@@ -2479,19 +2413,37 @@
         <w:rPr>
           <w:lang w:val="en-US"/>
         </w:rPr>
-        <w:t xml:space="preserve">std::string </w:t>
-      </w:r>
-      <w:r>
-        <w:rPr>
-          <w:lang w:val="en-US"/>
-        </w:rPr>
-        <w:t>&lt;String&gt; = &lt;Chuỗi&gt;</w:t>
-      </w:r>
-      <w:r>
-        <w:rPr>
-          <w:lang w:val="en-US"/>
-        </w:rPr>
-        <w:t>;</w:t>
+        <w:t>s</w:t>
+      </w:r>
+      <w:r>
+        <w:rPr>
+          <w:lang w:val="en-US"/>
+        </w:rPr>
+        <w:t>td::cout &lt;&lt; std::</w:t>
+      </w:r>
+      <w:r>
+        <w:rPr>
+          <w:lang w:val="en-US"/>
+        </w:rPr>
+        <w:t>dec;</w:t>
+      </w:r>
+    </w:p>
+    <w:p>
+      <w:pPr>
+        <w:pStyle w:val="ListParagraph"/>
+        <w:numPr>
+          <w:ilvl w:val="0"/>
+          <w:numId w:val="3"/>
+        </w:numPr>
+        <w:rPr>
+          <w:lang w:val="en-US"/>
+        </w:rPr>
+      </w:pPr>
+      <w:r>
+        <w:rPr>
+          <w:lang w:val="en-US"/>
+        </w:rPr>
+        <w:t>Đối Tượng String?</w:t>
       </w:r>
     </w:p>
     <w:p>
@@ -2509,7 +2461,19 @@
         <w:rPr>
           <w:lang w:val="en-US"/>
         </w:rPr>
-        <w:t>&lt;Chuỗi&gt; không được là Char</w:t>
+        <w:t xml:space="preserve">Có 2 cách để tạo String, 1 là dùng mảng Char 2 là dùng </w:t>
+      </w:r>
+      <w:r>
+        <w:rPr>
+          <w:lang w:val="en-US"/>
+        </w:rPr>
+        <w:t>std::string</w:t>
+      </w:r>
+      <w:r>
+        <w:rPr>
+          <w:lang w:val="en-US"/>
+        </w:rPr>
+        <w:t>, dùng mảng Char sẽ không sử dụng được các phương thức String</w:t>
       </w:r>
     </w:p>
     <w:p>
@@ -2527,7 +2491,7 @@
         <w:rPr>
           <w:lang w:val="en-US"/>
         </w:rPr>
-        <w:t>Ví dụ</w:t>
+        <w:t>Dùng mảng Char</w:t>
       </w:r>
     </w:p>
     <w:p>
@@ -2548,19 +2512,7 @@
         <w:rPr>
           <w:lang w:val="en-US"/>
         </w:rPr>
-        <w:t xml:space="preserve">std::string foo = </w:t>
-      </w:r>
-      <w:r>
-        <w:rPr>
-          <w:lang w:val="en-US"/>
-        </w:rPr>
-        <w:t>"DickHead"</w:t>
-      </w:r>
-      <w:r>
-        <w:rPr>
-          <w:lang w:val="en-US"/>
-        </w:rPr>
-        <w:t>;</w:t>
+        <w:t>char &lt;String&gt;[&lt;Số Kí Tự&gt;] = &lt;Chuỗi&gt;;</w:t>
       </w:r>
     </w:p>
     <w:p>
@@ -2578,7 +2530,7 @@
         <w:rPr>
           <w:lang w:val="en-US"/>
         </w:rPr>
-        <w:t>&lt;String&gt; hoạt động y chang 1 Pointer, bản chất nó là mảng Char</w:t>
+        <w:t>&lt;Chuỗi&gt; phải có số kí tự &lt; &lt;Số Kí Tự&gt;, do kí tự “/0” sẽ được tự động chèn vào cuối &lt;Chuỗi&gt; như báo hiệu kết thúc String</w:t>
       </w:r>
     </w:p>
     <w:p>
@@ -2596,25 +2548,7 @@
         <w:rPr>
           <w:lang w:val="en-US"/>
         </w:rPr>
-        <w:t>Các kí tự trong &lt;Chuỗi&gt; chiếm các Byte liên tiếp nhau theo đúng thứ tự chiều tăng dần địa chỉ, các kí tự này nằm ngoài vùng bộ nhớ 5074b0 đến 6fffff 1 cách ngẫu nhiên</w:t>
-      </w:r>
-    </w:p>
-    <w:p>
-      <w:pPr>
-        <w:pStyle w:val="ListParagraph"/>
-        <w:numPr>
-          <w:ilvl w:val="0"/>
-          <w:numId w:val="4"/>
-        </w:numPr>
-        <w:rPr>
-          <w:lang w:val="en-US"/>
-        </w:rPr>
-      </w:pPr>
-      <w:r>
-        <w:rPr>
-          <w:lang w:val="en-US"/>
-        </w:rPr>
-        <w:t>Để tạo 1 String khác giống như String ban đầu nhưng không dùng chung ô nhớ</w:t>
+        <w:t>Ví dụ</w:t>
       </w:r>
     </w:p>
     <w:p>
@@ -2635,6 +2569,219 @@
         <w:rPr>
           <w:lang w:val="en-US"/>
         </w:rPr>
+        <w:t xml:space="preserve">char foo[4] = </w:t>
+      </w:r>
+      <w:r>
+        <w:rPr>
+          <w:lang w:val="en-US"/>
+        </w:rPr>
+        <w:t>"abc"</w:t>
+      </w:r>
+      <w:r>
+        <w:rPr>
+          <w:lang w:val="en-US"/>
+        </w:rPr>
+        <w:t>;</w:t>
+      </w:r>
+    </w:p>
+    <w:p>
+      <w:pPr>
+        <w:pStyle w:val="ListParagraph"/>
+        <w:numPr>
+          <w:ilvl w:val="0"/>
+          <w:numId w:val="4"/>
+        </w:numPr>
+        <w:rPr>
+          <w:lang w:val="en-US"/>
+        </w:rPr>
+      </w:pPr>
+      <w:r>
+        <w:rPr>
+          <w:lang w:val="en-US"/>
+        </w:rPr>
+        <w:t>Dùng std::string để t</w:t>
+      </w:r>
+      <w:r>
+        <w:rPr>
+          <w:lang w:val="en-US"/>
+        </w:rPr>
+        <w:t>ạo 1 String và gán giá trị ban đầu</w:t>
+      </w:r>
+    </w:p>
+    <w:p>
+      <w:pPr>
+        <w:pStyle w:val="ListParagraph"/>
+        <w:pBdr>
+          <w:top w:val="single" w:sz="4" w:space="1" w:color="auto"/>
+          <w:left w:val="single" w:sz="4" w:space="4" w:color="auto"/>
+          <w:bottom w:val="single" w:sz="4" w:space="1" w:color="auto"/>
+          <w:right w:val="single" w:sz="4" w:space="4" w:color="auto"/>
+        </w:pBdr>
+        <w:ind w:left="1080"/>
+        <w:rPr>
+          <w:lang w:val="en-US"/>
+        </w:rPr>
+      </w:pPr>
+      <w:r>
+        <w:rPr>
+          <w:lang w:val="en-US"/>
+        </w:rPr>
+        <w:t xml:space="preserve">std::string </w:t>
+      </w:r>
+      <w:r>
+        <w:rPr>
+          <w:lang w:val="en-US"/>
+        </w:rPr>
+        <w:t>&lt;String&gt; = &lt;Chuỗi&gt;</w:t>
+      </w:r>
+      <w:r>
+        <w:rPr>
+          <w:lang w:val="en-US"/>
+        </w:rPr>
+        <w:t>;</w:t>
+      </w:r>
+    </w:p>
+    <w:p>
+      <w:pPr>
+        <w:pStyle w:val="ListParagraph"/>
+        <w:numPr>
+          <w:ilvl w:val="0"/>
+          <w:numId w:val="4"/>
+        </w:numPr>
+        <w:rPr>
+          <w:lang w:val="en-US"/>
+        </w:rPr>
+      </w:pPr>
+      <w:r>
+        <w:rPr>
+          <w:lang w:val="en-US"/>
+        </w:rPr>
+        <w:t>&lt;Chuỗi&gt; không được là Char</w:t>
+      </w:r>
+    </w:p>
+    <w:p>
+      <w:pPr>
+        <w:pStyle w:val="ListParagraph"/>
+        <w:numPr>
+          <w:ilvl w:val="0"/>
+          <w:numId w:val="4"/>
+        </w:numPr>
+        <w:rPr>
+          <w:lang w:val="en-US"/>
+        </w:rPr>
+      </w:pPr>
+      <w:r>
+        <w:rPr>
+          <w:lang w:val="en-US"/>
+        </w:rPr>
+        <w:t>Ví dụ</w:t>
+      </w:r>
+    </w:p>
+    <w:p>
+      <w:pPr>
+        <w:pStyle w:val="ListParagraph"/>
+        <w:pBdr>
+          <w:top w:val="single" w:sz="4" w:space="1" w:color="auto"/>
+          <w:left w:val="single" w:sz="4" w:space="4" w:color="auto"/>
+          <w:bottom w:val="single" w:sz="4" w:space="1" w:color="auto"/>
+          <w:right w:val="single" w:sz="4" w:space="4" w:color="auto"/>
+        </w:pBdr>
+        <w:ind w:left="1080"/>
+        <w:rPr>
+          <w:lang w:val="en-US"/>
+        </w:rPr>
+      </w:pPr>
+      <w:r>
+        <w:rPr>
+          <w:lang w:val="en-US"/>
+        </w:rPr>
+        <w:t xml:space="preserve">std::string foo = </w:t>
+      </w:r>
+      <w:r>
+        <w:rPr>
+          <w:lang w:val="en-US"/>
+        </w:rPr>
+        <w:t>"DickHead"</w:t>
+      </w:r>
+      <w:r>
+        <w:rPr>
+          <w:lang w:val="en-US"/>
+        </w:rPr>
+        <w:t>;</w:t>
+      </w:r>
+    </w:p>
+    <w:p>
+      <w:pPr>
+        <w:pStyle w:val="ListParagraph"/>
+        <w:numPr>
+          <w:ilvl w:val="0"/>
+          <w:numId w:val="4"/>
+        </w:numPr>
+        <w:rPr>
+          <w:lang w:val="en-US"/>
+        </w:rPr>
+      </w:pPr>
+      <w:r>
+        <w:rPr>
+          <w:lang w:val="en-US"/>
+        </w:rPr>
+        <w:t>&lt;String&gt; hoạt động y chang 1 Pointer, bản chất nó là mảng Char</w:t>
+      </w:r>
+    </w:p>
+    <w:p>
+      <w:pPr>
+        <w:pStyle w:val="ListParagraph"/>
+        <w:numPr>
+          <w:ilvl w:val="0"/>
+          <w:numId w:val="4"/>
+        </w:numPr>
+        <w:rPr>
+          <w:lang w:val="en-US"/>
+        </w:rPr>
+      </w:pPr>
+      <w:r>
+        <w:rPr>
+          <w:lang w:val="en-US"/>
+        </w:rPr>
+        <w:t>Các kí tự trong &lt;Chuỗi&gt; chiếm các Byte liên tiếp nhau theo đúng thứ tự chiều tăng dần địa chỉ, các kí tự này nằm ngoài vùng bộ nhớ 5074b0 đến 6fffff 1 cách ngẫu nhiên</w:t>
+      </w:r>
+    </w:p>
+    <w:p>
+      <w:pPr>
+        <w:pStyle w:val="ListParagraph"/>
+        <w:numPr>
+          <w:ilvl w:val="0"/>
+          <w:numId w:val="4"/>
+        </w:numPr>
+        <w:rPr>
+          <w:lang w:val="en-US"/>
+        </w:rPr>
+      </w:pPr>
+      <w:r>
+        <w:rPr>
+          <w:lang w:val="en-US"/>
+        </w:rPr>
+        <w:t>Để tạo 1 String khác giống như String ban đầu nhưng không dùng chung ô nhớ</w:t>
+      </w:r>
+    </w:p>
+    <w:p>
+      <w:pPr>
+        <w:pStyle w:val="ListParagraph"/>
+        <w:pBdr>
+          <w:top w:val="single" w:sz="4" w:space="1" w:color="auto"/>
+          <w:left w:val="single" w:sz="4" w:space="4" w:color="auto"/>
+          <w:bottom w:val="single" w:sz="4" w:space="1" w:color="auto"/>
+          <w:right w:val="single" w:sz="4" w:space="4" w:color="auto"/>
+        </w:pBdr>
+        <w:ind w:left="1080"/>
+        <w:rPr>
+          <w:lang w:val="en-US"/>
+        </w:rPr>
+      </w:pPr>
+      <w:r>
+        <w:rPr>
+          <w:lang w:val="en-US"/>
+        </w:rPr>
         <w:t>&lt;String Copy&gt; = &lt;String Gốc&gt;;</w:t>
       </w:r>
     </w:p>
@@ -2653,6 +2800,7 @@
         <w:rPr>
           <w:lang w:val="en-US"/>
         </w:rPr>
+        <w:lastRenderedPageBreak/>
         <w:t>Cũng như trên, nhưng chỉ Copy 1 phần</w:t>
       </w:r>
     </w:p>
@@ -2820,7 +2968,6 @@
               <w:rPr>
                 <w:lang w:val="en-US"/>
               </w:rPr>
-              <w:lastRenderedPageBreak/>
               <w:t>bar</w:t>
             </w:r>
           </w:p>
@@ -4746,7 +4893,14 @@
               <w:rPr>
                 <w:lang w:val="en-US"/>
               </w:rPr>
-              <w:t>Y chang số nguyên có dấu, nhưng khi in ra thì ra kí tự tương ứng trong ASCII</w:t>
+              <w:t xml:space="preserve">Y chang số nguyên có dấu, nhưng khi </w:t>
+            </w:r>
+            <w:r>
+              <w:rPr>
+                <w:lang w:val="en-US"/>
+              </w:rPr>
+              <w:lastRenderedPageBreak/>
+              <w:t>in ra thì ra kí tự tương ứng trong ASCII</w:t>
             </w:r>
           </w:p>
         </w:tc>
@@ -4770,6 +4924,7 @@
               <w:rPr>
                 <w:lang w:val="en-US"/>
               </w:rPr>
+              <w:lastRenderedPageBreak/>
               <w:t>"</w:t>
             </w:r>
             <w:r>
@@ -4989,7 +5144,6 @@
         <w:rPr>
           <w:lang w:val="en-US"/>
         </w:rPr>
-        <w:lastRenderedPageBreak/>
         <w:t>Khi lấy 1 số có kiểu dữ liệu bé hơn tính toán với 1 số có kiểu dữ liệu lớn hơn thì số có kiểu dữ liệu bé sẽ được đổi sang kiểu dữ liệu lớn</w:t>
       </w:r>
       <w:r>
@@ -5928,6 +6082,7 @@
         <w:rPr>
           <w:lang w:val="en-US"/>
         </w:rPr>
+        <w:lastRenderedPageBreak/>
         <w:t>Rút Ngắn Tên Kiểu Dữ Liệu?</w:t>
       </w:r>
     </w:p>

--- a/c++ library.docx
+++ b/c++ library.docx
@@ -2077,6 +2077,24 @@
     <w:p>
       <w:pPr>
         <w:pStyle w:val="ListParagraph"/>
+        <w:numPr>
+          <w:ilvl w:val="0"/>
+          <w:numId w:val="4"/>
+        </w:numPr>
+        <w:rPr>
+          <w:lang w:val="en-US"/>
+        </w:rPr>
+      </w:pPr>
+      <w:r>
+        <w:rPr>
+          <w:lang w:val="en-US"/>
+        </w:rPr>
+        <w:t>Cách làm tròn sẽ dựa vào trạng thái của CMD, mặc định là số chữ số được tính từ chữ số đầu tiên ở phần nguyên, để chuyển sang trạng thái tính từ chữ số đầu tiên ở phần thập phân, gọi trạng thái này là A</w:t>
+      </w:r>
+    </w:p>
+    <w:p>
+      <w:pPr>
+        <w:pStyle w:val="ListParagraph"/>
         <w:pBdr>
           <w:top w:val="single" w:sz="4" w:space="1" w:color="auto"/>
           <w:left w:val="single" w:sz="4" w:space="4" w:color="auto"/>
@@ -2092,19 +2110,7 @@
         <w:rPr>
           <w:lang w:val="en-US"/>
         </w:rPr>
-        <w:t>s</w:t>
-      </w:r>
-      <w:r>
-        <w:rPr>
-          <w:lang w:val="en-US"/>
-        </w:rPr>
-        <w:t>td::cout &lt;&lt; std::setpre</w:t>
-      </w:r>
-      <w:r>
-        <w:rPr>
-          <w:lang w:val="en-US"/>
-        </w:rPr>
-        <w:t>cision(&lt;Số Chữ Số Thập Phân&gt;);</w:t>
+        <w:t>std::cout &lt;&lt; std::fixed;</w:t>
       </w:r>
     </w:p>
     <w:p>
@@ -2122,64 +2128,7 @@
         <w:rPr>
           <w:lang w:val="en-US"/>
         </w:rPr>
-        <w:t>&lt;Số Chữ Số Thập Phân&gt; là số nguyên không âm</w:t>
-      </w:r>
-    </w:p>
-    <w:p>
-      <w:pPr>
-        <w:pStyle w:val="ListParagraph"/>
-        <w:numPr>
-          <w:ilvl w:val="0"/>
-          <w:numId w:val="4"/>
-        </w:numPr>
-        <w:rPr>
-          <w:lang w:val="en-US"/>
-        </w:rPr>
-      </w:pPr>
-      <w:r>
-        <w:rPr>
-          <w:lang w:val="en-US"/>
-        </w:rPr>
-        <w:t xml:space="preserve">Lệnh trên sẽ làm số Floating Point tiếp theo được in ra sẽ </w:t>
-      </w:r>
-      <w:r>
-        <w:rPr>
-          <w:lang w:val="en-US"/>
-        </w:rPr>
-        <w:t xml:space="preserve">có không quá </w:t>
-      </w:r>
-    </w:p>
-    <w:p>
-      <w:pPr>
-        <w:pStyle w:val="ListParagraph"/>
-        <w:ind w:left="1080"/>
-        <w:rPr>
-          <w:lang w:val="en-US"/>
-        </w:rPr>
-      </w:pPr>
-      <w:r>
-        <w:rPr>
-          <w:lang w:val="en-US"/>
-        </w:rPr>
-        <w:t>&lt;Số Chữ Số Thập Phân&gt; số sau dấu chấm, mấy số 0 bên phải bị loại bỏ</w:t>
-      </w:r>
-    </w:p>
-    <w:p>
-      <w:pPr>
-        <w:pStyle w:val="ListParagraph"/>
-        <w:numPr>
-          <w:ilvl w:val="0"/>
-          <w:numId w:val="4"/>
-        </w:numPr>
-        <w:rPr>
-          <w:lang w:val="en-US"/>
-        </w:rPr>
-      </w:pPr>
-      <w:r>
-        <w:rPr>
-          <w:lang w:val="en-US"/>
-        </w:rPr>
-        <w:t>Để hiển thị đúng &lt;Số Chữ Số Thập Phân&gt;, nghĩa là bù thêm mấy số 0 vào bên phải, trước câu lệnh trên dùng câu lệnh sau</w:t>
+        <w:t>Để chuyển về trạng thái mặc định</w:t>
       </w:r>
     </w:p>
     <w:p>
@@ -2200,7 +2149,19 @@
         <w:rPr>
           <w:lang w:val="en-US"/>
         </w:rPr>
-        <w:t>std::cout &lt;&lt; std::fixed;</w:t>
+        <w:t>std::cout &lt;&lt; std::</w:t>
+      </w:r>
+      <w:r>
+        <w:rPr>
+          <w:lang w:val="en-US"/>
+        </w:rPr>
+        <w:t>ios_base::fixed</w:t>
+      </w:r>
+      <w:r>
+        <w:rPr>
+          <w:lang w:val="en-US"/>
+        </w:rPr>
+        <w:t>;</w:t>
       </w:r>
     </w:p>
     <w:p>
@@ -2218,7 +2179,7 @@
         <w:rPr>
           <w:lang w:val="en-US"/>
         </w:rPr>
-        <w:t>Ví dụ</w:t>
+        <w:t>Để làm tròn số thập phân tiếp theo được in ra</w:t>
       </w:r>
     </w:p>
     <w:p>
@@ -2239,7 +2200,19 @@
         <w:rPr>
           <w:lang w:val="en-US"/>
         </w:rPr>
-        <w:t>std::cout &lt;&lt; std::fixed &lt;&lt; std::setprecision(3) &lt;&lt; 23.4;</w:t>
+        <w:t>s</w:t>
+      </w:r>
+      <w:r>
+        <w:rPr>
+          <w:lang w:val="en-US"/>
+        </w:rPr>
+        <w:t>td::cout &lt;&lt; std::setpre</w:t>
+      </w:r>
+      <w:r>
+        <w:rPr>
+          <w:lang w:val="en-US"/>
+        </w:rPr>
+        <w:t>cision(&lt;Số Chữ Số Thập Phân&gt;);</w:t>
       </w:r>
     </w:p>
     <w:p>
@@ -2257,7 +2230,25 @@
         <w:rPr>
           <w:lang w:val="en-US"/>
         </w:rPr>
-        <w:t>Màn hình CMD</w:t>
+        <w:t>&lt;Số Chữ Số Thập Phân&gt; là số nguyên không âm</w:t>
+      </w:r>
+    </w:p>
+    <w:p>
+      <w:pPr>
+        <w:pStyle w:val="ListParagraph"/>
+        <w:numPr>
+          <w:ilvl w:val="0"/>
+          <w:numId w:val="4"/>
+        </w:numPr>
+        <w:rPr>
+          <w:lang w:val="en-US"/>
+        </w:rPr>
+      </w:pPr>
+      <w:r>
+        <w:rPr>
+          <w:lang w:val="en-US"/>
+        </w:rPr>
+        <w:t>Ví dụ</w:t>
       </w:r>
     </w:p>
     <w:p>
@@ -2278,43 +2269,43 @@
         <w:rPr>
           <w:lang w:val="en-US"/>
         </w:rPr>
-        <w:t>23.400</w:t>
-      </w:r>
-    </w:p>
-    <w:p>
-      <w:pPr>
-        <w:pStyle w:val="ListParagraph"/>
-        <w:numPr>
-          <w:ilvl w:val="0"/>
-          <w:numId w:val="3"/>
-        </w:numPr>
-        <w:rPr>
-          <w:lang w:val="en-US"/>
-        </w:rPr>
-      </w:pPr>
-      <w:r>
-        <w:rPr>
-          <w:lang w:val="en-US"/>
-        </w:rPr>
-        <w:t>Chỉ Định Tất Cả Số Nguyên Từ Bây Giờ In Ra Dưới Dạng Bát Phân, Thập Lục Phân?</w:t>
-      </w:r>
-    </w:p>
-    <w:p>
-      <w:pPr>
-        <w:pStyle w:val="ListParagraph"/>
-        <w:numPr>
-          <w:ilvl w:val="0"/>
-          <w:numId w:val="4"/>
-        </w:numPr>
-        <w:rPr>
-          <w:lang w:val="en-US"/>
-        </w:rPr>
-      </w:pPr>
-      <w:r>
-        <w:rPr>
-          <w:lang w:val="en-US"/>
-        </w:rPr>
-        <w:t>Bát phân</w:t>
+        <w:t>std::cout &lt;&lt; std::setprecision(</w:t>
+      </w:r>
+      <w:r>
+        <w:rPr>
+          <w:lang w:val="en-US"/>
+        </w:rPr>
+        <w:t>4</w:t>
+      </w:r>
+      <w:r>
+        <w:rPr>
+          <w:lang w:val="en-US"/>
+        </w:rPr>
+        <w:t xml:space="preserve">) &lt;&lt; </w:t>
+      </w:r>
+      <w:r>
+        <w:rPr>
+          <w:lang w:val="en-US"/>
+        </w:rPr>
+        <w:t>1</w:t>
+      </w:r>
+      <w:r>
+        <w:rPr>
+          <w:lang w:val="en-US"/>
+        </w:rPr>
+        <w:t>23.4</w:t>
+      </w:r>
+      <w:r>
+        <w:rPr>
+          <w:lang w:val="en-US"/>
+        </w:rPr>
+        <w:t>67 &lt;&lt; std::endl</w:t>
+      </w:r>
+      <w:r>
+        <w:rPr>
+          <w:lang w:val="en-US"/>
+        </w:rPr>
+        <w:t>;</w:t>
       </w:r>
     </w:p>
     <w:p>
@@ -2335,7 +2326,37 @@
         <w:rPr>
           <w:lang w:val="en-US"/>
         </w:rPr>
-        <w:t>std::cout &lt;&lt; std::oct;</w:t>
+        <w:t>std::cout &lt;&lt; std::fixed &lt;&lt; std::setprecision(</w:t>
+      </w:r>
+      <w:r>
+        <w:rPr>
+          <w:lang w:val="en-US"/>
+        </w:rPr>
+        <w:t>5</w:t>
+      </w:r>
+      <w:r>
+        <w:rPr>
+          <w:lang w:val="en-US"/>
+        </w:rPr>
+        <w:t xml:space="preserve">) &lt;&lt; </w:t>
+      </w:r>
+      <w:r>
+        <w:rPr>
+          <w:lang w:val="en-US"/>
+        </w:rPr>
+        <w:t>123.467</w:t>
+      </w:r>
+      <w:r>
+        <w:rPr>
+          <w:lang w:val="en-US"/>
+        </w:rPr>
+        <w:t xml:space="preserve"> </w:t>
+      </w:r>
+      <w:r>
+        <w:rPr>
+          <w:lang w:val="en-US"/>
+        </w:rPr>
+        <w:t>&lt;&lt; std::endl;</w:t>
       </w:r>
     </w:p>
     <w:p>
@@ -2353,7 +2374,7 @@
         <w:rPr>
           <w:lang w:val="en-US"/>
         </w:rPr>
-        <w:t>Thập lục phân</w:t>
+        <w:t>Màn hình CMD</w:t>
       </w:r>
     </w:p>
     <w:p>
@@ -2374,25 +2395,13 @@
         <w:rPr>
           <w:lang w:val="en-US"/>
         </w:rPr>
-        <w:t>std::cout &lt;&lt; std::hex;</w:t>
-      </w:r>
-    </w:p>
-    <w:p>
-      <w:pPr>
-        <w:pStyle w:val="ListParagraph"/>
-        <w:numPr>
-          <w:ilvl w:val="0"/>
-          <w:numId w:val="4"/>
-        </w:numPr>
-        <w:rPr>
-          <w:lang w:val="en-US"/>
-        </w:rPr>
-      </w:pPr>
-      <w:r>
-        <w:rPr>
-          <w:lang w:val="en-US"/>
-        </w:rPr>
-        <w:t>Trở về thập phân</w:t>
+        <w:t>123.</w:t>
+      </w:r>
+      <w:r>
+        <w:rPr>
+          <w:lang w:val="en-US"/>
+        </w:rPr>
+        <w:t>5</w:t>
       </w:r>
     </w:p>
     <w:p>
@@ -2413,19 +2422,13 @@
         <w:rPr>
           <w:lang w:val="en-US"/>
         </w:rPr>
-        <w:t>s</w:t>
-      </w:r>
-      <w:r>
-        <w:rPr>
-          <w:lang w:val="en-US"/>
-        </w:rPr>
-        <w:t>td::cout &lt;&lt; std::</w:t>
-      </w:r>
-      <w:r>
-        <w:rPr>
-          <w:lang w:val="en-US"/>
-        </w:rPr>
-        <w:t>dec;</w:t>
+        <w:t>123.4670</w:t>
+      </w:r>
+      <w:r>
+        <w:rPr>
+          <w:lang w:val="en-US"/>
+        </w:rPr>
+        <w:t>0</w:t>
       </w:r>
     </w:p>
     <w:p>
@@ -2443,55 +2446,7 @@
         <w:rPr>
           <w:lang w:val="en-US"/>
         </w:rPr>
-        <w:t>Đối Tượng String?</w:t>
-      </w:r>
-    </w:p>
-    <w:p>
-      <w:pPr>
-        <w:pStyle w:val="ListParagraph"/>
-        <w:numPr>
-          <w:ilvl w:val="0"/>
-          <w:numId w:val="4"/>
-        </w:numPr>
-        <w:rPr>
-          <w:lang w:val="en-US"/>
-        </w:rPr>
-      </w:pPr>
-      <w:r>
-        <w:rPr>
-          <w:lang w:val="en-US"/>
-        </w:rPr>
-        <w:t xml:space="preserve">Có 2 cách để tạo String, 1 là dùng mảng Char 2 là dùng </w:t>
-      </w:r>
-      <w:r>
-        <w:rPr>
-          <w:lang w:val="en-US"/>
-        </w:rPr>
-        <w:t>std::string</w:t>
-      </w:r>
-      <w:r>
-        <w:rPr>
-          <w:lang w:val="en-US"/>
-        </w:rPr>
-        <w:t>, dùng mảng Char sẽ không sử dụng được các phương thức String</w:t>
-      </w:r>
-    </w:p>
-    <w:p>
-      <w:pPr>
-        <w:pStyle w:val="ListParagraph"/>
-        <w:numPr>
-          <w:ilvl w:val="0"/>
-          <w:numId w:val="4"/>
-        </w:numPr>
-        <w:rPr>
-          <w:lang w:val="en-US"/>
-        </w:rPr>
-      </w:pPr>
-      <w:r>
-        <w:rPr>
-          <w:lang w:val="en-US"/>
-        </w:rPr>
-        <w:t>Dùng mảng Char</w:t>
+        <w:t>Chỉ Định Số Thập Phân Tiếp Theo In Ra Theo Kiểu Kí Hiệu Khoa Học?</w:t>
       </w:r>
     </w:p>
     <w:p>
@@ -2512,7 +2467,25 @@
         <w:rPr>
           <w:lang w:val="en-US"/>
         </w:rPr>
-        <w:t>char &lt;String&gt;[&lt;Số Kí Tự&gt;] = &lt;Chuỗi&gt;;</w:t>
+        <w:t>std::cout &lt;&lt; std::scientific;</w:t>
+      </w:r>
+    </w:p>
+    <w:p>
+      <w:pPr>
+        <w:pStyle w:val="ListParagraph"/>
+        <w:numPr>
+          <w:ilvl w:val="0"/>
+          <w:numId w:val="3"/>
+        </w:numPr>
+        <w:rPr>
+          <w:lang w:val="en-US"/>
+        </w:rPr>
+      </w:pPr>
+      <w:r>
+        <w:rPr>
+          <w:lang w:val="en-US"/>
+        </w:rPr>
+        <w:t>Chỉ Định Tất Cả Số Nguyên Từ Bây Giờ In Ra Dưới Dạng Bát Phân, Thập Lục Phân?</w:t>
       </w:r>
     </w:p>
     <w:p>
@@ -2530,25 +2503,7 @@
         <w:rPr>
           <w:lang w:val="en-US"/>
         </w:rPr>
-        <w:t>&lt;Chuỗi&gt; phải có số kí tự &lt; &lt;Số Kí Tự&gt;, do kí tự “/0” sẽ được tự động chèn vào cuối &lt;Chuỗi&gt; như báo hiệu kết thúc String</w:t>
-      </w:r>
-    </w:p>
-    <w:p>
-      <w:pPr>
-        <w:pStyle w:val="ListParagraph"/>
-        <w:numPr>
-          <w:ilvl w:val="0"/>
-          <w:numId w:val="4"/>
-        </w:numPr>
-        <w:rPr>
-          <w:lang w:val="en-US"/>
-        </w:rPr>
-      </w:pPr>
-      <w:r>
-        <w:rPr>
-          <w:lang w:val="en-US"/>
-        </w:rPr>
-        <w:t>Ví dụ</w:t>
+        <w:t>Bát phân</w:t>
       </w:r>
     </w:p>
     <w:p>
@@ -2569,19 +2524,7 @@
         <w:rPr>
           <w:lang w:val="en-US"/>
         </w:rPr>
-        <w:t xml:space="preserve">char foo[4] = </w:t>
-      </w:r>
-      <w:r>
-        <w:rPr>
-          <w:lang w:val="en-US"/>
-        </w:rPr>
-        <w:t>"abc"</w:t>
-      </w:r>
-      <w:r>
-        <w:rPr>
-          <w:lang w:val="en-US"/>
-        </w:rPr>
-        <w:t>;</w:t>
+        <w:t>std::cout &lt;&lt; std::oct;</w:t>
       </w:r>
     </w:p>
     <w:p>
@@ -2599,13 +2542,7 @@
         <w:rPr>
           <w:lang w:val="en-US"/>
         </w:rPr>
-        <w:t>Dùng std::string để t</w:t>
-      </w:r>
-      <w:r>
-        <w:rPr>
-          <w:lang w:val="en-US"/>
-        </w:rPr>
-        <w:t>ạo 1 String và gán giá trị ban đầu</w:t>
+        <w:t>Thập lục phân</w:t>
       </w:r>
     </w:p>
     <w:p>
@@ -2626,19 +2563,7 @@
         <w:rPr>
           <w:lang w:val="en-US"/>
         </w:rPr>
-        <w:t xml:space="preserve">std::string </w:t>
-      </w:r>
-      <w:r>
-        <w:rPr>
-          <w:lang w:val="en-US"/>
-        </w:rPr>
-        <w:t>&lt;String&gt; = &lt;Chuỗi&gt;</w:t>
-      </w:r>
-      <w:r>
-        <w:rPr>
-          <w:lang w:val="en-US"/>
-        </w:rPr>
-        <w:t>;</w:t>
+        <w:t>std::cout &lt;&lt; std::hex;</w:t>
       </w:r>
     </w:p>
     <w:p>
@@ -2656,25 +2581,7 @@
         <w:rPr>
           <w:lang w:val="en-US"/>
         </w:rPr>
-        <w:t>&lt;Chuỗi&gt; không được là Char</w:t>
-      </w:r>
-    </w:p>
-    <w:p>
-      <w:pPr>
-        <w:pStyle w:val="ListParagraph"/>
-        <w:numPr>
-          <w:ilvl w:val="0"/>
-          <w:numId w:val="4"/>
-        </w:numPr>
-        <w:rPr>
-          <w:lang w:val="en-US"/>
-        </w:rPr>
-      </w:pPr>
-      <w:r>
-        <w:rPr>
-          <w:lang w:val="en-US"/>
-        </w:rPr>
-        <w:t>Ví dụ</w:t>
+        <w:t>Trở về thập phân</w:t>
       </w:r>
     </w:p>
     <w:p>
@@ -2695,19 +2602,25 @@
         <w:rPr>
           <w:lang w:val="en-US"/>
         </w:rPr>
-        <w:t xml:space="preserve">std::string foo = </w:t>
-      </w:r>
-      <w:r>
-        <w:rPr>
-          <w:lang w:val="en-US"/>
-        </w:rPr>
-        <w:t>"DickHead"</w:t>
-      </w:r>
-      <w:r>
-        <w:rPr>
-          <w:lang w:val="en-US"/>
-        </w:rPr>
-        <w:t>;</w:t>
+        <w:t>std::cout &lt;&lt; std::dec;</w:t>
+      </w:r>
+    </w:p>
+    <w:p>
+      <w:pPr>
+        <w:pStyle w:val="ListParagraph"/>
+        <w:numPr>
+          <w:ilvl w:val="0"/>
+          <w:numId w:val="3"/>
+        </w:numPr>
+        <w:rPr>
+          <w:lang w:val="en-US"/>
+        </w:rPr>
+      </w:pPr>
+      <w:r>
+        <w:rPr>
+          <w:lang w:val="en-US"/>
+        </w:rPr>
+        <w:t>Đối Tượng String?</w:t>
       </w:r>
     </w:p>
     <w:p>
@@ -2725,7 +2638,19 @@
         <w:rPr>
           <w:lang w:val="en-US"/>
         </w:rPr>
-        <w:t>&lt;String&gt; hoạt động y chang 1 Pointer, bản chất nó là mảng Char</w:t>
+        <w:t xml:space="preserve">Có 2 cách để tạo String, 1 là dùng mảng Char 2 là dùng </w:t>
+      </w:r>
+      <w:r>
+        <w:rPr>
+          <w:lang w:val="en-US"/>
+        </w:rPr>
+        <w:t>std::string</w:t>
+      </w:r>
+      <w:r>
+        <w:rPr>
+          <w:lang w:val="en-US"/>
+        </w:rPr>
+        <w:t>, dùng mảng Char sẽ không sử dụng được các phương thức String</w:t>
       </w:r>
     </w:p>
     <w:p>
@@ -2743,25 +2668,7 @@
         <w:rPr>
           <w:lang w:val="en-US"/>
         </w:rPr>
-        <w:t>Các kí tự trong &lt;Chuỗi&gt; chiếm các Byte liên tiếp nhau theo đúng thứ tự chiều tăng dần địa chỉ, các kí tự này nằm ngoài vùng bộ nhớ 5074b0 đến 6fffff 1 cách ngẫu nhiên</w:t>
-      </w:r>
-    </w:p>
-    <w:p>
-      <w:pPr>
-        <w:pStyle w:val="ListParagraph"/>
-        <w:numPr>
-          <w:ilvl w:val="0"/>
-          <w:numId w:val="4"/>
-        </w:numPr>
-        <w:rPr>
-          <w:lang w:val="en-US"/>
-        </w:rPr>
-      </w:pPr>
-      <w:r>
-        <w:rPr>
-          <w:lang w:val="en-US"/>
-        </w:rPr>
-        <w:t>Để tạo 1 String khác giống như String ban đầu nhưng không dùng chung ô nhớ</w:t>
+        <w:t>Dùng mảng Char</w:t>
       </w:r>
     </w:p>
     <w:p>
@@ -2782,6 +2689,277 @@
         <w:rPr>
           <w:lang w:val="en-US"/>
         </w:rPr>
+        <w:t>char &lt;String&gt;[&lt;Số Kí Tự&gt;] = &lt;Chuỗi&gt;;</w:t>
+      </w:r>
+    </w:p>
+    <w:p>
+      <w:pPr>
+        <w:pStyle w:val="ListParagraph"/>
+        <w:numPr>
+          <w:ilvl w:val="0"/>
+          <w:numId w:val="4"/>
+        </w:numPr>
+        <w:rPr>
+          <w:lang w:val="en-US"/>
+        </w:rPr>
+      </w:pPr>
+      <w:r>
+        <w:rPr>
+          <w:lang w:val="en-US"/>
+        </w:rPr>
+        <w:t>&lt;Chuỗi&gt; phải có số kí tự &lt; &lt;Số Kí Tự&gt;, do kí tự “/0” sẽ được tự động chèn vào cuối &lt;Chuỗi&gt; như báo hiệu kết thúc String</w:t>
+      </w:r>
+    </w:p>
+    <w:p>
+      <w:pPr>
+        <w:pStyle w:val="ListParagraph"/>
+        <w:numPr>
+          <w:ilvl w:val="0"/>
+          <w:numId w:val="4"/>
+        </w:numPr>
+        <w:rPr>
+          <w:lang w:val="en-US"/>
+        </w:rPr>
+      </w:pPr>
+      <w:r>
+        <w:rPr>
+          <w:lang w:val="en-US"/>
+        </w:rPr>
+        <w:t>Ví dụ</w:t>
+      </w:r>
+    </w:p>
+    <w:p>
+      <w:pPr>
+        <w:pStyle w:val="ListParagraph"/>
+        <w:pBdr>
+          <w:top w:val="single" w:sz="4" w:space="1" w:color="auto"/>
+          <w:left w:val="single" w:sz="4" w:space="4" w:color="auto"/>
+          <w:bottom w:val="single" w:sz="4" w:space="1" w:color="auto"/>
+          <w:right w:val="single" w:sz="4" w:space="4" w:color="auto"/>
+        </w:pBdr>
+        <w:ind w:left="1080"/>
+        <w:rPr>
+          <w:lang w:val="en-US"/>
+        </w:rPr>
+      </w:pPr>
+      <w:r>
+        <w:rPr>
+          <w:lang w:val="en-US"/>
+        </w:rPr>
+        <w:t xml:space="preserve">char foo[4] = </w:t>
+      </w:r>
+      <w:r>
+        <w:rPr>
+          <w:lang w:val="en-US"/>
+        </w:rPr>
+        <w:t>"abc"</w:t>
+      </w:r>
+      <w:r>
+        <w:rPr>
+          <w:lang w:val="en-US"/>
+        </w:rPr>
+        <w:t>;</w:t>
+      </w:r>
+    </w:p>
+    <w:p>
+      <w:pPr>
+        <w:pStyle w:val="ListParagraph"/>
+        <w:numPr>
+          <w:ilvl w:val="0"/>
+          <w:numId w:val="4"/>
+        </w:numPr>
+        <w:rPr>
+          <w:lang w:val="en-US"/>
+        </w:rPr>
+      </w:pPr>
+      <w:r>
+        <w:rPr>
+          <w:lang w:val="en-US"/>
+        </w:rPr>
+        <w:t>Dùng std::string để t</w:t>
+      </w:r>
+      <w:r>
+        <w:rPr>
+          <w:lang w:val="en-US"/>
+        </w:rPr>
+        <w:t>ạo 1 String và gán giá trị ban đầu</w:t>
+      </w:r>
+    </w:p>
+    <w:p>
+      <w:pPr>
+        <w:pStyle w:val="ListParagraph"/>
+        <w:pBdr>
+          <w:top w:val="single" w:sz="4" w:space="1" w:color="auto"/>
+          <w:left w:val="single" w:sz="4" w:space="4" w:color="auto"/>
+          <w:bottom w:val="single" w:sz="4" w:space="1" w:color="auto"/>
+          <w:right w:val="single" w:sz="4" w:space="4" w:color="auto"/>
+        </w:pBdr>
+        <w:ind w:left="1080"/>
+        <w:rPr>
+          <w:lang w:val="en-US"/>
+        </w:rPr>
+      </w:pPr>
+      <w:r>
+        <w:rPr>
+          <w:lang w:val="en-US"/>
+        </w:rPr>
+        <w:t xml:space="preserve">std::string </w:t>
+      </w:r>
+      <w:r>
+        <w:rPr>
+          <w:lang w:val="en-US"/>
+        </w:rPr>
+        <w:t>&lt;String&gt; = &lt;Chuỗi&gt;</w:t>
+      </w:r>
+      <w:r>
+        <w:rPr>
+          <w:lang w:val="en-US"/>
+        </w:rPr>
+        <w:t>;</w:t>
+      </w:r>
+    </w:p>
+    <w:p>
+      <w:pPr>
+        <w:pStyle w:val="ListParagraph"/>
+        <w:numPr>
+          <w:ilvl w:val="0"/>
+          <w:numId w:val="4"/>
+        </w:numPr>
+        <w:rPr>
+          <w:lang w:val="en-US"/>
+        </w:rPr>
+      </w:pPr>
+      <w:r>
+        <w:rPr>
+          <w:lang w:val="en-US"/>
+        </w:rPr>
+        <w:t>&lt;Chuỗi&gt; không được là Char</w:t>
+      </w:r>
+    </w:p>
+    <w:p>
+      <w:pPr>
+        <w:pStyle w:val="ListParagraph"/>
+        <w:numPr>
+          <w:ilvl w:val="0"/>
+          <w:numId w:val="4"/>
+        </w:numPr>
+        <w:rPr>
+          <w:lang w:val="en-US"/>
+        </w:rPr>
+      </w:pPr>
+      <w:r>
+        <w:rPr>
+          <w:lang w:val="en-US"/>
+        </w:rPr>
+        <w:t>Ví dụ</w:t>
+      </w:r>
+    </w:p>
+    <w:p>
+      <w:pPr>
+        <w:pStyle w:val="ListParagraph"/>
+        <w:pBdr>
+          <w:top w:val="single" w:sz="4" w:space="1" w:color="auto"/>
+          <w:left w:val="single" w:sz="4" w:space="4" w:color="auto"/>
+          <w:bottom w:val="single" w:sz="4" w:space="1" w:color="auto"/>
+          <w:right w:val="single" w:sz="4" w:space="4" w:color="auto"/>
+        </w:pBdr>
+        <w:ind w:left="1080"/>
+        <w:rPr>
+          <w:lang w:val="en-US"/>
+        </w:rPr>
+      </w:pPr>
+      <w:r>
+        <w:rPr>
+          <w:lang w:val="en-US"/>
+        </w:rPr>
+        <w:t xml:space="preserve">std::string foo = </w:t>
+      </w:r>
+      <w:r>
+        <w:rPr>
+          <w:lang w:val="en-US"/>
+        </w:rPr>
+        <w:t>"DickHead"</w:t>
+      </w:r>
+      <w:r>
+        <w:rPr>
+          <w:lang w:val="en-US"/>
+        </w:rPr>
+        <w:t>;</w:t>
+      </w:r>
+    </w:p>
+    <w:p>
+      <w:pPr>
+        <w:pStyle w:val="ListParagraph"/>
+        <w:numPr>
+          <w:ilvl w:val="0"/>
+          <w:numId w:val="4"/>
+        </w:numPr>
+        <w:rPr>
+          <w:lang w:val="en-US"/>
+        </w:rPr>
+      </w:pPr>
+      <w:r>
+        <w:rPr>
+          <w:lang w:val="en-US"/>
+        </w:rPr>
+        <w:lastRenderedPageBreak/>
+        <w:t>&lt;String&gt; hoạt động y chang 1 Pointer, bản chất nó là mảng Char</w:t>
+      </w:r>
+    </w:p>
+    <w:p>
+      <w:pPr>
+        <w:pStyle w:val="ListParagraph"/>
+        <w:numPr>
+          <w:ilvl w:val="0"/>
+          <w:numId w:val="4"/>
+        </w:numPr>
+        <w:rPr>
+          <w:lang w:val="en-US"/>
+        </w:rPr>
+      </w:pPr>
+      <w:r>
+        <w:rPr>
+          <w:lang w:val="en-US"/>
+        </w:rPr>
+        <w:t>Các kí tự trong &lt;Chuỗi&gt; chiếm các Byte liên tiếp nhau theo đúng thứ tự chiều tăng dần địa chỉ, các kí tự này nằm ngoài vùng bộ nhớ 5074b0 đến 6fffff 1 cách ngẫu nhiên</w:t>
+      </w:r>
+    </w:p>
+    <w:p>
+      <w:pPr>
+        <w:pStyle w:val="ListParagraph"/>
+        <w:numPr>
+          <w:ilvl w:val="0"/>
+          <w:numId w:val="4"/>
+        </w:numPr>
+        <w:rPr>
+          <w:lang w:val="en-US"/>
+        </w:rPr>
+      </w:pPr>
+      <w:r>
+        <w:rPr>
+          <w:lang w:val="en-US"/>
+        </w:rPr>
+        <w:t>Để tạo 1 String khác giống như String ban đầu nhưng không dùng chung ô nhớ</w:t>
+      </w:r>
+    </w:p>
+    <w:p>
+      <w:pPr>
+        <w:pStyle w:val="ListParagraph"/>
+        <w:pBdr>
+          <w:top w:val="single" w:sz="4" w:space="1" w:color="auto"/>
+          <w:left w:val="single" w:sz="4" w:space="4" w:color="auto"/>
+          <w:bottom w:val="single" w:sz="4" w:space="1" w:color="auto"/>
+          <w:right w:val="single" w:sz="4" w:space="4" w:color="auto"/>
+        </w:pBdr>
+        <w:ind w:left="1080"/>
+        <w:rPr>
+          <w:lang w:val="en-US"/>
+        </w:rPr>
+      </w:pPr>
+      <w:r>
+        <w:rPr>
+          <w:lang w:val="en-US"/>
+        </w:rPr>
         <w:t>&lt;String Copy&gt; = &lt;String Gốc&gt;;</w:t>
       </w:r>
     </w:p>
@@ -2800,7 +2978,6 @@
         <w:rPr>
           <w:lang w:val="en-US"/>
         </w:rPr>
-        <w:lastRenderedPageBreak/>
         <w:t>Cũng như trên, nhưng chỉ Copy 1 phần</w:t>
       </w:r>
     </w:p>
@@ -4418,6 +4595,7 @@
               <w:rPr>
                 <w:lang w:val="en-US"/>
               </w:rPr>
+              <w:lastRenderedPageBreak/>
               <w:t>"</w:t>
             </w:r>
             <w:r>
@@ -4893,14 +5071,7 @@
               <w:rPr>
                 <w:lang w:val="en-US"/>
               </w:rPr>
-              <w:t xml:space="preserve">Y chang số nguyên có dấu, nhưng khi </w:t>
-            </w:r>
-            <w:r>
-              <w:rPr>
-                <w:lang w:val="en-US"/>
-              </w:rPr>
-              <w:lastRenderedPageBreak/>
-              <w:t>in ra thì ra kí tự tương ứng trong ASCII</w:t>
+              <w:t>Y chang số nguyên có dấu, nhưng khi in ra thì ra kí tự tương ứng trong ASCII</w:t>
             </w:r>
           </w:p>
         </w:tc>
@@ -4924,7 +5095,6 @@
               <w:rPr>
                 <w:lang w:val="en-US"/>
               </w:rPr>
-              <w:lastRenderedPageBreak/>
               <w:t>"</w:t>
             </w:r>
             <w:r>
@@ -5983,6 +6153,7 @@
               <w:rPr>
                 <w:lang w:val="en-US"/>
               </w:rPr>
+              <w:lastRenderedPageBreak/>
               <w:t>foo</w:t>
             </w:r>
           </w:p>
@@ -6082,7 +6253,6 @@
         <w:rPr>
           <w:lang w:val="en-US"/>
         </w:rPr>
-        <w:lastRenderedPageBreak/>
         <w:t>Rút Ngắn Tên Kiểu Dữ Liệu?</w:t>
       </w:r>
     </w:p>

--- a/c++ library.docx
+++ b/c++ library.docx
@@ -1263,6 +1263,24 @@
           <w:lang w:val="en-US"/>
         </w:rPr>
         <w:t>, chỉ lấy chuỗi trước dấu cách đầu tiên</w:t>
+      </w:r>
+    </w:p>
+    <w:p>
+      <w:pPr>
+        <w:pStyle w:val="ListParagraph"/>
+        <w:numPr>
+          <w:ilvl w:val="0"/>
+          <w:numId w:val="4"/>
+        </w:numPr>
+        <w:rPr>
+          <w:lang w:val="en-US"/>
+        </w:rPr>
+      </w:pPr>
+      <w:r>
+        <w:rPr>
+          <w:lang w:val="en-US"/>
+        </w:rPr>
+        <w:t>Nếu biến đã có giá trị thì ghi đè lên giá trị đó</w:t>
       </w:r>
     </w:p>
     <w:p>
@@ -2089,7 +2107,55 @@
         <w:rPr>
           <w:lang w:val="en-US"/>
         </w:rPr>
-        <w:t>Cách làm tròn sẽ dựa vào trạng thái của CMD, mặc định là số chữ số được tính từ chữ số đầu tiên ở phần nguyên, để chuyển sang trạng thái tính từ chữ số đầu tiên ở phần thập phân, gọi trạng thái này là A</w:t>
+        <w:t>Mặc định,</w:t>
+      </w:r>
+      <w:r>
+        <w:rPr>
+          <w:lang w:val="en-US"/>
+        </w:rPr>
+        <w:t xml:space="preserve"> khi in ra số Floating Point,</w:t>
+      </w:r>
+      <w:r>
+        <w:rPr>
+          <w:lang w:val="en-US"/>
+        </w:rPr>
+        <w:t xml:space="preserve"> CMD sẽ ở trạng thái tự động </w:t>
+      </w:r>
+      <w:r>
+        <w:rPr>
+          <w:lang w:val="en-US"/>
+        </w:rPr>
+        <w:t>làm tròn 6 chữ số tính từ số đầu tiên bên trái cùng ở phần nguyên</w:t>
+      </w:r>
+      <w:r>
+        <w:rPr>
+          <w:lang w:val="en-US"/>
+        </w:rPr>
+        <w:t>, nếu phần nguyên vượt quá 6 số thì hiện = kí hiệu khoa học</w:t>
+      </w:r>
+      <w:r>
+        <w:rPr>
+          <w:lang w:val="en-US"/>
+        </w:rPr>
+        <w:t xml:space="preserve"> với Mantissa chỉ gồm 6 số</w:t>
+      </w:r>
+    </w:p>
+    <w:p>
+      <w:pPr>
+        <w:pStyle w:val="ListParagraph"/>
+        <w:numPr>
+          <w:ilvl w:val="0"/>
+          <w:numId w:val="4"/>
+        </w:numPr>
+        <w:rPr>
+          <w:lang w:val="en-US"/>
+        </w:rPr>
+      </w:pPr>
+      <w:r>
+        <w:rPr>
+          <w:lang w:val="en-US"/>
+        </w:rPr>
+        <w:t>Để thay vì tính từ số đầu tiên phần nguyên = tính từ số đầu tiên phần thập phân, đồng thời nếu phần thập phân ít số thì bù 0</w:t>
       </w:r>
     </w:p>
     <w:p>
@@ -2128,7 +2194,13 @@
         <w:rPr>
           <w:lang w:val="en-US"/>
         </w:rPr>
-        <w:t>Để chuyển về trạng thái mặc định</w:t>
+        <w:t>Để</w:t>
+      </w:r>
+      <w:r>
+        <w:rPr>
+          <w:lang w:val="en-US"/>
+        </w:rPr>
+        <w:t xml:space="preserve"> hủy</w:t>
       </w:r>
     </w:p>
     <w:p>
@@ -2179,7 +2251,13 @@
         <w:rPr>
           <w:lang w:val="en-US"/>
         </w:rPr>
-        <w:t>Để làm tròn số thập phân tiếp theo được in ra</w:t>
+        <w:t xml:space="preserve">Để </w:t>
+      </w:r>
+      <w:r>
+        <w:rPr>
+          <w:lang w:val="en-US"/>
+        </w:rPr>
+        <w:t>thay đổi số chữ số được làm tròn từ 6 thành 1 số nào đó</w:t>
       </w:r>
     </w:p>
     <w:p>
@@ -2212,7 +2290,7 @@
         <w:rPr>
           <w:lang w:val="en-US"/>
         </w:rPr>
-        <w:t>cision(&lt;Số Chữ Số Thập Phân&gt;);</w:t>
+        <w:t>cision(&lt;Số Chữ Số&gt;);</w:t>
       </w:r>
     </w:p>
     <w:p>
@@ -2230,7 +2308,7 @@
         <w:rPr>
           <w:lang w:val="en-US"/>
         </w:rPr>
-        <w:t>&lt;Số Chữ Số Thập Phân&gt; là số nguyên không âm</w:t>
+        <w:t>&lt;Số Chữ Số&gt; là số nguyên không âm</w:t>
       </w:r>
     </w:p>
     <w:p>
@@ -2269,43 +2347,7 @@
         <w:rPr>
           <w:lang w:val="en-US"/>
         </w:rPr>
-        <w:t>std::cout &lt;&lt; std::setprecision(</w:t>
-      </w:r>
-      <w:r>
-        <w:rPr>
-          <w:lang w:val="en-US"/>
-        </w:rPr>
-        <w:t>4</w:t>
-      </w:r>
-      <w:r>
-        <w:rPr>
-          <w:lang w:val="en-US"/>
-        </w:rPr>
-        <w:t xml:space="preserve">) &lt;&lt; </w:t>
-      </w:r>
-      <w:r>
-        <w:rPr>
-          <w:lang w:val="en-US"/>
-        </w:rPr>
-        <w:t>1</w:t>
-      </w:r>
-      <w:r>
-        <w:rPr>
-          <w:lang w:val="en-US"/>
-        </w:rPr>
-        <w:t>23.4</w:t>
-      </w:r>
-      <w:r>
-        <w:rPr>
-          <w:lang w:val="en-US"/>
-        </w:rPr>
-        <w:t>67 &lt;&lt; std::endl</w:t>
-      </w:r>
-      <w:r>
-        <w:rPr>
-          <w:lang w:val="en-US"/>
-        </w:rPr>
-        <w:t>;</w:t>
+        <w:t>std::cout &lt;&lt; std::setprecision(4) &lt;&lt; 123.467 &lt;&lt; std::endl;</w:t>
       </w:r>
     </w:p>
     <w:p>
@@ -2344,19 +2386,7 @@
         <w:rPr>
           <w:lang w:val="en-US"/>
         </w:rPr>
-        <w:t>123.467</w:t>
-      </w:r>
-      <w:r>
-        <w:rPr>
-          <w:lang w:val="en-US"/>
-        </w:rPr>
-        <w:t xml:space="preserve"> </w:t>
-      </w:r>
-      <w:r>
-        <w:rPr>
-          <w:lang w:val="en-US"/>
-        </w:rPr>
-        <w:t>&lt;&lt; std::endl;</w:t>
+        <w:t>123.467 &lt;&lt; std::endl;</w:t>
       </w:r>
     </w:p>
     <w:p>
@@ -2446,7 +2476,25 @@
         <w:rPr>
           <w:lang w:val="en-US"/>
         </w:rPr>
-        <w:t>Chỉ Định Số Thập Phân Tiếp Theo In Ra Theo Kiểu Kí Hiệu Khoa Học?</w:t>
+        <w:t xml:space="preserve">Chuyển </w:t>
+      </w:r>
+      <w:r>
+        <w:rPr>
+          <w:lang w:val="en-US"/>
+        </w:rPr>
+        <w:t xml:space="preserve">Sang Chế Độ In Ra </w:t>
+      </w:r>
+      <w:r>
+        <w:rPr>
+          <w:lang w:val="en-US"/>
+        </w:rPr>
+        <w:t>Kí Hiệu Khoa Học</w:t>
+      </w:r>
+      <w:r>
+        <w:rPr>
+          <w:lang w:val="en-US"/>
+        </w:rPr>
+        <w:t>?</w:t>
       </w:r>
     </w:p>
     <w:p>
@@ -2485,7 +2533,19 @@
         <w:rPr>
           <w:lang w:val="en-US"/>
         </w:rPr>
-        <w:t>Chỉ Định Tất Cả Số Nguyên Từ Bây Giờ In Ra Dưới Dạng Bát Phân, Thập Lục Phân?</w:t>
+        <w:t>Ch</w:t>
+      </w:r>
+      <w:r>
+        <w:rPr>
+          <w:lang w:val="en-US"/>
+        </w:rPr>
+        <w:t xml:space="preserve">uyển Sang Chế Độ </w:t>
+      </w:r>
+      <w:r>
+        <w:rPr>
+          <w:lang w:val="en-US"/>
+        </w:rPr>
+        <w:t>In Ra Dưới Dạng Bát Phân, Thập Lục Phân?</w:t>
       </w:r>
     </w:p>
     <w:p>
@@ -2872,6 +2932,7 @@
         <w:rPr>
           <w:lang w:val="en-US"/>
         </w:rPr>
+        <w:lastRenderedPageBreak/>
         <w:t xml:space="preserve">std::string foo = </w:t>
       </w:r>
       <w:r>
@@ -2902,7 +2963,6 @@
         <w:rPr>
           <w:lang w:val="en-US"/>
         </w:rPr>
-        <w:lastRenderedPageBreak/>
         <w:t>&lt;String&gt; hoạt động y chang 1 Pointer, bản chất nó là mảng Char</w:t>
       </w:r>
     </w:p>
@@ -4497,6 +4557,7 @@
               <w:rPr>
                 <w:lang w:val="en-US"/>
               </w:rPr>
+              <w:lastRenderedPageBreak/>
               <w:t>"</w:t>
             </w:r>
             <w:r>
@@ -4595,7 +4656,6 @@
               <w:rPr>
                 <w:lang w:val="en-US"/>
               </w:rPr>
-              <w:lastRenderedPageBreak/>
               <w:t>"</w:t>
             </w:r>
             <w:r>
@@ -6121,6 +6181,7 @@
         <w:rPr>
           <w:lang w:val="en-US"/>
         </w:rPr>
+        <w:lastRenderedPageBreak/>
         <w:t>ta có</w:t>
       </w:r>
     </w:p>
@@ -6153,7 +6214,6 @@
               <w:rPr>
                 <w:lang w:val="en-US"/>
               </w:rPr>
-              <w:lastRenderedPageBreak/>
               <w:t>foo</w:t>
             </w:r>
           </w:p>

--- a/c++ library.docx
+++ b/c++ library.docx
@@ -2073,30 +2073,6 @@
         <w:pStyle w:val="ListParagraph"/>
         <w:numPr>
           <w:ilvl w:val="0"/>
-          <w:numId w:val="3"/>
-        </w:numPr>
-        <w:rPr>
-          <w:lang w:val="en-US"/>
-        </w:rPr>
-      </w:pPr>
-      <w:r>
-        <w:rPr>
-          <w:lang w:val="en-US"/>
-        </w:rPr>
-        <w:t xml:space="preserve">Chỉ </w:t>
-      </w:r>
-      <w:r>
-        <w:rPr>
-          <w:lang w:val="en-US"/>
-        </w:rPr>
-        <w:t>Định Số Chữ Số Thập Phân Được In Ra?</w:t>
-      </w:r>
-    </w:p>
-    <w:p>
-      <w:pPr>
-        <w:pStyle w:val="ListParagraph"/>
-        <w:numPr>
-          <w:ilvl w:val="0"/>
           <w:numId w:val="4"/>
         </w:numPr>
         <w:rPr>
@@ -2107,55 +2083,7 @@
         <w:rPr>
           <w:lang w:val="en-US"/>
         </w:rPr>
-        <w:t>Mặc định,</w:t>
-      </w:r>
-      <w:r>
-        <w:rPr>
-          <w:lang w:val="en-US"/>
-        </w:rPr>
-        <w:t xml:space="preserve"> khi in ra số Floating Point,</w:t>
-      </w:r>
-      <w:r>
-        <w:rPr>
-          <w:lang w:val="en-US"/>
-        </w:rPr>
-        <w:t xml:space="preserve"> CMD sẽ ở trạng thái tự động </w:t>
-      </w:r>
-      <w:r>
-        <w:rPr>
-          <w:lang w:val="en-US"/>
-        </w:rPr>
-        <w:t>làm tròn 6 chữ số tính từ số đầu tiên bên trái cùng ở phần nguyên</w:t>
-      </w:r>
-      <w:r>
-        <w:rPr>
-          <w:lang w:val="en-US"/>
-        </w:rPr>
-        <w:t>, nếu phần nguyên vượt quá 6 số thì hiện = kí hiệu khoa học</w:t>
-      </w:r>
-      <w:r>
-        <w:rPr>
-          <w:lang w:val="en-US"/>
-        </w:rPr>
-        <w:t xml:space="preserve"> với Mantissa chỉ gồm 6 số</w:t>
-      </w:r>
-    </w:p>
-    <w:p>
-      <w:pPr>
-        <w:pStyle w:val="ListParagraph"/>
-        <w:numPr>
-          <w:ilvl w:val="0"/>
-          <w:numId w:val="4"/>
-        </w:numPr>
-        <w:rPr>
-          <w:lang w:val="en-US"/>
-        </w:rPr>
-      </w:pPr>
-      <w:r>
-        <w:rPr>
-          <w:lang w:val="en-US"/>
-        </w:rPr>
-        <w:t>Để thay vì tính từ số đầu tiên phần nguyên = tính từ số đầu tiên phần thập phân, đồng thời nếu phần thập phân ít số thì bù 0</w:t>
+        <w:t>Mặc định là chữ in ra được căn phải trong vùng không gian nó chiếm, để chuyển sang chế độ căn trái</w:t>
       </w:r>
     </w:p>
     <w:p>
@@ -2176,7 +2104,7 @@
         <w:rPr>
           <w:lang w:val="en-US"/>
         </w:rPr>
-        <w:t>std::cout &lt;&lt; std::fixed;</w:t>
+        <w:t>std::cout &lt;&lt; std::left;</w:t>
       </w:r>
     </w:p>
     <w:p>
@@ -2194,13 +2122,7 @@
         <w:rPr>
           <w:lang w:val="en-US"/>
         </w:rPr>
-        <w:t>Để</w:t>
-      </w:r>
-      <w:r>
-        <w:rPr>
-          <w:lang w:val="en-US"/>
-        </w:rPr>
-        <w:t xml:space="preserve"> hủy</w:t>
+        <w:t>Để trở lại căn phải</w:t>
       </w:r>
     </w:p>
     <w:p>
@@ -2221,19 +2143,31 @@
         <w:rPr>
           <w:lang w:val="en-US"/>
         </w:rPr>
-        <w:t>std::cout &lt;&lt; std::</w:t>
-      </w:r>
-      <w:r>
-        <w:rPr>
-          <w:lang w:val="en-US"/>
-        </w:rPr>
-        <w:t>ios_base::fixed</w:t>
-      </w:r>
-      <w:r>
-        <w:rPr>
-          <w:lang w:val="en-US"/>
-        </w:rPr>
-        <w:t>;</w:t>
+        <w:t>std::cout &lt;&lt; std::right;</w:t>
+      </w:r>
+    </w:p>
+    <w:p>
+      <w:pPr>
+        <w:pStyle w:val="ListParagraph"/>
+        <w:numPr>
+          <w:ilvl w:val="0"/>
+          <w:numId w:val="3"/>
+        </w:numPr>
+        <w:rPr>
+          <w:lang w:val="en-US"/>
+        </w:rPr>
+      </w:pPr>
+      <w:r>
+        <w:rPr>
+          <w:lang w:val="en-US"/>
+        </w:rPr>
+        <w:t xml:space="preserve">Chỉ </w:t>
+      </w:r>
+      <w:r>
+        <w:rPr>
+          <w:lang w:val="en-US"/>
+        </w:rPr>
+        <w:t>Định Số Chữ Số Thập Phân Được In Ra?</w:t>
       </w:r>
     </w:p>
     <w:p>
@@ -2251,13 +2185,55 @@
         <w:rPr>
           <w:lang w:val="en-US"/>
         </w:rPr>
-        <w:t xml:space="preserve">Để </w:t>
-      </w:r>
-      <w:r>
-        <w:rPr>
-          <w:lang w:val="en-US"/>
-        </w:rPr>
-        <w:t>thay đổi số chữ số được làm tròn từ 6 thành 1 số nào đó</w:t>
+        <w:t>Mặc định,</w:t>
+      </w:r>
+      <w:r>
+        <w:rPr>
+          <w:lang w:val="en-US"/>
+        </w:rPr>
+        <w:t xml:space="preserve"> khi in ra số Floating Point,</w:t>
+      </w:r>
+      <w:r>
+        <w:rPr>
+          <w:lang w:val="en-US"/>
+        </w:rPr>
+        <w:t xml:space="preserve"> CMD sẽ ở trạng thái tự động </w:t>
+      </w:r>
+      <w:r>
+        <w:rPr>
+          <w:lang w:val="en-US"/>
+        </w:rPr>
+        <w:t>làm tròn 6 chữ số tính từ số đầu tiên bên trái cùng ở phần nguyên</w:t>
+      </w:r>
+      <w:r>
+        <w:rPr>
+          <w:lang w:val="en-US"/>
+        </w:rPr>
+        <w:t>, nếu phần nguyên vượt quá 6 số thì hiện = kí hiệu khoa học</w:t>
+      </w:r>
+      <w:r>
+        <w:rPr>
+          <w:lang w:val="en-US"/>
+        </w:rPr>
+        <w:t xml:space="preserve"> với Mantissa chỉ gồm 6 số</w:t>
+      </w:r>
+    </w:p>
+    <w:p>
+      <w:pPr>
+        <w:pStyle w:val="ListParagraph"/>
+        <w:numPr>
+          <w:ilvl w:val="0"/>
+          <w:numId w:val="4"/>
+        </w:numPr>
+        <w:rPr>
+          <w:lang w:val="en-US"/>
+        </w:rPr>
+      </w:pPr>
+      <w:r>
+        <w:rPr>
+          <w:lang w:val="en-US"/>
+        </w:rPr>
+        <w:t>Để thay vì tính từ số đầu tiên phần nguyên = tính từ số đầu tiên phần thập phân, đồng thời nếu phần thập phân ít số thì bù 0</w:t>
       </w:r>
     </w:p>
     <w:p>
@@ -2278,19 +2254,7 @@
         <w:rPr>
           <w:lang w:val="en-US"/>
         </w:rPr>
-        <w:t>s</w:t>
-      </w:r>
-      <w:r>
-        <w:rPr>
-          <w:lang w:val="en-US"/>
-        </w:rPr>
-        <w:t>td::cout &lt;&lt; std::setpre</w:t>
-      </w:r>
-      <w:r>
-        <w:rPr>
-          <w:lang w:val="en-US"/>
-        </w:rPr>
-        <w:t>cision(&lt;Số Chữ Số&gt;);</w:t>
+        <w:t>std::cout &lt;&lt; std::fixed;</w:t>
       </w:r>
     </w:p>
     <w:p>
@@ -2308,25 +2272,13 @@
         <w:rPr>
           <w:lang w:val="en-US"/>
         </w:rPr>
-        <w:t>&lt;Số Chữ Số&gt; là số nguyên không âm</w:t>
-      </w:r>
-    </w:p>
-    <w:p>
-      <w:pPr>
-        <w:pStyle w:val="ListParagraph"/>
-        <w:numPr>
-          <w:ilvl w:val="0"/>
-          <w:numId w:val="4"/>
-        </w:numPr>
-        <w:rPr>
-          <w:lang w:val="en-US"/>
-        </w:rPr>
-      </w:pPr>
-      <w:r>
-        <w:rPr>
-          <w:lang w:val="en-US"/>
-        </w:rPr>
-        <w:t>Ví dụ</w:t>
+        <w:t>Để</w:t>
+      </w:r>
+      <w:r>
+        <w:rPr>
+          <w:lang w:val="en-US"/>
+        </w:rPr>
+        <w:t xml:space="preserve"> hủy</w:t>
       </w:r>
     </w:p>
     <w:p>
@@ -2347,7 +2299,43 @@
         <w:rPr>
           <w:lang w:val="en-US"/>
         </w:rPr>
-        <w:t>std::cout &lt;&lt; std::setprecision(4) &lt;&lt; 123.467 &lt;&lt; std::endl;</w:t>
+        <w:t>std::cout &lt;&lt; std::</w:t>
+      </w:r>
+      <w:r>
+        <w:rPr>
+          <w:lang w:val="en-US"/>
+        </w:rPr>
+        <w:t>ios_base::fixed</w:t>
+      </w:r>
+      <w:r>
+        <w:rPr>
+          <w:lang w:val="en-US"/>
+        </w:rPr>
+        <w:t>;</w:t>
+      </w:r>
+    </w:p>
+    <w:p>
+      <w:pPr>
+        <w:pStyle w:val="ListParagraph"/>
+        <w:numPr>
+          <w:ilvl w:val="0"/>
+          <w:numId w:val="4"/>
+        </w:numPr>
+        <w:rPr>
+          <w:lang w:val="en-US"/>
+        </w:rPr>
+      </w:pPr>
+      <w:r>
+        <w:rPr>
+          <w:lang w:val="en-US"/>
+        </w:rPr>
+        <w:t xml:space="preserve">Để </w:t>
+      </w:r>
+      <w:r>
+        <w:rPr>
+          <w:lang w:val="en-US"/>
+        </w:rPr>
+        <w:t>thay đổi số chữ số được làm tròn từ 6 thành 1 số nào đó</w:t>
       </w:r>
     </w:p>
     <w:p>
@@ -2368,25 +2356,19 @@
         <w:rPr>
           <w:lang w:val="en-US"/>
         </w:rPr>
-        <w:t>std::cout &lt;&lt; std::fixed &lt;&lt; std::setprecision(</w:t>
-      </w:r>
-      <w:r>
-        <w:rPr>
-          <w:lang w:val="en-US"/>
-        </w:rPr>
-        <w:t>5</w:t>
-      </w:r>
-      <w:r>
-        <w:rPr>
-          <w:lang w:val="en-US"/>
-        </w:rPr>
-        <w:t xml:space="preserve">) &lt;&lt; </w:t>
-      </w:r>
-      <w:r>
-        <w:rPr>
-          <w:lang w:val="en-US"/>
-        </w:rPr>
-        <w:t>123.467 &lt;&lt; std::endl;</w:t>
+        <w:t>s</w:t>
+      </w:r>
+      <w:r>
+        <w:rPr>
+          <w:lang w:val="en-US"/>
+        </w:rPr>
+        <w:t>td::cout &lt;&lt; std::setpre</w:t>
+      </w:r>
+      <w:r>
+        <w:rPr>
+          <w:lang w:val="en-US"/>
+        </w:rPr>
+        <w:t>cision(&lt;Số Chữ Số&gt;);</w:t>
       </w:r>
     </w:p>
     <w:p>
@@ -2404,7 +2386,25 @@
         <w:rPr>
           <w:lang w:val="en-US"/>
         </w:rPr>
-        <w:t>Màn hình CMD</w:t>
+        <w:t>&lt;Số Chữ Số&gt; là số nguyên không âm</w:t>
+      </w:r>
+    </w:p>
+    <w:p>
+      <w:pPr>
+        <w:pStyle w:val="ListParagraph"/>
+        <w:numPr>
+          <w:ilvl w:val="0"/>
+          <w:numId w:val="4"/>
+        </w:numPr>
+        <w:rPr>
+          <w:lang w:val="en-US"/>
+        </w:rPr>
+      </w:pPr>
+      <w:r>
+        <w:rPr>
+          <w:lang w:val="en-US"/>
+        </w:rPr>
+        <w:t>Ví dụ</w:t>
       </w:r>
     </w:p>
     <w:p>
@@ -2425,13 +2425,7 @@
         <w:rPr>
           <w:lang w:val="en-US"/>
         </w:rPr>
-        <w:t>123.</w:t>
-      </w:r>
-      <w:r>
-        <w:rPr>
-          <w:lang w:val="en-US"/>
-        </w:rPr>
-        <w:t>5</w:t>
+        <w:t>std::cout &lt;&lt; std::setprecision(4) &lt;&lt; 123.467 &lt;&lt; std::endl;</w:t>
       </w:r>
     </w:p>
     <w:p>
@@ -2452,49 +2446,43 @@
         <w:rPr>
           <w:lang w:val="en-US"/>
         </w:rPr>
-        <w:t>123.4670</w:t>
-      </w:r>
-      <w:r>
-        <w:rPr>
-          <w:lang w:val="en-US"/>
-        </w:rPr>
-        <w:t>0</w:t>
-      </w:r>
-    </w:p>
-    <w:p>
-      <w:pPr>
-        <w:pStyle w:val="ListParagraph"/>
-        <w:numPr>
-          <w:ilvl w:val="0"/>
-          <w:numId w:val="3"/>
-        </w:numPr>
-        <w:rPr>
-          <w:lang w:val="en-US"/>
-        </w:rPr>
-      </w:pPr>
-      <w:r>
-        <w:rPr>
-          <w:lang w:val="en-US"/>
-        </w:rPr>
-        <w:t xml:space="preserve">Chuyển </w:t>
-      </w:r>
-      <w:r>
-        <w:rPr>
-          <w:lang w:val="en-US"/>
-        </w:rPr>
-        <w:t xml:space="preserve">Sang Chế Độ In Ra </w:t>
-      </w:r>
-      <w:r>
-        <w:rPr>
-          <w:lang w:val="en-US"/>
-        </w:rPr>
-        <w:t>Kí Hiệu Khoa Học</w:t>
-      </w:r>
-      <w:r>
-        <w:rPr>
-          <w:lang w:val="en-US"/>
-        </w:rPr>
-        <w:t>?</w:t>
+        <w:t>std::cout &lt;&lt; std::fixed &lt;&lt; std::setprecision(</w:t>
+      </w:r>
+      <w:r>
+        <w:rPr>
+          <w:lang w:val="en-US"/>
+        </w:rPr>
+        <w:t>5</w:t>
+      </w:r>
+      <w:r>
+        <w:rPr>
+          <w:lang w:val="en-US"/>
+        </w:rPr>
+        <w:t xml:space="preserve">) &lt;&lt; </w:t>
+      </w:r>
+      <w:r>
+        <w:rPr>
+          <w:lang w:val="en-US"/>
+        </w:rPr>
+        <w:t>123.467 &lt;&lt; std::endl;</w:t>
+      </w:r>
+    </w:p>
+    <w:p>
+      <w:pPr>
+        <w:pStyle w:val="ListParagraph"/>
+        <w:numPr>
+          <w:ilvl w:val="0"/>
+          <w:numId w:val="4"/>
+        </w:numPr>
+        <w:rPr>
+          <w:lang w:val="en-US"/>
+        </w:rPr>
+      </w:pPr>
+      <w:r>
+        <w:rPr>
+          <w:lang w:val="en-US"/>
+        </w:rPr>
+        <w:t>Màn hình CMD</w:t>
       </w:r>
     </w:p>
     <w:p>
@@ -2515,55 +2503,13 @@
         <w:rPr>
           <w:lang w:val="en-US"/>
         </w:rPr>
-        <w:t>std::cout &lt;&lt; std::scientific;</w:t>
-      </w:r>
-    </w:p>
-    <w:p>
-      <w:pPr>
-        <w:pStyle w:val="ListParagraph"/>
-        <w:numPr>
-          <w:ilvl w:val="0"/>
-          <w:numId w:val="3"/>
-        </w:numPr>
-        <w:rPr>
-          <w:lang w:val="en-US"/>
-        </w:rPr>
-      </w:pPr>
-      <w:r>
-        <w:rPr>
-          <w:lang w:val="en-US"/>
-        </w:rPr>
-        <w:t>Ch</w:t>
-      </w:r>
-      <w:r>
-        <w:rPr>
-          <w:lang w:val="en-US"/>
-        </w:rPr>
-        <w:t xml:space="preserve">uyển Sang Chế Độ </w:t>
-      </w:r>
-      <w:r>
-        <w:rPr>
-          <w:lang w:val="en-US"/>
-        </w:rPr>
-        <w:t>In Ra Dưới Dạng Bát Phân, Thập Lục Phân?</w:t>
-      </w:r>
-    </w:p>
-    <w:p>
-      <w:pPr>
-        <w:pStyle w:val="ListParagraph"/>
-        <w:numPr>
-          <w:ilvl w:val="0"/>
-          <w:numId w:val="4"/>
-        </w:numPr>
-        <w:rPr>
-          <w:lang w:val="en-US"/>
-        </w:rPr>
-      </w:pPr>
-      <w:r>
-        <w:rPr>
-          <w:lang w:val="en-US"/>
-        </w:rPr>
-        <w:t>Bát phân</w:t>
+        <w:t>123.</w:t>
+      </w:r>
+      <w:r>
+        <w:rPr>
+          <w:lang w:val="en-US"/>
+        </w:rPr>
+        <w:t>5</w:t>
       </w:r>
     </w:p>
     <w:p>
@@ -2584,25 +2530,49 @@
         <w:rPr>
           <w:lang w:val="en-US"/>
         </w:rPr>
-        <w:t>std::cout &lt;&lt; std::oct;</w:t>
-      </w:r>
-    </w:p>
-    <w:p>
-      <w:pPr>
-        <w:pStyle w:val="ListParagraph"/>
-        <w:numPr>
-          <w:ilvl w:val="0"/>
-          <w:numId w:val="4"/>
-        </w:numPr>
-        <w:rPr>
-          <w:lang w:val="en-US"/>
-        </w:rPr>
-      </w:pPr>
-      <w:r>
-        <w:rPr>
-          <w:lang w:val="en-US"/>
-        </w:rPr>
-        <w:t>Thập lục phân</w:t>
+        <w:t>123.4670</w:t>
+      </w:r>
+      <w:r>
+        <w:rPr>
+          <w:lang w:val="en-US"/>
+        </w:rPr>
+        <w:t>0</w:t>
+      </w:r>
+    </w:p>
+    <w:p>
+      <w:pPr>
+        <w:pStyle w:val="ListParagraph"/>
+        <w:numPr>
+          <w:ilvl w:val="0"/>
+          <w:numId w:val="3"/>
+        </w:numPr>
+        <w:rPr>
+          <w:lang w:val="en-US"/>
+        </w:rPr>
+      </w:pPr>
+      <w:r>
+        <w:rPr>
+          <w:lang w:val="en-US"/>
+        </w:rPr>
+        <w:t xml:space="preserve">Chuyển </w:t>
+      </w:r>
+      <w:r>
+        <w:rPr>
+          <w:lang w:val="en-US"/>
+        </w:rPr>
+        <w:t xml:space="preserve">Sang Chế Độ In Ra </w:t>
+      </w:r>
+      <w:r>
+        <w:rPr>
+          <w:lang w:val="en-US"/>
+        </w:rPr>
+        <w:t>Kí Hiệu Khoa Học</w:t>
+      </w:r>
+      <w:r>
+        <w:rPr>
+          <w:lang w:val="en-US"/>
+        </w:rPr>
+        <w:t>?</w:t>
       </w:r>
     </w:p>
     <w:p>
@@ -2623,7 +2593,37 @@
         <w:rPr>
           <w:lang w:val="en-US"/>
         </w:rPr>
-        <w:t>std::cout &lt;&lt; std::hex;</w:t>
+        <w:t>std::cout &lt;&lt; std::scientific;</w:t>
+      </w:r>
+    </w:p>
+    <w:p>
+      <w:pPr>
+        <w:pStyle w:val="ListParagraph"/>
+        <w:numPr>
+          <w:ilvl w:val="0"/>
+          <w:numId w:val="3"/>
+        </w:numPr>
+        <w:rPr>
+          <w:lang w:val="en-US"/>
+        </w:rPr>
+      </w:pPr>
+      <w:r>
+        <w:rPr>
+          <w:lang w:val="en-US"/>
+        </w:rPr>
+        <w:t>Ch</w:t>
+      </w:r>
+      <w:r>
+        <w:rPr>
+          <w:lang w:val="en-US"/>
+        </w:rPr>
+        <w:t xml:space="preserve">uyển Sang Chế Độ </w:t>
+      </w:r>
+      <w:r>
+        <w:rPr>
+          <w:lang w:val="en-US"/>
+        </w:rPr>
+        <w:t>In Ra Dưới Dạng Bát Phân, Thập Lục Phân?</w:t>
       </w:r>
     </w:p>
     <w:p>
@@ -2641,7 +2641,7 @@
         <w:rPr>
           <w:lang w:val="en-US"/>
         </w:rPr>
-        <w:t>Trở về thập phân</w:t>
+        <w:t>Bát phân</w:t>
       </w:r>
     </w:p>
     <w:p>
@@ -2662,25 +2662,7 @@
         <w:rPr>
           <w:lang w:val="en-US"/>
         </w:rPr>
-        <w:t>std::cout &lt;&lt; std::dec;</w:t>
-      </w:r>
-    </w:p>
-    <w:p>
-      <w:pPr>
-        <w:pStyle w:val="ListParagraph"/>
-        <w:numPr>
-          <w:ilvl w:val="0"/>
-          <w:numId w:val="3"/>
-        </w:numPr>
-        <w:rPr>
-          <w:lang w:val="en-US"/>
-        </w:rPr>
-      </w:pPr>
-      <w:r>
-        <w:rPr>
-          <w:lang w:val="en-US"/>
-        </w:rPr>
-        <w:t>Đối Tượng String?</w:t>
+        <w:t>std::cout &lt;&lt; std::oct;</w:t>
       </w:r>
     </w:p>
     <w:p>
@@ -2698,37 +2680,7 @@
         <w:rPr>
           <w:lang w:val="en-US"/>
         </w:rPr>
-        <w:t xml:space="preserve">Có 2 cách để tạo String, 1 là dùng mảng Char 2 là dùng </w:t>
-      </w:r>
-      <w:r>
-        <w:rPr>
-          <w:lang w:val="en-US"/>
-        </w:rPr>
-        <w:t>std::string</w:t>
-      </w:r>
-      <w:r>
-        <w:rPr>
-          <w:lang w:val="en-US"/>
-        </w:rPr>
-        <w:t>, dùng mảng Char sẽ không sử dụng được các phương thức String</w:t>
-      </w:r>
-    </w:p>
-    <w:p>
-      <w:pPr>
-        <w:pStyle w:val="ListParagraph"/>
-        <w:numPr>
-          <w:ilvl w:val="0"/>
-          <w:numId w:val="4"/>
-        </w:numPr>
-        <w:rPr>
-          <w:lang w:val="en-US"/>
-        </w:rPr>
-      </w:pPr>
-      <w:r>
-        <w:rPr>
-          <w:lang w:val="en-US"/>
-        </w:rPr>
-        <w:t>Dùng mảng Char</w:t>
+        <w:t>Thập lục phân</w:t>
       </w:r>
     </w:p>
     <w:p>
@@ -2749,7 +2701,7 @@
         <w:rPr>
           <w:lang w:val="en-US"/>
         </w:rPr>
-        <w:t>char &lt;String&gt;[&lt;Số Kí Tự&gt;] = &lt;Chuỗi&gt;;</w:t>
+        <w:t>std::cout &lt;&lt; std::hex;</w:t>
       </w:r>
     </w:p>
     <w:p>
@@ -2767,25 +2719,7 @@
         <w:rPr>
           <w:lang w:val="en-US"/>
         </w:rPr>
-        <w:t>&lt;Chuỗi&gt; phải có số kí tự &lt; &lt;Số Kí Tự&gt;, do kí tự “/0” sẽ được tự động chèn vào cuối &lt;Chuỗi&gt; như báo hiệu kết thúc String</w:t>
-      </w:r>
-    </w:p>
-    <w:p>
-      <w:pPr>
-        <w:pStyle w:val="ListParagraph"/>
-        <w:numPr>
-          <w:ilvl w:val="0"/>
-          <w:numId w:val="4"/>
-        </w:numPr>
-        <w:rPr>
-          <w:lang w:val="en-US"/>
-        </w:rPr>
-      </w:pPr>
-      <w:r>
-        <w:rPr>
-          <w:lang w:val="en-US"/>
-        </w:rPr>
-        <w:t>Ví dụ</w:t>
+        <w:t>Trở về thập phân</w:t>
       </w:r>
     </w:p>
     <w:p>
@@ -2806,19 +2740,25 @@
         <w:rPr>
           <w:lang w:val="en-US"/>
         </w:rPr>
-        <w:t xml:space="preserve">char foo[4] = </w:t>
-      </w:r>
-      <w:r>
-        <w:rPr>
-          <w:lang w:val="en-US"/>
-        </w:rPr>
-        <w:t>"abc"</w:t>
-      </w:r>
-      <w:r>
-        <w:rPr>
-          <w:lang w:val="en-US"/>
-        </w:rPr>
-        <w:t>;</w:t>
+        <w:t>std::cout &lt;&lt; std::dec;</w:t>
+      </w:r>
+    </w:p>
+    <w:p>
+      <w:pPr>
+        <w:pStyle w:val="ListParagraph"/>
+        <w:numPr>
+          <w:ilvl w:val="0"/>
+          <w:numId w:val="3"/>
+        </w:numPr>
+        <w:rPr>
+          <w:lang w:val="en-US"/>
+        </w:rPr>
+      </w:pPr>
+      <w:r>
+        <w:rPr>
+          <w:lang w:val="en-US"/>
+        </w:rPr>
+        <w:t>Đối Tượng String?</w:t>
       </w:r>
     </w:p>
     <w:p>
@@ -2836,13 +2776,37 @@
         <w:rPr>
           <w:lang w:val="en-US"/>
         </w:rPr>
-        <w:t>Dùng std::string để t</w:t>
-      </w:r>
-      <w:r>
-        <w:rPr>
-          <w:lang w:val="en-US"/>
-        </w:rPr>
-        <w:t>ạo 1 String và gán giá trị ban đầu</w:t>
+        <w:t xml:space="preserve">Có 2 cách để tạo String, 1 là dùng mảng Char 2 là dùng </w:t>
+      </w:r>
+      <w:r>
+        <w:rPr>
+          <w:lang w:val="en-US"/>
+        </w:rPr>
+        <w:t>std::string</w:t>
+      </w:r>
+      <w:r>
+        <w:rPr>
+          <w:lang w:val="en-US"/>
+        </w:rPr>
+        <w:t>, dùng mảng Char sẽ không sử dụng được các phương thức String</w:t>
+      </w:r>
+    </w:p>
+    <w:p>
+      <w:pPr>
+        <w:pStyle w:val="ListParagraph"/>
+        <w:numPr>
+          <w:ilvl w:val="0"/>
+          <w:numId w:val="4"/>
+        </w:numPr>
+        <w:rPr>
+          <w:lang w:val="en-US"/>
+        </w:rPr>
+      </w:pPr>
+      <w:r>
+        <w:rPr>
+          <w:lang w:val="en-US"/>
+        </w:rPr>
+        <w:t>Dùng mảng Char</w:t>
       </w:r>
     </w:p>
     <w:p>
@@ -2863,19 +2827,7 @@
         <w:rPr>
           <w:lang w:val="en-US"/>
         </w:rPr>
-        <w:t xml:space="preserve">std::string </w:t>
-      </w:r>
-      <w:r>
-        <w:rPr>
-          <w:lang w:val="en-US"/>
-        </w:rPr>
-        <w:t>&lt;String&gt; = &lt;Chuỗi&gt;</w:t>
-      </w:r>
-      <w:r>
-        <w:rPr>
-          <w:lang w:val="en-US"/>
-        </w:rPr>
-        <w:t>;</w:t>
+        <w:t>char &lt;String&gt;[&lt;Số Kí Tự&gt;] = &lt;Chuỗi&gt;;</w:t>
       </w:r>
     </w:p>
     <w:p>
@@ -2893,7 +2845,7 @@
         <w:rPr>
           <w:lang w:val="en-US"/>
         </w:rPr>
-        <w:t>&lt;Chuỗi&gt; không được là Char</w:t>
+        <w:t>&lt;Chuỗi&gt; phải có số kí tự &lt; &lt;Số Kí Tự&gt;, do kí tự “/0” sẽ được tự động chèn vào cuối &lt;Chuỗi&gt; như báo hiệu kết thúc String</w:t>
       </w:r>
     </w:p>
     <w:p>
@@ -2933,6 +2885,132 @@
           <w:lang w:val="en-US"/>
         </w:rPr>
         <w:lastRenderedPageBreak/>
+        <w:t xml:space="preserve">char foo[4] = </w:t>
+      </w:r>
+      <w:r>
+        <w:rPr>
+          <w:lang w:val="en-US"/>
+        </w:rPr>
+        <w:t>"abc"</w:t>
+      </w:r>
+      <w:r>
+        <w:rPr>
+          <w:lang w:val="en-US"/>
+        </w:rPr>
+        <w:t>;</w:t>
+      </w:r>
+    </w:p>
+    <w:p>
+      <w:pPr>
+        <w:pStyle w:val="ListParagraph"/>
+        <w:numPr>
+          <w:ilvl w:val="0"/>
+          <w:numId w:val="4"/>
+        </w:numPr>
+        <w:rPr>
+          <w:lang w:val="en-US"/>
+        </w:rPr>
+      </w:pPr>
+      <w:r>
+        <w:rPr>
+          <w:lang w:val="en-US"/>
+        </w:rPr>
+        <w:t>Dùng std::string để t</w:t>
+      </w:r>
+      <w:r>
+        <w:rPr>
+          <w:lang w:val="en-US"/>
+        </w:rPr>
+        <w:t>ạo 1 String và gán giá trị ban đầu</w:t>
+      </w:r>
+    </w:p>
+    <w:p>
+      <w:pPr>
+        <w:pStyle w:val="ListParagraph"/>
+        <w:pBdr>
+          <w:top w:val="single" w:sz="4" w:space="1" w:color="auto"/>
+          <w:left w:val="single" w:sz="4" w:space="4" w:color="auto"/>
+          <w:bottom w:val="single" w:sz="4" w:space="1" w:color="auto"/>
+          <w:right w:val="single" w:sz="4" w:space="4" w:color="auto"/>
+        </w:pBdr>
+        <w:ind w:left="1080"/>
+        <w:rPr>
+          <w:lang w:val="en-US"/>
+        </w:rPr>
+      </w:pPr>
+      <w:r>
+        <w:rPr>
+          <w:lang w:val="en-US"/>
+        </w:rPr>
+        <w:t xml:space="preserve">std::string </w:t>
+      </w:r>
+      <w:r>
+        <w:rPr>
+          <w:lang w:val="en-US"/>
+        </w:rPr>
+        <w:t>&lt;String&gt; = &lt;Chuỗi&gt;</w:t>
+      </w:r>
+      <w:r>
+        <w:rPr>
+          <w:lang w:val="en-US"/>
+        </w:rPr>
+        <w:t>;</w:t>
+      </w:r>
+    </w:p>
+    <w:p>
+      <w:pPr>
+        <w:pStyle w:val="ListParagraph"/>
+        <w:numPr>
+          <w:ilvl w:val="0"/>
+          <w:numId w:val="4"/>
+        </w:numPr>
+        <w:rPr>
+          <w:lang w:val="en-US"/>
+        </w:rPr>
+      </w:pPr>
+      <w:r>
+        <w:rPr>
+          <w:lang w:val="en-US"/>
+        </w:rPr>
+        <w:t>&lt;Chuỗi&gt; không được là Char</w:t>
+      </w:r>
+    </w:p>
+    <w:p>
+      <w:pPr>
+        <w:pStyle w:val="ListParagraph"/>
+        <w:numPr>
+          <w:ilvl w:val="0"/>
+          <w:numId w:val="4"/>
+        </w:numPr>
+        <w:rPr>
+          <w:lang w:val="en-US"/>
+        </w:rPr>
+      </w:pPr>
+      <w:r>
+        <w:rPr>
+          <w:lang w:val="en-US"/>
+        </w:rPr>
+        <w:t>Ví dụ</w:t>
+      </w:r>
+    </w:p>
+    <w:p>
+      <w:pPr>
+        <w:pStyle w:val="ListParagraph"/>
+        <w:pBdr>
+          <w:top w:val="single" w:sz="4" w:space="1" w:color="auto"/>
+          <w:left w:val="single" w:sz="4" w:space="4" w:color="auto"/>
+          <w:bottom w:val="single" w:sz="4" w:space="1" w:color="auto"/>
+          <w:right w:val="single" w:sz="4" w:space="4" w:color="auto"/>
+        </w:pBdr>
+        <w:ind w:left="1080"/>
+        <w:rPr>
+          <w:lang w:val="en-US"/>
+        </w:rPr>
+      </w:pPr>
+      <w:r>
+        <w:rPr>
+          <w:lang w:val="en-US"/>
+        </w:rPr>
         <w:t xml:space="preserve">std::string foo = </w:t>
       </w:r>
       <w:r>
@@ -4236,7 +4314,14 @@
               <w:rPr>
                 <w:lang w:val="en-US"/>
               </w:rPr>
-              <w:t>Y chang Floating Point, Bit đầu làm dấu, 11 Bit kế làm Exponent, 52 Bit cuối làm Mantissa</w:t>
+              <w:t xml:space="preserve">Y chang Floating Point, Bit đầu làm </w:t>
+            </w:r>
+            <w:r>
+              <w:rPr>
+                <w:lang w:val="en-US"/>
+              </w:rPr>
+              <w:lastRenderedPageBreak/>
+              <w:t>dấu, 11 Bit kế làm Exponent, 52 Bit cuối làm Mantissa</w:t>
             </w:r>
           </w:p>
         </w:tc>
@@ -4260,6 +4345,7 @@
               <w:rPr>
                 <w:lang w:val="en-US"/>
               </w:rPr>
+              <w:lastRenderedPageBreak/>
               <w:t>"</w:t>
             </w:r>
             <w:r>
@@ -4557,7 +4643,6 @@
               <w:rPr>
                 <w:lang w:val="en-US"/>
               </w:rPr>
-              <w:lastRenderedPageBreak/>
               <w:t>"</w:t>
             </w:r>
             <w:r>
@@ -6061,6 +6146,7 @@
         <w:rPr>
           <w:lang w:val="en-US"/>
         </w:rPr>
+        <w:lastRenderedPageBreak/>
         <w:t>}</w:t>
       </w:r>
     </w:p>
@@ -6181,7 +6267,6 @@
         <w:rPr>
           <w:lang w:val="en-US"/>
         </w:rPr>
-        <w:lastRenderedPageBreak/>
         <w:t>ta có</w:t>
       </w:r>
     </w:p>

--- a/c++ library.docx
+++ b/c++ library.docx
@@ -2863,6 +2863,25 @@
         <w:rPr>
           <w:lang w:val="en-US"/>
         </w:rPr>
+        <w:lastRenderedPageBreak/>
+        <w:t>Làm kiểu này thì không gán lại giá trị cho &lt;String&gt; nguyên 1 lần mà phải gán từng giá trị một, đồng thời không cộng chuỗi được</w:t>
+      </w:r>
+    </w:p>
+    <w:p>
+      <w:pPr>
+        <w:pStyle w:val="ListParagraph"/>
+        <w:numPr>
+          <w:ilvl w:val="0"/>
+          <w:numId w:val="4"/>
+        </w:numPr>
+        <w:rPr>
+          <w:lang w:val="en-US"/>
+        </w:rPr>
+      </w:pPr>
+      <w:r>
+        <w:rPr>
+          <w:lang w:val="en-US"/>
+        </w:rPr>
         <w:t>Ví dụ</w:t>
       </w:r>
     </w:p>
@@ -2884,7 +2903,6 @@
         <w:rPr>
           <w:lang w:val="en-US"/>
         </w:rPr>
-        <w:lastRenderedPageBreak/>
         <w:t xml:space="preserve">char foo[4] = </w:t>
       </w:r>
       <w:r>
@@ -4212,7 +4230,14 @@
               <w:rPr>
                 <w:lang w:val="en-US"/>
               </w:rPr>
-              <w:t>Y chang Floating Point, Bit đầu làm dấu, 8 Bit kế làm Exponent, 23 Bit cuối làm Mantissa</w:t>
+              <w:t xml:space="preserve">Y chang Floating Point, Bit đầu làm </w:t>
+            </w:r>
+            <w:r>
+              <w:rPr>
+                <w:lang w:val="en-US"/>
+              </w:rPr>
+              <w:lastRenderedPageBreak/>
+              <w:t>dấu, 8 Bit kế làm Exponent, 23 Bit cuối làm Mantissa</w:t>
             </w:r>
           </w:p>
         </w:tc>
@@ -4236,6 +4261,7 @@
               <w:rPr>
                 <w:lang w:val="en-US"/>
               </w:rPr>
+              <w:lastRenderedPageBreak/>
               <w:t>"</w:t>
             </w:r>
             <w:r>
@@ -4314,14 +4340,7 @@
               <w:rPr>
                 <w:lang w:val="en-US"/>
               </w:rPr>
-              <w:t xml:space="preserve">Y chang Floating Point, Bit đầu làm </w:t>
-            </w:r>
-            <w:r>
-              <w:rPr>
-                <w:lang w:val="en-US"/>
-              </w:rPr>
-              <w:lastRenderedPageBreak/>
-              <w:t>dấu, 11 Bit kế làm Exponent, 52 Bit cuối làm Mantissa</w:t>
+              <w:t>Y chang Floating Point, Bit đầu làm dấu, 11 Bit kế làm Exponent, 52 Bit cuối làm Mantissa</w:t>
             </w:r>
           </w:p>
         </w:tc>
@@ -4345,7 +4364,6 @@
               <w:rPr>
                 <w:lang w:val="en-US"/>
               </w:rPr>
-              <w:lastRenderedPageBreak/>
               <w:t>"</w:t>
             </w:r>
             <w:r>
@@ -6069,6 +6087,7 @@
         <w:rPr>
           <w:lang w:val="en-US"/>
         </w:rPr>
+        <w:lastRenderedPageBreak/>
         <w:t>int main(){</w:t>
       </w:r>
     </w:p>
@@ -6146,7 +6165,6 @@
         <w:rPr>
           <w:lang w:val="en-US"/>
         </w:rPr>
-        <w:lastRenderedPageBreak/>
         <w:t>}</w:t>
       </w:r>
     </w:p>

--- a/c++ library.docx
+++ b/c++ library.docx
@@ -1028,13 +1028,13 @@
         <w:rPr>
           <w:lang w:val="en-US"/>
         </w:rPr>
-        <w:t xml:space="preserve">Cách </w:t>
-      </w:r>
-      <w:r>
-        <w:rPr>
-          <w:lang w:val="en-US"/>
-        </w:rPr>
-        <w:t>In Ra Màn Hình?</w:t>
+        <w:t>C</w:t>
+      </w:r>
+      <w:r>
+        <w:rPr>
+          <w:lang w:val="en-US"/>
+        </w:rPr>
+        <w:t>hèn Các Kí Tự Vào Buffer?</w:t>
       </w:r>
     </w:p>
     <w:p>
@@ -1073,13 +1073,7 @@
         <w:rPr>
           <w:lang w:val="en-US"/>
         </w:rPr>
-        <w:t>Câu lệnh này hoạt động đéo khác gì Print trong Python</w:t>
-      </w:r>
-      <w:r>
-        <w:rPr>
-          <w:lang w:val="en-US"/>
-        </w:rPr>
-        <w:t xml:space="preserve"> nhưng không xuống dòng</w:t>
+        <w:t>&lt;Dòng Chữ&gt; sẽ được đẩy vào Buffer của cout</w:t>
       </w:r>
     </w:p>
     <w:p>
@@ -1110,6 +1104,12 @@
           <w:lang w:val="en-US"/>
         </w:rPr>
         <w:t xml:space="preserve"> nhưng đã bị viết đè lên</w:t>
+      </w:r>
+      <w:r>
+        <w:rPr>
+          <w:lang w:val="en-US"/>
+        </w:rPr>
+        <w:t>, độ ưu tiên = độ ưu tiên của toán tử dịch Bit, giá trị trả về là 1 Pointer nào đó đéo biết</w:t>
       </w:r>
     </w:p>
     <w:p>
@@ -1178,7 +1178,7 @@
         <w:rPr>
           <w:lang w:val="en-US"/>
         </w:rPr>
-        <w:t>Để khi in xong thì xuống dòng</w:t>
+        <w:t>Chèn kí tự xuống dòng</w:t>
       </w:r>
     </w:p>
     <w:p>
@@ -1199,7 +1199,7 @@
         <w:rPr>
           <w:lang w:val="en-US"/>
         </w:rPr>
-        <w:t>std::cout &lt;&lt; &lt;Dòng Chữ&gt; &lt;&lt; std::endl;</w:t>
+        <w:t>std::cout &lt;&lt; std::endl;</w:t>
       </w:r>
     </w:p>
     <w:p>
@@ -1474,7 +1474,25 @@
         <w:rPr>
           <w:lang w:val="en-US"/>
         </w:rPr>
-        <w:t>getline(cin, &lt;Biến&gt;);</w:t>
+        <w:t>std::</w:t>
+      </w:r>
+      <w:r>
+        <w:rPr>
+          <w:lang w:val="en-US"/>
+        </w:rPr>
+        <w:t>getline(</w:t>
+      </w:r>
+      <w:r>
+        <w:rPr>
+          <w:lang w:val="en-US"/>
+        </w:rPr>
+        <w:t>std::</w:t>
+      </w:r>
+      <w:r>
+        <w:rPr>
+          <w:lang w:val="en-US"/>
+        </w:rPr>
+        <w:t>cin, &lt;Biến&gt;);</w:t>
       </w:r>
     </w:p>
     <w:p>
@@ -1513,7 +1531,25 @@
         <w:rPr>
           <w:lang w:val="en-US"/>
         </w:rPr>
-        <w:t>getline(cin, foo);</w:t>
+        <w:t>std::</w:t>
+      </w:r>
+      <w:r>
+        <w:rPr>
+          <w:lang w:val="en-US"/>
+        </w:rPr>
+        <w:t>getline(</w:t>
+      </w:r>
+      <w:r>
+        <w:rPr>
+          <w:lang w:val="en-US"/>
+        </w:rPr>
+        <w:t>std::</w:t>
+      </w:r>
+      <w:r>
+        <w:rPr>
+          <w:lang w:val="en-US"/>
+        </w:rPr>
+        <w:t>cin, foo);</w:t>
       </w:r>
     </w:p>
     <w:p>
@@ -1596,7 +1632,7 @@
               <w:rPr>
                 <w:lang w:val="en-US"/>
               </w:rPr>
-              <w:t xml:space="preserve"> "</w:t>
+              <w:t>"</w:t>
             </w:r>
           </w:p>
         </w:tc>
@@ -1617,25 +1653,7 @@
         <w:rPr>
           <w:lang w:val="en-US"/>
         </w:rPr>
-        <w:t>Ta cùng có thể nhập 1 dòng nhiều biến với kiểu dữ liệu khác nhau, String thì phải có dấu cách ở sau để đánh dấu điểm dừng, nhấn “Enter” để hoàn thành nhập liệu</w:t>
-      </w:r>
-    </w:p>
-    <w:p>
-      <w:pPr>
-        <w:pStyle w:val="ListParagraph"/>
-        <w:numPr>
-          <w:ilvl w:val="0"/>
-          <w:numId w:val="4"/>
-        </w:numPr>
-        <w:rPr>
-          <w:lang w:val="en-US"/>
-        </w:rPr>
-      </w:pPr>
-      <w:r>
-        <w:rPr>
-          <w:lang w:val="en-US"/>
-        </w:rPr>
-        <w:t>Ví dụ</w:t>
+        <w:t>Để lấy nguyên 1 chuỗi cho đến 1 kí tự nào đó</w:t>
       </w:r>
     </w:p>
     <w:p>
@@ -1656,6 +1674,200 @@
         <w:rPr>
           <w:lang w:val="en-US"/>
         </w:rPr>
+        <w:t>std::getline(std::cin, &lt;Biến&gt;, &lt;Kí Tự&gt;);</w:t>
+      </w:r>
+    </w:p>
+    <w:p>
+      <w:pPr>
+        <w:pStyle w:val="ListParagraph"/>
+        <w:numPr>
+          <w:ilvl w:val="0"/>
+          <w:numId w:val="4"/>
+        </w:numPr>
+        <w:rPr>
+          <w:lang w:val="en-US"/>
+        </w:rPr>
+      </w:pPr>
+      <w:r>
+        <w:rPr>
+          <w:lang w:val="en-US"/>
+        </w:rPr>
+        <w:t>Ví dụ</w:t>
+      </w:r>
+    </w:p>
+    <w:p>
+      <w:pPr>
+        <w:pStyle w:val="ListParagraph"/>
+        <w:pBdr>
+          <w:top w:val="single" w:sz="4" w:space="1" w:color="auto"/>
+          <w:left w:val="single" w:sz="4" w:space="4" w:color="auto"/>
+          <w:bottom w:val="single" w:sz="4" w:space="1" w:color="auto"/>
+          <w:right w:val="single" w:sz="4" w:space="4" w:color="auto"/>
+        </w:pBdr>
+        <w:ind w:left="1080"/>
+        <w:rPr>
+          <w:lang w:val="en-US"/>
+        </w:rPr>
+      </w:pPr>
+      <w:r>
+        <w:rPr>
+          <w:lang w:val="en-US"/>
+        </w:rPr>
+        <w:t xml:space="preserve">std::getline(std::cin, foo, </w:t>
+      </w:r>
+      <w:r>
+        <w:rPr>
+          <w:lang w:val="en-US"/>
+        </w:rPr>
+        <w:t>'u'</w:t>
+      </w:r>
+      <w:r>
+        <w:rPr>
+          <w:lang w:val="en-US"/>
+        </w:rPr>
+        <w:t>);</w:t>
+      </w:r>
+    </w:p>
+    <w:p>
+      <w:pPr>
+        <w:pStyle w:val="ListParagraph"/>
+        <w:numPr>
+          <w:ilvl w:val="0"/>
+          <w:numId w:val="4"/>
+        </w:numPr>
+        <w:rPr>
+          <w:lang w:val="en-US"/>
+        </w:rPr>
+      </w:pPr>
+      <w:r>
+        <w:rPr>
+          <w:lang w:val="en-US"/>
+        </w:rPr>
+        <w:t>Ta có</w:t>
+      </w:r>
+    </w:p>
+    <w:tbl>
+      <w:tblPr>
+        <w:tblStyle w:val="TableGrid"/>
+        <w:tblW w:w="0" w:type="auto"/>
+        <w:tblInd w:w="1080" w:type="dxa"/>
+        <w:tblLook w:val="04A0" w:firstRow="1" w:lastRow="0" w:firstColumn="1" w:lastColumn="0" w:noHBand="0" w:noVBand="1"/>
+      </w:tblPr>
+      <w:tblGrid>
+        <w:gridCol w:w="4048"/>
+        <w:gridCol w:w="4114"/>
+      </w:tblGrid>
+      <w:tr>
+        <w:tc>
+          <w:tcPr>
+            <w:tcW w:w="4621" w:type="dxa"/>
+          </w:tcPr>
+          <w:p>
+            <w:pPr>
+              <w:pStyle w:val="ListParagraph"/>
+              <w:ind w:left="0"/>
+              <w:jc w:val="center"/>
+              <w:rPr>
+                <w:lang w:val="en-US"/>
+              </w:rPr>
+            </w:pPr>
+            <w:r>
+              <w:rPr>
+                <w:lang w:val="en-US"/>
+              </w:rPr>
+              <w:t>foo</w:t>
+            </w:r>
+          </w:p>
+        </w:tc>
+        <w:tc>
+          <w:tcPr>
+            <w:tcW w:w="4621" w:type="dxa"/>
+          </w:tcPr>
+          <w:p>
+            <w:pPr>
+              <w:pStyle w:val="ListParagraph"/>
+              <w:ind w:left="0"/>
+              <w:jc w:val="center"/>
+              <w:rPr>
+                <w:lang w:val="en-US"/>
+              </w:rPr>
+            </w:pPr>
+            <w:r>
+              <w:rPr>
+                <w:lang w:val="en-US"/>
+              </w:rPr>
+              <w:t>"</w:t>
+            </w:r>
+            <w:r>
+              <w:rPr>
+                <w:lang w:val="en-US"/>
+              </w:rPr>
+              <w:t>Donald Tr</w:t>
+            </w:r>
+            <w:r>
+              <w:rPr>
+                <w:lang w:val="en-US"/>
+              </w:rPr>
+              <w:t>"</w:t>
+            </w:r>
+          </w:p>
+        </w:tc>
+      </w:tr>
+    </w:tbl>
+    <w:p>
+      <w:pPr>
+        <w:pStyle w:val="ListParagraph"/>
+        <w:numPr>
+          <w:ilvl w:val="0"/>
+          <w:numId w:val="4"/>
+        </w:numPr>
+        <w:rPr>
+          <w:lang w:val="en-US"/>
+        </w:rPr>
+      </w:pPr>
+      <w:r>
+        <w:rPr>
+          <w:lang w:val="en-US"/>
+        </w:rPr>
+        <w:t>Ta cùng có thể nhập 1 dòng nhiều biến với kiểu dữ liệu khác nhau, String thì phải có dấu cách ở sau để đánh dấu điểm dừng, nhấn “Enter” để hoàn thành nhập liệu</w:t>
+      </w:r>
+    </w:p>
+    <w:p>
+      <w:pPr>
+        <w:pStyle w:val="ListParagraph"/>
+        <w:numPr>
+          <w:ilvl w:val="0"/>
+          <w:numId w:val="4"/>
+        </w:numPr>
+        <w:rPr>
+          <w:lang w:val="en-US"/>
+        </w:rPr>
+      </w:pPr>
+      <w:r>
+        <w:rPr>
+          <w:lang w:val="en-US"/>
+        </w:rPr>
+        <w:t>Ví dụ</w:t>
+      </w:r>
+    </w:p>
+    <w:p>
+      <w:pPr>
+        <w:pStyle w:val="ListParagraph"/>
+        <w:pBdr>
+          <w:top w:val="single" w:sz="4" w:space="1" w:color="auto"/>
+          <w:left w:val="single" w:sz="4" w:space="4" w:color="auto"/>
+          <w:bottom w:val="single" w:sz="4" w:space="1" w:color="auto"/>
+          <w:right w:val="single" w:sz="4" w:space="4" w:color="auto"/>
+        </w:pBdr>
+        <w:ind w:left="1080"/>
+        <w:rPr>
+          <w:lang w:val="en-US"/>
+        </w:rPr>
+      </w:pPr>
+      <w:r>
+        <w:rPr>
+          <w:lang w:val="en-US"/>
+        </w:rPr>
         <w:t>std::cin &gt;&gt; foo &gt;&gt; bar &gt;&gt; kitu &gt;&gt; far;</w:t>
       </w:r>
     </w:p>
@@ -1692,6 +1904,7 @@
         <w:rPr>
           <w:lang w:val="en-US"/>
         </w:rPr>
+        <w:lastRenderedPageBreak/>
         <w:t>Ta có</w:t>
       </w:r>
     </w:p>
@@ -1711,7 +1924,7 @@
       <w:tr>
         <w:tc>
           <w:tcPr>
-            <w:tcW w:w="2310" w:type="dxa"/>
+            <w:tcW w:w="1981" w:type="dxa"/>
           </w:tcPr>
           <w:p>
             <w:pPr>
@@ -1732,7 +1945,7 @@
         </w:tc>
         <w:tc>
           <w:tcPr>
-            <w:tcW w:w="2310" w:type="dxa"/>
+            <w:tcW w:w="2139" w:type="dxa"/>
           </w:tcPr>
           <w:p>
             <w:pPr>
@@ -1765,7 +1978,7 @@
         </w:tc>
         <w:tc>
           <w:tcPr>
-            <w:tcW w:w="2311" w:type="dxa"/>
+            <w:tcW w:w="1976" w:type="dxa"/>
           </w:tcPr>
           <w:p>
             <w:pPr>
@@ -1786,7 +1999,7 @@
         </w:tc>
         <w:tc>
           <w:tcPr>
-            <w:tcW w:w="2311" w:type="dxa"/>
+            <w:tcW w:w="2066" w:type="dxa"/>
           </w:tcPr>
           <w:p>
             <w:pPr>
@@ -1809,7 +2022,7 @@
       <w:tr>
         <w:tc>
           <w:tcPr>
-            <w:tcW w:w="2310" w:type="dxa"/>
+            <w:tcW w:w="1981" w:type="dxa"/>
           </w:tcPr>
           <w:p>
             <w:pPr>
@@ -1830,7 +2043,7 @@
         </w:tc>
         <w:tc>
           <w:tcPr>
-            <w:tcW w:w="2310" w:type="dxa"/>
+            <w:tcW w:w="2139" w:type="dxa"/>
           </w:tcPr>
           <w:p>
             <w:pPr>
@@ -1851,7 +2064,7 @@
         </w:tc>
         <w:tc>
           <w:tcPr>
-            <w:tcW w:w="2311" w:type="dxa"/>
+            <w:tcW w:w="1976" w:type="dxa"/>
           </w:tcPr>
           <w:p>
             <w:pPr>
@@ -1872,7 +2085,7 @@
         </w:tc>
         <w:tc>
           <w:tcPr>
-            <w:tcW w:w="2311" w:type="dxa"/>
+            <w:tcW w:w="2066" w:type="dxa"/>
           </w:tcPr>
           <w:p>
             <w:pPr>
@@ -1908,7 +2121,13 @@
         <w:rPr>
           <w:lang w:val="en-US"/>
         </w:rPr>
-        <w:t>Tạo Không Gian Cho Chữ In Ra?</w:t>
+        <w:t>Tạm Dừng Chương Trình Cho Đến Khi Ấn 1 Phím Bất Kì</w:t>
+      </w:r>
+      <w:r>
+        <w:rPr>
+          <w:lang w:val="en-US"/>
+        </w:rPr>
+        <w:t>?</w:t>
       </w:r>
     </w:p>
     <w:p>
@@ -1929,58 +2148,37 @@
         <w:rPr>
           <w:lang w:val="en-US"/>
         </w:rPr>
-        <w:t>std::cout &lt;&lt; std::setw(&lt;Độ Rộng&gt;);</w:t>
-      </w:r>
-    </w:p>
-    <w:p>
-      <w:pPr>
-        <w:pStyle w:val="ListParagraph"/>
-        <w:numPr>
-          <w:ilvl w:val="0"/>
-          <w:numId w:val="4"/>
-        </w:numPr>
-        <w:rPr>
-          <w:lang w:val="en-US"/>
-        </w:rPr>
-      </w:pPr>
-      <w:r>
-        <w:rPr>
-          <w:lang w:val="en-US"/>
-        </w:rPr>
-        <w:t xml:space="preserve">Lệnh trên sẽ làm cho thứ tiếp theo được in ra sẽ sở hữu phần không gian = </w:t>
-      </w:r>
-    </w:p>
-    <w:p>
-      <w:pPr>
-        <w:pStyle w:val="ListParagraph"/>
-        <w:ind w:left="1080"/>
-        <w:rPr>
-          <w:lang w:val="en-US"/>
-        </w:rPr>
-      </w:pPr>
-      <w:r>
-        <w:rPr>
-          <w:lang w:val="en-US"/>
-        </w:rPr>
-        <w:t>&lt;Độ Rộng&gt;, là 1 số nguyên chỉ định số kí tự</w:t>
-      </w:r>
-    </w:p>
-    <w:p>
-      <w:pPr>
-        <w:pStyle w:val="ListParagraph"/>
-        <w:numPr>
-          <w:ilvl w:val="0"/>
-          <w:numId w:val="4"/>
-        </w:numPr>
-        <w:rPr>
-          <w:lang w:val="en-US"/>
-        </w:rPr>
-      </w:pPr>
-      <w:r>
-        <w:rPr>
-          <w:lang w:val="en-US"/>
-        </w:rPr>
-        <w:t>Ví dụ</w:t>
+        <w:t>system(</w:t>
+      </w:r>
+      <w:r>
+        <w:rPr>
+          <w:lang w:val="en-US"/>
+        </w:rPr>
+        <w:t>"pause"</w:t>
+      </w:r>
+      <w:r>
+        <w:rPr>
+          <w:lang w:val="en-US"/>
+        </w:rPr>
+        <w:t>);</w:t>
+      </w:r>
+    </w:p>
+    <w:p>
+      <w:pPr>
+        <w:pStyle w:val="ListParagraph"/>
+        <w:numPr>
+          <w:ilvl w:val="0"/>
+          <w:numId w:val="3"/>
+        </w:numPr>
+        <w:rPr>
+          <w:lang w:val="en-US"/>
+        </w:rPr>
+      </w:pPr>
+      <w:r>
+        <w:rPr>
+          <w:lang w:val="en-US"/>
+        </w:rPr>
+        <w:t>Tạo Không Gian Cho Chữ In Ra?</w:t>
       </w:r>
     </w:p>
     <w:p>
@@ -2001,8 +2199,7 @@
         <w:rPr>
           <w:lang w:val="en-US"/>
         </w:rPr>
-        <w:lastRenderedPageBreak/>
-        <w:t>std::cout &lt;&lt; std::setw(12) &lt;&lt; “Dick” &lt;&lt; “Head”;</w:t>
+        <w:t>std::cout &lt;&lt; std::setw(&lt;Độ Rộng&gt;);</w:t>
       </w:r>
     </w:p>
     <w:p>
@@ -2020,7 +2217,40 @@
         <w:rPr>
           <w:lang w:val="en-US"/>
         </w:rPr>
-        <w:t>Màn hình CMD</w:t>
+        <w:t xml:space="preserve">Lệnh trên sẽ làm cho thứ tiếp theo được in ra sẽ sở hữu phần không gian = </w:t>
+      </w:r>
+    </w:p>
+    <w:p>
+      <w:pPr>
+        <w:pStyle w:val="ListParagraph"/>
+        <w:ind w:left="1080"/>
+        <w:rPr>
+          <w:lang w:val="en-US"/>
+        </w:rPr>
+      </w:pPr>
+      <w:r>
+        <w:rPr>
+          <w:lang w:val="en-US"/>
+        </w:rPr>
+        <w:t>&lt;Độ Rộng&gt;, là 1 số nguyên chỉ định số kí tự</w:t>
+      </w:r>
+    </w:p>
+    <w:p>
+      <w:pPr>
+        <w:pStyle w:val="ListParagraph"/>
+        <w:numPr>
+          <w:ilvl w:val="0"/>
+          <w:numId w:val="4"/>
+        </w:numPr>
+        <w:rPr>
+          <w:lang w:val="en-US"/>
+        </w:rPr>
+      </w:pPr>
+      <w:r>
+        <w:rPr>
+          <w:lang w:val="en-US"/>
+        </w:rPr>
+        <w:t>Ví dụ</w:t>
       </w:r>
     </w:p>
     <w:p>
@@ -2041,7 +2271,7 @@
         <w:rPr>
           <w:lang w:val="en-US"/>
         </w:rPr>
-        <w:t xml:space="preserve">        DickHead</w:t>
+        <w:t>std::cout &lt;&lt; std::setw(12) &lt;&lt; “Dick” &lt;&lt; “Head”;</w:t>
       </w:r>
     </w:p>
     <w:p>
@@ -2059,31 +2289,7 @@
         <w:rPr>
           <w:lang w:val="en-US"/>
         </w:rPr>
-        <w:t xml:space="preserve">&lt;Độ Rộng&gt; mà &lt; số kí tự tiếp theo được in ra thì </w:t>
-      </w:r>
-      <w:r>
-        <w:rPr>
-          <w:lang w:val="en-US"/>
-        </w:rPr>
-        <w:t>sẽ bị Clip = số kí tự tiếp theo được in ra</w:t>
-      </w:r>
-    </w:p>
-    <w:p>
-      <w:pPr>
-        <w:pStyle w:val="ListParagraph"/>
-        <w:numPr>
-          <w:ilvl w:val="0"/>
-          <w:numId w:val="4"/>
-        </w:numPr>
-        <w:rPr>
-          <w:lang w:val="en-US"/>
-        </w:rPr>
-      </w:pPr>
-      <w:r>
-        <w:rPr>
-          <w:lang w:val="en-US"/>
-        </w:rPr>
-        <w:t>Mặc định là chữ in ra được căn phải trong vùng không gian nó chiếm, để chuyển sang chế độ căn trái</w:t>
+        <w:t>Màn hình CMD</w:t>
       </w:r>
     </w:p>
     <w:p>
@@ -2104,7 +2310,7 @@
         <w:rPr>
           <w:lang w:val="en-US"/>
         </w:rPr>
-        <w:t>std::cout &lt;&lt; std::left;</w:t>
+        <w:t xml:space="preserve">        DickHead</w:t>
       </w:r>
     </w:p>
     <w:p>
@@ -2122,7 +2328,43 @@
         <w:rPr>
           <w:lang w:val="en-US"/>
         </w:rPr>
-        <w:t>Để trở lại căn phải</w:t>
+        <w:t xml:space="preserve">&lt;Độ Rộng&gt; mà &lt; số kí tự tiếp theo được in ra thì </w:t>
+      </w:r>
+      <w:r>
+        <w:rPr>
+          <w:lang w:val="en-US"/>
+        </w:rPr>
+        <w:t xml:space="preserve">sẽ </w:t>
+      </w:r>
+      <w:r>
+        <w:rPr>
+          <w:lang w:val="en-US"/>
+        </w:rPr>
+        <w:t xml:space="preserve">tăng </w:t>
+      </w:r>
+      <w:r>
+        <w:rPr>
+          <w:lang w:val="en-US"/>
+        </w:rPr>
+        <w:t>= số kí tự tiếp theo được in ra</w:t>
+      </w:r>
+    </w:p>
+    <w:p>
+      <w:pPr>
+        <w:pStyle w:val="ListParagraph"/>
+        <w:numPr>
+          <w:ilvl w:val="0"/>
+          <w:numId w:val="4"/>
+        </w:numPr>
+        <w:rPr>
+          <w:lang w:val="en-US"/>
+        </w:rPr>
+      </w:pPr>
+      <w:r>
+        <w:rPr>
+          <w:lang w:val="en-US"/>
+        </w:rPr>
+        <w:t>Mặc định là chữ in ra được căn phải trong vùng không gian nó chiếm, để chuyển sang chế độ căn trái</w:t>
       </w:r>
     </w:p>
     <w:p>
@@ -2143,31 +2385,7 @@
         <w:rPr>
           <w:lang w:val="en-US"/>
         </w:rPr>
-        <w:t>std::cout &lt;&lt; std::right;</w:t>
-      </w:r>
-    </w:p>
-    <w:p>
-      <w:pPr>
-        <w:pStyle w:val="ListParagraph"/>
-        <w:numPr>
-          <w:ilvl w:val="0"/>
-          <w:numId w:val="3"/>
-        </w:numPr>
-        <w:rPr>
-          <w:lang w:val="en-US"/>
-        </w:rPr>
-      </w:pPr>
-      <w:r>
-        <w:rPr>
-          <w:lang w:val="en-US"/>
-        </w:rPr>
-        <w:t xml:space="preserve">Chỉ </w:t>
-      </w:r>
-      <w:r>
-        <w:rPr>
-          <w:lang w:val="en-US"/>
-        </w:rPr>
-        <w:t>Định Số Chữ Số Thập Phân Được In Ra?</w:t>
+        <w:t>std::cout &lt;&lt; std::left;</w:t>
       </w:r>
     </w:p>
     <w:p>
@@ -2185,55 +2403,7 @@
         <w:rPr>
           <w:lang w:val="en-US"/>
         </w:rPr>
-        <w:t>Mặc định,</w:t>
-      </w:r>
-      <w:r>
-        <w:rPr>
-          <w:lang w:val="en-US"/>
-        </w:rPr>
-        <w:t xml:space="preserve"> khi in ra số Floating Point,</w:t>
-      </w:r>
-      <w:r>
-        <w:rPr>
-          <w:lang w:val="en-US"/>
-        </w:rPr>
-        <w:t xml:space="preserve"> CMD sẽ ở trạng thái tự động </w:t>
-      </w:r>
-      <w:r>
-        <w:rPr>
-          <w:lang w:val="en-US"/>
-        </w:rPr>
-        <w:t>làm tròn 6 chữ số tính từ số đầu tiên bên trái cùng ở phần nguyên</w:t>
-      </w:r>
-      <w:r>
-        <w:rPr>
-          <w:lang w:val="en-US"/>
-        </w:rPr>
-        <w:t>, nếu phần nguyên vượt quá 6 số thì hiện = kí hiệu khoa học</w:t>
-      </w:r>
-      <w:r>
-        <w:rPr>
-          <w:lang w:val="en-US"/>
-        </w:rPr>
-        <w:t xml:space="preserve"> với Mantissa chỉ gồm 6 số</w:t>
-      </w:r>
-    </w:p>
-    <w:p>
-      <w:pPr>
-        <w:pStyle w:val="ListParagraph"/>
-        <w:numPr>
-          <w:ilvl w:val="0"/>
-          <w:numId w:val="4"/>
-        </w:numPr>
-        <w:rPr>
-          <w:lang w:val="en-US"/>
-        </w:rPr>
-      </w:pPr>
-      <w:r>
-        <w:rPr>
-          <w:lang w:val="en-US"/>
-        </w:rPr>
-        <w:t>Để thay vì tính từ số đầu tiên phần nguyên = tính từ số đầu tiên phần thập phân, đồng thời nếu phần thập phân ít số thì bù 0</w:t>
+        <w:t>Để trở lại căn phải</w:t>
       </w:r>
     </w:p>
     <w:p>
@@ -2254,7 +2424,31 @@
         <w:rPr>
           <w:lang w:val="en-US"/>
         </w:rPr>
-        <w:t>std::cout &lt;&lt; std::fixed;</w:t>
+        <w:t>std::cout &lt;&lt; std::right;</w:t>
+      </w:r>
+    </w:p>
+    <w:p>
+      <w:pPr>
+        <w:pStyle w:val="ListParagraph"/>
+        <w:numPr>
+          <w:ilvl w:val="0"/>
+          <w:numId w:val="3"/>
+        </w:numPr>
+        <w:rPr>
+          <w:lang w:val="en-US"/>
+        </w:rPr>
+      </w:pPr>
+      <w:r>
+        <w:rPr>
+          <w:lang w:val="en-US"/>
+        </w:rPr>
+        <w:t xml:space="preserve">Chỉ </w:t>
+      </w:r>
+      <w:r>
+        <w:rPr>
+          <w:lang w:val="en-US"/>
+        </w:rPr>
+        <w:t>Định Số Chữ Số Thập Phân Được In Ra?</w:t>
       </w:r>
     </w:p>
     <w:p>
@@ -2272,13 +2466,55 @@
         <w:rPr>
           <w:lang w:val="en-US"/>
         </w:rPr>
-        <w:t>Để</w:t>
-      </w:r>
-      <w:r>
-        <w:rPr>
-          <w:lang w:val="en-US"/>
-        </w:rPr>
-        <w:t xml:space="preserve"> hủy</w:t>
+        <w:t>Mặc định,</w:t>
+      </w:r>
+      <w:r>
+        <w:rPr>
+          <w:lang w:val="en-US"/>
+        </w:rPr>
+        <w:t xml:space="preserve"> khi in ra số Floating Point,</w:t>
+      </w:r>
+      <w:r>
+        <w:rPr>
+          <w:lang w:val="en-US"/>
+        </w:rPr>
+        <w:t xml:space="preserve"> CMD sẽ ở trạng thái tự động </w:t>
+      </w:r>
+      <w:r>
+        <w:rPr>
+          <w:lang w:val="en-US"/>
+        </w:rPr>
+        <w:t>làm tròn 6 chữ số tính từ số đầu tiên bên trái cùng ở phần nguyên</w:t>
+      </w:r>
+      <w:r>
+        <w:rPr>
+          <w:lang w:val="en-US"/>
+        </w:rPr>
+        <w:t>, nếu phần nguyên vượt quá 6 số thì hiện = kí hiệu khoa học</w:t>
+      </w:r>
+      <w:r>
+        <w:rPr>
+          <w:lang w:val="en-US"/>
+        </w:rPr>
+        <w:t xml:space="preserve"> với Mantissa chỉ gồm 6 số</w:t>
+      </w:r>
+    </w:p>
+    <w:p>
+      <w:pPr>
+        <w:pStyle w:val="ListParagraph"/>
+        <w:numPr>
+          <w:ilvl w:val="0"/>
+          <w:numId w:val="4"/>
+        </w:numPr>
+        <w:rPr>
+          <w:lang w:val="en-US"/>
+        </w:rPr>
+      </w:pPr>
+      <w:r>
+        <w:rPr>
+          <w:lang w:val="en-US"/>
+        </w:rPr>
+        <w:t>Để thay vì tính từ số đầu tiên phần nguyên = tính từ số đầu tiên phần thập phân, đồng thời nếu phần thập phân ít số thì bù 0</w:t>
       </w:r>
     </w:p>
     <w:p>
@@ -2299,19 +2535,7 @@
         <w:rPr>
           <w:lang w:val="en-US"/>
         </w:rPr>
-        <w:t>std::cout &lt;&lt; std::</w:t>
-      </w:r>
-      <w:r>
-        <w:rPr>
-          <w:lang w:val="en-US"/>
-        </w:rPr>
-        <w:t>ios_base::fixed</w:t>
-      </w:r>
-      <w:r>
-        <w:rPr>
-          <w:lang w:val="en-US"/>
-        </w:rPr>
-        <w:t>;</w:t>
+        <w:t>std::cout &lt;&lt; std::fixed;</w:t>
       </w:r>
     </w:p>
     <w:p>
@@ -2329,13 +2553,13 @@
         <w:rPr>
           <w:lang w:val="en-US"/>
         </w:rPr>
-        <w:t xml:space="preserve">Để </w:t>
-      </w:r>
-      <w:r>
-        <w:rPr>
-          <w:lang w:val="en-US"/>
-        </w:rPr>
-        <w:t>thay đổi số chữ số được làm tròn từ 6 thành 1 số nào đó</w:t>
+        <w:t>Để</w:t>
+      </w:r>
+      <w:r>
+        <w:rPr>
+          <w:lang w:val="en-US"/>
+        </w:rPr>
+        <w:t xml:space="preserve"> hủy</w:t>
       </w:r>
     </w:p>
     <w:p>
@@ -2356,19 +2580,19 @@
         <w:rPr>
           <w:lang w:val="en-US"/>
         </w:rPr>
-        <w:t>s</w:t>
-      </w:r>
-      <w:r>
-        <w:rPr>
-          <w:lang w:val="en-US"/>
-        </w:rPr>
-        <w:t>td::cout &lt;&lt; std::setpre</w:t>
-      </w:r>
-      <w:r>
-        <w:rPr>
-          <w:lang w:val="en-US"/>
-        </w:rPr>
-        <w:t>cision(&lt;Số Chữ Số&gt;);</w:t>
+        <w:t>std::cout &lt;&lt; std::</w:t>
+      </w:r>
+      <w:r>
+        <w:rPr>
+          <w:lang w:val="en-US"/>
+        </w:rPr>
+        <w:t>ios_base::fixed</w:t>
+      </w:r>
+      <w:r>
+        <w:rPr>
+          <w:lang w:val="en-US"/>
+        </w:rPr>
+        <w:t>;</w:t>
       </w:r>
     </w:p>
     <w:p>
@@ -2386,25 +2610,13 @@
         <w:rPr>
           <w:lang w:val="en-US"/>
         </w:rPr>
-        <w:t>&lt;Số Chữ Số&gt; là số nguyên không âm</w:t>
-      </w:r>
-    </w:p>
-    <w:p>
-      <w:pPr>
-        <w:pStyle w:val="ListParagraph"/>
-        <w:numPr>
-          <w:ilvl w:val="0"/>
-          <w:numId w:val="4"/>
-        </w:numPr>
-        <w:rPr>
-          <w:lang w:val="en-US"/>
-        </w:rPr>
-      </w:pPr>
-      <w:r>
-        <w:rPr>
-          <w:lang w:val="en-US"/>
-        </w:rPr>
-        <w:t>Ví dụ</w:t>
+        <w:t xml:space="preserve">Để </w:t>
+      </w:r>
+      <w:r>
+        <w:rPr>
+          <w:lang w:val="en-US"/>
+        </w:rPr>
+        <w:t>thay đổi số chữ số được làm tròn từ 6 thành 1 số nào đó</w:t>
       </w:r>
     </w:p>
     <w:p>
@@ -2425,7 +2637,55 @@
         <w:rPr>
           <w:lang w:val="en-US"/>
         </w:rPr>
-        <w:t>std::cout &lt;&lt; std::setprecision(4) &lt;&lt; 123.467 &lt;&lt; std::endl;</w:t>
+        <w:t>s</w:t>
+      </w:r>
+      <w:r>
+        <w:rPr>
+          <w:lang w:val="en-US"/>
+        </w:rPr>
+        <w:t>td::cout &lt;&lt; std::setpre</w:t>
+      </w:r>
+      <w:r>
+        <w:rPr>
+          <w:lang w:val="en-US"/>
+        </w:rPr>
+        <w:t>cision(&lt;Số Chữ Số&gt;);</w:t>
+      </w:r>
+    </w:p>
+    <w:p>
+      <w:pPr>
+        <w:pStyle w:val="ListParagraph"/>
+        <w:numPr>
+          <w:ilvl w:val="0"/>
+          <w:numId w:val="4"/>
+        </w:numPr>
+        <w:rPr>
+          <w:lang w:val="en-US"/>
+        </w:rPr>
+      </w:pPr>
+      <w:r>
+        <w:rPr>
+          <w:lang w:val="en-US"/>
+        </w:rPr>
+        <w:t>&lt;Số Chữ Số&gt; là số nguyên không âm</w:t>
+      </w:r>
+    </w:p>
+    <w:p>
+      <w:pPr>
+        <w:pStyle w:val="ListParagraph"/>
+        <w:numPr>
+          <w:ilvl w:val="0"/>
+          <w:numId w:val="4"/>
+        </w:numPr>
+        <w:rPr>
+          <w:lang w:val="en-US"/>
+        </w:rPr>
+      </w:pPr>
+      <w:r>
+        <w:rPr>
+          <w:lang w:val="en-US"/>
+        </w:rPr>
+        <w:t>Ví dụ</w:t>
       </w:r>
     </w:p>
     <w:p>
@@ -2446,43 +2706,7 @@
         <w:rPr>
           <w:lang w:val="en-US"/>
         </w:rPr>
-        <w:t>std::cout &lt;&lt; std::fixed &lt;&lt; std::setprecision(</w:t>
-      </w:r>
-      <w:r>
-        <w:rPr>
-          <w:lang w:val="en-US"/>
-        </w:rPr>
-        <w:t>5</w:t>
-      </w:r>
-      <w:r>
-        <w:rPr>
-          <w:lang w:val="en-US"/>
-        </w:rPr>
-        <w:t xml:space="preserve">) &lt;&lt; </w:t>
-      </w:r>
-      <w:r>
-        <w:rPr>
-          <w:lang w:val="en-US"/>
-        </w:rPr>
-        <w:t>123.467 &lt;&lt; std::endl;</w:t>
-      </w:r>
-    </w:p>
-    <w:p>
-      <w:pPr>
-        <w:pStyle w:val="ListParagraph"/>
-        <w:numPr>
-          <w:ilvl w:val="0"/>
-          <w:numId w:val="4"/>
-        </w:numPr>
-        <w:rPr>
-          <w:lang w:val="en-US"/>
-        </w:rPr>
-      </w:pPr>
-      <w:r>
-        <w:rPr>
-          <w:lang w:val="en-US"/>
-        </w:rPr>
-        <w:t>Màn hình CMD</w:t>
+        <w:t>std::cout &lt;&lt; std::setprecision(4) &lt;&lt; 123.467 &lt;&lt; std::endl;</w:t>
       </w:r>
     </w:p>
     <w:p>
@@ -2503,13 +2727,43 @@
         <w:rPr>
           <w:lang w:val="en-US"/>
         </w:rPr>
-        <w:t>123.</w:t>
+        <w:t>std::cout &lt;&lt; std::fixed &lt;&lt; std::setprecision(</w:t>
       </w:r>
       <w:r>
         <w:rPr>
           <w:lang w:val="en-US"/>
         </w:rPr>
         <w:t>5</w:t>
+      </w:r>
+      <w:r>
+        <w:rPr>
+          <w:lang w:val="en-US"/>
+        </w:rPr>
+        <w:t xml:space="preserve">) &lt;&lt; </w:t>
+      </w:r>
+      <w:r>
+        <w:rPr>
+          <w:lang w:val="en-US"/>
+        </w:rPr>
+        <w:t>123.467 &lt;&lt; std::endl;</w:t>
+      </w:r>
+    </w:p>
+    <w:p>
+      <w:pPr>
+        <w:pStyle w:val="ListParagraph"/>
+        <w:numPr>
+          <w:ilvl w:val="0"/>
+          <w:numId w:val="4"/>
+        </w:numPr>
+        <w:rPr>
+          <w:lang w:val="en-US"/>
+        </w:rPr>
+      </w:pPr>
+      <w:r>
+        <w:rPr>
+          <w:lang w:val="en-US"/>
+        </w:rPr>
+        <w:t>Màn hình CMD</w:t>
       </w:r>
     </w:p>
     <w:p>
@@ -2530,49 +2784,13 @@
         <w:rPr>
           <w:lang w:val="en-US"/>
         </w:rPr>
-        <w:t>123.4670</w:t>
-      </w:r>
-      <w:r>
-        <w:rPr>
-          <w:lang w:val="en-US"/>
-        </w:rPr>
-        <w:t>0</w:t>
-      </w:r>
-    </w:p>
-    <w:p>
-      <w:pPr>
-        <w:pStyle w:val="ListParagraph"/>
-        <w:numPr>
-          <w:ilvl w:val="0"/>
-          <w:numId w:val="3"/>
-        </w:numPr>
-        <w:rPr>
-          <w:lang w:val="en-US"/>
-        </w:rPr>
-      </w:pPr>
-      <w:r>
-        <w:rPr>
-          <w:lang w:val="en-US"/>
-        </w:rPr>
-        <w:t xml:space="preserve">Chuyển </w:t>
-      </w:r>
-      <w:r>
-        <w:rPr>
-          <w:lang w:val="en-US"/>
-        </w:rPr>
-        <w:t xml:space="preserve">Sang Chế Độ In Ra </w:t>
-      </w:r>
-      <w:r>
-        <w:rPr>
-          <w:lang w:val="en-US"/>
-        </w:rPr>
-        <w:t>Kí Hiệu Khoa Học</w:t>
-      </w:r>
-      <w:r>
-        <w:rPr>
-          <w:lang w:val="en-US"/>
-        </w:rPr>
-        <w:t>?</w:t>
+        <w:t>123.</w:t>
+      </w:r>
+      <w:r>
+        <w:rPr>
+          <w:lang w:val="en-US"/>
+        </w:rPr>
+        <w:t>5</w:t>
       </w:r>
     </w:p>
     <w:p>
@@ -2593,7 +2811,13 @@
         <w:rPr>
           <w:lang w:val="en-US"/>
         </w:rPr>
-        <w:t>std::cout &lt;&lt; std::scientific;</w:t>
+        <w:t>123.4670</w:t>
+      </w:r>
+      <w:r>
+        <w:rPr>
+          <w:lang w:val="en-US"/>
+        </w:rPr>
+        <w:t>0</w:t>
       </w:r>
     </w:p>
     <w:p>
@@ -2611,37 +2835,25 @@
         <w:rPr>
           <w:lang w:val="en-US"/>
         </w:rPr>
-        <w:t>Ch</w:t>
-      </w:r>
-      <w:r>
-        <w:rPr>
-          <w:lang w:val="en-US"/>
-        </w:rPr>
-        <w:t xml:space="preserve">uyển Sang Chế Độ </w:t>
-      </w:r>
-      <w:r>
-        <w:rPr>
-          <w:lang w:val="en-US"/>
-        </w:rPr>
-        <w:t>In Ra Dưới Dạng Bát Phân, Thập Lục Phân?</w:t>
-      </w:r>
-    </w:p>
-    <w:p>
-      <w:pPr>
-        <w:pStyle w:val="ListParagraph"/>
-        <w:numPr>
-          <w:ilvl w:val="0"/>
-          <w:numId w:val="4"/>
-        </w:numPr>
-        <w:rPr>
-          <w:lang w:val="en-US"/>
-        </w:rPr>
-      </w:pPr>
-      <w:r>
-        <w:rPr>
-          <w:lang w:val="en-US"/>
-        </w:rPr>
-        <w:t>Bát phân</w:t>
+        <w:t xml:space="preserve">Chuyển </w:t>
+      </w:r>
+      <w:r>
+        <w:rPr>
+          <w:lang w:val="en-US"/>
+        </w:rPr>
+        <w:t xml:space="preserve">Sang Chế Độ In Ra </w:t>
+      </w:r>
+      <w:r>
+        <w:rPr>
+          <w:lang w:val="en-US"/>
+        </w:rPr>
+        <w:t>Kí Hiệu Khoa Học</w:t>
+      </w:r>
+      <w:r>
+        <w:rPr>
+          <w:lang w:val="en-US"/>
+        </w:rPr>
+        <w:t>?</w:t>
       </w:r>
     </w:p>
     <w:p>
@@ -2662,7 +2874,37 @@
         <w:rPr>
           <w:lang w:val="en-US"/>
         </w:rPr>
-        <w:t>std::cout &lt;&lt; std::oct;</w:t>
+        <w:t>std::cout &lt;&lt; std::scientific;</w:t>
+      </w:r>
+    </w:p>
+    <w:p>
+      <w:pPr>
+        <w:pStyle w:val="ListParagraph"/>
+        <w:numPr>
+          <w:ilvl w:val="0"/>
+          <w:numId w:val="3"/>
+        </w:numPr>
+        <w:rPr>
+          <w:lang w:val="en-US"/>
+        </w:rPr>
+      </w:pPr>
+      <w:r>
+        <w:rPr>
+          <w:lang w:val="en-US"/>
+        </w:rPr>
+        <w:t>Ch</w:t>
+      </w:r>
+      <w:r>
+        <w:rPr>
+          <w:lang w:val="en-US"/>
+        </w:rPr>
+        <w:t xml:space="preserve">uyển Sang Chế Độ </w:t>
+      </w:r>
+      <w:r>
+        <w:rPr>
+          <w:lang w:val="en-US"/>
+        </w:rPr>
+        <w:t>In Ra Dưới Dạng Bát Phân, Thập Lục Phân?</w:t>
       </w:r>
     </w:p>
     <w:p>
@@ -2680,7 +2922,7 @@
         <w:rPr>
           <w:lang w:val="en-US"/>
         </w:rPr>
-        <w:t>Thập lục phân</w:t>
+        <w:t>Bát phân</w:t>
       </w:r>
     </w:p>
     <w:p>
@@ -2701,7 +2943,7 @@
         <w:rPr>
           <w:lang w:val="en-US"/>
         </w:rPr>
-        <w:t>std::cout &lt;&lt; std::hex;</w:t>
+        <w:t>std::cout &lt;&lt; std::oct;</w:t>
       </w:r>
     </w:p>
     <w:p>
@@ -2719,7 +2961,7 @@
         <w:rPr>
           <w:lang w:val="en-US"/>
         </w:rPr>
-        <w:t>Trở về thập phân</w:t>
+        <w:t>Thập lục phân</w:t>
       </w:r>
     </w:p>
     <w:p>
@@ -2740,25 +2982,7 @@
         <w:rPr>
           <w:lang w:val="en-US"/>
         </w:rPr>
-        <w:t>std::cout &lt;&lt; std::dec;</w:t>
-      </w:r>
-    </w:p>
-    <w:p>
-      <w:pPr>
-        <w:pStyle w:val="ListParagraph"/>
-        <w:numPr>
-          <w:ilvl w:val="0"/>
-          <w:numId w:val="3"/>
-        </w:numPr>
-        <w:rPr>
-          <w:lang w:val="en-US"/>
-        </w:rPr>
-      </w:pPr>
-      <w:r>
-        <w:rPr>
-          <w:lang w:val="en-US"/>
-        </w:rPr>
-        <w:t>Đối Tượng String?</w:t>
+        <w:t>std::cout &lt;&lt; std::hex;</w:t>
       </w:r>
     </w:p>
     <w:p>
@@ -2776,37 +3000,8 @@
         <w:rPr>
           <w:lang w:val="en-US"/>
         </w:rPr>
-        <w:t xml:space="preserve">Có 2 cách để tạo String, 1 là dùng mảng Char 2 là dùng </w:t>
-      </w:r>
-      <w:r>
-        <w:rPr>
-          <w:lang w:val="en-US"/>
-        </w:rPr>
-        <w:t>std::string</w:t>
-      </w:r>
-      <w:r>
-        <w:rPr>
-          <w:lang w:val="en-US"/>
-        </w:rPr>
-        <w:t>, dùng mảng Char sẽ không sử dụng được các phương thức String</w:t>
-      </w:r>
-    </w:p>
-    <w:p>
-      <w:pPr>
-        <w:pStyle w:val="ListParagraph"/>
-        <w:numPr>
-          <w:ilvl w:val="0"/>
-          <w:numId w:val="4"/>
-        </w:numPr>
-        <w:rPr>
-          <w:lang w:val="en-US"/>
-        </w:rPr>
-      </w:pPr>
-      <w:r>
-        <w:rPr>
-          <w:lang w:val="en-US"/>
-        </w:rPr>
-        <w:t>Dùng mảng Char</w:t>
+        <w:lastRenderedPageBreak/>
+        <w:t>Trở về thập phân</w:t>
       </w:r>
     </w:p>
     <w:p>
@@ -2827,7 +3022,7 @@
         <w:rPr>
           <w:lang w:val="en-US"/>
         </w:rPr>
-        <w:t>char &lt;String&gt;[&lt;Số Kí Tự&gt;] = &lt;Chuỗi&gt;;</w:t>
+        <w:t>std::cout &lt;&lt; std::dec;</w:t>
       </w:r>
     </w:p>
     <w:p>
@@ -2845,44 +3040,25 @@
         <w:rPr>
           <w:lang w:val="en-US"/>
         </w:rPr>
-        <w:t>&lt;Chuỗi&gt; phải có số kí tự &lt; &lt;Số Kí Tự&gt;, do kí tự “/0” sẽ được tự động chèn vào cuối &lt;Chuỗi&gt; như báo hiệu kết thúc String</w:t>
-      </w:r>
-    </w:p>
-    <w:p>
-      <w:pPr>
-        <w:pStyle w:val="ListParagraph"/>
-        <w:numPr>
-          <w:ilvl w:val="0"/>
-          <w:numId w:val="4"/>
-        </w:numPr>
-        <w:rPr>
-          <w:lang w:val="en-US"/>
-        </w:rPr>
-      </w:pPr>
-      <w:r>
-        <w:rPr>
-          <w:lang w:val="en-US"/>
-        </w:rPr>
-        <w:lastRenderedPageBreak/>
-        <w:t>Làm kiểu này thì không gán lại giá trị cho &lt;String&gt; nguyên 1 lần mà phải gán từng giá trị một, đồng thời không cộng chuỗi được</w:t>
-      </w:r>
-    </w:p>
-    <w:p>
-      <w:pPr>
-        <w:pStyle w:val="ListParagraph"/>
-        <w:numPr>
-          <w:ilvl w:val="0"/>
-          <w:numId w:val="4"/>
-        </w:numPr>
-        <w:rPr>
-          <w:lang w:val="en-US"/>
-        </w:rPr>
-      </w:pPr>
-      <w:r>
-        <w:rPr>
-          <w:lang w:val="en-US"/>
-        </w:rPr>
-        <w:t>Ví dụ</w:t>
+        <w:t>Khi in ra thì sẽ không có Prefix 0, 0x, …</w:t>
+      </w:r>
+    </w:p>
+    <w:p>
+      <w:pPr>
+        <w:pStyle w:val="ListParagraph"/>
+        <w:numPr>
+          <w:ilvl w:val="0"/>
+          <w:numId w:val="3"/>
+        </w:numPr>
+        <w:rPr>
+          <w:lang w:val="en-US"/>
+        </w:rPr>
+      </w:pPr>
+      <w:r>
+        <w:rPr>
+          <w:lang w:val="en-US"/>
+        </w:rPr>
+        <w:t>Đối Tượng String?</w:t>
       </w:r>
     </w:p>
     <w:p>
@@ -2903,13 +3079,13 @@
         <w:rPr>
           <w:lang w:val="en-US"/>
         </w:rPr>
-        <w:t xml:space="preserve">char foo[4] = </w:t>
-      </w:r>
-      <w:r>
-        <w:rPr>
-          <w:lang w:val="en-US"/>
-        </w:rPr>
-        <w:t>"abc"</w:t>
+        <w:t xml:space="preserve">std::string </w:t>
+      </w:r>
+      <w:r>
+        <w:rPr>
+          <w:lang w:val="en-US"/>
+        </w:rPr>
+        <w:t>&lt;String&gt; = &lt;Chuỗi&gt;</w:t>
       </w:r>
       <w:r>
         <w:rPr>
@@ -2933,64 +3109,13 @@
         <w:rPr>
           <w:lang w:val="en-US"/>
         </w:rPr>
-        <w:t>Dùng std::string để t</w:t>
-      </w:r>
-      <w:r>
-        <w:rPr>
-          <w:lang w:val="en-US"/>
-        </w:rPr>
-        <w:t>ạo 1 String và gán giá trị ban đầu</w:t>
-      </w:r>
-    </w:p>
-    <w:p>
-      <w:pPr>
-        <w:pStyle w:val="ListParagraph"/>
-        <w:pBdr>
-          <w:top w:val="single" w:sz="4" w:space="1" w:color="auto"/>
-          <w:left w:val="single" w:sz="4" w:space="4" w:color="auto"/>
-          <w:bottom w:val="single" w:sz="4" w:space="1" w:color="auto"/>
-          <w:right w:val="single" w:sz="4" w:space="4" w:color="auto"/>
-        </w:pBdr>
-        <w:ind w:left="1080"/>
-        <w:rPr>
-          <w:lang w:val="en-US"/>
-        </w:rPr>
-      </w:pPr>
-      <w:r>
-        <w:rPr>
-          <w:lang w:val="en-US"/>
-        </w:rPr>
-        <w:t xml:space="preserve">std::string </w:t>
-      </w:r>
-      <w:r>
-        <w:rPr>
-          <w:lang w:val="en-US"/>
-        </w:rPr>
-        <w:t>&lt;String&gt; = &lt;Chuỗi&gt;</w:t>
-      </w:r>
-      <w:r>
-        <w:rPr>
-          <w:lang w:val="en-US"/>
-        </w:rPr>
-        <w:t>;</w:t>
-      </w:r>
-    </w:p>
-    <w:p>
-      <w:pPr>
-        <w:pStyle w:val="ListParagraph"/>
-        <w:numPr>
-          <w:ilvl w:val="0"/>
-          <w:numId w:val="4"/>
-        </w:numPr>
-        <w:rPr>
-          <w:lang w:val="en-US"/>
-        </w:rPr>
-      </w:pPr>
-      <w:r>
-        <w:rPr>
-          <w:lang w:val="en-US"/>
-        </w:rPr>
-        <w:t>&lt;Chuỗi&gt; không được là Char</w:t>
+        <w:t xml:space="preserve">&lt;Chuỗi&gt; </w:t>
+      </w:r>
+      <w:r>
+        <w:rPr>
+          <w:lang w:val="en-US"/>
+        </w:rPr>
+        <w:t>phải được đặt trong dấu nháy kép</w:t>
       </w:r>
     </w:p>
     <w:p>
@@ -3333,24 +3458,6 @@
         <w:pStyle w:val="ListParagraph"/>
         <w:numPr>
           <w:ilvl w:val="0"/>
-          <w:numId w:val="3"/>
-        </w:numPr>
-        <w:rPr>
-          <w:lang w:val="en-US"/>
-        </w:rPr>
-      </w:pPr>
-      <w:r>
-        <w:rPr>
-          <w:lang w:val="en-US"/>
-        </w:rPr>
-        <w:t>1 Số Kí Tự Đặc Biệt?</w:t>
-      </w:r>
-    </w:p>
-    <w:p>
-      <w:pPr>
-        <w:pStyle w:val="ListParagraph"/>
-        <w:numPr>
-          <w:ilvl w:val="0"/>
           <w:numId w:val="4"/>
         </w:numPr>
         <w:rPr>
@@ -3361,69 +3468,7 @@
         <w:rPr>
           <w:lang w:val="en-US"/>
         </w:rPr>
-        <w:t>'\0'</w:t>
-      </w:r>
-      <w:r>
-        <w:rPr>
-          <w:lang w:val="en-US"/>
-        </w:rPr>
-        <w:t xml:space="preserve"> = </w:t>
-      </w:r>
-      <w:r>
-        <w:rPr>
-          <w:lang w:val="en-US"/>
-        </w:rPr>
-        <w:t>''</w:t>
-      </w:r>
-      <w:r>
-        <w:rPr>
-          <w:lang w:val="en-US"/>
-        </w:rPr>
-        <w:t xml:space="preserve"> = 0000000 = False</w:t>
-      </w:r>
-    </w:p>
-    <w:p>
-      <w:pPr>
-        <w:rPr>
-          <w:lang w:val="en-US"/>
-        </w:rPr>
-      </w:pPr>
-    </w:p>
-    <w:p>
-      <w:pPr>
-        <w:rPr>
-          <w:lang w:val="en-US"/>
-        </w:rPr>
-      </w:pPr>
-      <w:r>
-        <w:rPr>
-          <w:lang w:val="en-US"/>
-        </w:rPr>
-        <w:t>Type Information – Thông Tin Kiểu:</w:t>
-      </w:r>
-    </w:p>
-    <w:p>
-      <w:pPr>
-        <w:pStyle w:val="ListParagraph"/>
-        <w:numPr>
-          <w:ilvl w:val="0"/>
-          <w:numId w:val="8"/>
-        </w:numPr>
-        <w:rPr>
-          <w:lang w:val="en-US"/>
-        </w:rPr>
-      </w:pPr>
-      <w:r>
-        <w:rPr>
-          <w:lang w:val="en-US"/>
-        </w:rPr>
-        <w:t xml:space="preserve">Cách </w:t>
-      </w:r>
-      <w:r>
-        <w:rPr>
-          <w:lang w:val="en-US"/>
-        </w:rPr>
-        <w:t>Import?</w:t>
+        <w:t>Để trả về số kí tự của 1 String</w:t>
       </w:r>
     </w:p>
     <w:p>
@@ -3444,7 +3489,67 @@
         <w:rPr>
           <w:lang w:val="en-US"/>
         </w:rPr>
-        <w:t>#include &lt;typeinfo&gt;</w:t>
+        <w:t>&lt;Số Kí Tự&gt; = &lt;String&gt;.size();</w:t>
+      </w:r>
+    </w:p>
+    <w:p>
+      <w:pPr>
+        <w:pStyle w:val="ListParagraph"/>
+        <w:numPr>
+          <w:ilvl w:val="0"/>
+          <w:numId w:val="3"/>
+        </w:numPr>
+        <w:rPr>
+          <w:lang w:val="en-US"/>
+        </w:rPr>
+      </w:pPr>
+      <w:r>
+        <w:rPr>
+          <w:lang w:val="en-US"/>
+        </w:rPr>
+        <w:t xml:space="preserve">Chuyển </w:t>
+      </w:r>
+      <w:r>
+        <w:rPr>
+          <w:lang w:val="en-US"/>
+        </w:rPr>
+        <w:t xml:space="preserve">Đổi Chế Độ Cout Và Printf Dùng Chung </w:t>
+      </w:r>
+      <w:r>
+        <w:rPr>
+          <w:lang w:val="en-US"/>
+        </w:rPr>
+        <w:t xml:space="preserve">Buffer </w:t>
+      </w:r>
+      <w:r>
+        <w:rPr>
+          <w:lang w:val="en-US"/>
+        </w:rPr>
+        <w:t xml:space="preserve">Sang Cout Dùng </w:t>
+      </w:r>
+      <w:r>
+        <w:rPr>
+          <w:lang w:val="en-US"/>
+        </w:rPr>
+        <w:t xml:space="preserve">Buffer </w:t>
+      </w:r>
+      <w:r>
+        <w:rPr>
+          <w:lang w:val="en-US"/>
+        </w:rPr>
+        <w:t xml:space="preserve">Phụ Printf Dùng </w:t>
+      </w:r>
+      <w:r>
+        <w:rPr>
+          <w:lang w:val="en-US"/>
+        </w:rPr>
+        <w:t xml:space="preserve">Buffer </w:t>
+      </w:r>
+      <w:r>
+        <w:rPr>
+          <w:lang w:val="en-US"/>
+        </w:rPr>
+        <w:t>Chính?</w:t>
       </w:r>
     </w:p>
     <w:p>
@@ -3465,31 +3570,55 @@
         <w:rPr>
           <w:lang w:val="en-US"/>
         </w:rPr>
-        <w:t>#include &lt;iostream&gt;</w:t>
-      </w:r>
-    </w:p>
-    <w:p>
-      <w:pPr>
-        <w:pStyle w:val="ListParagraph"/>
-        <w:numPr>
-          <w:ilvl w:val="0"/>
-          <w:numId w:val="8"/>
-        </w:numPr>
-        <w:rPr>
-          <w:lang w:val="en-US"/>
-        </w:rPr>
-      </w:pPr>
-      <w:r>
-        <w:rPr>
-          <w:lang w:val="en-US"/>
-        </w:rPr>
-        <w:t xml:space="preserve">Xem </w:t>
-      </w:r>
-      <w:r>
-        <w:rPr>
-          <w:lang w:val="en-US"/>
-        </w:rPr>
-        <w:t>Kiểu Dữ Liệu Của 1 Biến?</w:t>
+        <w:t>std::ios_base::sync_with_stdio(</w:t>
+      </w:r>
+      <w:r>
+        <w:rPr>
+          <w:lang w:val="en-US"/>
+        </w:rPr>
+        <w:t>false</w:t>
+      </w:r>
+      <w:r>
+        <w:rPr>
+          <w:lang w:val="en-US"/>
+        </w:rPr>
+        <w:t>);</w:t>
+      </w:r>
+    </w:p>
+    <w:p>
+      <w:pPr>
+        <w:pStyle w:val="ListParagraph"/>
+        <w:numPr>
+          <w:ilvl w:val="0"/>
+          <w:numId w:val="4"/>
+        </w:numPr>
+        <w:rPr>
+          <w:lang w:val="en-US"/>
+        </w:rPr>
+      </w:pPr>
+      <w:r>
+        <w:rPr>
+          <w:lang w:val="en-US"/>
+        </w:rPr>
+        <w:t>Một khi đã chuyển sang chế độ này thì không thể trở về chế độ mặc định</w:t>
+      </w:r>
+    </w:p>
+    <w:p>
+      <w:pPr>
+        <w:pStyle w:val="ListParagraph"/>
+        <w:numPr>
+          <w:ilvl w:val="0"/>
+          <w:numId w:val="3"/>
+        </w:numPr>
+        <w:rPr>
+          <w:lang w:val="en-US"/>
+        </w:rPr>
+      </w:pPr>
+      <w:r>
+        <w:rPr>
+          <w:lang w:val="en-US"/>
+        </w:rPr>
+        <w:t>Gỡ Ràng Buộc Cin Với Cout?</w:t>
       </w:r>
     </w:p>
     <w:p>
@@ -3510,13 +3639,43 @@
         <w:rPr>
           <w:lang w:val="en-US"/>
         </w:rPr>
-        <w:t>const std::type_info &amp;</w:t>
-      </w:r>
-      <w:r>
-        <w:rPr>
-          <w:lang w:val="en-US"/>
-        </w:rPr>
-        <w:t>&lt;Thông Tin Kiểu&gt; = typeid(</w:t>
+        <w:t>s</w:t>
+      </w:r>
+      <w:r>
+        <w:rPr>
+          <w:lang w:val="en-US"/>
+        </w:rPr>
+        <w:t>td::</w:t>
+      </w:r>
+      <w:r>
+        <w:rPr>
+          <w:lang w:val="en-US"/>
+        </w:rPr>
+        <w:t>cin.tie(NULL);</w:t>
+      </w:r>
+    </w:p>
+    <w:p>
+      <w:pPr>
+        <w:pStyle w:val="ListParagraph"/>
+        <w:numPr>
+          <w:ilvl w:val="0"/>
+          <w:numId w:val="4"/>
+        </w:numPr>
+        <w:rPr>
+          <w:lang w:val="en-US"/>
+        </w:rPr>
+      </w:pPr>
+      <w:r>
+        <w:rPr>
+          <w:lang w:val="en-US"/>
+        </w:rPr>
+        <w:t>Đ</w:t>
+      </w:r>
+      <w:r>
+        <w:rPr>
+          <w:lang w:val="en-US"/>
+        </w:rPr>
+        <w:t>ể ràng buộc lại</w:t>
       </w:r>
     </w:p>
     <w:p>
@@ -3537,25 +3696,91 @@
         <w:rPr>
           <w:lang w:val="en-US"/>
         </w:rPr>
-        <w:t xml:space="preserve">    </w:t>
-      </w:r>
-      <w:r>
-        <w:rPr>
-          <w:lang w:val="en-US"/>
-        </w:rPr>
-        <w:t>&lt;Biến Hoặc Giá Trị</w:t>
-      </w:r>
-      <w:r>
-        <w:rPr>
-          <w:lang w:val="en-US"/>
-        </w:rPr>
-        <w:t xml:space="preserve"> Hoặc Kiểu Dữ Liệu</w:t>
-      </w:r>
-      <w:r>
-        <w:rPr>
-          <w:lang w:val="en-US"/>
-        </w:rPr>
-        <w:t>&gt;</w:t>
+        <w:t>std::</w:t>
+      </w:r>
+      <w:r>
+        <w:rPr>
+          <w:lang w:val="en-US"/>
+        </w:rPr>
+        <w:t>cin.tie(&amp;</w:t>
+      </w:r>
+      <w:r>
+        <w:rPr>
+          <w:lang w:val="en-US"/>
+        </w:rPr>
+        <w:t>std::</w:t>
+      </w:r>
+      <w:r>
+        <w:rPr>
+          <w:lang w:val="en-US"/>
+        </w:rPr>
+        <w:t>cout);</w:t>
+      </w:r>
+    </w:p>
+    <w:p>
+      <w:pPr>
+        <w:pStyle w:val="ListParagraph"/>
+        <w:numPr>
+          <w:ilvl w:val="0"/>
+          <w:numId w:val="3"/>
+        </w:numPr>
+        <w:rPr>
+          <w:lang w:val="en-US"/>
+        </w:rPr>
+      </w:pPr>
+      <w:r>
+        <w:rPr>
+          <w:lang w:val="en-US"/>
+        </w:rPr>
+        <w:t xml:space="preserve">Trả Về </w:t>
+      </w:r>
+      <w:r>
+        <w:rPr>
+          <w:lang w:val="en-US"/>
+        </w:rPr>
+        <w:t>Pointer</w:t>
+      </w:r>
+      <w:r>
+        <w:rPr>
+          <w:lang w:val="en-US"/>
+        </w:rPr>
+        <w:t xml:space="preserve"> </w:t>
+      </w:r>
+      <w:r>
+        <w:rPr>
+          <w:lang w:val="en-US"/>
+        </w:rPr>
+        <w:t xml:space="preserve">Vào </w:t>
+      </w:r>
+      <w:r>
+        <w:rPr>
+          <w:lang w:val="en-US"/>
+        </w:rPr>
+        <w:t xml:space="preserve">Phần Tử Đầu Tiên </w:t>
+      </w:r>
+      <w:r>
+        <w:rPr>
+          <w:lang w:val="en-US"/>
+        </w:rPr>
+        <w:t>Hoặc</w:t>
+      </w:r>
+      <w:r>
+        <w:rPr>
+          <w:lang w:val="en-US"/>
+        </w:rPr>
+        <w:t xml:space="preserve"> Kế Ngay Sau </w:t>
+      </w:r>
+      <w:r>
+        <w:rPr>
+          <w:lang w:val="en-US"/>
+        </w:rPr>
+        <w:t xml:space="preserve">Cuối Cùng </w:t>
+      </w:r>
+      <w:r>
+        <w:rPr>
+          <w:lang w:val="en-US"/>
+        </w:rPr>
+        <w:t>Của 1 Mảng?</w:t>
       </w:r>
     </w:p>
     <w:p>
@@ -3576,25 +3801,19 @@
         <w:rPr>
           <w:lang w:val="en-US"/>
         </w:rPr>
-        <w:t>);</w:t>
-      </w:r>
-    </w:p>
-    <w:p>
-      <w:pPr>
-        <w:pStyle w:val="ListParagraph"/>
-        <w:numPr>
-          <w:ilvl w:val="0"/>
-          <w:numId w:val="4"/>
-        </w:numPr>
-        <w:rPr>
-          <w:lang w:val="en-US"/>
-        </w:rPr>
-      </w:pPr>
-      <w:r>
-        <w:rPr>
-          <w:lang w:val="en-US"/>
-        </w:rPr>
-        <w:t>Để xem tên kiểu dữ liệu</w:t>
+        <w:t>&lt;</w:t>
+      </w:r>
+      <w:r>
+        <w:rPr>
+          <w:lang w:val="en-US"/>
+        </w:rPr>
+        <w:t>Pointer</w:t>
+      </w:r>
+      <w:r>
+        <w:rPr>
+          <w:lang w:val="en-US"/>
+        </w:rPr>
+        <w:t xml:space="preserve"> Đầu&gt; = std::begin(&lt;Mảng&gt;);</w:t>
       </w:r>
     </w:p>
     <w:p>
@@ -3615,6 +3834,318 @@
         <w:rPr>
           <w:lang w:val="en-US"/>
         </w:rPr>
+        <w:t>&lt;</w:t>
+      </w:r>
+      <w:r>
+        <w:rPr>
+          <w:lang w:val="en-US"/>
+        </w:rPr>
+        <w:t>Pointer</w:t>
+      </w:r>
+      <w:r>
+        <w:rPr>
+          <w:lang w:val="en-US"/>
+        </w:rPr>
+        <w:t xml:space="preserve"> </w:t>
+      </w:r>
+      <w:r>
+        <w:rPr>
+          <w:lang w:val="en-US"/>
+        </w:rPr>
+        <w:t xml:space="preserve">Kế Sau </w:t>
+      </w:r>
+      <w:r>
+        <w:rPr>
+          <w:lang w:val="en-US"/>
+        </w:rPr>
+        <w:t>Cuối&gt; = std::end(&lt;Mảng&gt;);</w:t>
+      </w:r>
+    </w:p>
+    <w:p>
+      <w:pPr>
+        <w:pStyle w:val="ListParagraph"/>
+        <w:numPr>
+          <w:ilvl w:val="0"/>
+          <w:numId w:val="4"/>
+        </w:numPr>
+        <w:rPr>
+          <w:lang w:val="en-US"/>
+        </w:rPr>
+      </w:pPr>
+      <w:r>
+        <w:rPr>
+          <w:lang w:val="en-US"/>
+        </w:rPr>
+        <w:t>Để trả về số phần tử của 1 mảng</w:t>
+      </w:r>
+    </w:p>
+    <w:p>
+      <w:pPr>
+        <w:pStyle w:val="ListParagraph"/>
+        <w:pBdr>
+          <w:top w:val="single" w:sz="4" w:space="1" w:color="auto"/>
+          <w:left w:val="single" w:sz="4" w:space="4" w:color="auto"/>
+          <w:bottom w:val="single" w:sz="4" w:space="1" w:color="auto"/>
+          <w:right w:val="single" w:sz="4" w:space="4" w:color="auto"/>
+        </w:pBdr>
+        <w:ind w:left="1080"/>
+        <w:rPr>
+          <w:lang w:val="en-US"/>
+        </w:rPr>
+      </w:pPr>
+      <w:r>
+        <w:rPr>
+          <w:lang w:val="en-US"/>
+        </w:rPr>
+        <w:t>&lt;Số Phần Tử&gt; = std::end(&lt;Mảng&gt;) - std::begin(&lt;Mảng&gt;);</w:t>
+      </w:r>
+    </w:p>
+    <w:p>
+      <w:pPr>
+        <w:pStyle w:val="ListParagraph"/>
+        <w:numPr>
+          <w:ilvl w:val="0"/>
+          <w:numId w:val="4"/>
+        </w:numPr>
+        <w:rPr>
+          <w:lang w:val="en-US"/>
+        </w:rPr>
+      </w:pPr>
+    </w:p>
+    <w:p>
+      <w:pPr>
+        <w:rPr>
+          <w:lang w:val="en-US"/>
+        </w:rPr>
+      </w:pPr>
+    </w:p>
+    <w:p>
+      <w:pPr>
+        <w:rPr>
+          <w:lang w:val="en-US"/>
+        </w:rPr>
+      </w:pPr>
+      <w:r>
+        <w:rPr>
+          <w:lang w:val="en-US"/>
+        </w:rPr>
+        <w:t>Type Information – Thông Tin Kiểu:</w:t>
+      </w:r>
+    </w:p>
+    <w:p>
+      <w:pPr>
+        <w:pStyle w:val="ListParagraph"/>
+        <w:numPr>
+          <w:ilvl w:val="0"/>
+          <w:numId w:val="8"/>
+        </w:numPr>
+        <w:rPr>
+          <w:lang w:val="en-US"/>
+        </w:rPr>
+      </w:pPr>
+      <w:r>
+        <w:rPr>
+          <w:lang w:val="en-US"/>
+        </w:rPr>
+        <w:t xml:space="preserve">Cách </w:t>
+      </w:r>
+      <w:r>
+        <w:rPr>
+          <w:lang w:val="en-US"/>
+        </w:rPr>
+        <w:t>Import?</w:t>
+      </w:r>
+    </w:p>
+    <w:p>
+      <w:pPr>
+        <w:pStyle w:val="ListParagraph"/>
+        <w:pBdr>
+          <w:top w:val="single" w:sz="4" w:space="1" w:color="auto"/>
+          <w:left w:val="single" w:sz="4" w:space="4" w:color="auto"/>
+          <w:bottom w:val="single" w:sz="4" w:space="1" w:color="auto"/>
+          <w:right w:val="single" w:sz="4" w:space="4" w:color="auto"/>
+        </w:pBdr>
+        <w:ind w:left="1080"/>
+        <w:rPr>
+          <w:lang w:val="en-US"/>
+        </w:rPr>
+      </w:pPr>
+      <w:r>
+        <w:rPr>
+          <w:lang w:val="en-US"/>
+        </w:rPr>
+        <w:lastRenderedPageBreak/>
+        <w:t>#include &lt;typeinfo&gt;</w:t>
+      </w:r>
+    </w:p>
+    <w:p>
+      <w:pPr>
+        <w:pStyle w:val="ListParagraph"/>
+        <w:pBdr>
+          <w:top w:val="single" w:sz="4" w:space="1" w:color="auto"/>
+          <w:left w:val="single" w:sz="4" w:space="4" w:color="auto"/>
+          <w:bottom w:val="single" w:sz="4" w:space="1" w:color="auto"/>
+          <w:right w:val="single" w:sz="4" w:space="4" w:color="auto"/>
+        </w:pBdr>
+        <w:ind w:left="1080"/>
+        <w:rPr>
+          <w:lang w:val="en-US"/>
+        </w:rPr>
+      </w:pPr>
+      <w:r>
+        <w:rPr>
+          <w:lang w:val="en-US"/>
+        </w:rPr>
+        <w:t>#include &lt;iostream&gt;</w:t>
+      </w:r>
+    </w:p>
+    <w:p>
+      <w:pPr>
+        <w:pStyle w:val="ListParagraph"/>
+        <w:numPr>
+          <w:ilvl w:val="0"/>
+          <w:numId w:val="8"/>
+        </w:numPr>
+        <w:rPr>
+          <w:lang w:val="en-US"/>
+        </w:rPr>
+      </w:pPr>
+      <w:r>
+        <w:rPr>
+          <w:lang w:val="en-US"/>
+        </w:rPr>
+        <w:t xml:space="preserve">Xem </w:t>
+      </w:r>
+      <w:r>
+        <w:rPr>
+          <w:lang w:val="en-US"/>
+        </w:rPr>
+        <w:t>Kiểu Dữ Liệu Của 1 Biến?</w:t>
+      </w:r>
+    </w:p>
+    <w:p>
+      <w:pPr>
+        <w:pStyle w:val="ListParagraph"/>
+        <w:pBdr>
+          <w:top w:val="single" w:sz="4" w:space="1" w:color="auto"/>
+          <w:left w:val="single" w:sz="4" w:space="4" w:color="auto"/>
+          <w:bottom w:val="single" w:sz="4" w:space="1" w:color="auto"/>
+          <w:right w:val="single" w:sz="4" w:space="4" w:color="auto"/>
+        </w:pBdr>
+        <w:ind w:left="1080"/>
+        <w:rPr>
+          <w:lang w:val="en-US"/>
+        </w:rPr>
+      </w:pPr>
+      <w:r>
+        <w:rPr>
+          <w:lang w:val="en-US"/>
+        </w:rPr>
+        <w:t>const std::type_info &amp;</w:t>
+      </w:r>
+      <w:r>
+        <w:rPr>
+          <w:lang w:val="en-US"/>
+        </w:rPr>
+        <w:t>&lt;Thông Tin Kiểu&gt; = typeid(</w:t>
+      </w:r>
+    </w:p>
+    <w:p>
+      <w:pPr>
+        <w:pStyle w:val="ListParagraph"/>
+        <w:pBdr>
+          <w:top w:val="single" w:sz="4" w:space="1" w:color="auto"/>
+          <w:left w:val="single" w:sz="4" w:space="4" w:color="auto"/>
+          <w:bottom w:val="single" w:sz="4" w:space="1" w:color="auto"/>
+          <w:right w:val="single" w:sz="4" w:space="4" w:color="auto"/>
+        </w:pBdr>
+        <w:ind w:left="1080"/>
+        <w:rPr>
+          <w:lang w:val="en-US"/>
+        </w:rPr>
+      </w:pPr>
+      <w:r>
+        <w:rPr>
+          <w:lang w:val="en-US"/>
+        </w:rPr>
+        <w:t xml:space="preserve">    </w:t>
+      </w:r>
+      <w:r>
+        <w:rPr>
+          <w:lang w:val="en-US"/>
+        </w:rPr>
+        <w:t>&lt;Biến Hoặc Giá Trị</w:t>
+      </w:r>
+      <w:r>
+        <w:rPr>
+          <w:lang w:val="en-US"/>
+        </w:rPr>
+        <w:t xml:space="preserve"> Hoặc Kiểu Dữ Liệu</w:t>
+      </w:r>
+      <w:r>
+        <w:rPr>
+          <w:lang w:val="en-US"/>
+        </w:rPr>
+        <w:t>&gt;</w:t>
+      </w:r>
+    </w:p>
+    <w:p>
+      <w:pPr>
+        <w:pStyle w:val="ListParagraph"/>
+        <w:pBdr>
+          <w:top w:val="single" w:sz="4" w:space="1" w:color="auto"/>
+          <w:left w:val="single" w:sz="4" w:space="4" w:color="auto"/>
+          <w:bottom w:val="single" w:sz="4" w:space="1" w:color="auto"/>
+          <w:right w:val="single" w:sz="4" w:space="4" w:color="auto"/>
+        </w:pBdr>
+        <w:ind w:left="1080"/>
+        <w:rPr>
+          <w:lang w:val="en-US"/>
+        </w:rPr>
+      </w:pPr>
+      <w:r>
+        <w:rPr>
+          <w:lang w:val="en-US"/>
+        </w:rPr>
+        <w:t>);</w:t>
+      </w:r>
+    </w:p>
+    <w:p>
+      <w:pPr>
+        <w:pStyle w:val="ListParagraph"/>
+        <w:numPr>
+          <w:ilvl w:val="0"/>
+          <w:numId w:val="4"/>
+        </w:numPr>
+        <w:rPr>
+          <w:lang w:val="en-US"/>
+        </w:rPr>
+      </w:pPr>
+      <w:r>
+        <w:rPr>
+          <w:lang w:val="en-US"/>
+        </w:rPr>
+        <w:t>Để xem tên kiểu dữ liệu</w:t>
+      </w:r>
+    </w:p>
+    <w:p>
+      <w:pPr>
+        <w:pStyle w:val="ListParagraph"/>
+        <w:pBdr>
+          <w:top w:val="single" w:sz="4" w:space="1" w:color="auto"/>
+          <w:left w:val="single" w:sz="4" w:space="4" w:color="auto"/>
+          <w:bottom w:val="single" w:sz="4" w:space="1" w:color="auto"/>
+          <w:right w:val="single" w:sz="4" w:space="4" w:color="auto"/>
+        </w:pBdr>
+        <w:ind w:left="1080"/>
+        <w:rPr>
+          <w:lang w:val="en-US"/>
+        </w:rPr>
+      </w:pPr>
+      <w:r>
+        <w:rPr>
+          <w:lang w:val="en-US"/>
+        </w:rPr>
         <w:t>const char *</w:t>
       </w:r>
       <w:r>
@@ -3645,15 +4176,13 @@
     <w:tbl>
       <w:tblPr>
         <w:tblStyle w:val="TableGrid"/>
-        <w:tblW w:w="8928" w:type="dxa"/>
+        <w:tblW w:w="3998" w:type="dxa"/>
         <w:tblInd w:w="1080" w:type="dxa"/>
         <w:tblLook w:val="04A0" w:firstRow="1" w:lastRow="0" w:firstColumn="1" w:lastColumn="0" w:noHBand="0" w:noVBand="1"/>
       </w:tblPr>
       <w:tblGrid>
         <w:gridCol w:w="1787"/>
         <w:gridCol w:w="2211"/>
-        <w:gridCol w:w="926"/>
-        <w:gridCol w:w="4004"/>
       </w:tblGrid>
       <w:tr>
         <w:tc>
@@ -3695,48 +4224,6 @@
                 <w:lang w:val="en-US"/>
               </w:rPr>
               <w:t>Kiểu tương ứng</w:t>
-            </w:r>
-          </w:p>
-        </w:tc>
-        <w:tc>
-          <w:tcPr>
-            <w:tcW w:w="926" w:type="dxa"/>
-          </w:tcPr>
-          <w:p>
-            <w:pPr>
-              <w:pStyle w:val="ListParagraph"/>
-              <w:ind w:left="0"/>
-              <w:jc w:val="center"/>
-              <w:rPr>
-                <w:lang w:val="en-US"/>
-              </w:rPr>
-            </w:pPr>
-            <w:r>
-              <w:rPr>
-                <w:lang w:val="en-US"/>
-              </w:rPr>
-              <w:t>Số Bit</w:t>
-            </w:r>
-          </w:p>
-        </w:tc>
-        <w:tc>
-          <w:tcPr>
-            <w:tcW w:w="4004" w:type="dxa"/>
-          </w:tcPr>
-          <w:p>
-            <w:pPr>
-              <w:pStyle w:val="ListParagraph"/>
-              <w:ind w:left="0"/>
-              <w:jc w:val="center"/>
-              <w:rPr>
-                <w:lang w:val="en-US"/>
-              </w:rPr>
-            </w:pPr>
-            <w:r>
-              <w:rPr>
-                <w:lang w:val="en-US"/>
-              </w:rPr>
-              <w:t>Cách mã hóa</w:t>
             </w:r>
           </w:p>
         </w:tc>
@@ -3796,9 +4283,11 @@
             </w:r>
           </w:p>
         </w:tc>
+      </w:tr>
+      <w:tr>
         <w:tc>
           <w:tcPr>
-            <w:tcW w:w="926" w:type="dxa"/>
+            <w:tcW w:w="1787" w:type="dxa"/>
           </w:tcPr>
           <w:p>
             <w:pPr>
@@ -3813,13 +4302,25 @@
               <w:rPr>
                 <w:lang w:val="en-US"/>
               </w:rPr>
-              <w:t>32</w:t>
+              <w:t>"</w:t>
+            </w:r>
+            <w:r>
+              <w:rPr>
+                <w:lang w:val="en-US"/>
+              </w:rPr>
+              <w:t>j</w:t>
+            </w:r>
+            <w:r>
+              <w:rPr>
+                <w:lang w:val="en-US"/>
+              </w:rPr>
+              <w:t>"</w:t>
             </w:r>
           </w:p>
         </w:tc>
         <w:tc>
           <w:tcPr>
-            <w:tcW w:w="4004" w:type="dxa"/>
+            <w:tcW w:w="2211" w:type="dxa"/>
           </w:tcPr>
           <w:p>
             <w:pPr>
@@ -3834,7 +4335,7 @@
               <w:rPr>
                 <w:lang w:val="en-US"/>
               </w:rPr>
-              <w:t>Y chang số nguyên có dấu</w:t>
+              <w:t>unsigned</w:t>
             </w:r>
           </w:p>
         </w:tc>
@@ -3863,7 +4364,7 @@
               <w:rPr>
                 <w:lang w:val="en-US"/>
               </w:rPr>
-              <w:t>j</w:t>
+              <w:t>l</w:t>
             </w:r>
             <w:r>
               <w:rPr>
@@ -3890,49 +4391,7 @@
               <w:rPr>
                 <w:lang w:val="en-US"/>
               </w:rPr>
-              <w:t>unsigned</w:t>
-            </w:r>
-          </w:p>
-        </w:tc>
-        <w:tc>
-          <w:tcPr>
-            <w:tcW w:w="926" w:type="dxa"/>
-          </w:tcPr>
-          <w:p>
-            <w:pPr>
-              <w:pStyle w:val="ListParagraph"/>
-              <w:ind w:left="0"/>
-              <w:jc w:val="center"/>
-              <w:rPr>
-                <w:lang w:val="en-US"/>
-              </w:rPr>
-            </w:pPr>
-            <w:r>
-              <w:rPr>
-                <w:lang w:val="en-US"/>
-              </w:rPr>
-              <w:t>32</w:t>
-            </w:r>
-          </w:p>
-        </w:tc>
-        <w:tc>
-          <w:tcPr>
-            <w:tcW w:w="4004" w:type="dxa"/>
-          </w:tcPr>
-          <w:p>
-            <w:pPr>
-              <w:pStyle w:val="ListParagraph"/>
-              <w:ind w:left="0"/>
-              <w:jc w:val="center"/>
-              <w:rPr>
-                <w:lang w:val="en-US"/>
-              </w:rPr>
-            </w:pPr>
-            <w:r>
-              <w:rPr>
-                <w:lang w:val="en-US"/>
-              </w:rPr>
-              <w:t>Y chang số nguyên không dấu</w:t>
+              <w:t>long</w:t>
             </w:r>
           </w:p>
         </w:tc>
@@ -3961,7 +4420,7 @@
               <w:rPr>
                 <w:lang w:val="en-US"/>
               </w:rPr>
-              <w:t>l</w:t>
+              <w:t>s</w:t>
             </w:r>
             <w:r>
               <w:rPr>
@@ -3988,147 +4447,7 @@
               <w:rPr>
                 <w:lang w:val="en-US"/>
               </w:rPr>
-              <w:t>long</w:t>
-            </w:r>
-          </w:p>
-        </w:tc>
-        <w:tc>
-          <w:tcPr>
-            <w:tcW w:w="926" w:type="dxa"/>
-          </w:tcPr>
-          <w:p>
-            <w:pPr>
-              <w:pStyle w:val="ListParagraph"/>
-              <w:ind w:left="0"/>
-              <w:jc w:val="center"/>
-              <w:rPr>
-                <w:lang w:val="en-US"/>
-              </w:rPr>
-            </w:pPr>
-            <w:r>
-              <w:rPr>
-                <w:lang w:val="en-US"/>
-              </w:rPr>
-              <w:t>32</w:t>
-            </w:r>
-          </w:p>
-        </w:tc>
-        <w:tc>
-          <w:tcPr>
-            <w:tcW w:w="4004" w:type="dxa"/>
-          </w:tcPr>
-          <w:p>
-            <w:pPr>
-              <w:pStyle w:val="ListParagraph"/>
-              <w:ind w:left="0"/>
-              <w:jc w:val="center"/>
-              <w:rPr>
-                <w:lang w:val="en-US"/>
-              </w:rPr>
-            </w:pPr>
-            <w:r>
-              <w:rPr>
-                <w:lang w:val="en-US"/>
-              </w:rPr>
-              <w:t>Y chang số nguyên có dấu</w:t>
-            </w:r>
-          </w:p>
-        </w:tc>
-      </w:tr>
-      <w:tr>
-        <w:tc>
-          <w:tcPr>
-            <w:tcW w:w="1787" w:type="dxa"/>
-          </w:tcPr>
-          <w:p>
-            <w:pPr>
-              <w:pStyle w:val="ListParagraph"/>
-              <w:ind w:left="0"/>
-              <w:jc w:val="center"/>
-              <w:rPr>
-                <w:lang w:val="en-US"/>
-              </w:rPr>
-            </w:pPr>
-            <w:r>
-              <w:rPr>
-                <w:lang w:val="en-US"/>
-              </w:rPr>
-              <w:t>"</w:t>
-            </w:r>
-            <w:r>
-              <w:rPr>
-                <w:lang w:val="en-US"/>
-              </w:rPr>
-              <w:t>s</w:t>
-            </w:r>
-            <w:r>
-              <w:rPr>
-                <w:lang w:val="en-US"/>
-              </w:rPr>
-              <w:t>"</w:t>
-            </w:r>
-          </w:p>
-        </w:tc>
-        <w:tc>
-          <w:tcPr>
-            <w:tcW w:w="2211" w:type="dxa"/>
-          </w:tcPr>
-          <w:p>
-            <w:pPr>
-              <w:pStyle w:val="ListParagraph"/>
-              <w:ind w:left="0"/>
-              <w:jc w:val="center"/>
-              <w:rPr>
-                <w:lang w:val="en-US"/>
-              </w:rPr>
-            </w:pPr>
-            <w:r>
-              <w:rPr>
-                <w:lang w:val="en-US"/>
-              </w:rPr>
               <w:t>short</w:t>
-            </w:r>
-          </w:p>
-        </w:tc>
-        <w:tc>
-          <w:tcPr>
-            <w:tcW w:w="926" w:type="dxa"/>
-          </w:tcPr>
-          <w:p>
-            <w:pPr>
-              <w:pStyle w:val="ListParagraph"/>
-              <w:ind w:left="0"/>
-              <w:jc w:val="center"/>
-              <w:rPr>
-                <w:lang w:val="en-US"/>
-              </w:rPr>
-            </w:pPr>
-            <w:r>
-              <w:rPr>
-                <w:lang w:val="en-US"/>
-              </w:rPr>
-              <w:t>16</w:t>
-            </w:r>
-          </w:p>
-        </w:tc>
-        <w:tc>
-          <w:tcPr>
-            <w:tcW w:w="4004" w:type="dxa"/>
-          </w:tcPr>
-          <w:p>
-            <w:pPr>
-              <w:pStyle w:val="ListParagraph"/>
-              <w:ind w:left="0"/>
-              <w:jc w:val="center"/>
-              <w:rPr>
-                <w:lang w:val="en-US"/>
-              </w:rPr>
-            </w:pPr>
-            <w:r>
-              <w:rPr>
-                <w:lang w:val="en-US"/>
-              </w:rPr>
-              <w:t>Y chang số nguyên có dấu</w:t>
             </w:r>
           </w:p>
         </w:tc>
@@ -4190,9 +4509,11 @@
             </w:r>
           </w:p>
         </w:tc>
+      </w:tr>
+      <w:tr>
         <w:tc>
           <w:tcPr>
-            <w:tcW w:w="926" w:type="dxa"/>
+            <w:tcW w:w="1787" w:type="dxa"/>
             <w:vAlign w:val="center"/>
           </w:tcPr>
           <w:p>
@@ -4208,13 +4529,25 @@
               <w:rPr>
                 <w:lang w:val="en-US"/>
               </w:rPr>
-              <w:t>32</w:t>
+              <w:t>"</w:t>
+            </w:r>
+            <w:r>
+              <w:rPr>
+                <w:lang w:val="en-US"/>
+              </w:rPr>
+              <w:t>d</w:t>
+            </w:r>
+            <w:r>
+              <w:rPr>
+                <w:lang w:val="en-US"/>
+              </w:rPr>
+              <w:t>"</w:t>
             </w:r>
           </w:p>
         </w:tc>
         <w:tc>
           <w:tcPr>
-            <w:tcW w:w="4004" w:type="dxa"/>
+            <w:tcW w:w="2211" w:type="dxa"/>
             <w:vAlign w:val="center"/>
           </w:tcPr>
           <w:p>
@@ -4230,14 +4563,7 @@
               <w:rPr>
                 <w:lang w:val="en-US"/>
               </w:rPr>
-              <w:t xml:space="preserve">Y chang Floating Point, Bit đầu làm </w:t>
-            </w:r>
-            <w:r>
-              <w:rPr>
-                <w:lang w:val="en-US"/>
-              </w:rPr>
-              <w:lastRenderedPageBreak/>
-              <w:t>dấu, 8 Bit kế làm Exponent, 23 Bit cuối làm Mantissa</w:t>
+              <w:t>double</w:t>
             </w:r>
           </w:p>
         </w:tc>
@@ -4261,14 +4587,13 @@
               <w:rPr>
                 <w:lang w:val="en-US"/>
               </w:rPr>
-              <w:lastRenderedPageBreak/>
               <w:t>"</w:t>
             </w:r>
             <w:r>
               <w:rPr>
                 <w:lang w:val="en-US"/>
               </w:rPr>
-              <w:t>d</w:t>
+              <w:t>c</w:t>
             </w:r>
             <w:r>
               <w:rPr>
@@ -4296,14 +4621,15 @@
               <w:rPr>
                 <w:lang w:val="en-US"/>
               </w:rPr>
-              <w:t>double</w:t>
+              <w:t>char</w:t>
             </w:r>
           </w:p>
         </w:tc>
+      </w:tr>
+      <w:tr>
         <w:tc>
           <w:tcPr>
-            <w:tcW w:w="926" w:type="dxa"/>
-            <w:vAlign w:val="center"/>
+            <w:tcW w:w="1787" w:type="dxa"/>
           </w:tcPr>
           <w:p>
             <w:pPr>
@@ -4318,14 +4644,25 @@
               <w:rPr>
                 <w:lang w:val="en-US"/>
               </w:rPr>
-              <w:t>64</w:t>
+              <w:t>"</w:t>
+            </w:r>
+            <w:r>
+              <w:rPr>
+                <w:lang w:val="en-US"/>
+              </w:rPr>
+              <w:t>b</w:t>
+            </w:r>
+            <w:r>
+              <w:rPr>
+                <w:lang w:val="en-US"/>
+              </w:rPr>
+              <w:t>"</w:t>
             </w:r>
           </w:p>
         </w:tc>
         <w:tc>
           <w:tcPr>
-            <w:tcW w:w="4004" w:type="dxa"/>
-            <w:vAlign w:val="center"/>
+            <w:tcW w:w="2211" w:type="dxa"/>
           </w:tcPr>
           <w:p>
             <w:pPr>
@@ -4340,7 +4677,287 @@
               <w:rPr>
                 <w:lang w:val="en-US"/>
               </w:rPr>
-              <w:t>Y chang Floating Point, Bit đầu làm dấu, 11 Bit kế làm Exponent, 52 Bit cuối làm Mantissa</w:t>
+              <w:t>bool</w:t>
+            </w:r>
+          </w:p>
+        </w:tc>
+      </w:tr>
+      <w:tr>
+        <w:tc>
+          <w:tcPr>
+            <w:tcW w:w="1787" w:type="dxa"/>
+          </w:tcPr>
+          <w:p>
+            <w:pPr>
+              <w:pStyle w:val="ListParagraph"/>
+              <w:ind w:left="0"/>
+              <w:jc w:val="center"/>
+              <w:rPr>
+                <w:lang w:val="en-US"/>
+              </w:rPr>
+            </w:pPr>
+            <w:r>
+              <w:rPr>
+                <w:lang w:val="en-US"/>
+              </w:rPr>
+              <w:t>"</w:t>
+            </w:r>
+            <w:r>
+              <w:rPr>
+                <w:lang w:val="en-US"/>
+              </w:rPr>
+              <w:t>Ss</w:t>
+            </w:r>
+            <w:r>
+              <w:rPr>
+                <w:lang w:val="en-US"/>
+              </w:rPr>
+              <w:t>"</w:t>
+            </w:r>
+          </w:p>
+        </w:tc>
+        <w:tc>
+          <w:tcPr>
+            <w:tcW w:w="2211" w:type="dxa"/>
+          </w:tcPr>
+          <w:p>
+            <w:pPr>
+              <w:pStyle w:val="ListParagraph"/>
+              <w:ind w:left="0"/>
+              <w:jc w:val="center"/>
+              <w:rPr>
+                <w:lang w:val="en-US"/>
+              </w:rPr>
+            </w:pPr>
+            <w:r>
+              <w:rPr>
+                <w:lang w:val="en-US"/>
+              </w:rPr>
+              <w:t>std::string</w:t>
+            </w:r>
+          </w:p>
+        </w:tc>
+      </w:tr>
+      <w:tr>
+        <w:tc>
+          <w:tcPr>
+            <w:tcW w:w="1787" w:type="dxa"/>
+          </w:tcPr>
+          <w:p>
+            <w:pPr>
+              <w:pStyle w:val="ListParagraph"/>
+              <w:ind w:left="0"/>
+              <w:jc w:val="center"/>
+              <w:rPr>
+                <w:lang w:val="en-US"/>
+              </w:rPr>
+            </w:pPr>
+            <w:r>
+              <w:rPr>
+                <w:lang w:val="en-US"/>
+              </w:rPr>
+              <w:t>"</w:t>
+            </w:r>
+            <w:r>
+              <w:rPr>
+                <w:lang w:val="en-US"/>
+              </w:rPr>
+              <w:t>y</w:t>
+            </w:r>
+            <w:r>
+              <w:rPr>
+                <w:lang w:val="en-US"/>
+              </w:rPr>
+              <w:t>"</w:t>
+            </w:r>
+          </w:p>
+        </w:tc>
+        <w:tc>
+          <w:tcPr>
+            <w:tcW w:w="2211" w:type="dxa"/>
+          </w:tcPr>
+          <w:p>
+            <w:pPr>
+              <w:pStyle w:val="ListParagraph"/>
+              <w:ind w:left="0"/>
+              <w:jc w:val="center"/>
+              <w:rPr>
+                <w:lang w:val="en-US"/>
+              </w:rPr>
+            </w:pPr>
+            <w:r>
+              <w:rPr>
+                <w:lang w:val="en-US"/>
+              </w:rPr>
+              <w:t>unsigned long long</w:t>
+            </w:r>
+          </w:p>
+        </w:tc>
+      </w:tr>
+      <w:tr>
+        <w:tc>
+          <w:tcPr>
+            <w:tcW w:w="1787" w:type="dxa"/>
+          </w:tcPr>
+          <w:p>
+            <w:pPr>
+              <w:pStyle w:val="ListParagraph"/>
+              <w:ind w:left="0"/>
+              <w:jc w:val="center"/>
+              <w:rPr>
+                <w:lang w:val="en-US"/>
+              </w:rPr>
+            </w:pPr>
+            <w:r>
+              <w:rPr>
+                <w:lang w:val="en-US"/>
+              </w:rPr>
+              <w:t>"</w:t>
+            </w:r>
+            <w:r>
+              <w:rPr>
+                <w:lang w:val="en-US"/>
+              </w:rPr>
+              <w:t>x</w:t>
+            </w:r>
+            <w:r>
+              <w:rPr>
+                <w:lang w:val="en-US"/>
+              </w:rPr>
+              <w:t>"</w:t>
+            </w:r>
+          </w:p>
+        </w:tc>
+        <w:tc>
+          <w:tcPr>
+            <w:tcW w:w="2211" w:type="dxa"/>
+          </w:tcPr>
+          <w:p>
+            <w:pPr>
+              <w:pStyle w:val="ListParagraph"/>
+              <w:ind w:left="0"/>
+              <w:jc w:val="center"/>
+              <w:rPr>
+                <w:lang w:val="en-US"/>
+              </w:rPr>
+            </w:pPr>
+            <w:r>
+              <w:rPr>
+                <w:lang w:val="en-US"/>
+              </w:rPr>
+              <w:t>long long</w:t>
+            </w:r>
+          </w:p>
+        </w:tc>
+      </w:tr>
+      <w:tr>
+        <w:tc>
+          <w:tcPr>
+            <w:tcW w:w="1787" w:type="dxa"/>
+          </w:tcPr>
+          <w:p>
+            <w:pPr>
+              <w:pStyle w:val="ListParagraph"/>
+              <w:ind w:left="0"/>
+              <w:jc w:val="center"/>
+              <w:rPr>
+                <w:lang w:val="en-US"/>
+              </w:rPr>
+            </w:pPr>
+            <w:r>
+              <w:rPr>
+                <w:lang w:val="en-US"/>
+              </w:rPr>
+              <w:t>"</w:t>
+            </w:r>
+            <w:r>
+              <w:rPr>
+                <w:lang w:val="en-US"/>
+              </w:rPr>
+              <w:t>m</w:t>
+            </w:r>
+            <w:r>
+              <w:rPr>
+                <w:lang w:val="en-US"/>
+              </w:rPr>
+              <w:t>"</w:t>
+            </w:r>
+          </w:p>
+        </w:tc>
+        <w:tc>
+          <w:tcPr>
+            <w:tcW w:w="2211" w:type="dxa"/>
+          </w:tcPr>
+          <w:p>
+            <w:pPr>
+              <w:pStyle w:val="ListParagraph"/>
+              <w:ind w:left="0"/>
+              <w:jc w:val="center"/>
+              <w:rPr>
+                <w:lang w:val="en-US"/>
+              </w:rPr>
+            </w:pPr>
+            <w:r>
+              <w:rPr>
+                <w:lang w:val="en-US"/>
+              </w:rPr>
+              <w:t>unsigned long</w:t>
+            </w:r>
+          </w:p>
+        </w:tc>
+      </w:tr>
+      <w:tr>
+        <w:tc>
+          <w:tcPr>
+            <w:tcW w:w="1787" w:type="dxa"/>
+          </w:tcPr>
+          <w:p>
+            <w:pPr>
+              <w:pStyle w:val="ListParagraph"/>
+              <w:ind w:left="0"/>
+              <w:jc w:val="center"/>
+              <w:rPr>
+                <w:lang w:val="en-US"/>
+              </w:rPr>
+            </w:pPr>
+            <w:r>
+              <w:rPr>
+                <w:lang w:val="en-US"/>
+              </w:rPr>
+              <w:t>"</w:t>
+            </w:r>
+            <w:r>
+              <w:rPr>
+                <w:lang w:val="en-US"/>
+              </w:rPr>
+              <w:t>t</w:t>
+            </w:r>
+            <w:r>
+              <w:rPr>
+                <w:lang w:val="en-US"/>
+              </w:rPr>
+              <w:t>"</w:t>
+            </w:r>
+          </w:p>
+        </w:tc>
+        <w:tc>
+          <w:tcPr>
+            <w:tcW w:w="2211" w:type="dxa"/>
+          </w:tcPr>
+          <w:p>
+            <w:pPr>
+              <w:pStyle w:val="ListParagraph"/>
+              <w:ind w:left="0"/>
+              <w:jc w:val="center"/>
+              <w:rPr>
+                <w:lang w:val="en-US"/>
+              </w:rPr>
+            </w:pPr>
+            <w:r>
+              <w:rPr>
+                <w:lang w:val="en-US"/>
+              </w:rPr>
+              <w:t>unsigned short</w:t>
             </w:r>
           </w:p>
         </w:tc>
@@ -4370,7 +4987,7 @@
               <w:rPr>
                 <w:lang w:val="en-US"/>
               </w:rPr>
-              <w:t>c</w:t>
+              <w:t>h</w:t>
             </w:r>
             <w:r>
               <w:rPr>
@@ -4398,639 +5015,7 @@
               <w:rPr>
                 <w:lang w:val="en-US"/>
               </w:rPr>
-              <w:t>char</w:t>
-            </w:r>
-          </w:p>
-        </w:tc>
-        <w:tc>
-          <w:tcPr>
-            <w:tcW w:w="926" w:type="dxa"/>
-            <w:vAlign w:val="center"/>
-          </w:tcPr>
-          <w:p>
-            <w:pPr>
-              <w:pStyle w:val="ListParagraph"/>
-              <w:ind w:left="0"/>
-              <w:jc w:val="center"/>
-              <w:rPr>
-                <w:lang w:val="en-US"/>
-              </w:rPr>
-            </w:pPr>
-            <w:r>
-              <w:rPr>
-                <w:lang w:val="en-US"/>
-              </w:rPr>
-              <w:t>8</w:t>
-            </w:r>
-          </w:p>
-        </w:tc>
-        <w:tc>
-          <w:tcPr>
-            <w:tcW w:w="4004" w:type="dxa"/>
-            <w:vAlign w:val="center"/>
-          </w:tcPr>
-          <w:p>
-            <w:pPr>
-              <w:pStyle w:val="ListParagraph"/>
-              <w:ind w:left="0"/>
-              <w:jc w:val="center"/>
-              <w:rPr>
-                <w:lang w:val="en-US"/>
-              </w:rPr>
-            </w:pPr>
-            <w:r>
-              <w:rPr>
-                <w:lang w:val="en-US"/>
-              </w:rPr>
-              <w:t>Y chang số nguyên có dấu</w:t>
-            </w:r>
-            <w:r>
-              <w:rPr>
-                <w:lang w:val="en-US"/>
-              </w:rPr>
-              <w:t>, nhưng khi in ra thì ra kí tự tương ứng trong ASCII</w:t>
-            </w:r>
-          </w:p>
-        </w:tc>
-      </w:tr>
-      <w:tr>
-        <w:tc>
-          <w:tcPr>
-            <w:tcW w:w="1787" w:type="dxa"/>
-          </w:tcPr>
-          <w:p>
-            <w:pPr>
-              <w:pStyle w:val="ListParagraph"/>
-              <w:ind w:left="0"/>
-              <w:jc w:val="center"/>
-              <w:rPr>
-                <w:lang w:val="en-US"/>
-              </w:rPr>
-            </w:pPr>
-            <w:r>
-              <w:rPr>
-                <w:lang w:val="en-US"/>
-              </w:rPr>
-              <w:t>"</w:t>
-            </w:r>
-            <w:r>
-              <w:rPr>
-                <w:lang w:val="en-US"/>
-              </w:rPr>
-              <w:t>b</w:t>
-            </w:r>
-            <w:r>
-              <w:rPr>
-                <w:lang w:val="en-US"/>
-              </w:rPr>
-              <w:t>"</w:t>
-            </w:r>
-          </w:p>
-        </w:tc>
-        <w:tc>
-          <w:tcPr>
-            <w:tcW w:w="2211" w:type="dxa"/>
-          </w:tcPr>
-          <w:p>
-            <w:pPr>
-              <w:pStyle w:val="ListParagraph"/>
-              <w:ind w:left="0"/>
-              <w:jc w:val="center"/>
-              <w:rPr>
-                <w:lang w:val="en-US"/>
-              </w:rPr>
-            </w:pPr>
-            <w:r>
-              <w:rPr>
-                <w:lang w:val="en-US"/>
-              </w:rPr>
-              <w:t>bool</w:t>
-            </w:r>
-          </w:p>
-        </w:tc>
-        <w:tc>
-          <w:tcPr>
-            <w:tcW w:w="926" w:type="dxa"/>
-          </w:tcPr>
-          <w:p>
-            <w:pPr>
-              <w:pStyle w:val="ListParagraph"/>
-              <w:ind w:left="0"/>
-              <w:jc w:val="center"/>
-              <w:rPr>
-                <w:lang w:val="en-US"/>
-              </w:rPr>
-            </w:pPr>
-            <w:r>
-              <w:rPr>
-                <w:lang w:val="en-US"/>
-              </w:rPr>
-              <w:t>8</w:t>
-            </w:r>
-          </w:p>
-        </w:tc>
-        <w:tc>
-          <w:tcPr>
-            <w:tcW w:w="4004" w:type="dxa"/>
-          </w:tcPr>
-          <w:p>
-            <w:pPr>
-              <w:pStyle w:val="ListParagraph"/>
-              <w:ind w:left="0"/>
-              <w:jc w:val="center"/>
-              <w:rPr>
-                <w:lang w:val="en-US"/>
-              </w:rPr>
-            </w:pPr>
-            <w:r>
-              <w:rPr>
-                <w:lang w:val="en-US"/>
-              </w:rPr>
-              <w:t>True là 00000001, False là 00000000</w:t>
-            </w:r>
-          </w:p>
-        </w:tc>
-      </w:tr>
-      <w:tr>
-        <w:tc>
-          <w:tcPr>
-            <w:tcW w:w="1787" w:type="dxa"/>
-          </w:tcPr>
-          <w:p>
-            <w:pPr>
-              <w:pStyle w:val="ListParagraph"/>
-              <w:ind w:left="0"/>
-              <w:jc w:val="center"/>
-              <w:rPr>
-                <w:lang w:val="en-US"/>
-              </w:rPr>
-            </w:pPr>
-            <w:r>
-              <w:rPr>
-                <w:lang w:val="en-US"/>
-              </w:rPr>
-              <w:t>"</w:t>
-            </w:r>
-            <w:r>
-              <w:rPr>
-                <w:lang w:val="en-US"/>
-              </w:rPr>
-              <w:t>Ss</w:t>
-            </w:r>
-            <w:r>
-              <w:rPr>
-                <w:lang w:val="en-US"/>
-              </w:rPr>
-              <w:t>"</w:t>
-            </w:r>
-          </w:p>
-        </w:tc>
-        <w:tc>
-          <w:tcPr>
-            <w:tcW w:w="2211" w:type="dxa"/>
-          </w:tcPr>
-          <w:p>
-            <w:pPr>
-              <w:pStyle w:val="ListParagraph"/>
-              <w:ind w:left="0"/>
-              <w:jc w:val="center"/>
-              <w:rPr>
-                <w:lang w:val="en-US"/>
-              </w:rPr>
-            </w:pPr>
-            <w:r>
-              <w:rPr>
-                <w:lang w:val="en-US"/>
-              </w:rPr>
-              <w:t>std::string</w:t>
-            </w:r>
-          </w:p>
-        </w:tc>
-        <w:tc>
-          <w:tcPr>
-            <w:tcW w:w="926" w:type="dxa"/>
-          </w:tcPr>
-          <w:p>
-            <w:pPr>
-              <w:pStyle w:val="ListParagraph"/>
-              <w:ind w:left="0"/>
-              <w:jc w:val="center"/>
-              <w:rPr>
-                <w:lang w:val="en-US"/>
-              </w:rPr>
-            </w:pPr>
-            <w:r>
-              <w:rPr>
-                <w:lang w:val="en-US"/>
-              </w:rPr>
-              <w:t>64</w:t>
-            </w:r>
-          </w:p>
-        </w:tc>
-        <w:tc>
-          <w:tcPr>
-            <w:tcW w:w="4004" w:type="dxa"/>
-          </w:tcPr>
-          <w:p>
-            <w:pPr>
-              <w:pStyle w:val="ListParagraph"/>
-              <w:ind w:left="0"/>
-              <w:jc w:val="center"/>
-              <w:rPr>
-                <w:lang w:val="en-US"/>
-              </w:rPr>
-            </w:pPr>
-          </w:p>
-        </w:tc>
-      </w:tr>
-      <w:tr>
-        <w:tc>
-          <w:tcPr>
-            <w:tcW w:w="1787" w:type="dxa"/>
-          </w:tcPr>
-          <w:p>
-            <w:pPr>
-              <w:pStyle w:val="ListParagraph"/>
-              <w:ind w:left="0"/>
-              <w:jc w:val="center"/>
-              <w:rPr>
-                <w:lang w:val="en-US"/>
-              </w:rPr>
-            </w:pPr>
-            <w:r>
-              <w:rPr>
-                <w:lang w:val="en-US"/>
-              </w:rPr>
-              <w:t>"</w:t>
-            </w:r>
-            <w:r>
-              <w:rPr>
-                <w:lang w:val="en-US"/>
-              </w:rPr>
-              <w:t>y</w:t>
-            </w:r>
-            <w:r>
-              <w:rPr>
-                <w:lang w:val="en-US"/>
-              </w:rPr>
-              <w:t>"</w:t>
-            </w:r>
-          </w:p>
-        </w:tc>
-        <w:tc>
-          <w:tcPr>
-            <w:tcW w:w="2211" w:type="dxa"/>
-          </w:tcPr>
-          <w:p>
-            <w:pPr>
-              <w:pStyle w:val="ListParagraph"/>
-              <w:ind w:left="0"/>
-              <w:jc w:val="center"/>
-              <w:rPr>
-                <w:lang w:val="en-US"/>
-              </w:rPr>
-            </w:pPr>
-            <w:r>
-              <w:rPr>
-                <w:lang w:val="en-US"/>
-              </w:rPr>
-              <w:t>unsigned long long</w:t>
-            </w:r>
-          </w:p>
-        </w:tc>
-        <w:tc>
-          <w:tcPr>
-            <w:tcW w:w="926" w:type="dxa"/>
-          </w:tcPr>
-          <w:p>
-            <w:pPr>
-              <w:pStyle w:val="ListParagraph"/>
-              <w:ind w:left="0"/>
-              <w:jc w:val="center"/>
-              <w:rPr>
-                <w:lang w:val="en-US"/>
-              </w:rPr>
-            </w:pPr>
-            <w:r>
-              <w:rPr>
-                <w:lang w:val="en-US"/>
-              </w:rPr>
-              <w:t>64</w:t>
-            </w:r>
-          </w:p>
-        </w:tc>
-        <w:tc>
-          <w:tcPr>
-            <w:tcW w:w="4004" w:type="dxa"/>
-          </w:tcPr>
-          <w:p>
-            <w:pPr>
-              <w:pStyle w:val="ListParagraph"/>
-              <w:ind w:left="0"/>
-              <w:jc w:val="center"/>
-              <w:rPr>
-                <w:lang w:val="en-US"/>
-              </w:rPr>
-            </w:pPr>
-            <w:r>
-              <w:rPr>
-                <w:lang w:val="en-US"/>
-              </w:rPr>
-              <w:t>Y chang số nguyên không dấu</w:t>
-            </w:r>
-          </w:p>
-        </w:tc>
-      </w:tr>
-      <w:tr>
-        <w:tc>
-          <w:tcPr>
-            <w:tcW w:w="1787" w:type="dxa"/>
-          </w:tcPr>
-          <w:p>
-            <w:pPr>
-              <w:pStyle w:val="ListParagraph"/>
-              <w:ind w:left="0"/>
-              <w:jc w:val="center"/>
-              <w:rPr>
-                <w:lang w:val="en-US"/>
-              </w:rPr>
-            </w:pPr>
-            <w:r>
-              <w:rPr>
-                <w:lang w:val="en-US"/>
-              </w:rPr>
-              <w:t>"</w:t>
-            </w:r>
-            <w:r>
-              <w:rPr>
-                <w:lang w:val="en-US"/>
-              </w:rPr>
-              <w:t>x</w:t>
-            </w:r>
-            <w:r>
-              <w:rPr>
-                <w:lang w:val="en-US"/>
-              </w:rPr>
-              <w:t>"</w:t>
-            </w:r>
-          </w:p>
-        </w:tc>
-        <w:tc>
-          <w:tcPr>
-            <w:tcW w:w="2211" w:type="dxa"/>
-          </w:tcPr>
-          <w:p>
-            <w:pPr>
-              <w:pStyle w:val="ListParagraph"/>
-              <w:ind w:left="0"/>
-              <w:jc w:val="center"/>
-              <w:rPr>
-                <w:lang w:val="en-US"/>
-              </w:rPr>
-            </w:pPr>
-            <w:r>
-              <w:rPr>
-                <w:lang w:val="en-US"/>
-              </w:rPr>
-              <w:t>long long</w:t>
-            </w:r>
-          </w:p>
-        </w:tc>
-        <w:tc>
-          <w:tcPr>
-            <w:tcW w:w="926" w:type="dxa"/>
-          </w:tcPr>
-          <w:p>
-            <w:pPr>
-              <w:pStyle w:val="ListParagraph"/>
-              <w:ind w:left="0"/>
-              <w:jc w:val="center"/>
-              <w:rPr>
-                <w:lang w:val="en-US"/>
-              </w:rPr>
-            </w:pPr>
-            <w:r>
-              <w:rPr>
-                <w:lang w:val="en-US"/>
-              </w:rPr>
-              <w:t>64</w:t>
-            </w:r>
-          </w:p>
-        </w:tc>
-        <w:tc>
-          <w:tcPr>
-            <w:tcW w:w="4004" w:type="dxa"/>
-          </w:tcPr>
-          <w:p>
-            <w:pPr>
-              <w:pStyle w:val="ListParagraph"/>
-              <w:ind w:left="0"/>
-              <w:jc w:val="center"/>
-              <w:rPr>
-                <w:lang w:val="en-US"/>
-              </w:rPr>
-            </w:pPr>
-            <w:r>
-              <w:rPr>
-                <w:lang w:val="en-US"/>
-              </w:rPr>
-              <w:t>Y chang số nguyên có dấu</w:t>
-            </w:r>
-          </w:p>
-        </w:tc>
-      </w:tr>
-      <w:tr>
-        <w:tc>
-          <w:tcPr>
-            <w:tcW w:w="1787" w:type="dxa"/>
-          </w:tcPr>
-          <w:p>
-            <w:pPr>
-              <w:pStyle w:val="ListParagraph"/>
-              <w:ind w:left="0"/>
-              <w:jc w:val="center"/>
-              <w:rPr>
-                <w:lang w:val="en-US"/>
-              </w:rPr>
-            </w:pPr>
-            <w:r>
-              <w:rPr>
-                <w:lang w:val="en-US"/>
-              </w:rPr>
-              <w:t>"</w:t>
-            </w:r>
-            <w:r>
-              <w:rPr>
-                <w:lang w:val="en-US"/>
-              </w:rPr>
-              <w:t>m</w:t>
-            </w:r>
-            <w:r>
-              <w:rPr>
-                <w:lang w:val="en-US"/>
-              </w:rPr>
-              <w:t>"</w:t>
-            </w:r>
-          </w:p>
-        </w:tc>
-        <w:tc>
-          <w:tcPr>
-            <w:tcW w:w="2211" w:type="dxa"/>
-          </w:tcPr>
-          <w:p>
-            <w:pPr>
-              <w:pStyle w:val="ListParagraph"/>
-              <w:ind w:left="0"/>
-              <w:jc w:val="center"/>
-              <w:rPr>
-                <w:lang w:val="en-US"/>
-              </w:rPr>
-            </w:pPr>
-            <w:r>
-              <w:rPr>
-                <w:lang w:val="en-US"/>
-              </w:rPr>
-              <w:t>unsigned long</w:t>
-            </w:r>
-          </w:p>
-        </w:tc>
-        <w:tc>
-          <w:tcPr>
-            <w:tcW w:w="926" w:type="dxa"/>
-          </w:tcPr>
-          <w:p>
-            <w:pPr>
-              <w:pStyle w:val="ListParagraph"/>
-              <w:ind w:left="0"/>
-              <w:jc w:val="center"/>
-              <w:rPr>
-                <w:lang w:val="en-US"/>
-              </w:rPr>
-            </w:pPr>
-            <w:r>
-              <w:rPr>
-                <w:lang w:val="en-US"/>
-              </w:rPr>
-              <w:t>32</w:t>
-            </w:r>
-          </w:p>
-        </w:tc>
-        <w:tc>
-          <w:tcPr>
-            <w:tcW w:w="4004" w:type="dxa"/>
-          </w:tcPr>
-          <w:p>
-            <w:pPr>
-              <w:pStyle w:val="ListParagraph"/>
-              <w:ind w:left="0"/>
-              <w:jc w:val="center"/>
-              <w:rPr>
-                <w:lang w:val="en-US"/>
-              </w:rPr>
-            </w:pPr>
-            <w:r>
-              <w:rPr>
-                <w:lang w:val="en-US"/>
-              </w:rPr>
-              <w:t>Y chang số nguyên không dấu</w:t>
-            </w:r>
-          </w:p>
-        </w:tc>
-      </w:tr>
-      <w:tr>
-        <w:tc>
-          <w:tcPr>
-            <w:tcW w:w="1787" w:type="dxa"/>
-          </w:tcPr>
-          <w:p>
-            <w:pPr>
-              <w:pStyle w:val="ListParagraph"/>
-              <w:ind w:left="0"/>
-              <w:jc w:val="center"/>
-              <w:rPr>
-                <w:lang w:val="en-US"/>
-              </w:rPr>
-            </w:pPr>
-            <w:r>
-              <w:rPr>
-                <w:lang w:val="en-US"/>
-              </w:rPr>
-              <w:t>"</w:t>
-            </w:r>
-            <w:r>
-              <w:rPr>
-                <w:lang w:val="en-US"/>
-              </w:rPr>
-              <w:t>t</w:t>
-            </w:r>
-            <w:r>
-              <w:rPr>
-                <w:lang w:val="en-US"/>
-              </w:rPr>
-              <w:t>"</w:t>
-            </w:r>
-          </w:p>
-        </w:tc>
-        <w:tc>
-          <w:tcPr>
-            <w:tcW w:w="2211" w:type="dxa"/>
-          </w:tcPr>
-          <w:p>
-            <w:pPr>
-              <w:pStyle w:val="ListParagraph"/>
-              <w:ind w:left="0"/>
-              <w:jc w:val="center"/>
-              <w:rPr>
-                <w:lang w:val="en-US"/>
-              </w:rPr>
-            </w:pPr>
-            <w:r>
-              <w:rPr>
-                <w:lang w:val="en-US"/>
-              </w:rPr>
-              <w:t>unsigned short</w:t>
-            </w:r>
-          </w:p>
-        </w:tc>
-        <w:tc>
-          <w:tcPr>
-            <w:tcW w:w="926" w:type="dxa"/>
-          </w:tcPr>
-          <w:p>
-            <w:pPr>
-              <w:pStyle w:val="ListParagraph"/>
-              <w:ind w:left="0"/>
-              <w:jc w:val="center"/>
-              <w:rPr>
-                <w:lang w:val="en-US"/>
-              </w:rPr>
-            </w:pPr>
-            <w:r>
-              <w:rPr>
-                <w:lang w:val="en-US"/>
-              </w:rPr>
-              <w:t>16</w:t>
-            </w:r>
-          </w:p>
-        </w:tc>
-        <w:tc>
-          <w:tcPr>
-            <w:tcW w:w="4004" w:type="dxa"/>
-          </w:tcPr>
-          <w:p>
-            <w:pPr>
-              <w:pStyle w:val="ListParagraph"/>
-              <w:ind w:left="0"/>
-              <w:jc w:val="center"/>
-              <w:rPr>
-                <w:lang w:val="en-US"/>
-              </w:rPr>
-            </w:pPr>
-            <w:r>
-              <w:rPr>
-                <w:lang w:val="en-US"/>
-              </w:rPr>
-              <w:t>Y chang số nguyên không dấu</w:t>
+              <w:t>unsigned char</w:t>
             </w:r>
           </w:p>
         </w:tc>
@@ -5060,7 +5045,7 @@
               <w:rPr>
                 <w:lang w:val="en-US"/>
               </w:rPr>
-              <w:t>h</w:t>
+              <w:t>a</w:t>
             </w:r>
             <w:r>
               <w:rPr>
@@ -5088,51 +5073,7 @@
               <w:rPr>
                 <w:lang w:val="en-US"/>
               </w:rPr>
-              <w:t>unsigned char</w:t>
-            </w:r>
-          </w:p>
-        </w:tc>
-        <w:tc>
-          <w:tcPr>
-            <w:tcW w:w="926" w:type="dxa"/>
-            <w:vAlign w:val="center"/>
-          </w:tcPr>
-          <w:p>
-            <w:pPr>
-              <w:pStyle w:val="ListParagraph"/>
-              <w:ind w:left="0"/>
-              <w:jc w:val="center"/>
-              <w:rPr>
-                <w:lang w:val="en-US"/>
-              </w:rPr>
-            </w:pPr>
-            <w:r>
-              <w:rPr>
-                <w:lang w:val="en-US"/>
-              </w:rPr>
-              <w:t>8</w:t>
-            </w:r>
-          </w:p>
-        </w:tc>
-        <w:tc>
-          <w:tcPr>
-            <w:tcW w:w="4004" w:type="dxa"/>
-            <w:vAlign w:val="center"/>
-          </w:tcPr>
-          <w:p>
-            <w:pPr>
-              <w:pStyle w:val="ListParagraph"/>
-              <w:ind w:left="0"/>
-              <w:jc w:val="center"/>
-              <w:rPr>
-                <w:lang w:val="en-US"/>
-              </w:rPr>
-            </w:pPr>
-            <w:r>
-              <w:rPr>
-                <w:lang w:val="en-US"/>
-              </w:rPr>
-              <w:t>Y chang số nguyên không dấu, nhưng khi in ra thì ra kí tự tương ứng trong ASCII</w:t>
+              <w:t>signed char</w:t>
             </w:r>
           </w:p>
         </w:tc>
@@ -5162,7 +5103,7 @@
               <w:rPr>
                 <w:lang w:val="en-US"/>
               </w:rPr>
-              <w:t>a</w:t>
+              <w:t>e</w:t>
             </w:r>
             <w:r>
               <w:rPr>
@@ -5190,51 +5131,7 @@
               <w:rPr>
                 <w:lang w:val="en-US"/>
               </w:rPr>
-              <w:t>signed char</w:t>
-            </w:r>
-          </w:p>
-        </w:tc>
-        <w:tc>
-          <w:tcPr>
-            <w:tcW w:w="926" w:type="dxa"/>
-            <w:vAlign w:val="center"/>
-          </w:tcPr>
-          <w:p>
-            <w:pPr>
-              <w:pStyle w:val="ListParagraph"/>
-              <w:ind w:left="0"/>
-              <w:jc w:val="center"/>
-              <w:rPr>
-                <w:lang w:val="en-US"/>
-              </w:rPr>
-            </w:pPr>
-            <w:r>
-              <w:rPr>
-                <w:lang w:val="en-US"/>
-              </w:rPr>
-              <w:t>8</w:t>
-            </w:r>
-          </w:p>
-        </w:tc>
-        <w:tc>
-          <w:tcPr>
-            <w:tcW w:w="4004" w:type="dxa"/>
-            <w:vAlign w:val="center"/>
-          </w:tcPr>
-          <w:p>
-            <w:pPr>
-              <w:pStyle w:val="ListParagraph"/>
-              <w:ind w:left="0"/>
-              <w:jc w:val="center"/>
-              <w:rPr>
-                <w:lang w:val="en-US"/>
-              </w:rPr>
-            </w:pPr>
-            <w:r>
-              <w:rPr>
-                <w:lang w:val="en-US"/>
-              </w:rPr>
-              <w:t>Y chang số nguyên có dấu, nhưng khi in ra thì ra kí tự tương ứng trong ASCII</w:t>
+              <w:t>long double</w:t>
             </w:r>
           </w:p>
         </w:tc>
@@ -5264,7 +5161,7 @@
               <w:rPr>
                 <w:lang w:val="en-US"/>
               </w:rPr>
-              <w:t>e</w:t>
+              <w:t>Pi</w:t>
             </w:r>
             <w:r>
               <w:rPr>
@@ -5292,171 +5189,7 @@
               <w:rPr>
                 <w:lang w:val="en-US"/>
               </w:rPr>
-              <w:t>long double</w:t>
-            </w:r>
-          </w:p>
-        </w:tc>
-        <w:tc>
-          <w:tcPr>
-            <w:tcW w:w="926" w:type="dxa"/>
-            <w:vAlign w:val="center"/>
-          </w:tcPr>
-          <w:p>
-            <w:pPr>
-              <w:pStyle w:val="ListParagraph"/>
-              <w:ind w:left="0"/>
-              <w:jc w:val="center"/>
-              <w:rPr>
-                <w:lang w:val="en-US"/>
-              </w:rPr>
-            </w:pPr>
-            <w:r>
-              <w:rPr>
-                <w:lang w:val="en-US"/>
-              </w:rPr>
-              <w:t>128</w:t>
-            </w:r>
-          </w:p>
-        </w:tc>
-        <w:tc>
-          <w:tcPr>
-            <w:tcW w:w="4004" w:type="dxa"/>
-            <w:vAlign w:val="center"/>
-          </w:tcPr>
-          <w:p>
-            <w:pPr>
-              <w:pStyle w:val="ListParagraph"/>
-              <w:ind w:left="0"/>
-              <w:jc w:val="center"/>
-              <w:rPr>
-                <w:lang w:val="en-US"/>
-              </w:rPr>
-            </w:pPr>
-            <w:r>
-              <w:rPr>
-                <w:lang w:val="en-US"/>
-              </w:rPr>
-              <w:t xml:space="preserve">Y chang Floating Point, nhưng dùng 80 Bit cuối thay vì Full, 48 Bit đầu đều = 0, trong 80 Bit cuối, Bit đầu làm dấu, </w:t>
-            </w:r>
-            <w:r>
-              <w:rPr>
-                <w:lang w:val="en-US"/>
-              </w:rPr>
-              <w:t>15 Bit kế làm Exponent, 64 Bit cuối làm Mantissa, lưu ý Mantissa này đã bao gồm cả 1. ở Bit đầu rồi</w:t>
-            </w:r>
-          </w:p>
-        </w:tc>
-      </w:tr>
-      <w:tr>
-        <w:tc>
-          <w:tcPr>
-            <w:tcW w:w="1787" w:type="dxa"/>
-            <w:vAlign w:val="center"/>
-          </w:tcPr>
-          <w:p>
-            <w:pPr>
-              <w:pStyle w:val="ListParagraph"/>
-              <w:ind w:left="0"/>
-              <w:jc w:val="center"/>
-              <w:rPr>
-                <w:lang w:val="en-US"/>
-              </w:rPr>
-            </w:pPr>
-            <w:r>
-              <w:rPr>
-                <w:lang w:val="en-US"/>
-              </w:rPr>
-              <w:t>"</w:t>
-            </w:r>
-            <w:r>
-              <w:rPr>
-                <w:lang w:val="en-US"/>
-              </w:rPr>
-              <w:t>Pi</w:t>
-            </w:r>
-            <w:r>
-              <w:rPr>
-                <w:lang w:val="en-US"/>
-              </w:rPr>
-              <w:t>"</w:t>
-            </w:r>
-          </w:p>
-        </w:tc>
-        <w:tc>
-          <w:tcPr>
-            <w:tcW w:w="2211" w:type="dxa"/>
-            <w:vAlign w:val="center"/>
-          </w:tcPr>
-          <w:p>
-            <w:pPr>
-              <w:pStyle w:val="ListParagraph"/>
-              <w:ind w:left="0"/>
-              <w:jc w:val="center"/>
-              <w:rPr>
-                <w:lang w:val="en-US"/>
-              </w:rPr>
-            </w:pPr>
-            <w:r>
-              <w:rPr>
-                <w:lang w:val="en-US"/>
-              </w:rPr>
-              <w:t>i</w:t>
-            </w:r>
-            <w:r>
-              <w:rPr>
-                <w:lang w:val="en-US"/>
-              </w:rPr>
-              <w:t>nt</w:t>
-            </w:r>
-            <w:r>
-              <w:rPr>
-                <w:lang w:val="en-US"/>
-              </w:rPr>
-              <w:t>*</w:t>
-            </w:r>
-          </w:p>
-        </w:tc>
-        <w:tc>
-          <w:tcPr>
-            <w:tcW w:w="926" w:type="dxa"/>
-            <w:vAlign w:val="center"/>
-          </w:tcPr>
-          <w:p>
-            <w:pPr>
-              <w:pStyle w:val="ListParagraph"/>
-              <w:ind w:left="0"/>
-              <w:jc w:val="center"/>
-              <w:rPr>
-                <w:lang w:val="en-US"/>
-              </w:rPr>
-            </w:pPr>
-            <w:r>
-              <w:rPr>
-                <w:lang w:val="en-US"/>
-              </w:rPr>
-              <w:t>64</w:t>
-            </w:r>
-          </w:p>
-        </w:tc>
-        <w:tc>
-          <w:tcPr>
-            <w:tcW w:w="4004" w:type="dxa"/>
-            <w:vAlign w:val="center"/>
-          </w:tcPr>
-          <w:p>
-            <w:pPr>
-              <w:pStyle w:val="ListParagraph"/>
-              <w:ind w:left="0"/>
-              <w:jc w:val="center"/>
-              <w:rPr>
-                <w:lang w:val="en-US"/>
-              </w:rPr>
-            </w:pPr>
-            <w:r>
-              <w:rPr>
-                <w:lang w:val="en-US"/>
-              </w:rPr>
-              <w:t>Pointer vào biến có kiểu int</w:t>
+              <w:t>int*</w:t>
             </w:r>
           </w:p>
         </w:tc>
@@ -5477,416 +5210,13 @@
         <w:rPr>
           <w:lang w:val="en-US"/>
         </w:rPr>
-        <w:t>Khi lấy 1 số có kiểu dữ liệu bé hơn tính toán với 1 số có kiểu dữ liệu lớn hơn thì số có kiểu dữ liệu bé sẽ được đổi sang kiểu dữ liệu lớn</w:t>
-      </w:r>
-      <w:r>
-        <w:rPr>
-          <w:lang w:val="en-US"/>
-        </w:rPr>
-        <w:t>, kết quả cũng sẽ có kiểu dữ liệu lớn</w:t>
-      </w:r>
-      <w:r>
-        <w:rPr>
-          <w:lang w:val="en-US"/>
-        </w:rPr>
-        <w:t>, nếu cùng kiểu mà 1 cái không dấu thì c</w:t>
-      </w:r>
-      <w:r>
-        <w:rPr>
-          <w:lang w:val="en-US"/>
-        </w:rPr>
-        <w:t>oi không dấu to hơn</w:t>
-      </w:r>
-    </w:p>
-    <w:p>
-      <w:pPr>
-        <w:pStyle w:val="ListParagraph"/>
-        <w:numPr>
-          <w:ilvl w:val="0"/>
-          <w:numId w:val="4"/>
-        </w:numPr>
-        <w:rPr>
-          <w:lang w:val="en-US"/>
-        </w:rPr>
-      </w:pPr>
-      <w:r>
-        <w:rPr>
-          <w:lang w:val="en-US"/>
-        </w:rPr>
-        <w:t>Kiểu dữ liệu mặc định của giá trị</w:t>
-      </w:r>
-    </w:p>
-    <w:tbl>
-      <w:tblPr>
-        <w:tblStyle w:val="TableGrid"/>
-        <w:tblW w:w="0" w:type="auto"/>
-        <w:tblInd w:w="1080" w:type="dxa"/>
-        <w:tblLook w:val="04A0" w:firstRow="1" w:lastRow="0" w:firstColumn="1" w:lastColumn="0" w:noHBand="0" w:noVBand="1"/>
-      </w:tblPr>
-      <w:tblGrid>
-        <w:gridCol w:w="5238"/>
-        <w:gridCol w:w="2924"/>
-      </w:tblGrid>
-      <w:tr>
-        <w:tc>
-          <w:tcPr>
-            <w:tcW w:w="5238" w:type="dxa"/>
-          </w:tcPr>
-          <w:p>
-            <w:pPr>
-              <w:pStyle w:val="ListParagraph"/>
-              <w:ind w:left="0"/>
-              <w:jc w:val="center"/>
-              <w:rPr>
-                <w:lang w:val="en-US"/>
-              </w:rPr>
-            </w:pPr>
-            <w:r>
-              <w:rPr>
-                <w:lang w:val="en-US"/>
-              </w:rPr>
-              <w:t>Giá trị</w:t>
-            </w:r>
-          </w:p>
-        </w:tc>
-        <w:tc>
-          <w:tcPr>
-            <w:tcW w:w="2924" w:type="dxa"/>
-          </w:tcPr>
-          <w:p>
-            <w:pPr>
-              <w:pStyle w:val="ListParagraph"/>
-              <w:ind w:left="0"/>
-              <w:jc w:val="center"/>
-              <w:rPr>
-                <w:lang w:val="en-US"/>
-              </w:rPr>
-            </w:pPr>
-            <w:r>
-              <w:rPr>
-                <w:lang w:val="en-US"/>
-              </w:rPr>
-              <w:t>Kiểu dữ liệu mặc định</w:t>
-            </w:r>
-          </w:p>
-        </w:tc>
-      </w:tr>
-      <w:tr>
-        <w:tc>
-          <w:tcPr>
-            <w:tcW w:w="5238" w:type="dxa"/>
-            <w:vAlign w:val="center"/>
-          </w:tcPr>
-          <w:p>
-            <w:pPr>
-              <w:pStyle w:val="ListParagraph"/>
-              <w:ind w:left="0"/>
-              <w:jc w:val="center"/>
-              <w:rPr>
-                <w:vertAlign w:val="superscript"/>
-                <w:lang w:val="en-US"/>
-              </w:rPr>
-            </w:pPr>
-            <w:r>
-              <w:rPr>
-                <w:lang w:val="en-US"/>
-              </w:rPr>
-              <w:t>Số ghi theo kí hiệu khoa học</w:t>
-            </w:r>
-            <w:r>
-              <w:rPr>
-                <w:lang w:val="en-US"/>
-              </w:rPr>
-              <w:t xml:space="preserve"> hoặc số có dấu chấm</w:t>
-            </w:r>
-            <w:r>
-              <w:rPr>
-                <w:lang w:val="en-US"/>
-              </w:rPr>
-              <w:t xml:space="preserve"> có độ lớn không vượt quá khoảng 1.8 * 10</w:t>
-            </w:r>
-            <w:r>
-              <w:rPr>
-                <w:vertAlign w:val="superscript"/>
-                <w:lang w:val="en-US"/>
-              </w:rPr>
-              <w:t>308</w:t>
-            </w:r>
-          </w:p>
-        </w:tc>
-        <w:tc>
-          <w:tcPr>
-            <w:tcW w:w="2924" w:type="dxa"/>
-            <w:vAlign w:val="center"/>
-          </w:tcPr>
-          <w:p>
-            <w:pPr>
-              <w:pStyle w:val="ListParagraph"/>
-              <w:ind w:left="0"/>
-              <w:jc w:val="center"/>
-              <w:rPr>
-                <w:lang w:val="en-US"/>
-              </w:rPr>
-            </w:pPr>
-            <w:r>
-              <w:rPr>
-                <w:lang w:val="en-US"/>
-              </w:rPr>
-              <w:t>double</w:t>
-            </w:r>
-          </w:p>
-        </w:tc>
-      </w:tr>
-      <w:tr>
-        <w:tc>
-          <w:tcPr>
-            <w:tcW w:w="5238" w:type="dxa"/>
-            <w:vAlign w:val="center"/>
-          </w:tcPr>
-          <w:p>
-            <w:pPr>
-              <w:pStyle w:val="ListParagraph"/>
-              <w:ind w:left="0"/>
-              <w:jc w:val="center"/>
-              <w:rPr>
-                <w:lang w:val="en-US"/>
-              </w:rPr>
-            </w:pPr>
-            <w:r>
-              <w:rPr>
-                <w:lang w:val="en-US"/>
-              </w:rPr>
-              <w:t>|</w:t>
-            </w:r>
-            <w:r>
-              <w:rPr>
-                <w:lang w:val="en-US"/>
-              </w:rPr>
-              <w:t>Số nguyên</w:t>
-            </w:r>
-            <w:r>
-              <w:rPr>
-                <w:lang w:val="en-US"/>
-              </w:rPr>
-              <w:t>|</w:t>
-            </w:r>
-            <w:r>
-              <w:rPr>
-                <w:lang w:val="en-US"/>
-              </w:rPr>
-              <w:t xml:space="preserve"> </w:t>
-            </w:r>
-            <w:r>
-              <w:rPr>
-                <w:lang w:val="en-US"/>
-              </w:rPr>
-              <w:sym w:font="Symbol" w:char="F0CE"/>
-            </w:r>
-            <w:r>
-              <w:rPr>
-                <w:lang w:val="en-US"/>
-              </w:rPr>
-              <w:t xml:space="preserve"> </w:t>
-            </w:r>
-            <w:r>
-              <w:rPr>
-                <w:lang w:val="en-US"/>
-              </w:rPr>
-              <w:t>[0, 2</w:t>
-            </w:r>
-            <w:r>
-              <w:rPr>
-                <w:vertAlign w:val="superscript"/>
-                <w:lang w:val="en-US"/>
-              </w:rPr>
-              <w:t>31</w:t>
-            </w:r>
-            <w:r>
-              <w:rPr>
-                <w:lang w:val="en-US"/>
-              </w:rPr>
-              <w:t xml:space="preserve"> – 1]</w:t>
-            </w:r>
-          </w:p>
-        </w:tc>
-        <w:tc>
-          <w:tcPr>
-            <w:tcW w:w="2924" w:type="dxa"/>
-            <w:vAlign w:val="center"/>
-          </w:tcPr>
-          <w:p>
-            <w:pPr>
-              <w:pStyle w:val="ListParagraph"/>
-              <w:ind w:left="0"/>
-              <w:jc w:val="center"/>
-              <w:rPr>
-                <w:lang w:val="en-US"/>
-              </w:rPr>
-            </w:pPr>
-            <w:r>
-              <w:rPr>
-                <w:lang w:val="en-US"/>
-              </w:rPr>
-              <w:t>int</w:t>
-            </w:r>
-          </w:p>
-        </w:tc>
-      </w:tr>
-      <w:tr>
-        <w:tc>
-          <w:tcPr>
-            <w:tcW w:w="5238" w:type="dxa"/>
-            <w:vAlign w:val="center"/>
-          </w:tcPr>
-          <w:p>
-            <w:pPr>
-              <w:pStyle w:val="ListParagraph"/>
-              <w:ind w:left="0"/>
-              <w:jc w:val="center"/>
-              <w:rPr>
-                <w:lang w:val="en-US"/>
-              </w:rPr>
-            </w:pPr>
-            <w:r>
-              <w:rPr>
-                <w:lang w:val="en-US"/>
-              </w:rPr>
-              <w:t>|</w:t>
-            </w:r>
-            <w:r>
-              <w:rPr>
-                <w:lang w:val="en-US"/>
-              </w:rPr>
-              <w:t>Số nguyên</w:t>
-            </w:r>
-            <w:r>
-              <w:rPr>
-                <w:lang w:val="en-US"/>
-              </w:rPr>
-              <w:t>|</w:t>
-            </w:r>
-            <w:r>
-              <w:rPr>
-                <w:lang w:val="en-US"/>
-              </w:rPr>
-              <w:t xml:space="preserve"> </w:t>
-            </w:r>
-            <w:r>
-              <w:rPr>
-                <w:lang w:val="en-US"/>
-              </w:rPr>
-              <w:sym w:font="Symbol" w:char="F0CE"/>
-            </w:r>
-            <w:r>
-              <w:rPr>
-                <w:lang w:val="en-US"/>
-              </w:rPr>
-              <w:t xml:space="preserve"> [2</w:t>
-            </w:r>
-            <w:r>
-              <w:rPr>
-                <w:vertAlign w:val="superscript"/>
-                <w:lang w:val="en-US"/>
-              </w:rPr>
-              <w:t>31</w:t>
-            </w:r>
-            <w:r>
-              <w:rPr>
-                <w:lang w:val="en-US"/>
-              </w:rPr>
-              <w:t>, 2</w:t>
-            </w:r>
-            <w:r>
-              <w:rPr>
-                <w:vertAlign w:val="superscript"/>
-                <w:lang w:val="en-US"/>
-              </w:rPr>
-              <w:t>61</w:t>
-            </w:r>
-            <w:r>
-              <w:rPr>
-                <w:lang w:val="en-US"/>
-              </w:rPr>
-              <w:t xml:space="preserve"> – 1]</w:t>
-            </w:r>
-          </w:p>
-        </w:tc>
-        <w:tc>
-          <w:tcPr>
-            <w:tcW w:w="2924" w:type="dxa"/>
-            <w:vAlign w:val="center"/>
-          </w:tcPr>
-          <w:p>
-            <w:pPr>
-              <w:pStyle w:val="ListParagraph"/>
-              <w:ind w:left="0"/>
-              <w:jc w:val="center"/>
-              <w:rPr>
-                <w:lang w:val="en-US"/>
-              </w:rPr>
-            </w:pPr>
-            <w:r>
-              <w:rPr>
-                <w:lang w:val="en-US"/>
-              </w:rPr>
-              <w:t>long long</w:t>
-            </w:r>
-          </w:p>
-        </w:tc>
-      </w:tr>
-    </w:tbl>
-    <w:p>
-      <w:pPr>
-        <w:pStyle w:val="ListParagraph"/>
-        <w:numPr>
-          <w:ilvl w:val="0"/>
-          <w:numId w:val="4"/>
-        </w:numPr>
-        <w:rPr>
-          <w:lang w:val="en-US"/>
-        </w:rPr>
-      </w:pPr>
-      <w:r>
-        <w:rPr>
-          <w:lang w:val="en-US"/>
-        </w:rPr>
-        <w:t>Các số ngoài các khoảng này không được dùng độc lập mà phải gán vào 1 biến có kiểu dữ liệu đủ lớn để chứa nó</w:t>
-      </w:r>
-    </w:p>
-    <w:p>
-      <w:pPr>
-        <w:pStyle w:val="ListParagraph"/>
-        <w:numPr>
-          <w:ilvl w:val="0"/>
-          <w:numId w:val="4"/>
-        </w:numPr>
-        <w:rPr>
-          <w:lang w:val="en-US"/>
-        </w:rPr>
-      </w:pPr>
-      <w:r>
-        <w:rPr>
-          <w:lang w:val="en-US"/>
-        </w:rPr>
-        <w:t>Để số thực mặc định không phải double thì ta thêm “f” vào sau, ví dụ 1234.5f</w:t>
-      </w:r>
-    </w:p>
-    <w:p>
-      <w:pPr>
-        <w:pStyle w:val="ListParagraph"/>
-        <w:numPr>
-          <w:ilvl w:val="0"/>
-          <w:numId w:val="4"/>
-        </w:numPr>
-        <w:rPr>
-          <w:lang w:val="en-US"/>
-        </w:rPr>
-      </w:pPr>
-      <w:r>
-        <w:rPr>
-          <w:lang w:val="en-US"/>
-        </w:rPr>
-        <w:t>Khi khởi tạo giá trị cho 1 biến mà ta muốn kiểu dữ liệu mặc định của giá trị đó làm kiểu dữ liệu của biến luôn, khỏi cần xác định thủ công, thì viết như sau</w:t>
+        <w:t>Chương trình</w:t>
+      </w:r>
+      <w:r>
+        <w:rPr>
+          <w:lang w:val="en-US"/>
+        </w:rPr>
+        <w:t xml:space="preserve"> nhanh</w:t>
       </w:r>
     </w:p>
     <w:p>
@@ -5907,25 +5237,7 @@
         <w:rPr>
           <w:lang w:val="en-US"/>
         </w:rPr>
-        <w:t>auto &lt;Biến&gt; = &lt;Giá Trị&gt;;</w:t>
-      </w:r>
-    </w:p>
-    <w:p>
-      <w:pPr>
-        <w:pStyle w:val="ListParagraph"/>
-        <w:numPr>
-          <w:ilvl w:val="0"/>
-          <w:numId w:val="4"/>
-        </w:numPr>
-        <w:rPr>
-          <w:lang w:val="en-US"/>
-        </w:rPr>
-      </w:pPr>
-      <w:r>
-        <w:rPr>
-          <w:lang w:val="en-US"/>
-        </w:rPr>
-        <w:t>Ví dụ</w:t>
+        <w:t>#include &lt;typeinfo&gt;</w:t>
       </w:r>
     </w:p>
     <w:p>
@@ -5946,49 +5258,7 @@
         <w:rPr>
           <w:lang w:val="en-US"/>
         </w:rPr>
-        <w:t>auto foo = 2.f;</w:t>
-      </w:r>
-    </w:p>
-    <w:p>
-      <w:pPr>
-        <w:pStyle w:val="ListParagraph"/>
-        <w:numPr>
-          <w:ilvl w:val="0"/>
-          <w:numId w:val="4"/>
-        </w:numPr>
-        <w:rPr>
-          <w:lang w:val="en-US"/>
-        </w:rPr>
-      </w:pPr>
-      <w:r>
-        <w:rPr>
-          <w:lang w:val="en-US"/>
-        </w:rPr>
-        <w:t>Biến foo tự động có kiểu float</w:t>
-      </w:r>
-    </w:p>
-    <w:p>
-      <w:pPr>
-        <w:pStyle w:val="ListParagraph"/>
-        <w:numPr>
-          <w:ilvl w:val="0"/>
-          <w:numId w:val="4"/>
-        </w:numPr>
-        <w:rPr>
-          <w:lang w:val="en-US"/>
-        </w:rPr>
-      </w:pPr>
-      <w:r>
-        <w:rPr>
-          <w:lang w:val="en-US"/>
-        </w:rPr>
-        <w:t>Chương trình</w:t>
-      </w:r>
-      <w:r>
-        <w:rPr>
-          <w:lang w:val="en-US"/>
-        </w:rPr>
-        <w:t xml:space="preserve"> nhanh</w:t>
+        <w:t>#include &lt;iostream&gt;</w:t>
       </w:r>
     </w:p>
     <w:p>
@@ -6009,7 +5279,7 @@
         <w:rPr>
           <w:lang w:val="en-US"/>
         </w:rPr>
-        <w:t>#include &lt;typeinfo&gt;</w:t>
+        <w:t>using namespace std;</w:t>
       </w:r>
     </w:p>
     <w:p>
@@ -6026,12 +5296,6 @@
           <w:lang w:val="en-US"/>
         </w:rPr>
       </w:pPr>
-      <w:r>
-        <w:rPr>
-          <w:lang w:val="en-US"/>
-        </w:rPr>
-        <w:t>#include &lt;iostream&gt;</w:t>
-      </w:r>
     </w:p>
     <w:p>
       <w:pPr>
@@ -6051,7 +5315,7 @@
         <w:rPr>
           <w:lang w:val="en-US"/>
         </w:rPr>
-        <w:t>using namespace std;</w:t>
+        <w:t>int main(){</w:t>
       </w:r>
     </w:p>
     <w:p>
@@ -6068,6 +5332,25 @@
           <w:lang w:val="en-US"/>
         </w:rPr>
       </w:pPr>
+      <w:r>
+        <w:rPr>
+          <w:lang w:val="en-US"/>
+        </w:rPr>
+        <w:tab/>
+        <w:t>cout &lt;&lt; typeid(</w:t>
+      </w:r>
+      <w:r>
+        <w:rPr>
+          <w:lang w:val="en-US"/>
+        </w:rPr>
+        <w:t>&lt;Biến Hoặc Giá Trị Hoặc Kiểu Dữ Liệu&gt;</w:t>
+      </w:r>
+      <w:r>
+        <w:rPr>
+          <w:lang w:val="en-US"/>
+        </w:rPr>
+        <w:t>).name() &lt;&lt; endl;</w:t>
+      </w:r>
     </w:p>
     <w:p>
       <w:pPr>
@@ -6087,8 +5370,8 @@
         <w:rPr>
           <w:lang w:val="en-US"/>
         </w:rPr>
-        <w:lastRenderedPageBreak/>
-        <w:t>int main(){</w:t>
+        <w:tab/>
+        <w:t>system("pause");</w:t>
       </w:r>
     </w:p>
     <w:p>
@@ -6109,438 +5392,8 @@
         <w:rPr>
           <w:lang w:val="en-US"/>
         </w:rPr>
-        <w:tab/>
-        <w:t>cout &lt;&lt; typeid(</w:t>
-      </w:r>
-      <w:r>
-        <w:rPr>
-          <w:lang w:val="en-US"/>
-        </w:rPr>
-        <w:t>&lt;Biến Hoặc Giá Trị Hoặc Kiểu Dữ Liệu&gt;</w:t>
-      </w:r>
-      <w:r>
-        <w:rPr>
-          <w:lang w:val="en-US"/>
-        </w:rPr>
-        <w:t>).name() &lt;&lt; endl;</w:t>
-      </w:r>
-    </w:p>
-    <w:p>
-      <w:pPr>
-        <w:pStyle w:val="ListParagraph"/>
-        <w:pBdr>
-          <w:top w:val="single" w:sz="4" w:space="1" w:color="auto"/>
-          <w:left w:val="single" w:sz="4" w:space="4" w:color="auto"/>
-          <w:bottom w:val="single" w:sz="4" w:space="1" w:color="auto"/>
-          <w:right w:val="single" w:sz="4" w:space="4" w:color="auto"/>
-        </w:pBdr>
-        <w:ind w:left="1080"/>
-        <w:rPr>
-          <w:lang w:val="en-US"/>
-        </w:rPr>
-      </w:pPr>
-      <w:r>
-        <w:rPr>
-          <w:lang w:val="en-US"/>
-        </w:rPr>
-        <w:tab/>
-        <w:t>system("pause");</w:t>
-      </w:r>
-    </w:p>
-    <w:p>
-      <w:pPr>
-        <w:pStyle w:val="ListParagraph"/>
-        <w:pBdr>
-          <w:top w:val="single" w:sz="4" w:space="1" w:color="auto"/>
-          <w:left w:val="single" w:sz="4" w:space="4" w:color="auto"/>
-          <w:bottom w:val="single" w:sz="4" w:space="1" w:color="auto"/>
-          <w:right w:val="single" w:sz="4" w:space="4" w:color="auto"/>
-        </w:pBdr>
-        <w:ind w:left="1080"/>
-        <w:rPr>
-          <w:lang w:val="en-US"/>
-        </w:rPr>
-      </w:pPr>
-      <w:r>
-        <w:rPr>
-          <w:lang w:val="en-US"/>
-        </w:rPr>
         <w:t>}</w:t>
       </w:r>
-    </w:p>
-    <w:p>
-      <w:pPr>
-        <w:pStyle w:val="ListParagraph"/>
-        <w:numPr>
-          <w:ilvl w:val="0"/>
-          <w:numId w:val="8"/>
-        </w:numPr>
-        <w:rPr>
-          <w:lang w:val="en-US"/>
-        </w:rPr>
-      </w:pPr>
-      <w:r>
-        <w:rPr>
-          <w:lang w:val="en-US"/>
-        </w:rPr>
-        <w:t>Type Casting?</w:t>
-      </w:r>
-    </w:p>
-    <w:p>
-      <w:pPr>
-        <w:pStyle w:val="ListParagraph"/>
-        <w:numPr>
-          <w:ilvl w:val="0"/>
-          <w:numId w:val="4"/>
-        </w:numPr>
-        <w:rPr>
-          <w:lang w:val="en-US"/>
-        </w:rPr>
-      </w:pPr>
-      <w:r>
-        <w:rPr>
-          <w:lang w:val="en-US"/>
-        </w:rPr>
-        <w:t>Trả về giá trị ở kiểu dữ liệu khác</w:t>
-      </w:r>
-    </w:p>
-    <w:p>
-      <w:pPr>
-        <w:pStyle w:val="ListParagraph"/>
-        <w:pBdr>
-          <w:top w:val="single" w:sz="4" w:space="1" w:color="auto"/>
-          <w:left w:val="single" w:sz="4" w:space="4" w:color="auto"/>
-          <w:bottom w:val="single" w:sz="4" w:space="1" w:color="auto"/>
-          <w:right w:val="single" w:sz="4" w:space="4" w:color="auto"/>
-        </w:pBdr>
-        <w:ind w:left="1080"/>
-        <w:rPr>
-          <w:lang w:val="en-US"/>
-        </w:rPr>
-      </w:pPr>
-      <w:r>
-        <w:rPr>
-          <w:lang w:val="en-US"/>
-        </w:rPr>
-        <w:t>(&lt;Kiểu Dữ Liệu Mới&gt;) &lt;Giá Trị&gt;</w:t>
-      </w:r>
-    </w:p>
-    <w:p>
-      <w:pPr>
-        <w:pStyle w:val="ListParagraph"/>
-        <w:numPr>
-          <w:ilvl w:val="0"/>
-          <w:numId w:val="4"/>
-        </w:numPr>
-        <w:rPr>
-          <w:lang w:val="en-US"/>
-        </w:rPr>
-      </w:pPr>
-      <w:r>
-        <w:rPr>
-          <w:lang w:val="en-US"/>
-        </w:rPr>
-        <w:t>Ví dụ</w:t>
-      </w:r>
-    </w:p>
-    <w:p>
-      <w:pPr>
-        <w:pStyle w:val="ListParagraph"/>
-        <w:pBdr>
-          <w:top w:val="single" w:sz="4" w:space="1" w:color="auto"/>
-          <w:left w:val="single" w:sz="4" w:space="4" w:color="auto"/>
-          <w:bottom w:val="single" w:sz="4" w:space="1" w:color="auto"/>
-          <w:right w:val="single" w:sz="4" w:space="4" w:color="auto"/>
-        </w:pBdr>
-        <w:ind w:left="1080"/>
-        <w:rPr>
-          <w:lang w:val="en-US"/>
-        </w:rPr>
-      </w:pPr>
-      <w:r>
-        <w:rPr>
-          <w:lang w:val="en-US"/>
-        </w:rPr>
-        <w:t xml:space="preserve">float </w:t>
-      </w:r>
-      <w:r>
-        <w:rPr>
-          <w:lang w:val="en-US"/>
-        </w:rPr>
-        <w:t>foo = (int) 3.14;</w:t>
-      </w:r>
-    </w:p>
-    <w:p>
-      <w:pPr>
-        <w:pStyle w:val="ListParagraph"/>
-        <w:numPr>
-          <w:ilvl w:val="0"/>
-          <w:numId w:val="4"/>
-        </w:numPr>
-        <w:rPr>
-          <w:lang w:val="en-US"/>
-        </w:rPr>
-      </w:pPr>
-      <w:r>
-        <w:rPr>
-          <w:lang w:val="en-US"/>
-        </w:rPr>
-        <w:t>ta có</w:t>
-      </w:r>
-    </w:p>
-    <w:tbl>
-      <w:tblPr>
-        <w:tblStyle w:val="TableGrid"/>
-        <w:tblW w:w="0" w:type="auto"/>
-        <w:tblInd w:w="1080" w:type="dxa"/>
-        <w:tblLook w:val="04A0" w:firstRow="1" w:lastRow="0" w:firstColumn="1" w:lastColumn="0" w:noHBand="0" w:noVBand="1"/>
-      </w:tblPr>
-      <w:tblGrid>
-        <w:gridCol w:w="4093"/>
-        <w:gridCol w:w="4069"/>
-      </w:tblGrid>
-      <w:tr>
-        <w:tc>
-          <w:tcPr>
-            <w:tcW w:w="4621" w:type="dxa"/>
-          </w:tcPr>
-          <w:p>
-            <w:pPr>
-              <w:pStyle w:val="ListParagraph"/>
-              <w:ind w:left="0"/>
-              <w:jc w:val="center"/>
-              <w:rPr>
-                <w:lang w:val="en-US"/>
-              </w:rPr>
-            </w:pPr>
-            <w:r>
-              <w:rPr>
-                <w:lang w:val="en-US"/>
-              </w:rPr>
-              <w:t>foo</w:t>
-            </w:r>
-          </w:p>
-        </w:tc>
-        <w:tc>
-          <w:tcPr>
-            <w:tcW w:w="4621" w:type="dxa"/>
-          </w:tcPr>
-          <w:p>
-            <w:pPr>
-              <w:pStyle w:val="ListParagraph"/>
-              <w:ind w:left="0"/>
-              <w:jc w:val="center"/>
-              <w:rPr>
-                <w:lang w:val="en-US"/>
-              </w:rPr>
-            </w:pPr>
-            <w:r>
-              <w:rPr>
-                <w:lang w:val="en-US"/>
-              </w:rPr>
-              <w:t>3</w:t>
-            </w:r>
-          </w:p>
-        </w:tc>
-      </w:tr>
-    </w:tbl>
-    <w:p>
-      <w:pPr>
-        <w:pStyle w:val="ListParagraph"/>
-        <w:numPr>
-          <w:ilvl w:val="0"/>
-          <w:numId w:val="4"/>
-        </w:numPr>
-        <w:rPr>
-          <w:lang w:val="en-US"/>
-        </w:rPr>
-      </w:pPr>
-      <w:r>
-        <w:rPr>
-          <w:lang w:val="en-US"/>
-        </w:rPr>
-        <w:t>Nếu Type Casting Pointer, thì sẽ tạo ra 1 Pointer khác, cả 2 đều chĩa vào 1 địa chỉ, nhưng Pointer 1 sẽ coi các Bit ở địa chỉ là kiểu dữ liệu này, còn Pointer 2 sẽ coi là kiểu dữ liệu khác, từ đó khi truy xuất dữ liệu sẽ trả về kết quả khác nhau</w:t>
-      </w:r>
-    </w:p>
-    <w:p>
-      <w:pPr>
-        <w:pStyle w:val="ListParagraph"/>
-        <w:numPr>
-          <w:ilvl w:val="0"/>
-          <w:numId w:val="4"/>
-        </w:numPr>
-        <w:rPr>
-          <w:lang w:val="en-US"/>
-        </w:rPr>
-      </w:pPr>
-      <w:r>
-        <w:rPr>
-          <w:lang w:val="en-US"/>
-        </w:rPr>
-        <w:t>Ví dụ</w:t>
-      </w:r>
-    </w:p>
-    <w:p>
-      <w:pPr>
-        <w:pStyle w:val="ListParagraph"/>
-        <w:pBdr>
-          <w:top w:val="single" w:sz="4" w:space="1" w:color="auto"/>
-          <w:left w:val="single" w:sz="4" w:space="4" w:color="auto"/>
-          <w:bottom w:val="single" w:sz="4" w:space="1" w:color="auto"/>
-          <w:right w:val="single" w:sz="4" w:space="4" w:color="auto"/>
-        </w:pBdr>
-        <w:ind w:left="1080"/>
-        <w:rPr>
-          <w:lang w:val="en-US"/>
-        </w:rPr>
-      </w:pPr>
-      <w:r>
-        <w:rPr>
-          <w:lang w:val="en-US"/>
-        </w:rPr>
-        <w:t>float* foo = (float*) bar;</w:t>
-      </w:r>
-    </w:p>
-    <w:p>
-      <w:pPr>
-        <w:pStyle w:val="ListParagraph"/>
-        <w:numPr>
-          <w:ilvl w:val="0"/>
-          <w:numId w:val="8"/>
-        </w:numPr>
-        <w:rPr>
-          <w:lang w:val="en-US"/>
-        </w:rPr>
-      </w:pPr>
-      <w:r>
-        <w:rPr>
-          <w:lang w:val="en-US"/>
-        </w:rPr>
-        <w:t>Rút Ngắn Tên Kiểu Dữ Liệu?</w:t>
-      </w:r>
-    </w:p>
-    <w:p>
-      <w:pPr>
-        <w:pStyle w:val="ListParagraph"/>
-        <w:numPr>
-          <w:ilvl w:val="0"/>
-          <w:numId w:val="4"/>
-        </w:numPr>
-        <w:rPr>
-          <w:lang w:val="en-US"/>
-        </w:rPr>
-      </w:pPr>
-      <w:r>
-        <w:rPr>
-          <w:lang w:val="en-US"/>
-        </w:rPr>
-        <w:t>Để dùng kiểu dữ liệu với tên mới</w:t>
-      </w:r>
-    </w:p>
-    <w:p>
-      <w:pPr>
-        <w:pStyle w:val="ListParagraph"/>
-        <w:pBdr>
-          <w:top w:val="single" w:sz="4" w:space="1" w:color="auto"/>
-          <w:left w:val="single" w:sz="4" w:space="4" w:color="auto"/>
-          <w:bottom w:val="single" w:sz="4" w:space="1" w:color="auto"/>
-          <w:right w:val="single" w:sz="4" w:space="4" w:color="auto"/>
-        </w:pBdr>
-        <w:ind w:left="1080"/>
-        <w:rPr>
-          <w:lang w:val="en-US"/>
-        </w:rPr>
-      </w:pPr>
-      <w:r>
-        <w:rPr>
-          <w:lang w:val="en-US"/>
-        </w:rPr>
-        <w:t>typedef &lt;Kiểu Dữ Liệu&gt; &lt;Tên Mới&gt;;</w:t>
-      </w:r>
-    </w:p>
-    <w:p>
-      <w:pPr>
-        <w:pStyle w:val="ListParagraph"/>
-        <w:numPr>
-          <w:ilvl w:val="0"/>
-          <w:numId w:val="4"/>
-        </w:numPr>
-        <w:rPr>
-          <w:lang w:val="en-US"/>
-        </w:rPr>
-      </w:pPr>
-      <w:r>
-        <w:rPr>
-          <w:lang w:val="en-US"/>
-        </w:rPr>
-        <w:t>Ví dụ</w:t>
-      </w:r>
-    </w:p>
-    <w:p>
-      <w:pPr>
-        <w:pStyle w:val="ListParagraph"/>
-        <w:pBdr>
-          <w:top w:val="single" w:sz="4" w:space="1" w:color="auto"/>
-          <w:left w:val="single" w:sz="4" w:space="4" w:color="auto"/>
-          <w:bottom w:val="single" w:sz="4" w:space="1" w:color="auto"/>
-          <w:right w:val="single" w:sz="4" w:space="4" w:color="auto"/>
-        </w:pBdr>
-        <w:ind w:left="1080"/>
-        <w:rPr>
-          <w:lang w:val="en-US"/>
-        </w:rPr>
-      </w:pPr>
-      <w:r>
-        <w:rPr>
-          <w:lang w:val="en-US"/>
-        </w:rPr>
-        <w:t>typedef unsigned char foo;</w:t>
-      </w:r>
-    </w:p>
-    <w:p>
-      <w:pPr>
-        <w:pStyle w:val="ListParagraph"/>
-        <w:pBdr>
-          <w:top w:val="single" w:sz="4" w:space="1" w:color="auto"/>
-          <w:left w:val="single" w:sz="4" w:space="4" w:color="auto"/>
-          <w:bottom w:val="single" w:sz="4" w:space="1" w:color="auto"/>
-          <w:right w:val="single" w:sz="4" w:space="4" w:color="auto"/>
-        </w:pBdr>
-        <w:ind w:left="1080"/>
-        <w:rPr>
-          <w:lang w:val="en-US"/>
-        </w:rPr>
-      </w:pPr>
-      <w:r>
-        <w:rPr>
-          <w:lang w:val="en-US"/>
-        </w:rPr>
-        <w:t xml:space="preserve">foo a = </w:t>
-      </w:r>
-      <w:r>
-        <w:rPr>
-          <w:lang w:val="en-US"/>
-        </w:rPr>
-        <w:t>'b'</w:t>
-      </w:r>
-      <w:r>
-        <w:rPr>
-          <w:lang w:val="en-US"/>
-        </w:rPr>
-        <w:t>;</w:t>
-      </w:r>
-    </w:p>
-    <w:p>
-      <w:pPr>
-        <w:pStyle w:val="ListParagraph"/>
-        <w:numPr>
-          <w:ilvl w:val="0"/>
-          <w:numId w:val="4"/>
-        </w:numPr>
-        <w:rPr>
-          <w:lang w:val="en-US"/>
-        </w:rPr>
-      </w:pPr>
     </w:p>
     <w:p>
       <w:pPr>
@@ -7134,6 +5987,95 @@
     </w:lvl>
   </w:abstractNum>
   <w:abstractNum w:abstractNumId="5" w15:restartNumberingAfterBreak="0">
+    <w:nsid w:val="38ED2712"/>
+    <w:multiLevelType w:val="hybridMultilevel"/>
+    <w:tmpl w:val="5C689A9C"/>
+    <w:lvl w:ilvl="0" w:tplc="CEAE63B4">
+      <w:start w:val="1"/>
+      <w:numFmt w:val="decimal"/>
+      <w:lvlText w:val="%1."/>
+      <w:lvlJc w:val="left"/>
+      <w:pPr>
+        <w:ind w:left="1080" w:hanging="360"/>
+      </w:pPr>
+      <w:rPr>
+        <w:rFonts w:hint="default"/>
+      </w:rPr>
+    </w:lvl>
+    <w:lvl w:ilvl="1" w:tplc="042A0019" w:tentative="1">
+      <w:start w:val="1"/>
+      <w:numFmt w:val="lowerLetter"/>
+      <w:lvlText w:val="%2."/>
+      <w:lvlJc w:val="left"/>
+      <w:pPr>
+        <w:ind w:left="1800" w:hanging="360"/>
+      </w:pPr>
+    </w:lvl>
+    <w:lvl w:ilvl="2" w:tplc="042A001B" w:tentative="1">
+      <w:start w:val="1"/>
+      <w:numFmt w:val="lowerRoman"/>
+      <w:lvlText w:val="%3."/>
+      <w:lvlJc w:val="right"/>
+      <w:pPr>
+        <w:ind w:left="2520" w:hanging="180"/>
+      </w:pPr>
+    </w:lvl>
+    <w:lvl w:ilvl="3" w:tplc="042A000F" w:tentative="1">
+      <w:start w:val="1"/>
+      <w:numFmt w:val="decimal"/>
+      <w:lvlText w:val="%4."/>
+      <w:lvlJc w:val="left"/>
+      <w:pPr>
+        <w:ind w:left="3240" w:hanging="360"/>
+      </w:pPr>
+    </w:lvl>
+    <w:lvl w:ilvl="4" w:tplc="042A0019" w:tentative="1">
+      <w:start w:val="1"/>
+      <w:numFmt w:val="lowerLetter"/>
+      <w:lvlText w:val="%5."/>
+      <w:lvlJc w:val="left"/>
+      <w:pPr>
+        <w:ind w:left="3960" w:hanging="360"/>
+      </w:pPr>
+    </w:lvl>
+    <w:lvl w:ilvl="5" w:tplc="042A001B" w:tentative="1">
+      <w:start w:val="1"/>
+      <w:numFmt w:val="lowerRoman"/>
+      <w:lvlText w:val="%6."/>
+      <w:lvlJc w:val="right"/>
+      <w:pPr>
+        <w:ind w:left="4680" w:hanging="180"/>
+      </w:pPr>
+    </w:lvl>
+    <w:lvl w:ilvl="6" w:tplc="042A000F" w:tentative="1">
+      <w:start w:val="1"/>
+      <w:numFmt w:val="decimal"/>
+      <w:lvlText w:val="%7."/>
+      <w:lvlJc w:val="left"/>
+      <w:pPr>
+        <w:ind w:left="5400" w:hanging="360"/>
+      </w:pPr>
+    </w:lvl>
+    <w:lvl w:ilvl="7" w:tplc="042A0019" w:tentative="1">
+      <w:start w:val="1"/>
+      <w:numFmt w:val="lowerLetter"/>
+      <w:lvlText w:val="%8."/>
+      <w:lvlJc w:val="left"/>
+      <w:pPr>
+        <w:ind w:left="6120" w:hanging="360"/>
+      </w:pPr>
+    </w:lvl>
+    <w:lvl w:ilvl="8" w:tplc="042A001B" w:tentative="1">
+      <w:start w:val="1"/>
+      <w:numFmt w:val="lowerRoman"/>
+      <w:lvlText w:val="%9."/>
+      <w:lvlJc w:val="right"/>
+      <w:pPr>
+        <w:ind w:left="6840" w:hanging="180"/>
+      </w:pPr>
+    </w:lvl>
+  </w:abstractNum>
+  <w:abstractNum w:abstractNumId="6" w15:restartNumberingAfterBreak="0">
     <w:nsid w:val="39D00E08"/>
     <w:multiLevelType w:val="hybridMultilevel"/>
     <w:tmpl w:val="9E304298"/>
@@ -7222,7 +6164,7 @@
       </w:pPr>
     </w:lvl>
   </w:abstractNum>
-  <w:abstractNum w:abstractNumId="6" w15:restartNumberingAfterBreak="0">
+  <w:abstractNum w:abstractNumId="7" w15:restartNumberingAfterBreak="0">
     <w:nsid w:val="5C027852"/>
     <w:multiLevelType w:val="hybridMultilevel"/>
     <w:tmpl w:val="6F86C1A8"/>
@@ -7311,7 +6253,7 @@
       </w:pPr>
     </w:lvl>
   </w:abstractNum>
-  <w:abstractNum w:abstractNumId="7" w15:restartNumberingAfterBreak="0">
+  <w:abstractNum w:abstractNumId="8" w15:restartNumberingAfterBreak="0">
     <w:nsid w:val="5EA818A3"/>
     <w:multiLevelType w:val="hybridMultilevel"/>
     <w:tmpl w:val="3E9671B8"/>
@@ -7400,7 +6342,7 @@
       </w:pPr>
     </w:lvl>
   </w:abstractNum>
-  <w:abstractNum w:abstractNumId="8" w15:restartNumberingAfterBreak="0">
+  <w:abstractNum w:abstractNumId="9" w15:restartNumberingAfterBreak="0">
     <w:nsid w:val="62F636E2"/>
     <w:multiLevelType w:val="hybridMultilevel"/>
     <w:tmpl w:val="2F92516E"/>
@@ -7489,7 +6431,7 @@
       </w:pPr>
     </w:lvl>
   </w:abstractNum>
-  <w:abstractNum w:abstractNumId="9" w15:restartNumberingAfterBreak="0">
+  <w:abstractNum w:abstractNumId="10" w15:restartNumberingAfterBreak="0">
     <w:nsid w:val="7A8045EA"/>
     <w:multiLevelType w:val="hybridMultilevel"/>
     <w:tmpl w:val="5E428394"/>
@@ -7602,7 +6544,7 @@
       </w:rPr>
     </w:lvl>
   </w:abstractNum>
-  <w:abstractNum w:abstractNumId="10" w15:restartNumberingAfterBreak="0">
+  <w:abstractNum w:abstractNumId="11" w15:restartNumberingAfterBreak="0">
     <w:nsid w:val="7F0A7CB8"/>
     <w:multiLevelType w:val="hybridMultilevel"/>
     <w:tmpl w:val="89BA0D6E"/>
@@ -7716,28 +6658,28 @@
     </w:lvl>
   </w:abstractNum>
   <w:num w:numId="1" w16cid:durableId="627467736">
-    <w:abstractNumId w:val="7"/>
+    <w:abstractNumId w:val="8"/>
   </w:num>
   <w:num w:numId="2" w16cid:durableId="73481840">
-    <w:abstractNumId w:val="9"/>
+    <w:abstractNumId w:val="10"/>
   </w:num>
   <w:num w:numId="3" w16cid:durableId="645353059">
-    <w:abstractNumId w:val="5"/>
+    <w:abstractNumId w:val="6"/>
   </w:num>
   <w:num w:numId="4" w16cid:durableId="2145729938">
     <w:abstractNumId w:val="4"/>
   </w:num>
   <w:num w:numId="5" w16cid:durableId="1021660885">
-    <w:abstractNumId w:val="6"/>
+    <w:abstractNumId w:val="7"/>
   </w:num>
   <w:num w:numId="6" w16cid:durableId="361513436">
     <w:abstractNumId w:val="0"/>
   </w:num>
   <w:num w:numId="7" w16cid:durableId="524288934">
-    <w:abstractNumId w:val="10"/>
+    <w:abstractNumId w:val="11"/>
   </w:num>
   <w:num w:numId="8" w16cid:durableId="1393502788">
-    <w:abstractNumId w:val="8"/>
+    <w:abstractNumId w:val="9"/>
   </w:num>
   <w:num w:numId="9" w16cid:durableId="54277698">
     <w:abstractNumId w:val="1"/>
@@ -7747,6 +6689,9 @@
   </w:num>
   <w:num w:numId="11" w16cid:durableId="587811011">
     <w:abstractNumId w:val="3"/>
+  </w:num>
+  <w:num w:numId="12" w16cid:durableId="542670572">
+    <w:abstractNumId w:val="5"/>
   </w:num>
 </w:numbering>
 </file>

--- a/c++ library.docx
+++ b/c++ library.docx
@@ -2168,17 +2168,17 @@
         <w:pStyle w:val="ListParagraph"/>
         <w:numPr>
           <w:ilvl w:val="0"/>
-          <w:numId w:val="3"/>
-        </w:numPr>
-        <w:rPr>
-          <w:lang w:val="en-US"/>
-        </w:rPr>
-      </w:pPr>
-      <w:r>
-        <w:rPr>
-          <w:lang w:val="en-US"/>
-        </w:rPr>
-        <w:t>Tạo Không Gian Cho Chữ In Ra?</w:t>
+          <w:numId w:val="4"/>
+        </w:numPr>
+        <w:rPr>
+          <w:lang w:val="en-US"/>
+        </w:rPr>
+      </w:pPr>
+      <w:r>
+        <w:rPr>
+          <w:lang w:val="en-US"/>
+        </w:rPr>
+        <w:t>Màn hình CMD sẽ chèn thêm dòng chữ sau</w:t>
       </w:r>
     </w:p>
     <w:p>
@@ -2199,58 +2199,25 @@
         <w:rPr>
           <w:lang w:val="en-US"/>
         </w:rPr>
-        <w:t>std::cout &lt;&lt; std::setw(&lt;Độ Rộng&gt;);</w:t>
-      </w:r>
-    </w:p>
-    <w:p>
-      <w:pPr>
-        <w:pStyle w:val="ListParagraph"/>
-        <w:numPr>
-          <w:ilvl w:val="0"/>
-          <w:numId w:val="4"/>
-        </w:numPr>
-        <w:rPr>
-          <w:lang w:val="en-US"/>
-        </w:rPr>
-      </w:pPr>
-      <w:r>
-        <w:rPr>
-          <w:lang w:val="en-US"/>
-        </w:rPr>
-        <w:t xml:space="preserve">Lệnh trên sẽ làm cho thứ tiếp theo được in ra sẽ sở hữu phần không gian = </w:t>
-      </w:r>
-    </w:p>
-    <w:p>
-      <w:pPr>
-        <w:pStyle w:val="ListParagraph"/>
-        <w:ind w:left="1080"/>
-        <w:rPr>
-          <w:lang w:val="en-US"/>
-        </w:rPr>
-      </w:pPr>
-      <w:r>
-        <w:rPr>
-          <w:lang w:val="en-US"/>
-        </w:rPr>
-        <w:t>&lt;Độ Rộng&gt;, là 1 số nguyên chỉ định số kí tự</w:t>
-      </w:r>
-    </w:p>
-    <w:p>
-      <w:pPr>
-        <w:pStyle w:val="ListParagraph"/>
-        <w:numPr>
-          <w:ilvl w:val="0"/>
-          <w:numId w:val="4"/>
-        </w:numPr>
-        <w:rPr>
-          <w:lang w:val="en-US"/>
-        </w:rPr>
-      </w:pPr>
-      <w:r>
-        <w:rPr>
-          <w:lang w:val="en-US"/>
-        </w:rPr>
-        <w:t>Ví dụ</w:t>
+        <w:t>Press any key to continue . . .</w:t>
+      </w:r>
+    </w:p>
+    <w:p>
+      <w:pPr>
+        <w:pStyle w:val="ListParagraph"/>
+        <w:numPr>
+          <w:ilvl w:val="0"/>
+          <w:numId w:val="3"/>
+        </w:numPr>
+        <w:rPr>
+          <w:lang w:val="en-US"/>
+        </w:rPr>
+      </w:pPr>
+      <w:r>
+        <w:rPr>
+          <w:lang w:val="en-US"/>
+        </w:rPr>
+        <w:t>Tạo Không Gian Cho Chữ In Ra?</w:t>
       </w:r>
     </w:p>
     <w:p>
@@ -2271,7 +2238,7 @@
         <w:rPr>
           <w:lang w:val="en-US"/>
         </w:rPr>
-        <w:t>std::cout &lt;&lt; std::setw(12) &lt;&lt; “Dick” &lt;&lt; “Head”;</w:t>
+        <w:t>std::cout &lt;&lt; std::setw(&lt;Độ Rộng&gt;);</w:t>
       </w:r>
     </w:p>
     <w:p>
@@ -2289,7 +2256,40 @@
         <w:rPr>
           <w:lang w:val="en-US"/>
         </w:rPr>
-        <w:t>Màn hình CMD</w:t>
+        <w:t xml:space="preserve">Lệnh trên sẽ làm cho thứ tiếp theo được in ra sẽ sở hữu phần không gian = </w:t>
+      </w:r>
+    </w:p>
+    <w:p>
+      <w:pPr>
+        <w:pStyle w:val="ListParagraph"/>
+        <w:ind w:left="1080"/>
+        <w:rPr>
+          <w:lang w:val="en-US"/>
+        </w:rPr>
+      </w:pPr>
+      <w:r>
+        <w:rPr>
+          <w:lang w:val="en-US"/>
+        </w:rPr>
+        <w:t>&lt;Độ Rộng&gt;, là 1 số nguyên chỉ định số kí tự</w:t>
+      </w:r>
+    </w:p>
+    <w:p>
+      <w:pPr>
+        <w:pStyle w:val="ListParagraph"/>
+        <w:numPr>
+          <w:ilvl w:val="0"/>
+          <w:numId w:val="4"/>
+        </w:numPr>
+        <w:rPr>
+          <w:lang w:val="en-US"/>
+        </w:rPr>
+      </w:pPr>
+      <w:r>
+        <w:rPr>
+          <w:lang w:val="en-US"/>
+        </w:rPr>
+        <w:t>Ví dụ</w:t>
       </w:r>
     </w:p>
     <w:p>
@@ -2310,7 +2310,7 @@
         <w:rPr>
           <w:lang w:val="en-US"/>
         </w:rPr>
-        <w:t xml:space="preserve">        DickHead</w:t>
+        <w:t>std::cout &lt;&lt; std::setw(12) &lt;&lt; “Dick” &lt;&lt; “Head”;</w:t>
       </w:r>
     </w:p>
     <w:p>
@@ -2328,43 +2328,7 @@
         <w:rPr>
           <w:lang w:val="en-US"/>
         </w:rPr>
-        <w:t xml:space="preserve">&lt;Độ Rộng&gt; mà &lt; số kí tự tiếp theo được in ra thì </w:t>
-      </w:r>
-      <w:r>
-        <w:rPr>
-          <w:lang w:val="en-US"/>
-        </w:rPr>
-        <w:t xml:space="preserve">sẽ </w:t>
-      </w:r>
-      <w:r>
-        <w:rPr>
-          <w:lang w:val="en-US"/>
-        </w:rPr>
-        <w:t xml:space="preserve">tăng </w:t>
-      </w:r>
-      <w:r>
-        <w:rPr>
-          <w:lang w:val="en-US"/>
-        </w:rPr>
-        <w:t>= số kí tự tiếp theo được in ra</w:t>
-      </w:r>
-    </w:p>
-    <w:p>
-      <w:pPr>
-        <w:pStyle w:val="ListParagraph"/>
-        <w:numPr>
-          <w:ilvl w:val="0"/>
-          <w:numId w:val="4"/>
-        </w:numPr>
-        <w:rPr>
-          <w:lang w:val="en-US"/>
-        </w:rPr>
-      </w:pPr>
-      <w:r>
-        <w:rPr>
-          <w:lang w:val="en-US"/>
-        </w:rPr>
-        <w:t>Mặc định là chữ in ra được căn phải trong vùng không gian nó chiếm, để chuyển sang chế độ căn trái</w:t>
+        <w:t>Màn hình CMD</w:t>
       </w:r>
     </w:p>
     <w:p>
@@ -2385,7 +2349,7 @@
         <w:rPr>
           <w:lang w:val="en-US"/>
         </w:rPr>
-        <w:t>std::cout &lt;&lt; std::left;</w:t>
+        <w:t xml:space="preserve">        DickHead</w:t>
       </w:r>
     </w:p>
     <w:p>
@@ -2403,7 +2367,43 @@
         <w:rPr>
           <w:lang w:val="en-US"/>
         </w:rPr>
-        <w:t>Để trở lại căn phải</w:t>
+        <w:t xml:space="preserve">&lt;Độ Rộng&gt; mà &lt; số kí tự tiếp theo được in ra thì </w:t>
+      </w:r>
+      <w:r>
+        <w:rPr>
+          <w:lang w:val="en-US"/>
+        </w:rPr>
+        <w:t xml:space="preserve">sẽ </w:t>
+      </w:r>
+      <w:r>
+        <w:rPr>
+          <w:lang w:val="en-US"/>
+        </w:rPr>
+        <w:t xml:space="preserve">tăng </w:t>
+      </w:r>
+      <w:r>
+        <w:rPr>
+          <w:lang w:val="en-US"/>
+        </w:rPr>
+        <w:t>= số kí tự tiếp theo được in ra</w:t>
+      </w:r>
+    </w:p>
+    <w:p>
+      <w:pPr>
+        <w:pStyle w:val="ListParagraph"/>
+        <w:numPr>
+          <w:ilvl w:val="0"/>
+          <w:numId w:val="4"/>
+        </w:numPr>
+        <w:rPr>
+          <w:lang w:val="en-US"/>
+        </w:rPr>
+      </w:pPr>
+      <w:r>
+        <w:rPr>
+          <w:lang w:val="en-US"/>
+        </w:rPr>
+        <w:t>Mặc định là chữ in ra được căn phải trong vùng không gian nó chiếm, để chuyển sang chế độ căn trái</w:t>
       </w:r>
     </w:p>
     <w:p>
@@ -2424,31 +2424,7 @@
         <w:rPr>
           <w:lang w:val="en-US"/>
         </w:rPr>
-        <w:t>std::cout &lt;&lt; std::right;</w:t>
-      </w:r>
-    </w:p>
-    <w:p>
-      <w:pPr>
-        <w:pStyle w:val="ListParagraph"/>
-        <w:numPr>
-          <w:ilvl w:val="0"/>
-          <w:numId w:val="3"/>
-        </w:numPr>
-        <w:rPr>
-          <w:lang w:val="en-US"/>
-        </w:rPr>
-      </w:pPr>
-      <w:r>
-        <w:rPr>
-          <w:lang w:val="en-US"/>
-        </w:rPr>
-        <w:t xml:space="preserve">Chỉ </w:t>
-      </w:r>
-      <w:r>
-        <w:rPr>
-          <w:lang w:val="en-US"/>
-        </w:rPr>
-        <w:t>Định Số Chữ Số Thập Phân Được In Ra?</w:t>
+        <w:t>std::cout &lt;&lt; std::left;</w:t>
       </w:r>
     </w:p>
     <w:p>
@@ -2466,55 +2442,7 @@
         <w:rPr>
           <w:lang w:val="en-US"/>
         </w:rPr>
-        <w:t>Mặc định,</w:t>
-      </w:r>
-      <w:r>
-        <w:rPr>
-          <w:lang w:val="en-US"/>
-        </w:rPr>
-        <w:t xml:space="preserve"> khi in ra số Floating Point,</w:t>
-      </w:r>
-      <w:r>
-        <w:rPr>
-          <w:lang w:val="en-US"/>
-        </w:rPr>
-        <w:t xml:space="preserve"> CMD sẽ ở trạng thái tự động </w:t>
-      </w:r>
-      <w:r>
-        <w:rPr>
-          <w:lang w:val="en-US"/>
-        </w:rPr>
-        <w:t>làm tròn 6 chữ số tính từ số đầu tiên bên trái cùng ở phần nguyên</w:t>
-      </w:r>
-      <w:r>
-        <w:rPr>
-          <w:lang w:val="en-US"/>
-        </w:rPr>
-        <w:t>, nếu phần nguyên vượt quá 6 số thì hiện = kí hiệu khoa học</w:t>
-      </w:r>
-      <w:r>
-        <w:rPr>
-          <w:lang w:val="en-US"/>
-        </w:rPr>
-        <w:t xml:space="preserve"> với Mantissa chỉ gồm 6 số</w:t>
-      </w:r>
-    </w:p>
-    <w:p>
-      <w:pPr>
-        <w:pStyle w:val="ListParagraph"/>
-        <w:numPr>
-          <w:ilvl w:val="0"/>
-          <w:numId w:val="4"/>
-        </w:numPr>
-        <w:rPr>
-          <w:lang w:val="en-US"/>
-        </w:rPr>
-      </w:pPr>
-      <w:r>
-        <w:rPr>
-          <w:lang w:val="en-US"/>
-        </w:rPr>
-        <w:t>Để thay vì tính từ số đầu tiên phần nguyên = tính từ số đầu tiên phần thập phân, đồng thời nếu phần thập phân ít số thì bù 0</w:t>
+        <w:t>Để trở lại căn phải</w:t>
       </w:r>
     </w:p>
     <w:p>
@@ -2535,7 +2463,31 @@
         <w:rPr>
           <w:lang w:val="en-US"/>
         </w:rPr>
-        <w:t>std::cout &lt;&lt; std::fixed;</w:t>
+        <w:t>std::cout &lt;&lt; std::right;</w:t>
+      </w:r>
+    </w:p>
+    <w:p>
+      <w:pPr>
+        <w:pStyle w:val="ListParagraph"/>
+        <w:numPr>
+          <w:ilvl w:val="0"/>
+          <w:numId w:val="3"/>
+        </w:numPr>
+        <w:rPr>
+          <w:lang w:val="en-US"/>
+        </w:rPr>
+      </w:pPr>
+      <w:r>
+        <w:rPr>
+          <w:lang w:val="en-US"/>
+        </w:rPr>
+        <w:t xml:space="preserve">Chỉ </w:t>
+      </w:r>
+      <w:r>
+        <w:rPr>
+          <w:lang w:val="en-US"/>
+        </w:rPr>
+        <w:t>Định Số Chữ Số Thập Phân Được In Ra?</w:t>
       </w:r>
     </w:p>
     <w:p>
@@ -2553,13 +2505,55 @@
         <w:rPr>
           <w:lang w:val="en-US"/>
         </w:rPr>
-        <w:t>Để</w:t>
-      </w:r>
-      <w:r>
-        <w:rPr>
-          <w:lang w:val="en-US"/>
-        </w:rPr>
-        <w:t xml:space="preserve"> hủy</w:t>
+        <w:t>Mặc định,</w:t>
+      </w:r>
+      <w:r>
+        <w:rPr>
+          <w:lang w:val="en-US"/>
+        </w:rPr>
+        <w:t xml:space="preserve"> khi in ra số Floating Point,</w:t>
+      </w:r>
+      <w:r>
+        <w:rPr>
+          <w:lang w:val="en-US"/>
+        </w:rPr>
+        <w:t xml:space="preserve"> CMD sẽ ở trạng thái tự động </w:t>
+      </w:r>
+      <w:r>
+        <w:rPr>
+          <w:lang w:val="en-US"/>
+        </w:rPr>
+        <w:t>làm tròn 6 chữ số tính từ số đầu tiên bên trái cùng ở phần nguyên</w:t>
+      </w:r>
+      <w:r>
+        <w:rPr>
+          <w:lang w:val="en-US"/>
+        </w:rPr>
+        <w:t>, nếu phần nguyên vượt quá 6 số thì hiện = kí hiệu khoa học</w:t>
+      </w:r>
+      <w:r>
+        <w:rPr>
+          <w:lang w:val="en-US"/>
+        </w:rPr>
+        <w:t xml:space="preserve"> với Mantissa chỉ gồm 6 số</w:t>
+      </w:r>
+    </w:p>
+    <w:p>
+      <w:pPr>
+        <w:pStyle w:val="ListParagraph"/>
+        <w:numPr>
+          <w:ilvl w:val="0"/>
+          <w:numId w:val="4"/>
+        </w:numPr>
+        <w:rPr>
+          <w:lang w:val="en-US"/>
+        </w:rPr>
+      </w:pPr>
+      <w:r>
+        <w:rPr>
+          <w:lang w:val="en-US"/>
+        </w:rPr>
+        <w:t>Để thay vì tính từ số đầu tiên phần nguyên = tính từ số đầu tiên phần thập phân, đồng thời nếu phần thập phân ít số thì bù 0</w:t>
       </w:r>
     </w:p>
     <w:p>
@@ -2580,19 +2574,7 @@
         <w:rPr>
           <w:lang w:val="en-US"/>
         </w:rPr>
-        <w:t>std::cout &lt;&lt; std::</w:t>
-      </w:r>
-      <w:r>
-        <w:rPr>
-          <w:lang w:val="en-US"/>
-        </w:rPr>
-        <w:t>ios_base::fixed</w:t>
-      </w:r>
-      <w:r>
-        <w:rPr>
-          <w:lang w:val="en-US"/>
-        </w:rPr>
-        <w:t>;</w:t>
+        <w:t>std::cout &lt;&lt; std::fixed;</w:t>
       </w:r>
     </w:p>
     <w:p>
@@ -2610,13 +2592,13 @@
         <w:rPr>
           <w:lang w:val="en-US"/>
         </w:rPr>
-        <w:t xml:space="preserve">Để </w:t>
-      </w:r>
-      <w:r>
-        <w:rPr>
-          <w:lang w:val="en-US"/>
-        </w:rPr>
-        <w:t>thay đổi số chữ số được làm tròn từ 6 thành 1 số nào đó</w:t>
+        <w:t>Để</w:t>
+      </w:r>
+      <w:r>
+        <w:rPr>
+          <w:lang w:val="en-US"/>
+        </w:rPr>
+        <w:t xml:space="preserve"> hủy</w:t>
       </w:r>
     </w:p>
     <w:p>
@@ -2637,19 +2619,19 @@
         <w:rPr>
           <w:lang w:val="en-US"/>
         </w:rPr>
-        <w:t>s</w:t>
-      </w:r>
-      <w:r>
-        <w:rPr>
-          <w:lang w:val="en-US"/>
-        </w:rPr>
-        <w:t>td::cout &lt;&lt; std::setpre</w:t>
-      </w:r>
-      <w:r>
-        <w:rPr>
-          <w:lang w:val="en-US"/>
-        </w:rPr>
-        <w:t>cision(&lt;Số Chữ Số&gt;);</w:t>
+        <w:t>std::cout &lt;&lt; std::</w:t>
+      </w:r>
+      <w:r>
+        <w:rPr>
+          <w:lang w:val="en-US"/>
+        </w:rPr>
+        <w:t>ios_base::fixed</w:t>
+      </w:r>
+      <w:r>
+        <w:rPr>
+          <w:lang w:val="en-US"/>
+        </w:rPr>
+        <w:t>;</w:t>
       </w:r>
     </w:p>
     <w:p>
@@ -2667,25 +2649,13 @@
         <w:rPr>
           <w:lang w:val="en-US"/>
         </w:rPr>
-        <w:t>&lt;Số Chữ Số&gt; là số nguyên không âm</w:t>
-      </w:r>
-    </w:p>
-    <w:p>
-      <w:pPr>
-        <w:pStyle w:val="ListParagraph"/>
-        <w:numPr>
-          <w:ilvl w:val="0"/>
-          <w:numId w:val="4"/>
-        </w:numPr>
-        <w:rPr>
-          <w:lang w:val="en-US"/>
-        </w:rPr>
-      </w:pPr>
-      <w:r>
-        <w:rPr>
-          <w:lang w:val="en-US"/>
-        </w:rPr>
-        <w:t>Ví dụ</w:t>
+        <w:t xml:space="preserve">Để </w:t>
+      </w:r>
+      <w:r>
+        <w:rPr>
+          <w:lang w:val="en-US"/>
+        </w:rPr>
+        <w:t>thay đổi số chữ số được làm tròn từ 6 thành 1 số nào đó</w:t>
       </w:r>
     </w:p>
     <w:p>
@@ -2706,7 +2676,55 @@
         <w:rPr>
           <w:lang w:val="en-US"/>
         </w:rPr>
-        <w:t>std::cout &lt;&lt; std::setprecision(4) &lt;&lt; 123.467 &lt;&lt; std::endl;</w:t>
+        <w:t>s</w:t>
+      </w:r>
+      <w:r>
+        <w:rPr>
+          <w:lang w:val="en-US"/>
+        </w:rPr>
+        <w:t>td::cout &lt;&lt; std::setpre</w:t>
+      </w:r>
+      <w:r>
+        <w:rPr>
+          <w:lang w:val="en-US"/>
+        </w:rPr>
+        <w:t>cision(&lt;Số Chữ Số&gt;);</w:t>
+      </w:r>
+    </w:p>
+    <w:p>
+      <w:pPr>
+        <w:pStyle w:val="ListParagraph"/>
+        <w:numPr>
+          <w:ilvl w:val="0"/>
+          <w:numId w:val="4"/>
+        </w:numPr>
+        <w:rPr>
+          <w:lang w:val="en-US"/>
+        </w:rPr>
+      </w:pPr>
+      <w:r>
+        <w:rPr>
+          <w:lang w:val="en-US"/>
+        </w:rPr>
+        <w:t>&lt;Số Chữ Số&gt; là số nguyên không âm</w:t>
+      </w:r>
+    </w:p>
+    <w:p>
+      <w:pPr>
+        <w:pStyle w:val="ListParagraph"/>
+        <w:numPr>
+          <w:ilvl w:val="0"/>
+          <w:numId w:val="4"/>
+        </w:numPr>
+        <w:rPr>
+          <w:lang w:val="en-US"/>
+        </w:rPr>
+      </w:pPr>
+      <w:r>
+        <w:rPr>
+          <w:lang w:val="en-US"/>
+        </w:rPr>
+        <w:t>Ví dụ</w:t>
       </w:r>
     </w:p>
     <w:p>
@@ -2727,43 +2745,7 @@
         <w:rPr>
           <w:lang w:val="en-US"/>
         </w:rPr>
-        <w:t>std::cout &lt;&lt; std::fixed &lt;&lt; std::setprecision(</w:t>
-      </w:r>
-      <w:r>
-        <w:rPr>
-          <w:lang w:val="en-US"/>
-        </w:rPr>
-        <w:t>5</w:t>
-      </w:r>
-      <w:r>
-        <w:rPr>
-          <w:lang w:val="en-US"/>
-        </w:rPr>
-        <w:t xml:space="preserve">) &lt;&lt; </w:t>
-      </w:r>
-      <w:r>
-        <w:rPr>
-          <w:lang w:val="en-US"/>
-        </w:rPr>
-        <w:t>123.467 &lt;&lt; std::endl;</w:t>
-      </w:r>
-    </w:p>
-    <w:p>
-      <w:pPr>
-        <w:pStyle w:val="ListParagraph"/>
-        <w:numPr>
-          <w:ilvl w:val="0"/>
-          <w:numId w:val="4"/>
-        </w:numPr>
-        <w:rPr>
-          <w:lang w:val="en-US"/>
-        </w:rPr>
-      </w:pPr>
-      <w:r>
-        <w:rPr>
-          <w:lang w:val="en-US"/>
-        </w:rPr>
-        <w:t>Màn hình CMD</w:t>
+        <w:t>std::cout &lt;&lt; std::setprecision(4) &lt;&lt; 123.467 &lt;&lt; std::endl;</w:t>
       </w:r>
     </w:p>
     <w:p>
@@ -2784,13 +2766,43 @@
         <w:rPr>
           <w:lang w:val="en-US"/>
         </w:rPr>
-        <w:t>123.</w:t>
+        <w:t>std::cout &lt;&lt; std::fixed &lt;&lt; std::setprecision(</w:t>
       </w:r>
       <w:r>
         <w:rPr>
           <w:lang w:val="en-US"/>
         </w:rPr>
         <w:t>5</w:t>
+      </w:r>
+      <w:r>
+        <w:rPr>
+          <w:lang w:val="en-US"/>
+        </w:rPr>
+        <w:t xml:space="preserve">) &lt;&lt; </w:t>
+      </w:r>
+      <w:r>
+        <w:rPr>
+          <w:lang w:val="en-US"/>
+        </w:rPr>
+        <w:t>123.467 &lt;&lt; std::endl;</w:t>
+      </w:r>
+    </w:p>
+    <w:p>
+      <w:pPr>
+        <w:pStyle w:val="ListParagraph"/>
+        <w:numPr>
+          <w:ilvl w:val="0"/>
+          <w:numId w:val="4"/>
+        </w:numPr>
+        <w:rPr>
+          <w:lang w:val="en-US"/>
+        </w:rPr>
+      </w:pPr>
+      <w:r>
+        <w:rPr>
+          <w:lang w:val="en-US"/>
+        </w:rPr>
+        <w:t>Màn hình CMD</w:t>
       </w:r>
     </w:p>
     <w:p>
@@ -2811,49 +2823,13 @@
         <w:rPr>
           <w:lang w:val="en-US"/>
         </w:rPr>
-        <w:t>123.4670</w:t>
-      </w:r>
-      <w:r>
-        <w:rPr>
-          <w:lang w:val="en-US"/>
-        </w:rPr>
-        <w:t>0</w:t>
-      </w:r>
-    </w:p>
-    <w:p>
-      <w:pPr>
-        <w:pStyle w:val="ListParagraph"/>
-        <w:numPr>
-          <w:ilvl w:val="0"/>
-          <w:numId w:val="3"/>
-        </w:numPr>
-        <w:rPr>
-          <w:lang w:val="en-US"/>
-        </w:rPr>
-      </w:pPr>
-      <w:r>
-        <w:rPr>
-          <w:lang w:val="en-US"/>
-        </w:rPr>
-        <w:t xml:space="preserve">Chuyển </w:t>
-      </w:r>
-      <w:r>
-        <w:rPr>
-          <w:lang w:val="en-US"/>
-        </w:rPr>
-        <w:t xml:space="preserve">Sang Chế Độ In Ra </w:t>
-      </w:r>
-      <w:r>
-        <w:rPr>
-          <w:lang w:val="en-US"/>
-        </w:rPr>
-        <w:t>Kí Hiệu Khoa Học</w:t>
-      </w:r>
-      <w:r>
-        <w:rPr>
-          <w:lang w:val="en-US"/>
-        </w:rPr>
-        <w:t>?</w:t>
+        <w:t>123.</w:t>
+      </w:r>
+      <w:r>
+        <w:rPr>
+          <w:lang w:val="en-US"/>
+        </w:rPr>
+        <w:t>5</w:t>
       </w:r>
     </w:p>
     <w:p>
@@ -2874,7 +2850,13 @@
         <w:rPr>
           <w:lang w:val="en-US"/>
         </w:rPr>
-        <w:t>std::cout &lt;&lt; std::scientific;</w:t>
+        <w:t>123.4670</w:t>
+      </w:r>
+      <w:r>
+        <w:rPr>
+          <w:lang w:val="en-US"/>
+        </w:rPr>
+        <w:t>0</w:t>
       </w:r>
     </w:p>
     <w:p>
@@ -2892,37 +2874,25 @@
         <w:rPr>
           <w:lang w:val="en-US"/>
         </w:rPr>
-        <w:t>Ch</w:t>
-      </w:r>
-      <w:r>
-        <w:rPr>
-          <w:lang w:val="en-US"/>
-        </w:rPr>
-        <w:t xml:space="preserve">uyển Sang Chế Độ </w:t>
-      </w:r>
-      <w:r>
-        <w:rPr>
-          <w:lang w:val="en-US"/>
-        </w:rPr>
-        <w:t>In Ra Dưới Dạng Bát Phân, Thập Lục Phân?</w:t>
-      </w:r>
-    </w:p>
-    <w:p>
-      <w:pPr>
-        <w:pStyle w:val="ListParagraph"/>
-        <w:numPr>
-          <w:ilvl w:val="0"/>
-          <w:numId w:val="4"/>
-        </w:numPr>
-        <w:rPr>
-          <w:lang w:val="en-US"/>
-        </w:rPr>
-      </w:pPr>
-      <w:r>
-        <w:rPr>
-          <w:lang w:val="en-US"/>
-        </w:rPr>
-        <w:t>Bát phân</w:t>
+        <w:t xml:space="preserve">Chuyển </w:t>
+      </w:r>
+      <w:r>
+        <w:rPr>
+          <w:lang w:val="en-US"/>
+        </w:rPr>
+        <w:t xml:space="preserve">Sang Chế Độ In Ra </w:t>
+      </w:r>
+      <w:r>
+        <w:rPr>
+          <w:lang w:val="en-US"/>
+        </w:rPr>
+        <w:t>Kí Hiệu Khoa Học</w:t>
+      </w:r>
+      <w:r>
+        <w:rPr>
+          <w:lang w:val="en-US"/>
+        </w:rPr>
+        <w:t>?</w:t>
       </w:r>
     </w:p>
     <w:p>
@@ -2943,7 +2913,37 @@
         <w:rPr>
           <w:lang w:val="en-US"/>
         </w:rPr>
-        <w:t>std::cout &lt;&lt; std::oct;</w:t>
+        <w:t>std::cout &lt;&lt; std::scientific;</w:t>
+      </w:r>
+    </w:p>
+    <w:p>
+      <w:pPr>
+        <w:pStyle w:val="ListParagraph"/>
+        <w:numPr>
+          <w:ilvl w:val="0"/>
+          <w:numId w:val="3"/>
+        </w:numPr>
+        <w:rPr>
+          <w:lang w:val="en-US"/>
+        </w:rPr>
+      </w:pPr>
+      <w:r>
+        <w:rPr>
+          <w:lang w:val="en-US"/>
+        </w:rPr>
+        <w:t>Ch</w:t>
+      </w:r>
+      <w:r>
+        <w:rPr>
+          <w:lang w:val="en-US"/>
+        </w:rPr>
+        <w:t xml:space="preserve">uyển Sang Chế Độ </w:t>
+      </w:r>
+      <w:r>
+        <w:rPr>
+          <w:lang w:val="en-US"/>
+        </w:rPr>
+        <w:t>In Ra Dưới Dạng Bát Phân, Thập Lục Phân?</w:t>
       </w:r>
     </w:p>
     <w:p>
@@ -2961,7 +2961,7 @@
         <w:rPr>
           <w:lang w:val="en-US"/>
         </w:rPr>
-        <w:t>Thập lục phân</w:t>
+        <w:t>Bát phân</w:t>
       </w:r>
     </w:p>
     <w:p>
@@ -2982,6 +2982,46 @@
         <w:rPr>
           <w:lang w:val="en-US"/>
         </w:rPr>
+        <w:t>std::cout &lt;&lt; std::oct;</w:t>
+      </w:r>
+    </w:p>
+    <w:p>
+      <w:pPr>
+        <w:pStyle w:val="ListParagraph"/>
+        <w:numPr>
+          <w:ilvl w:val="0"/>
+          <w:numId w:val="4"/>
+        </w:numPr>
+        <w:rPr>
+          <w:lang w:val="en-US"/>
+        </w:rPr>
+      </w:pPr>
+      <w:r>
+        <w:rPr>
+          <w:lang w:val="en-US"/>
+        </w:rPr>
+        <w:lastRenderedPageBreak/>
+        <w:t>Thập lục phân</w:t>
+      </w:r>
+    </w:p>
+    <w:p>
+      <w:pPr>
+        <w:pStyle w:val="ListParagraph"/>
+        <w:pBdr>
+          <w:top w:val="single" w:sz="4" w:space="1" w:color="auto"/>
+          <w:left w:val="single" w:sz="4" w:space="4" w:color="auto"/>
+          <w:bottom w:val="single" w:sz="4" w:space="1" w:color="auto"/>
+          <w:right w:val="single" w:sz="4" w:space="4" w:color="auto"/>
+        </w:pBdr>
+        <w:ind w:left="1080"/>
+        <w:rPr>
+          <w:lang w:val="en-US"/>
+        </w:rPr>
+      </w:pPr>
+      <w:r>
+        <w:rPr>
+          <w:lang w:val="en-US"/>
+        </w:rPr>
         <w:t>std::cout &lt;&lt; std::hex;</w:t>
       </w:r>
     </w:p>
@@ -3000,7 +3040,6 @@
         <w:rPr>
           <w:lang w:val="en-US"/>
         </w:rPr>
-        <w:lastRenderedPageBreak/>
         <w:t>Trở về thập phân</w:t>
       </w:r>
     </w:p>
@@ -3929,6 +3968,7 @@
         <w:rPr>
           <w:lang w:val="en-US"/>
         </w:rPr>
+        <w:lastRenderedPageBreak/>
         <w:t>Type Information – Thông Tin Kiểu:</w:t>
       </w:r>
     </w:p>
@@ -3974,7 +4014,6 @@
         <w:rPr>
           <w:lang w:val="en-US"/>
         </w:rPr>
-        <w:lastRenderedPageBreak/>
         <w:t>#include &lt;typeinfo&gt;</w:t>
       </w:r>
     </w:p>
@@ -5457,6 +5496,440 @@
         <w:t>#include &lt;cstdlib&gt;</w:t>
       </w:r>
     </w:p>
+    <w:p>
+      <w:pPr>
+        <w:rPr>
+          <w:lang w:val="en-US"/>
+        </w:rPr>
+      </w:pPr>
+    </w:p>
+    <w:p>
+      <w:pPr>
+        <w:rPr>
+          <w:lang w:val="en-US"/>
+        </w:rPr>
+      </w:pPr>
+      <w:r>
+        <w:rPr>
+          <w:lang w:val="en-US"/>
+        </w:rPr>
+        <w:t>Windows:</w:t>
+      </w:r>
+    </w:p>
+    <w:p>
+      <w:pPr>
+        <w:pStyle w:val="ListParagraph"/>
+        <w:numPr>
+          <w:ilvl w:val="0"/>
+          <w:numId w:val="14"/>
+        </w:numPr>
+        <w:rPr>
+          <w:lang w:val="en-US"/>
+        </w:rPr>
+      </w:pPr>
+      <w:r>
+        <w:rPr>
+          <w:lang w:val="en-US"/>
+        </w:rPr>
+        <w:lastRenderedPageBreak/>
+        <w:t>Cách Import?</w:t>
+      </w:r>
+    </w:p>
+    <w:p>
+      <w:pPr>
+        <w:pStyle w:val="ListParagraph"/>
+        <w:pBdr>
+          <w:top w:val="single" w:sz="4" w:space="1" w:color="auto"/>
+          <w:left w:val="single" w:sz="4" w:space="4" w:color="auto"/>
+          <w:bottom w:val="single" w:sz="4" w:space="1" w:color="auto"/>
+          <w:right w:val="single" w:sz="4" w:space="4" w:color="auto"/>
+        </w:pBdr>
+        <w:ind w:left="1080"/>
+        <w:rPr>
+          <w:lang w:val="en-US"/>
+        </w:rPr>
+      </w:pPr>
+      <w:r>
+        <w:rPr>
+          <w:lang w:val="en-US"/>
+        </w:rPr>
+        <w:t>#include &lt;windows.h&gt;</w:t>
+      </w:r>
+    </w:p>
+    <w:p>
+      <w:pPr>
+        <w:pStyle w:val="ListParagraph"/>
+        <w:numPr>
+          <w:ilvl w:val="0"/>
+          <w:numId w:val="14"/>
+        </w:numPr>
+        <w:rPr>
+          <w:lang w:val="en-US"/>
+        </w:rPr>
+      </w:pPr>
+      <w:r>
+        <w:rPr>
+          <w:lang w:val="en-US"/>
+        </w:rPr>
+        <w:t xml:space="preserve">Tạm </w:t>
+      </w:r>
+      <w:r>
+        <w:rPr>
+          <w:lang w:val="en-US"/>
+        </w:rPr>
+        <w:t>Dừng Chương Trình Trong Vài Giây?</w:t>
+      </w:r>
+    </w:p>
+    <w:p>
+      <w:pPr>
+        <w:pStyle w:val="ListParagraph"/>
+        <w:pBdr>
+          <w:top w:val="single" w:sz="4" w:space="1" w:color="auto"/>
+          <w:left w:val="single" w:sz="4" w:space="4" w:color="auto"/>
+          <w:bottom w:val="single" w:sz="4" w:space="1" w:color="auto"/>
+          <w:right w:val="single" w:sz="4" w:space="4" w:color="auto"/>
+        </w:pBdr>
+        <w:ind w:left="1080"/>
+        <w:rPr>
+          <w:lang w:val="en-US"/>
+        </w:rPr>
+      </w:pPr>
+      <w:r>
+        <w:rPr>
+          <w:lang w:val="en-US"/>
+        </w:rPr>
+        <w:t>Sleep(&lt;Số Mili Giây&gt;)</w:t>
+      </w:r>
+    </w:p>
+    <w:p>
+      <w:pPr>
+        <w:pStyle w:val="ListParagraph"/>
+        <w:numPr>
+          <w:ilvl w:val="0"/>
+          <w:numId w:val="4"/>
+        </w:numPr>
+        <w:rPr>
+          <w:lang w:val="en-US"/>
+        </w:rPr>
+      </w:pPr>
+      <w:r>
+        <w:rPr>
+          <w:lang w:val="en-US"/>
+        </w:rPr>
+        <w:t>&lt;Số Mili Giây&gt; phải là số nguyên dương</w:t>
+      </w:r>
+    </w:p>
+    <w:p>
+      <w:pPr>
+        <w:pStyle w:val="ListParagraph"/>
+        <w:numPr>
+          <w:ilvl w:val="0"/>
+          <w:numId w:val="4"/>
+        </w:numPr>
+        <w:rPr>
+          <w:lang w:val="en-US"/>
+        </w:rPr>
+      </w:pPr>
+      <w:r>
+        <w:rPr>
+          <w:lang w:val="en-US"/>
+        </w:rPr>
+        <w:t>CPU lúc này có thể chuyển sang làm việc khác, hoặc chạy các luồng của chương trình</w:t>
+      </w:r>
+    </w:p>
+    <w:p>
+      <w:pPr>
+        <w:rPr>
+          <w:lang w:val="en-US"/>
+        </w:rPr>
+      </w:pPr>
+    </w:p>
+    <w:p>
+      <w:pPr>
+        <w:rPr>
+          <w:lang w:val="en-US"/>
+        </w:rPr>
+      </w:pPr>
+      <w:r>
+        <w:rPr>
+          <w:lang w:val="en-US"/>
+        </w:rPr>
+        <w:t>Thread – Luồng:</w:t>
+      </w:r>
+    </w:p>
+    <w:p>
+      <w:pPr>
+        <w:pStyle w:val="ListParagraph"/>
+        <w:numPr>
+          <w:ilvl w:val="0"/>
+          <w:numId w:val="13"/>
+        </w:numPr>
+        <w:rPr>
+          <w:lang w:val="en-US"/>
+        </w:rPr>
+      </w:pPr>
+      <w:r>
+        <w:rPr>
+          <w:lang w:val="en-US"/>
+        </w:rPr>
+        <w:t>Cách Import?</w:t>
+      </w:r>
+    </w:p>
+    <w:p>
+      <w:pPr>
+        <w:pStyle w:val="ListParagraph"/>
+        <w:pBdr>
+          <w:top w:val="single" w:sz="4" w:space="1" w:color="auto"/>
+          <w:left w:val="single" w:sz="4" w:space="4" w:color="auto"/>
+          <w:bottom w:val="single" w:sz="4" w:space="1" w:color="auto"/>
+          <w:right w:val="single" w:sz="4" w:space="4" w:color="auto"/>
+        </w:pBdr>
+        <w:ind w:left="1080"/>
+        <w:rPr>
+          <w:lang w:val="en-US"/>
+        </w:rPr>
+      </w:pPr>
+      <w:r>
+        <w:rPr>
+          <w:lang w:val="en-US"/>
+        </w:rPr>
+        <w:t>#include &lt;thread&gt;</w:t>
+      </w:r>
+    </w:p>
+    <w:p>
+      <w:pPr>
+        <w:pStyle w:val="ListParagraph"/>
+        <w:numPr>
+          <w:ilvl w:val="0"/>
+          <w:numId w:val="13"/>
+        </w:numPr>
+        <w:rPr>
+          <w:lang w:val="en-US"/>
+        </w:rPr>
+      </w:pPr>
+      <w:r>
+        <w:rPr>
+          <w:lang w:val="en-US"/>
+        </w:rPr>
+        <w:t>Cách Hoạt Động?</w:t>
+      </w:r>
+    </w:p>
+    <w:p>
+      <w:pPr>
+        <w:pStyle w:val="ListParagraph"/>
+        <w:numPr>
+          <w:ilvl w:val="0"/>
+          <w:numId w:val="4"/>
+        </w:numPr>
+        <w:rPr>
+          <w:lang w:val="en-US"/>
+        </w:rPr>
+      </w:pPr>
+      <w:r>
+        <w:rPr>
+          <w:lang w:val="en-US"/>
+        </w:rPr>
+        <w:t>Khi chương trình bắt đầu chạy, thì 1 Thread ban đầu được sinh ra, Thread này chính là hàm main</w:t>
+      </w:r>
+    </w:p>
+    <w:p>
+      <w:pPr>
+        <w:pStyle w:val="ListParagraph"/>
+        <w:numPr>
+          <w:ilvl w:val="0"/>
+          <w:numId w:val="4"/>
+        </w:numPr>
+        <w:rPr>
+          <w:lang w:val="en-US"/>
+        </w:rPr>
+      </w:pPr>
+      <w:r>
+        <w:rPr>
+          <w:lang w:val="en-US"/>
+        </w:rPr>
+        <w:t>1 Thread bản chất là 1 hàm đang chạy</w:t>
+      </w:r>
+    </w:p>
+    <w:p>
+      <w:pPr>
+        <w:pStyle w:val="ListParagraph"/>
+        <w:numPr>
+          <w:ilvl w:val="0"/>
+          <w:numId w:val="4"/>
+        </w:numPr>
+        <w:rPr>
+          <w:lang w:val="en-US"/>
+        </w:rPr>
+      </w:pPr>
+      <w:r>
+        <w:rPr>
+          <w:lang w:val="en-US"/>
+        </w:rPr>
+        <w:t>Mỗi Thread khi được tạo ra sẽ được cấp phát 1 Stack riêng,</w:t>
+      </w:r>
+      <w:r>
+        <w:rPr>
+          <w:lang w:val="en-US"/>
+        </w:rPr>
+        <w:t xml:space="preserve"> các hàm mà Thread đang dùng tới sẽ đặt trong Stack,</w:t>
+      </w:r>
+      <w:r>
+        <w:rPr>
+          <w:lang w:val="en-US"/>
+        </w:rPr>
+        <w:t xml:space="preserve"> CPU sẽ tự động chuyển đổi qua lại giữa các Stack, tạo cảm giác chạy song song</w:t>
+      </w:r>
+    </w:p>
+    <w:p>
+      <w:pPr>
+        <w:pStyle w:val="ListParagraph"/>
+        <w:numPr>
+          <w:ilvl w:val="0"/>
+          <w:numId w:val="4"/>
+        </w:numPr>
+        <w:rPr>
+          <w:lang w:val="en-US"/>
+        </w:rPr>
+      </w:pPr>
+      <w:r>
+        <w:rPr>
+          <w:lang w:val="en-US"/>
+        </w:rPr>
+        <w:t>Các Thread hoàn toàn độc lập, tức là</w:t>
+      </w:r>
+      <w:r>
+        <w:rPr>
+          <w:lang w:val="en-US"/>
+        </w:rPr>
+        <w:t xml:space="preserve"> thằng kia tạm dừng thì thằng này vẫn chạy, ví dụ trong hàm main ta tạo 1 Thread mới và tạm dừng main trong vài giây thì Thread mới vẫn chạy và xuất ra CMD</w:t>
+      </w:r>
+    </w:p>
+    <w:p>
+      <w:pPr>
+        <w:pStyle w:val="ListParagraph"/>
+        <w:numPr>
+          <w:ilvl w:val="0"/>
+          <w:numId w:val="13"/>
+        </w:numPr>
+        <w:rPr>
+          <w:lang w:val="en-US"/>
+        </w:rPr>
+      </w:pPr>
+      <w:r>
+        <w:rPr>
+          <w:lang w:val="en-US"/>
+        </w:rPr>
+        <w:t>Tạo 1 Thread?</w:t>
+      </w:r>
+    </w:p>
+    <w:p>
+      <w:pPr>
+        <w:pStyle w:val="ListParagraph"/>
+        <w:pBdr>
+          <w:top w:val="single" w:sz="4" w:space="1" w:color="auto"/>
+          <w:left w:val="single" w:sz="4" w:space="4" w:color="auto"/>
+          <w:bottom w:val="single" w:sz="4" w:space="1" w:color="auto"/>
+          <w:right w:val="single" w:sz="4" w:space="4" w:color="auto"/>
+        </w:pBdr>
+        <w:ind w:left="1080"/>
+        <w:rPr>
+          <w:lang w:val="en-US"/>
+        </w:rPr>
+      </w:pPr>
+      <w:r>
+        <w:rPr>
+          <w:lang w:val="en-US"/>
+        </w:rPr>
+        <w:t>s</w:t>
+      </w:r>
+      <w:r>
+        <w:rPr>
+          <w:lang w:val="en-US"/>
+        </w:rPr>
+        <w:t>td::thread &lt;Tên Thread&gt;(&lt;Function Pointer&gt;, &lt;Các Tham Số Cho Hàm&gt;);</w:t>
+      </w:r>
+    </w:p>
+    <w:p>
+      <w:pPr>
+        <w:pStyle w:val="ListParagraph"/>
+        <w:numPr>
+          <w:ilvl w:val="0"/>
+          <w:numId w:val="4"/>
+        </w:numPr>
+        <w:rPr>
+          <w:lang w:val="en-US"/>
+        </w:rPr>
+      </w:pPr>
+      <w:r>
+        <w:rPr>
+          <w:lang w:val="en-US"/>
+        </w:rPr>
+        <w:t>Ví dụ ta muốn chạy hàm foo với 2 đối số int = 4 và 5 song song với hàm main, thì trong hàm main viết</w:t>
+      </w:r>
+    </w:p>
+    <w:p>
+      <w:pPr>
+        <w:pStyle w:val="ListParagraph"/>
+        <w:pBdr>
+          <w:top w:val="single" w:sz="4" w:space="1" w:color="auto"/>
+          <w:left w:val="single" w:sz="4" w:space="4" w:color="auto"/>
+          <w:bottom w:val="single" w:sz="4" w:space="1" w:color="auto"/>
+          <w:right w:val="single" w:sz="4" w:space="4" w:color="auto"/>
+        </w:pBdr>
+        <w:ind w:left="1080"/>
+        <w:rPr>
+          <w:lang w:val="en-US"/>
+        </w:rPr>
+      </w:pPr>
+      <w:r>
+        <w:rPr>
+          <w:lang w:val="en-US"/>
+        </w:rPr>
+        <w:t>s</w:t>
+      </w:r>
+      <w:r>
+        <w:rPr>
+          <w:lang w:val="en-US"/>
+        </w:rPr>
+        <w:t>td::thread bar(</w:t>
+      </w:r>
+      <w:r>
+        <w:rPr>
+          <w:lang w:val="en-US"/>
+        </w:rPr>
+        <w:t>foo, 4, 5</w:t>
+      </w:r>
+      <w:r>
+        <w:rPr>
+          <w:lang w:val="en-US"/>
+        </w:rPr>
+        <w:t>)</w:t>
+      </w:r>
+      <w:r>
+        <w:rPr>
+          <w:lang w:val="en-US"/>
+        </w:rPr>
+        <w:t>;</w:t>
+      </w:r>
+    </w:p>
+    <w:p>
+      <w:pPr>
+        <w:pStyle w:val="ListParagraph"/>
+        <w:numPr>
+          <w:ilvl w:val="0"/>
+          <w:numId w:val="4"/>
+        </w:numPr>
+        <w:rPr>
+          <w:lang w:val="en-US"/>
+        </w:rPr>
+      </w:pPr>
+      <w:r>
+        <w:rPr>
+          <w:lang w:val="en-US"/>
+        </w:rPr>
+        <w:t>Khi này 1 Stack mới được tạo ra và khung hàm cho hàm foo được đặt vào Stack này, Stack này chạy song song với Stack chứa hàm main</w:t>
+      </w:r>
+    </w:p>
     <w:sectPr>
       <w:pgSz w:w="11906" w:h="16838"/>
       <w:pgMar w:top="1440" w:right="1440" w:bottom="1440" w:left="1440" w:header="708" w:footer="708" w:gutter="0"/>
@@ -6165,6 +6638,95 @@
     </w:lvl>
   </w:abstractNum>
   <w:abstractNum w:abstractNumId="7" w15:restartNumberingAfterBreak="0">
+    <w:nsid w:val="3CDF7F9F"/>
+    <w:multiLevelType w:val="hybridMultilevel"/>
+    <w:tmpl w:val="05526CEC"/>
+    <w:lvl w:ilvl="0" w:tplc="3EEE9F62">
+      <w:start w:val="1"/>
+      <w:numFmt w:val="decimal"/>
+      <w:lvlText w:val="%1."/>
+      <w:lvlJc w:val="left"/>
+      <w:pPr>
+        <w:ind w:left="1080" w:hanging="360"/>
+      </w:pPr>
+      <w:rPr>
+        <w:rFonts w:hint="default"/>
+      </w:rPr>
+    </w:lvl>
+    <w:lvl w:ilvl="1" w:tplc="04090019" w:tentative="1">
+      <w:start w:val="1"/>
+      <w:numFmt w:val="lowerLetter"/>
+      <w:lvlText w:val="%2."/>
+      <w:lvlJc w:val="left"/>
+      <w:pPr>
+        <w:ind w:left="1800" w:hanging="360"/>
+      </w:pPr>
+    </w:lvl>
+    <w:lvl w:ilvl="2" w:tplc="0409001B" w:tentative="1">
+      <w:start w:val="1"/>
+      <w:numFmt w:val="lowerRoman"/>
+      <w:lvlText w:val="%3."/>
+      <w:lvlJc w:val="right"/>
+      <w:pPr>
+        <w:ind w:left="2520" w:hanging="180"/>
+      </w:pPr>
+    </w:lvl>
+    <w:lvl w:ilvl="3" w:tplc="0409000F" w:tentative="1">
+      <w:start w:val="1"/>
+      <w:numFmt w:val="decimal"/>
+      <w:lvlText w:val="%4."/>
+      <w:lvlJc w:val="left"/>
+      <w:pPr>
+        <w:ind w:left="3240" w:hanging="360"/>
+      </w:pPr>
+    </w:lvl>
+    <w:lvl w:ilvl="4" w:tplc="04090019" w:tentative="1">
+      <w:start w:val="1"/>
+      <w:numFmt w:val="lowerLetter"/>
+      <w:lvlText w:val="%5."/>
+      <w:lvlJc w:val="left"/>
+      <w:pPr>
+        <w:ind w:left="3960" w:hanging="360"/>
+      </w:pPr>
+    </w:lvl>
+    <w:lvl w:ilvl="5" w:tplc="0409001B" w:tentative="1">
+      <w:start w:val="1"/>
+      <w:numFmt w:val="lowerRoman"/>
+      <w:lvlText w:val="%6."/>
+      <w:lvlJc w:val="right"/>
+      <w:pPr>
+        <w:ind w:left="4680" w:hanging="180"/>
+      </w:pPr>
+    </w:lvl>
+    <w:lvl w:ilvl="6" w:tplc="0409000F" w:tentative="1">
+      <w:start w:val="1"/>
+      <w:numFmt w:val="decimal"/>
+      <w:lvlText w:val="%7."/>
+      <w:lvlJc w:val="left"/>
+      <w:pPr>
+        <w:ind w:left="5400" w:hanging="360"/>
+      </w:pPr>
+    </w:lvl>
+    <w:lvl w:ilvl="7" w:tplc="04090019" w:tentative="1">
+      <w:start w:val="1"/>
+      <w:numFmt w:val="lowerLetter"/>
+      <w:lvlText w:val="%8."/>
+      <w:lvlJc w:val="left"/>
+      <w:pPr>
+        <w:ind w:left="6120" w:hanging="360"/>
+      </w:pPr>
+    </w:lvl>
+    <w:lvl w:ilvl="8" w:tplc="0409001B" w:tentative="1">
+      <w:start w:val="1"/>
+      <w:numFmt w:val="lowerRoman"/>
+      <w:lvlText w:val="%9."/>
+      <w:lvlJc w:val="right"/>
+      <w:pPr>
+        <w:ind w:left="6840" w:hanging="180"/>
+      </w:pPr>
+    </w:lvl>
+  </w:abstractNum>
+  <w:abstractNum w:abstractNumId="8" w15:restartNumberingAfterBreak="0">
     <w:nsid w:val="5C027852"/>
     <w:multiLevelType w:val="hybridMultilevel"/>
     <w:tmpl w:val="6F86C1A8"/>
@@ -6253,7 +6815,7 @@
       </w:pPr>
     </w:lvl>
   </w:abstractNum>
-  <w:abstractNum w:abstractNumId="8" w15:restartNumberingAfterBreak="0">
+  <w:abstractNum w:abstractNumId="9" w15:restartNumberingAfterBreak="0">
     <w:nsid w:val="5EA818A3"/>
     <w:multiLevelType w:val="hybridMultilevel"/>
     <w:tmpl w:val="3E9671B8"/>
@@ -6342,7 +6904,7 @@
       </w:pPr>
     </w:lvl>
   </w:abstractNum>
-  <w:abstractNum w:abstractNumId="9" w15:restartNumberingAfterBreak="0">
+  <w:abstractNum w:abstractNumId="10" w15:restartNumberingAfterBreak="0">
     <w:nsid w:val="62F636E2"/>
     <w:multiLevelType w:val="hybridMultilevel"/>
     <w:tmpl w:val="2F92516E"/>
@@ -6431,7 +6993,7 @@
       </w:pPr>
     </w:lvl>
   </w:abstractNum>
-  <w:abstractNum w:abstractNumId="10" w15:restartNumberingAfterBreak="0">
+  <w:abstractNum w:abstractNumId="11" w15:restartNumberingAfterBreak="0">
     <w:nsid w:val="7A8045EA"/>
     <w:multiLevelType w:val="hybridMultilevel"/>
     <w:tmpl w:val="5E428394"/>
@@ -6544,7 +7106,7 @@
       </w:rPr>
     </w:lvl>
   </w:abstractNum>
-  <w:abstractNum w:abstractNumId="11" w15:restartNumberingAfterBreak="0">
+  <w:abstractNum w:abstractNumId="12" w15:restartNumberingAfterBreak="0">
     <w:nsid w:val="7F0A7CB8"/>
     <w:multiLevelType w:val="hybridMultilevel"/>
     <w:tmpl w:val="89BA0D6E"/>
@@ -6657,11 +7219,100 @@
       </w:rPr>
     </w:lvl>
   </w:abstractNum>
+  <w:abstractNum w:abstractNumId="13" w15:restartNumberingAfterBreak="0">
+    <w:nsid w:val="7F6D46C1"/>
+    <w:multiLevelType w:val="hybridMultilevel"/>
+    <w:tmpl w:val="58C039B0"/>
+    <w:lvl w:ilvl="0" w:tplc="6DBEB0AC">
+      <w:start w:val="1"/>
+      <w:numFmt w:val="decimal"/>
+      <w:lvlText w:val="%1."/>
+      <w:lvlJc w:val="left"/>
+      <w:pPr>
+        <w:ind w:left="1080" w:hanging="360"/>
+      </w:pPr>
+      <w:rPr>
+        <w:rFonts w:hint="default"/>
+      </w:rPr>
+    </w:lvl>
+    <w:lvl w:ilvl="1" w:tplc="04090019" w:tentative="1">
+      <w:start w:val="1"/>
+      <w:numFmt w:val="lowerLetter"/>
+      <w:lvlText w:val="%2."/>
+      <w:lvlJc w:val="left"/>
+      <w:pPr>
+        <w:ind w:left="1800" w:hanging="360"/>
+      </w:pPr>
+    </w:lvl>
+    <w:lvl w:ilvl="2" w:tplc="0409001B" w:tentative="1">
+      <w:start w:val="1"/>
+      <w:numFmt w:val="lowerRoman"/>
+      <w:lvlText w:val="%3."/>
+      <w:lvlJc w:val="right"/>
+      <w:pPr>
+        <w:ind w:left="2520" w:hanging="180"/>
+      </w:pPr>
+    </w:lvl>
+    <w:lvl w:ilvl="3" w:tplc="0409000F" w:tentative="1">
+      <w:start w:val="1"/>
+      <w:numFmt w:val="decimal"/>
+      <w:lvlText w:val="%4."/>
+      <w:lvlJc w:val="left"/>
+      <w:pPr>
+        <w:ind w:left="3240" w:hanging="360"/>
+      </w:pPr>
+    </w:lvl>
+    <w:lvl w:ilvl="4" w:tplc="04090019" w:tentative="1">
+      <w:start w:val="1"/>
+      <w:numFmt w:val="lowerLetter"/>
+      <w:lvlText w:val="%5."/>
+      <w:lvlJc w:val="left"/>
+      <w:pPr>
+        <w:ind w:left="3960" w:hanging="360"/>
+      </w:pPr>
+    </w:lvl>
+    <w:lvl w:ilvl="5" w:tplc="0409001B" w:tentative="1">
+      <w:start w:val="1"/>
+      <w:numFmt w:val="lowerRoman"/>
+      <w:lvlText w:val="%6."/>
+      <w:lvlJc w:val="right"/>
+      <w:pPr>
+        <w:ind w:left="4680" w:hanging="180"/>
+      </w:pPr>
+    </w:lvl>
+    <w:lvl w:ilvl="6" w:tplc="0409000F" w:tentative="1">
+      <w:start w:val="1"/>
+      <w:numFmt w:val="decimal"/>
+      <w:lvlText w:val="%7."/>
+      <w:lvlJc w:val="left"/>
+      <w:pPr>
+        <w:ind w:left="5400" w:hanging="360"/>
+      </w:pPr>
+    </w:lvl>
+    <w:lvl w:ilvl="7" w:tplc="04090019" w:tentative="1">
+      <w:start w:val="1"/>
+      <w:numFmt w:val="lowerLetter"/>
+      <w:lvlText w:val="%8."/>
+      <w:lvlJc w:val="left"/>
+      <w:pPr>
+        <w:ind w:left="6120" w:hanging="360"/>
+      </w:pPr>
+    </w:lvl>
+    <w:lvl w:ilvl="8" w:tplc="0409001B" w:tentative="1">
+      <w:start w:val="1"/>
+      <w:numFmt w:val="lowerRoman"/>
+      <w:lvlText w:val="%9."/>
+      <w:lvlJc w:val="right"/>
+      <w:pPr>
+        <w:ind w:left="6840" w:hanging="180"/>
+      </w:pPr>
+    </w:lvl>
+  </w:abstractNum>
   <w:num w:numId="1" w16cid:durableId="627467736">
-    <w:abstractNumId w:val="8"/>
+    <w:abstractNumId w:val="9"/>
   </w:num>
   <w:num w:numId="2" w16cid:durableId="73481840">
-    <w:abstractNumId w:val="10"/>
+    <w:abstractNumId w:val="11"/>
   </w:num>
   <w:num w:numId="3" w16cid:durableId="645353059">
     <w:abstractNumId w:val="6"/>
@@ -6670,16 +7321,16 @@
     <w:abstractNumId w:val="4"/>
   </w:num>
   <w:num w:numId="5" w16cid:durableId="1021660885">
-    <w:abstractNumId w:val="7"/>
+    <w:abstractNumId w:val="8"/>
   </w:num>
   <w:num w:numId="6" w16cid:durableId="361513436">
     <w:abstractNumId w:val="0"/>
   </w:num>
   <w:num w:numId="7" w16cid:durableId="524288934">
-    <w:abstractNumId w:val="11"/>
+    <w:abstractNumId w:val="12"/>
   </w:num>
   <w:num w:numId="8" w16cid:durableId="1393502788">
-    <w:abstractNumId w:val="9"/>
+    <w:abstractNumId w:val="10"/>
   </w:num>
   <w:num w:numId="9" w16cid:durableId="54277698">
     <w:abstractNumId w:val="1"/>
@@ -6692,6 +7343,12 @@
   </w:num>
   <w:num w:numId="12" w16cid:durableId="542670572">
     <w:abstractNumId w:val="5"/>
+  </w:num>
+  <w:num w:numId="13" w16cid:durableId="1372222459">
+    <w:abstractNumId w:val="13"/>
+  </w:num>
+  <w:num w:numId="14" w16cid:durableId="1099332396">
+    <w:abstractNumId w:val="7"/>
   </w:num>
 </w:numbering>
 </file>

--- a/c++ library.docx
+++ b/c++ library.docx
@@ -5930,6 +5930,423 @@
         <w:t>Khi này 1 Stack mới được tạo ra và khung hàm cho hàm foo được đặt vào Stack này, Stack này chạy song song với Stack chứa hàm main</w:t>
       </w:r>
     </w:p>
+    <w:p>
+      <w:pPr>
+        <w:rPr>
+          <w:lang w:val="en-US"/>
+        </w:rPr>
+      </w:pPr>
+    </w:p>
+    <w:p>
+      <w:pPr>
+        <w:rPr>
+          <w:lang w:val="en-US"/>
+        </w:rPr>
+      </w:pPr>
+      <w:r>
+        <w:rPr>
+          <w:lang w:val="en-US"/>
+        </w:rPr>
+        <w:t>Vector:</w:t>
+      </w:r>
+    </w:p>
+    <w:p>
+      <w:pPr>
+        <w:pStyle w:val="ListParagraph"/>
+        <w:numPr>
+          <w:ilvl w:val="0"/>
+          <w:numId w:val="15"/>
+        </w:numPr>
+        <w:rPr>
+          <w:lang w:val="en-US"/>
+        </w:rPr>
+      </w:pPr>
+      <w:r>
+        <w:rPr>
+          <w:lang w:val="en-US"/>
+        </w:rPr>
+        <w:t xml:space="preserve">Cách </w:t>
+      </w:r>
+      <w:r>
+        <w:rPr>
+          <w:lang w:val="en-US"/>
+        </w:rPr>
+        <w:t>Import?</w:t>
+      </w:r>
+    </w:p>
+    <w:p>
+      <w:pPr>
+        <w:pStyle w:val="ListParagraph"/>
+        <w:pBdr>
+          <w:top w:val="single" w:sz="4" w:space="1" w:color="auto"/>
+          <w:left w:val="single" w:sz="4" w:space="4" w:color="auto"/>
+          <w:bottom w:val="single" w:sz="4" w:space="1" w:color="auto"/>
+          <w:right w:val="single" w:sz="4" w:space="4" w:color="auto"/>
+        </w:pBdr>
+        <w:ind w:left="1080"/>
+        <w:rPr>
+          <w:lang w:val="en-US"/>
+        </w:rPr>
+      </w:pPr>
+      <w:r>
+        <w:rPr>
+          <w:lang w:val="en-US"/>
+        </w:rPr>
+        <w:t>#include &lt;vector&gt;</w:t>
+      </w:r>
+    </w:p>
+    <w:p>
+      <w:pPr>
+        <w:pStyle w:val="ListParagraph"/>
+        <w:numPr>
+          <w:ilvl w:val="0"/>
+          <w:numId w:val="15"/>
+        </w:numPr>
+        <w:rPr>
+          <w:lang w:val="en-US"/>
+        </w:rPr>
+      </w:pPr>
+      <w:r>
+        <w:rPr>
+          <w:lang w:val="en-US"/>
+        </w:rPr>
+        <w:t>Bản chất?</w:t>
+      </w:r>
+    </w:p>
+    <w:p>
+      <w:pPr>
+        <w:pStyle w:val="ListParagraph"/>
+        <w:numPr>
+          <w:ilvl w:val="0"/>
+          <w:numId w:val="4"/>
+        </w:numPr>
+        <w:rPr>
+          <w:lang w:val="en-US"/>
+        </w:rPr>
+      </w:pPr>
+      <w:r>
+        <w:rPr>
+          <w:lang w:val="en-US"/>
+        </w:rPr>
+        <w:t>Là 1 Pointer từ Stack đến mảng trong Heap</w:t>
+      </w:r>
+    </w:p>
+    <w:p>
+      <w:pPr>
+        <w:pStyle w:val="ListParagraph"/>
+        <w:numPr>
+          <w:ilvl w:val="0"/>
+          <w:numId w:val="4"/>
+        </w:numPr>
+        <w:rPr>
+          <w:lang w:val="en-US"/>
+        </w:rPr>
+      </w:pPr>
+      <w:r>
+        <w:rPr>
+          <w:lang w:val="en-US"/>
+        </w:rPr>
+        <w:t>Nó sẽ có 3 mốc, mốc dưới cùng</w:t>
+      </w:r>
+      <w:r>
+        <w:rPr>
+          <w:lang w:val="en-US"/>
+        </w:rPr>
+        <w:t xml:space="preserve"> A</w:t>
+      </w:r>
+      <w:r>
+        <w:rPr>
+          <w:lang w:val="en-US"/>
+        </w:rPr>
+        <w:t xml:space="preserve"> là vị trí đầu mảng, mốc ở giữa </w:t>
+      </w:r>
+      <w:r>
+        <w:rPr>
+          <w:lang w:val="en-US"/>
+        </w:rPr>
+        <w:t xml:space="preserve">B </w:t>
+      </w:r>
+      <w:r>
+        <w:rPr>
+          <w:lang w:val="en-US"/>
+        </w:rPr>
+        <w:t>là vị trí phần tử cuối cùng</w:t>
+      </w:r>
+      <w:r>
+        <w:rPr>
+          <w:lang w:val="en-US"/>
+        </w:rPr>
+        <w:t>, mốc trên cùng</w:t>
+      </w:r>
+      <w:r>
+        <w:rPr>
+          <w:lang w:val="en-US"/>
+        </w:rPr>
+        <w:t xml:space="preserve"> C</w:t>
+      </w:r>
+      <w:r>
+        <w:rPr>
+          <w:lang w:val="en-US"/>
+        </w:rPr>
+        <w:t xml:space="preserve"> là vị trí kết thúc mảng, khoảng giữa </w:t>
+      </w:r>
+      <w:r>
+        <w:rPr>
+          <w:lang w:val="en-US"/>
+        </w:rPr>
+        <w:t>A và C là Block</w:t>
+      </w:r>
+    </w:p>
+    <w:p>
+      <w:pPr>
+        <w:pStyle w:val="ListParagraph"/>
+        <w:numPr>
+          <w:ilvl w:val="0"/>
+          <w:numId w:val="4"/>
+        </w:numPr>
+        <w:rPr>
+          <w:lang w:val="en-US"/>
+        </w:rPr>
+      </w:pPr>
+      <w:r>
+        <w:rPr>
+          <w:lang w:val="en-US"/>
+        </w:rPr>
+        <w:t>Khi thay đổi 1 phần tử bất kì</w:t>
+      </w:r>
+      <w:r>
+        <w:rPr>
+          <w:lang w:val="en-US"/>
+        </w:rPr>
+        <w:t xml:space="preserve"> thông qua toán tử Subscript</w:t>
+      </w:r>
+      <w:r>
+        <w:rPr>
+          <w:lang w:val="en-US"/>
+        </w:rPr>
+        <w:t>, trong Block hoặc ngoài Block, thì các mốc không thay đổi</w:t>
+      </w:r>
+    </w:p>
+    <w:p>
+      <w:pPr>
+        <w:pStyle w:val="ListParagraph"/>
+        <w:numPr>
+          <w:ilvl w:val="0"/>
+          <w:numId w:val="4"/>
+        </w:numPr>
+        <w:rPr>
+          <w:lang w:val="en-US"/>
+        </w:rPr>
+      </w:pPr>
+      <w:r>
+        <w:rPr>
+          <w:lang w:val="en-US"/>
+        </w:rPr>
+        <w:t xml:space="preserve">Khi đẩy 1 phần tử vào </w:t>
+      </w:r>
+      <w:r>
+        <w:rPr>
+          <w:lang w:val="en-US"/>
+        </w:rPr>
+        <w:t xml:space="preserve">cuối </w:t>
+      </w:r>
+      <w:r>
+        <w:rPr>
+          <w:lang w:val="en-US"/>
+        </w:rPr>
+        <w:t xml:space="preserve">mảng, thì sẽ chèn ở vị trí kế sau B, nếu vị trí này vượt qua C, thì cấp phát lại bộ nhớ như lệnh realloc, </w:t>
+      </w:r>
+      <w:r>
+        <w:rPr>
+          <w:lang w:val="en-US"/>
+        </w:rPr>
+        <w:t>Copy toàn bộ phần tử của mảng vào mảng mới, mảng này có kích thước Block gấp đôi mảng cũ</w:t>
+      </w:r>
+      <w:r>
+        <w:rPr>
+          <w:lang w:val="en-US"/>
+        </w:rPr>
+        <w:t xml:space="preserve">, các phần tử </w:t>
+      </w:r>
+      <w:r>
+        <w:rPr>
+          <w:lang w:val="en-US"/>
+        </w:rPr>
+        <w:lastRenderedPageBreak/>
+        <w:t>chưa được xác định giá trị thì giá trị ngẫu nhiên, A, B, C cũng cập nhật, B thì sẽ nằm ở vị trí phần tử mới chèn vào</w:t>
+      </w:r>
+    </w:p>
+    <w:p>
+      <w:pPr>
+        <w:pStyle w:val="ListParagraph"/>
+        <w:numPr>
+          <w:ilvl w:val="0"/>
+          <w:numId w:val="4"/>
+        </w:numPr>
+        <w:rPr>
+          <w:lang w:val="en-US"/>
+        </w:rPr>
+      </w:pPr>
+      <w:r>
+        <w:rPr>
+          <w:lang w:val="en-US"/>
+        </w:rPr>
+        <w:t>Khi lặp qua Vector dùng lệnh For, thì nó sẽ lặp từ A tới B</w:t>
+      </w:r>
+    </w:p>
+    <w:p>
+      <w:pPr>
+        <w:pStyle w:val="ListParagraph"/>
+        <w:numPr>
+          <w:ilvl w:val="0"/>
+          <w:numId w:val="4"/>
+        </w:numPr>
+        <w:rPr>
+          <w:lang w:val="en-US"/>
+        </w:rPr>
+      </w:pPr>
+      <w:r>
+        <w:rPr>
+          <w:lang w:val="en-US"/>
+        </w:rPr>
+        <w:t>Khi chưa khởi tạo giá trị ban đầu, kích thước Block = 0, khi chèn phần tử đầu tiên, kích thước Block = 1, nếu có khởi tạo giá trị ban đầu, kích thước Block = số phần tử của mảng khởi tạo</w:t>
+      </w:r>
+    </w:p>
+    <w:p>
+      <w:pPr>
+        <w:pStyle w:val="ListParagraph"/>
+        <w:numPr>
+          <w:ilvl w:val="0"/>
+          <w:numId w:val="15"/>
+        </w:numPr>
+        <w:rPr>
+          <w:lang w:val="en-US"/>
+        </w:rPr>
+      </w:pPr>
+      <w:r>
+        <w:rPr>
+          <w:lang w:val="en-US"/>
+        </w:rPr>
+        <w:t>Tạo 1 Vector?</w:t>
+      </w:r>
+    </w:p>
+    <w:p>
+      <w:pPr>
+        <w:pStyle w:val="ListParagraph"/>
+        <w:pBdr>
+          <w:top w:val="single" w:sz="4" w:space="1" w:color="auto"/>
+          <w:left w:val="single" w:sz="4" w:space="4" w:color="auto"/>
+          <w:bottom w:val="single" w:sz="4" w:space="1" w:color="auto"/>
+          <w:right w:val="single" w:sz="4" w:space="4" w:color="auto"/>
+        </w:pBdr>
+        <w:ind w:left="1080"/>
+        <w:rPr>
+          <w:lang w:val="en-US"/>
+        </w:rPr>
+      </w:pPr>
+      <w:r>
+        <w:rPr>
+          <w:lang w:val="en-US"/>
+        </w:rPr>
+        <w:t>std::vector&lt;&lt;Kiểu Dữ Liệu&gt;&gt; &lt;Vector&gt; = &lt;Mảng&gt;;</w:t>
+      </w:r>
+    </w:p>
+    <w:p>
+      <w:pPr>
+        <w:pStyle w:val="ListParagraph"/>
+        <w:numPr>
+          <w:ilvl w:val="0"/>
+          <w:numId w:val="4"/>
+        </w:numPr>
+        <w:rPr>
+          <w:lang w:val="en-US"/>
+        </w:rPr>
+      </w:pPr>
+      <w:r>
+        <w:rPr>
+          <w:lang w:val="en-US"/>
+        </w:rPr>
+        <w:t>Ví dụ</w:t>
+      </w:r>
+    </w:p>
+    <w:p>
+      <w:pPr>
+        <w:pStyle w:val="ListParagraph"/>
+        <w:pBdr>
+          <w:top w:val="single" w:sz="4" w:space="1" w:color="auto"/>
+          <w:left w:val="single" w:sz="4" w:space="4" w:color="auto"/>
+          <w:bottom w:val="single" w:sz="4" w:space="1" w:color="auto"/>
+          <w:right w:val="single" w:sz="4" w:space="4" w:color="auto"/>
+        </w:pBdr>
+        <w:ind w:left="1080"/>
+        <w:rPr>
+          <w:lang w:val="en-US"/>
+        </w:rPr>
+      </w:pPr>
+      <w:r>
+        <w:rPr>
+          <w:lang w:val="en-US"/>
+        </w:rPr>
+        <w:t>std::vector&lt;int&gt; foo = {4, 5, 6, 7};</w:t>
+      </w:r>
+    </w:p>
+    <w:p>
+      <w:pPr>
+        <w:pStyle w:val="ListParagraph"/>
+        <w:numPr>
+          <w:ilvl w:val="0"/>
+          <w:numId w:val="15"/>
+        </w:numPr>
+        <w:rPr>
+          <w:lang w:val="en-US"/>
+        </w:rPr>
+      </w:pPr>
+      <w:r>
+        <w:rPr>
+          <w:lang w:val="en-US"/>
+        </w:rPr>
+        <w:t xml:space="preserve">Đẩy </w:t>
+      </w:r>
+      <w:r>
+        <w:rPr>
+          <w:lang w:val="en-US"/>
+        </w:rPr>
+        <w:t>1 Phần Tử Vào Cuối Vector?</w:t>
+      </w:r>
+    </w:p>
+    <w:p>
+      <w:pPr>
+        <w:pStyle w:val="ListParagraph"/>
+        <w:pBdr>
+          <w:top w:val="single" w:sz="4" w:space="1" w:color="auto"/>
+          <w:left w:val="single" w:sz="4" w:space="4" w:color="auto"/>
+          <w:bottom w:val="single" w:sz="4" w:space="1" w:color="auto"/>
+          <w:right w:val="single" w:sz="4" w:space="4" w:color="auto"/>
+        </w:pBdr>
+        <w:ind w:left="1080"/>
+        <w:rPr>
+          <w:lang w:val="en-US"/>
+        </w:rPr>
+      </w:pPr>
+      <w:r>
+        <w:rPr>
+          <w:lang w:val="en-US"/>
+        </w:rPr>
+        <w:t>&lt;Vector&gt;.push_back(&lt;Giá Trị Phần Tử&gt;);</w:t>
+      </w:r>
+    </w:p>
+    <w:p>
+      <w:pPr>
+        <w:pStyle w:val="ListParagraph"/>
+        <w:numPr>
+          <w:ilvl w:val="0"/>
+          <w:numId w:val="15"/>
+        </w:numPr>
+        <w:rPr>
+          <w:lang w:val="en-US"/>
+        </w:rPr>
+      </w:pPr>
+    </w:p>
     <w:sectPr>
       <w:pgSz w:w="11906" w:h="16838"/>
       <w:pgMar w:top="1440" w:right="1440" w:bottom="1440" w:left="1440" w:header="708" w:footer="708" w:gutter="0"/>
@@ -6727,6 +7144,95 @@
     </w:lvl>
   </w:abstractNum>
   <w:abstractNum w:abstractNumId="8" w15:restartNumberingAfterBreak="0">
+    <w:nsid w:val="46FE3BF1"/>
+    <w:multiLevelType w:val="hybridMultilevel"/>
+    <w:tmpl w:val="E9CA754E"/>
+    <w:lvl w:ilvl="0" w:tplc="D264FED6">
+      <w:start w:val="1"/>
+      <w:numFmt w:val="decimal"/>
+      <w:lvlText w:val="%1."/>
+      <w:lvlJc w:val="left"/>
+      <w:pPr>
+        <w:ind w:left="1080" w:hanging="360"/>
+      </w:pPr>
+      <w:rPr>
+        <w:rFonts w:hint="default"/>
+      </w:rPr>
+    </w:lvl>
+    <w:lvl w:ilvl="1" w:tplc="04090019" w:tentative="1">
+      <w:start w:val="1"/>
+      <w:numFmt w:val="lowerLetter"/>
+      <w:lvlText w:val="%2."/>
+      <w:lvlJc w:val="left"/>
+      <w:pPr>
+        <w:ind w:left="1800" w:hanging="360"/>
+      </w:pPr>
+    </w:lvl>
+    <w:lvl w:ilvl="2" w:tplc="0409001B" w:tentative="1">
+      <w:start w:val="1"/>
+      <w:numFmt w:val="lowerRoman"/>
+      <w:lvlText w:val="%3."/>
+      <w:lvlJc w:val="right"/>
+      <w:pPr>
+        <w:ind w:left="2520" w:hanging="180"/>
+      </w:pPr>
+    </w:lvl>
+    <w:lvl w:ilvl="3" w:tplc="0409000F" w:tentative="1">
+      <w:start w:val="1"/>
+      <w:numFmt w:val="decimal"/>
+      <w:lvlText w:val="%4."/>
+      <w:lvlJc w:val="left"/>
+      <w:pPr>
+        <w:ind w:left="3240" w:hanging="360"/>
+      </w:pPr>
+    </w:lvl>
+    <w:lvl w:ilvl="4" w:tplc="04090019" w:tentative="1">
+      <w:start w:val="1"/>
+      <w:numFmt w:val="lowerLetter"/>
+      <w:lvlText w:val="%5."/>
+      <w:lvlJc w:val="left"/>
+      <w:pPr>
+        <w:ind w:left="3960" w:hanging="360"/>
+      </w:pPr>
+    </w:lvl>
+    <w:lvl w:ilvl="5" w:tplc="0409001B" w:tentative="1">
+      <w:start w:val="1"/>
+      <w:numFmt w:val="lowerRoman"/>
+      <w:lvlText w:val="%6."/>
+      <w:lvlJc w:val="right"/>
+      <w:pPr>
+        <w:ind w:left="4680" w:hanging="180"/>
+      </w:pPr>
+    </w:lvl>
+    <w:lvl w:ilvl="6" w:tplc="0409000F" w:tentative="1">
+      <w:start w:val="1"/>
+      <w:numFmt w:val="decimal"/>
+      <w:lvlText w:val="%7."/>
+      <w:lvlJc w:val="left"/>
+      <w:pPr>
+        <w:ind w:left="5400" w:hanging="360"/>
+      </w:pPr>
+    </w:lvl>
+    <w:lvl w:ilvl="7" w:tplc="04090019" w:tentative="1">
+      <w:start w:val="1"/>
+      <w:numFmt w:val="lowerLetter"/>
+      <w:lvlText w:val="%8."/>
+      <w:lvlJc w:val="left"/>
+      <w:pPr>
+        <w:ind w:left="6120" w:hanging="360"/>
+      </w:pPr>
+    </w:lvl>
+    <w:lvl w:ilvl="8" w:tplc="0409001B" w:tentative="1">
+      <w:start w:val="1"/>
+      <w:numFmt w:val="lowerRoman"/>
+      <w:lvlText w:val="%9."/>
+      <w:lvlJc w:val="right"/>
+      <w:pPr>
+        <w:ind w:left="6840" w:hanging="180"/>
+      </w:pPr>
+    </w:lvl>
+  </w:abstractNum>
+  <w:abstractNum w:abstractNumId="9" w15:restartNumberingAfterBreak="0">
     <w:nsid w:val="5C027852"/>
     <w:multiLevelType w:val="hybridMultilevel"/>
     <w:tmpl w:val="6F86C1A8"/>
@@ -6815,7 +7321,7 @@
       </w:pPr>
     </w:lvl>
   </w:abstractNum>
-  <w:abstractNum w:abstractNumId="9" w15:restartNumberingAfterBreak="0">
+  <w:abstractNum w:abstractNumId="10" w15:restartNumberingAfterBreak="0">
     <w:nsid w:val="5EA818A3"/>
     <w:multiLevelType w:val="hybridMultilevel"/>
     <w:tmpl w:val="3E9671B8"/>
@@ -6904,7 +7410,7 @@
       </w:pPr>
     </w:lvl>
   </w:abstractNum>
-  <w:abstractNum w:abstractNumId="10" w15:restartNumberingAfterBreak="0">
+  <w:abstractNum w:abstractNumId="11" w15:restartNumberingAfterBreak="0">
     <w:nsid w:val="62F636E2"/>
     <w:multiLevelType w:val="hybridMultilevel"/>
     <w:tmpl w:val="2F92516E"/>
@@ -6993,7 +7499,7 @@
       </w:pPr>
     </w:lvl>
   </w:abstractNum>
-  <w:abstractNum w:abstractNumId="11" w15:restartNumberingAfterBreak="0">
+  <w:abstractNum w:abstractNumId="12" w15:restartNumberingAfterBreak="0">
     <w:nsid w:val="7A8045EA"/>
     <w:multiLevelType w:val="hybridMultilevel"/>
     <w:tmpl w:val="5E428394"/>
@@ -7106,7 +7612,7 @@
       </w:rPr>
     </w:lvl>
   </w:abstractNum>
-  <w:abstractNum w:abstractNumId="12" w15:restartNumberingAfterBreak="0">
+  <w:abstractNum w:abstractNumId="13" w15:restartNumberingAfterBreak="0">
     <w:nsid w:val="7F0A7CB8"/>
     <w:multiLevelType w:val="hybridMultilevel"/>
     <w:tmpl w:val="89BA0D6E"/>
@@ -7219,7 +7725,7 @@
       </w:rPr>
     </w:lvl>
   </w:abstractNum>
-  <w:abstractNum w:abstractNumId="13" w15:restartNumberingAfterBreak="0">
+  <w:abstractNum w:abstractNumId="14" w15:restartNumberingAfterBreak="0">
     <w:nsid w:val="7F6D46C1"/>
     <w:multiLevelType w:val="hybridMultilevel"/>
     <w:tmpl w:val="58C039B0"/>
@@ -7309,10 +7815,10 @@
     </w:lvl>
   </w:abstractNum>
   <w:num w:numId="1" w16cid:durableId="627467736">
-    <w:abstractNumId w:val="9"/>
+    <w:abstractNumId w:val="10"/>
   </w:num>
   <w:num w:numId="2" w16cid:durableId="73481840">
-    <w:abstractNumId w:val="11"/>
+    <w:abstractNumId w:val="12"/>
   </w:num>
   <w:num w:numId="3" w16cid:durableId="645353059">
     <w:abstractNumId w:val="6"/>
@@ -7321,16 +7827,16 @@
     <w:abstractNumId w:val="4"/>
   </w:num>
   <w:num w:numId="5" w16cid:durableId="1021660885">
-    <w:abstractNumId w:val="8"/>
+    <w:abstractNumId w:val="9"/>
   </w:num>
   <w:num w:numId="6" w16cid:durableId="361513436">
     <w:abstractNumId w:val="0"/>
   </w:num>
   <w:num w:numId="7" w16cid:durableId="524288934">
-    <w:abstractNumId w:val="12"/>
+    <w:abstractNumId w:val="13"/>
   </w:num>
   <w:num w:numId="8" w16cid:durableId="1393502788">
-    <w:abstractNumId w:val="10"/>
+    <w:abstractNumId w:val="11"/>
   </w:num>
   <w:num w:numId="9" w16cid:durableId="54277698">
     <w:abstractNumId w:val="1"/>
@@ -7345,10 +7851,13 @@
     <w:abstractNumId w:val="5"/>
   </w:num>
   <w:num w:numId="13" w16cid:durableId="1372222459">
-    <w:abstractNumId w:val="13"/>
+    <w:abstractNumId w:val="14"/>
   </w:num>
   <w:num w:numId="14" w16cid:durableId="1099332396">
     <w:abstractNumId w:val="7"/>
+  </w:num>
+  <w:num w:numId="15" w16cid:durableId="1879587462">
+    <w:abstractNumId w:val="8"/>
   </w:num>
 </w:numbering>
 </file>

--- a/c++ library.docx
+++ b/c++ library.docx
@@ -3944,31 +3944,75 @@
         <w:pStyle w:val="ListParagraph"/>
         <w:numPr>
           <w:ilvl w:val="0"/>
+          <w:numId w:val="3"/>
+        </w:numPr>
+        <w:rPr>
+          <w:lang w:val="en-US"/>
+        </w:rPr>
+      </w:pPr>
+      <w:r>
+        <w:rPr>
+          <w:lang w:val="en-US"/>
+        </w:rPr>
+        <w:t>Một Số Giá Trị Đặc Biệt?</w:t>
+      </w:r>
+    </w:p>
+    <w:p>
+      <w:pPr>
+        <w:pStyle w:val="ListParagraph"/>
+        <w:pBdr>
+          <w:top w:val="single" w:sz="4" w:space="1" w:color="auto"/>
+          <w:left w:val="single" w:sz="4" w:space="4" w:color="auto"/>
+          <w:bottom w:val="single" w:sz="4" w:space="1" w:color="auto"/>
+          <w:right w:val="single" w:sz="4" w:space="4" w:color="auto"/>
+        </w:pBdr>
+        <w:ind w:left="1080"/>
+        <w:rPr>
+          <w:lang w:val="en-US"/>
+        </w:rPr>
+      </w:pPr>
+      <w:r>
+        <w:rPr>
+          <w:lang w:val="en-US"/>
+        </w:rPr>
+        <w:t>NULL = 0</w:t>
+      </w:r>
+    </w:p>
+    <w:p>
+      <w:pPr>
+        <w:pStyle w:val="ListParagraph"/>
+        <w:numPr>
+          <w:ilvl w:val="0"/>
           <w:numId w:val="4"/>
         </w:numPr>
         <w:rPr>
           <w:lang w:val="en-US"/>
         </w:rPr>
       </w:pPr>
-    </w:p>
-    <w:p>
-      <w:pPr>
-        <w:rPr>
-          <w:lang w:val="en-US"/>
-        </w:rPr>
-      </w:pPr>
-    </w:p>
-    <w:p>
-      <w:pPr>
-        <w:rPr>
-          <w:lang w:val="en-US"/>
-        </w:rPr>
-      </w:pPr>
-      <w:r>
-        <w:rPr>
-          <w:lang w:val="en-US"/>
-        </w:rPr>
-        <w:lastRenderedPageBreak/>
+      <w:r>
+        <w:rPr>
+          <w:lang w:val="en-US"/>
+        </w:rPr>
+        <w:t>Đây là địa chỉ, chỉ được phép gán cho Pointer</w:t>
+      </w:r>
+    </w:p>
+    <w:p>
+      <w:pPr>
+        <w:rPr>
+          <w:lang w:val="en-US"/>
+        </w:rPr>
+      </w:pPr>
+    </w:p>
+    <w:p>
+      <w:pPr>
+        <w:rPr>
+          <w:lang w:val="en-US"/>
+        </w:rPr>
+      </w:pPr>
+      <w:r>
+        <w:rPr>
+          <w:lang w:val="en-US"/>
+        </w:rPr>
         <w:t>Type Information – Thông Tin Kiểu:</w:t>
       </w:r>
     </w:p>
@@ -5513,6 +5557,7 @@
         <w:rPr>
           <w:lang w:val="en-US"/>
         </w:rPr>
+        <w:lastRenderedPageBreak/>
         <w:t>Windows:</w:t>
       </w:r>
     </w:p>
@@ -5531,7 +5576,6 @@
         <w:rPr>
           <w:lang w:val="en-US"/>
         </w:rPr>
-        <w:lastRenderedPageBreak/>
         <w:t>Cách Import?</w:t>
       </w:r>
     </w:p>
@@ -5639,40 +5683,20 @@
     </w:p>
     <w:p>
       <w:pPr>
-        <w:rPr>
-          <w:lang w:val="en-US"/>
-        </w:rPr>
-      </w:pPr>
-    </w:p>
-    <w:p>
-      <w:pPr>
-        <w:rPr>
-          <w:lang w:val="en-US"/>
-        </w:rPr>
-      </w:pPr>
-      <w:r>
-        <w:rPr>
-          <w:lang w:val="en-US"/>
-        </w:rPr>
-        <w:t>Thread – Luồng:</w:t>
-      </w:r>
-    </w:p>
-    <w:p>
-      <w:pPr>
-        <w:pStyle w:val="ListParagraph"/>
-        <w:numPr>
-          <w:ilvl w:val="0"/>
-          <w:numId w:val="13"/>
-        </w:numPr>
-        <w:rPr>
-          <w:lang w:val="en-US"/>
-        </w:rPr>
-      </w:pPr>
-      <w:r>
-        <w:rPr>
-          <w:lang w:val="en-US"/>
-        </w:rPr>
-        <w:t>Cách Import?</w:t>
+        <w:pStyle w:val="ListParagraph"/>
+        <w:numPr>
+          <w:ilvl w:val="0"/>
+          <w:numId w:val="14"/>
+        </w:numPr>
+        <w:rPr>
+          <w:lang w:val="en-US"/>
+        </w:rPr>
+      </w:pPr>
+      <w:r>
+        <w:rPr>
+          <w:lang w:val="en-US"/>
+        </w:rPr>
+        <w:t>Một Số Kiểu Dữ Liệu Rút Ngắn?</w:t>
       </w:r>
     </w:p>
     <w:p>
@@ -5693,133 +5717,7 @@
         <w:rPr>
           <w:lang w:val="en-US"/>
         </w:rPr>
-        <w:t>#include &lt;thread&gt;</w:t>
-      </w:r>
-    </w:p>
-    <w:p>
-      <w:pPr>
-        <w:pStyle w:val="ListParagraph"/>
-        <w:numPr>
-          <w:ilvl w:val="0"/>
-          <w:numId w:val="13"/>
-        </w:numPr>
-        <w:rPr>
-          <w:lang w:val="en-US"/>
-        </w:rPr>
-      </w:pPr>
-      <w:r>
-        <w:rPr>
-          <w:lang w:val="en-US"/>
-        </w:rPr>
-        <w:t>Cách Hoạt Động?</w:t>
-      </w:r>
-    </w:p>
-    <w:p>
-      <w:pPr>
-        <w:pStyle w:val="ListParagraph"/>
-        <w:numPr>
-          <w:ilvl w:val="0"/>
-          <w:numId w:val="4"/>
-        </w:numPr>
-        <w:rPr>
-          <w:lang w:val="en-US"/>
-        </w:rPr>
-      </w:pPr>
-      <w:r>
-        <w:rPr>
-          <w:lang w:val="en-US"/>
-        </w:rPr>
-        <w:t>Khi chương trình bắt đầu chạy, thì 1 Thread ban đầu được sinh ra, Thread này chính là hàm main</w:t>
-      </w:r>
-    </w:p>
-    <w:p>
-      <w:pPr>
-        <w:pStyle w:val="ListParagraph"/>
-        <w:numPr>
-          <w:ilvl w:val="0"/>
-          <w:numId w:val="4"/>
-        </w:numPr>
-        <w:rPr>
-          <w:lang w:val="en-US"/>
-        </w:rPr>
-      </w:pPr>
-      <w:r>
-        <w:rPr>
-          <w:lang w:val="en-US"/>
-        </w:rPr>
-        <w:t>1 Thread bản chất là 1 hàm đang chạy</w:t>
-      </w:r>
-    </w:p>
-    <w:p>
-      <w:pPr>
-        <w:pStyle w:val="ListParagraph"/>
-        <w:numPr>
-          <w:ilvl w:val="0"/>
-          <w:numId w:val="4"/>
-        </w:numPr>
-        <w:rPr>
-          <w:lang w:val="en-US"/>
-        </w:rPr>
-      </w:pPr>
-      <w:r>
-        <w:rPr>
-          <w:lang w:val="en-US"/>
-        </w:rPr>
-        <w:t>Mỗi Thread khi được tạo ra sẽ được cấp phát 1 Stack riêng,</w:t>
-      </w:r>
-      <w:r>
-        <w:rPr>
-          <w:lang w:val="en-US"/>
-        </w:rPr>
-        <w:t xml:space="preserve"> các hàm mà Thread đang dùng tới sẽ đặt trong Stack,</w:t>
-      </w:r>
-      <w:r>
-        <w:rPr>
-          <w:lang w:val="en-US"/>
-        </w:rPr>
-        <w:t xml:space="preserve"> CPU sẽ tự động chuyển đổi qua lại giữa các Stack, tạo cảm giác chạy song song</w:t>
-      </w:r>
-    </w:p>
-    <w:p>
-      <w:pPr>
-        <w:pStyle w:val="ListParagraph"/>
-        <w:numPr>
-          <w:ilvl w:val="0"/>
-          <w:numId w:val="4"/>
-        </w:numPr>
-        <w:rPr>
-          <w:lang w:val="en-US"/>
-        </w:rPr>
-      </w:pPr>
-      <w:r>
-        <w:rPr>
-          <w:lang w:val="en-US"/>
-        </w:rPr>
-        <w:t>Các Thread hoàn toàn độc lập, tức là</w:t>
-      </w:r>
-      <w:r>
-        <w:rPr>
-          <w:lang w:val="en-US"/>
-        </w:rPr>
-        <w:t xml:space="preserve"> thằng kia tạm dừng thì thằng này vẫn chạy, ví dụ trong hàm main ta tạo 1 Thread mới và tạm dừng main trong vài giây thì Thread mới vẫn chạy và xuất ra CMD</w:t>
-      </w:r>
-    </w:p>
-    <w:p>
-      <w:pPr>
-        <w:pStyle w:val="ListParagraph"/>
-        <w:numPr>
-          <w:ilvl w:val="0"/>
-          <w:numId w:val="13"/>
-        </w:numPr>
-        <w:rPr>
-          <w:lang w:val="en-US"/>
-        </w:rPr>
-      </w:pPr>
-      <w:r>
-        <w:rPr>
-          <w:lang w:val="en-US"/>
-        </w:rPr>
-        <w:t>Tạo 1 Thread?</w:t>
+        <w:t>size_t = unsigned long long</w:t>
       </w:r>
     </w:p>
     <w:p>
@@ -5840,31 +5738,7 @@
         <w:rPr>
           <w:lang w:val="en-US"/>
         </w:rPr>
-        <w:t>s</w:t>
-      </w:r>
-      <w:r>
-        <w:rPr>
-          <w:lang w:val="en-US"/>
-        </w:rPr>
-        <w:t>td::thread &lt;Tên Thread&gt;(&lt;Function Pointer&gt;, &lt;Các Tham Số Cho Hàm&gt;);</w:t>
-      </w:r>
-    </w:p>
-    <w:p>
-      <w:pPr>
-        <w:pStyle w:val="ListParagraph"/>
-        <w:numPr>
-          <w:ilvl w:val="0"/>
-          <w:numId w:val="4"/>
-        </w:numPr>
-        <w:rPr>
-          <w:lang w:val="en-US"/>
-        </w:rPr>
-      </w:pPr>
-      <w:r>
-        <w:rPr>
-          <w:lang w:val="en-US"/>
-        </w:rPr>
-        <w:t>Ví dụ ta muốn chạy hàm foo với 2 đối số int = 4 và 5 song song với hàm main, thì trong hàm main viết</w:t>
+        <w:t>DWORD = usigned long</w:t>
       </w:r>
     </w:p>
     <w:p>
@@ -5885,93 +5759,7 @@
         <w:rPr>
           <w:lang w:val="en-US"/>
         </w:rPr>
-        <w:t>s</w:t>
-      </w:r>
-      <w:r>
-        <w:rPr>
-          <w:lang w:val="en-US"/>
-        </w:rPr>
-        <w:t>td::thread bar(</w:t>
-      </w:r>
-      <w:r>
-        <w:rPr>
-          <w:lang w:val="en-US"/>
-        </w:rPr>
-        <w:t>foo, 4, 5</w:t>
-      </w:r>
-      <w:r>
-        <w:rPr>
-          <w:lang w:val="en-US"/>
-        </w:rPr>
-        <w:t>)</w:t>
-      </w:r>
-      <w:r>
-        <w:rPr>
-          <w:lang w:val="en-US"/>
-        </w:rPr>
-        <w:t>;</w:t>
-      </w:r>
-    </w:p>
-    <w:p>
-      <w:pPr>
-        <w:pStyle w:val="ListParagraph"/>
-        <w:numPr>
-          <w:ilvl w:val="0"/>
-          <w:numId w:val="4"/>
-        </w:numPr>
-        <w:rPr>
-          <w:lang w:val="en-US"/>
-        </w:rPr>
-      </w:pPr>
-      <w:r>
-        <w:rPr>
-          <w:lang w:val="en-US"/>
-        </w:rPr>
-        <w:t>Khi này 1 Stack mới được tạo ra và khung hàm cho hàm foo được đặt vào Stack này, Stack này chạy song song với Stack chứa hàm main</w:t>
-      </w:r>
-    </w:p>
-    <w:p>
-      <w:pPr>
-        <w:rPr>
-          <w:lang w:val="en-US"/>
-        </w:rPr>
-      </w:pPr>
-    </w:p>
-    <w:p>
-      <w:pPr>
-        <w:rPr>
-          <w:lang w:val="en-US"/>
-        </w:rPr>
-      </w:pPr>
-      <w:r>
-        <w:rPr>
-          <w:lang w:val="en-US"/>
-        </w:rPr>
-        <w:t>Vector:</w:t>
-      </w:r>
-    </w:p>
-    <w:p>
-      <w:pPr>
-        <w:pStyle w:val="ListParagraph"/>
-        <w:numPr>
-          <w:ilvl w:val="0"/>
-          <w:numId w:val="15"/>
-        </w:numPr>
-        <w:rPr>
-          <w:lang w:val="en-US"/>
-        </w:rPr>
-      </w:pPr>
-      <w:r>
-        <w:rPr>
-          <w:lang w:val="en-US"/>
-        </w:rPr>
-        <w:t xml:space="preserve">Cách </w:t>
-      </w:r>
-      <w:r>
-        <w:rPr>
-          <w:lang w:val="en-US"/>
-        </w:rPr>
-        <w:t>Import?</w:t>
+        <w:t>LONG_PTR = long long</w:t>
       </w:r>
     </w:p>
     <w:p>
@@ -5992,242 +5780,7 @@
         <w:rPr>
           <w:lang w:val="en-US"/>
         </w:rPr>
-        <w:t>#include &lt;vector&gt;</w:t>
-      </w:r>
-    </w:p>
-    <w:p>
-      <w:pPr>
-        <w:pStyle w:val="ListParagraph"/>
-        <w:numPr>
-          <w:ilvl w:val="0"/>
-          <w:numId w:val="15"/>
-        </w:numPr>
-        <w:rPr>
-          <w:lang w:val="en-US"/>
-        </w:rPr>
-      </w:pPr>
-      <w:r>
-        <w:rPr>
-          <w:lang w:val="en-US"/>
-        </w:rPr>
-        <w:t>Bản chất?</w:t>
-      </w:r>
-    </w:p>
-    <w:p>
-      <w:pPr>
-        <w:pStyle w:val="ListParagraph"/>
-        <w:numPr>
-          <w:ilvl w:val="0"/>
-          <w:numId w:val="4"/>
-        </w:numPr>
-        <w:rPr>
-          <w:lang w:val="en-US"/>
-        </w:rPr>
-      </w:pPr>
-      <w:r>
-        <w:rPr>
-          <w:lang w:val="en-US"/>
-        </w:rPr>
-        <w:t>Là 1 Pointer từ Stack đến mảng trong Heap</w:t>
-      </w:r>
-    </w:p>
-    <w:p>
-      <w:pPr>
-        <w:pStyle w:val="ListParagraph"/>
-        <w:numPr>
-          <w:ilvl w:val="0"/>
-          <w:numId w:val="4"/>
-        </w:numPr>
-        <w:rPr>
-          <w:lang w:val="en-US"/>
-        </w:rPr>
-      </w:pPr>
-      <w:r>
-        <w:rPr>
-          <w:lang w:val="en-US"/>
-        </w:rPr>
-        <w:t>Nó sẽ có 3 mốc, mốc dưới cùng</w:t>
-      </w:r>
-      <w:r>
-        <w:rPr>
-          <w:lang w:val="en-US"/>
-        </w:rPr>
-        <w:t xml:space="preserve"> A</w:t>
-      </w:r>
-      <w:r>
-        <w:rPr>
-          <w:lang w:val="en-US"/>
-        </w:rPr>
-        <w:t xml:space="preserve"> là vị trí đầu mảng, mốc ở giữa </w:t>
-      </w:r>
-      <w:r>
-        <w:rPr>
-          <w:lang w:val="en-US"/>
-        </w:rPr>
-        <w:t xml:space="preserve">B </w:t>
-      </w:r>
-      <w:r>
-        <w:rPr>
-          <w:lang w:val="en-US"/>
-        </w:rPr>
-        <w:t>là vị trí phần tử cuối cùng</w:t>
-      </w:r>
-      <w:r>
-        <w:rPr>
-          <w:lang w:val="en-US"/>
-        </w:rPr>
-        <w:t>, mốc trên cùng</w:t>
-      </w:r>
-      <w:r>
-        <w:rPr>
-          <w:lang w:val="en-US"/>
-        </w:rPr>
-        <w:t xml:space="preserve"> C</w:t>
-      </w:r>
-      <w:r>
-        <w:rPr>
-          <w:lang w:val="en-US"/>
-        </w:rPr>
-        <w:t xml:space="preserve"> là vị trí kết thúc mảng, khoảng giữa </w:t>
-      </w:r>
-      <w:r>
-        <w:rPr>
-          <w:lang w:val="en-US"/>
-        </w:rPr>
-        <w:t>A và C là Block</w:t>
-      </w:r>
-    </w:p>
-    <w:p>
-      <w:pPr>
-        <w:pStyle w:val="ListParagraph"/>
-        <w:numPr>
-          <w:ilvl w:val="0"/>
-          <w:numId w:val="4"/>
-        </w:numPr>
-        <w:rPr>
-          <w:lang w:val="en-US"/>
-        </w:rPr>
-      </w:pPr>
-      <w:r>
-        <w:rPr>
-          <w:lang w:val="en-US"/>
-        </w:rPr>
-        <w:t>Khi thay đổi 1 phần tử bất kì</w:t>
-      </w:r>
-      <w:r>
-        <w:rPr>
-          <w:lang w:val="en-US"/>
-        </w:rPr>
-        <w:t xml:space="preserve"> thông qua toán tử Subscript</w:t>
-      </w:r>
-      <w:r>
-        <w:rPr>
-          <w:lang w:val="en-US"/>
-        </w:rPr>
-        <w:t>, trong Block hoặc ngoài Block, thì các mốc không thay đổi</w:t>
-      </w:r>
-    </w:p>
-    <w:p>
-      <w:pPr>
-        <w:pStyle w:val="ListParagraph"/>
-        <w:numPr>
-          <w:ilvl w:val="0"/>
-          <w:numId w:val="4"/>
-        </w:numPr>
-        <w:rPr>
-          <w:lang w:val="en-US"/>
-        </w:rPr>
-      </w:pPr>
-      <w:r>
-        <w:rPr>
-          <w:lang w:val="en-US"/>
-        </w:rPr>
-        <w:t xml:space="preserve">Khi đẩy 1 phần tử vào </w:t>
-      </w:r>
-      <w:r>
-        <w:rPr>
-          <w:lang w:val="en-US"/>
-        </w:rPr>
-        <w:t xml:space="preserve">cuối </w:t>
-      </w:r>
-      <w:r>
-        <w:rPr>
-          <w:lang w:val="en-US"/>
-        </w:rPr>
-        <w:t xml:space="preserve">mảng, thì sẽ chèn ở vị trí kế sau B, nếu vị trí này vượt qua C, thì cấp phát lại bộ nhớ như lệnh realloc, </w:t>
-      </w:r>
-      <w:r>
-        <w:rPr>
-          <w:lang w:val="en-US"/>
-        </w:rPr>
-        <w:t>Copy toàn bộ phần tử của mảng vào mảng mới, mảng này có kích thước Block gấp đôi mảng cũ</w:t>
-      </w:r>
-      <w:r>
-        <w:rPr>
-          <w:lang w:val="en-US"/>
-        </w:rPr>
-        <w:t xml:space="preserve">, các phần tử </w:t>
-      </w:r>
-      <w:r>
-        <w:rPr>
-          <w:lang w:val="en-US"/>
-        </w:rPr>
-        <w:lastRenderedPageBreak/>
-        <w:t>chưa được xác định giá trị thì giá trị ngẫu nhiên, A, B, C cũng cập nhật, B thì sẽ nằm ở vị trí phần tử mới chèn vào</w:t>
-      </w:r>
-    </w:p>
-    <w:p>
-      <w:pPr>
-        <w:pStyle w:val="ListParagraph"/>
-        <w:numPr>
-          <w:ilvl w:val="0"/>
-          <w:numId w:val="4"/>
-        </w:numPr>
-        <w:rPr>
-          <w:lang w:val="en-US"/>
-        </w:rPr>
-      </w:pPr>
-      <w:r>
-        <w:rPr>
-          <w:lang w:val="en-US"/>
-        </w:rPr>
-        <w:t>Khi lặp qua Vector dùng lệnh For, thì nó sẽ lặp từ A tới B</w:t>
-      </w:r>
-    </w:p>
-    <w:p>
-      <w:pPr>
-        <w:pStyle w:val="ListParagraph"/>
-        <w:numPr>
-          <w:ilvl w:val="0"/>
-          <w:numId w:val="4"/>
-        </w:numPr>
-        <w:rPr>
-          <w:lang w:val="en-US"/>
-        </w:rPr>
-      </w:pPr>
-      <w:r>
-        <w:rPr>
-          <w:lang w:val="en-US"/>
-        </w:rPr>
-        <w:t>Khi chưa khởi tạo giá trị ban đầu, kích thước Block = 0, khi chèn phần tử đầu tiên, kích thước Block = 1, nếu có khởi tạo giá trị ban đầu, kích thước Block = số phần tử của mảng khởi tạo</w:t>
-      </w:r>
-    </w:p>
-    <w:p>
-      <w:pPr>
-        <w:pStyle w:val="ListParagraph"/>
-        <w:numPr>
-          <w:ilvl w:val="0"/>
-          <w:numId w:val="15"/>
-        </w:numPr>
-        <w:rPr>
-          <w:lang w:val="en-US"/>
-        </w:rPr>
-      </w:pPr>
-      <w:r>
-        <w:rPr>
-          <w:lang w:val="en-US"/>
-        </w:rPr>
-        <w:t>Tạo 1 Vector?</w:t>
+        <w:t>WINBOOL = int</w:t>
       </w:r>
     </w:p>
     <w:p>
@@ -6248,25 +5801,31 @@
         <w:rPr>
           <w:lang w:val="en-US"/>
         </w:rPr>
-        <w:t>std::vector&lt;&lt;Kiểu Dữ Liệu&gt;&gt; &lt;Vector&gt; = &lt;Mảng&gt;;</w:t>
-      </w:r>
-    </w:p>
-    <w:p>
-      <w:pPr>
-        <w:pStyle w:val="ListParagraph"/>
-        <w:numPr>
-          <w:ilvl w:val="0"/>
-          <w:numId w:val="4"/>
-        </w:numPr>
-        <w:rPr>
-          <w:lang w:val="en-US"/>
-        </w:rPr>
-      </w:pPr>
-      <w:r>
-        <w:rPr>
-          <w:lang w:val="en-US"/>
-        </w:rPr>
-        <w:t>Ví dụ</w:t>
+        <w:t>HANDLE = PVOID = void*</w:t>
+      </w:r>
+    </w:p>
+    <w:p>
+      <w:pPr>
+        <w:pStyle w:val="ListParagraph"/>
+        <w:numPr>
+          <w:ilvl w:val="0"/>
+          <w:numId w:val="14"/>
+        </w:numPr>
+        <w:rPr>
+          <w:lang w:val="en-US"/>
+        </w:rPr>
+      </w:pPr>
+      <w:r>
+        <w:rPr>
+          <w:lang w:val="en-US"/>
+        </w:rPr>
+        <w:t xml:space="preserve">Một </w:t>
+      </w:r>
+      <w:r>
+        <w:rPr>
+          <w:lang w:val="en-US"/>
+        </w:rPr>
+        <w:t>Số Giá Trị Đặc Biệt?</w:t>
       </w:r>
     </w:p>
     <w:p>
@@ -6287,31 +5846,49 @@
         <w:rPr>
           <w:lang w:val="en-US"/>
         </w:rPr>
-        <w:t>std::vector&lt;int&gt; foo = {4, 5, 6, 7};</w:t>
-      </w:r>
-    </w:p>
-    <w:p>
-      <w:pPr>
-        <w:pStyle w:val="ListParagraph"/>
-        <w:numPr>
-          <w:ilvl w:val="0"/>
-          <w:numId w:val="15"/>
-        </w:numPr>
-        <w:rPr>
-          <w:lang w:val="en-US"/>
-        </w:rPr>
-      </w:pPr>
-      <w:r>
-        <w:rPr>
-          <w:lang w:val="en-US"/>
-        </w:rPr>
-        <w:t xml:space="preserve">Đẩy </w:t>
-      </w:r>
-      <w:r>
-        <w:rPr>
-          <w:lang w:val="en-US"/>
-        </w:rPr>
-        <w:t>1 Phần Tử Vào Cuối Vector?</w:t>
+        <w:t>INVALID</w:t>
+      </w:r>
+      <w:r>
+        <w:rPr>
+          <w:lang w:val="en-US"/>
+        </w:rPr>
+        <w:t>_HANDLE_VALUE = ffffffffffffffff</w:t>
+      </w:r>
+    </w:p>
+    <w:p>
+      <w:pPr>
+        <w:pStyle w:val="ListParagraph"/>
+        <w:numPr>
+          <w:ilvl w:val="0"/>
+          <w:numId w:val="4"/>
+        </w:numPr>
+        <w:rPr>
+          <w:lang w:val="en-US"/>
+        </w:rPr>
+      </w:pPr>
+      <w:r>
+        <w:rPr>
+          <w:lang w:val="en-US"/>
+        </w:rPr>
+        <w:t>Giá trị này là địa chỉ, kích thước 8 Byte</w:t>
+      </w:r>
+    </w:p>
+    <w:p>
+      <w:pPr>
+        <w:pStyle w:val="ListParagraph"/>
+        <w:numPr>
+          <w:ilvl w:val="0"/>
+          <w:numId w:val="14"/>
+        </w:numPr>
+        <w:rPr>
+          <w:lang w:val="en-US"/>
+        </w:rPr>
+      </w:pPr>
+      <w:r>
+        <w:rPr>
+          <w:lang w:val="en-US"/>
+        </w:rPr>
+        <w:t>Một Số Hàm Đặc Biệt?</w:t>
       </w:r>
     </w:p>
     <w:p>
@@ -6332,20 +5909,1207 @@
         <w:rPr>
           <w:lang w:val="en-US"/>
         </w:rPr>
+        <w:t>TEXT(&lt;Bất Cứ Thứ Gì&gt;) = &lt;Bất Cứ Thứ Gì&gt;</w:t>
+      </w:r>
+    </w:p>
+    <w:p>
+      <w:pPr>
+        <w:pStyle w:val="ListParagraph"/>
+        <w:numPr>
+          <w:ilvl w:val="0"/>
+          <w:numId w:val="14"/>
+        </w:numPr>
+        <w:rPr>
+          <w:lang w:val="en-US"/>
+        </w:rPr>
+      </w:pPr>
+      <w:r>
+        <w:rPr>
+          <w:lang w:val="en-US"/>
+        </w:rPr>
+        <w:t>Hủy Cấp Phát Bộ Nhớ?</w:t>
+      </w:r>
+    </w:p>
+    <w:p>
+      <w:pPr>
+        <w:pStyle w:val="ListParagraph"/>
+        <w:pBdr>
+          <w:top w:val="single" w:sz="4" w:space="1" w:color="auto"/>
+          <w:left w:val="single" w:sz="4" w:space="4" w:color="auto"/>
+          <w:bottom w:val="single" w:sz="4" w:space="1" w:color="auto"/>
+          <w:right w:val="single" w:sz="4" w:space="4" w:color="auto"/>
+        </w:pBdr>
+        <w:ind w:left="1080"/>
+        <w:rPr>
+          <w:lang w:val="en-US"/>
+        </w:rPr>
+      </w:pPr>
+      <w:r>
+        <w:rPr>
+          <w:lang w:val="en-US"/>
+        </w:rPr>
+        <w:t>CloseHandle(&lt;Pointer&gt;);</w:t>
+      </w:r>
+    </w:p>
+    <w:p>
+      <w:pPr>
+        <w:pStyle w:val="ListParagraph"/>
+        <w:numPr>
+          <w:ilvl w:val="0"/>
+          <w:numId w:val="4"/>
+        </w:numPr>
+        <w:rPr>
+          <w:lang w:val="en-US"/>
+        </w:rPr>
+      </w:pPr>
+      <w:r>
+        <w:rPr>
+          <w:lang w:val="en-US"/>
+        </w:rPr>
+        <w:t>Block mà &lt;Pointer&gt; chĩa vào sẽ được tự do nếu không còn bị chĩa vào bởi Handle khác</w:t>
+      </w:r>
+      <w:r>
+        <w:rPr>
+          <w:lang w:val="en-US"/>
+        </w:rPr>
+        <w:t>, giống y chang lệnh delete</w:t>
+      </w:r>
+      <w:r>
+        <w:rPr>
+          <w:lang w:val="en-US"/>
+        </w:rPr>
+        <w:t xml:space="preserve"> hay free</w:t>
+      </w:r>
+    </w:p>
+    <w:p>
+      <w:pPr>
+        <w:rPr>
+          <w:lang w:val="en-US"/>
+        </w:rPr>
+      </w:pPr>
+    </w:p>
+    <w:p>
+      <w:pPr>
+        <w:rPr>
+          <w:lang w:val="en-US"/>
+        </w:rPr>
+      </w:pPr>
+      <w:r>
+        <w:rPr>
+          <w:lang w:val="en-US"/>
+        </w:rPr>
+        <w:t>Thread – Luồng:</w:t>
+      </w:r>
+    </w:p>
+    <w:p>
+      <w:pPr>
+        <w:pStyle w:val="ListParagraph"/>
+        <w:numPr>
+          <w:ilvl w:val="0"/>
+          <w:numId w:val="13"/>
+        </w:numPr>
+        <w:rPr>
+          <w:lang w:val="en-US"/>
+        </w:rPr>
+      </w:pPr>
+      <w:r>
+        <w:rPr>
+          <w:lang w:val="en-US"/>
+        </w:rPr>
+        <w:t>Cách Import?</w:t>
+      </w:r>
+    </w:p>
+    <w:p>
+      <w:pPr>
+        <w:pStyle w:val="ListParagraph"/>
+        <w:pBdr>
+          <w:top w:val="single" w:sz="4" w:space="1" w:color="auto"/>
+          <w:left w:val="single" w:sz="4" w:space="4" w:color="auto"/>
+          <w:bottom w:val="single" w:sz="4" w:space="1" w:color="auto"/>
+          <w:right w:val="single" w:sz="4" w:space="4" w:color="auto"/>
+        </w:pBdr>
+        <w:ind w:left="1080"/>
+        <w:rPr>
+          <w:lang w:val="en-US"/>
+        </w:rPr>
+      </w:pPr>
+      <w:r>
+        <w:rPr>
+          <w:lang w:val="en-US"/>
+        </w:rPr>
+        <w:t>#include &lt;thread&gt;</w:t>
+      </w:r>
+    </w:p>
+    <w:p>
+      <w:pPr>
+        <w:pStyle w:val="ListParagraph"/>
+        <w:numPr>
+          <w:ilvl w:val="0"/>
+          <w:numId w:val="13"/>
+        </w:numPr>
+        <w:rPr>
+          <w:lang w:val="en-US"/>
+        </w:rPr>
+      </w:pPr>
+      <w:r>
+        <w:rPr>
+          <w:lang w:val="en-US"/>
+        </w:rPr>
+        <w:t>Cách Hoạt Động?</w:t>
+      </w:r>
+    </w:p>
+    <w:p>
+      <w:pPr>
+        <w:pStyle w:val="ListParagraph"/>
+        <w:numPr>
+          <w:ilvl w:val="0"/>
+          <w:numId w:val="4"/>
+        </w:numPr>
+        <w:rPr>
+          <w:lang w:val="en-US"/>
+        </w:rPr>
+      </w:pPr>
+      <w:r>
+        <w:rPr>
+          <w:lang w:val="en-US"/>
+        </w:rPr>
+        <w:t>Khi chương trình bắt đầu chạy, thì 1 Thread ban đầu được sinh ra, Thread này chính là hàm main</w:t>
+      </w:r>
+    </w:p>
+    <w:p>
+      <w:pPr>
+        <w:pStyle w:val="ListParagraph"/>
+        <w:numPr>
+          <w:ilvl w:val="0"/>
+          <w:numId w:val="4"/>
+        </w:numPr>
+        <w:rPr>
+          <w:lang w:val="en-US"/>
+        </w:rPr>
+      </w:pPr>
+      <w:r>
+        <w:rPr>
+          <w:lang w:val="en-US"/>
+        </w:rPr>
+        <w:t>1 Thread bản chất là 1 hàm đang chạy</w:t>
+      </w:r>
+    </w:p>
+    <w:p>
+      <w:pPr>
+        <w:pStyle w:val="ListParagraph"/>
+        <w:numPr>
+          <w:ilvl w:val="0"/>
+          <w:numId w:val="4"/>
+        </w:numPr>
+        <w:rPr>
+          <w:lang w:val="en-US"/>
+        </w:rPr>
+      </w:pPr>
+      <w:r>
+        <w:rPr>
+          <w:lang w:val="en-US"/>
+        </w:rPr>
+        <w:t>Mỗi Thread khi được tạo ra sẽ được cấp phát 1 Stack riêng,</w:t>
+      </w:r>
+      <w:r>
+        <w:rPr>
+          <w:lang w:val="en-US"/>
+        </w:rPr>
+        <w:t xml:space="preserve"> các hàm mà Thread đang dùng tới sẽ đặt trong Stack,</w:t>
+      </w:r>
+      <w:r>
+        <w:rPr>
+          <w:lang w:val="en-US"/>
+        </w:rPr>
+        <w:t xml:space="preserve"> CPU sẽ tự động chuyển đổi qua lại giữa các Stack, tạo cảm giác chạy song song</w:t>
+      </w:r>
+    </w:p>
+    <w:p>
+      <w:pPr>
+        <w:pStyle w:val="ListParagraph"/>
+        <w:numPr>
+          <w:ilvl w:val="0"/>
+          <w:numId w:val="4"/>
+        </w:numPr>
+        <w:rPr>
+          <w:lang w:val="en-US"/>
+        </w:rPr>
+      </w:pPr>
+      <w:r>
+        <w:rPr>
+          <w:lang w:val="en-US"/>
+        </w:rPr>
+        <w:t>Các Thread hoàn toàn độc lập, tức là</w:t>
+      </w:r>
+      <w:r>
+        <w:rPr>
+          <w:lang w:val="en-US"/>
+        </w:rPr>
+        <w:t xml:space="preserve"> thằng kia tạm dừng thì thằng này vẫn chạy, ví dụ trong hàm main ta tạo 1 Thread mới và tạm dừng main trong vài giây thì Thread mới vẫn chạy và xuất ra CMD</w:t>
+      </w:r>
+    </w:p>
+    <w:p>
+      <w:pPr>
+        <w:pStyle w:val="ListParagraph"/>
+        <w:numPr>
+          <w:ilvl w:val="0"/>
+          <w:numId w:val="13"/>
+        </w:numPr>
+        <w:rPr>
+          <w:lang w:val="en-US"/>
+        </w:rPr>
+      </w:pPr>
+      <w:r>
+        <w:rPr>
+          <w:lang w:val="en-US"/>
+        </w:rPr>
+        <w:t>Tạo 1 Thread?</w:t>
+      </w:r>
+    </w:p>
+    <w:p>
+      <w:pPr>
+        <w:pStyle w:val="ListParagraph"/>
+        <w:pBdr>
+          <w:top w:val="single" w:sz="4" w:space="1" w:color="auto"/>
+          <w:left w:val="single" w:sz="4" w:space="4" w:color="auto"/>
+          <w:bottom w:val="single" w:sz="4" w:space="1" w:color="auto"/>
+          <w:right w:val="single" w:sz="4" w:space="4" w:color="auto"/>
+        </w:pBdr>
+        <w:ind w:left="1080"/>
+        <w:rPr>
+          <w:lang w:val="en-US"/>
+        </w:rPr>
+      </w:pPr>
+      <w:r>
+        <w:rPr>
+          <w:lang w:val="en-US"/>
+        </w:rPr>
+        <w:t>s</w:t>
+      </w:r>
+      <w:r>
+        <w:rPr>
+          <w:lang w:val="en-US"/>
+        </w:rPr>
+        <w:t>td::thread &lt;Tên Thread&gt;(&lt;Function Pointer&gt;, &lt;Các Tham Số Cho Hàm&gt;);</w:t>
+      </w:r>
+    </w:p>
+    <w:p>
+      <w:pPr>
+        <w:pStyle w:val="ListParagraph"/>
+        <w:numPr>
+          <w:ilvl w:val="0"/>
+          <w:numId w:val="4"/>
+        </w:numPr>
+        <w:rPr>
+          <w:lang w:val="en-US"/>
+        </w:rPr>
+      </w:pPr>
+      <w:r>
+        <w:rPr>
+          <w:lang w:val="en-US"/>
+        </w:rPr>
+        <w:t>Ví dụ ta muốn chạy hàm foo với 2 đối số int = 4 và 5 song song với hàm main, thì trong hàm main viết</w:t>
+      </w:r>
+    </w:p>
+    <w:p>
+      <w:pPr>
+        <w:pStyle w:val="ListParagraph"/>
+        <w:pBdr>
+          <w:top w:val="single" w:sz="4" w:space="1" w:color="auto"/>
+          <w:left w:val="single" w:sz="4" w:space="4" w:color="auto"/>
+          <w:bottom w:val="single" w:sz="4" w:space="1" w:color="auto"/>
+          <w:right w:val="single" w:sz="4" w:space="4" w:color="auto"/>
+        </w:pBdr>
+        <w:ind w:left="1080"/>
+        <w:rPr>
+          <w:lang w:val="en-US"/>
+        </w:rPr>
+      </w:pPr>
+      <w:r>
+        <w:rPr>
+          <w:lang w:val="en-US"/>
+        </w:rPr>
+        <w:t>s</w:t>
+      </w:r>
+      <w:r>
+        <w:rPr>
+          <w:lang w:val="en-US"/>
+        </w:rPr>
+        <w:t>td::thread bar(</w:t>
+      </w:r>
+      <w:r>
+        <w:rPr>
+          <w:lang w:val="en-US"/>
+        </w:rPr>
+        <w:t>foo, 4, 5</w:t>
+      </w:r>
+      <w:r>
+        <w:rPr>
+          <w:lang w:val="en-US"/>
+        </w:rPr>
+        <w:t>)</w:t>
+      </w:r>
+      <w:r>
+        <w:rPr>
+          <w:lang w:val="en-US"/>
+        </w:rPr>
+        <w:t>;</w:t>
+      </w:r>
+    </w:p>
+    <w:p>
+      <w:pPr>
+        <w:pStyle w:val="ListParagraph"/>
+        <w:numPr>
+          <w:ilvl w:val="0"/>
+          <w:numId w:val="4"/>
+        </w:numPr>
+        <w:rPr>
+          <w:lang w:val="en-US"/>
+        </w:rPr>
+      </w:pPr>
+      <w:r>
+        <w:rPr>
+          <w:lang w:val="en-US"/>
+        </w:rPr>
+        <w:lastRenderedPageBreak/>
+        <w:t>Khi này 1 Stack mới được tạo ra và khung hàm cho hàm foo được đặt vào Stack này, Stack này chạy song song với Stack chứa hàm main</w:t>
+      </w:r>
+    </w:p>
+    <w:p>
+      <w:pPr>
+        <w:rPr>
+          <w:lang w:val="en-US"/>
+        </w:rPr>
+      </w:pPr>
+    </w:p>
+    <w:p>
+      <w:pPr>
+        <w:rPr>
+          <w:lang w:val="en-US"/>
+        </w:rPr>
+      </w:pPr>
+      <w:r>
+        <w:rPr>
+          <w:lang w:val="en-US"/>
+        </w:rPr>
+        <w:t>Vector:</w:t>
+      </w:r>
+    </w:p>
+    <w:p>
+      <w:pPr>
+        <w:pStyle w:val="ListParagraph"/>
+        <w:numPr>
+          <w:ilvl w:val="0"/>
+          <w:numId w:val="15"/>
+        </w:numPr>
+        <w:rPr>
+          <w:lang w:val="en-US"/>
+        </w:rPr>
+      </w:pPr>
+      <w:r>
+        <w:rPr>
+          <w:lang w:val="en-US"/>
+        </w:rPr>
+        <w:t xml:space="preserve">Cách </w:t>
+      </w:r>
+      <w:r>
+        <w:rPr>
+          <w:lang w:val="en-US"/>
+        </w:rPr>
+        <w:t>Import?</w:t>
+      </w:r>
+    </w:p>
+    <w:p>
+      <w:pPr>
+        <w:pStyle w:val="ListParagraph"/>
+        <w:pBdr>
+          <w:top w:val="single" w:sz="4" w:space="1" w:color="auto"/>
+          <w:left w:val="single" w:sz="4" w:space="4" w:color="auto"/>
+          <w:bottom w:val="single" w:sz="4" w:space="1" w:color="auto"/>
+          <w:right w:val="single" w:sz="4" w:space="4" w:color="auto"/>
+        </w:pBdr>
+        <w:ind w:left="1080"/>
+        <w:rPr>
+          <w:lang w:val="en-US"/>
+        </w:rPr>
+      </w:pPr>
+      <w:r>
+        <w:rPr>
+          <w:lang w:val="en-US"/>
+        </w:rPr>
+        <w:t>#include &lt;vector&gt;</w:t>
+      </w:r>
+    </w:p>
+    <w:p>
+      <w:pPr>
+        <w:pStyle w:val="ListParagraph"/>
+        <w:numPr>
+          <w:ilvl w:val="0"/>
+          <w:numId w:val="15"/>
+        </w:numPr>
+        <w:rPr>
+          <w:lang w:val="en-US"/>
+        </w:rPr>
+      </w:pPr>
+      <w:r>
+        <w:rPr>
+          <w:lang w:val="en-US"/>
+        </w:rPr>
+        <w:t>Bản chất?</w:t>
+      </w:r>
+    </w:p>
+    <w:p>
+      <w:pPr>
+        <w:pStyle w:val="ListParagraph"/>
+        <w:numPr>
+          <w:ilvl w:val="0"/>
+          <w:numId w:val="4"/>
+        </w:numPr>
+        <w:rPr>
+          <w:lang w:val="en-US"/>
+        </w:rPr>
+      </w:pPr>
+      <w:r>
+        <w:rPr>
+          <w:lang w:val="en-US"/>
+        </w:rPr>
+        <w:t>Là 1 Pointer từ Stack đến mảng trong Heap</w:t>
+      </w:r>
+    </w:p>
+    <w:p>
+      <w:pPr>
+        <w:pStyle w:val="ListParagraph"/>
+        <w:numPr>
+          <w:ilvl w:val="0"/>
+          <w:numId w:val="4"/>
+        </w:numPr>
+        <w:rPr>
+          <w:lang w:val="en-US"/>
+        </w:rPr>
+      </w:pPr>
+      <w:r>
+        <w:rPr>
+          <w:lang w:val="en-US"/>
+        </w:rPr>
+        <w:t>Nó sẽ có 3 mốc, mốc dưới cùng</w:t>
+      </w:r>
+      <w:r>
+        <w:rPr>
+          <w:lang w:val="en-US"/>
+        </w:rPr>
+        <w:t xml:space="preserve"> A</w:t>
+      </w:r>
+      <w:r>
+        <w:rPr>
+          <w:lang w:val="en-US"/>
+        </w:rPr>
+        <w:t xml:space="preserve"> là vị trí đầu mảng, mốc ở giữa </w:t>
+      </w:r>
+      <w:r>
+        <w:rPr>
+          <w:lang w:val="en-US"/>
+        </w:rPr>
+        <w:t xml:space="preserve">B </w:t>
+      </w:r>
+      <w:r>
+        <w:rPr>
+          <w:lang w:val="en-US"/>
+        </w:rPr>
+        <w:t>là vị trí phần tử cuối cùng</w:t>
+      </w:r>
+      <w:r>
+        <w:rPr>
+          <w:lang w:val="en-US"/>
+        </w:rPr>
+        <w:t>, mốc trên cùng</w:t>
+      </w:r>
+      <w:r>
+        <w:rPr>
+          <w:lang w:val="en-US"/>
+        </w:rPr>
+        <w:t xml:space="preserve"> C</w:t>
+      </w:r>
+      <w:r>
+        <w:rPr>
+          <w:lang w:val="en-US"/>
+        </w:rPr>
+        <w:t xml:space="preserve"> là vị trí kết thúc mảng, khoảng giữa </w:t>
+      </w:r>
+      <w:r>
+        <w:rPr>
+          <w:lang w:val="en-US"/>
+        </w:rPr>
+        <w:t>A và C là Block</w:t>
+      </w:r>
+    </w:p>
+    <w:p>
+      <w:pPr>
+        <w:pStyle w:val="ListParagraph"/>
+        <w:numPr>
+          <w:ilvl w:val="0"/>
+          <w:numId w:val="4"/>
+        </w:numPr>
+        <w:rPr>
+          <w:lang w:val="en-US"/>
+        </w:rPr>
+      </w:pPr>
+      <w:r>
+        <w:rPr>
+          <w:lang w:val="en-US"/>
+        </w:rPr>
+        <w:t>Khi thay đổi 1 phần tử bất kì</w:t>
+      </w:r>
+      <w:r>
+        <w:rPr>
+          <w:lang w:val="en-US"/>
+        </w:rPr>
+        <w:t xml:space="preserve"> thông qua toán tử Subscript</w:t>
+      </w:r>
+      <w:r>
+        <w:rPr>
+          <w:lang w:val="en-US"/>
+        </w:rPr>
+        <w:t>, trong Block hoặc ngoài Block, thì các mốc không thay đổi</w:t>
+      </w:r>
+    </w:p>
+    <w:p>
+      <w:pPr>
+        <w:pStyle w:val="ListParagraph"/>
+        <w:numPr>
+          <w:ilvl w:val="0"/>
+          <w:numId w:val="4"/>
+        </w:numPr>
+        <w:rPr>
+          <w:lang w:val="en-US"/>
+        </w:rPr>
+      </w:pPr>
+      <w:r>
+        <w:rPr>
+          <w:lang w:val="en-US"/>
+        </w:rPr>
+        <w:t xml:space="preserve">Khi đẩy 1 phần tử vào </w:t>
+      </w:r>
+      <w:r>
+        <w:rPr>
+          <w:lang w:val="en-US"/>
+        </w:rPr>
+        <w:t xml:space="preserve">cuối </w:t>
+      </w:r>
+      <w:r>
+        <w:rPr>
+          <w:lang w:val="en-US"/>
+        </w:rPr>
+        <w:t xml:space="preserve">mảng, thì sẽ chèn ở vị trí kế sau B, nếu vị trí này vượt qua C, thì cấp phát lại bộ nhớ như lệnh realloc, </w:t>
+      </w:r>
+      <w:r>
+        <w:rPr>
+          <w:lang w:val="en-US"/>
+        </w:rPr>
+        <w:t>Copy toàn bộ phần tử của mảng vào mảng mới, mảng này có kích thước Block gấp đôi mảng cũ</w:t>
+      </w:r>
+      <w:r>
+        <w:rPr>
+          <w:lang w:val="en-US"/>
+        </w:rPr>
+        <w:t>, các phần tử chưa được xác định giá trị thì giá trị ngẫu nhiên, A, B, C cũng cập nhật, B thì sẽ nằm ở vị trí phần tử mới chèn vào</w:t>
+      </w:r>
+    </w:p>
+    <w:p>
+      <w:pPr>
+        <w:pStyle w:val="ListParagraph"/>
+        <w:numPr>
+          <w:ilvl w:val="0"/>
+          <w:numId w:val="4"/>
+        </w:numPr>
+        <w:rPr>
+          <w:lang w:val="en-US"/>
+        </w:rPr>
+      </w:pPr>
+      <w:r>
+        <w:rPr>
+          <w:lang w:val="en-US"/>
+        </w:rPr>
+        <w:t>Khi lặp qua Vector dùng lệnh For, thì nó sẽ lặp từ A tới B</w:t>
+      </w:r>
+    </w:p>
+    <w:p>
+      <w:pPr>
+        <w:pStyle w:val="ListParagraph"/>
+        <w:numPr>
+          <w:ilvl w:val="0"/>
+          <w:numId w:val="4"/>
+        </w:numPr>
+        <w:rPr>
+          <w:lang w:val="en-US"/>
+        </w:rPr>
+      </w:pPr>
+      <w:r>
+        <w:rPr>
+          <w:lang w:val="en-US"/>
+        </w:rPr>
+        <w:t>Khi chưa khởi tạo giá trị ban đầu, kích thước Block = 0, khi chèn phần tử đầu tiên, kích thước Block = 1, nếu có khởi tạo giá trị ban đầu, kích thước Block = số phần tử của mảng khởi tạo</w:t>
+      </w:r>
+    </w:p>
+    <w:p>
+      <w:pPr>
+        <w:pStyle w:val="ListParagraph"/>
+        <w:numPr>
+          <w:ilvl w:val="0"/>
+          <w:numId w:val="15"/>
+        </w:numPr>
+        <w:rPr>
+          <w:lang w:val="en-US"/>
+        </w:rPr>
+      </w:pPr>
+      <w:r>
+        <w:rPr>
+          <w:lang w:val="en-US"/>
+        </w:rPr>
+        <w:t>Tạo 1 Vector?</w:t>
+      </w:r>
+    </w:p>
+    <w:p>
+      <w:pPr>
+        <w:pStyle w:val="ListParagraph"/>
+        <w:pBdr>
+          <w:top w:val="single" w:sz="4" w:space="1" w:color="auto"/>
+          <w:left w:val="single" w:sz="4" w:space="4" w:color="auto"/>
+          <w:bottom w:val="single" w:sz="4" w:space="1" w:color="auto"/>
+          <w:right w:val="single" w:sz="4" w:space="4" w:color="auto"/>
+        </w:pBdr>
+        <w:ind w:left="1080"/>
+        <w:rPr>
+          <w:lang w:val="en-US"/>
+        </w:rPr>
+      </w:pPr>
+      <w:r>
+        <w:rPr>
+          <w:lang w:val="en-US"/>
+        </w:rPr>
+        <w:t>std::vector&lt;&lt;Kiểu Dữ Liệu&gt;&gt; &lt;Vector&gt; = &lt;Mảng&gt;;</w:t>
+      </w:r>
+    </w:p>
+    <w:p>
+      <w:pPr>
+        <w:pStyle w:val="ListParagraph"/>
+        <w:numPr>
+          <w:ilvl w:val="0"/>
+          <w:numId w:val="4"/>
+        </w:numPr>
+        <w:rPr>
+          <w:lang w:val="en-US"/>
+        </w:rPr>
+      </w:pPr>
+      <w:r>
+        <w:rPr>
+          <w:lang w:val="en-US"/>
+        </w:rPr>
+        <w:t>Ví dụ</w:t>
+      </w:r>
+    </w:p>
+    <w:p>
+      <w:pPr>
+        <w:pStyle w:val="ListParagraph"/>
+        <w:pBdr>
+          <w:top w:val="single" w:sz="4" w:space="1" w:color="auto"/>
+          <w:left w:val="single" w:sz="4" w:space="4" w:color="auto"/>
+          <w:bottom w:val="single" w:sz="4" w:space="1" w:color="auto"/>
+          <w:right w:val="single" w:sz="4" w:space="4" w:color="auto"/>
+        </w:pBdr>
+        <w:ind w:left="1080"/>
+        <w:rPr>
+          <w:lang w:val="en-US"/>
+        </w:rPr>
+      </w:pPr>
+      <w:r>
+        <w:rPr>
+          <w:lang w:val="en-US"/>
+        </w:rPr>
+        <w:t>std::vector&lt;int&gt; foo = {4, 5, 6, 7};</w:t>
+      </w:r>
+    </w:p>
+    <w:p>
+      <w:pPr>
+        <w:pStyle w:val="ListParagraph"/>
+        <w:numPr>
+          <w:ilvl w:val="0"/>
+          <w:numId w:val="15"/>
+        </w:numPr>
+        <w:rPr>
+          <w:lang w:val="en-US"/>
+        </w:rPr>
+      </w:pPr>
+      <w:r>
+        <w:rPr>
+          <w:lang w:val="en-US"/>
+        </w:rPr>
+        <w:t xml:space="preserve">Đẩy </w:t>
+      </w:r>
+      <w:r>
+        <w:rPr>
+          <w:lang w:val="en-US"/>
+        </w:rPr>
+        <w:t>1 Phần Tử Vào Cuối Vector?</w:t>
+      </w:r>
+    </w:p>
+    <w:p>
+      <w:pPr>
+        <w:pStyle w:val="ListParagraph"/>
+        <w:pBdr>
+          <w:top w:val="single" w:sz="4" w:space="1" w:color="auto"/>
+          <w:left w:val="single" w:sz="4" w:space="4" w:color="auto"/>
+          <w:bottom w:val="single" w:sz="4" w:space="1" w:color="auto"/>
+          <w:right w:val="single" w:sz="4" w:space="4" w:color="auto"/>
+        </w:pBdr>
+        <w:ind w:left="1080"/>
+        <w:rPr>
+          <w:lang w:val="en-US"/>
+        </w:rPr>
+      </w:pPr>
+      <w:r>
+        <w:rPr>
+          <w:lang w:val="en-US"/>
+        </w:rPr>
         <w:t>&lt;Vector&gt;.push_back(&lt;Giá Trị Phần Tử&gt;);</w:t>
       </w:r>
     </w:p>
     <w:p>
       <w:pPr>
-        <w:pStyle w:val="ListParagraph"/>
-        <w:numPr>
-          <w:ilvl w:val="0"/>
-          <w:numId w:val="15"/>
-        </w:numPr>
-        <w:rPr>
-          <w:lang w:val="en-US"/>
-        </w:rPr>
-      </w:pPr>
+        <w:rPr>
+          <w:lang w:val="en-US"/>
+        </w:rPr>
+      </w:pPr>
+    </w:p>
+    <w:p>
+      <w:pPr>
+        <w:rPr>
+          <w:lang w:val="en-US"/>
+        </w:rPr>
+      </w:pPr>
+      <w:r>
+        <w:rPr>
+          <w:lang w:val="en-US"/>
+        </w:rPr>
+        <w:t>Tool Help – Công Cụ Trợ Giúp:</w:t>
+      </w:r>
+    </w:p>
+    <w:p>
+      <w:pPr>
+        <w:pStyle w:val="ListParagraph"/>
+        <w:numPr>
+          <w:ilvl w:val="0"/>
+          <w:numId w:val="16"/>
+        </w:numPr>
+        <w:rPr>
+          <w:lang w:val="en-US"/>
+        </w:rPr>
+      </w:pPr>
+      <w:r>
+        <w:rPr>
+          <w:lang w:val="en-US"/>
+        </w:rPr>
+        <w:t>Cách Import?</w:t>
+      </w:r>
+    </w:p>
+    <w:p>
+      <w:pPr>
+        <w:pStyle w:val="ListParagraph"/>
+        <w:pBdr>
+          <w:top w:val="single" w:sz="4" w:space="1" w:color="auto"/>
+          <w:left w:val="single" w:sz="4" w:space="4" w:color="auto"/>
+          <w:bottom w:val="single" w:sz="4" w:space="1" w:color="auto"/>
+          <w:right w:val="single" w:sz="4" w:space="4" w:color="auto"/>
+        </w:pBdr>
+        <w:ind w:left="1080"/>
+        <w:rPr>
+          <w:lang w:val="en-US"/>
+        </w:rPr>
+      </w:pPr>
+      <w:r>
+        <w:rPr>
+          <w:lang w:val="en-US"/>
+        </w:rPr>
+        <w:t>#include &lt;tlhelp32.h&gt;</w:t>
+      </w:r>
+    </w:p>
+    <w:p>
+      <w:pPr>
+        <w:pStyle w:val="ListParagraph"/>
+        <w:numPr>
+          <w:ilvl w:val="0"/>
+          <w:numId w:val="16"/>
+        </w:numPr>
+        <w:rPr>
+          <w:lang w:val="en-US"/>
+        </w:rPr>
+      </w:pPr>
+      <w:r>
+        <w:rPr>
+          <w:lang w:val="en-US"/>
+        </w:rPr>
+        <w:t>Một Số Giá Trị Đặc Biệt?</w:t>
+      </w:r>
+    </w:p>
+    <w:p>
+      <w:pPr>
+        <w:pStyle w:val="ListParagraph"/>
+        <w:pBdr>
+          <w:top w:val="single" w:sz="4" w:space="1" w:color="auto"/>
+          <w:left w:val="single" w:sz="4" w:space="4" w:color="auto"/>
+          <w:bottom w:val="single" w:sz="4" w:space="1" w:color="auto"/>
+          <w:right w:val="single" w:sz="4" w:space="4" w:color="auto"/>
+        </w:pBdr>
+        <w:ind w:left="1080"/>
+        <w:rPr>
+          <w:lang w:val="en-US"/>
+        </w:rPr>
+      </w:pPr>
+      <w:r>
+        <w:rPr>
+          <w:lang w:val="en-US"/>
+        </w:rPr>
+        <w:t>TH32CS_SNAPPROCESS</w:t>
+      </w:r>
+      <w:r>
+        <w:rPr>
+          <w:lang w:val="en-US"/>
+        </w:rPr>
+        <w:t xml:space="preserve"> = 2</w:t>
+      </w:r>
+    </w:p>
+    <w:p>
+      <w:pPr>
+        <w:pStyle w:val="ListParagraph"/>
+        <w:numPr>
+          <w:ilvl w:val="0"/>
+          <w:numId w:val="16"/>
+        </w:numPr>
+        <w:rPr>
+          <w:lang w:val="en-US"/>
+        </w:rPr>
+      </w:pPr>
+      <w:r>
+        <w:rPr>
+          <w:lang w:val="en-US"/>
+        </w:rPr>
+        <w:t xml:space="preserve">Trả </w:t>
+      </w:r>
+      <w:r>
+        <w:rPr>
+          <w:lang w:val="en-US"/>
+        </w:rPr>
+        <w:t xml:space="preserve">Về </w:t>
+      </w:r>
+      <w:r>
+        <w:rPr>
+          <w:lang w:val="en-US"/>
+        </w:rPr>
+        <w:t xml:space="preserve">Snap Shot </w:t>
+      </w:r>
+      <w:r>
+        <w:rPr>
+          <w:lang w:val="en-US"/>
+        </w:rPr>
+        <w:t xml:space="preserve">Toàn Bộ </w:t>
+      </w:r>
+      <w:r>
+        <w:rPr>
+          <w:lang w:val="en-US"/>
+        </w:rPr>
+        <w:t xml:space="preserve">Process </w:t>
+      </w:r>
+      <w:r>
+        <w:rPr>
+          <w:lang w:val="en-US"/>
+        </w:rPr>
+        <w:t xml:space="preserve">Trong </w:t>
+      </w:r>
+      <w:r>
+        <w:rPr>
+          <w:lang w:val="en-US"/>
+        </w:rPr>
+        <w:t xml:space="preserve">RAM </w:t>
+      </w:r>
+      <w:r>
+        <w:rPr>
+          <w:lang w:val="en-US"/>
+        </w:rPr>
+        <w:t>Thời Điểm Hiện Tại?</w:t>
+      </w:r>
+    </w:p>
+    <w:p>
+      <w:pPr>
+        <w:pStyle w:val="ListParagraph"/>
+        <w:pBdr>
+          <w:top w:val="single" w:sz="4" w:space="1" w:color="auto"/>
+          <w:left w:val="single" w:sz="4" w:space="4" w:color="auto"/>
+          <w:bottom w:val="single" w:sz="4" w:space="1" w:color="auto"/>
+          <w:right w:val="single" w:sz="4" w:space="4" w:color="auto"/>
+        </w:pBdr>
+        <w:ind w:left="1080"/>
+        <w:rPr>
+          <w:lang w:val="en-US"/>
+        </w:rPr>
+      </w:pPr>
+      <w:r>
+        <w:rPr>
+          <w:lang w:val="en-US"/>
+        </w:rPr>
+        <w:t>v</w:t>
+      </w:r>
+      <w:r>
+        <w:rPr>
+          <w:lang w:val="en-US"/>
+        </w:rPr>
+        <w:t xml:space="preserve">oid* &lt;Snap Shot&gt; = </w:t>
+      </w:r>
+      <w:r>
+        <w:rPr>
+          <w:lang w:val="en-US"/>
+        </w:rPr>
+        <w:t>CreateToolhelp32Snapshot(2, 0)</w:t>
+      </w:r>
+      <w:r>
+        <w:rPr>
+          <w:lang w:val="en-US"/>
+        </w:rPr>
+        <w:t>;</w:t>
+      </w:r>
+    </w:p>
+    <w:p>
+      <w:pPr>
+        <w:pStyle w:val="ListParagraph"/>
+        <w:numPr>
+          <w:ilvl w:val="0"/>
+          <w:numId w:val="4"/>
+        </w:numPr>
+        <w:rPr>
+          <w:lang w:val="en-US"/>
+        </w:rPr>
+      </w:pPr>
+      <w:r>
+        <w:rPr>
+          <w:lang w:val="en-US"/>
+        </w:rPr>
+        <w:t>Ảnh của toàn bộ Process trong RAM sẽ được chụp, sau đó ảnh này sẽ được &lt;Snap Shot&gt; chĩa vào, do đó sau khi sử dụng xong &lt;Snap Shot&gt; thì nên đóng nó lại = CloseHandle hoặc để chương trình tự động khi kết thúc, tránh để tài nguyên ứ đọng</w:t>
+      </w:r>
+    </w:p>
+    <w:p>
+      <w:pPr>
+        <w:pStyle w:val="ListParagraph"/>
+        <w:numPr>
+          <w:ilvl w:val="0"/>
+          <w:numId w:val="4"/>
+        </w:numPr>
+        <w:rPr>
+          <w:lang w:val="en-US"/>
+        </w:rPr>
+      </w:pPr>
+      <w:r>
+        <w:rPr>
+          <w:lang w:val="en-US"/>
+        </w:rPr>
+        <w:t xml:space="preserve">&lt;Snap Shot&gt; có 1 mốc, vị trí ban đầu nằm </w:t>
+      </w:r>
+      <w:r>
+        <w:rPr>
+          <w:lang w:val="en-US"/>
+        </w:rPr>
+        <w:t>ngay trước</w:t>
+      </w:r>
+      <w:r>
+        <w:rPr>
+          <w:lang w:val="en-US"/>
+        </w:rPr>
+        <w:t xml:space="preserve"> Process đầu tiên</w:t>
+      </w:r>
+    </w:p>
+    <w:p>
+      <w:pPr>
+        <w:pStyle w:val="ListParagraph"/>
+        <w:numPr>
+          <w:ilvl w:val="0"/>
+          <w:numId w:val="16"/>
+        </w:numPr>
+        <w:rPr>
+          <w:lang w:val="en-US"/>
+        </w:rPr>
+      </w:pPr>
+      <w:r>
+        <w:rPr>
+          <w:lang w:val="en-US"/>
+        </w:rPr>
+        <w:t>Tạo Process Entry Dùng Để Chứa 1 Process Nào Đó?</w:t>
+      </w:r>
+    </w:p>
+    <w:p>
+      <w:pPr>
+        <w:pStyle w:val="ListParagraph"/>
+        <w:pBdr>
+          <w:top w:val="single" w:sz="4" w:space="1" w:color="auto"/>
+          <w:left w:val="single" w:sz="4" w:space="4" w:color="auto"/>
+          <w:bottom w:val="single" w:sz="4" w:space="1" w:color="auto"/>
+          <w:right w:val="single" w:sz="4" w:space="4" w:color="auto"/>
+        </w:pBdr>
+        <w:ind w:left="1080"/>
+        <w:rPr>
+          <w:lang w:val="en-US"/>
+        </w:rPr>
+      </w:pPr>
+      <w:r>
+        <w:rPr>
+          <w:lang w:val="en-US"/>
+        </w:rPr>
+        <w:lastRenderedPageBreak/>
+        <w:t>PROCESSENTRY &lt;Process Entry&gt;;</w:t>
+      </w:r>
+    </w:p>
+    <w:p>
+      <w:pPr>
+        <w:pStyle w:val="ListParagraph"/>
+        <w:numPr>
+          <w:ilvl w:val="0"/>
+          <w:numId w:val="16"/>
+        </w:numPr>
+        <w:rPr>
+          <w:lang w:val="en-US"/>
+        </w:rPr>
+      </w:pPr>
+      <w:r>
+        <w:rPr>
+          <w:lang w:val="en-US"/>
+        </w:rPr>
+        <w:t>Đưa Mốc Của Snap Shot Tới Process Kế Tiếp Và Gán Process Đó Cho Process Entry?</w:t>
+      </w:r>
+    </w:p>
+    <w:p>
+      <w:pPr>
+        <w:pStyle w:val="ListParagraph"/>
+        <w:pBdr>
+          <w:top w:val="single" w:sz="4" w:space="1" w:color="auto"/>
+          <w:left w:val="single" w:sz="4" w:space="4" w:color="auto"/>
+          <w:bottom w:val="single" w:sz="4" w:space="1" w:color="auto"/>
+          <w:right w:val="single" w:sz="4" w:space="4" w:color="auto"/>
+        </w:pBdr>
+        <w:ind w:left="1080"/>
+        <w:rPr>
+          <w:lang w:val="en-US"/>
+        </w:rPr>
+      </w:pPr>
+      <w:r>
+        <w:rPr>
+          <w:lang w:val="en-US"/>
+        </w:rPr>
+        <w:t>Process32Next(</w:t>
+      </w:r>
+      <w:r>
+        <w:rPr>
+          <w:lang w:val="en-US"/>
+        </w:rPr>
+        <w:t>&lt;Snap Shot&gt;, &amp;&lt;Process Entry&gt;);</w:t>
+      </w:r>
+    </w:p>
+    <w:p>
+      <w:pPr>
+        <w:pStyle w:val="ListParagraph"/>
+        <w:numPr>
+          <w:ilvl w:val="0"/>
+          <w:numId w:val="16"/>
+        </w:numPr>
+        <w:rPr>
+          <w:lang w:val="en-US"/>
+        </w:rPr>
+      </w:pPr>
+      <w:r>
+        <w:rPr>
+          <w:lang w:val="en-US"/>
+        </w:rPr>
+        <w:t>Trả Về Process Đầu Tiên Của Snap Shot Đéo Quan Tâm Mốc?</w:t>
+      </w:r>
+    </w:p>
+    <w:p>
+      <w:pPr>
+        <w:pStyle w:val="ListParagraph"/>
+        <w:pBdr>
+          <w:top w:val="single" w:sz="4" w:space="1" w:color="auto"/>
+          <w:left w:val="single" w:sz="4" w:space="4" w:color="auto"/>
+          <w:bottom w:val="single" w:sz="4" w:space="1" w:color="auto"/>
+          <w:right w:val="single" w:sz="4" w:space="4" w:color="auto"/>
+        </w:pBdr>
+        <w:ind w:left="1080"/>
+        <w:rPr>
+          <w:lang w:val="en-US"/>
+        </w:rPr>
+      </w:pPr>
+      <w:r>
+        <w:rPr>
+          <w:lang w:val="en-US"/>
+        </w:rPr>
+        <w:t>Process32First(&lt;Snap Shot&gt;, &amp;&lt;Process Entry&gt;);</w:t>
+      </w:r>
+    </w:p>
+    <w:p>
+      <w:pPr>
+        <w:pStyle w:val="ListParagraph"/>
+        <w:numPr>
+          <w:ilvl w:val="0"/>
+          <w:numId w:val="16"/>
+        </w:numPr>
+        <w:rPr>
+          <w:lang w:val="en-US"/>
+        </w:rPr>
+      </w:pPr>
+      <w:r>
+        <w:rPr>
+          <w:lang w:val="en-US"/>
+        </w:rPr>
+        <w:t>Trả Về Tên Của Process Chứa Trong Process Entry?</w:t>
+      </w:r>
+    </w:p>
+    <w:p>
+      <w:pPr>
+        <w:pStyle w:val="ListParagraph"/>
+        <w:pBdr>
+          <w:top w:val="single" w:sz="4" w:space="1" w:color="auto"/>
+          <w:left w:val="single" w:sz="4" w:space="4" w:color="auto"/>
+          <w:bottom w:val="single" w:sz="4" w:space="1" w:color="auto"/>
+          <w:right w:val="single" w:sz="4" w:space="4" w:color="auto"/>
+        </w:pBdr>
+        <w:ind w:left="1080"/>
+        <w:rPr>
+          <w:lang w:val="en-US"/>
+        </w:rPr>
+      </w:pPr>
+      <w:r>
+        <w:rPr>
+          <w:lang w:val="en-US"/>
+        </w:rPr>
+        <w:t>&lt;Tên&gt; = &lt;Process Entry&gt;.szExeFile;</w:t>
+      </w:r>
+    </w:p>
+    <w:p>
+      <w:pPr>
+        <w:pStyle w:val="ListParagraph"/>
+        <w:numPr>
+          <w:ilvl w:val="0"/>
+          <w:numId w:val="4"/>
+        </w:numPr>
+        <w:rPr>
+          <w:lang w:val="en-US"/>
+        </w:rPr>
+      </w:pPr>
+      <w:r>
+        <w:rPr>
+          <w:lang w:val="en-US"/>
+        </w:rPr>
+        <w:t xml:space="preserve">&lt;Tên&gt; là 1 String, ví dụ </w:t>
+      </w:r>
+      <w:r>
+        <w:rPr>
+          <w:lang w:val="en-US"/>
+        </w:rPr>
+        <w:t>"foo.exe"</w:t>
+      </w:r>
     </w:p>
     <w:sectPr>
       <w:pgSz w:w="11906" w:h="16838"/>
@@ -7322,6 +8086,95 @@
     </w:lvl>
   </w:abstractNum>
   <w:abstractNum w:abstractNumId="10" w15:restartNumberingAfterBreak="0">
+    <w:nsid w:val="5CB42FEA"/>
+    <w:multiLevelType w:val="hybridMultilevel"/>
+    <w:tmpl w:val="9F62F2E4"/>
+    <w:lvl w:ilvl="0" w:tplc="9280E4C2">
+      <w:start w:val="1"/>
+      <w:numFmt w:val="decimal"/>
+      <w:lvlText w:val="%1."/>
+      <w:lvlJc w:val="left"/>
+      <w:pPr>
+        <w:ind w:left="1080" w:hanging="360"/>
+      </w:pPr>
+      <w:rPr>
+        <w:rFonts w:hint="default"/>
+      </w:rPr>
+    </w:lvl>
+    <w:lvl w:ilvl="1" w:tplc="04090019" w:tentative="1">
+      <w:start w:val="1"/>
+      <w:numFmt w:val="lowerLetter"/>
+      <w:lvlText w:val="%2."/>
+      <w:lvlJc w:val="left"/>
+      <w:pPr>
+        <w:ind w:left="1800" w:hanging="360"/>
+      </w:pPr>
+    </w:lvl>
+    <w:lvl w:ilvl="2" w:tplc="0409001B" w:tentative="1">
+      <w:start w:val="1"/>
+      <w:numFmt w:val="lowerRoman"/>
+      <w:lvlText w:val="%3."/>
+      <w:lvlJc w:val="right"/>
+      <w:pPr>
+        <w:ind w:left="2520" w:hanging="180"/>
+      </w:pPr>
+    </w:lvl>
+    <w:lvl w:ilvl="3" w:tplc="0409000F" w:tentative="1">
+      <w:start w:val="1"/>
+      <w:numFmt w:val="decimal"/>
+      <w:lvlText w:val="%4."/>
+      <w:lvlJc w:val="left"/>
+      <w:pPr>
+        <w:ind w:left="3240" w:hanging="360"/>
+      </w:pPr>
+    </w:lvl>
+    <w:lvl w:ilvl="4" w:tplc="04090019" w:tentative="1">
+      <w:start w:val="1"/>
+      <w:numFmt w:val="lowerLetter"/>
+      <w:lvlText w:val="%5."/>
+      <w:lvlJc w:val="left"/>
+      <w:pPr>
+        <w:ind w:left="3960" w:hanging="360"/>
+      </w:pPr>
+    </w:lvl>
+    <w:lvl w:ilvl="5" w:tplc="0409001B" w:tentative="1">
+      <w:start w:val="1"/>
+      <w:numFmt w:val="lowerRoman"/>
+      <w:lvlText w:val="%6."/>
+      <w:lvlJc w:val="right"/>
+      <w:pPr>
+        <w:ind w:left="4680" w:hanging="180"/>
+      </w:pPr>
+    </w:lvl>
+    <w:lvl w:ilvl="6" w:tplc="0409000F" w:tentative="1">
+      <w:start w:val="1"/>
+      <w:numFmt w:val="decimal"/>
+      <w:lvlText w:val="%7."/>
+      <w:lvlJc w:val="left"/>
+      <w:pPr>
+        <w:ind w:left="5400" w:hanging="360"/>
+      </w:pPr>
+    </w:lvl>
+    <w:lvl w:ilvl="7" w:tplc="04090019" w:tentative="1">
+      <w:start w:val="1"/>
+      <w:numFmt w:val="lowerLetter"/>
+      <w:lvlText w:val="%8."/>
+      <w:lvlJc w:val="left"/>
+      <w:pPr>
+        <w:ind w:left="6120" w:hanging="360"/>
+      </w:pPr>
+    </w:lvl>
+    <w:lvl w:ilvl="8" w:tplc="0409001B" w:tentative="1">
+      <w:start w:val="1"/>
+      <w:numFmt w:val="lowerRoman"/>
+      <w:lvlText w:val="%9."/>
+      <w:lvlJc w:val="right"/>
+      <w:pPr>
+        <w:ind w:left="6840" w:hanging="180"/>
+      </w:pPr>
+    </w:lvl>
+  </w:abstractNum>
+  <w:abstractNum w:abstractNumId="11" w15:restartNumberingAfterBreak="0">
     <w:nsid w:val="5EA818A3"/>
     <w:multiLevelType w:val="hybridMultilevel"/>
     <w:tmpl w:val="3E9671B8"/>
@@ -7410,7 +8263,7 @@
       </w:pPr>
     </w:lvl>
   </w:abstractNum>
-  <w:abstractNum w:abstractNumId="11" w15:restartNumberingAfterBreak="0">
+  <w:abstractNum w:abstractNumId="12" w15:restartNumberingAfterBreak="0">
     <w:nsid w:val="62F636E2"/>
     <w:multiLevelType w:val="hybridMultilevel"/>
     <w:tmpl w:val="2F92516E"/>
@@ -7499,7 +8352,7 @@
       </w:pPr>
     </w:lvl>
   </w:abstractNum>
-  <w:abstractNum w:abstractNumId="12" w15:restartNumberingAfterBreak="0">
+  <w:abstractNum w:abstractNumId="13" w15:restartNumberingAfterBreak="0">
     <w:nsid w:val="7A8045EA"/>
     <w:multiLevelType w:val="hybridMultilevel"/>
     <w:tmpl w:val="5E428394"/>
@@ -7612,7 +8465,96 @@
       </w:rPr>
     </w:lvl>
   </w:abstractNum>
-  <w:abstractNum w:abstractNumId="13" w15:restartNumberingAfterBreak="0">
+  <w:abstractNum w:abstractNumId="14" w15:restartNumberingAfterBreak="0">
+    <w:nsid w:val="7B832453"/>
+    <w:multiLevelType w:val="hybridMultilevel"/>
+    <w:tmpl w:val="6816AFF0"/>
+    <w:lvl w:ilvl="0" w:tplc="989C1E64">
+      <w:start w:val="1"/>
+      <w:numFmt w:val="decimal"/>
+      <w:lvlText w:val="%1."/>
+      <w:lvlJc w:val="left"/>
+      <w:pPr>
+        <w:ind w:left="1080" w:hanging="360"/>
+      </w:pPr>
+      <w:rPr>
+        <w:rFonts w:hint="default"/>
+      </w:rPr>
+    </w:lvl>
+    <w:lvl w:ilvl="1" w:tplc="04090019" w:tentative="1">
+      <w:start w:val="1"/>
+      <w:numFmt w:val="lowerLetter"/>
+      <w:lvlText w:val="%2."/>
+      <w:lvlJc w:val="left"/>
+      <w:pPr>
+        <w:ind w:left="1800" w:hanging="360"/>
+      </w:pPr>
+    </w:lvl>
+    <w:lvl w:ilvl="2" w:tplc="0409001B" w:tentative="1">
+      <w:start w:val="1"/>
+      <w:numFmt w:val="lowerRoman"/>
+      <w:lvlText w:val="%3."/>
+      <w:lvlJc w:val="right"/>
+      <w:pPr>
+        <w:ind w:left="2520" w:hanging="180"/>
+      </w:pPr>
+    </w:lvl>
+    <w:lvl w:ilvl="3" w:tplc="0409000F" w:tentative="1">
+      <w:start w:val="1"/>
+      <w:numFmt w:val="decimal"/>
+      <w:lvlText w:val="%4."/>
+      <w:lvlJc w:val="left"/>
+      <w:pPr>
+        <w:ind w:left="3240" w:hanging="360"/>
+      </w:pPr>
+    </w:lvl>
+    <w:lvl w:ilvl="4" w:tplc="04090019" w:tentative="1">
+      <w:start w:val="1"/>
+      <w:numFmt w:val="lowerLetter"/>
+      <w:lvlText w:val="%5."/>
+      <w:lvlJc w:val="left"/>
+      <w:pPr>
+        <w:ind w:left="3960" w:hanging="360"/>
+      </w:pPr>
+    </w:lvl>
+    <w:lvl w:ilvl="5" w:tplc="0409001B" w:tentative="1">
+      <w:start w:val="1"/>
+      <w:numFmt w:val="lowerRoman"/>
+      <w:lvlText w:val="%6."/>
+      <w:lvlJc w:val="right"/>
+      <w:pPr>
+        <w:ind w:left="4680" w:hanging="180"/>
+      </w:pPr>
+    </w:lvl>
+    <w:lvl w:ilvl="6" w:tplc="0409000F" w:tentative="1">
+      <w:start w:val="1"/>
+      <w:numFmt w:val="decimal"/>
+      <w:lvlText w:val="%7."/>
+      <w:lvlJc w:val="left"/>
+      <w:pPr>
+        <w:ind w:left="5400" w:hanging="360"/>
+      </w:pPr>
+    </w:lvl>
+    <w:lvl w:ilvl="7" w:tplc="04090019" w:tentative="1">
+      <w:start w:val="1"/>
+      <w:numFmt w:val="lowerLetter"/>
+      <w:lvlText w:val="%8."/>
+      <w:lvlJc w:val="left"/>
+      <w:pPr>
+        <w:ind w:left="6120" w:hanging="360"/>
+      </w:pPr>
+    </w:lvl>
+    <w:lvl w:ilvl="8" w:tplc="0409001B" w:tentative="1">
+      <w:start w:val="1"/>
+      <w:numFmt w:val="lowerRoman"/>
+      <w:lvlText w:val="%9."/>
+      <w:lvlJc w:val="right"/>
+      <w:pPr>
+        <w:ind w:left="6840" w:hanging="180"/>
+      </w:pPr>
+    </w:lvl>
+  </w:abstractNum>
+  <w:abstractNum w:abstractNumId="15" w15:restartNumberingAfterBreak="0">
     <w:nsid w:val="7F0A7CB8"/>
     <w:multiLevelType w:val="hybridMultilevel"/>
     <w:tmpl w:val="89BA0D6E"/>
@@ -7725,7 +8667,7 @@
       </w:rPr>
     </w:lvl>
   </w:abstractNum>
-  <w:abstractNum w:abstractNumId="14" w15:restartNumberingAfterBreak="0">
+  <w:abstractNum w:abstractNumId="16" w15:restartNumberingAfterBreak="0">
     <w:nsid w:val="7F6D46C1"/>
     <w:multiLevelType w:val="hybridMultilevel"/>
     <w:tmpl w:val="58C039B0"/>
@@ -7815,10 +8757,10 @@
     </w:lvl>
   </w:abstractNum>
   <w:num w:numId="1" w16cid:durableId="627467736">
-    <w:abstractNumId w:val="10"/>
+    <w:abstractNumId w:val="11"/>
   </w:num>
   <w:num w:numId="2" w16cid:durableId="73481840">
-    <w:abstractNumId w:val="12"/>
+    <w:abstractNumId w:val="13"/>
   </w:num>
   <w:num w:numId="3" w16cid:durableId="645353059">
     <w:abstractNumId w:val="6"/>
@@ -7833,10 +8775,10 @@
     <w:abstractNumId w:val="0"/>
   </w:num>
   <w:num w:numId="7" w16cid:durableId="524288934">
-    <w:abstractNumId w:val="13"/>
+    <w:abstractNumId w:val="15"/>
   </w:num>
   <w:num w:numId="8" w16cid:durableId="1393502788">
-    <w:abstractNumId w:val="11"/>
+    <w:abstractNumId w:val="12"/>
   </w:num>
   <w:num w:numId="9" w16cid:durableId="54277698">
     <w:abstractNumId w:val="1"/>
@@ -7851,13 +8793,19 @@
     <w:abstractNumId w:val="5"/>
   </w:num>
   <w:num w:numId="13" w16cid:durableId="1372222459">
-    <w:abstractNumId w:val="14"/>
+    <w:abstractNumId w:val="16"/>
   </w:num>
   <w:num w:numId="14" w16cid:durableId="1099332396">
     <w:abstractNumId w:val="7"/>
   </w:num>
   <w:num w:numId="15" w16cid:durableId="1879587462">
     <w:abstractNumId w:val="8"/>
+  </w:num>
+  <w:num w:numId="16" w16cid:durableId="368459668">
+    <w:abstractNumId w:val="10"/>
+  </w:num>
+  <w:num w:numId="17" w16cid:durableId="1431387772">
+    <w:abstractNumId w:val="14"/>
   </w:num>
 </w:numbering>
 </file>

--- a/c++ library.docx
+++ b/c++ library.docx
@@ -5852,7 +5852,13 @@
         <w:rPr>
           <w:lang w:val="en-US"/>
         </w:rPr>
-        <w:t>_HANDLE_VALUE = ffffffffffffffff</w:t>
+        <w:t xml:space="preserve">_HANDLE_VALUE = </w:t>
+      </w:r>
+      <w:r>
+        <w:rPr>
+          <w:lang w:val="en-US"/>
+        </w:rPr>
+        <w:t>FFFFFFFFFFFFFFFF</w:t>
       </w:r>
     </w:p>
     <w:p>
@@ -5870,7 +5876,137 @@
         <w:rPr>
           <w:lang w:val="en-US"/>
         </w:rPr>
-        <w:t>Giá trị này là địa chỉ, kích thước 8 Byte</w:t>
+        <w:t xml:space="preserve">Giá trị </w:t>
+      </w:r>
+      <w:r>
+        <w:rPr>
+          <w:lang w:val="en-US"/>
+        </w:rPr>
+        <w:t>trên</w:t>
+      </w:r>
+      <w:r>
+        <w:rPr>
+          <w:lang w:val="en-US"/>
+        </w:rPr>
+        <w:t xml:space="preserve"> là địa chỉ, kích thước 8 Byte</w:t>
+      </w:r>
+    </w:p>
+    <w:p>
+      <w:pPr>
+        <w:pStyle w:val="ListParagraph"/>
+        <w:pBdr>
+          <w:top w:val="single" w:sz="4" w:space="1" w:color="auto"/>
+          <w:left w:val="single" w:sz="4" w:space="4" w:color="auto"/>
+          <w:bottom w:val="single" w:sz="4" w:space="1" w:color="auto"/>
+          <w:right w:val="single" w:sz="4" w:space="4" w:color="auto"/>
+        </w:pBdr>
+        <w:ind w:left="1080"/>
+        <w:rPr>
+          <w:lang w:val="en-US"/>
+        </w:rPr>
+      </w:pPr>
+      <w:r>
+        <w:rPr>
+          <w:lang w:val="en-US"/>
+        </w:rPr>
+        <w:t xml:space="preserve">STANDARD_RIGHTS_REQUIRED = </w:t>
+      </w:r>
+      <w:r>
+        <w:rPr>
+          <w:lang w:val="en-US"/>
+        </w:rPr>
+        <w:t>F0000</w:t>
+      </w:r>
+      <w:r>
+        <w:rPr>
+          <w:lang w:val="en-US"/>
+        </w:rPr>
+        <w:t xml:space="preserve"> = 983040</w:t>
+      </w:r>
+    </w:p>
+    <w:p>
+      <w:pPr>
+        <w:pStyle w:val="ListParagraph"/>
+        <w:pBdr>
+          <w:top w:val="single" w:sz="4" w:space="1" w:color="auto"/>
+          <w:left w:val="single" w:sz="4" w:space="4" w:color="auto"/>
+          <w:bottom w:val="single" w:sz="4" w:space="1" w:color="auto"/>
+          <w:right w:val="single" w:sz="4" w:space="4" w:color="auto"/>
+        </w:pBdr>
+        <w:ind w:left="1080"/>
+        <w:rPr>
+          <w:lang w:val="en-US"/>
+        </w:rPr>
+      </w:pPr>
+      <w:r>
+        <w:rPr>
+          <w:lang w:val="en-US"/>
+        </w:rPr>
+        <w:t>SYNCHRONIZE</w:t>
+      </w:r>
+      <w:r>
+        <w:rPr>
+          <w:lang w:val="en-US"/>
+        </w:rPr>
+        <w:t xml:space="preserve"> = 100000</w:t>
+      </w:r>
+      <w:r>
+        <w:rPr>
+          <w:vertAlign w:val="subscript"/>
+          <w:lang w:val="en-US"/>
+        </w:rPr>
+        <w:t>16</w:t>
+      </w:r>
+      <w:r>
+        <w:rPr>
+          <w:lang w:val="en-US"/>
+        </w:rPr>
+        <w:t xml:space="preserve"> = 1048576</w:t>
+      </w:r>
+    </w:p>
+    <w:p>
+      <w:pPr>
+        <w:pStyle w:val="ListParagraph"/>
+        <w:pBdr>
+          <w:top w:val="single" w:sz="4" w:space="1" w:color="auto"/>
+          <w:left w:val="single" w:sz="4" w:space="4" w:color="auto"/>
+          <w:bottom w:val="single" w:sz="4" w:space="1" w:color="auto"/>
+          <w:right w:val="single" w:sz="4" w:space="4" w:color="auto"/>
+        </w:pBdr>
+        <w:ind w:left="1080"/>
+        <w:rPr>
+          <w:lang w:val="en-US"/>
+        </w:rPr>
+      </w:pPr>
+      <w:r>
+        <w:rPr>
+          <w:lang w:val="en-US"/>
+        </w:rPr>
+        <w:t>PROCESS_ALL_ACCESS</w:t>
+      </w:r>
+      <w:r>
+        <w:rPr>
+          <w:lang w:val="en-US"/>
+        </w:rPr>
+        <w:t xml:space="preserve"> = </w:t>
+      </w:r>
+      <w:r>
+        <w:rPr>
+          <w:lang w:val="en-US"/>
+        </w:rPr>
+        <w:t>1F0</w:t>
+      </w:r>
+      <w:r>
+        <w:rPr>
+          <w:lang w:val="en-US"/>
+        </w:rPr>
+        <w:t>FFF</w:t>
+      </w:r>
+      <w:r>
+        <w:rPr>
+          <w:lang w:val="en-US"/>
+        </w:rPr>
+        <w:t xml:space="preserve"> = 2035711</w:t>
       </w:r>
     </w:p>
     <w:p>
@@ -5983,6 +6119,514 @@
     </w:p>
     <w:p>
       <w:pPr>
+        <w:pStyle w:val="ListParagraph"/>
+        <w:numPr>
+          <w:ilvl w:val="0"/>
+          <w:numId w:val="14"/>
+        </w:numPr>
+        <w:rPr>
+          <w:lang w:val="en-US"/>
+        </w:rPr>
+      </w:pPr>
+      <w:r>
+        <w:rPr>
+          <w:lang w:val="en-US"/>
+        </w:rPr>
+        <w:t>Tạo Handle Đến 1 Process?</w:t>
+      </w:r>
+    </w:p>
+    <w:p>
+      <w:pPr>
+        <w:pStyle w:val="ListParagraph"/>
+        <w:pBdr>
+          <w:top w:val="single" w:sz="4" w:space="1" w:color="auto"/>
+          <w:left w:val="single" w:sz="4" w:space="4" w:color="auto"/>
+          <w:bottom w:val="single" w:sz="4" w:space="1" w:color="auto"/>
+          <w:right w:val="single" w:sz="4" w:space="4" w:color="auto"/>
+        </w:pBdr>
+        <w:ind w:left="1080"/>
+        <w:rPr>
+          <w:lang w:val="en-US"/>
+        </w:rPr>
+      </w:pPr>
+      <w:r>
+        <w:rPr>
+          <w:lang w:val="en-US"/>
+        </w:rPr>
+        <w:t>&lt;</w:t>
+      </w:r>
+      <w:r>
+        <w:rPr>
+          <w:lang w:val="en-US"/>
+        </w:rPr>
+        <w:t xml:space="preserve">Process </w:t>
+      </w:r>
+      <w:r>
+        <w:rPr>
+          <w:lang w:val="en-US"/>
+        </w:rPr>
+        <w:t>Handle&gt; = OpenProcess(2035711, 0, &lt;Process ID&gt;);</w:t>
+      </w:r>
+    </w:p>
+    <w:p>
+      <w:pPr>
+        <w:pStyle w:val="ListParagraph"/>
+        <w:numPr>
+          <w:ilvl w:val="0"/>
+          <w:numId w:val="4"/>
+        </w:numPr>
+        <w:rPr>
+          <w:lang w:val="en-US"/>
+        </w:rPr>
+      </w:pPr>
+      <w:r>
+        <w:rPr>
+          <w:lang w:val="en-US"/>
+        </w:rPr>
+        <w:t>&lt;</w:t>
+      </w:r>
+      <w:r>
+        <w:rPr>
+          <w:lang w:val="en-US"/>
+        </w:rPr>
+        <w:t xml:space="preserve">Process </w:t>
+      </w:r>
+      <w:r>
+        <w:rPr>
+          <w:lang w:val="en-US"/>
+        </w:rPr>
+        <w:t>Handle&gt; là Void Pointer</w:t>
+      </w:r>
+    </w:p>
+    <w:p>
+      <w:pPr>
+        <w:pStyle w:val="ListParagraph"/>
+        <w:numPr>
+          <w:ilvl w:val="0"/>
+          <w:numId w:val="4"/>
+        </w:numPr>
+        <w:rPr>
+          <w:lang w:val="en-US"/>
+        </w:rPr>
+      </w:pPr>
+      <w:r>
+        <w:rPr>
+          <w:lang w:val="en-US"/>
+        </w:rPr>
+        <w:t>Ví dụ</w:t>
+      </w:r>
+    </w:p>
+    <w:p>
+      <w:pPr>
+        <w:pStyle w:val="ListParagraph"/>
+        <w:pBdr>
+          <w:top w:val="single" w:sz="4" w:space="1" w:color="auto"/>
+          <w:left w:val="single" w:sz="4" w:space="4" w:color="auto"/>
+          <w:bottom w:val="single" w:sz="4" w:space="1" w:color="auto"/>
+          <w:right w:val="single" w:sz="4" w:space="4" w:color="auto"/>
+        </w:pBdr>
+        <w:ind w:left="1080"/>
+        <w:rPr>
+          <w:lang w:val="en-US"/>
+        </w:rPr>
+      </w:pPr>
+      <w:r>
+        <w:rPr>
+          <w:lang w:val="en-US"/>
+        </w:rPr>
+        <w:t>v</w:t>
+      </w:r>
+      <w:r>
+        <w:rPr>
+          <w:lang w:val="en-US"/>
+        </w:rPr>
+        <w:t>oid* foo = OpenProcess(2035711, 0, 790);</w:t>
+      </w:r>
+    </w:p>
+    <w:p>
+      <w:pPr>
+        <w:pStyle w:val="ListParagraph"/>
+        <w:numPr>
+          <w:ilvl w:val="0"/>
+          <w:numId w:val="14"/>
+        </w:numPr>
+        <w:rPr>
+          <w:lang w:val="en-US"/>
+        </w:rPr>
+      </w:pPr>
+      <w:r>
+        <w:rPr>
+          <w:lang w:val="en-US"/>
+        </w:rPr>
+        <w:t xml:space="preserve">Ghi </w:t>
+      </w:r>
+      <w:r>
+        <w:rPr>
+          <w:lang w:val="en-US"/>
+        </w:rPr>
+        <w:t xml:space="preserve">Đè 1 Giá Trị Vào Các Ô Nhớ Của 1 </w:t>
+      </w:r>
+      <w:r>
+        <w:rPr>
+          <w:lang w:val="en-US"/>
+        </w:rPr>
+        <w:t>Process</w:t>
+      </w:r>
+      <w:r>
+        <w:rPr>
+          <w:lang w:val="en-US"/>
+        </w:rPr>
+        <w:t>?</w:t>
+      </w:r>
+    </w:p>
+    <w:p>
+      <w:pPr>
+        <w:pStyle w:val="ListParagraph"/>
+        <w:pBdr>
+          <w:top w:val="single" w:sz="4" w:space="1" w:color="auto"/>
+          <w:left w:val="single" w:sz="4" w:space="4" w:color="auto"/>
+          <w:bottom w:val="single" w:sz="4" w:space="1" w:color="auto"/>
+          <w:right w:val="single" w:sz="4" w:space="4" w:color="auto"/>
+        </w:pBdr>
+        <w:ind w:left="1080"/>
+        <w:rPr>
+          <w:lang w:val="en-US"/>
+        </w:rPr>
+      </w:pPr>
+      <w:r>
+        <w:rPr>
+          <w:lang w:val="en-US"/>
+        </w:rPr>
+        <w:t>WriteProcessMemory(</w:t>
+      </w:r>
+    </w:p>
+    <w:p>
+      <w:pPr>
+        <w:pStyle w:val="ListParagraph"/>
+        <w:pBdr>
+          <w:top w:val="single" w:sz="4" w:space="1" w:color="auto"/>
+          <w:left w:val="single" w:sz="4" w:space="4" w:color="auto"/>
+          <w:bottom w:val="single" w:sz="4" w:space="1" w:color="auto"/>
+          <w:right w:val="single" w:sz="4" w:space="4" w:color="auto"/>
+        </w:pBdr>
+        <w:ind w:left="1080"/>
+        <w:rPr>
+          <w:lang w:val="en-US"/>
+        </w:rPr>
+      </w:pPr>
+      <w:r>
+        <w:rPr>
+          <w:lang w:val="en-US"/>
+        </w:rPr>
+        <w:t xml:space="preserve">    </w:t>
+      </w:r>
+      <w:r>
+        <w:rPr>
+          <w:lang w:val="en-US"/>
+        </w:rPr>
+        <w:t>&lt;Process Handle&gt;, &lt;</w:t>
+      </w:r>
+      <w:r>
+        <w:rPr>
+          <w:lang w:val="en-US"/>
+        </w:rPr>
+        <w:t>Địa Chỉ</w:t>
+      </w:r>
+      <w:r>
+        <w:rPr>
+          <w:lang w:val="en-US"/>
+        </w:rPr>
+        <w:t xml:space="preserve"> Chỗ Ghi&gt;, </w:t>
+      </w:r>
+      <w:r>
+        <w:rPr>
+          <w:lang w:val="en-US"/>
+        </w:rPr>
+        <w:t xml:space="preserve">&lt;Địa Chỉ Giá Trị Đè&gt;, </w:t>
+      </w:r>
+    </w:p>
+    <w:p>
+      <w:pPr>
+        <w:pStyle w:val="ListParagraph"/>
+        <w:pBdr>
+          <w:top w:val="single" w:sz="4" w:space="1" w:color="auto"/>
+          <w:left w:val="single" w:sz="4" w:space="4" w:color="auto"/>
+          <w:bottom w:val="single" w:sz="4" w:space="1" w:color="auto"/>
+          <w:right w:val="single" w:sz="4" w:space="4" w:color="auto"/>
+        </w:pBdr>
+        <w:ind w:left="1080"/>
+        <w:rPr>
+          <w:lang w:val="en-US"/>
+        </w:rPr>
+      </w:pPr>
+      <w:r>
+        <w:rPr>
+          <w:lang w:val="en-US"/>
+        </w:rPr>
+        <w:t xml:space="preserve">    </w:t>
+      </w:r>
+      <w:r>
+        <w:rPr>
+          <w:lang w:val="en-US"/>
+        </w:rPr>
+        <w:t xml:space="preserve">&lt;Số Byte&gt;, </w:t>
+      </w:r>
+      <w:r>
+        <w:rPr>
+          <w:lang w:val="en-US"/>
+        </w:rPr>
+        <w:t>0</w:t>
+      </w:r>
+    </w:p>
+    <w:p>
+      <w:pPr>
+        <w:pStyle w:val="ListParagraph"/>
+        <w:pBdr>
+          <w:top w:val="single" w:sz="4" w:space="1" w:color="auto"/>
+          <w:left w:val="single" w:sz="4" w:space="4" w:color="auto"/>
+          <w:bottom w:val="single" w:sz="4" w:space="1" w:color="auto"/>
+          <w:right w:val="single" w:sz="4" w:space="4" w:color="auto"/>
+        </w:pBdr>
+        <w:ind w:left="1080"/>
+        <w:rPr>
+          <w:lang w:val="en-US"/>
+        </w:rPr>
+      </w:pPr>
+      <w:r>
+        <w:rPr>
+          <w:lang w:val="en-US"/>
+        </w:rPr>
+        <w:t>)</w:t>
+      </w:r>
+      <w:r>
+        <w:rPr>
+          <w:lang w:val="en-US"/>
+        </w:rPr>
+        <w:t>;</w:t>
+      </w:r>
+    </w:p>
+    <w:p>
+      <w:pPr>
+        <w:pStyle w:val="ListParagraph"/>
+        <w:numPr>
+          <w:ilvl w:val="0"/>
+          <w:numId w:val="4"/>
+        </w:numPr>
+        <w:rPr>
+          <w:lang w:val="en-US"/>
+        </w:rPr>
+      </w:pPr>
+      <w:r>
+        <w:rPr>
+          <w:lang w:val="en-US"/>
+        </w:rPr>
+        <w:t>&lt;Địa Chỉ Chỗ Ghi&gt; là 1 Pointer mang giá trị là địa chỉ tương đối, hay địa chỉ ảo, tính từ điểm nhìn của Process</w:t>
+      </w:r>
+    </w:p>
+    <w:p>
+      <w:pPr>
+        <w:pStyle w:val="ListParagraph"/>
+        <w:numPr>
+          <w:ilvl w:val="0"/>
+          <w:numId w:val="4"/>
+        </w:numPr>
+        <w:rPr>
+          <w:lang w:val="en-US"/>
+        </w:rPr>
+      </w:pPr>
+      <w:r>
+        <w:rPr>
+          <w:lang w:val="en-US"/>
+        </w:rPr>
+        <w:t xml:space="preserve">&lt;Địa Chỉ Giá Trị Đè&gt; là 1 Pointer mang giá trị là địa chỉ của ô Byte đầu tiên trong chuỗi &lt;Số Byte&gt; ô Byte liên tiếp sẽ dùng để ghi đè lên </w:t>
+      </w:r>
+      <w:r>
+        <w:rPr>
+          <w:lang w:val="en-US"/>
+        </w:rPr>
+        <w:t>các ô Byte</w:t>
+      </w:r>
+      <w:r>
+        <w:rPr>
+          <w:lang w:val="en-US"/>
+        </w:rPr>
+        <w:t xml:space="preserve"> ở </w:t>
+      </w:r>
+    </w:p>
+    <w:p>
+      <w:pPr>
+        <w:pStyle w:val="ListParagraph"/>
+        <w:ind w:left="1080"/>
+        <w:rPr>
+          <w:lang w:val="en-US"/>
+        </w:rPr>
+      </w:pPr>
+      <w:r>
+        <w:rPr>
+          <w:lang w:val="en-US"/>
+        </w:rPr>
+        <w:t>&lt;Địa Chỉ Chỗ Ghi&gt;</w:t>
+      </w:r>
+      <w:r>
+        <w:rPr>
+          <w:lang w:val="en-US"/>
+        </w:rPr>
+        <w:t>, &lt;Địa Chỉ Chỗ Ghi&gt; = địa chỉ của ô Byte đầu tiên bị ghi đè</w:t>
+      </w:r>
+    </w:p>
+    <w:p>
+      <w:pPr>
+        <w:pStyle w:val="ListParagraph"/>
+        <w:numPr>
+          <w:ilvl w:val="0"/>
+          <w:numId w:val="14"/>
+        </w:numPr>
+        <w:rPr>
+          <w:lang w:val="en-US"/>
+        </w:rPr>
+      </w:pPr>
+      <w:r>
+        <w:rPr>
+          <w:lang w:val="en-US"/>
+        </w:rPr>
+        <w:t xml:space="preserve">Đọc </w:t>
+      </w:r>
+      <w:r>
+        <w:rPr>
+          <w:lang w:val="en-US"/>
+        </w:rPr>
+        <w:t xml:space="preserve">Giá Trị Các Ô Nhớ Của 1 </w:t>
+      </w:r>
+      <w:r>
+        <w:rPr>
+          <w:lang w:val="en-US"/>
+        </w:rPr>
+        <w:t>Process</w:t>
+      </w:r>
+      <w:r>
+        <w:rPr>
+          <w:lang w:val="en-US"/>
+        </w:rPr>
+        <w:t>?</w:t>
+      </w:r>
+    </w:p>
+    <w:p>
+      <w:pPr>
+        <w:pStyle w:val="ListParagraph"/>
+        <w:pBdr>
+          <w:top w:val="single" w:sz="4" w:space="1" w:color="auto"/>
+          <w:left w:val="single" w:sz="4" w:space="4" w:color="auto"/>
+          <w:bottom w:val="single" w:sz="4" w:space="1" w:color="auto"/>
+          <w:right w:val="single" w:sz="4" w:space="4" w:color="auto"/>
+        </w:pBdr>
+        <w:ind w:left="1080"/>
+        <w:rPr>
+          <w:lang w:val="en-US"/>
+        </w:rPr>
+      </w:pPr>
+      <w:r>
+        <w:rPr>
+          <w:lang w:val="en-US"/>
+        </w:rPr>
+        <w:t>ReadProcessMemory(</w:t>
+      </w:r>
+    </w:p>
+    <w:p>
+      <w:pPr>
+        <w:pStyle w:val="ListParagraph"/>
+        <w:pBdr>
+          <w:top w:val="single" w:sz="4" w:space="1" w:color="auto"/>
+          <w:left w:val="single" w:sz="4" w:space="4" w:color="auto"/>
+          <w:bottom w:val="single" w:sz="4" w:space="1" w:color="auto"/>
+          <w:right w:val="single" w:sz="4" w:space="4" w:color="auto"/>
+        </w:pBdr>
+        <w:ind w:left="1080"/>
+        <w:rPr>
+          <w:lang w:val="en-US"/>
+        </w:rPr>
+      </w:pPr>
+      <w:r>
+        <w:rPr>
+          <w:lang w:val="en-US"/>
+        </w:rPr>
+        <w:t xml:space="preserve">    </w:t>
+      </w:r>
+      <w:r>
+        <w:rPr>
+          <w:lang w:val="en-US"/>
+        </w:rPr>
+        <w:t xml:space="preserve">&lt;Process Handle&gt;, &lt;Địa Chỉ Chỗ Đọc&gt;, &lt;Địa Chỉ Lưu Giá Trị Đọc&gt;, </w:t>
+      </w:r>
+    </w:p>
+    <w:p>
+      <w:pPr>
+        <w:pStyle w:val="ListParagraph"/>
+        <w:pBdr>
+          <w:top w:val="single" w:sz="4" w:space="1" w:color="auto"/>
+          <w:left w:val="single" w:sz="4" w:space="4" w:color="auto"/>
+          <w:bottom w:val="single" w:sz="4" w:space="1" w:color="auto"/>
+          <w:right w:val="single" w:sz="4" w:space="4" w:color="auto"/>
+        </w:pBdr>
+        <w:ind w:left="1080"/>
+        <w:rPr>
+          <w:lang w:val="en-US"/>
+        </w:rPr>
+      </w:pPr>
+      <w:r>
+        <w:rPr>
+          <w:lang w:val="en-US"/>
+        </w:rPr>
+        <w:t xml:space="preserve">    </w:t>
+      </w:r>
+      <w:r>
+        <w:rPr>
+          <w:lang w:val="en-US"/>
+        </w:rPr>
+        <w:t>&lt;Số Byte&gt;, 0</w:t>
+      </w:r>
+    </w:p>
+    <w:p>
+      <w:pPr>
+        <w:pStyle w:val="ListParagraph"/>
+        <w:pBdr>
+          <w:top w:val="single" w:sz="4" w:space="1" w:color="auto"/>
+          <w:left w:val="single" w:sz="4" w:space="4" w:color="auto"/>
+          <w:bottom w:val="single" w:sz="4" w:space="1" w:color="auto"/>
+          <w:right w:val="single" w:sz="4" w:space="4" w:color="auto"/>
+        </w:pBdr>
+        <w:ind w:left="1080"/>
+        <w:rPr>
+          <w:lang w:val="en-US"/>
+        </w:rPr>
+      </w:pPr>
+      <w:r>
+        <w:rPr>
+          <w:lang w:val="en-US"/>
+        </w:rPr>
+        <w:lastRenderedPageBreak/>
+        <w:t>);</w:t>
+      </w:r>
+    </w:p>
+    <w:p>
+      <w:pPr>
+        <w:pStyle w:val="ListParagraph"/>
+        <w:numPr>
+          <w:ilvl w:val="0"/>
+          <w:numId w:val="4"/>
+        </w:numPr>
+        <w:rPr>
+          <w:lang w:val="en-US"/>
+        </w:rPr>
+      </w:pPr>
+      <w:r>
+        <w:rPr>
+          <w:lang w:val="en-US"/>
+        </w:rPr>
+        <w:t>Ý tưởng tương tự khi ghi đè</w:t>
+      </w:r>
+    </w:p>
+    <w:p>
+      <w:pPr>
         <w:rPr>
           <w:lang w:val="en-US"/>
         </w:rPr>
@@ -6271,28 +6915,361 @@
         <w:rPr>
           <w:lang w:val="en-US"/>
         </w:rPr>
+        <w:t>Khi này 1 Stack mới được tạo ra và khung hàm cho hàm foo được đặt vào Stack này, Stack này chạy song song với Stack chứa hàm main</w:t>
+      </w:r>
+    </w:p>
+    <w:p>
+      <w:pPr>
+        <w:rPr>
+          <w:lang w:val="en-US"/>
+        </w:rPr>
+      </w:pPr>
+    </w:p>
+    <w:p>
+      <w:pPr>
+        <w:rPr>
+          <w:lang w:val="en-US"/>
+        </w:rPr>
+      </w:pPr>
+      <w:r>
+        <w:rPr>
+          <w:lang w:val="en-US"/>
+        </w:rPr>
+        <w:t>Vector:</w:t>
+      </w:r>
+    </w:p>
+    <w:p>
+      <w:pPr>
+        <w:pStyle w:val="ListParagraph"/>
+        <w:numPr>
+          <w:ilvl w:val="0"/>
+          <w:numId w:val="15"/>
+        </w:numPr>
+        <w:rPr>
+          <w:lang w:val="en-US"/>
+        </w:rPr>
+      </w:pPr>
+      <w:r>
+        <w:rPr>
+          <w:lang w:val="en-US"/>
+        </w:rPr>
+        <w:t xml:space="preserve">Cách </w:t>
+      </w:r>
+      <w:r>
+        <w:rPr>
+          <w:lang w:val="en-US"/>
+        </w:rPr>
+        <w:t>Import?</w:t>
+      </w:r>
+    </w:p>
+    <w:p>
+      <w:pPr>
+        <w:pStyle w:val="ListParagraph"/>
+        <w:pBdr>
+          <w:top w:val="single" w:sz="4" w:space="1" w:color="auto"/>
+          <w:left w:val="single" w:sz="4" w:space="4" w:color="auto"/>
+          <w:bottom w:val="single" w:sz="4" w:space="1" w:color="auto"/>
+          <w:right w:val="single" w:sz="4" w:space="4" w:color="auto"/>
+        </w:pBdr>
+        <w:ind w:left="1080"/>
+        <w:rPr>
+          <w:lang w:val="en-US"/>
+        </w:rPr>
+      </w:pPr>
+      <w:r>
+        <w:rPr>
+          <w:lang w:val="en-US"/>
+        </w:rPr>
+        <w:t>#include &lt;vector&gt;</w:t>
+      </w:r>
+    </w:p>
+    <w:p>
+      <w:pPr>
+        <w:pStyle w:val="ListParagraph"/>
+        <w:numPr>
+          <w:ilvl w:val="0"/>
+          <w:numId w:val="15"/>
+        </w:numPr>
+        <w:rPr>
+          <w:lang w:val="en-US"/>
+        </w:rPr>
+      </w:pPr>
+      <w:r>
+        <w:rPr>
+          <w:lang w:val="en-US"/>
+        </w:rPr>
+        <w:t>Bản chất?</w:t>
+      </w:r>
+    </w:p>
+    <w:p>
+      <w:pPr>
+        <w:pStyle w:val="ListParagraph"/>
+        <w:numPr>
+          <w:ilvl w:val="0"/>
+          <w:numId w:val="4"/>
+        </w:numPr>
+        <w:rPr>
+          <w:lang w:val="en-US"/>
+        </w:rPr>
+      </w:pPr>
+      <w:r>
+        <w:rPr>
+          <w:lang w:val="en-US"/>
+        </w:rPr>
+        <w:t>Là 1 Pointer từ Stack đến mảng trong Heap</w:t>
+      </w:r>
+    </w:p>
+    <w:p>
+      <w:pPr>
+        <w:pStyle w:val="ListParagraph"/>
+        <w:numPr>
+          <w:ilvl w:val="0"/>
+          <w:numId w:val="4"/>
+        </w:numPr>
+        <w:rPr>
+          <w:lang w:val="en-US"/>
+        </w:rPr>
+      </w:pPr>
+      <w:r>
+        <w:rPr>
+          <w:lang w:val="en-US"/>
+        </w:rPr>
+        <w:t>Nó sẽ có 3 mốc, mốc dưới cùng</w:t>
+      </w:r>
+      <w:r>
+        <w:rPr>
+          <w:lang w:val="en-US"/>
+        </w:rPr>
+        <w:t xml:space="preserve"> A</w:t>
+      </w:r>
+      <w:r>
+        <w:rPr>
+          <w:lang w:val="en-US"/>
+        </w:rPr>
+        <w:t xml:space="preserve"> là vị trí đầu mảng, mốc ở giữa </w:t>
+      </w:r>
+      <w:r>
+        <w:rPr>
+          <w:lang w:val="en-US"/>
+        </w:rPr>
+        <w:t xml:space="preserve">B </w:t>
+      </w:r>
+      <w:r>
+        <w:rPr>
+          <w:lang w:val="en-US"/>
+        </w:rPr>
+        <w:t>là vị trí phần tử cuối cùng</w:t>
+      </w:r>
+      <w:r>
+        <w:rPr>
+          <w:lang w:val="en-US"/>
+        </w:rPr>
+        <w:t>, mốc trên cùng</w:t>
+      </w:r>
+      <w:r>
+        <w:rPr>
+          <w:lang w:val="en-US"/>
+        </w:rPr>
+        <w:t xml:space="preserve"> C</w:t>
+      </w:r>
+      <w:r>
+        <w:rPr>
+          <w:lang w:val="en-US"/>
+        </w:rPr>
+        <w:t xml:space="preserve"> là vị trí kết thúc mảng, khoảng giữa </w:t>
+      </w:r>
+      <w:r>
+        <w:rPr>
+          <w:lang w:val="en-US"/>
+        </w:rPr>
+        <w:t>A và C là Block</w:t>
+      </w:r>
+    </w:p>
+    <w:p>
+      <w:pPr>
+        <w:pStyle w:val="ListParagraph"/>
+        <w:numPr>
+          <w:ilvl w:val="0"/>
+          <w:numId w:val="4"/>
+        </w:numPr>
+        <w:rPr>
+          <w:lang w:val="en-US"/>
+        </w:rPr>
+      </w:pPr>
+      <w:r>
+        <w:rPr>
+          <w:lang w:val="en-US"/>
+        </w:rPr>
+        <w:t>Khi thay đổi 1 phần tử bất kì</w:t>
+      </w:r>
+      <w:r>
+        <w:rPr>
+          <w:lang w:val="en-US"/>
+        </w:rPr>
+        <w:t xml:space="preserve"> thông qua toán tử Subscript</w:t>
+      </w:r>
+      <w:r>
+        <w:rPr>
+          <w:lang w:val="en-US"/>
+        </w:rPr>
+        <w:t>, trong Block hoặc ngoài Block, thì các mốc không thay đổi</w:t>
+      </w:r>
+    </w:p>
+    <w:p>
+      <w:pPr>
+        <w:pStyle w:val="ListParagraph"/>
+        <w:numPr>
+          <w:ilvl w:val="0"/>
+          <w:numId w:val="4"/>
+        </w:numPr>
+        <w:rPr>
+          <w:lang w:val="en-US"/>
+        </w:rPr>
+      </w:pPr>
+      <w:r>
+        <w:rPr>
+          <w:lang w:val="en-US"/>
+        </w:rPr>
+        <w:t xml:space="preserve">Khi đẩy 1 phần tử vào </w:t>
+      </w:r>
+      <w:r>
+        <w:rPr>
+          <w:lang w:val="en-US"/>
+        </w:rPr>
+        <w:t xml:space="preserve">cuối </w:t>
+      </w:r>
+      <w:r>
+        <w:rPr>
+          <w:lang w:val="en-US"/>
+        </w:rPr>
+        <w:t xml:space="preserve">mảng, thì sẽ chèn ở vị trí kế sau B, nếu vị trí này vượt qua C, thì cấp phát lại bộ nhớ như lệnh realloc, </w:t>
+      </w:r>
+      <w:r>
+        <w:rPr>
+          <w:lang w:val="en-US"/>
+        </w:rPr>
+        <w:t>Copy toàn bộ phần tử của mảng vào mảng mới, mảng này có kích thước Block gấp đôi mảng cũ</w:t>
+      </w:r>
+      <w:r>
+        <w:rPr>
+          <w:lang w:val="en-US"/>
+        </w:rPr>
+        <w:t>, các phần tử chưa được xác định giá trị thì giá trị ngẫu nhiên, A, B, C cũng cập nhật, B thì sẽ nằm ở vị trí phần tử mới chèn vào</w:t>
+      </w:r>
+    </w:p>
+    <w:p>
+      <w:pPr>
+        <w:pStyle w:val="ListParagraph"/>
+        <w:numPr>
+          <w:ilvl w:val="0"/>
+          <w:numId w:val="4"/>
+        </w:numPr>
+        <w:rPr>
+          <w:lang w:val="en-US"/>
+        </w:rPr>
+      </w:pPr>
+      <w:r>
+        <w:rPr>
+          <w:lang w:val="en-US"/>
+        </w:rPr>
+        <w:t>Khi lặp qua Vector dùng lệnh For, thì nó sẽ lặp từ A tới B</w:t>
+      </w:r>
+    </w:p>
+    <w:p>
+      <w:pPr>
+        <w:pStyle w:val="ListParagraph"/>
+        <w:numPr>
+          <w:ilvl w:val="0"/>
+          <w:numId w:val="4"/>
+        </w:numPr>
+        <w:rPr>
+          <w:lang w:val="en-US"/>
+        </w:rPr>
+      </w:pPr>
+      <w:r>
+        <w:rPr>
+          <w:lang w:val="en-US"/>
+        </w:rPr>
+        <w:t>Khi chưa khởi tạo giá trị ban đầu, kích thước Block = 0, khi chèn phần tử đầu tiên, kích thước Block = 1, nếu có khởi tạo giá trị ban đầu, kích thước Block = số phần tử của mảng khởi tạo</w:t>
+      </w:r>
+    </w:p>
+    <w:p>
+      <w:pPr>
+        <w:pStyle w:val="ListParagraph"/>
+        <w:numPr>
+          <w:ilvl w:val="0"/>
+          <w:numId w:val="15"/>
+        </w:numPr>
+        <w:rPr>
+          <w:lang w:val="en-US"/>
+        </w:rPr>
+      </w:pPr>
+      <w:r>
+        <w:rPr>
+          <w:lang w:val="en-US"/>
+        </w:rPr>
         <w:lastRenderedPageBreak/>
-        <w:t>Khi này 1 Stack mới được tạo ra và khung hàm cho hàm foo được đặt vào Stack này, Stack này chạy song song với Stack chứa hàm main</w:t>
-      </w:r>
-    </w:p>
-    <w:p>
-      <w:pPr>
-        <w:rPr>
-          <w:lang w:val="en-US"/>
-        </w:rPr>
-      </w:pPr>
-    </w:p>
-    <w:p>
-      <w:pPr>
-        <w:rPr>
-          <w:lang w:val="en-US"/>
-        </w:rPr>
-      </w:pPr>
-      <w:r>
-        <w:rPr>
-          <w:lang w:val="en-US"/>
-        </w:rPr>
-        <w:t>Vector:</w:t>
+        <w:t>Tạo 1 Vector?</w:t>
+      </w:r>
+    </w:p>
+    <w:p>
+      <w:pPr>
+        <w:pStyle w:val="ListParagraph"/>
+        <w:pBdr>
+          <w:top w:val="single" w:sz="4" w:space="1" w:color="auto"/>
+          <w:left w:val="single" w:sz="4" w:space="4" w:color="auto"/>
+          <w:bottom w:val="single" w:sz="4" w:space="1" w:color="auto"/>
+          <w:right w:val="single" w:sz="4" w:space="4" w:color="auto"/>
+        </w:pBdr>
+        <w:ind w:left="1080"/>
+        <w:rPr>
+          <w:lang w:val="en-US"/>
+        </w:rPr>
+      </w:pPr>
+      <w:r>
+        <w:rPr>
+          <w:lang w:val="en-US"/>
+        </w:rPr>
+        <w:t>std::vector&lt;&lt;Kiểu Dữ Liệu&gt;&gt; &lt;Vector&gt; = &lt;Mảng&gt;;</w:t>
+      </w:r>
+    </w:p>
+    <w:p>
+      <w:pPr>
+        <w:pStyle w:val="ListParagraph"/>
+        <w:numPr>
+          <w:ilvl w:val="0"/>
+          <w:numId w:val="4"/>
+        </w:numPr>
+        <w:rPr>
+          <w:lang w:val="en-US"/>
+        </w:rPr>
+      </w:pPr>
+      <w:r>
+        <w:rPr>
+          <w:lang w:val="en-US"/>
+        </w:rPr>
+        <w:t>Ví dụ</w:t>
+      </w:r>
+    </w:p>
+    <w:p>
+      <w:pPr>
+        <w:pStyle w:val="ListParagraph"/>
+        <w:pBdr>
+          <w:top w:val="single" w:sz="4" w:space="1" w:color="auto"/>
+          <w:left w:val="single" w:sz="4" w:space="4" w:color="auto"/>
+          <w:bottom w:val="single" w:sz="4" w:space="1" w:color="auto"/>
+          <w:right w:val="single" w:sz="4" w:space="4" w:color="auto"/>
+        </w:pBdr>
+        <w:ind w:left="1080"/>
+        <w:rPr>
+          <w:lang w:val="en-US"/>
+        </w:rPr>
+      </w:pPr>
+      <w:r>
+        <w:rPr>
+          <w:lang w:val="en-US"/>
+        </w:rPr>
+        <w:t>std::vector&lt;int&gt; foo = {4, 5, 6, 7};</w:t>
       </w:r>
     </w:p>
     <w:p>
@@ -6310,6 +7287,559 @@
         <w:rPr>
           <w:lang w:val="en-US"/>
         </w:rPr>
+        <w:t xml:space="preserve">Đẩy </w:t>
+      </w:r>
+      <w:r>
+        <w:rPr>
+          <w:lang w:val="en-US"/>
+        </w:rPr>
+        <w:t>1 Phần Tử Vào Cuối Vector?</w:t>
+      </w:r>
+    </w:p>
+    <w:p>
+      <w:pPr>
+        <w:pStyle w:val="ListParagraph"/>
+        <w:pBdr>
+          <w:top w:val="single" w:sz="4" w:space="1" w:color="auto"/>
+          <w:left w:val="single" w:sz="4" w:space="4" w:color="auto"/>
+          <w:bottom w:val="single" w:sz="4" w:space="1" w:color="auto"/>
+          <w:right w:val="single" w:sz="4" w:space="4" w:color="auto"/>
+        </w:pBdr>
+        <w:ind w:left="1080"/>
+        <w:rPr>
+          <w:lang w:val="en-US"/>
+        </w:rPr>
+      </w:pPr>
+      <w:r>
+        <w:rPr>
+          <w:lang w:val="en-US"/>
+        </w:rPr>
+        <w:t>&lt;Vector&gt;.push_back(&lt;Giá Trị Phần Tử&gt;);</w:t>
+      </w:r>
+    </w:p>
+    <w:p>
+      <w:pPr>
+        <w:rPr>
+          <w:lang w:val="en-US"/>
+        </w:rPr>
+      </w:pPr>
+    </w:p>
+    <w:p>
+      <w:pPr>
+        <w:rPr>
+          <w:lang w:val="en-US"/>
+        </w:rPr>
+      </w:pPr>
+      <w:r>
+        <w:rPr>
+          <w:lang w:val="en-US"/>
+        </w:rPr>
+        <w:t>Tool Help – Công Cụ Trợ Giúp:</w:t>
+      </w:r>
+    </w:p>
+    <w:p>
+      <w:pPr>
+        <w:pStyle w:val="ListParagraph"/>
+        <w:numPr>
+          <w:ilvl w:val="0"/>
+          <w:numId w:val="16"/>
+        </w:numPr>
+        <w:rPr>
+          <w:lang w:val="en-US"/>
+        </w:rPr>
+      </w:pPr>
+      <w:r>
+        <w:rPr>
+          <w:lang w:val="en-US"/>
+        </w:rPr>
+        <w:t>Cách Import?</w:t>
+      </w:r>
+    </w:p>
+    <w:p>
+      <w:pPr>
+        <w:pStyle w:val="ListParagraph"/>
+        <w:pBdr>
+          <w:top w:val="single" w:sz="4" w:space="1" w:color="auto"/>
+          <w:left w:val="single" w:sz="4" w:space="4" w:color="auto"/>
+          <w:bottom w:val="single" w:sz="4" w:space="1" w:color="auto"/>
+          <w:right w:val="single" w:sz="4" w:space="4" w:color="auto"/>
+        </w:pBdr>
+        <w:ind w:left="1080"/>
+        <w:rPr>
+          <w:lang w:val="en-US"/>
+        </w:rPr>
+      </w:pPr>
+      <w:r>
+        <w:rPr>
+          <w:lang w:val="en-US"/>
+        </w:rPr>
+        <w:t>#include &lt;tlhelp32.h&gt;</w:t>
+      </w:r>
+    </w:p>
+    <w:p>
+      <w:pPr>
+        <w:pStyle w:val="ListParagraph"/>
+        <w:numPr>
+          <w:ilvl w:val="0"/>
+          <w:numId w:val="16"/>
+        </w:numPr>
+        <w:rPr>
+          <w:lang w:val="en-US"/>
+        </w:rPr>
+      </w:pPr>
+      <w:r>
+        <w:rPr>
+          <w:lang w:val="en-US"/>
+        </w:rPr>
+        <w:t>Một Số Giá Trị Đặc Biệt?</w:t>
+      </w:r>
+    </w:p>
+    <w:p>
+      <w:pPr>
+        <w:pStyle w:val="ListParagraph"/>
+        <w:pBdr>
+          <w:top w:val="single" w:sz="4" w:space="1" w:color="auto"/>
+          <w:left w:val="single" w:sz="4" w:space="4" w:color="auto"/>
+          <w:bottom w:val="single" w:sz="4" w:space="1" w:color="auto"/>
+          <w:right w:val="single" w:sz="4" w:space="4" w:color="auto"/>
+        </w:pBdr>
+        <w:ind w:left="1080"/>
+        <w:rPr>
+          <w:lang w:val="en-US"/>
+        </w:rPr>
+      </w:pPr>
+      <w:r>
+        <w:rPr>
+          <w:lang w:val="en-US"/>
+        </w:rPr>
+        <w:t>TH32CS_SNAPPROCESS</w:t>
+      </w:r>
+      <w:r>
+        <w:rPr>
+          <w:lang w:val="en-US"/>
+        </w:rPr>
+        <w:t xml:space="preserve"> = 2</w:t>
+      </w:r>
+    </w:p>
+    <w:p>
+      <w:pPr>
+        <w:pStyle w:val="ListParagraph"/>
+        <w:numPr>
+          <w:ilvl w:val="0"/>
+          <w:numId w:val="16"/>
+        </w:numPr>
+        <w:rPr>
+          <w:lang w:val="en-US"/>
+        </w:rPr>
+      </w:pPr>
+      <w:r>
+        <w:rPr>
+          <w:lang w:val="en-US"/>
+        </w:rPr>
+        <w:t xml:space="preserve">Trả </w:t>
+      </w:r>
+      <w:r>
+        <w:rPr>
+          <w:lang w:val="en-US"/>
+        </w:rPr>
+        <w:t xml:space="preserve">Về </w:t>
+      </w:r>
+      <w:r>
+        <w:rPr>
+          <w:lang w:val="en-US"/>
+        </w:rPr>
+        <w:t xml:space="preserve">Snap Shot </w:t>
+      </w:r>
+      <w:r>
+        <w:rPr>
+          <w:lang w:val="en-US"/>
+        </w:rPr>
+        <w:t xml:space="preserve">Toàn Bộ </w:t>
+      </w:r>
+      <w:r>
+        <w:rPr>
+          <w:lang w:val="en-US"/>
+        </w:rPr>
+        <w:t xml:space="preserve">Process </w:t>
+      </w:r>
+      <w:r>
+        <w:rPr>
+          <w:lang w:val="en-US"/>
+        </w:rPr>
+        <w:t xml:space="preserve">Trong </w:t>
+      </w:r>
+      <w:r>
+        <w:rPr>
+          <w:lang w:val="en-US"/>
+        </w:rPr>
+        <w:t xml:space="preserve">RAM </w:t>
+      </w:r>
+      <w:r>
+        <w:rPr>
+          <w:lang w:val="en-US"/>
+        </w:rPr>
+        <w:t>Thời Điểm Hiện Tại?</w:t>
+      </w:r>
+    </w:p>
+    <w:p>
+      <w:pPr>
+        <w:pStyle w:val="ListParagraph"/>
+        <w:pBdr>
+          <w:top w:val="single" w:sz="4" w:space="1" w:color="auto"/>
+          <w:left w:val="single" w:sz="4" w:space="4" w:color="auto"/>
+          <w:bottom w:val="single" w:sz="4" w:space="1" w:color="auto"/>
+          <w:right w:val="single" w:sz="4" w:space="4" w:color="auto"/>
+        </w:pBdr>
+        <w:ind w:left="1080"/>
+        <w:rPr>
+          <w:lang w:val="en-US"/>
+        </w:rPr>
+      </w:pPr>
+      <w:r>
+        <w:rPr>
+          <w:lang w:val="en-US"/>
+        </w:rPr>
+        <w:t>v</w:t>
+      </w:r>
+      <w:r>
+        <w:rPr>
+          <w:lang w:val="en-US"/>
+        </w:rPr>
+        <w:t xml:space="preserve">oid* &lt;Snap Shot&gt; = </w:t>
+      </w:r>
+      <w:r>
+        <w:rPr>
+          <w:lang w:val="en-US"/>
+        </w:rPr>
+        <w:t>CreateToolhelp32Snapshot(2, 0)</w:t>
+      </w:r>
+      <w:r>
+        <w:rPr>
+          <w:lang w:val="en-US"/>
+        </w:rPr>
+        <w:t>;</w:t>
+      </w:r>
+    </w:p>
+    <w:p>
+      <w:pPr>
+        <w:pStyle w:val="ListParagraph"/>
+        <w:numPr>
+          <w:ilvl w:val="0"/>
+          <w:numId w:val="4"/>
+        </w:numPr>
+        <w:rPr>
+          <w:lang w:val="en-US"/>
+        </w:rPr>
+      </w:pPr>
+      <w:r>
+        <w:rPr>
+          <w:lang w:val="en-US"/>
+        </w:rPr>
+        <w:t>Ảnh của toàn bộ Process trong RAM sẽ được chụp, sau đó ảnh này sẽ được &lt;Snap Shot&gt; chĩa vào, do đó sau khi sử dụng xong &lt;Snap Shot&gt; thì nên đóng nó lại = CloseHandle hoặc để chương trình tự động khi kết thúc, tránh để tài nguyên ứ đọng</w:t>
+      </w:r>
+    </w:p>
+    <w:p>
+      <w:pPr>
+        <w:pStyle w:val="ListParagraph"/>
+        <w:numPr>
+          <w:ilvl w:val="0"/>
+          <w:numId w:val="4"/>
+        </w:numPr>
+        <w:rPr>
+          <w:lang w:val="en-US"/>
+        </w:rPr>
+      </w:pPr>
+      <w:r>
+        <w:rPr>
+          <w:lang w:val="en-US"/>
+        </w:rPr>
+        <w:t xml:space="preserve">&lt;Snap Shot&gt; có 1 mốc, vị trí ban đầu nằm </w:t>
+      </w:r>
+      <w:r>
+        <w:rPr>
+          <w:lang w:val="en-US"/>
+        </w:rPr>
+        <w:t>ngay trước</w:t>
+      </w:r>
+      <w:r>
+        <w:rPr>
+          <w:lang w:val="en-US"/>
+        </w:rPr>
+        <w:t xml:space="preserve"> Process đầu tiên</w:t>
+      </w:r>
+    </w:p>
+    <w:p>
+      <w:pPr>
+        <w:pStyle w:val="ListParagraph"/>
+        <w:numPr>
+          <w:ilvl w:val="0"/>
+          <w:numId w:val="16"/>
+        </w:numPr>
+        <w:rPr>
+          <w:lang w:val="en-US"/>
+        </w:rPr>
+      </w:pPr>
+      <w:r>
+        <w:rPr>
+          <w:lang w:val="en-US"/>
+        </w:rPr>
+        <w:t>Tạo Process Entry Dùng Để Chứa 1 Process Nào Đó?</w:t>
+      </w:r>
+    </w:p>
+    <w:p>
+      <w:pPr>
+        <w:pStyle w:val="ListParagraph"/>
+        <w:pBdr>
+          <w:top w:val="single" w:sz="4" w:space="1" w:color="auto"/>
+          <w:left w:val="single" w:sz="4" w:space="4" w:color="auto"/>
+          <w:bottom w:val="single" w:sz="4" w:space="1" w:color="auto"/>
+          <w:right w:val="single" w:sz="4" w:space="4" w:color="auto"/>
+        </w:pBdr>
+        <w:ind w:left="1080"/>
+        <w:rPr>
+          <w:lang w:val="en-US"/>
+        </w:rPr>
+      </w:pPr>
+      <w:r>
+        <w:rPr>
+          <w:lang w:val="en-US"/>
+        </w:rPr>
+        <w:t>PROCESSENTRY &lt;Process Entry&gt;;</w:t>
+      </w:r>
+    </w:p>
+    <w:p>
+      <w:pPr>
+        <w:pStyle w:val="ListParagraph"/>
+        <w:numPr>
+          <w:ilvl w:val="0"/>
+          <w:numId w:val="16"/>
+        </w:numPr>
+        <w:rPr>
+          <w:lang w:val="en-US"/>
+        </w:rPr>
+      </w:pPr>
+      <w:r>
+        <w:rPr>
+          <w:lang w:val="en-US"/>
+        </w:rPr>
+        <w:t>Đưa Mốc Của Snap Shot Tới Process Kế Tiếp Và Gán Process Đó Cho Process Entry?</w:t>
+      </w:r>
+    </w:p>
+    <w:p>
+      <w:pPr>
+        <w:pStyle w:val="ListParagraph"/>
+        <w:pBdr>
+          <w:top w:val="single" w:sz="4" w:space="1" w:color="auto"/>
+          <w:left w:val="single" w:sz="4" w:space="4" w:color="auto"/>
+          <w:bottom w:val="single" w:sz="4" w:space="1" w:color="auto"/>
+          <w:right w:val="single" w:sz="4" w:space="4" w:color="auto"/>
+        </w:pBdr>
+        <w:ind w:left="1080"/>
+        <w:rPr>
+          <w:lang w:val="en-US"/>
+        </w:rPr>
+      </w:pPr>
+      <w:r>
+        <w:rPr>
+          <w:lang w:val="en-US"/>
+        </w:rPr>
+        <w:t>Process32Next(</w:t>
+      </w:r>
+      <w:r>
+        <w:rPr>
+          <w:lang w:val="en-US"/>
+        </w:rPr>
+        <w:t>&lt;Snap Shot&gt;, &amp;&lt;Process Entry&gt;);</w:t>
+      </w:r>
+    </w:p>
+    <w:p>
+      <w:pPr>
+        <w:pStyle w:val="ListParagraph"/>
+        <w:numPr>
+          <w:ilvl w:val="0"/>
+          <w:numId w:val="16"/>
+        </w:numPr>
+        <w:rPr>
+          <w:lang w:val="en-US"/>
+        </w:rPr>
+      </w:pPr>
+      <w:r>
+        <w:rPr>
+          <w:lang w:val="en-US"/>
+        </w:rPr>
+        <w:t>Trả Về Process Đầu Tiên Của Snap Shot Đéo Quan Tâm Mốc?</w:t>
+      </w:r>
+    </w:p>
+    <w:p>
+      <w:pPr>
+        <w:pStyle w:val="ListParagraph"/>
+        <w:pBdr>
+          <w:top w:val="single" w:sz="4" w:space="1" w:color="auto"/>
+          <w:left w:val="single" w:sz="4" w:space="4" w:color="auto"/>
+          <w:bottom w:val="single" w:sz="4" w:space="1" w:color="auto"/>
+          <w:right w:val="single" w:sz="4" w:space="4" w:color="auto"/>
+        </w:pBdr>
+        <w:ind w:left="1080"/>
+        <w:rPr>
+          <w:lang w:val="en-US"/>
+        </w:rPr>
+      </w:pPr>
+      <w:r>
+        <w:rPr>
+          <w:lang w:val="en-US"/>
+        </w:rPr>
+        <w:t>Process32First(&lt;Snap Shot&gt;, &amp;&lt;Process Entry&gt;);</w:t>
+      </w:r>
+    </w:p>
+    <w:p>
+      <w:pPr>
+        <w:pStyle w:val="ListParagraph"/>
+        <w:numPr>
+          <w:ilvl w:val="0"/>
+          <w:numId w:val="16"/>
+        </w:numPr>
+        <w:rPr>
+          <w:lang w:val="en-US"/>
+        </w:rPr>
+      </w:pPr>
+      <w:r>
+        <w:rPr>
+          <w:lang w:val="en-US"/>
+        </w:rPr>
+        <w:t xml:space="preserve">Trả Về </w:t>
+      </w:r>
+      <w:r>
+        <w:rPr>
+          <w:lang w:val="en-US"/>
+        </w:rPr>
+        <w:t>Thông Tin</w:t>
+      </w:r>
+      <w:r>
+        <w:rPr>
+          <w:lang w:val="en-US"/>
+        </w:rPr>
+        <w:t xml:space="preserve"> Của Process Chứa Trong Process Entry?</w:t>
+      </w:r>
+    </w:p>
+    <w:p>
+      <w:pPr>
+        <w:pStyle w:val="ListParagraph"/>
+        <w:pBdr>
+          <w:top w:val="single" w:sz="4" w:space="1" w:color="auto"/>
+          <w:left w:val="single" w:sz="4" w:space="4" w:color="auto"/>
+          <w:bottom w:val="single" w:sz="4" w:space="1" w:color="auto"/>
+          <w:right w:val="single" w:sz="4" w:space="4" w:color="auto"/>
+        </w:pBdr>
+        <w:ind w:left="1080"/>
+        <w:rPr>
+          <w:lang w:val="en-US"/>
+        </w:rPr>
+      </w:pPr>
+      <w:r>
+        <w:rPr>
+          <w:lang w:val="en-US"/>
+        </w:rPr>
+        <w:t>&lt;Tên&gt; = &lt;Process Entry&gt;.szExeFile;</w:t>
+      </w:r>
+    </w:p>
+    <w:p>
+      <w:pPr>
+        <w:pStyle w:val="ListParagraph"/>
+        <w:pBdr>
+          <w:top w:val="single" w:sz="4" w:space="1" w:color="auto"/>
+          <w:left w:val="single" w:sz="4" w:space="4" w:color="auto"/>
+          <w:bottom w:val="single" w:sz="4" w:space="1" w:color="auto"/>
+          <w:right w:val="single" w:sz="4" w:space="4" w:color="auto"/>
+        </w:pBdr>
+        <w:ind w:left="1080"/>
+        <w:rPr>
+          <w:lang w:val="en-US"/>
+        </w:rPr>
+      </w:pPr>
+      <w:r>
+        <w:rPr>
+          <w:lang w:val="en-US"/>
+        </w:rPr>
+        <w:t>&lt;ID&gt; = &lt;Process Entry&gt;.th32ProcessID;</w:t>
+      </w:r>
+    </w:p>
+    <w:p>
+      <w:pPr>
+        <w:pStyle w:val="ListParagraph"/>
+        <w:numPr>
+          <w:ilvl w:val="0"/>
+          <w:numId w:val="4"/>
+        </w:numPr>
+        <w:rPr>
+          <w:lang w:val="en-US"/>
+        </w:rPr>
+      </w:pPr>
+      <w:r>
+        <w:rPr>
+          <w:lang w:val="en-US"/>
+        </w:rPr>
+        <w:t xml:space="preserve">&lt;Tên&gt; là 1 String, ví dụ </w:t>
+      </w:r>
+      <w:r>
+        <w:rPr>
+          <w:lang w:val="en-US"/>
+        </w:rPr>
+        <w:t>"foo.exe"</w:t>
+      </w:r>
+    </w:p>
+    <w:p>
+      <w:pPr>
+        <w:pStyle w:val="ListParagraph"/>
+        <w:numPr>
+          <w:ilvl w:val="0"/>
+          <w:numId w:val="4"/>
+        </w:numPr>
+        <w:rPr>
+          <w:lang w:val="en-US"/>
+        </w:rPr>
+      </w:pPr>
+      <w:r>
+        <w:rPr>
+          <w:lang w:val="en-US"/>
+        </w:rPr>
+        <w:t>&lt;ID&gt; là 1 số nguyên</w:t>
+      </w:r>
+    </w:p>
+    <w:p>
+      <w:pPr>
+        <w:rPr>
+          <w:lang w:val="en-US"/>
+        </w:rPr>
+      </w:pPr>
+    </w:p>
+    <w:p>
+      <w:pPr>
+        <w:rPr>
+          <w:lang w:val="en-US"/>
+        </w:rPr>
+      </w:pPr>
+      <w:r>
+        <w:rPr>
+          <w:lang w:val="en-US"/>
+        </w:rPr>
+        <w:t>String – Chuỗi:</w:t>
+      </w:r>
+    </w:p>
+    <w:p>
+      <w:pPr>
+        <w:pStyle w:val="ListParagraph"/>
+        <w:numPr>
+          <w:ilvl w:val="0"/>
+          <w:numId w:val="18"/>
+        </w:numPr>
+        <w:rPr>
+          <w:lang w:val="en-US"/>
+        </w:rPr>
+      </w:pPr>
+      <w:r>
+        <w:rPr>
+          <w:lang w:val="en-US"/>
+        </w:rPr>
         <w:t xml:space="preserve">Cách </w:t>
       </w:r>
       <w:r>
@@ -6337,25 +7867,52 @@
         <w:rPr>
           <w:lang w:val="en-US"/>
         </w:rPr>
-        <w:t>#include &lt;vector&gt;</w:t>
-      </w:r>
-    </w:p>
-    <w:p>
-      <w:pPr>
-        <w:pStyle w:val="ListParagraph"/>
-        <w:numPr>
-          <w:ilvl w:val="0"/>
-          <w:numId w:val="15"/>
-        </w:numPr>
-        <w:rPr>
-          <w:lang w:val="en-US"/>
-        </w:rPr>
-      </w:pPr>
-      <w:r>
-        <w:rPr>
-          <w:lang w:val="en-US"/>
-        </w:rPr>
-        <w:t>Bản chất?</w:t>
+        <w:t>#include &lt;string.h&gt;</w:t>
+      </w:r>
+    </w:p>
+    <w:p>
+      <w:pPr>
+        <w:pStyle w:val="ListParagraph"/>
+        <w:numPr>
+          <w:ilvl w:val="0"/>
+          <w:numId w:val="18"/>
+        </w:numPr>
+        <w:rPr>
+          <w:lang w:val="en-US"/>
+        </w:rPr>
+      </w:pPr>
+      <w:r>
+        <w:rPr>
+          <w:lang w:val="en-US"/>
+        </w:rPr>
+        <w:t xml:space="preserve">So </w:t>
+      </w:r>
+      <w:r>
+        <w:rPr>
+          <w:lang w:val="en-US"/>
+        </w:rPr>
+        <w:t>Sánh 2 Chuỗi?</w:t>
+      </w:r>
+    </w:p>
+    <w:p>
+      <w:pPr>
+        <w:pStyle w:val="ListParagraph"/>
+        <w:pBdr>
+          <w:top w:val="single" w:sz="4" w:space="1" w:color="auto"/>
+          <w:left w:val="single" w:sz="4" w:space="4" w:color="auto"/>
+          <w:bottom w:val="single" w:sz="4" w:space="1" w:color="auto"/>
+          <w:right w:val="single" w:sz="4" w:space="4" w:color="auto"/>
+        </w:pBdr>
+        <w:ind w:left="1080"/>
+        <w:rPr>
+          <w:lang w:val="en-US"/>
+        </w:rPr>
+      </w:pPr>
+      <w:r>
+        <w:rPr>
+          <w:lang w:val="en-US"/>
+        </w:rPr>
+        <w:t>&lt;Lớn Bé Bằng&gt; = strcmp(&lt;String 1&gt;, &lt;String 2&gt;);</w:t>
       </w:r>
     </w:p>
     <w:p>
@@ -6373,7 +7930,13 @@
         <w:rPr>
           <w:lang w:val="en-US"/>
         </w:rPr>
-        <w:t>Là 1 Pointer từ Stack đến mảng trong Heap</w:t>
+        <w:t xml:space="preserve">&lt;String 1&gt; và &lt;String 2&gt; là Char Pointer, chuỗi kí tự từ ô Pointer chĩa vào đến khi gặp </w:t>
+      </w:r>
+      <w:r>
+        <w:rPr>
+          <w:lang w:val="en-US"/>
+        </w:rPr>
+        <w:t>'\0'</w:t>
       </w:r>
     </w:p>
     <w:p>
@@ -6391,724 +7954,7 @@
         <w:rPr>
           <w:lang w:val="en-US"/>
         </w:rPr>
-        <w:t>Nó sẽ có 3 mốc, mốc dưới cùng</w:t>
-      </w:r>
-      <w:r>
-        <w:rPr>
-          <w:lang w:val="en-US"/>
-        </w:rPr>
-        <w:t xml:space="preserve"> A</w:t>
-      </w:r>
-      <w:r>
-        <w:rPr>
-          <w:lang w:val="en-US"/>
-        </w:rPr>
-        <w:t xml:space="preserve"> là vị trí đầu mảng, mốc ở giữa </w:t>
-      </w:r>
-      <w:r>
-        <w:rPr>
-          <w:lang w:val="en-US"/>
-        </w:rPr>
-        <w:t xml:space="preserve">B </w:t>
-      </w:r>
-      <w:r>
-        <w:rPr>
-          <w:lang w:val="en-US"/>
-        </w:rPr>
-        <w:t>là vị trí phần tử cuối cùng</w:t>
-      </w:r>
-      <w:r>
-        <w:rPr>
-          <w:lang w:val="en-US"/>
-        </w:rPr>
-        <w:t>, mốc trên cùng</w:t>
-      </w:r>
-      <w:r>
-        <w:rPr>
-          <w:lang w:val="en-US"/>
-        </w:rPr>
-        <w:t xml:space="preserve"> C</w:t>
-      </w:r>
-      <w:r>
-        <w:rPr>
-          <w:lang w:val="en-US"/>
-        </w:rPr>
-        <w:t xml:space="preserve"> là vị trí kết thúc mảng, khoảng giữa </w:t>
-      </w:r>
-      <w:r>
-        <w:rPr>
-          <w:lang w:val="en-US"/>
-        </w:rPr>
-        <w:t>A và C là Block</w:t>
-      </w:r>
-    </w:p>
-    <w:p>
-      <w:pPr>
-        <w:pStyle w:val="ListParagraph"/>
-        <w:numPr>
-          <w:ilvl w:val="0"/>
-          <w:numId w:val="4"/>
-        </w:numPr>
-        <w:rPr>
-          <w:lang w:val="en-US"/>
-        </w:rPr>
-      </w:pPr>
-      <w:r>
-        <w:rPr>
-          <w:lang w:val="en-US"/>
-        </w:rPr>
-        <w:t>Khi thay đổi 1 phần tử bất kì</w:t>
-      </w:r>
-      <w:r>
-        <w:rPr>
-          <w:lang w:val="en-US"/>
-        </w:rPr>
-        <w:t xml:space="preserve"> thông qua toán tử Subscript</w:t>
-      </w:r>
-      <w:r>
-        <w:rPr>
-          <w:lang w:val="en-US"/>
-        </w:rPr>
-        <w:t>, trong Block hoặc ngoài Block, thì các mốc không thay đổi</w:t>
-      </w:r>
-    </w:p>
-    <w:p>
-      <w:pPr>
-        <w:pStyle w:val="ListParagraph"/>
-        <w:numPr>
-          <w:ilvl w:val="0"/>
-          <w:numId w:val="4"/>
-        </w:numPr>
-        <w:rPr>
-          <w:lang w:val="en-US"/>
-        </w:rPr>
-      </w:pPr>
-      <w:r>
-        <w:rPr>
-          <w:lang w:val="en-US"/>
-        </w:rPr>
-        <w:t xml:space="preserve">Khi đẩy 1 phần tử vào </w:t>
-      </w:r>
-      <w:r>
-        <w:rPr>
-          <w:lang w:val="en-US"/>
-        </w:rPr>
-        <w:t xml:space="preserve">cuối </w:t>
-      </w:r>
-      <w:r>
-        <w:rPr>
-          <w:lang w:val="en-US"/>
-        </w:rPr>
-        <w:t xml:space="preserve">mảng, thì sẽ chèn ở vị trí kế sau B, nếu vị trí này vượt qua C, thì cấp phát lại bộ nhớ như lệnh realloc, </w:t>
-      </w:r>
-      <w:r>
-        <w:rPr>
-          <w:lang w:val="en-US"/>
-        </w:rPr>
-        <w:t>Copy toàn bộ phần tử của mảng vào mảng mới, mảng này có kích thước Block gấp đôi mảng cũ</w:t>
-      </w:r>
-      <w:r>
-        <w:rPr>
-          <w:lang w:val="en-US"/>
-        </w:rPr>
-        <w:t>, các phần tử chưa được xác định giá trị thì giá trị ngẫu nhiên, A, B, C cũng cập nhật, B thì sẽ nằm ở vị trí phần tử mới chèn vào</w:t>
-      </w:r>
-    </w:p>
-    <w:p>
-      <w:pPr>
-        <w:pStyle w:val="ListParagraph"/>
-        <w:numPr>
-          <w:ilvl w:val="0"/>
-          <w:numId w:val="4"/>
-        </w:numPr>
-        <w:rPr>
-          <w:lang w:val="en-US"/>
-        </w:rPr>
-      </w:pPr>
-      <w:r>
-        <w:rPr>
-          <w:lang w:val="en-US"/>
-        </w:rPr>
-        <w:t>Khi lặp qua Vector dùng lệnh For, thì nó sẽ lặp từ A tới B</w:t>
-      </w:r>
-    </w:p>
-    <w:p>
-      <w:pPr>
-        <w:pStyle w:val="ListParagraph"/>
-        <w:numPr>
-          <w:ilvl w:val="0"/>
-          <w:numId w:val="4"/>
-        </w:numPr>
-        <w:rPr>
-          <w:lang w:val="en-US"/>
-        </w:rPr>
-      </w:pPr>
-      <w:r>
-        <w:rPr>
-          <w:lang w:val="en-US"/>
-        </w:rPr>
-        <w:t>Khi chưa khởi tạo giá trị ban đầu, kích thước Block = 0, khi chèn phần tử đầu tiên, kích thước Block = 1, nếu có khởi tạo giá trị ban đầu, kích thước Block = số phần tử của mảng khởi tạo</w:t>
-      </w:r>
-    </w:p>
-    <w:p>
-      <w:pPr>
-        <w:pStyle w:val="ListParagraph"/>
-        <w:numPr>
-          <w:ilvl w:val="0"/>
-          <w:numId w:val="15"/>
-        </w:numPr>
-        <w:rPr>
-          <w:lang w:val="en-US"/>
-        </w:rPr>
-      </w:pPr>
-      <w:r>
-        <w:rPr>
-          <w:lang w:val="en-US"/>
-        </w:rPr>
-        <w:t>Tạo 1 Vector?</w:t>
-      </w:r>
-    </w:p>
-    <w:p>
-      <w:pPr>
-        <w:pStyle w:val="ListParagraph"/>
-        <w:pBdr>
-          <w:top w:val="single" w:sz="4" w:space="1" w:color="auto"/>
-          <w:left w:val="single" w:sz="4" w:space="4" w:color="auto"/>
-          <w:bottom w:val="single" w:sz="4" w:space="1" w:color="auto"/>
-          <w:right w:val="single" w:sz="4" w:space="4" w:color="auto"/>
-        </w:pBdr>
-        <w:ind w:left="1080"/>
-        <w:rPr>
-          <w:lang w:val="en-US"/>
-        </w:rPr>
-      </w:pPr>
-      <w:r>
-        <w:rPr>
-          <w:lang w:val="en-US"/>
-        </w:rPr>
-        <w:t>std::vector&lt;&lt;Kiểu Dữ Liệu&gt;&gt; &lt;Vector&gt; = &lt;Mảng&gt;;</w:t>
-      </w:r>
-    </w:p>
-    <w:p>
-      <w:pPr>
-        <w:pStyle w:val="ListParagraph"/>
-        <w:numPr>
-          <w:ilvl w:val="0"/>
-          <w:numId w:val="4"/>
-        </w:numPr>
-        <w:rPr>
-          <w:lang w:val="en-US"/>
-        </w:rPr>
-      </w:pPr>
-      <w:r>
-        <w:rPr>
-          <w:lang w:val="en-US"/>
-        </w:rPr>
-        <w:t>Ví dụ</w:t>
-      </w:r>
-    </w:p>
-    <w:p>
-      <w:pPr>
-        <w:pStyle w:val="ListParagraph"/>
-        <w:pBdr>
-          <w:top w:val="single" w:sz="4" w:space="1" w:color="auto"/>
-          <w:left w:val="single" w:sz="4" w:space="4" w:color="auto"/>
-          <w:bottom w:val="single" w:sz="4" w:space="1" w:color="auto"/>
-          <w:right w:val="single" w:sz="4" w:space="4" w:color="auto"/>
-        </w:pBdr>
-        <w:ind w:left="1080"/>
-        <w:rPr>
-          <w:lang w:val="en-US"/>
-        </w:rPr>
-      </w:pPr>
-      <w:r>
-        <w:rPr>
-          <w:lang w:val="en-US"/>
-        </w:rPr>
-        <w:t>std::vector&lt;int&gt; foo = {4, 5, 6, 7};</w:t>
-      </w:r>
-    </w:p>
-    <w:p>
-      <w:pPr>
-        <w:pStyle w:val="ListParagraph"/>
-        <w:numPr>
-          <w:ilvl w:val="0"/>
-          <w:numId w:val="15"/>
-        </w:numPr>
-        <w:rPr>
-          <w:lang w:val="en-US"/>
-        </w:rPr>
-      </w:pPr>
-      <w:r>
-        <w:rPr>
-          <w:lang w:val="en-US"/>
-        </w:rPr>
-        <w:t xml:space="preserve">Đẩy </w:t>
-      </w:r>
-      <w:r>
-        <w:rPr>
-          <w:lang w:val="en-US"/>
-        </w:rPr>
-        <w:t>1 Phần Tử Vào Cuối Vector?</w:t>
-      </w:r>
-    </w:p>
-    <w:p>
-      <w:pPr>
-        <w:pStyle w:val="ListParagraph"/>
-        <w:pBdr>
-          <w:top w:val="single" w:sz="4" w:space="1" w:color="auto"/>
-          <w:left w:val="single" w:sz="4" w:space="4" w:color="auto"/>
-          <w:bottom w:val="single" w:sz="4" w:space="1" w:color="auto"/>
-          <w:right w:val="single" w:sz="4" w:space="4" w:color="auto"/>
-        </w:pBdr>
-        <w:ind w:left="1080"/>
-        <w:rPr>
-          <w:lang w:val="en-US"/>
-        </w:rPr>
-      </w:pPr>
-      <w:r>
-        <w:rPr>
-          <w:lang w:val="en-US"/>
-        </w:rPr>
-        <w:t>&lt;Vector&gt;.push_back(&lt;Giá Trị Phần Tử&gt;);</w:t>
-      </w:r>
-    </w:p>
-    <w:p>
-      <w:pPr>
-        <w:rPr>
-          <w:lang w:val="en-US"/>
-        </w:rPr>
-      </w:pPr>
-    </w:p>
-    <w:p>
-      <w:pPr>
-        <w:rPr>
-          <w:lang w:val="en-US"/>
-        </w:rPr>
-      </w:pPr>
-      <w:r>
-        <w:rPr>
-          <w:lang w:val="en-US"/>
-        </w:rPr>
-        <w:t>Tool Help – Công Cụ Trợ Giúp:</w:t>
-      </w:r>
-    </w:p>
-    <w:p>
-      <w:pPr>
-        <w:pStyle w:val="ListParagraph"/>
-        <w:numPr>
-          <w:ilvl w:val="0"/>
-          <w:numId w:val="16"/>
-        </w:numPr>
-        <w:rPr>
-          <w:lang w:val="en-US"/>
-        </w:rPr>
-      </w:pPr>
-      <w:r>
-        <w:rPr>
-          <w:lang w:val="en-US"/>
-        </w:rPr>
-        <w:t>Cách Import?</w:t>
-      </w:r>
-    </w:p>
-    <w:p>
-      <w:pPr>
-        <w:pStyle w:val="ListParagraph"/>
-        <w:pBdr>
-          <w:top w:val="single" w:sz="4" w:space="1" w:color="auto"/>
-          <w:left w:val="single" w:sz="4" w:space="4" w:color="auto"/>
-          <w:bottom w:val="single" w:sz="4" w:space="1" w:color="auto"/>
-          <w:right w:val="single" w:sz="4" w:space="4" w:color="auto"/>
-        </w:pBdr>
-        <w:ind w:left="1080"/>
-        <w:rPr>
-          <w:lang w:val="en-US"/>
-        </w:rPr>
-      </w:pPr>
-      <w:r>
-        <w:rPr>
-          <w:lang w:val="en-US"/>
-        </w:rPr>
-        <w:t>#include &lt;tlhelp32.h&gt;</w:t>
-      </w:r>
-    </w:p>
-    <w:p>
-      <w:pPr>
-        <w:pStyle w:val="ListParagraph"/>
-        <w:numPr>
-          <w:ilvl w:val="0"/>
-          <w:numId w:val="16"/>
-        </w:numPr>
-        <w:rPr>
-          <w:lang w:val="en-US"/>
-        </w:rPr>
-      </w:pPr>
-      <w:r>
-        <w:rPr>
-          <w:lang w:val="en-US"/>
-        </w:rPr>
-        <w:t>Một Số Giá Trị Đặc Biệt?</w:t>
-      </w:r>
-    </w:p>
-    <w:p>
-      <w:pPr>
-        <w:pStyle w:val="ListParagraph"/>
-        <w:pBdr>
-          <w:top w:val="single" w:sz="4" w:space="1" w:color="auto"/>
-          <w:left w:val="single" w:sz="4" w:space="4" w:color="auto"/>
-          <w:bottom w:val="single" w:sz="4" w:space="1" w:color="auto"/>
-          <w:right w:val="single" w:sz="4" w:space="4" w:color="auto"/>
-        </w:pBdr>
-        <w:ind w:left="1080"/>
-        <w:rPr>
-          <w:lang w:val="en-US"/>
-        </w:rPr>
-      </w:pPr>
-      <w:r>
-        <w:rPr>
-          <w:lang w:val="en-US"/>
-        </w:rPr>
-        <w:t>TH32CS_SNAPPROCESS</w:t>
-      </w:r>
-      <w:r>
-        <w:rPr>
-          <w:lang w:val="en-US"/>
-        </w:rPr>
-        <w:t xml:space="preserve"> = 2</w:t>
-      </w:r>
-    </w:p>
-    <w:p>
-      <w:pPr>
-        <w:pStyle w:val="ListParagraph"/>
-        <w:numPr>
-          <w:ilvl w:val="0"/>
-          <w:numId w:val="16"/>
-        </w:numPr>
-        <w:rPr>
-          <w:lang w:val="en-US"/>
-        </w:rPr>
-      </w:pPr>
-      <w:r>
-        <w:rPr>
-          <w:lang w:val="en-US"/>
-        </w:rPr>
-        <w:t xml:space="preserve">Trả </w:t>
-      </w:r>
-      <w:r>
-        <w:rPr>
-          <w:lang w:val="en-US"/>
-        </w:rPr>
-        <w:t xml:space="preserve">Về </w:t>
-      </w:r>
-      <w:r>
-        <w:rPr>
-          <w:lang w:val="en-US"/>
-        </w:rPr>
-        <w:t xml:space="preserve">Snap Shot </w:t>
-      </w:r>
-      <w:r>
-        <w:rPr>
-          <w:lang w:val="en-US"/>
-        </w:rPr>
-        <w:t xml:space="preserve">Toàn Bộ </w:t>
-      </w:r>
-      <w:r>
-        <w:rPr>
-          <w:lang w:val="en-US"/>
-        </w:rPr>
-        <w:t xml:space="preserve">Process </w:t>
-      </w:r>
-      <w:r>
-        <w:rPr>
-          <w:lang w:val="en-US"/>
-        </w:rPr>
-        <w:t xml:space="preserve">Trong </w:t>
-      </w:r>
-      <w:r>
-        <w:rPr>
-          <w:lang w:val="en-US"/>
-        </w:rPr>
-        <w:t xml:space="preserve">RAM </w:t>
-      </w:r>
-      <w:r>
-        <w:rPr>
-          <w:lang w:val="en-US"/>
-        </w:rPr>
-        <w:t>Thời Điểm Hiện Tại?</w:t>
-      </w:r>
-    </w:p>
-    <w:p>
-      <w:pPr>
-        <w:pStyle w:val="ListParagraph"/>
-        <w:pBdr>
-          <w:top w:val="single" w:sz="4" w:space="1" w:color="auto"/>
-          <w:left w:val="single" w:sz="4" w:space="4" w:color="auto"/>
-          <w:bottom w:val="single" w:sz="4" w:space="1" w:color="auto"/>
-          <w:right w:val="single" w:sz="4" w:space="4" w:color="auto"/>
-        </w:pBdr>
-        <w:ind w:left="1080"/>
-        <w:rPr>
-          <w:lang w:val="en-US"/>
-        </w:rPr>
-      </w:pPr>
-      <w:r>
-        <w:rPr>
-          <w:lang w:val="en-US"/>
-        </w:rPr>
-        <w:t>v</w:t>
-      </w:r>
-      <w:r>
-        <w:rPr>
-          <w:lang w:val="en-US"/>
-        </w:rPr>
-        <w:t xml:space="preserve">oid* &lt;Snap Shot&gt; = </w:t>
-      </w:r>
-      <w:r>
-        <w:rPr>
-          <w:lang w:val="en-US"/>
-        </w:rPr>
-        <w:t>CreateToolhelp32Snapshot(2, 0)</w:t>
-      </w:r>
-      <w:r>
-        <w:rPr>
-          <w:lang w:val="en-US"/>
-        </w:rPr>
-        <w:t>;</w:t>
-      </w:r>
-    </w:p>
-    <w:p>
-      <w:pPr>
-        <w:pStyle w:val="ListParagraph"/>
-        <w:numPr>
-          <w:ilvl w:val="0"/>
-          <w:numId w:val="4"/>
-        </w:numPr>
-        <w:rPr>
-          <w:lang w:val="en-US"/>
-        </w:rPr>
-      </w:pPr>
-      <w:r>
-        <w:rPr>
-          <w:lang w:val="en-US"/>
-        </w:rPr>
-        <w:t>Ảnh của toàn bộ Process trong RAM sẽ được chụp, sau đó ảnh này sẽ được &lt;Snap Shot&gt; chĩa vào, do đó sau khi sử dụng xong &lt;Snap Shot&gt; thì nên đóng nó lại = CloseHandle hoặc để chương trình tự động khi kết thúc, tránh để tài nguyên ứ đọng</w:t>
-      </w:r>
-    </w:p>
-    <w:p>
-      <w:pPr>
-        <w:pStyle w:val="ListParagraph"/>
-        <w:numPr>
-          <w:ilvl w:val="0"/>
-          <w:numId w:val="4"/>
-        </w:numPr>
-        <w:rPr>
-          <w:lang w:val="en-US"/>
-        </w:rPr>
-      </w:pPr>
-      <w:r>
-        <w:rPr>
-          <w:lang w:val="en-US"/>
-        </w:rPr>
-        <w:t xml:space="preserve">&lt;Snap Shot&gt; có 1 mốc, vị trí ban đầu nằm </w:t>
-      </w:r>
-      <w:r>
-        <w:rPr>
-          <w:lang w:val="en-US"/>
-        </w:rPr>
-        <w:t>ngay trước</w:t>
-      </w:r>
-      <w:r>
-        <w:rPr>
-          <w:lang w:val="en-US"/>
-        </w:rPr>
-        <w:t xml:space="preserve"> Process đầu tiên</w:t>
-      </w:r>
-    </w:p>
-    <w:p>
-      <w:pPr>
-        <w:pStyle w:val="ListParagraph"/>
-        <w:numPr>
-          <w:ilvl w:val="0"/>
-          <w:numId w:val="16"/>
-        </w:numPr>
-        <w:rPr>
-          <w:lang w:val="en-US"/>
-        </w:rPr>
-      </w:pPr>
-      <w:r>
-        <w:rPr>
-          <w:lang w:val="en-US"/>
-        </w:rPr>
-        <w:t>Tạo Process Entry Dùng Để Chứa 1 Process Nào Đó?</w:t>
-      </w:r>
-    </w:p>
-    <w:p>
-      <w:pPr>
-        <w:pStyle w:val="ListParagraph"/>
-        <w:pBdr>
-          <w:top w:val="single" w:sz="4" w:space="1" w:color="auto"/>
-          <w:left w:val="single" w:sz="4" w:space="4" w:color="auto"/>
-          <w:bottom w:val="single" w:sz="4" w:space="1" w:color="auto"/>
-          <w:right w:val="single" w:sz="4" w:space="4" w:color="auto"/>
-        </w:pBdr>
-        <w:ind w:left="1080"/>
-        <w:rPr>
-          <w:lang w:val="en-US"/>
-        </w:rPr>
-      </w:pPr>
-      <w:r>
-        <w:rPr>
-          <w:lang w:val="en-US"/>
-        </w:rPr>
-        <w:lastRenderedPageBreak/>
-        <w:t>PROCESSENTRY &lt;Process Entry&gt;;</w:t>
-      </w:r>
-    </w:p>
-    <w:p>
-      <w:pPr>
-        <w:pStyle w:val="ListParagraph"/>
-        <w:numPr>
-          <w:ilvl w:val="0"/>
-          <w:numId w:val="16"/>
-        </w:numPr>
-        <w:rPr>
-          <w:lang w:val="en-US"/>
-        </w:rPr>
-      </w:pPr>
-      <w:r>
-        <w:rPr>
-          <w:lang w:val="en-US"/>
-        </w:rPr>
-        <w:t>Đưa Mốc Của Snap Shot Tới Process Kế Tiếp Và Gán Process Đó Cho Process Entry?</w:t>
-      </w:r>
-    </w:p>
-    <w:p>
-      <w:pPr>
-        <w:pStyle w:val="ListParagraph"/>
-        <w:pBdr>
-          <w:top w:val="single" w:sz="4" w:space="1" w:color="auto"/>
-          <w:left w:val="single" w:sz="4" w:space="4" w:color="auto"/>
-          <w:bottom w:val="single" w:sz="4" w:space="1" w:color="auto"/>
-          <w:right w:val="single" w:sz="4" w:space="4" w:color="auto"/>
-        </w:pBdr>
-        <w:ind w:left="1080"/>
-        <w:rPr>
-          <w:lang w:val="en-US"/>
-        </w:rPr>
-      </w:pPr>
-      <w:r>
-        <w:rPr>
-          <w:lang w:val="en-US"/>
-        </w:rPr>
-        <w:t>Process32Next(</w:t>
-      </w:r>
-      <w:r>
-        <w:rPr>
-          <w:lang w:val="en-US"/>
-        </w:rPr>
-        <w:t>&lt;Snap Shot&gt;, &amp;&lt;Process Entry&gt;);</w:t>
-      </w:r>
-    </w:p>
-    <w:p>
-      <w:pPr>
-        <w:pStyle w:val="ListParagraph"/>
-        <w:numPr>
-          <w:ilvl w:val="0"/>
-          <w:numId w:val="16"/>
-        </w:numPr>
-        <w:rPr>
-          <w:lang w:val="en-US"/>
-        </w:rPr>
-      </w:pPr>
-      <w:r>
-        <w:rPr>
-          <w:lang w:val="en-US"/>
-        </w:rPr>
-        <w:t>Trả Về Process Đầu Tiên Của Snap Shot Đéo Quan Tâm Mốc?</w:t>
-      </w:r>
-    </w:p>
-    <w:p>
-      <w:pPr>
-        <w:pStyle w:val="ListParagraph"/>
-        <w:pBdr>
-          <w:top w:val="single" w:sz="4" w:space="1" w:color="auto"/>
-          <w:left w:val="single" w:sz="4" w:space="4" w:color="auto"/>
-          <w:bottom w:val="single" w:sz="4" w:space="1" w:color="auto"/>
-          <w:right w:val="single" w:sz="4" w:space="4" w:color="auto"/>
-        </w:pBdr>
-        <w:ind w:left="1080"/>
-        <w:rPr>
-          <w:lang w:val="en-US"/>
-        </w:rPr>
-      </w:pPr>
-      <w:r>
-        <w:rPr>
-          <w:lang w:val="en-US"/>
-        </w:rPr>
-        <w:t>Process32First(&lt;Snap Shot&gt;, &amp;&lt;Process Entry&gt;);</w:t>
-      </w:r>
-    </w:p>
-    <w:p>
-      <w:pPr>
-        <w:pStyle w:val="ListParagraph"/>
-        <w:numPr>
-          <w:ilvl w:val="0"/>
-          <w:numId w:val="16"/>
-        </w:numPr>
-        <w:rPr>
-          <w:lang w:val="en-US"/>
-        </w:rPr>
-      </w:pPr>
-      <w:r>
-        <w:rPr>
-          <w:lang w:val="en-US"/>
-        </w:rPr>
-        <w:t>Trả Về Tên Của Process Chứa Trong Process Entry?</w:t>
-      </w:r>
-    </w:p>
-    <w:p>
-      <w:pPr>
-        <w:pStyle w:val="ListParagraph"/>
-        <w:pBdr>
-          <w:top w:val="single" w:sz="4" w:space="1" w:color="auto"/>
-          <w:left w:val="single" w:sz="4" w:space="4" w:color="auto"/>
-          <w:bottom w:val="single" w:sz="4" w:space="1" w:color="auto"/>
-          <w:right w:val="single" w:sz="4" w:space="4" w:color="auto"/>
-        </w:pBdr>
-        <w:ind w:left="1080"/>
-        <w:rPr>
-          <w:lang w:val="en-US"/>
-        </w:rPr>
-      </w:pPr>
-      <w:r>
-        <w:rPr>
-          <w:lang w:val="en-US"/>
-        </w:rPr>
-        <w:t>&lt;Tên&gt; = &lt;Process Entry&gt;.szExeFile;</w:t>
-      </w:r>
-    </w:p>
-    <w:p>
-      <w:pPr>
-        <w:pStyle w:val="ListParagraph"/>
-        <w:numPr>
-          <w:ilvl w:val="0"/>
-          <w:numId w:val="4"/>
-        </w:numPr>
-        <w:rPr>
-          <w:lang w:val="en-US"/>
-        </w:rPr>
-      </w:pPr>
-      <w:r>
-        <w:rPr>
-          <w:lang w:val="en-US"/>
-        </w:rPr>
-        <w:t xml:space="preserve">&lt;Tên&gt; là 1 String, ví dụ </w:t>
-      </w:r>
-      <w:r>
-        <w:rPr>
-          <w:lang w:val="en-US"/>
-        </w:rPr>
-        <w:t>"foo.exe"</w:t>
+        <w:t>&lt;Lớn Bé Bằng&gt; = 1 khi &lt;String 1&gt; lớn hơn &lt;String 2&gt;, = –1 khi bé hơn, = 0 khi bằng nhau</w:t>
       </w:r>
     </w:p>
     <w:sectPr>
@@ -7641,6 +8487,95 @@
     </w:lvl>
   </w:abstractNum>
   <w:abstractNum w:abstractNumId="5" w15:restartNumberingAfterBreak="0">
+    <w:nsid w:val="38DC0EA0"/>
+    <w:multiLevelType w:val="hybridMultilevel"/>
+    <w:tmpl w:val="EB0A7020"/>
+    <w:lvl w:ilvl="0" w:tplc="300A7B70">
+      <w:start w:val="1"/>
+      <w:numFmt w:val="decimal"/>
+      <w:lvlText w:val="%1."/>
+      <w:lvlJc w:val="left"/>
+      <w:pPr>
+        <w:ind w:left="1080" w:hanging="360"/>
+      </w:pPr>
+      <w:rPr>
+        <w:rFonts w:hint="default"/>
+      </w:rPr>
+    </w:lvl>
+    <w:lvl w:ilvl="1" w:tplc="04090019" w:tentative="1">
+      <w:start w:val="1"/>
+      <w:numFmt w:val="lowerLetter"/>
+      <w:lvlText w:val="%2."/>
+      <w:lvlJc w:val="left"/>
+      <w:pPr>
+        <w:ind w:left="1800" w:hanging="360"/>
+      </w:pPr>
+    </w:lvl>
+    <w:lvl w:ilvl="2" w:tplc="0409001B" w:tentative="1">
+      <w:start w:val="1"/>
+      <w:numFmt w:val="lowerRoman"/>
+      <w:lvlText w:val="%3."/>
+      <w:lvlJc w:val="right"/>
+      <w:pPr>
+        <w:ind w:left="2520" w:hanging="180"/>
+      </w:pPr>
+    </w:lvl>
+    <w:lvl w:ilvl="3" w:tplc="0409000F" w:tentative="1">
+      <w:start w:val="1"/>
+      <w:numFmt w:val="decimal"/>
+      <w:lvlText w:val="%4."/>
+      <w:lvlJc w:val="left"/>
+      <w:pPr>
+        <w:ind w:left="3240" w:hanging="360"/>
+      </w:pPr>
+    </w:lvl>
+    <w:lvl w:ilvl="4" w:tplc="04090019" w:tentative="1">
+      <w:start w:val="1"/>
+      <w:numFmt w:val="lowerLetter"/>
+      <w:lvlText w:val="%5."/>
+      <w:lvlJc w:val="left"/>
+      <w:pPr>
+        <w:ind w:left="3960" w:hanging="360"/>
+      </w:pPr>
+    </w:lvl>
+    <w:lvl w:ilvl="5" w:tplc="0409001B" w:tentative="1">
+      <w:start w:val="1"/>
+      <w:numFmt w:val="lowerRoman"/>
+      <w:lvlText w:val="%6."/>
+      <w:lvlJc w:val="right"/>
+      <w:pPr>
+        <w:ind w:left="4680" w:hanging="180"/>
+      </w:pPr>
+    </w:lvl>
+    <w:lvl w:ilvl="6" w:tplc="0409000F" w:tentative="1">
+      <w:start w:val="1"/>
+      <w:numFmt w:val="decimal"/>
+      <w:lvlText w:val="%7."/>
+      <w:lvlJc w:val="left"/>
+      <w:pPr>
+        <w:ind w:left="5400" w:hanging="360"/>
+      </w:pPr>
+    </w:lvl>
+    <w:lvl w:ilvl="7" w:tplc="04090019" w:tentative="1">
+      <w:start w:val="1"/>
+      <w:numFmt w:val="lowerLetter"/>
+      <w:lvlText w:val="%8."/>
+      <w:lvlJc w:val="left"/>
+      <w:pPr>
+        <w:ind w:left="6120" w:hanging="360"/>
+      </w:pPr>
+    </w:lvl>
+    <w:lvl w:ilvl="8" w:tplc="0409001B" w:tentative="1">
+      <w:start w:val="1"/>
+      <w:numFmt w:val="lowerRoman"/>
+      <w:lvlText w:val="%9."/>
+      <w:lvlJc w:val="right"/>
+      <w:pPr>
+        <w:ind w:left="6840" w:hanging="180"/>
+      </w:pPr>
+    </w:lvl>
+  </w:abstractNum>
+  <w:abstractNum w:abstractNumId="6" w15:restartNumberingAfterBreak="0">
     <w:nsid w:val="38ED2712"/>
     <w:multiLevelType w:val="hybridMultilevel"/>
     <w:tmpl w:val="5C689A9C"/>
@@ -7729,7 +8664,7 @@
       </w:pPr>
     </w:lvl>
   </w:abstractNum>
-  <w:abstractNum w:abstractNumId="6" w15:restartNumberingAfterBreak="0">
+  <w:abstractNum w:abstractNumId="7" w15:restartNumberingAfterBreak="0">
     <w:nsid w:val="39D00E08"/>
     <w:multiLevelType w:val="hybridMultilevel"/>
     <w:tmpl w:val="9E304298"/>
@@ -7818,7 +8753,7 @@
       </w:pPr>
     </w:lvl>
   </w:abstractNum>
-  <w:abstractNum w:abstractNumId="7" w15:restartNumberingAfterBreak="0">
+  <w:abstractNum w:abstractNumId="8" w15:restartNumberingAfterBreak="0">
     <w:nsid w:val="3CDF7F9F"/>
     <w:multiLevelType w:val="hybridMultilevel"/>
     <w:tmpl w:val="05526CEC"/>
@@ -7907,7 +8842,7 @@
       </w:pPr>
     </w:lvl>
   </w:abstractNum>
-  <w:abstractNum w:abstractNumId="8" w15:restartNumberingAfterBreak="0">
+  <w:abstractNum w:abstractNumId="9" w15:restartNumberingAfterBreak="0">
     <w:nsid w:val="46FE3BF1"/>
     <w:multiLevelType w:val="hybridMultilevel"/>
     <w:tmpl w:val="E9CA754E"/>
@@ -7996,7 +8931,7 @@
       </w:pPr>
     </w:lvl>
   </w:abstractNum>
-  <w:abstractNum w:abstractNumId="9" w15:restartNumberingAfterBreak="0">
+  <w:abstractNum w:abstractNumId="10" w15:restartNumberingAfterBreak="0">
     <w:nsid w:val="5C027852"/>
     <w:multiLevelType w:val="hybridMultilevel"/>
     <w:tmpl w:val="6F86C1A8"/>
@@ -8085,7 +9020,7 @@
       </w:pPr>
     </w:lvl>
   </w:abstractNum>
-  <w:abstractNum w:abstractNumId="10" w15:restartNumberingAfterBreak="0">
+  <w:abstractNum w:abstractNumId="11" w15:restartNumberingAfterBreak="0">
     <w:nsid w:val="5CB42FEA"/>
     <w:multiLevelType w:val="hybridMultilevel"/>
     <w:tmpl w:val="9F62F2E4"/>
@@ -8174,7 +9109,7 @@
       </w:pPr>
     </w:lvl>
   </w:abstractNum>
-  <w:abstractNum w:abstractNumId="11" w15:restartNumberingAfterBreak="0">
+  <w:abstractNum w:abstractNumId="12" w15:restartNumberingAfterBreak="0">
     <w:nsid w:val="5EA818A3"/>
     <w:multiLevelType w:val="hybridMultilevel"/>
     <w:tmpl w:val="3E9671B8"/>
@@ -8263,7 +9198,7 @@
       </w:pPr>
     </w:lvl>
   </w:abstractNum>
-  <w:abstractNum w:abstractNumId="12" w15:restartNumberingAfterBreak="0">
+  <w:abstractNum w:abstractNumId="13" w15:restartNumberingAfterBreak="0">
     <w:nsid w:val="62F636E2"/>
     <w:multiLevelType w:val="hybridMultilevel"/>
     <w:tmpl w:val="2F92516E"/>
@@ -8352,7 +9287,7 @@
       </w:pPr>
     </w:lvl>
   </w:abstractNum>
-  <w:abstractNum w:abstractNumId="13" w15:restartNumberingAfterBreak="0">
+  <w:abstractNum w:abstractNumId="14" w15:restartNumberingAfterBreak="0">
     <w:nsid w:val="7A8045EA"/>
     <w:multiLevelType w:val="hybridMultilevel"/>
     <w:tmpl w:val="5E428394"/>
@@ -8465,7 +9400,7 @@
       </w:rPr>
     </w:lvl>
   </w:abstractNum>
-  <w:abstractNum w:abstractNumId="14" w15:restartNumberingAfterBreak="0">
+  <w:abstractNum w:abstractNumId="15" w15:restartNumberingAfterBreak="0">
     <w:nsid w:val="7B832453"/>
     <w:multiLevelType w:val="hybridMultilevel"/>
     <w:tmpl w:val="6816AFF0"/>
@@ -8554,7 +9489,7 @@
       </w:pPr>
     </w:lvl>
   </w:abstractNum>
-  <w:abstractNum w:abstractNumId="15" w15:restartNumberingAfterBreak="0">
+  <w:abstractNum w:abstractNumId="16" w15:restartNumberingAfterBreak="0">
     <w:nsid w:val="7F0A7CB8"/>
     <w:multiLevelType w:val="hybridMultilevel"/>
     <w:tmpl w:val="89BA0D6E"/>
@@ -8667,7 +9602,7 @@
       </w:rPr>
     </w:lvl>
   </w:abstractNum>
-  <w:abstractNum w:abstractNumId="16" w15:restartNumberingAfterBreak="0">
+  <w:abstractNum w:abstractNumId="17" w15:restartNumberingAfterBreak="0">
     <w:nsid w:val="7F6D46C1"/>
     <w:multiLevelType w:val="hybridMultilevel"/>
     <w:tmpl w:val="58C039B0"/>
@@ -8757,28 +9692,28 @@
     </w:lvl>
   </w:abstractNum>
   <w:num w:numId="1" w16cid:durableId="627467736">
-    <w:abstractNumId w:val="11"/>
+    <w:abstractNumId w:val="12"/>
   </w:num>
   <w:num w:numId="2" w16cid:durableId="73481840">
-    <w:abstractNumId w:val="13"/>
+    <w:abstractNumId w:val="14"/>
   </w:num>
   <w:num w:numId="3" w16cid:durableId="645353059">
-    <w:abstractNumId w:val="6"/>
+    <w:abstractNumId w:val="7"/>
   </w:num>
   <w:num w:numId="4" w16cid:durableId="2145729938">
     <w:abstractNumId w:val="4"/>
   </w:num>
   <w:num w:numId="5" w16cid:durableId="1021660885">
-    <w:abstractNumId w:val="9"/>
+    <w:abstractNumId w:val="10"/>
   </w:num>
   <w:num w:numId="6" w16cid:durableId="361513436">
     <w:abstractNumId w:val="0"/>
   </w:num>
   <w:num w:numId="7" w16cid:durableId="524288934">
-    <w:abstractNumId w:val="15"/>
+    <w:abstractNumId w:val="16"/>
   </w:num>
   <w:num w:numId="8" w16cid:durableId="1393502788">
-    <w:abstractNumId w:val="12"/>
+    <w:abstractNumId w:val="13"/>
   </w:num>
   <w:num w:numId="9" w16cid:durableId="54277698">
     <w:abstractNumId w:val="1"/>
@@ -8790,22 +9725,25 @@
     <w:abstractNumId w:val="3"/>
   </w:num>
   <w:num w:numId="12" w16cid:durableId="542670572">
-    <w:abstractNumId w:val="5"/>
+    <w:abstractNumId w:val="6"/>
   </w:num>
   <w:num w:numId="13" w16cid:durableId="1372222459">
-    <w:abstractNumId w:val="16"/>
+    <w:abstractNumId w:val="17"/>
   </w:num>
   <w:num w:numId="14" w16cid:durableId="1099332396">
-    <w:abstractNumId w:val="7"/>
+    <w:abstractNumId w:val="8"/>
   </w:num>
   <w:num w:numId="15" w16cid:durableId="1879587462">
-    <w:abstractNumId w:val="8"/>
+    <w:abstractNumId w:val="9"/>
   </w:num>
   <w:num w:numId="16" w16cid:durableId="368459668">
-    <w:abstractNumId w:val="10"/>
+    <w:abstractNumId w:val="11"/>
   </w:num>
   <w:num w:numId="17" w16cid:durableId="1431387772">
-    <w:abstractNumId w:val="14"/>
+    <w:abstractNumId w:val="15"/>
+  </w:num>
+  <w:num w:numId="18" w16cid:durableId="1430662911">
+    <w:abstractNumId w:val="5"/>
   </w:num>
 </w:numbering>
 </file>
